--- a/docs/REPORT.docx
+++ b/docs/REPORT.docx
@@ -7,7 +7,7 @@
         <w:pStyle w:val="Title"/>
       </w:pPr>
       <w:r>
-        <w:t xml:space="preserve">Self-Hosted Geocoding for Maine</w:t>
+        <w:t xml:space="preserve">pgeo: a geocoder inside PostgreSQL</w:t>
       </w:r>
     </w:p>
     <w:p>
@@ -15,7 +15,7 @@
         <w:pStyle w:val="Subtitle"/>
       </w:pPr>
       <w:r>
-        <w:t xml:space="preserve">Pelias and a PostgreSQL/PostGIS geocoder (pgeo): design, tuning, accuracy and capacity</w:t>
+        <w:t xml:space="preserve">Design, tuning, accuracy, capacity and security, measured against Pelias on open data for the State of Maine</w:t>
       </w:r>
     </w:p>
     <w:p>
@@ -23,7 +23,7 @@
         <w:pStyle w:val="Author"/>
       </w:pPr>
       <w:r>
-        <w:t xml:space="preserve">pelias_maine project</w:t>
+        <w:t xml:space="preserve">John Zastrow</w:t>
       </w:r>
     </w:p>
     <w:sdt>
@@ -52,13 +52,13 @@
         </w:p>
       </w:sdtContent>
     </w:sdt>
-    <w:bookmarkStart w:id="118" w:name="self-hosted-geocoding-for-maine"/>
+    <w:bookmarkStart w:id="12" w:name="executive-summary"/>
     <w:p>
       <w:pPr>
-        <w:pStyle w:val="Heading1"/>
+        <w:pStyle w:val="Heading2"/>
       </w:pPr>
       <w:r>
-        <w:t xml:space="preserve">Self-Hosted Geocoding for Maine</w:t>
+        <w:t xml:space="preserve">Executive summary</w:t>
       </w:r>
     </w:p>
     <w:p>
@@ -66,11 +66,69 @@
         <w:pStyle w:val="FirstParagraph"/>
       </w:pPr>
       <w:r>
+        <w:t xml:space="preserve">This study built and compared two self-hosted geocoders for the State of Maine on the same</w:t>
+      </w:r>
+      <w:r>
+        <w:t xml:space="preserve"> </w:t>
+      </w:r>
+      <w:r>
+        <w:t xml:space="preserve">open data:</w:t>
+      </w:r>
+      <w:r>
+        <w:t xml:space="preserve"> </w:t>
+      </w:r>
+      <w:r>
         <w:rPr>
           <w:b/>
           <w:bCs/>
         </w:rPr>
-        <w:t xml:space="preserve">Pelias and a PostgreSQL/PostGIS geocoder (pgeo): design, tuning, accuracy and capacity</w:t>
+        <w:t xml:space="preserve">Pelias</w:t>
+      </w:r>
+      <w:r>
+        <w:t xml:space="preserve">, the established open-source geocoder (Elasticsearch plus five Node.js and</w:t>
+      </w:r>
+      <w:r>
+        <w:t xml:space="preserve"> </w:t>
+      </w:r>
+      <w:r>
+        <w:t xml:space="preserve">C++ services), and</w:t>
+      </w:r>
+      <w:r>
+        <w:t xml:space="preserve"> </w:t>
+      </w:r>
+      <w:r>
+        <w:rPr>
+          <w:b/>
+          <w:bCs/>
+        </w:rPr>
+        <w:t xml:space="preserve">pgeo</w:t>
+      </w:r>
+      <w:r>
+        <w:t xml:space="preserve">, a geocoder written for this project that runs entirely inside</w:t>
+      </w:r>
+      <w:r>
+        <w:t xml:space="preserve"> </w:t>
+      </w:r>
+      <w:r>
+        <w:t xml:space="preserve">PostgreSQL 18 with PostGIS, served either by a thin FastAPI application or, with no application</w:t>
+      </w:r>
+      <w:r>
+        <w:t xml:space="preserve"> </w:t>
+      </w:r>
+      <w:r>
+        <w:t xml:space="preserve">code at all, by PostgREST (</w:t>
+      </w:r>
+      <w:r>
+        <w:t xml:space="preserve">“pure SQL”</w:t>
+      </w:r>
+      <w:r>
+        <w:t xml:space="preserve">). Pelias served as the reference and as the test oracle</w:t>
+      </w:r>
+      <w:r>
+        <w:t xml:space="preserve"> </w:t>
+      </w:r>
+      <w:r>
+        <w:t xml:space="preserve">for pgeo’s API.</w:t>
       </w:r>
     </w:p>
     <w:p>
@@ -78,100 +136,23 @@
         <w:pStyle w:val="BodyText"/>
       </w:pPr>
       <w:r>
-        <w:t xml:space="preserve">Project version 0.12.2 (pgeo 0.7.0) · built 2026-09-20 from commit</w:t>
-      </w:r>
-      <w:r>
-        <w:t xml:space="preserve"> </w:t>
-      </w:r>
-      <w:r>
-        <w:rPr>
-          <w:rStyle w:val="VerbatimChar"/>
-        </w:rPr>
-        <w:t xml:space="preserve">9e09a0f (with uncommitted changes)</w:t>
-      </w:r>
-      <w:r>
-        <w:t xml:space="preserve"> </w:t>
-      </w:r>
-      <w:r>
-        <w:t xml:space="preserve">· data snapshot 2026-09-19 · load-test runs 20260918-1834, 20260918-2051, 20260919-0718, 20260919-1135-pgeo, 20260919-1543-pgeo.</w:t>
-      </w:r>
-      <w:r>
-        <w:t xml:space="preserve"> </w:t>
-      </w:r>
-      <w:r>
-        <w:t xml:space="preserve">Generated by</w:t>
-      </w:r>
-      <w:r>
-        <w:t xml:space="preserve"> </w:t>
-      </w:r>
-      <w:r>
-        <w:rPr>
-          <w:rStyle w:val="VerbatimChar"/>
-        </w:rPr>
-        <w:t xml:space="preserve">scripts/build_report.sh</w:t>
-      </w:r>
-      <w:r>
-        <w:t xml:space="preserve">; every number, table and chart in this report is computed from the</w:t>
-      </w:r>
-      <w:r>
-        <w:t xml:space="preserve"> </w:t>
-      </w:r>
-      <w:r>
-        <w:t xml:space="preserve">saved results listed in</w:t>
-      </w:r>
-      <w:r>
-        <w:t xml:space="preserve"> </w:t>
-      </w:r>
-      <w:r>
-        <w:rPr>
-          <w:rStyle w:val="VerbatimChar"/>
-        </w:rPr>
-        <w:t xml:space="preserve">report/inputs.toml</w:t>
-      </w:r>
-      <w:r>
-        <w:t xml:space="preserve">.</w:t>
-      </w:r>
-    </w:p>
-    <w:bookmarkStart w:id="12" w:name="executive-summary"/>
-    <w:p>
-      <w:pPr>
-        <w:pStyle w:val="Heading2"/>
-      </w:pPr>
-      <w:r>
-        <w:t xml:space="preserve">Executive summary</w:t>
-      </w:r>
-    </w:p>
-    <w:p>
-      <w:pPr>
-        <w:pStyle w:val="FirstParagraph"/>
-      </w:pPr>
-      <w:r>
-        <w:t xml:space="preserve">This study built and compared two self-hosted geocoders for the State of Maine on the same</w:t>
-      </w:r>
-      <w:r>
-        <w:t xml:space="preserve"> </w:t>
-      </w:r>
-      <w:r>
-        <w:t xml:space="preserve">open data:</w:t>
-      </w:r>
-      <w:r>
-        <w:t xml:space="preserve"> </w:t>
-      </w:r>
-      <w:r>
         <w:rPr>
           <w:b/>
           <w:bCs/>
         </w:rPr>
-        <w:t xml:space="preserve">Pelias</w:t>
-      </w:r>
-      <w:r>
-        <w:t xml:space="preserve">, the established open-source geocoder (Elasticsearch plus five Node.js and</w:t>
-      </w:r>
-      <w:r>
-        <w:t xml:space="preserve"> </w:t>
-      </w:r>
-      <w:r>
-        <w:t xml:space="preserve">C++ services), and</w:t>
+        <w:t xml:space="preserve">Accuracy.</w:t>
+      </w:r>
+      <w:r>
+        <w:t xml:space="preserve"> </w:t>
+      </w:r>
+      <w:r>
+        <w:t xml:space="preserve">On 1,560 engine-independent test cases whose answers come from the</w:t>
+      </w:r>
+      <w:r>
+        <w:t xml:space="preserve"> </w:t>
+      </w:r>
+      <w:r>
+        <w:t xml:space="preserve">source data, pgeo answers</w:t>
       </w:r>
       <w:r>
         <w:t xml:space="preserve"> </w:t>
@@ -181,34 +162,65 @@
           <w:b/>
           <w:bCs/>
         </w:rPr>
-        <w:t xml:space="preserve">pgeo</w:t>
-      </w:r>
-      <w:r>
-        <w:t xml:space="preserve">, a geocoder written for this project that runs entirely inside</w:t>
-      </w:r>
-      <w:r>
-        <w:t xml:space="preserve"> </w:t>
-      </w:r>
-      <w:r>
-        <w:t xml:space="preserve">PostgreSQL 18 with PostGIS, served either by a thin FastAPI application or, with no application</w:t>
-      </w:r>
-      <w:r>
-        <w:t xml:space="preserve"> </w:t>
-      </w:r>
-      <w:r>
-        <w:t xml:space="preserve">code at all, by PostgREST (</w:t>
-      </w:r>
-      <w:r>
-        <w:t xml:space="preserve">“pure SQL”</w:t>
-      </w:r>
-      <w:r>
-        <w:t xml:space="preserve">). Pelias served as the reference and as the test oracle</w:t>
-      </w:r>
-      <w:r>
-        <w:t xml:space="preserve"> </w:t>
-      </w:r>
-      <w:r>
-        <w:t xml:space="preserve">for pgeo’s API.</w:t>
+        <w:t xml:space="preserve">95.8%</w:t>
+      </w:r>
+      <w:r>
+        <w:t xml:space="preserve"> </w:t>
+      </w:r>
+      <w:r>
+        <w:t xml:space="preserve">correctly against</w:t>
+      </w:r>
+      <w:r>
+        <w:t xml:space="preserve"> </w:t>
+      </w:r>
+      <w:r>
+        <w:rPr>
+          <w:b/>
+          <w:bCs/>
+        </w:rPr>
+        <w:t xml:space="preserve">75.5%</w:t>
+      </w:r>
+      <w:r>
+        <w:t xml:space="preserve"> </w:t>
+      </w:r>
+      <w:r>
+        <w:t xml:space="preserve">for Pelias. The gap is largest where people make mistakes: queries with typos</w:t>
+      </w:r>
+      <w:r>
+        <w:t xml:space="preserve"> </w:t>
+      </w:r>
+      <w:r>
+        <w:t xml:space="preserve">(87% vs 30%), places that do not exist</w:t>
+      </w:r>
+      <w:r>
+        <w:t xml:space="preserve"> </w:t>
+      </w:r>
+      <w:r>
+        <w:t xml:space="preserve">(95% vs 41% handled correctly), lakes and summits</w:t>
+      </w:r>
+      <w:r>
+        <w:t xml:space="preserve"> </w:t>
+      </w:r>
+      <w:r>
+        <w:t xml:space="preserve">(95% vs 41%) and venues</w:t>
+      </w:r>
+      <w:r>
+        <w:t xml:space="preserve"> </w:t>
+      </w:r>
+      <w:r>
+        <w:t xml:space="preserve">(94% vs 68%). Under progressive</w:t>
+      </w:r>
+      <w:r>
+        <w:t xml:space="preserve"> </w:t>
+      </w:r>
+      <w:r>
+        <w:t xml:space="preserve">corruption of 300 base queries, pgeo still answers 75% with two</w:t>
+      </w:r>
+      <w:r>
+        <w:t xml:space="preserve"> </w:t>
+      </w:r>
+      <w:r>
+        <w:t xml:space="preserve">character errors per query, where Pelias answers 10%.</w:t>
       </w:r>
     </w:p>
     <w:p>
@@ -220,19 +232,55 @@
           <w:b/>
           <w:bCs/>
         </w:rPr>
-        <w:t xml:space="preserve">Accuracy.</w:t>
-      </w:r>
-      <w:r>
-        <w:t xml:space="preserve"> </w:t>
-      </w:r>
-      <w:r>
-        <w:t xml:space="preserve">On 1,560 engine-independent test cases whose answers come from the</w:t>
-      </w:r>
-      <w:r>
-        <w:t xml:space="preserve"> </w:t>
-      </w:r>
-      <w:r>
-        <w:t xml:space="preserve">source data, pgeo answers</w:t>
+        <w:t xml:space="preserve">Capacity.</w:t>
+      </w:r>
+      <w:r>
+        <w:t xml:space="preserve"> </w:t>
+      </w:r>
+      <w:r>
+        <w:t xml:space="preserve">Pelias is the faster engine: at every tested CPU size it keeps</w:t>
+      </w:r>
+      <w:r>
+        <w:t xml:space="preserve"> </w:t>
+      </w:r>
+      <w:r>
+        <w:t xml:space="preserve">4 times as many concurrent users within the latency targets as pgeo</w:t>
+      </w:r>
+      <w:r>
+        <w:t xml:space="preserve"> </w:t>
+      </w:r>
+      <w:r>
+        <w:t xml:space="preserve">(96 against 24 on one vCPU, 384 against</w:t>
+      </w:r>
+      <w:r>
+        <w:t xml:space="preserve"> </w:t>
+      </w:r>
+      <w:r>
+        <w:t xml:space="preserve">96 on four). pgeo is the smaller one: it meets every target for the 3-user goal</w:t>
+      </w:r>
+      <w:r>
+        <w:t xml:space="preserve"> </w:t>
+      </w:r>
+      <w:r>
+        <w:t xml:space="preserve">of this project in a 1.6 GB memory budget on one vCPU, and holds</w:t>
+      </w:r>
+      <w:r>
+        <w:t xml:space="preserve"> </w:t>
+      </w:r>
+      <w:r>
+        <w:t xml:space="preserve">24 users there, where the same test needs about 8.3 GB for Pelias in its standard profile and 7.17 GB once every service is squeezed to its floor (Section 3.12). A</w:t>
+      </w:r>
+      <w:r>
+        <w:t xml:space="preserve"> </w:t>
+      </w:r>
+      <w:r>
+        <w:t xml:space="preserve">single missing index had made pgeo’s reverse geocoding 20 to 45 times slower; fixing it raised pgeo’s</w:t>
+      </w:r>
+      <w:r>
+        <w:t xml:space="preserve"> </w:t>
+      </w:r>
+      <w:r>
+        <w:t xml:space="preserve">one-vCPU capacity from 4 to 24 users.</w:t>
       </w:r>
       <w:r>
         <w:t xml:space="preserve"> </w:t>
@@ -242,13 +290,19 @@
           <w:b/>
           <w:bCs/>
         </w:rPr>
-        <w:t xml:space="preserve">95.8%</w:t>
-      </w:r>
-      <w:r>
-        <w:t xml:space="preserve"> </w:t>
-      </w:r>
-      <w:r>
-        <w:t xml:space="preserve">correctly against</w:t>
+        <w:t xml:space="preserve">The smallest server.</w:t>
+      </w:r>
+      <w:r>
+        <w:t xml:space="preserve"> </w:t>
+      </w:r>
+      <w:r>
+        <w:t xml:space="preserve">Shrinking one resource at a time until the three-user load stopped</w:t>
+      </w:r>
+      <w:r>
+        <w:t xml:space="preserve"> </w:t>
+      </w:r>
+      <w:r>
+        <w:t xml:space="preserve">meeting its targets (Section 3.12) put pgeo’s floor at</w:t>
       </w:r>
       <w:r>
         <w:t xml:space="preserve"> </w:t>
@@ -258,49 +312,60 @@
           <w:b/>
           <w:bCs/>
         </w:rPr>
-        <w:t xml:space="preserve">75.5%</w:t>
-      </w:r>
-      <w:r>
-        <w:t xml:space="preserve"> </w:t>
-      </w:r>
-      <w:r>
-        <w:t xml:space="preserve">for Pelias. The gap is largest where people make mistakes: queries with typos</w:t>
-      </w:r>
-      <w:r>
-        <w:t xml:space="preserve"> </w:t>
-      </w:r>
-      <w:r>
-        <w:t xml:space="preserve">(87% vs 30%), places that do not exist</w:t>
-      </w:r>
-      <w:r>
-        <w:t xml:space="preserve"> </w:t>
-      </w:r>
-      <w:r>
-        <w:t xml:space="preserve">(95% vs 41% handled correctly), lakes and summits</w:t>
-      </w:r>
-      <w:r>
-        <w:t xml:space="preserve"> </w:t>
-      </w:r>
-      <w:r>
-        <w:t xml:space="preserve">(95% vs 41%) and venues</w:t>
-      </w:r>
-      <w:r>
-        <w:t xml:space="preserve"> </w:t>
-      </w:r>
-      <w:r>
-        <w:t xml:space="preserve">(94% vs 68%). Under progressive</w:t>
-      </w:r>
-      <w:r>
-        <w:t xml:space="preserve"> </w:t>
-      </w:r>
-      <w:r>
-        <w:t xml:space="preserve">corruption of 300 base queries, pgeo still answers 75% with two</w:t>
-      </w:r>
-      <w:r>
-        <w:t xml:space="preserve"> </w:t>
-      </w:r>
-      <w:r>
-        <w:t xml:space="preserve">character errors per query, where Pelias answers 10%.</w:t>
+        <w:t xml:space="preserve">0.25 vCPU and</w:t>
+      </w:r>
+      <w:r>
+        <w:rPr>
+          <w:b/>
+          <w:bCs/>
+        </w:rPr>
+        <w:t xml:space="preserve"> </w:t>
+      </w:r>
+      <w:r>
+        <w:rPr>
+          <w:b/>
+          <w:bCs/>
+        </w:rPr>
+        <w:t xml:space="preserve">1.40 GB</w:t>
+      </w:r>
+      <w:r>
+        <w:t xml:space="preserve"> </w:t>
+      </w:r>
+      <w:r>
+        <w:t xml:space="preserve">of memory and Pelias’s at</w:t>
+      </w:r>
+      <w:r>
+        <w:t xml:space="preserve"> </w:t>
+      </w:r>
+      <w:r>
+        <w:rPr>
+          <w:b/>
+          <w:bCs/>
+        </w:rPr>
+        <w:t xml:space="preserve">0.25 vCPU and</w:t>
+      </w:r>
+      <w:r>
+        <w:rPr>
+          <w:b/>
+          <w:bCs/>
+        </w:rPr>
+        <w:t xml:space="preserve"> </w:t>
+      </w:r>
+      <w:r>
+        <w:rPr>
+          <w:b/>
+          <w:bCs/>
+        </w:rPr>
+        <w:t xml:space="preserve">7.17 GB</w:t>
+      </w:r>
+      <w:r>
+        <w:t xml:space="preserve">. Both idle below a quarter of a core, so at this scale the bill is set</w:t>
+      </w:r>
+      <w:r>
+        <w:t xml:space="preserve"> </w:t>
+      </w:r>
+      <w:r>
+        <w:t xml:space="preserve">by memory: pgeo fits the cheapest shared-CPU plans providers sell, Pelias needs a mid-range server.</w:t>
       </w:r>
     </w:p>
     <w:p>
@@ -312,140 +377,25 @@
           <w:b/>
           <w:bCs/>
         </w:rPr>
-        <w:t xml:space="preserve">Capacity.</w:t>
-      </w:r>
-      <w:r>
-        <w:t xml:space="preserve"> </w:t>
-      </w:r>
-      <w:r>
-        <w:t xml:space="preserve">Pelias is the faster engine: at every tested CPU size it keeps</w:t>
-      </w:r>
-      <w:r>
-        <w:t xml:space="preserve"> </w:t>
-      </w:r>
-      <w:r>
-        <w:t xml:space="preserve">4 times as many concurrent users within the latency targets as pgeo</w:t>
-      </w:r>
-      <w:r>
-        <w:t xml:space="preserve"> </w:t>
-      </w:r>
-      <w:r>
-        <w:t xml:space="preserve">(96 against 24 on one vCPU, 384 against</w:t>
-      </w:r>
-      <w:r>
-        <w:t xml:space="preserve"> </w:t>
-      </w:r>
-      <w:r>
-        <w:t xml:space="preserve">96 on four). pgeo is the smaller one: it meets every target for the 3-user goal</w:t>
-      </w:r>
-      <w:r>
-        <w:t xml:space="preserve"> </w:t>
-      </w:r>
-      <w:r>
-        <w:t xml:space="preserve">of this project in a 1.6 GB memory budget on one vCPU, and holds</w:t>
-      </w:r>
-      <w:r>
-        <w:t xml:space="preserve"> </w:t>
-      </w:r>
-      <w:r>
-        <w:t xml:space="preserve">24 users there, where the same test needs about 8.3 GB for Pelias in its standard profile and 7.17 GB once every service is squeezed to its floor (Section 3.12). A</w:t>
-      </w:r>
-      <w:r>
-        <w:t xml:space="preserve"> </w:t>
-      </w:r>
-      <w:r>
-        <w:t xml:space="preserve">single missing index had made pgeo’s reverse geocoding 20 to 45 times slower; fixing it raised pgeo’s</w:t>
-      </w:r>
-      <w:r>
-        <w:t xml:space="preserve"> </w:t>
-      </w:r>
-      <w:r>
-        <w:t xml:space="preserve">one-vCPU capacity from 4 to 24 users.</w:t>
-      </w:r>
-      <w:r>
-        <w:t xml:space="preserve"> </w:t>
-      </w:r>
-      <w:r>
-        <w:rPr>
-          <w:b/>
-          <w:bCs/>
-        </w:rPr>
-        <w:t xml:space="preserve">The smallest server.</w:t>
-      </w:r>
-      <w:r>
-        <w:t xml:space="preserve"> </w:t>
-      </w:r>
-      <w:r>
-        <w:t xml:space="preserve">Shrinking one resource at a time until the three-user load stopped</w:t>
-      </w:r>
-      <w:r>
-        <w:t xml:space="preserve"> </w:t>
-      </w:r>
-      <w:r>
-        <w:t xml:space="preserve">meeting its targets (Section 3.12) put pgeo’s floor at</w:t>
-      </w:r>
-      <w:r>
-        <w:t xml:space="preserve"> </w:t>
-      </w:r>
-      <w:r>
-        <w:rPr>
-          <w:b/>
-          <w:bCs/>
-        </w:rPr>
-        <w:t xml:space="preserve">0.25 vCPU and</w:t>
-      </w:r>
-      <w:r>
-        <w:rPr>
-          <w:b/>
-          <w:bCs/>
-        </w:rPr>
-        <w:t xml:space="preserve"> </w:t>
-      </w:r>
-      <w:r>
-        <w:rPr>
-          <w:b/>
-          <w:bCs/>
-        </w:rPr>
-        <w:t xml:space="preserve">1.40 GB</w:t>
-      </w:r>
-      <w:r>
-        <w:t xml:space="preserve"> </w:t>
-      </w:r>
-      <w:r>
-        <w:t xml:space="preserve">of memory and Pelias’s at</w:t>
-      </w:r>
-      <w:r>
-        <w:t xml:space="preserve"> </w:t>
-      </w:r>
-      <w:r>
-        <w:rPr>
-          <w:b/>
-          <w:bCs/>
-        </w:rPr>
-        <w:t xml:space="preserve">0.25 vCPU and</w:t>
-      </w:r>
-      <w:r>
-        <w:rPr>
-          <w:b/>
-          <w:bCs/>
-        </w:rPr>
-        <w:t xml:space="preserve"> </w:t>
-      </w:r>
-      <w:r>
-        <w:rPr>
-          <w:b/>
-          <w:bCs/>
-        </w:rPr>
-        <w:t xml:space="preserve">7.17 GB</w:t>
-      </w:r>
-      <w:r>
-        <w:t xml:space="preserve">. Both idle below a quarter of a core, so at this scale the bill is set</w:t>
-      </w:r>
-      <w:r>
-        <w:t xml:space="preserve"> </w:t>
-      </w:r>
-      <w:r>
-        <w:t xml:space="preserve">by memory: pgeo fits the cheapest shared-CPU plans providers sell, Pelias needs a mid-range server.</w:t>
+        <w:t xml:space="preserve">Compatibility and extensions.</w:t>
+      </w:r>
+      <w:r>
+        <w:t xml:space="preserve"> </w:t>
+      </w:r>
+      <w:r>
+        <w:t xml:space="preserve">pgeo passes all 28 cases of a Pelias API</w:t>
+      </w:r>
+      <w:r>
+        <w:t xml:space="preserve"> </w:t>
+      </w:r>
+      <w:r>
+        <w:t xml:space="preserve">compatibility contract on both front ends, so existing Pelias clients work unchanged, and adds</w:t>
+      </w:r>
+      <w:r>
+        <w:t xml:space="preserve"> </w:t>
+      </w:r>
+      <w:r>
+        <w:t xml:space="preserve">a structured-address endpoint (USPS Publication 28) for the LANCER dispatch application.</w:t>
       </w:r>
     </w:p>
     <w:p>
@@ -457,90 +407,42 @@
           <w:b/>
           <w:bCs/>
         </w:rPr>
-        <w:t xml:space="preserve">Compatibility and extensions.</w:t>
-      </w:r>
-      <w:r>
-        <w:t xml:space="preserve"> </w:t>
-      </w:r>
-      <w:r>
-        <w:t xml:space="preserve">pgeo passes all 28 cases of a Pelias API</w:t>
-      </w:r>
-      <w:r>
-        <w:t xml:space="preserve"> </w:t>
-      </w:r>
-      <w:r>
-        <w:t xml:space="preserve">compatibility contract on both front ends, so existing Pelias clients work unchanged, and adds</w:t>
-      </w:r>
-      <w:r>
-        <w:t xml:space="preserve"> </w:t>
-      </w:r>
-      <w:r>
-        <w:t xml:space="preserve">a structured-address endpoint (USPS Publication 28) for the LANCER dispatch application.</w:t>
+        <w:t xml:space="preserve">Recommendation.</w:t>
+      </w:r>
+      <w:r>
+        <w:t xml:space="preserve"> </w:t>
+      </w:r>
+      <w:r>
+        <w:t xml:space="preserve">For the stated need (a handful of users, a small VM or VPS, messy input,</w:t>
+      </w:r>
+      <w:r>
+        <w:t xml:space="preserve"> </w:t>
+      </w:r>
+      <w:r>
+        <w:t xml:space="preserve">fewest components) pgeo in its pure-SQL form is the better fit; Pelias remains the choice for</w:t>
+      </w:r>
+      <w:r>
+        <w:t xml:space="preserve"> </w:t>
+      </w:r>
+      <w:r>
+        <w:t xml:space="preserve">hundreds of concurrent users per vCPU. Section</w:t>
+      </w:r>
+      <w:r>
+        <w:t xml:space="preserve"> </w:t>
+      </w:r>
+      <w:r>
+        <w:t xml:space="preserve">“Conclusions”</w:t>
+      </w:r>
+      <w:r>
+        <w:t xml:space="preserve"> </w:t>
+      </w:r>
+      <w:r>
+        <w:t xml:space="preserve">maps scenarios to tools.</w:t>
       </w:r>
     </w:p>
     <w:p>
       <w:pPr>
         <w:pStyle w:val="BodyText"/>
-      </w:pPr>
-      <w:r>
-        <w:rPr>
-          <w:b/>
-          <w:bCs/>
-        </w:rPr>
-        <w:t xml:space="preserve">Recommendation.</w:t>
-      </w:r>
-      <w:r>
-        <w:t xml:space="preserve"> </w:t>
-      </w:r>
-      <w:r>
-        <w:t xml:space="preserve">For the stated need (a handful of users, a small VM or VPS, messy input,</w:t>
-      </w:r>
-      <w:r>
-        <w:t xml:space="preserve"> </w:t>
-      </w:r>
-      <w:r>
-        <w:t xml:space="preserve">fewest components) pgeo in its pure-SQL form is the better fit; Pelias remains the choice for</w:t>
-      </w:r>
-      <w:r>
-        <w:t xml:space="preserve"> </w:t>
-      </w:r>
-      <w:r>
-        <w:t xml:space="preserve">hundreds of concurrent users per vCPU. Section</w:t>
-      </w:r>
-      <w:r>
-        <w:t xml:space="preserve"> </w:t>
-      </w:r>
-      <w:r>
-        <w:t xml:space="preserve">“Conclusions”</w:t>
-      </w:r>
-      <w:r>
-        <w:t xml:space="preserve"> </w:t>
-      </w:r>
-      <w:r>
-        <w:t xml:space="preserve">maps scenarios to tools.</w:t>
-      </w:r>
-    </w:p>
-    <w:p>
-      <w:pPr>
-        <w:pStyle w:val="BlockText"/>
-      </w:pPr>
-      <w:r>
-        <w:rPr>
-          <w:b/>
-          <w:bCs/>
-        </w:rPr>
-        <w:t xml:space="preserve">Key result.</w:t>
-      </w:r>
-      <w:r>
-        <w:t xml:space="preserve"> </w:t>
-      </w:r>
-      <w:r>
-        <w:t xml:space="preserve">On the same open data and the same hardware, pgeo answers 95.8% of 1,560 test queries correctly against 75.5% for Pelias, and it does so in a fifth of the memory at each engine’s measured floor. Pelias remains about 4 times faster per CPU. For a small, self-hosted Maine geocoder, accuracy and memory decide, and both favour pgeo.</w:t>
-      </w:r>
-    </w:p>
-    <w:p>
-      <w:pPr>
-        <w:pStyle w:val="FirstParagraph"/>
       </w:pPr>
       <w:r>
         <w:drawing>
@@ -594,13 +496,13 @@
           <w:b/>
           <w:bCs/>
         </w:rPr>
-        <w:t xml:space="preserve">Figure 1.</w:t>
-      </w:r>
-      <w:r>
-        <w:t xml:space="preserve"> </w:t>
-      </w:r>
-      <w:r>
-        <w:t xml:space="preserve">Capacity against memory budget for every tested configuration of both engines. Each point is one configuration; the vertical axis is the most concurrent users for which every endpoint stayed within its latency target (log scale). pgeo configurations sit at the left (1.6-3.3 GB), Pelias at the right (8.3-10.8 GB). The dotted line is the project’s 3-user goal.</w:t>
+        <w:t xml:space="preserve">Figure 1. Capacity against memory budget for every tested configuration of both engines.</w:t>
+      </w:r>
+      <w:r>
+        <w:t xml:space="preserve"> </w:t>
+      </w:r>
+      <w:r>
+        <w:t xml:space="preserve">Each point is one configuration; the vertical axis is the most concurrent users for which every endpoint stayed within its latency target (log scale). pgeo configurations sit at the left (1.6-3.3 GB), Pelias at the right (8.3-10.8 GB). The dotted line is the project’s 3-user goal.</w:t>
       </w:r>
     </w:p>
     <w:p>
@@ -612,13 +514,7 @@
           <w:b/>
           <w:bCs/>
         </w:rPr>
-        <w:t xml:space="preserve">Table 1.</w:t>
-      </w:r>
-      <w:r>
-        <w:t xml:space="preserve"> </w:t>
-      </w:r>
-      <w:r>
-        <w:t xml:space="preserve">Key findings.</w:t>
+        <w:t xml:space="preserve">Table 1. Key findings.</w:t>
       </w:r>
     </w:p>
     <w:tbl>
@@ -1396,13 +1292,7 @@
           <w:b/>
           <w:bCs/>
         </w:rPr>
-        <w:t xml:space="preserve">Table 2.</w:t>
-      </w:r>
-      <w:r>
-        <w:t xml:space="preserve"> </w:t>
-      </w:r>
-      <w:r>
-        <w:t xml:space="preserve">Geocoders whose query logic runs inside PostgreSQL, surveyed September 2026.</w:t>
+        <w:t xml:space="preserve">Table 2. Geocoders whose query logic runs inside PostgreSQL, surveyed September 2026.</w:t>
       </w:r>
     </w:p>
     <w:tbl>
@@ -2005,24 +1895,6 @@
       </w:r>
       <w:r>
         <w:t xml:space="preserve">this way is uncommon rather than novel.</w:t>
-      </w:r>
-    </w:p>
-    <w:p>
-      <w:pPr>
-        <w:pStyle w:val="BlockText"/>
-      </w:pPr>
-      <w:r>
-        <w:rPr>
-          <w:b/>
-          <w:bCs/>
-        </w:rPr>
-        <w:t xml:space="preserve">What this means.</w:t>
-      </w:r>
-      <w:r>
-        <w:t xml:space="preserve"> </w:t>
-      </w:r>
-      <w:r>
-        <w:t xml:space="preserve">The interesting comparison is not pgeo against Pelias but pgeo against the alternative inside PostgreSQL. The TIGER geocoder is exact-match and US-Census-only; osmgeocoder needs libpostal and a Python service to do more than street names. A reader who wants typo tolerance, several open data sources and a Pelias-shaped API without an application layer has, as far as this survey found, no off-the-shelf option – which is the gap this project fills, for one state.</w:t>
       </w:r>
     </w:p>
     <w:bookmarkEnd w:id="22"/>
@@ -2101,13 +1973,13 @@
           <w:b/>
           <w:bCs/>
         </w:rPr>
-        <w:t xml:space="preserve">Figure 2.</w:t>
-      </w:r>
-      <w:r>
-        <w:t xml:space="preserve"> </w:t>
-      </w:r>
-      <w:r>
-        <w:t xml:space="preserve">System architecture. Clients reach both engines through the same HTTPS edge. Pelias (left) is an API service coordinating four helper services and Elasticsearch. pgeo (right) keeps data, parsing, ranking and JSON formatting inside PostgreSQL; the HTTP front end is either PostgREST (a stateless gateway, no application code) or a thin FastAPI application.</w:t>
+        <w:t xml:space="preserve">Figure 2. System architecture.</w:t>
+      </w:r>
+      <w:r>
+        <w:t xml:space="preserve"> </w:t>
+      </w:r>
+      <w:r>
+        <w:t xml:space="preserve">Clients reach both engines through the same HTTPS edge. Pelias (left) is an API service coordinating four helper services and Elasticsearch. pgeo (right) keeps data, parsing, ranking and JSON formatting inside PostgreSQL; the HTTP front end is either PostgREST (a stateless gateway, no application code) or a thin FastAPI application.</w:t>
       </w:r>
     </w:p>
     <w:p>
@@ -2410,13 +2282,7 @@
           <w:b/>
           <w:bCs/>
         </w:rPr>
-        <w:t xml:space="preserve">Table 3.</w:t>
-      </w:r>
-      <w:r>
-        <w:t xml:space="preserve"> </w:t>
-      </w:r>
-      <w:r>
-        <w:t xml:space="preserve">HTTP options for serving the SQL API.</w:t>
+        <w:t xml:space="preserve">Table 3. HTTP options for serving the SQL API.</w:t>
       </w:r>
     </w:p>
     <w:tbl>
@@ -2807,13 +2673,13 @@
           <w:b/>
           <w:bCs/>
         </w:rPr>
-        <w:t xml:space="preserve">Figure 3.</w:t>
-      </w:r>
-      <w:r>
-        <w:t xml:space="preserve"> </w:t>
-      </w:r>
-      <w:r>
-        <w:t xml:space="preserve">The pgeo forward-search pipeline. Each step is SQL; the tuning work in Section 2.7 changed steps 1, 3, 4, 5 and 6.</w:t>
+        <w:t xml:space="preserve">Figure 3. The pgeo forward-search pipeline.</w:t>
+      </w:r>
+      <w:r>
+        <w:t xml:space="preserve"> </w:t>
+      </w:r>
+      <w:r>
+        <w:t xml:space="preserve">Each step is SQL; the tuning work in Section 2.7 changed steps 1, 3, 4, 5 and 6.</w:t>
       </w:r>
     </w:p>
     <w:p>
@@ -2861,13 +2727,13 @@
           <w:b/>
           <w:bCs/>
         </w:rPr>
-        <w:t xml:space="preserve">Table 4.</w:t>
-      </w:r>
-      <w:r>
-        <w:t xml:space="preserve"> </w:t>
-      </w:r>
-      <w:r>
-        <w:t xml:space="preserve">Data sources, raw input sizes, and what each engine holds from them. Pelias counts are Elasticsearch documents; pgeo counts are rows in its feature table.</w:t>
+        <w:t xml:space="preserve">Table 4. Data sources, raw input sizes, and what each engine holds from them.</w:t>
+      </w:r>
+      <w:r>
+        <w:t xml:space="preserve"> </w:t>
+      </w:r>
+      <w:r>
+        <w:t xml:space="preserve">Pelias counts are Elasticsearch documents; pgeo counts are rows in its feature table.</w:t>
       </w:r>
     </w:p>
     <w:tbl>
@@ -3564,13 +3430,13 @@
           <w:b/>
           <w:bCs/>
         </w:rPr>
-        <w:t xml:space="preserve">Figure 4.</w:t>
-      </w:r>
-      <w:r>
-        <w:t xml:space="preserve"> </w:t>
-      </w:r>
-      <w:r>
-        <w:t xml:space="preserve">Records by layer in each engine (log scale). The address layer shows the build-time deduplication in pgeo; venues differ because pgeo also deduplicates OSM and Overture places that share a name and position.</w:t>
+        <w:t xml:space="preserve">Figure 4. Records by layer in each engine (log scale).</w:t>
+      </w:r>
+      <w:r>
+        <w:t xml:space="preserve"> </w:t>
+      </w:r>
+      <w:r>
+        <w:t xml:space="preserve">The address layer shows the build-time deduplication in pgeo; venues differ because pgeo also deduplicates OSM and Overture places that share a name and position.</w:t>
       </w:r>
     </w:p>
     <w:p>
@@ -3614,13 +3480,7 @@
           <w:b/>
           <w:bCs/>
         </w:rPr>
-        <w:t xml:space="preserve">Table 5.</w:t>
-      </w:r>
-      <w:r>
-        <w:t xml:space="preserve"> </w:t>
-      </w:r>
-      <w:r>
-        <w:t xml:space="preserve">Records by layer.</w:t>
+        <w:t xml:space="preserve">Table 5. Records by layer.</w:t>
       </w:r>
     </w:p>
     <w:tbl>
@@ -4465,13 +4325,13 @@
           <w:b/>
           <w:bCs/>
         </w:rPr>
-        <w:t xml:space="preserve">Figure 5.</w:t>
-      </w:r>
-      <w:r>
-        <w:t xml:space="preserve"> </w:t>
-      </w:r>
-      <w:r>
-        <w:t xml:space="preserve">Data flow from the sources to each engine. Both engines read the same inputs; small sources pass through a preparation package that clips them to Maine.</w:t>
+        <w:t xml:space="preserve">Figure 5. Data flow from the sources to each engine.</w:t>
+      </w:r>
+      <w:r>
+        <w:t xml:space="preserve"> </w:t>
+      </w:r>
+      <w:r>
+        <w:t xml:space="preserve">Both engines read the same inputs; small sources pass through a preparation package that clips them to Maine.</w:t>
       </w:r>
     </w:p>
     <w:p>
@@ -4550,13 +4410,7 @@
           <w:b/>
           <w:bCs/>
         </w:rPr>
-        <w:t xml:space="preserve">Table 6.</w:t>
-      </w:r>
-      <w:r>
-        <w:t xml:space="preserve"> </w:t>
-      </w:r>
-      <w:r>
-        <w:t xml:space="preserve">pgeo build steps and their duration (latest build).</w:t>
+        <w:t xml:space="preserve">Table 6. pgeo build steps and their duration (latest build).</w:t>
       </w:r>
     </w:p>
     <w:tbl>
@@ -4828,13 +4682,7 @@
           <w:b/>
           <w:bCs/>
         </w:rPr>
-        <w:t xml:space="preserve">Table 7.</w:t>
-      </w:r>
-      <w:r>
-        <w:t xml:space="preserve"> </w:t>
-      </w:r>
-      <w:r>
-        <w:t xml:space="preserve">Composition of the accuracy test set by endpoint, category and query quality.</w:t>
+        <w:t xml:space="preserve">Table 7. Composition of the accuracy test set by endpoint, category and query quality.</w:t>
       </w:r>
     </w:p>
     <w:tbl>
@@ -5776,13 +5624,13 @@
           <w:b/>
           <w:bCs/>
         </w:rPr>
-        <w:t xml:space="preserve">Table 8.</w:t>
-      </w:r>
-      <w:r>
-        <w:t xml:space="preserve"> </w:t>
-      </w:r>
-      <w:r>
-        <w:t xml:space="preserve">Fuzz levels. House numbers are never corrupted, so every query stays answerable.</w:t>
+        <w:t xml:space="preserve">Table 8. Fuzz levels.</w:t>
+      </w:r>
+      <w:r>
+        <w:t xml:space="preserve"> </w:t>
+      </w:r>
+      <w:r>
+        <w:t xml:space="preserve">House numbers are never corrupted, so every query stays answerable.</w:t>
       </w:r>
     </w:p>
     <w:tbl>
@@ -6034,13 +5882,13 @@
           <w:b/>
           <w:bCs/>
         </w:rPr>
-        <w:t xml:space="preserve">Figure 6.</w:t>
-      </w:r>
-      <w:r>
-        <w:t xml:space="preserve"> </w:t>
-      </w:r>
-      <w:r>
-        <w:t xml:space="preserve">Load-test harness. The load generator and the engine under test are pinned to different physical cores; each engine service runs with a memory limit and no swap.</w:t>
+        <w:t xml:space="preserve">Figure 6. Load-test harness.</w:t>
+      </w:r>
+      <w:r>
+        <w:t xml:space="preserve"> </w:t>
+      </w:r>
+      <w:r>
+        <w:t xml:space="preserve">The load generator and the engine under test are pinned to different physical cores; each engine service runs with a memory limit and no swap.</w:t>
       </w:r>
     </w:p>
     <w:p>
@@ -6110,13 +5958,7 @@
           <w:b/>
           <w:bCs/>
         </w:rPr>
-        <w:t xml:space="preserve">Table 9.</w:t>
-      </w:r>
-      <w:r>
-        <w:t xml:space="preserve"> </w:t>
-      </w:r>
-      <w:r>
-        <w:t xml:space="preserve">Load-test query corpus (drawn at random per request).</w:t>
+        <w:t xml:space="preserve">Table 9. Load-test query corpus (drawn at random per request).</w:t>
       </w:r>
     </w:p>
     <w:tbl>
@@ -6600,13 +6442,7 @@
           <w:b/>
           <w:bCs/>
         </w:rPr>
-        <w:t xml:space="preserve">Table 10.</w:t>
-      </w:r>
-      <w:r>
-        <w:t xml:space="preserve"> </w:t>
-      </w:r>
-      <w:r>
-        <w:t xml:space="preserve">Example requests from the load session.</w:t>
+        <w:t xml:space="preserve">Table 10. Example requests from the load session.</w:t>
       </w:r>
     </w:p>
     <w:tbl>
@@ -6792,13 +6628,7 @@
           <w:b/>
           <w:bCs/>
         </w:rPr>
-        <w:t xml:space="preserve">Table 11.</w:t>
-      </w:r>
-      <w:r>
-        <w:t xml:space="preserve"> </w:t>
-      </w:r>
-      <w:r>
-        <w:t xml:space="preserve">Latency targets (95th percentile) used as the pass criterion.</w:t>
+        <w:t xml:space="preserve">Table 11. Latency targets (95th percentile) used as the pass criterion.</w:t>
       </w:r>
     </w:p>
     <w:tbl>
@@ -7177,13 +7007,13 @@
           <w:b/>
           <w:bCs/>
         </w:rPr>
-        <w:t xml:space="preserve">Table 12.</w:t>
-      </w:r>
-      <w:r>
-        <w:t xml:space="preserve"> </w:t>
-      </w:r>
-      <w:r>
-        <w:t xml:space="preserve">Tested configurations. pgeo configurations were run with each front end (rest = pure SQL through PostgREST, api = FastAPI); budgets include 0.8 GB for the operating system.</w:t>
+        <w:t xml:space="preserve">Table 12. Tested configurations.</w:t>
+      </w:r>
+      <w:r>
+        <w:t xml:space="preserve"> </w:t>
+      </w:r>
+      <w:r>
+        <w:t xml:space="preserve">pgeo configurations were run with each front end (rest = pure SQL through PostgREST, api = FastAPI); budgets include 0.8 GB for the operating system.</w:t>
       </w:r>
     </w:p>
     <w:tbl>
@@ -8100,13 +7930,13 @@
           <w:b/>
           <w:bCs/>
         </w:rPr>
-        <w:t xml:space="preserve">Table 13.</w:t>
-      </w:r>
-      <w:r>
-        <w:t xml:space="preserve"> </w:t>
-      </w:r>
-      <w:r>
-        <w:t xml:space="preserve">Accuracy on 1,560 cases. Correct = right answer at rank 1 (misses: nothing, or low confidence); Hit@5 = right answer in the top five; confidence columns are the mean confidence of the first result when right and when wrong.</w:t>
+        <w:t xml:space="preserve">Table 13. Accuracy on 1,560 cases.</w:t>
+      </w:r>
+      <w:r>
+        <w:t xml:space="preserve"> </w:t>
+      </w:r>
+      <w:r>
+        <w:t xml:space="preserve">Correct = right answer at rank 1 (misses: nothing, or low confidence); Hit@5 = right answer in the top five; confidence columns are the mean confidence of the first result when right and when wrong.</w:t>
       </w:r>
     </w:p>
     <w:tbl>
@@ -8798,13 +8628,13 @@
           <w:b/>
           <w:bCs/>
         </w:rPr>
-        <w:t xml:space="preserve">Figure 7.</w:t>
-      </w:r>
-      <w:r>
-        <w:t xml:space="preserve"> </w:t>
-      </w:r>
-      <w:r>
-        <w:t xml:space="preserve">Correct answers by category. pgeo leads in every category except ZIP codes and reverse geocoding, where both engines are near perfect.</w:t>
+        <w:t xml:space="preserve">Figure 7. Correct answers by category.</w:t>
+      </w:r>
+      <w:r>
+        <w:t xml:space="preserve"> </w:t>
+      </w:r>
+      <w:r>
+        <w:t xml:space="preserve">pgeo leads in every category except ZIP codes and reverse geocoding, where both engines are near perfect.</w:t>
       </w:r>
     </w:p>
     <w:p>
@@ -8816,13 +8646,7 @@
           <w:b/>
           <w:bCs/>
         </w:rPr>
-        <w:t xml:space="preserve">Table 14.</w:t>
-      </w:r>
-      <w:r>
-        <w:t xml:space="preserve"> </w:t>
-      </w:r>
-      <w:r>
-        <w:t xml:space="preserve">Accuracy by category (all query qualities).</w:t>
+        <w:t xml:space="preserve">Table 14. Accuracy by category (all query qualities).</w:t>
       </w:r>
     </w:p>
     <w:tbl>
@@ -9504,25 +9328,7 @@
     </w:p>
     <w:p>
       <w:pPr>
-        <w:pStyle w:val="BlockText"/>
-      </w:pPr>
-      <w:r>
-        <w:rPr>
-          <w:b/>
-          <w:bCs/>
-        </w:rPr>
-        <w:t xml:space="preserve">What this means.</w:t>
-      </w:r>
-      <w:r>
-        <w:t xml:space="preserve"> </w:t>
-      </w:r>
-      <w:r>
-        <w:t xml:space="preserve">Two thirds of pgeo’s advantage is on input people actually type: misspellings, half-remembered venue names and places that do not exist. In a dispatch application this is the difference between an address that resolves on the first try and one an operator has to correct by hand: on this test set Pelias leaves 382 of 1,560 queries wrong or unanswered, pgeo 65.</w:t>
-      </w:r>
-    </w:p>
-    <w:p>
-      <w:pPr>
-        <w:pStyle w:val="FirstParagraph"/>
+        <w:pStyle w:val="BodyText"/>
       </w:pPr>
       <w:r>
         <w:drawing>
@@ -9576,13 +9382,13 @@
           <w:b/>
           <w:bCs/>
         </w:rPr>
-        <w:t xml:space="preserve">Figure 8.</w:t>
-      </w:r>
-      <w:r>
-        <w:t xml:space="preserve"> </w:t>
-      </w:r>
-      <w:r>
-        <w:t xml:space="preserve">Accuracy by query quality. Typos separate the engines most;</w:t>
+        <w:t xml:space="preserve">Figure 8. Accuracy by query quality.</w:t>
+      </w:r>
+      <w:r>
+        <w:t xml:space="preserve"> </w:t>
+      </w:r>
+      <w:r>
+        <w:t xml:space="preserve">Typos separate the engines most;</w:t>
       </w:r>
       <w:r>
         <w:t xml:space="preserve"> </w:t>
@@ -9673,13 +9479,13 @@
           <w:b/>
           <w:bCs/>
         </w:rPr>
-        <w:t xml:space="preserve">Figure 9.</w:t>
-      </w:r>
-      <w:r>
-        <w:t xml:space="preserve"> </w:t>
-      </w:r>
-      <w:r>
-        <w:t xml:space="preserve">Accuracy as queries are progressively corrupted (fuzz levels F0-F5), overall and by category. Pelias falls to near zero from two character errors; pgeo degrades gradually.</w:t>
+        <w:t xml:space="preserve">Figure 9. Accuracy as queries are progressively corrupted (fuzz levels F0-F5), overall and by category.</w:t>
+      </w:r>
+      <w:r>
+        <w:t xml:space="preserve"> </w:t>
+      </w:r>
+      <w:r>
+        <w:t xml:space="preserve">Pelias falls to near zero from two character errors; pgeo degrades gradually.</w:t>
       </w:r>
     </w:p>
     <w:p>
@@ -9691,13 +9497,7 @@
           <w:b/>
           <w:bCs/>
         </w:rPr>
-        <w:t xml:space="preserve">Table 15.</w:t>
-      </w:r>
-      <w:r>
-        <w:t xml:space="preserve"> </w:t>
-      </w:r>
-      <w:r>
-        <w:t xml:space="preserve">Fuzz results (correct, %).</w:t>
+        <w:t xml:space="preserve">Table 15. Fuzz results (correct, %).</w:t>
       </w:r>
     </w:p>
     <w:tbl>
@@ -10069,13 +9869,13 @@
           <w:b/>
           <w:bCs/>
         </w:rPr>
-        <w:t xml:space="preserve">Figure 10.</w:t>
-      </w:r>
-      <w:r>
-        <w:t xml:space="preserve"> </w:t>
-      </w:r>
-      <w:r>
-        <w:t xml:space="preserve">Distribution of first-result confidence for right and wrong answers (misses excluded). pgeo separates the two groups more clearly.</w:t>
+        <w:t xml:space="preserve">Figure 10. Distribution of first-result confidence for right and wrong answers (misses excluded).</w:t>
+      </w:r>
+      <w:r>
+        <w:t xml:space="preserve"> </w:t>
+      </w:r>
+      <w:r>
+        <w:t xml:space="preserve">pgeo separates the two groups more clearly.</w:t>
       </w:r>
     </w:p>
     <w:p>
@@ -10206,13 +10006,7 @@
           <w:b/>
           <w:bCs/>
         </w:rPr>
-        <w:t xml:space="preserve">Table 16.</w:t>
-      </w:r>
-      <w:r>
-        <w:t xml:space="preserve"> </w:t>
-      </w:r>
-      <w:r>
-        <w:t xml:space="preserve">Remaining pgeo failures by category.</w:t>
+        <w:t xml:space="preserve">Table 16. Remaining pgeo failures by category.</w:t>
       </w:r>
     </w:p>
     <w:tbl>
@@ -10685,13 +10479,13 @@
           <w:b/>
           <w:bCs/>
         </w:rPr>
-        <w:t xml:space="preserve">Figure 11.</w:t>
-      </w:r>
-      <w:r>
-        <w:t xml:space="preserve"> </w:t>
-      </w:r>
-      <w:r>
-        <w:t xml:space="preserve">Left: pgeo accuracy after each tuning step, with Pelias for reference. Right: first-result confidence when right and when wrong; the ambiguity penalty widened the gap.</w:t>
+        <w:t xml:space="preserve">Figure 11. Left:</w:t>
+      </w:r>
+      <w:r>
+        <w:t xml:space="preserve"> </w:t>
+      </w:r>
+      <w:r>
+        <w:t xml:space="preserve">pgeo accuracy after each tuning step, with Pelias for reference. Right: first-result confidence when right and when wrong; the ambiguity penalty widened the gap.</w:t>
       </w:r>
     </w:p>
     <w:p>
@@ -10847,38 +10641,14 @@
     </w:p>
     <w:p>
       <w:pPr>
-        <w:pStyle w:val="BlockText"/>
+        <w:pStyle w:val="BodyText"/>
       </w:pPr>
       <w:r>
         <w:rPr>
           <w:b/>
           <w:bCs/>
         </w:rPr>
-        <w:t xml:space="preserve">Key result.</w:t>
-      </w:r>
-      <w:r>
-        <w:t xml:space="preserve"> </w:t>
-      </w:r>
-      <w:r>
-        <w:t xml:space="preserve">One missing database index (the join from admin polygons to their features) made every reverse request scan all 906,101 features. Adding it cut reverse latency from 225-393 ms to 5-18 ms and raised the number of users one vCPU can serve from 4 to 24, six times as many, from a single line of DDL – found only because the load tests measured each endpoint separately.</w:t>
-      </w:r>
-    </w:p>
-    <w:p>
-      <w:pPr>
-        <w:pStyle w:val="FirstParagraph"/>
-      </w:pPr>
-      <w:r>
-        <w:rPr>
-          <w:b/>
-          <w:bCs/>
-        </w:rPr>
-        <w:t xml:space="preserve">Table 17.</w:t>
-      </w:r>
-      <w:r>
-        <w:t xml:space="preserve"> </w:t>
-      </w:r>
-      <w:r>
-        <w:t xml:space="preserve">Tuning changes, the problem each solved, and the measured effect.</w:t>
+        <w:t xml:space="preserve">Table 17. Tuning changes, the problem each solved, and the measured effect.</w:t>
       </w:r>
     </w:p>
     <w:tbl>
@@ -11457,13 +11227,13 @@
           <w:b/>
           <w:bCs/>
         </w:rPr>
-        <w:t xml:space="preserve">Figure 12.</w:t>
-      </w:r>
-      <w:r>
-        <w:t xml:space="preserve"> </w:t>
-      </w:r>
-      <w:r>
-        <w:t xml:space="preserve">p95 latency per endpoint at 3 users for each configuration, against its target (dashed). Every configuration of both engines meets every target.</w:t>
+        <w:t xml:space="preserve">Figure 12. p95 latency per endpoint at 3 users for each configuration, against its target (dashed).</w:t>
+      </w:r>
+      <w:r>
+        <w:t xml:space="preserve"> </w:t>
+      </w:r>
+      <w:r>
+        <w:t xml:space="preserve">Every configuration of both engines meets every target.</w:t>
       </w:r>
     </w:p>
     <w:p>
@@ -11501,13 +11271,7 @@
           <w:b/>
           <w:bCs/>
         </w:rPr>
-        <w:t xml:space="preserve">Table 18.</w:t>
-      </w:r>
-      <w:r>
-        <w:t xml:space="preserve"> </w:t>
-      </w:r>
-      <w:r>
-        <w:t xml:space="preserve">Median and p95 latency at 3 users (ms).</w:t>
+        <w:t xml:space="preserve">Table 18. Median and p95 latency at 3 users (ms).</w:t>
       </w:r>
     </w:p>
     <w:tbl>
@@ -12754,13 +12518,13 @@
           <w:b/>
           <w:bCs/>
         </w:rPr>
-        <w:t xml:space="preserve">Figure 13.</w:t>
-      </w:r>
-      <w:r>
-        <w:t xml:space="preserve"> </w:t>
-      </w:r>
-      <w:r>
-        <w:t xml:space="preserve">Worst endpoint p95 relative to its target as users are added. Above 1 the configuration misses a target; above 5 the run stops. At 1-4 users some endpoints receive only a few requests per window, so single points are noisy.</w:t>
+        <w:t xml:space="preserve">Figure 13. Worst endpoint p95 relative to its target as users are added.</w:t>
+      </w:r>
+      <w:r>
+        <w:t xml:space="preserve"> </w:t>
+      </w:r>
+      <w:r>
+        <w:t xml:space="preserve">Above 1 the configuration misses a target; above 5 the run stops. At 1-4 users some endpoints receive only a few requests per window, so single points are noisy.</w:t>
       </w:r>
     </w:p>
     <w:p>
@@ -12804,13 +12568,7 @@
           <w:b/>
           <w:bCs/>
         </w:rPr>
-        <w:t xml:space="preserve">Table 19.</w:t>
-      </w:r>
-      <w:r>
-        <w:t xml:space="preserve"> </w:t>
-      </w:r>
-      <w:r>
-        <w:t xml:space="preserve">Pelias capacity by configuration.</w:t>
+        <w:t xml:space="preserve">Table 19. Pelias capacity by configuration.</w:t>
       </w:r>
     </w:p>
     <w:tbl>
@@ -13724,13 +13482,7 @@
           <w:b/>
           <w:bCs/>
         </w:rPr>
-        <w:t xml:space="preserve">Table 20.</w:t>
-      </w:r>
-      <w:r>
-        <w:t xml:space="preserve"> </w:t>
-      </w:r>
-      <w:r>
-        <w:t xml:space="preserve">pgeo capacity by configuration (after the reverse-geocoding index fix).</w:t>
+        <w:t xml:space="preserve">Table 20. pgeo capacity by configuration (after the reverse-geocoding index fix).</w:t>
       </w:r>
     </w:p>
     <w:tbl>
@@ -15194,13 +14946,7 @@
           <w:b/>
           <w:bCs/>
         </w:rPr>
-        <w:t xml:space="preserve">Table 21.</w:t>
-      </w:r>
-      <w:r>
-        <w:t xml:space="preserve"> </w:t>
-      </w:r>
-      <w:r>
-        <w:t xml:space="preserve">Effect of the reverse-geocoding index on pgeo capacity and reverse latency.</w:t>
+        <w:t xml:space="preserve">Table 21. Effect of the reverse-geocoding index on pgeo capacity and reverse latency.</w:t>
       </w:r>
     </w:p>
     <w:tbl>
@@ -15959,13 +15705,13 @@
           <w:b/>
           <w:bCs/>
         </w:rPr>
-        <w:t xml:space="preserve">Figure 14.</w:t>
-      </w:r>
-      <w:r>
-        <w:t xml:space="preserve"> </w:t>
-      </w:r>
-      <w:r>
-        <w:t xml:space="preserve">p95 per endpoint relative to its target on 4 vCPU. The first line to cross 1 is the endpoint that limits capacity.</w:t>
+        <w:t xml:space="preserve">Figure 14. p95 per endpoint relative to its target on 4 vCPU.</w:t>
+      </w:r>
+      <w:r>
+        <w:t xml:space="preserve"> </w:t>
+      </w:r>
+      <w:r>
+        <w:t xml:space="preserve">The first line to cross 1 is the endpoint that limits capacity.</w:t>
       </w:r>
     </w:p>
     <w:p>
@@ -16050,13 +15796,7 @@
           <w:b/>
           <w:bCs/>
         </w:rPr>
-        <w:t xml:space="preserve">Figure 15.</w:t>
-      </w:r>
-      <w:r>
-        <w:t xml:space="preserve"> </w:t>
-      </w:r>
-      <w:r>
-        <w:t xml:space="preserve">Throughput as users are added; the star marks the last step within all targets.</w:t>
+        <w:t xml:space="preserve">Figure 15. Throughput as users are added; the star marks the last step within all targets.</w:t>
       </w:r>
     </w:p>
     <w:p>
@@ -16135,25 +15875,7 @@
     </w:p>
     <w:p>
       <w:pPr>
-        <w:pStyle w:val="BlockText"/>
-      </w:pPr>
-      <w:r>
-        <w:rPr>
-          <w:b/>
-          <w:bCs/>
-        </w:rPr>
-        <w:t xml:space="preserve">What this means.</w:t>
-      </w:r>
-      <w:r>
-        <w:t xml:space="preserve"> </w:t>
-      </w:r>
-      <w:r>
-        <w:t xml:space="preserve">Plan capacity as about 24 concurrent users per vCPU for pgeo and about 96 for Pelias, then halve it for headroom: both engines go from comfortable to three times over target within one doubling of load.</w:t>
-      </w:r>
-    </w:p>
-    <w:p>
-      <w:pPr>
-        <w:pStyle w:val="FirstParagraph"/>
+        <w:pStyle w:val="BodyText"/>
       </w:pPr>
       <w:r>
         <w:rPr>
@@ -16351,13 +16073,13 @@
           <w:b/>
           <w:bCs/>
         </w:rPr>
-        <w:t xml:space="preserve">Figure 16.</w:t>
-      </w:r>
-      <w:r>
-        <w:t xml:space="preserve"> </w:t>
-      </w:r>
-      <w:r>
-        <w:t xml:space="preserve">Peak memory in use by service at 3 users. Pelias carries the libpostal model (~2 GB), the interpolation database and Elasticsearch’s heap regardless of load; pgeo’s memory is mostly the PostgreSQL page cache for a 847 MB database.</w:t>
+        <w:t xml:space="preserve">Figure 16. Peak memory in use by service at 3 users.</w:t>
+      </w:r>
+      <w:r>
+        <w:t xml:space="preserve"> </w:t>
+      </w:r>
+      <w:r>
+        <w:t xml:space="preserve">Pelias carries the libpostal model (~2 GB), the interpolation database and Elasticsearch’s heap regardless of load; pgeo’s memory is mostly the PostgreSQL page cache for a 847 MB database.</w:t>
       </w:r>
     </w:p>
     <w:p>
@@ -16442,13 +16164,7 @@
           <w:b/>
           <w:bCs/>
         </w:rPr>
-        <w:t xml:space="preserve">Figure 17.</w:t>
-      </w:r>
-      <w:r>
-        <w:t xml:space="preserve"> </w:t>
-      </w:r>
-      <w:r>
-        <w:t xml:space="preserve">Average CPU by service as users are added on 4 vCPU.</w:t>
+        <w:t xml:space="preserve">Figure 17. Average CPU by service as users are added on 4 vCPU.</w:t>
       </w:r>
     </w:p>
     <w:p>
@@ -16555,13 +16271,13 @@
           <w:b/>
           <w:bCs/>
         </w:rPr>
-        <w:t xml:space="preserve">Table 22.</w:t>
-      </w:r>
-      <w:r>
-        <w:t xml:space="preserve"> </w:t>
-      </w:r>
-      <w:r>
-        <w:t xml:space="preserve">Sizing guide: smallest tested configuration that meets all latency targets for a given number of concurrent users. Only configurations with a memory budget are considered;</w:t>
+        <w:t xml:space="preserve">Table 22. Sizing guide:</w:t>
+      </w:r>
+      <w:r>
+        <w:t xml:space="preserve"> </w:t>
+      </w:r>
+      <w:r>
+        <w:t xml:space="preserve">smallest tested configuration that meets all latency targets for a given number of concurrent users. Only configurations with a memory budget are considered;</w:t>
       </w:r>
       <w:r>
         <w:t xml:space="preserve"> </w:t>
@@ -17002,13 +16718,7 @@
           <w:b/>
           <w:bCs/>
         </w:rPr>
-        <w:t xml:space="preserve">Table 23.</w:t>
-      </w:r>
-      <w:r>
-        <w:t xml:space="preserve"> </w:t>
-      </w:r>
-      <w:r>
-        <w:t xml:space="preserve">Operating requirements of each platform (Maine data).</w:t>
+        <w:t xml:space="preserve">Table 23. Operating requirements of each platform (Maine data).</w:t>
       </w:r>
     </w:p>
     <w:tbl>
@@ -17321,25 +17031,7 @@
     </w:tbl>
     <w:p>
       <w:pPr>
-        <w:pStyle w:val="BlockText"/>
-      </w:pPr>
-      <w:r>
-        <w:rPr>
-          <w:b/>
-          <w:bCs/>
-        </w:rPr>
-        <w:t xml:space="preserve">What this means.</w:t>
-      </w:r>
-      <w:r>
-        <w:t xml:space="preserve"> </w:t>
-      </w:r>
-      <w:r>
-        <w:t xml:space="preserve">The memory floors put the two platforms in different price classes: pgeo fits the cheapest shared-CPU plans most providers sell, while Pelias needs a mid-range server for the same three users. At advertised rates that is about $60 a year on a 1 GB plan, or $145 on a 2 GB plan with room to spare, against about $580 for the 8 GB plan Pelias needs. The 1 GB plan is confirmed on a real machine in Section 3.12, so ten times is the honest figure.</w:t>
-      </w:r>
-    </w:p>
-    <w:p>
-      <w:pPr>
-        <w:pStyle w:val="FirstParagraph"/>
+        <w:pStyle w:val="BodyText"/>
       </w:pPr>
       <w:r>
         <w:rPr>
@@ -17376,13 +17068,13 @@
           <w:b/>
           <w:bCs/>
         </w:rPr>
-        <w:t xml:space="preserve">Table 24.</w:t>
-      </w:r>
-      <w:r>
-        <w:t xml:space="preserve"> </w:t>
-      </w:r>
-      <w:r>
-        <w:t xml:space="preserve">Build resources: a full build of each engine, measured with</w:t>
+        <w:t xml:space="preserve">Table 24. Build resources:</w:t>
+      </w:r>
+      <w:r>
+        <w:t xml:space="preserve"> </w:t>
+      </w:r>
+      <w:r>
+        <w:t xml:space="preserve">a full build of each engine, measured with</w:t>
       </w:r>
       <w:r>
         <w:t xml:space="preserve"> </w:t>
@@ -17643,25 +17335,7 @@
     </w:tbl>
     <w:p>
       <w:pPr>
-        <w:pStyle w:val="BlockText"/>
-      </w:pPr>
-      <w:r>
-        <w:rPr>
-          <w:b/>
-          <w:bCs/>
-        </w:rPr>
-        <w:t xml:space="preserve">Caution.</w:t>
-      </w:r>
-      <w:r>
-        <w:t xml:space="preserve"> </w:t>
-      </w:r>
-      <w:r>
-        <w:t xml:space="preserve">pgeo serves three users in 1.40 GB but is built in 5.5 GB, four times its own runtime floor. The cheap VPS the floor analysis points at can run the geocoder; it cannot build it. Both platforms are built on a workstation and shipped as a snapshot or a dump, and that is a requirement rather than a convenience.</w:t>
-      </w:r>
-    </w:p>
-    <w:p>
-      <w:pPr>
-        <w:pStyle w:val="FirstParagraph"/>
+        <w:pStyle w:val="BodyText"/>
       </w:pPr>
       <w:r>
         <w:t xml:space="preserve">The two builds fail the</w:t>
@@ -17776,13 +17450,13 @@
           <w:b/>
           <w:bCs/>
         </w:rPr>
-        <w:t xml:space="preserve">Table 25.</w:t>
-      </w:r>
-      <w:r>
-        <w:t xml:space="preserve"> </w:t>
-      </w:r>
-      <w:r>
-        <w:t xml:space="preserve">Advertised shared-CPU VPS plans and whether each platform’s measured floor fits. Sources:</w:t>
+        <w:t xml:space="preserve">Table 25. Advertised shared-CPU VPS plans and whether each platform’s measured floor fits.</w:t>
+      </w:r>
+      <w:r>
+        <w:t xml:space="preserve"> </w:t>
+      </w:r>
+      <w:r>
+        <w:t xml:space="preserve">Sources:</w:t>
       </w:r>
       <w:r>
         <w:t xml:space="preserve"> </w:t>
@@ -19043,13 +18717,7 @@
           <w:b/>
           <w:bCs/>
         </w:rPr>
-        <w:t xml:space="preserve">Figure 18.</w:t>
-      </w:r>
-      <w:r>
-        <w:t xml:space="preserve"> </w:t>
-      </w:r>
-      <w:r>
-        <w:t xml:space="preserve">Pelias capacity (bars) and document count (line) for cumulative datasets D1-D5 at fixed resources (2 vCPU, 9.5 GB), and p95 latency at 3 users.</w:t>
+        <w:t xml:space="preserve">Figure 18. Pelias capacity (bars) and document count (line) for cumulative datasets D1-D5 at fixed resources (2 vCPU, 9.5 GB), and p95 latency at 3 users.</w:t>
       </w:r>
     </w:p>
     <w:p>
@@ -19087,13 +18755,13 @@
           <w:b/>
           <w:bCs/>
         </w:rPr>
-        <w:t xml:space="preserve">Table 26.</w:t>
-      </w:r>
-      <w:r>
-        <w:t xml:space="preserve"> </w:t>
-      </w:r>
-      <w:r>
-        <w:t xml:space="preserve">Pelias by dataset: D1 Who’s On First; D2 + OpenAddresses; D3 + OpenStreetMap; D4 + GNIS and ZCTA; D5 + Overture places (full).</w:t>
+        <w:t xml:space="preserve">Table 26. Pelias by dataset:</w:t>
+      </w:r>
+      <w:r>
+        <w:t xml:space="preserve"> </w:t>
+      </w:r>
+      <w:r>
+        <w:t xml:space="preserve">D1 Who’s On First; D2 + OpenAddresses; D3 + OpenStreetMap; D4 + GNIS and ZCTA; D5 + Overture places (full).</w:t>
       </w:r>
     </w:p>
     <w:tbl>
@@ -19870,13 +19538,7 @@
           <w:b/>
           <w:bCs/>
         </w:rPr>
-        <w:t xml:space="preserve">Figure 19.</w:t>
-      </w:r>
-      <w:r>
-        <w:t xml:space="preserve"> </w:t>
-      </w:r>
-      <w:r>
-        <w:t xml:space="preserve">p95 latency at 3 users by query quality (all endpoints together).</w:t>
+        <w:t xml:space="preserve">Figure 19. p95 latency at 3 users by query quality (all endpoints together).</w:t>
       </w:r>
     </w:p>
     <w:p>
@@ -19965,13 +19627,13 @@
           <w:b/>
           <w:bCs/>
         </w:rPr>
-        <w:t xml:space="preserve">Figure 20.</w:t>
-      </w:r>
-      <w:r>
-        <w:t xml:space="preserve"> </w:t>
-      </w:r>
-      <w:r>
-        <w:t xml:space="preserve">Compatibility contract results: each row is a documented Pelias request, each column an engine.</w:t>
+        <w:t xml:space="preserve">Figure 20. Compatibility contract results:</w:t>
+      </w:r>
+      <w:r>
+        <w:t xml:space="preserve"> </w:t>
+      </w:r>
+      <w:r>
+        <w:t xml:space="preserve">each row is a documented Pelias request, each column an engine.</w:t>
       </w:r>
     </w:p>
     <w:p>
@@ -20003,13 +19665,7 @@
           <w:b/>
           <w:bCs/>
         </w:rPr>
-        <w:t xml:space="preserve">Table 27.</w:t>
-      </w:r>
-      <w:r>
-        <w:t xml:space="preserve"> </w:t>
-      </w:r>
-      <w:r>
-        <w:t xml:space="preserve">Compatibility contract cases.</w:t>
+        <w:t xml:space="preserve">Table 27. Compatibility contract cases.</w:t>
       </w:r>
     </w:p>
     <w:tbl>
@@ -22297,13 +21953,7 @@
           <w:b/>
           <w:bCs/>
         </w:rPr>
-        <w:t xml:space="preserve">Table 28.</w:t>
-      </w:r>
-      <w:r>
-        <w:t xml:space="preserve"> </w:t>
-      </w:r>
-      <w:r>
-        <w:t xml:space="preserve">Features of each platform as deployed here.</w:t>
+        <w:t xml:space="preserve">Table 28. Features of each platform as deployed here.</w:t>
       </w:r>
     </w:p>
     <w:tbl>
@@ -23140,25 +22790,7 @@
     </w:p>
     <w:p>
       <w:pPr>
-        <w:pStyle w:val="BlockText"/>
-      </w:pPr>
-      <w:r>
-        <w:rPr>
-          <w:b/>
-          <w:bCs/>
-        </w:rPr>
-        <w:t xml:space="preserve">What this means.</w:t>
-      </w:r>
-      <w:r>
-        <w:t xml:space="preserve"> </w:t>
-      </w:r>
-      <w:r>
-        <w:t xml:space="preserve">For LANCER this endpoint replaces manual address tidying: a dispatcher picks a business by name and the system stores a correctly formatted mailing address, the town, the county and its FIPS code, with the nearest street address when the place itself has none.</w:t>
-      </w:r>
-    </w:p>
-    <w:p>
-      <w:pPr>
-        <w:pStyle w:val="FirstParagraph"/>
+        <w:pStyle w:val="BodyText"/>
       </w:pPr>
       <w:r>
         <w:t xml:space="preserve">The demo page exposes these features: autocomplete with map-centre bias, structured search,</w:t>
@@ -23222,13 +22854,7 @@
           <w:b/>
           <w:bCs/>
         </w:rPr>
-        <w:t xml:space="preserve">Table 29.</w:t>
-      </w:r>
-      <w:r>
-        <w:t xml:space="preserve"> </w:t>
-      </w:r>
-      <w:r>
-        <w:t xml:space="preserve">Feature parity through the documented Pelias API.</w:t>
+        <w:t xml:space="preserve">Table 29. Feature parity through the documented Pelias API.</w:t>
       </w:r>
     </w:p>
     <w:tbl>
@@ -23721,13 +23347,13 @@
           <w:b/>
           <w:bCs/>
         </w:rPr>
-        <w:t xml:space="preserve">Table 30.</w:t>
-      </w:r>
-      <w:r>
-        <w:t xml:space="preserve"> </w:t>
-      </w:r>
-      <w:r>
-        <w:t xml:space="preserve">Accuracy parity by category: Pelias against pgeo (pure SQL), all query qualities. Pelias leads only where both are near perfect.</w:t>
+        <w:t xml:space="preserve">Table 30. Accuracy parity by category:</w:t>
+      </w:r>
+      <w:r>
+        <w:t xml:space="preserve"> </w:t>
+      </w:r>
+      <w:r>
+        <w:t xml:space="preserve">Pelias against pgeo (pure SQL), all query qualities. Pelias leads only where both are near perfect.</w:t>
       </w:r>
     </w:p>
     <w:tbl>
@@ -24314,13 +23940,13 @@
           <w:b/>
           <w:bCs/>
         </w:rPr>
-        <w:t xml:space="preserve">Table 31.</w:t>
-      </w:r>
-      <w:r>
-        <w:t xml:space="preserve"> </w:t>
-      </w:r>
-      <w:r>
-        <w:t xml:space="preserve">Throughput parity: most concurrent users within all latency targets at each CPU size, with each configuration’s memory budget.</w:t>
+        <w:t xml:space="preserve">Table 31. Throughput parity:</w:t>
+      </w:r>
+      <w:r>
+        <w:t xml:space="preserve"> </w:t>
+      </w:r>
+      <w:r>
+        <w:t xml:space="preserve">most concurrent users within all latency targets at each CPU size, with each configuration’s memory budget.</w:t>
       </w:r>
     </w:p>
     <w:tbl>
@@ -24672,13 +24298,13 @@
           <w:b/>
           <w:bCs/>
         </w:rPr>
-        <w:t xml:space="preserve">Table 32.</w:t>
-      </w:r>
-      <w:r>
-        <w:t xml:space="preserve"> </w:t>
-      </w:r>
-      <w:r>
-        <w:t xml:space="preserve">Both engines on VM 120 through the production HTTPS path: the three-user validation, the p95 per endpoint and how far the ramp went.</w:t>
+        <w:t xml:space="preserve">Table 32. Both engines on VM 120 through the production HTTPS path:</w:t>
+      </w:r>
+      <w:r>
+        <w:t xml:space="preserve"> </w:t>
+      </w:r>
+      <w:r>
+        <w:t xml:space="preserve">the three-user validation, the p95 per endpoint and how far the ramp went.</w:t>
       </w:r>
     </w:p>
     <w:tbl>
@@ -25116,24 +24742,6 @@
         <w:t xml:space="preserve">per request.</w:t>
       </w:r>
     </w:p>
-    <w:p>
-      <w:pPr>
-        <w:pStyle w:val="BlockText"/>
-      </w:pPr>
-      <w:r>
-        <w:rPr>
-          <w:b/>
-          <w:bCs/>
-        </w:rPr>
-        <w:t xml:space="preserve">What this means.</w:t>
-      </w:r>
-      <w:r>
-        <w:t xml:space="preserve"> </w:t>
-      </w:r>
-      <w:r>
-        <w:t xml:space="preserve">Take the ratio, not the absolute numbers, from this report. The four-to-one throughput gap measured under controlled conditions narrows to three-to-one on newer cores, and both engines serve far more users on the production VM than on the test workstation. Sizing from the tables here will therefore be conservative on comparable hardware, which is the direction an operator wants to be wrong in.</w:t>
-      </w:r>
-    </w:p>
     <w:bookmarkEnd w:id="108"/>
     <w:bookmarkStart w:id="109" w:name="the-smallest-server-that-works"/>
     <w:p>
@@ -25206,13 +24814,13 @@
           <w:b/>
           <w:bCs/>
         </w:rPr>
-        <w:t xml:space="preserve">Table 33.</w:t>
-      </w:r>
-      <w:r>
-        <w:t xml:space="preserve"> </w:t>
-      </w:r>
-      <w:r>
-        <w:t xml:space="preserve">Minimum-server search: every trial, in order, for both engines. Memory totals include 0.8 GB for the operating system.</w:t>
+        <w:t xml:space="preserve">Table 33. Minimum-server search:</w:t>
+      </w:r>
+      <w:r>
+        <w:t xml:space="preserve"> </w:t>
+      </w:r>
+      <w:r>
+        <w:t xml:space="preserve">every trial, in order, for both engines. Memory totals include 0.8 GB for the operating system.</w:t>
       </w:r>
     </w:p>
     <w:tbl>
@@ -27102,25 +26710,7 @@
     </w:p>
     <w:p>
       <w:pPr>
-        <w:pStyle w:val="BlockText"/>
-      </w:pPr>
-      <w:r>
-        <w:rPr>
-          <w:b/>
-          <w:bCs/>
-        </w:rPr>
-        <w:t xml:space="preserve">Key result.</w:t>
-      </w:r>
-      <w:r>
-        <w:t xml:space="preserve"> </w:t>
-      </w:r>
-      <w:r>
-        <w:t xml:space="preserve">The three-user service fits in 1.40 GB on pgeo and 7.17 GB on Pelias – a factor of five. Both engines idle comfortably below a quarter of a core, so at this scale the machine is chosen by memory, not by CPU – which is why the two platforms land in different price classes (Table 25).</w:t>
-      </w:r>
-    </w:p>
-    <w:p>
-      <w:pPr>
-        <w:pStyle w:val="FirstParagraph"/>
+        <w:pStyle w:val="BodyText"/>
       </w:pPr>
       <w:r>
         <w:rPr>
@@ -27172,13 +26762,13 @@
           <w:b/>
           <w:bCs/>
         </w:rPr>
-        <w:t xml:space="preserve">Table 34.</w:t>
-      </w:r>
-      <w:r>
-        <w:t xml:space="preserve"> </w:t>
-      </w:r>
-      <w:r>
-        <w:t xml:space="preserve">The measured floor confirmed on a temporary VM: the three-user validation and the ramp to the first configuration outside a latency target.</w:t>
+        <w:t xml:space="preserve">Table 34. The measured floor confirmed on a temporary VM:</w:t>
+      </w:r>
+      <w:r>
+        <w:t xml:space="preserve"> </w:t>
+      </w:r>
+      <w:r>
+        <w:t xml:space="preserve">the three-user validation and the ramp to the first configuration outside a latency target.</w:t>
       </w:r>
     </w:p>
     <w:tbl>
@@ -27413,25 +27003,7 @@
     </w:p>
     <w:p>
       <w:pPr>
-        <w:pStyle w:val="BlockText"/>
-      </w:pPr>
-      <w:r>
-        <w:rPr>
-          <w:b/>
-          <w:bCs/>
-        </w:rPr>
-        <w:t xml:space="preserve">Key result.</w:t>
-      </w:r>
-      <w:r>
-        <w:t xml:space="preserve"> </w:t>
-      </w:r>
-      <w:r>
-        <w:t xml:space="preserve">pgeo runs the Maine geocoder on the smallest virtual machine providers sell: 1 vCPU and 1 GB, about $5 a month, with the three-user workload at a fifth of its latency budget and room for 32 concurrent users. Pelias needs 7.17 GB, which is an 8 GB plan at roughly ten times the price.</w:t>
-      </w:r>
-    </w:p>
-    <w:p>
-      <w:pPr>
-        <w:pStyle w:val="FirstParagraph"/>
+        <w:pStyle w:val="BodyText"/>
       </w:pPr>
       <w:r>
         <w:t xml:space="preserve">Pelias’s floor was not re-tested on a temporary VM: at 7.17 GB it needs a guest</w:t>
@@ -27509,13 +27081,13 @@
           <w:b/>
           <w:bCs/>
         </w:rPr>
-        <w:t xml:space="preserve">Table 35.</w:t>
-      </w:r>
-      <w:r>
-        <w:t xml:space="preserve"> </w:t>
-      </w:r>
-      <w:r>
-        <w:t xml:space="preserve">Security properties of each platform as deployed. Measured 2026-09-20.</w:t>
+        <w:t xml:space="preserve">Table 35. Security properties of each platform as deployed.</w:t>
+      </w:r>
+      <w:r>
+        <w:t xml:space="preserve"> </w:t>
+      </w:r>
+      <w:r>
+        <w:t xml:space="preserve">Measured 2026-09-20.</w:t>
       </w:r>
     </w:p>
     <w:tbl>
@@ -28033,37 +27605,7 @@
     </w:p>
     <w:p>
       <w:pPr>
-        <w:pStyle w:val="BlockText"/>
-      </w:pPr>
-      <w:r>
-        <w:rPr>
-          <w:b/>
-          <w:bCs/>
-        </w:rPr>
-        <w:t xml:space="preserve">Caution.</w:t>
-      </w:r>
-      <w:r>
-        <w:t xml:space="preserve"> </w:t>
-      </w:r>
-      <w:r>
-        <w:t xml:space="preserve">Neither engine authorizes anything today. Any device that can reach the edge can resolve any address, which for the LANCER use case means any device on the LAN can resolve a client address. This is the one place where</w:t>
-      </w:r>
-      <w:r>
-        <w:t xml:space="preserve"> </w:t>
-      </w:r>
-      <w:r>
-        <w:t xml:space="preserve">“fewest components”</w:t>
-      </w:r>
-      <w:r>
-        <w:t xml:space="preserve"> </w:t>
-      </w:r>
-      <w:r>
-        <w:t xml:space="preserve">and good security genuinely conflict, and the lightest honest answer – hashed API keys checked at the edge, issued out of band – costs no new component. It is Phase 11 and it is not done.</w:t>
-      </w:r>
-    </w:p>
-    <w:p>
-      <w:pPr>
-        <w:pStyle w:val="FirstParagraph"/>
+        <w:pStyle w:val="BodyText"/>
       </w:pPr>
       <w:r>
         <w:rPr>
@@ -28401,25 +27943,7 @@
     </w:p>
     <w:p>
       <w:pPr>
-        <w:pStyle w:val="BlockText"/>
-      </w:pPr>
-      <w:r>
-        <w:rPr>
-          <w:b/>
-          <w:bCs/>
-        </w:rPr>
-        <w:t xml:space="preserve">Caution.</w:t>
-      </w:r>
-      <w:r>
-        <w:t xml:space="preserve"> </w:t>
-      </w:r>
-      <w:r>
-        <w:t xml:space="preserve">pgeo was tuned against the same test set that measures it here, and Pelias was not. The fuzz rounds and source-derived ground truth limit the effect, but treat the 20-point gap as an upper bound until both engines have been scored on real queries neither has seen.</w:t>
-      </w:r>
-    </w:p>
-    <w:p>
-      <w:pPr>
-        <w:pStyle w:val="FirstParagraph"/>
+        <w:pStyle w:val="BodyText"/>
       </w:pPr>
       <w:r>
         <w:rPr>
@@ -28550,13 +28074,7 @@
           <w:b/>
           <w:bCs/>
         </w:rPr>
-        <w:t xml:space="preserve">Table 36.</w:t>
-      </w:r>
-      <w:r>
-        <w:t xml:space="preserve"> </w:t>
-      </w:r>
-      <w:r>
-        <w:t xml:space="preserve">Which tool for which scenario.</w:t>
+        <w:t xml:space="preserve">Table 36. Which tool for which scenario.</w:t>
       </w:r>
     </w:p>
     <w:tbl>
@@ -29728,13 +29246,7 @@
           <w:b/>
           <w:bCs/>
         </w:rPr>
-        <w:t xml:space="preserve">Table 37.</w:t>
-      </w:r>
-      <w:r>
-        <w:t xml:space="preserve"> </w:t>
-      </w:r>
-      <w:r>
-        <w:t xml:space="preserve">Questions asked during the project, with short answers and the sections that answer them in full.</w:t>
+        <w:t xml:space="preserve">Table 37. Questions asked during the project, with short answers and the sections that answer them in full.</w:t>
       </w:r>
     </w:p>
     <w:tbl>
@@ -30809,13 +30321,7 @@
           <w:b/>
           <w:bCs/>
         </w:rPr>
-        <w:t xml:space="preserve">Table 38.</w:t>
-      </w:r>
-      <w:r>
-        <w:t xml:space="preserve"> </w:t>
-      </w:r>
-      <w:r>
-        <w:t xml:space="preserve">pgeo tables (including their indexes).</w:t>
+        <w:t xml:space="preserve">Table 38. pgeo tables (including their indexes).</w:t>
       </w:r>
     </w:p>
     <w:tbl>
@@ -31023,13 +30529,7 @@
           <w:b/>
           <w:bCs/>
         </w:rPr>
-        <w:t xml:space="preserve">Table 39.</w:t>
-      </w:r>
-      <w:r>
-        <w:t xml:space="preserve"> </w:t>
-      </w:r>
-      <w:r>
-        <w:t xml:space="preserve">Largest pgeo indexes.</w:t>
+        <w:t xml:space="preserve">Table 39. Largest pgeo indexes.</w:t>
       </w:r>
     </w:p>
     <w:tbl>
@@ -31385,7 +30885,6 @@
       </w:tr>
     </w:tbl>
     <w:bookmarkEnd w:id="117"/>
-    <w:bookmarkEnd w:id="118"/>
     <w:sectPr>
       <w:footnotePr>
         <w:numRestart w:val="eachSect"/>

--- a/docs/REPORT.docx
+++ b/docs/REPORT.docx
@@ -779,7 +779,7 @@
       </w:tr>
     </w:tbl>
     <w:bookmarkEnd w:id="12"/>
-    <w:bookmarkStart w:id="23" w:name="introduction"/>
+    <w:bookmarkStart w:id="25" w:name="introduction"/>
     <w:p>
       <w:pPr>
         <w:pStyle w:val="Heading2"/>
@@ -1254,13 +1254,13 @@
       </w:r>
     </w:p>
     <w:bookmarkEnd w:id="15"/>
-    <w:bookmarkStart w:id="22" w:name="other-geocoders-that-live-in-postgresql"/>
+    <w:bookmarkStart w:id="16" w:name="what-the-two-platforms-do"/>
     <w:p>
       <w:pPr>
         <w:pStyle w:val="Heading3"/>
       </w:pPr>
       <w:r>
-        <w:t xml:space="preserve">1.4 Other geocoders that live in PostgreSQL</w:t>
+        <w:t xml:space="preserve">1.4 What the two platforms do</w:t>
       </w:r>
     </w:p>
     <w:p>
@@ -1268,19 +1268,19 @@
         <w:pStyle w:val="FirstParagraph"/>
       </w:pPr>
       <w:r>
-        <w:t xml:space="preserve">pgeo is not the first attempt to put geocoding inside the database, and the question of whether it</w:t>
-      </w:r>
-      <w:r>
-        <w:t xml:space="preserve"> </w:t>
-      </w:r>
-      <w:r>
-        <w:t xml:space="preserve">was worth building depends on what already exists. A survey of the field in September 2026 found</w:t>
-      </w:r>
-      <w:r>
-        <w:t xml:space="preserve"> </w:t>
-      </w:r>
-      <w:r>
-        <w:t xml:space="preserve">three projects that keep their query logic in PostgreSQL, and one that keeps half of it there.</w:t>
+        <w:t xml:space="preserve">Before comparing anything it is worth being concrete about what each platform offers, because</w:t>
+      </w:r>
+      <w:r>
+        <w:t xml:space="preserve"> </w:t>
+      </w:r>
+      <w:r>
+        <w:t xml:space="preserve">several of the differences that matter later – structured addresses, typo tolerance, the number</w:t>
+      </w:r>
+      <w:r>
+        <w:t xml:space="preserve"> </w:t>
+      </w:r>
+      <w:r>
+        <w:t xml:space="preserve">of moving parts – are visible here rather than in any measurement.</w:t>
       </w:r>
     </w:p>
     <w:p>
@@ -1292,7 +1292,787 @@
           <w:b/>
           <w:bCs/>
         </w:rPr>
-        <w:t xml:space="preserve">Table 2. Geocoders whose query logic runs inside PostgreSQL, surveyed September 2026.</w:t>
+        <w:t xml:space="preserve">Table 2. Features of each platform as deployed here.</w:t>
+      </w:r>
+    </w:p>
+    <w:tbl>
+      <w:tblPr>
+        <w:tblStyle w:val="Table"/>
+        <w:tblW w:type="pct" w:w="5000"/>
+        <w:tblLayout w:type="fixed"/>
+        <w:tblLook w:firstRow="1" w:lastRow="0" w:firstColumn="0" w:lastColumn="0" w:noHBand="0" w:noVBand="0" w:val="0020"/>
+      </w:tblPr>
+      <w:tblGrid>
+        <w:gridCol w:w="2640"/>
+        <w:gridCol w:w="2640"/>
+        <w:gridCol w:w="2640"/>
+      </w:tblGrid>
+      <w:tr>
+        <w:trPr>
+          <w:tblHeader w:val="on"/>
+        </w:trPr>
+        <w:tc>
+          <w:tcPr/>
+          <w:p>
+            <w:pPr>
+              <w:pStyle w:val="Compact"/>
+            </w:pPr>
+            <w:r>
+              <w:t xml:space="preserve">Capability</w:t>
+            </w:r>
+          </w:p>
+        </w:tc>
+        <w:tc>
+          <w:tcPr/>
+          <w:p>
+            <w:pPr>
+              <w:pStyle w:val="Compact"/>
+            </w:pPr>
+            <w:r>
+              <w:t xml:space="preserve">Pelias</w:t>
+            </w:r>
+          </w:p>
+        </w:tc>
+        <w:tc>
+          <w:tcPr/>
+          <w:p>
+            <w:pPr>
+              <w:pStyle w:val="Compact"/>
+            </w:pPr>
+            <w:r>
+              <w:t xml:space="preserve">pgeo</w:t>
+            </w:r>
+          </w:p>
+        </w:tc>
+      </w:tr>
+      <w:tr>
+        <w:tc>
+          <w:tcPr/>
+          <w:p>
+            <w:pPr>
+              <w:pStyle w:val="Compact"/>
+            </w:pPr>
+            <w:r>
+              <w:t xml:space="preserve">Endpoints</w:t>
+            </w:r>
+          </w:p>
+        </w:tc>
+        <w:tc>
+          <w:tcPr/>
+          <w:p>
+            <w:pPr>
+              <w:pStyle w:val="Compact"/>
+            </w:pPr>
+            <w:r>
+              <w:t xml:space="preserve">search, structured, autocomplete, reverse, place (+ nearby, beta)</w:t>
+            </w:r>
+          </w:p>
+        </w:tc>
+        <w:tc>
+          <w:tcPr/>
+          <w:p>
+            <w:pPr>
+              <w:pStyle w:val="Compact"/>
+            </w:pPr>
+            <w:r>
+              <w:t xml:space="preserve">the same five, plus</w:t>
+            </w:r>
+            <w:r>
+              <w:t xml:space="preserve"> </w:t>
+            </w:r>
+            <w:r>
+              <w:rPr>
+                <w:rStyle w:val="VerbatimChar"/>
+              </w:rPr>
+              <w:t xml:space="preserve">/v1/address</w:t>
+            </w:r>
+          </w:p>
+        </w:tc>
+      </w:tr>
+      <w:tr>
+        <w:tc>
+          <w:tcPr/>
+          <w:p>
+            <w:pPr>
+              <w:pStyle w:val="Compact"/>
+            </w:pPr>
+            <w:r>
+              <w:t xml:space="preserve">Informational endpoints</w:t>
+            </w:r>
+          </w:p>
+        </w:tc>
+        <w:tc>
+          <w:tcPr/>
+          <w:p>
+            <w:pPr>
+              <w:pStyle w:val="Compact"/>
+            </w:pPr>
+            <w:r>
+              <w:rPr>
+                <w:rStyle w:val="VerbatimChar"/>
+              </w:rPr>
+              <w:t xml:space="preserve">/v1/attribution</w:t>
+            </w:r>
+            <w:r>
+              <w:t xml:space="preserve"> </w:t>
+            </w:r>
+            <w:r>
+              <w:t xml:space="preserve">(data licences) and a</w:t>
+            </w:r>
+            <w:r>
+              <w:t xml:space="preserve"> </w:t>
+            </w:r>
+            <w:r>
+              <w:rPr>
+                <w:rStyle w:val="VerbatimChar"/>
+              </w:rPr>
+              <w:t xml:space="preserve">/v1/</w:t>
+            </w:r>
+            <w:r>
+              <w:t xml:space="preserve"> </w:t>
+            </w:r>
+            <w:r>
+              <w:t xml:space="preserve">API description page, both HTML</w:t>
+            </w:r>
+          </w:p>
+        </w:tc>
+        <w:tc>
+          <w:tcPr/>
+          <w:p>
+            <w:pPr>
+              <w:pStyle w:val="Compact"/>
+            </w:pPr>
+            <w:r>
+              <w:rPr>
+                <w:rStyle w:val="VerbatimChar"/>
+              </w:rPr>
+              <w:t xml:space="preserve">/v1/attribution</w:t>
+            </w:r>
+            <w:r>
+              <w:t xml:space="preserve">, built in SQL and served as HTML by both front ends; no</w:t>
+            </w:r>
+            <w:r>
+              <w:t xml:space="preserve"> </w:t>
+            </w:r>
+            <w:r>
+              <w:rPr>
+                <w:rStyle w:val="VerbatimChar"/>
+              </w:rPr>
+              <w:t xml:space="preserve">/v1/</w:t>
+            </w:r>
+            <w:r>
+              <w:t xml:space="preserve"> </w:t>
+            </w:r>
+            <w:r>
+              <w:t xml:space="preserve">description page</w:t>
+            </w:r>
+          </w:p>
+        </w:tc>
+      </w:tr>
+      <w:tr>
+        <w:tc>
+          <w:tcPr/>
+          <w:p>
+            <w:pPr>
+              <w:pStyle w:val="Compact"/>
+            </w:pPr>
+            <w:r>
+              <w:t xml:space="preserve">Filters</w:t>
+            </w:r>
+          </w:p>
+        </w:tc>
+        <w:tc>
+          <w:tcPr/>
+          <w:p>
+            <w:pPr>
+              <w:pStyle w:val="Compact"/>
+            </w:pPr>
+            <w:r>
+              <w:t xml:space="preserve">layers, sources, focus, rectangle, circle, country, gid, categories</w:t>
+            </w:r>
+          </w:p>
+        </w:tc>
+        <w:tc>
+          <w:tcPr/>
+          <w:p>
+            <w:pPr>
+              <w:pStyle w:val="Compact"/>
+            </w:pPr>
+            <w:r>
+              <w:t xml:space="preserve">the same</w:t>
+            </w:r>
+          </w:p>
+        </w:tc>
+      </w:tr>
+      <w:tr>
+        <w:tc>
+          <w:tcPr/>
+          <w:p>
+            <w:pPr>
+              <w:pStyle w:val="Compact"/>
+            </w:pPr>
+            <w:r>
+              <w:t xml:space="preserve">Parsing</w:t>
+            </w:r>
+          </w:p>
+        </w:tc>
+        <w:tc>
+          <w:tcPr/>
+          <w:p>
+            <w:pPr>
+              <w:pStyle w:val="Compact"/>
+            </w:pPr>
+            <w:r>
+              <w:t xml:space="preserve">libpostal (statistical, ~2 GB model)</w:t>
+            </w:r>
+          </w:p>
+        </w:tc>
+        <w:tc>
+          <w:tcPr/>
+          <w:p>
+            <w:pPr>
+              <w:pStyle w:val="Compact"/>
+            </w:pPr>
+            <w:r>
+              <w:t xml:space="preserve">rule parser in SQL (best measured); libpostal optional</w:t>
+            </w:r>
+          </w:p>
+        </w:tc>
+      </w:tr>
+      <w:tr>
+        <w:tc>
+          <w:tcPr/>
+          <w:p>
+            <w:pPr>
+              <w:pStyle w:val="Compact"/>
+            </w:pPr>
+            <w:r>
+              <w:t xml:space="preserve">Typo tolerance</w:t>
+            </w:r>
+          </w:p>
+        </w:tc>
+        <w:tc>
+          <w:tcPr/>
+          <w:p>
+            <w:pPr>
+              <w:pStyle w:val="Compact"/>
+            </w:pPr>
+            <w:r>
+              <w:t xml:space="preserve">limited (term fuzziness)</w:t>
+            </w:r>
+          </w:p>
+        </w:tc>
+        <w:tc>
+          <w:tcPr/>
+          <w:p>
+            <w:pPr>
+              <w:pStyle w:val="Compact"/>
+            </w:pPr>
+            <w:r>
+              <w:t xml:space="preserve">trigram similarity on whole names and streets</w:t>
+            </w:r>
+          </w:p>
+        </w:tc>
+      </w:tr>
+      <w:tr>
+        <w:tc>
+          <w:tcPr/>
+          <w:p>
+            <w:pPr>
+              <w:pStyle w:val="Compact"/>
+            </w:pPr>
+            <w:r>
+              <w:t xml:space="preserve">Town handling</w:t>
+            </w:r>
+          </w:p>
+        </w:tc>
+        <w:tc>
+          <w:tcPr/>
+          <w:p>
+            <w:pPr>
+              <w:pStyle w:val="Compact"/>
+            </w:pPr>
+            <w:r>
+              <w:t xml:space="preserve">exact admin names (placeholder)</w:t>
+            </w:r>
+          </w:p>
+        </w:tc>
+        <w:tc>
+          <w:tcPr/>
+          <w:p>
+            <w:pPr>
+              <w:pStyle w:val="Compact"/>
+            </w:pPr>
+            <w:r>
+              <w:t xml:space="preserve">town as a location: villages and nearest towns accepted</w:t>
+            </w:r>
+          </w:p>
+        </w:tc>
+      </w:tr>
+      <w:tr>
+        <w:tc>
+          <w:tcPr/>
+          <w:p>
+            <w:pPr>
+              <w:pStyle w:val="Compact"/>
+            </w:pPr>
+            <w:r>
+              <w:t xml:space="preserve">Interpolation</w:t>
+            </w:r>
+          </w:p>
+        </w:tc>
+        <w:tc>
+          <w:tcPr/>
+          <w:p>
+            <w:pPr>
+              <w:pStyle w:val="Compact"/>
+            </w:pPr>
+            <w:r>
+              <w:t xml:space="preserve">separate service (TIGER + OA)</w:t>
+            </w:r>
+          </w:p>
+        </w:tc>
+        <w:tc>
+          <w:tcPr/>
+          <w:p>
+            <w:pPr>
+              <w:pStyle w:val="Compact"/>
+            </w:pPr>
+            <w:r>
+              <w:t xml:space="preserve">SQL, between neighbouring house numbers</w:t>
+            </w:r>
+          </w:p>
+        </w:tc>
+      </w:tr>
+      <w:tr>
+        <w:tc>
+          <w:tcPr/>
+          <w:p>
+            <w:pPr>
+              <w:pStyle w:val="Compact"/>
+            </w:pPr>
+            <w:r>
+              <w:t xml:space="preserve">Confidence</w:t>
+            </w:r>
+          </w:p>
+        </w:tc>
+        <w:tc>
+          <w:tcPr/>
+          <w:p>
+            <w:pPr>
+              <w:pStyle w:val="Compact"/>
+            </w:pPr>
+            <w:r>
+              <w:t xml:space="preserve">per result</w:t>
+            </w:r>
+          </w:p>
+        </w:tc>
+        <w:tc>
+          <w:tcPr/>
+          <w:p>
+            <w:pPr>
+              <w:pStyle w:val="Compact"/>
+            </w:pPr>
+            <w:r>
+              <w:t xml:space="preserve">per result, lowered for ties between distinct places</w:t>
+            </w:r>
+          </w:p>
+        </w:tc>
+      </w:tr>
+      <w:tr>
+        <w:tc>
+          <w:tcPr/>
+          <w:p>
+            <w:pPr>
+              <w:pStyle w:val="Compact"/>
+            </w:pPr>
+            <w:r>
+              <w:t xml:space="preserve">Structured US addresses</w:t>
+            </w:r>
+          </w:p>
+        </w:tc>
+        <w:tc>
+          <w:tcPr/>
+          <w:p>
+            <w:pPr>
+              <w:pStyle w:val="Compact"/>
+            </w:pPr>
+            <w:r>
+              <w:t xml:space="preserve">no</w:t>
+            </w:r>
+          </w:p>
+        </w:tc>
+        <w:tc>
+          <w:tcPr/>
+          <w:p>
+            <w:pPr>
+              <w:pStyle w:val="Compact"/>
+            </w:pPr>
+            <w:r>
+              <w:t xml:space="preserve">USPS Publication 28 components, delivery and last lines, FIPS codes</w:t>
+            </w:r>
+          </w:p>
+        </w:tc>
+      </w:tr>
+      <w:tr>
+        <w:tc>
+          <w:tcPr/>
+          <w:p>
+            <w:pPr>
+              <w:pStyle w:val="Compact"/>
+            </w:pPr>
+            <w:r>
+              <w:t xml:space="preserve">Nearest street address for a venue</w:t>
+            </w:r>
+          </w:p>
+        </w:tc>
+        <w:tc>
+          <w:tcPr/>
+          <w:p>
+            <w:pPr>
+              <w:pStyle w:val="Compact"/>
+            </w:pPr>
+            <w:r>
+              <w:t xml:space="preserve">no</w:t>
+            </w:r>
+          </w:p>
+        </w:tc>
+        <w:tc>
+          <w:tcPr/>
+          <w:p>
+            <w:pPr>
+              <w:pStyle w:val="Compact"/>
+            </w:pPr>
+            <w:r>
+              <w:t xml:space="preserve">yes (</w:t>
+            </w:r>
+            <w:r>
+              <w:rPr>
+                <w:rStyle w:val="VerbatimChar"/>
+              </w:rPr>
+              <w:t xml:space="preserve">/v1/address</w:t>
+            </w:r>
+            <w:r>
+              <w:t xml:space="preserve">)</w:t>
+            </w:r>
+          </w:p>
+        </w:tc>
+      </w:tr>
+      <w:tr>
+        <w:tc>
+          <w:tcPr/>
+          <w:p>
+            <w:pPr>
+              <w:pStyle w:val="Compact"/>
+            </w:pPr>
+            <w:r>
+              <w:t xml:space="preserve">HTTP layer</w:t>
+            </w:r>
+          </w:p>
+        </w:tc>
+        <w:tc>
+          <w:tcPr/>
+          <w:p>
+            <w:pPr>
+              <w:pStyle w:val="Compact"/>
+            </w:pPr>
+            <w:r>
+              <w:t xml:space="preserve">Node.js API</w:t>
+            </w:r>
+          </w:p>
+        </w:tc>
+        <w:tc>
+          <w:tcPr/>
+          <w:p>
+            <w:pPr>
+              <w:pStyle w:val="Compact"/>
+            </w:pPr>
+            <w:r>
+              <w:t xml:space="preserve">PostgREST (no code) or FastAPI</w:t>
+            </w:r>
+          </w:p>
+        </w:tc>
+      </w:tr>
+      <w:tr>
+        <w:tc>
+          <w:tcPr/>
+          <w:p>
+            <w:pPr>
+              <w:pStyle w:val="Compact"/>
+            </w:pPr>
+            <w:r>
+              <w:t xml:space="preserve">Data store</w:t>
+            </w:r>
+          </w:p>
+        </w:tc>
+        <w:tc>
+          <w:tcPr/>
+          <w:p>
+            <w:pPr>
+              <w:pStyle w:val="Compact"/>
+            </w:pPr>
+            <w:r>
+              <w:t xml:space="preserve">Elasticsearch index</w:t>
+            </w:r>
+          </w:p>
+        </w:tc>
+        <w:tc>
+          <w:tcPr/>
+          <w:p>
+            <w:pPr>
+              <w:pStyle w:val="Compact"/>
+            </w:pPr>
+            <w:r>
+              <w:t xml:space="preserve">PostgreSQL tables</w:t>
+            </w:r>
+          </w:p>
+        </w:tc>
+      </w:tr>
+      <w:tr>
+        <w:tc>
+          <w:tcPr/>
+          <w:p>
+            <w:pPr>
+              <w:pStyle w:val="Compact"/>
+            </w:pPr>
+            <w:r>
+              <w:t xml:space="preserve">Components</w:t>
+            </w:r>
+          </w:p>
+        </w:tc>
+        <w:tc>
+          <w:tcPr/>
+          <w:p>
+            <w:pPr>
+              <w:pStyle w:val="Compact"/>
+            </w:pPr>
+            <w:r>
+              <w:t xml:space="preserve">6 containers</w:t>
+            </w:r>
+          </w:p>
+        </w:tc>
+        <w:tc>
+          <w:tcPr/>
+          <w:p>
+            <w:pPr>
+              <w:pStyle w:val="Compact"/>
+            </w:pPr>
+            <w:r>
+              <w:t xml:space="preserve">2-3 containers</w:t>
+            </w:r>
+          </w:p>
+        </w:tc>
+      </w:tr>
+      <w:tr>
+        <w:tc>
+          <w:tcPr/>
+          <w:p>
+            <w:pPr>
+              <w:pStyle w:val="Compact"/>
+            </w:pPr>
+            <w:r>
+              <w:t xml:space="preserve">Build</w:t>
+            </w:r>
+          </w:p>
+        </w:tc>
+        <w:tc>
+          <w:tcPr/>
+          <w:p>
+            <w:pPr>
+              <w:pStyle w:val="Compact"/>
+            </w:pPr>
+            <w:r>
+              <w:t xml:space="preserve">importers, ~15 min</w:t>
+            </w:r>
+          </w:p>
+        </w:tc>
+        <w:tc>
+          <w:tcPr/>
+          <w:p>
+            <w:pPr>
+              <w:pStyle w:val="Compact"/>
+            </w:pPr>
+            <w:r>
+              <w:t xml:space="preserve">one command, ~13 min</w:t>
+            </w:r>
+          </w:p>
+        </w:tc>
+      </w:tr>
+      <w:tr>
+        <w:tc>
+          <w:tcPr/>
+          <w:p>
+            <w:pPr>
+              <w:pStyle w:val="Compact"/>
+            </w:pPr>
+            <w:r>
+              <w:t xml:space="preserve">Operations tooling</w:t>
+            </w:r>
+          </w:p>
+        </w:tc>
+        <w:tc>
+          <w:tcPr/>
+          <w:p>
+            <w:pPr>
+              <w:pStyle w:val="Compact"/>
+            </w:pPr>
+            <w:r>
+              <w:t xml:space="preserve">Pelias CLI</w:t>
+            </w:r>
+          </w:p>
+        </w:tc>
+        <w:tc>
+          <w:tcPr/>
+          <w:p>
+            <w:pPr>
+              <w:pStyle w:val="Compact"/>
+            </w:pPr>
+            <w:r>
+              <w:t xml:space="preserve">tuning profiles, accuracy gate, rebuild script</w:t>
+            </w:r>
+          </w:p>
+        </w:tc>
+      </w:tr>
+      <w:tr>
+        <w:tc>
+          <w:tcPr/>
+          <w:p>
+            <w:pPr>
+              <w:pStyle w:val="Compact"/>
+            </w:pPr>
+            <w:r>
+              <w:t xml:space="preserve">Security posture here</w:t>
+            </w:r>
+          </w:p>
+        </w:tc>
+        <w:tc>
+          <w:tcPr/>
+          <w:p>
+            <w:pPr>
+              <w:pStyle w:val="Compact"/>
+            </w:pPr>
+            <w:r>
+              <w:t xml:space="preserve">read-only query services, pinned images, strict CSP; Elasticsearch has no credentials (loopback only)</w:t>
+            </w:r>
+          </w:p>
+        </w:tc>
+        <w:tc>
+          <w:tcPr/>
+          <w:p>
+            <w:pPr>
+              <w:pStyle w:val="Compact"/>
+            </w:pPr>
+            <w:r>
+              <w:t xml:space="preserve">read-only database role (</w:t>
+            </w:r>
+            <w:r>
+              <w:rPr>
+                <w:rStyle w:val="VerbatimChar"/>
+              </w:rPr>
+              <w:t xml:space="preserve">SELECT</w:t>
+            </w:r>
+            <w:r>
+              <w:t xml:space="preserve"> </w:t>
+            </w:r>
+            <w:r>
+              <w:t xml:space="preserve">only), allowlisted tuning, password-authenticated database, no query parameters in the PostgreSQL log</w:t>
+            </w:r>
+          </w:p>
+        </w:tc>
+      </w:tr>
+    </w:tbl>
+    <w:p>
+      <w:pPr>
+        <w:pStyle w:val="BodyText"/>
+      </w:pPr>
+      <w:r>
+        <w:t xml:space="preserve">Two rows carry most of the argument in this report.</w:t>
+      </w:r>
+      <w:r>
+        <w:t xml:space="preserve"> </w:t>
+      </w:r>
+      <w:r>
+        <w:rPr>
+          <w:b/>
+          <w:bCs/>
+        </w:rPr>
+        <w:t xml:space="preserve">Components</w:t>
+      </w:r>
+      <w:r>
+        <w:t xml:space="preserve"> </w:t>
+      </w:r>
+      <w:r>
+        <w:t xml:space="preserve">is why pgeo fits on a machine</w:t>
+      </w:r>
+      <w:r>
+        <w:t xml:space="preserve"> </w:t>
+      </w:r>
+      <w:r>
+        <w:t xml:space="preserve">Pelias cannot use, and</w:t>
+      </w:r>
+      <w:r>
+        <w:t xml:space="preserve"> </w:t>
+      </w:r>
+      <w:r>
+        <w:rPr>
+          <w:b/>
+          <w:bCs/>
+        </w:rPr>
+        <w:t xml:space="preserve">typo tolerance</w:t>
+      </w:r>
+      <w:r>
+        <w:t xml:space="preserve"> </w:t>
+      </w:r>
+      <w:r>
+        <w:t xml:space="preserve">is why it answers questions Pelias does not. Everything</w:t>
+      </w:r>
+      <w:r>
+        <w:t xml:space="preserve"> </w:t>
+      </w:r>
+      <w:r>
+        <w:t xml:space="preserve">in Section 3 is an attempt to put numbers on those two lines.</w:t>
+      </w:r>
+    </w:p>
+    <w:bookmarkEnd w:id="16"/>
+    <w:bookmarkStart w:id="23" w:name="other-geocoders-that-live-in-postgresql"/>
+    <w:p>
+      <w:pPr>
+        <w:pStyle w:val="Heading3"/>
+      </w:pPr>
+      <w:r>
+        <w:t xml:space="preserve">1.5 Other geocoders that live in PostgreSQL</w:t>
+      </w:r>
+    </w:p>
+    <w:p>
+      <w:pPr>
+        <w:pStyle w:val="FirstParagraph"/>
+      </w:pPr>
+      <w:r>
+        <w:t xml:space="preserve">pgeo is not the first attempt to put geocoding inside the database, and the question of whether it</w:t>
+      </w:r>
+      <w:r>
+        <w:t xml:space="preserve"> </w:t>
+      </w:r>
+      <w:r>
+        <w:t xml:space="preserve">was worth building depends on what already exists. A survey of the field in September 2026 found</w:t>
+      </w:r>
+      <w:r>
+        <w:t xml:space="preserve"> </w:t>
+      </w:r>
+      <w:r>
+        <w:t xml:space="preserve">three projects that keep their query logic in PostgreSQL, and one that keeps half of it there.</w:t>
+      </w:r>
+    </w:p>
+    <w:p>
+      <w:pPr>
+        <w:pStyle w:val="BodyText"/>
+      </w:pPr>
+      <w:r>
+        <w:rPr>
+          <w:b/>
+          <w:bCs/>
+        </w:rPr>
+        <w:t xml:space="preserve">Table 3. Geocoders whose query logic runs inside PostgreSQL, surveyed September 2026.</w:t>
       </w:r>
     </w:p>
     <w:tbl>
@@ -1376,7 +2156,7 @@
             <w:pPr>
               <w:pStyle w:val="Compact"/>
             </w:pPr>
-            <w:hyperlink r:id="rId16">
+            <w:hyperlink r:id="rId17">
               <w:r>
                 <w:rPr>
                   <w:rStyle w:val="Hyperlink"/>
@@ -1461,7 +2241,7 @@
             <w:r>
               <w:t xml:space="preserve"> </w:t>
             </w:r>
-            <w:hyperlink r:id="rId17">
+            <w:hyperlink r:id="rId18">
               <w:r>
                 <w:rPr>
                   <w:rStyle w:val="Hyperlink"/>
@@ -1500,7 +2280,7 @@
             <w:pPr>
               <w:pStyle w:val="Compact"/>
             </w:pPr>
-            <w:hyperlink r:id="rId18">
+            <w:hyperlink r:id="rId19">
               <w:r>
                 <w:rPr>
                   <w:rStyle w:val="Hyperlink"/>
@@ -1595,7 +2375,7 @@
             <w:pPr>
               <w:pStyle w:val="Compact"/>
             </w:pPr>
-            <w:hyperlink r:id="rId19">
+            <w:hyperlink r:id="rId20">
               <w:r>
                 <w:rPr>
                   <w:rStyle w:val="Hyperlink"/>
@@ -1666,7 +2446,7 @@
             <w:pPr>
               <w:pStyle w:val="Compact"/>
             </w:pPr>
-            <w:hyperlink r:id="rId20">
+            <w:hyperlink r:id="rId21">
               <w:r>
                 <w:rPr>
                   <w:rStyle w:val="Hyperlink"/>
@@ -1731,7 +2511,7 @@
             <w:r>
               <w:t xml:space="preserve"> </w:t>
             </w:r>
-            <w:hyperlink r:id="rId21">
+            <w:hyperlink r:id="rId22">
               <w:r>
                 <w:rPr>
                   <w:rStyle w:val="Hyperlink"/>
@@ -1758,6 +2538,783 @@
           <w:b/>
           <w:bCs/>
         </w:rPr>
+        <w:t xml:space="preserve">Table 4. The same feature comparison as Table 2, extended to the other geocoders that keep their logic in PostgreSQL.</w:t>
+      </w:r>
+      <w:r>
+        <w:t xml:space="preserve"> </w:t>
+      </w:r>
+      <w:r>
+        <w:t xml:space="preserve">Compiled from project documentation, September 2026; not independently benchmarked.</w:t>
+      </w:r>
+    </w:p>
+    <w:tbl>
+      <w:tblPr>
+        <w:tblStyle w:val="Table"/>
+        <w:tblW w:type="pct" w:w="5000"/>
+        <w:tblLayout w:type="fixed"/>
+        <w:tblLook w:firstRow="1" w:lastRow="0" w:firstColumn="0" w:lastColumn="0" w:noHBand="0" w:noVBand="0" w:val="0020"/>
+      </w:tblPr>
+      <w:tblGrid>
+        <w:gridCol w:w="1584"/>
+        <w:gridCol w:w="1584"/>
+        <w:gridCol w:w="1584"/>
+        <w:gridCol w:w="1584"/>
+        <w:gridCol w:w="1584"/>
+      </w:tblGrid>
+      <w:tr>
+        <w:trPr>
+          <w:tblHeader w:val="on"/>
+        </w:trPr>
+        <w:tc>
+          <w:tcPr/>
+          <w:p>
+            <w:pPr>
+              <w:pStyle w:val="Compact"/>
+            </w:pPr>
+            <w:r>
+              <w:t xml:space="preserve">Feature</w:t>
+            </w:r>
+          </w:p>
+        </w:tc>
+        <w:tc>
+          <w:tcPr/>
+          <w:p>
+            <w:pPr>
+              <w:pStyle w:val="Compact"/>
+            </w:pPr>
+            <w:r>
+              <w:t xml:space="preserve">TIGER geocoder</w:t>
+            </w:r>
+          </w:p>
+        </w:tc>
+        <w:tc>
+          <w:tcPr/>
+          <w:p>
+            <w:pPr>
+              <w:pStyle w:val="Compact"/>
+            </w:pPr>
+            <w:r>
+              <w:t xml:space="preserve">osmgeocoder</w:t>
+            </w:r>
+          </w:p>
+        </w:tc>
+        <w:tc>
+          <w:tcPr/>
+          <w:p>
+            <w:pPr>
+              <w:pStyle w:val="Compact"/>
+            </w:pPr>
+            <w:r>
+              <w:t xml:space="preserve">Nominatim</w:t>
+            </w:r>
+          </w:p>
+        </w:tc>
+        <w:tc>
+          <w:tcPr/>
+          <w:p>
+            <w:pPr>
+              <w:pStyle w:val="Compact"/>
+            </w:pPr>
+            <w:r>
+              <w:t xml:space="preserve">pgeo</w:t>
+            </w:r>
+          </w:p>
+        </w:tc>
+      </w:tr>
+      <w:tr>
+        <w:tc>
+          <w:tcPr/>
+          <w:p>
+            <w:pPr>
+              <w:pStyle w:val="Compact"/>
+            </w:pPr>
+            <w:r>
+              <w:t xml:space="preserve">Forward search</w:t>
+            </w:r>
+          </w:p>
+        </w:tc>
+        <w:tc>
+          <w:tcPr/>
+          <w:p>
+            <w:pPr>
+              <w:pStyle w:val="Compact"/>
+            </w:pPr>
+            <w:r>
+              <w:t xml:space="preserve">yes</w:t>
+            </w:r>
+          </w:p>
+        </w:tc>
+        <w:tc>
+          <w:tcPr/>
+          <w:p>
+            <w:pPr>
+              <w:pStyle w:val="Compact"/>
+            </w:pPr>
+            <w:r>
+              <w:t xml:space="preserve">yes</w:t>
+            </w:r>
+          </w:p>
+        </w:tc>
+        <w:tc>
+          <w:tcPr/>
+          <w:p>
+            <w:pPr>
+              <w:pStyle w:val="Compact"/>
+            </w:pPr>
+            <w:r>
+              <w:t xml:space="preserve">yes</w:t>
+            </w:r>
+          </w:p>
+        </w:tc>
+        <w:tc>
+          <w:tcPr/>
+          <w:p>
+            <w:pPr>
+              <w:pStyle w:val="Compact"/>
+            </w:pPr>
+            <w:r>
+              <w:t xml:space="preserve">yes</w:t>
+            </w:r>
+          </w:p>
+        </w:tc>
+      </w:tr>
+      <w:tr>
+        <w:tc>
+          <w:tcPr/>
+          <w:p>
+            <w:pPr>
+              <w:pStyle w:val="Compact"/>
+            </w:pPr>
+            <w:r>
+              <w:t xml:space="preserve">Reverse geocoding</w:t>
+            </w:r>
+          </w:p>
+        </w:tc>
+        <w:tc>
+          <w:tcPr/>
+          <w:p>
+            <w:pPr>
+              <w:pStyle w:val="Compact"/>
+            </w:pPr>
+            <w:r>
+              <w:t xml:space="preserve">yes</w:t>
+            </w:r>
+          </w:p>
+        </w:tc>
+        <w:tc>
+          <w:tcPr/>
+          <w:p>
+            <w:pPr>
+              <w:pStyle w:val="Compact"/>
+            </w:pPr>
+            <w:r>
+              <w:t xml:space="preserve">yes</w:t>
+            </w:r>
+          </w:p>
+        </w:tc>
+        <w:tc>
+          <w:tcPr/>
+          <w:p>
+            <w:pPr>
+              <w:pStyle w:val="Compact"/>
+            </w:pPr>
+            <w:r>
+              <w:t xml:space="preserve">yes</w:t>
+            </w:r>
+          </w:p>
+        </w:tc>
+        <w:tc>
+          <w:tcPr/>
+          <w:p>
+            <w:pPr>
+              <w:pStyle w:val="Compact"/>
+            </w:pPr>
+            <w:r>
+              <w:t xml:space="preserve">yes</w:t>
+            </w:r>
+          </w:p>
+        </w:tc>
+      </w:tr>
+      <w:tr>
+        <w:tc>
+          <w:tcPr/>
+          <w:p>
+            <w:pPr>
+              <w:pStyle w:val="Compact"/>
+            </w:pPr>
+            <w:r>
+              <w:t xml:space="preserve">Autocomplete / type-ahead</w:t>
+            </w:r>
+          </w:p>
+        </w:tc>
+        <w:tc>
+          <w:tcPr/>
+          <w:p>
+            <w:pPr>
+              <w:pStyle w:val="Compact"/>
+            </w:pPr>
+            <w:r>
+              <w:t xml:space="preserve">no</w:t>
+            </w:r>
+          </w:p>
+        </w:tc>
+        <w:tc>
+          <w:tcPr/>
+          <w:p>
+            <w:pPr>
+              <w:pStyle w:val="Compact"/>
+            </w:pPr>
+            <w:r>
+              <w:t xml:space="preserve">yes (predictive text)</w:t>
+            </w:r>
+          </w:p>
+        </w:tc>
+        <w:tc>
+          <w:tcPr/>
+          <w:p>
+            <w:pPr>
+              <w:pStyle w:val="Compact"/>
+            </w:pPr>
+            <w:r>
+              <w:t xml:space="preserve">no (not its strength)</w:t>
+            </w:r>
+          </w:p>
+        </w:tc>
+        <w:tc>
+          <w:tcPr/>
+          <w:p>
+            <w:pPr>
+              <w:pStyle w:val="Compact"/>
+            </w:pPr>
+            <w:r>
+              <w:t xml:space="preserve">yes</w:t>
+            </w:r>
+          </w:p>
+        </w:tc>
+      </w:tr>
+      <w:tr>
+        <w:tc>
+          <w:tcPr/>
+          <w:p>
+            <w:pPr>
+              <w:pStyle w:val="Compact"/>
+            </w:pPr>
+            <w:r>
+              <w:t xml:space="preserve">Structured search fields</w:t>
+            </w:r>
+          </w:p>
+        </w:tc>
+        <w:tc>
+          <w:tcPr/>
+          <w:p>
+            <w:pPr>
+              <w:pStyle w:val="Compact"/>
+            </w:pPr>
+            <w:r>
+              <w:t xml:space="preserve">yes</w:t>
+            </w:r>
+          </w:p>
+        </w:tc>
+        <w:tc>
+          <w:tcPr/>
+          <w:p>
+            <w:pPr>
+              <w:pStyle w:val="Compact"/>
+            </w:pPr>
+            <w:r>
+              <w:t xml:space="preserve">yes</w:t>
+            </w:r>
+          </w:p>
+        </w:tc>
+        <w:tc>
+          <w:tcPr/>
+          <w:p>
+            <w:pPr>
+              <w:pStyle w:val="Compact"/>
+            </w:pPr>
+            <w:r>
+              <w:t xml:space="preserve">yes</w:t>
+            </w:r>
+          </w:p>
+        </w:tc>
+        <w:tc>
+          <w:tcPr/>
+          <w:p>
+            <w:pPr>
+              <w:pStyle w:val="Compact"/>
+            </w:pPr>
+            <w:r>
+              <w:t xml:space="preserve">yes</w:t>
+            </w:r>
+          </w:p>
+        </w:tc>
+      </w:tr>
+      <w:tr>
+        <w:tc>
+          <w:tcPr/>
+          <w:p>
+            <w:pPr>
+              <w:pStyle w:val="Compact"/>
+            </w:pPr>
+            <w:r>
+              <w:t xml:space="preserve">Typo tolerance</w:t>
+            </w:r>
+          </w:p>
+        </w:tc>
+        <w:tc>
+          <w:tcPr/>
+          <w:p>
+            <w:pPr>
+              <w:pStyle w:val="Compact"/>
+            </w:pPr>
+            <w:r>
+              <w:t xml:space="preserve">no (exact match)</w:t>
+            </w:r>
+          </w:p>
+        </w:tc>
+        <w:tc>
+          <w:tcPr/>
+          <w:p>
+            <w:pPr>
+              <w:pStyle w:val="Compact"/>
+            </w:pPr>
+            <w:r>
+              <w:t xml:space="preserve">yes (trigram, metaphone)</w:t>
+            </w:r>
+          </w:p>
+        </w:tc>
+        <w:tc>
+          <w:tcPr/>
+          <w:p>
+            <w:pPr>
+              <w:pStyle w:val="Compact"/>
+            </w:pPr>
+            <w:r>
+              <w:t xml:space="preserve">limited</w:t>
+            </w:r>
+          </w:p>
+        </w:tc>
+        <w:tc>
+          <w:tcPr/>
+          <w:p>
+            <w:pPr>
+              <w:pStyle w:val="Compact"/>
+            </w:pPr>
+            <w:r>
+              <w:t xml:space="preserve">yes (trigram + abbreviation expansion)</w:t>
+            </w:r>
+          </w:p>
+        </w:tc>
+      </w:tr>
+      <w:tr>
+        <w:tc>
+          <w:tcPr/>
+          <w:p>
+            <w:pPr>
+              <w:pStyle w:val="Compact"/>
+            </w:pPr>
+            <w:r>
+              <w:t xml:space="preserve">Data sources</w:t>
+            </w:r>
+          </w:p>
+        </w:tc>
+        <w:tc>
+          <w:tcPr/>
+          <w:p>
+            <w:pPr>
+              <w:pStyle w:val="Compact"/>
+            </w:pPr>
+            <w:r>
+              <w:t xml:space="preserve">US Census TIGER only</w:t>
+            </w:r>
+          </w:p>
+        </w:tc>
+        <w:tc>
+          <w:tcPr/>
+          <w:p>
+            <w:pPr>
+              <w:pStyle w:val="Compact"/>
+            </w:pPr>
+            <w:r>
+              <w:t xml:space="preserve">OSM, optionally OpenAddresses</w:t>
+            </w:r>
+          </w:p>
+        </w:tc>
+        <w:tc>
+          <w:tcPr/>
+          <w:p>
+            <w:pPr>
+              <w:pStyle w:val="Compact"/>
+            </w:pPr>
+            <w:r>
+              <w:t xml:space="preserve">OSM</w:t>
+            </w:r>
+          </w:p>
+        </w:tc>
+        <w:tc>
+          <w:tcPr/>
+          <w:p>
+            <w:pPr>
+              <w:pStyle w:val="Compact"/>
+            </w:pPr>
+            <w:r>
+              <w:t xml:space="preserve">OA, OSM, WOF, GNIS, ZCTA, Overture</w:t>
+            </w:r>
+          </w:p>
+        </w:tc>
+      </w:tr>
+      <w:tr>
+        <w:tc>
+          <w:tcPr/>
+          <w:p>
+            <w:pPr>
+              <w:pStyle w:val="Compact"/>
+            </w:pPr>
+            <w:r>
+              <w:t xml:space="preserve">HTTP API</w:t>
+            </w:r>
+          </w:p>
+        </w:tc>
+        <w:tc>
+          <w:tcPr/>
+          <w:p>
+            <w:pPr>
+              <w:pStyle w:val="Compact"/>
+            </w:pPr>
+            <w:r>
+              <w:t xml:space="preserve">none (SQL only)</w:t>
+            </w:r>
+          </w:p>
+        </w:tc>
+        <w:tc>
+          <w:tcPr/>
+          <w:p>
+            <w:pPr>
+              <w:pStyle w:val="Compact"/>
+            </w:pPr>
+            <w:r>
+              <w:t xml:space="preserve">Flask service</w:t>
+            </w:r>
+          </w:p>
+        </w:tc>
+        <w:tc>
+          <w:tcPr/>
+          <w:p>
+            <w:pPr>
+              <w:pStyle w:val="Compact"/>
+            </w:pPr>
+            <w:r>
+              <w:t xml:space="preserve">yes</w:t>
+            </w:r>
+          </w:p>
+        </w:tc>
+        <w:tc>
+          <w:tcPr/>
+          <w:p>
+            <w:pPr>
+              <w:pStyle w:val="Compact"/>
+            </w:pPr>
+            <w:r>
+              <w:t xml:space="preserve">yes</w:t>
+            </w:r>
+          </w:p>
+        </w:tc>
+      </w:tr>
+      <w:tr>
+        <w:tc>
+          <w:tcPr/>
+          <w:p>
+            <w:pPr>
+              <w:pStyle w:val="Compact"/>
+            </w:pPr>
+            <w:r>
+              <w:t xml:space="preserve">Runs with no application code</w:t>
+            </w:r>
+          </w:p>
+        </w:tc>
+        <w:tc>
+          <w:tcPr/>
+          <w:p>
+            <w:pPr>
+              <w:pStyle w:val="Compact"/>
+            </w:pPr>
+            <w:r>
+              <w:t xml:space="preserve">n/a (no HTTP)</w:t>
+            </w:r>
+          </w:p>
+        </w:tc>
+        <w:tc>
+          <w:tcPr/>
+          <w:p>
+            <w:pPr>
+              <w:pStyle w:val="Compact"/>
+            </w:pPr>
+            <w:r>
+              <w:t xml:space="preserve">no</w:t>
+            </w:r>
+          </w:p>
+        </w:tc>
+        <w:tc>
+          <w:tcPr/>
+          <w:p>
+            <w:pPr>
+              <w:pStyle w:val="Compact"/>
+            </w:pPr>
+            <w:r>
+              <w:t xml:space="preserve">no</w:t>
+            </w:r>
+          </w:p>
+        </w:tc>
+        <w:tc>
+          <w:tcPr/>
+          <w:p>
+            <w:pPr>
+              <w:pStyle w:val="Compact"/>
+            </w:pPr>
+            <w:r>
+              <w:t xml:space="preserve">yes (PostgREST)</w:t>
+            </w:r>
+          </w:p>
+        </w:tc>
+      </w:tr>
+      <w:tr>
+        <w:tc>
+          <w:tcPr/>
+          <w:p>
+            <w:pPr>
+              <w:pStyle w:val="Compact"/>
+            </w:pPr>
+            <w:r>
+              <w:t xml:space="preserve">Speaks another geocoder’s API</w:t>
+            </w:r>
+          </w:p>
+        </w:tc>
+        <w:tc>
+          <w:tcPr/>
+          <w:p>
+            <w:pPr>
+              <w:pStyle w:val="Compact"/>
+            </w:pPr>
+            <w:r>
+              <w:t xml:space="preserve">no</w:t>
+            </w:r>
+          </w:p>
+        </w:tc>
+        <w:tc>
+          <w:tcPr/>
+          <w:p>
+            <w:pPr>
+              <w:pStyle w:val="Compact"/>
+            </w:pPr>
+            <w:r>
+              <w:t xml:space="preserve">no</w:t>
+            </w:r>
+          </w:p>
+        </w:tc>
+        <w:tc>
+          <w:tcPr/>
+          <w:p>
+            <w:pPr>
+              <w:pStyle w:val="Compact"/>
+            </w:pPr>
+            <w:r>
+              <w:t xml:space="preserve">its own</w:t>
+            </w:r>
+          </w:p>
+        </w:tc>
+        <w:tc>
+          <w:tcPr/>
+          <w:p>
+            <w:pPr>
+              <w:pStyle w:val="Compact"/>
+            </w:pPr>
+            <w:r>
+              <w:t xml:space="preserve">yes (Pelias, 28/28)</w:t>
+            </w:r>
+          </w:p>
+        </w:tc>
+      </w:tr>
+      <w:tr>
+        <w:tc>
+          <w:tcPr/>
+          <w:p>
+            <w:pPr>
+              <w:pStyle w:val="Compact"/>
+            </w:pPr>
+            <w:r>
+              <w:t xml:space="preserve">Structured postal addresses out</w:t>
+            </w:r>
+          </w:p>
+        </w:tc>
+        <w:tc>
+          <w:tcPr/>
+          <w:p>
+            <w:pPr>
+              <w:pStyle w:val="Compact"/>
+            </w:pPr>
+            <w:r>
+              <w:t xml:space="preserve">partial (normalizer)</w:t>
+            </w:r>
+          </w:p>
+        </w:tc>
+        <w:tc>
+          <w:tcPr/>
+          <w:p>
+            <w:pPr>
+              <w:pStyle w:val="Compact"/>
+            </w:pPr>
+            <w:r>
+              <w:t xml:space="preserve">formatting templates</w:t>
+            </w:r>
+          </w:p>
+        </w:tc>
+        <w:tc>
+          <w:tcPr/>
+          <w:p>
+            <w:pPr>
+              <w:pStyle w:val="Compact"/>
+            </w:pPr>
+            <w:r>
+              <w:t xml:space="preserve">no</w:t>
+            </w:r>
+          </w:p>
+        </w:tc>
+        <w:tc>
+          <w:tcPr/>
+          <w:p>
+            <w:pPr>
+              <w:pStyle w:val="Compact"/>
+            </w:pPr>
+            <w:r>
+              <w:t xml:space="preserve">yes (USPS Publication 28)</w:t>
+            </w:r>
+          </w:p>
+        </w:tc>
+      </w:tr>
+      <w:tr>
+        <w:tc>
+          <w:tcPr/>
+          <w:p>
+            <w:pPr>
+              <w:pStyle w:val="Compact"/>
+            </w:pPr>
+            <w:r>
+              <w:t xml:space="preserve">Coverage</w:t>
+            </w:r>
+          </w:p>
+        </w:tc>
+        <w:tc>
+          <w:tcPr/>
+          <w:p>
+            <w:pPr>
+              <w:pStyle w:val="Compact"/>
+            </w:pPr>
+            <w:r>
+              <w:t xml:space="preserve">United States</w:t>
+            </w:r>
+          </w:p>
+        </w:tc>
+        <w:tc>
+          <w:tcPr/>
+          <w:p>
+            <w:pPr>
+              <w:pStyle w:val="Compact"/>
+            </w:pPr>
+            <w:r>
+              <w:t xml:space="preserve">many countries</w:t>
+            </w:r>
+          </w:p>
+        </w:tc>
+        <w:tc>
+          <w:tcPr/>
+          <w:p>
+            <w:pPr>
+              <w:pStyle w:val="Compact"/>
+            </w:pPr>
+            <w:r>
+              <w:t xml:space="preserve">planet</w:t>
+            </w:r>
+          </w:p>
+        </w:tc>
+        <w:tc>
+          <w:tcPr/>
+          <w:p>
+            <w:pPr>
+              <w:pStyle w:val="Compact"/>
+            </w:pPr>
+            <w:r>
+              <w:t xml:space="preserve">one state, tested</w:t>
+            </w:r>
+          </w:p>
+        </w:tc>
+      </w:tr>
+      <w:tr>
+        <w:tc>
+          <w:tcPr/>
+          <w:p>
+            <w:pPr>
+              <w:pStyle w:val="Compact"/>
+            </w:pPr>
+            <w:r>
+              <w:t xml:space="preserve">External model needed</w:t>
+            </w:r>
+          </w:p>
+        </w:tc>
+        <w:tc>
+          <w:tcPr/>
+          <w:p>
+            <w:pPr>
+              <w:pStyle w:val="Compact"/>
+            </w:pPr>
+            <w:r>
+              <w:t xml:space="preserve">no</w:t>
+            </w:r>
+          </w:p>
+        </w:tc>
+        <w:tc>
+          <w:tcPr/>
+          <w:p>
+            <w:pPr>
+              <w:pStyle w:val="Compact"/>
+            </w:pPr>
+            <w:r>
+              <w:t xml:space="preserve">libpostal recommended</w:t>
+            </w:r>
+          </w:p>
+        </w:tc>
+        <w:tc>
+          <w:tcPr/>
+          <w:p>
+            <w:pPr>
+              <w:pStyle w:val="Compact"/>
+            </w:pPr>
+            <w:r>
+              <w:t xml:space="preserve">no</w:t>
+            </w:r>
+          </w:p>
+        </w:tc>
+        <w:tc>
+          <w:tcPr/>
+          <w:p>
+            <w:pPr>
+              <w:pStyle w:val="Compact"/>
+            </w:pPr>
+            <w:r>
+              <w:t xml:space="preserve">no (rule parser)</w:t>
+            </w:r>
+          </w:p>
+        </w:tc>
+      </w:tr>
+    </w:tbl>
+    <w:p>
+      <w:pPr>
+        <w:pStyle w:val="BodyText"/>
+      </w:pPr>
+      <w:r>
+        <w:rPr>
+          <w:b/>
+          <w:bCs/>
+        </w:rPr>
         <w:t xml:space="preserve">Where pgeo sits.</w:t>
       </w:r>
       <w:r>
@@ -1897,24 +3454,14 @@
         <w:t xml:space="preserve">this way is uncommon rather than novel.</w:t>
       </w:r>
     </w:p>
-    <w:bookmarkEnd w:id="22"/>
     <w:bookmarkEnd w:id="23"/>
-    <w:bookmarkStart w:id="46" w:name="methods"/>
-    <w:p>
-      <w:pPr>
-        <w:pStyle w:val="Heading2"/>
-      </w:pPr>
-      <w:r>
-        <w:t xml:space="preserve">2. Methods</w:t>
-      </w:r>
-    </w:p>
-    <w:bookmarkStart w:id="30" w:name="systems-built"/>
+    <w:bookmarkStart w:id="24" w:name="terms-and-acronyms"/>
     <w:p>
       <w:pPr>
         <w:pStyle w:val="Heading3"/>
       </w:pPr>
       <w:r>
-        <w:t xml:space="preserve">2.1 Systems built</w:t>
+        <w:t xml:space="preserve">1.6 Terms and acronyms</w:t>
       </w:r>
     </w:p>
     <w:p>
@@ -1922,22 +3469,878 @@
         <w:pStyle w:val="FirstParagraph"/>
       </w:pPr>
       <w:r>
+        <w:t xml:space="preserve">Geocoding borrows vocabulary from several fields, and this report adds names of its own for the</w:t>
+      </w:r>
+      <w:r>
+        <w:t xml:space="preserve"> </w:t>
+      </w:r>
+      <w:r>
+        <w:t xml:space="preserve">configurations it tested. Everything used later is defined here so no term arrives unexplained.</w:t>
+      </w:r>
+    </w:p>
+    <w:p>
+      <w:pPr>
+        <w:pStyle w:val="BodyText"/>
+      </w:pPr>
+      <w:r>
+        <w:rPr>
+          <w:b/>
+          <w:bCs/>
+        </w:rPr>
+        <w:t xml:space="preserve">Table 5. Terms and acronyms used in this report.</w:t>
+      </w:r>
+    </w:p>
+    <w:tbl>
+      <w:tblPr>
+        <w:tblStyle w:val="Table"/>
+        <w:tblW w:type="pct" w:w="5000"/>
+        <w:tblLayout w:type="fixed"/>
+        <w:tblLook w:firstRow="1" w:lastRow="0" w:firstColumn="0" w:lastColumn="0" w:noHBand="0" w:noVBand="0" w:val="0020"/>
+      </w:tblPr>
+      <w:tblGrid>
+        <w:gridCol w:w="3960"/>
+        <w:gridCol w:w="3960"/>
+      </w:tblGrid>
+      <w:tr>
+        <w:trPr>
+          <w:tblHeader w:val="on"/>
+        </w:trPr>
+        <w:tc>
+          <w:tcPr/>
+          <w:p>
+            <w:pPr>
+              <w:pStyle w:val="Compact"/>
+            </w:pPr>
+            <w:r>
+              <w:t xml:space="preserve">Term</w:t>
+            </w:r>
+          </w:p>
+        </w:tc>
+        <w:tc>
+          <w:tcPr/>
+          <w:p>
+            <w:pPr>
+              <w:pStyle w:val="Compact"/>
+            </w:pPr>
+            <w:r>
+              <w:t xml:space="preserve">Meaning</w:t>
+            </w:r>
+          </w:p>
+        </w:tc>
+      </w:tr>
+      <w:tr>
+        <w:tc>
+          <w:tcPr/>
+          <w:p>
+            <w:pPr>
+              <w:pStyle w:val="Compact"/>
+            </w:pPr>
+            <w:r>
+              <w:rPr>
+                <w:b/>
+                <w:bCs/>
+              </w:rPr>
+              <w:t xml:space="preserve">Geocoding</w:t>
+            </w:r>
+          </w:p>
+        </w:tc>
+        <w:tc>
+          <w:tcPr/>
+          <w:p>
+            <w:pPr>
+              <w:pStyle w:val="Compact"/>
+            </w:pPr>
+            <w:r>
+              <w:t xml:space="preserve">Turning a typed address or place name into coordinates</w:t>
+            </w:r>
+          </w:p>
+        </w:tc>
+      </w:tr>
+      <w:tr>
+        <w:tc>
+          <w:tcPr/>
+          <w:p>
+            <w:pPr>
+              <w:pStyle w:val="Compact"/>
+            </w:pPr>
+            <w:r>
+              <w:rPr>
+                <w:b/>
+                <w:bCs/>
+              </w:rPr>
+              <w:t xml:space="preserve">Reverse geocoding</w:t>
+            </w:r>
+          </w:p>
+        </w:tc>
+        <w:tc>
+          <w:tcPr/>
+          <w:p>
+            <w:pPr>
+              <w:pStyle w:val="Compact"/>
+            </w:pPr>
+            <w:r>
+              <w:t xml:space="preserve">Turning coordinates into the nearest address or place</w:t>
+            </w:r>
+          </w:p>
+        </w:tc>
+      </w:tr>
+      <w:tr>
+        <w:tc>
+          <w:tcPr/>
+          <w:p>
+            <w:pPr>
+              <w:pStyle w:val="Compact"/>
+            </w:pPr>
+            <w:r>
+              <w:rPr>
+                <w:b/>
+                <w:bCs/>
+              </w:rPr>
+              <w:t xml:space="preserve">Autocomplete</w:t>
+            </w:r>
+          </w:p>
+        </w:tc>
+        <w:tc>
+          <w:tcPr/>
+          <w:p>
+            <w:pPr>
+              <w:pStyle w:val="Compact"/>
+            </w:pPr>
+            <w:r>
+              <w:t xml:space="preserve">Type-ahead search: results after every keystroke, against a much tighter latency budget</w:t>
+            </w:r>
+          </w:p>
+        </w:tc>
+      </w:tr>
+      <w:tr>
+        <w:tc>
+          <w:tcPr/>
+          <w:p>
+            <w:pPr>
+              <w:pStyle w:val="Compact"/>
+            </w:pPr>
+            <w:r>
+              <w:rPr>
+                <w:b/>
+                <w:bCs/>
+              </w:rPr>
+              <w:t xml:space="preserve">Structured search</w:t>
+            </w:r>
+          </w:p>
+        </w:tc>
+        <w:tc>
+          <w:tcPr/>
+          <w:p>
+            <w:pPr>
+              <w:pStyle w:val="Compact"/>
+            </w:pPr>
+            <w:r>
+              <w:t xml:space="preserve">A search whose parts arrive in separate fields (address, locality, region, postal code) rather than one string</w:t>
+            </w:r>
+          </w:p>
+        </w:tc>
+      </w:tr>
+      <w:tr>
+        <w:tc>
+          <w:tcPr/>
+          <w:p>
+            <w:pPr>
+              <w:pStyle w:val="Compact"/>
+            </w:pPr>
+            <w:r>
+              <w:rPr>
+                <w:b/>
+                <w:bCs/>
+              </w:rPr>
+              <w:t xml:space="preserve">pgeo</w:t>
+            </w:r>
+          </w:p>
+        </w:tc>
+        <w:tc>
+          <w:tcPr/>
+          <w:p>
+            <w:pPr>
+              <w:pStyle w:val="Compact"/>
+            </w:pPr>
+            <w:r>
+              <w:t xml:space="preserve">The geocoder built for this project: PostgreSQL and PostGIS, with the query logic in SQL</w:t>
+            </w:r>
+          </w:p>
+        </w:tc>
+      </w:tr>
+      <w:tr>
+        <w:tc>
+          <w:tcPr/>
+          <w:p>
+            <w:pPr>
+              <w:pStyle w:val="Compact"/>
+            </w:pPr>
+            <w:r>
+              <w:rPr>
+                <w:b/>
+                <w:bCs/>
+              </w:rPr>
+              <w:t xml:space="preserve">Pelias</w:t>
+            </w:r>
+          </w:p>
+        </w:tc>
+        <w:tc>
+          <w:tcPr/>
+          <w:p>
+            <w:pPr>
+              <w:pStyle w:val="Compact"/>
+            </w:pPr>
+            <w:r>
+              <w:t xml:space="preserve">The established open-source geocoder used here as the reference and the test oracle: an API service, Elasticsearch and four helper services</w:t>
+            </w:r>
+          </w:p>
+        </w:tc>
+      </w:tr>
+      <w:tr>
+        <w:tc>
+          <w:tcPr/>
+          <w:p>
+            <w:pPr>
+              <w:pStyle w:val="Compact"/>
+            </w:pPr>
+            <w:r>
+              <w:rPr>
+                <w:b/>
+                <w:bCs/>
+              </w:rPr>
+              <w:t xml:space="preserve">PostGIS</w:t>
+            </w:r>
+          </w:p>
+        </w:tc>
+        <w:tc>
+          <w:tcPr/>
+          <w:p>
+            <w:pPr>
+              <w:pStyle w:val="Compact"/>
+            </w:pPr>
+            <w:r>
+              <w:t xml:space="preserve">The PostgreSQL extension that adds geographic types, indexes and functions</w:t>
+            </w:r>
+          </w:p>
+        </w:tc>
+      </w:tr>
+      <w:tr>
+        <w:tc>
+          <w:tcPr/>
+          <w:p>
+            <w:pPr>
+              <w:pStyle w:val="Compact"/>
+            </w:pPr>
+            <w:r>
+              <w:rPr>
+                <w:b/>
+                <w:bCs/>
+              </w:rPr>
+              <w:t xml:space="preserve">PostgREST</w:t>
+            </w:r>
+          </w:p>
+        </w:tc>
+        <w:tc>
+          <w:tcPr/>
+          <w:p>
+            <w:pPr>
+              <w:pStyle w:val="Compact"/>
+            </w:pPr>
+            <w:r>
+              <w:t xml:space="preserve">A gateway that exposes PostgreSQL functions as a REST API, with no application code of its own</w:t>
+            </w:r>
+          </w:p>
+        </w:tc>
+      </w:tr>
+      <w:tr>
+        <w:tc>
+          <w:tcPr/>
+          <w:p>
+            <w:pPr>
+              <w:pStyle w:val="Compact"/>
+            </w:pPr>
+            <w:r>
+              <w:rPr>
+                <w:b/>
+                <w:bCs/>
+              </w:rPr>
+              <w:t xml:space="preserve">FastAPI</w:t>
+            </w:r>
+          </w:p>
+        </w:tc>
+        <w:tc>
+          <w:tcPr/>
+          <w:p>
+            <w:pPr>
+              <w:pStyle w:val="Compact"/>
+            </w:pPr>
+            <w:r>
+              <w:t xml:space="preserve">A Python web framework; pgeo’s alternative front end, kept as a baseline</w:t>
+            </w:r>
+          </w:p>
+        </w:tc>
+      </w:tr>
+      <w:tr>
+        <w:tc>
+          <w:tcPr/>
+          <w:p>
+            <w:pPr>
+              <w:pStyle w:val="Compact"/>
+            </w:pPr>
+            <w:r>
+              <w:rPr>
+                <w:b/>
+                <w:bCs/>
+              </w:rPr>
+              <w:t xml:space="preserve">libpostal</w:t>
+            </w:r>
+          </w:p>
+        </w:tc>
+        <w:tc>
+          <w:tcPr/>
+          <w:p>
+            <w:pPr>
+              <w:pStyle w:val="Compact"/>
+            </w:pPr>
+            <w:r>
+              <w:t xml:space="preserve">A statistical address parser (a ~2 GB model) used by Pelias and optionally by pgeo</w:t>
+            </w:r>
+          </w:p>
+        </w:tc>
+      </w:tr>
+      <w:tr>
+        <w:tc>
+          <w:tcPr/>
+          <w:p>
+            <w:pPr>
+              <w:pStyle w:val="Compact"/>
+            </w:pPr>
+            <w:r>
+              <w:rPr>
+                <w:b/>
+                <w:bCs/>
+              </w:rPr>
+              <w:t xml:space="preserve">Elasticsearch</w:t>
+            </w:r>
+          </w:p>
+        </w:tc>
+        <w:tc>
+          <w:tcPr/>
+          <w:p>
+            <w:pPr>
+              <w:pStyle w:val="Compact"/>
+            </w:pPr>
+            <w:r>
+              <w:t xml:space="preserve">The search engine Pelias stores its index in</w:t>
+            </w:r>
+          </w:p>
+        </w:tc>
+      </w:tr>
+      <w:tr>
+        <w:tc>
+          <w:tcPr/>
+          <w:p>
+            <w:pPr>
+              <w:pStyle w:val="Compact"/>
+            </w:pPr>
+            <w:r>
+              <w:rPr>
+                <w:b/>
+                <w:bCs/>
+              </w:rPr>
+              <w:t xml:space="preserve">k6</w:t>
+            </w:r>
+          </w:p>
+        </w:tc>
+        <w:tc>
+          <w:tcPr/>
+          <w:p>
+            <w:pPr>
+              <w:pStyle w:val="Compact"/>
+            </w:pPr>
+            <w:r>
+              <w:t xml:space="preserve">The load-testing tool used throughout: it runs scripted virtual users against an HTTP API and reports latency percentiles and error rates (</w:t>
+            </w:r>
+            <w:r>
+              <w:rPr>
+                <w:rStyle w:val="VerbatimChar"/>
+              </w:rPr>
+              <w:t xml:space="preserve">tests/load/k6</w:t>
+            </w:r>
+            <w:r>
+              <w:t xml:space="preserve">)</w:t>
+            </w:r>
+          </w:p>
+        </w:tc>
+      </w:tr>
+      <w:tr>
+        <w:tc>
+          <w:tcPr/>
+          <w:p>
+            <w:pPr>
+              <w:pStyle w:val="Compact"/>
+            </w:pPr>
+            <w:r>
+              <w:rPr>
+                <w:b/>
+                <w:bCs/>
+              </w:rPr>
+              <w:t xml:space="preserve">Virtual user (VU)</w:t>
+            </w:r>
+          </w:p>
+        </w:tc>
+        <w:tc>
+          <w:tcPr/>
+          <w:p>
+            <w:pPr>
+              <w:pStyle w:val="Compact"/>
+            </w:pPr>
+            <w:r>
+              <w:t xml:space="preserve">One simulated person in a load test, issuing requests with pauses between them, as a person would</w:t>
+            </w:r>
+          </w:p>
+        </w:tc>
+      </w:tr>
+      <w:tr>
+        <w:tc>
+          <w:tcPr/>
+          <w:p>
+            <w:pPr>
+              <w:pStyle w:val="Compact"/>
+            </w:pPr>
+            <w:r>
+              <w:rPr>
+                <w:b/>
+                <w:bCs/>
+              </w:rPr>
+              <w:t xml:space="preserve">p95</w:t>
+            </w:r>
+          </w:p>
+        </w:tc>
+        <w:tc>
+          <w:tcPr/>
+          <w:p>
+            <w:pPr>
+              <w:pStyle w:val="Compact"/>
+            </w:pPr>
+            <w:r>
+              <w:t xml:space="preserve">The 95th-percentile response time: 95 of 100 requests were at least this fast. Used instead of an average because the slow tail is what a user notices</w:t>
+            </w:r>
+          </w:p>
+        </w:tc>
+      </w:tr>
+      <w:tr>
+        <w:tc>
+          <w:tcPr/>
+          <w:p>
+            <w:pPr>
+              <w:pStyle w:val="Compact"/>
+            </w:pPr>
+            <w:r>
+              <w:rPr>
+                <w:b/>
+                <w:bCs/>
+              </w:rPr>
+              <w:t xml:space="preserve">SLO</w:t>
+            </w:r>
+          </w:p>
+        </w:tc>
+        <w:tc>
+          <w:tcPr/>
+          <w:p>
+            <w:pPr>
+              <w:pStyle w:val="Compact"/>
+            </w:pPr>
+            <w:r>
+              <w:t xml:space="preserve">Service level objective: the latency and error targets a configuration must meet to count as passing (Table 14)</w:t>
+            </w:r>
+          </w:p>
+        </w:tc>
+      </w:tr>
+      <w:tr>
+        <w:tc>
+          <w:tcPr/>
+          <w:p>
+            <w:pPr>
+              <w:pStyle w:val="Compact"/>
+            </w:pPr>
+            <w:r>
+              <w:rPr>
+                <w:b/>
+                <w:bCs/>
+              </w:rPr>
+              <w:t xml:space="preserve">Ramp</w:t>
+            </w:r>
+          </w:p>
+        </w:tc>
+        <w:tc>
+          <w:tcPr/>
+          <w:p>
+            <w:pPr>
+              <w:pStyle w:val="Compact"/>
+            </w:pPr>
+            <w:r>
+              <w:t xml:space="preserve">Increasing the number of virtual users step by step until a target is missed, to find a configuration’s capacity</w:t>
+            </w:r>
+          </w:p>
+        </w:tc>
+      </w:tr>
+      <w:tr>
+        <w:tc>
+          <w:tcPr/>
+          <w:p>
+            <w:pPr>
+              <w:pStyle w:val="Compact"/>
+            </w:pPr>
+            <w:r>
+              <w:rPr>
+                <w:b/>
+                <w:bCs/>
+              </w:rPr>
+              <w:t xml:space="preserve">Breaking point</w:t>
+            </w:r>
+          </w:p>
+        </w:tc>
+        <w:tc>
+          <w:tcPr/>
+          <w:p>
+            <w:pPr>
+              <w:pStyle w:val="Compact"/>
+            </w:pPr>
+            <w:r>
+              <w:t xml:space="preserve">The step at which a configuration exceeds five times a target, produces more than 5% errors, or a service dies</w:t>
+            </w:r>
+          </w:p>
+        </w:tc>
+      </w:tr>
+      <w:tr>
+        <w:tc>
+          <w:tcPr/>
+          <w:p>
+            <w:pPr>
+              <w:pStyle w:val="Compact"/>
+            </w:pPr>
+            <w:r>
+              <w:rPr>
+                <w:b/>
+                <w:bCs/>
+              </w:rPr>
+              <w:t xml:space="preserve">Trigram</w:t>
+            </w:r>
+          </w:p>
+        </w:tc>
+        <w:tc>
+          <w:tcPr/>
+          <w:p>
+            <w:pPr>
+              <w:pStyle w:val="Compact"/>
+            </w:pPr>
+            <w:r>
+              <w:t xml:space="preserve">A three-character slice of a word. Comparing the sets of trigrams in two strings measures similarity, which is how pgeo tolerates typos (</w:t>
+            </w:r>
+            <w:r>
+              <w:rPr>
+                <w:rStyle w:val="VerbatimChar"/>
+              </w:rPr>
+              <w:t xml:space="preserve">pg_trgm</w:t>
+            </w:r>
+            <w:r>
+              <w:t xml:space="preserve">)</w:t>
+            </w:r>
+          </w:p>
+        </w:tc>
+      </w:tr>
+      <w:tr>
+        <w:tc>
+          <w:tcPr/>
+          <w:p>
+            <w:pPr>
+              <w:pStyle w:val="Compact"/>
+            </w:pPr>
+            <w:r>
+              <w:rPr>
+                <w:b/>
+                <w:bCs/>
+              </w:rPr>
+              <w:t xml:space="preserve">WOF</w:t>
+            </w:r>
+          </w:p>
+        </w:tc>
+        <w:tc>
+          <w:tcPr/>
+          <w:p>
+            <w:pPr>
+              <w:pStyle w:val="Compact"/>
+            </w:pPr>
+            <w:r>
+              <w:t xml:space="preserve">Who’s On First, the open gazetteer of administrative places used for towns, counties and neighbourhoods</w:t>
+            </w:r>
+          </w:p>
+        </w:tc>
+      </w:tr>
+      <w:tr>
+        <w:tc>
+          <w:tcPr/>
+          <w:p>
+            <w:pPr>
+              <w:pStyle w:val="Compact"/>
+            </w:pPr>
+            <w:r>
+              <w:rPr>
+                <w:b/>
+                <w:bCs/>
+              </w:rPr>
+              <w:t xml:space="preserve">OA</w:t>
+            </w:r>
+          </w:p>
+        </w:tc>
+        <w:tc>
+          <w:tcPr/>
+          <w:p>
+            <w:pPr>
+              <w:pStyle w:val="Compact"/>
+            </w:pPr>
+            <w:r>
+              <w:t xml:space="preserve">OpenAddresses, the open collection of address points</w:t>
+            </w:r>
+          </w:p>
+        </w:tc>
+      </w:tr>
+      <w:tr>
+        <w:tc>
+          <w:tcPr/>
+          <w:p>
+            <w:pPr>
+              <w:pStyle w:val="Compact"/>
+            </w:pPr>
+            <w:r>
+              <w:rPr>
+                <w:b/>
+                <w:bCs/>
+              </w:rPr>
+              <w:t xml:space="preserve">GNIS</w:t>
+            </w:r>
+          </w:p>
+        </w:tc>
+        <w:tc>
+          <w:tcPr/>
+          <w:p>
+            <w:pPr>
+              <w:pStyle w:val="Compact"/>
+            </w:pPr>
+            <w:r>
+              <w:t xml:space="preserve">The USGS Geographic Names Information System: lakes, summits, streams and populated places</w:t>
+            </w:r>
+          </w:p>
+        </w:tc>
+      </w:tr>
+      <w:tr>
+        <w:tc>
+          <w:tcPr/>
+          <w:p>
+            <w:pPr>
+              <w:pStyle w:val="Compact"/>
+            </w:pPr>
+            <w:r>
+              <w:rPr>
+                <w:b/>
+                <w:bCs/>
+              </w:rPr>
+              <w:t xml:space="preserve">ZCTA</w:t>
+            </w:r>
+          </w:p>
+        </w:tc>
+        <w:tc>
+          <w:tcPr/>
+          <w:p>
+            <w:pPr>
+              <w:pStyle w:val="Compact"/>
+            </w:pPr>
+            <w:r>
+              <w:t xml:space="preserve">ZIP Code Tabulation Area, the US Census approximation of a ZIP code as an area</w:t>
+            </w:r>
+          </w:p>
+        </w:tc>
+      </w:tr>
+      <w:tr>
+        <w:tc>
+          <w:tcPr/>
+          <w:p>
+            <w:pPr>
+              <w:pStyle w:val="Compact"/>
+            </w:pPr>
+            <w:r>
+              <w:rPr>
+                <w:b/>
+                <w:bCs/>
+              </w:rPr>
+              <w:t xml:space="preserve">gid</w:t>
+            </w:r>
+          </w:p>
+        </w:tc>
+        <w:tc>
+          <w:tcPr/>
+          <w:p>
+            <w:pPr>
+              <w:pStyle w:val="Compact"/>
+            </w:pPr>
+            <w:r>
+              <w:t xml:space="preserve">A globally unique identifier for a record in a geocoder’s response, for example</w:t>
+            </w:r>
+            <w:r>
+              <w:t xml:space="preserve"> </w:t>
+            </w:r>
+            <w:r>
+              <w:rPr>
+                <w:rStyle w:val="VerbatimChar"/>
+              </w:rPr>
+              <w:t xml:space="preserve">whosonfirst:locality:85948877</w:t>
+            </w:r>
+          </w:p>
+        </w:tc>
+      </w:tr>
+      <w:tr>
+        <w:tc>
+          <w:tcPr/>
+          <w:p>
+            <w:pPr>
+              <w:pStyle w:val="Compact"/>
+            </w:pPr>
+            <w:r>
+              <w:rPr>
+                <w:b/>
+                <w:bCs/>
+              </w:rPr>
+              <w:t xml:space="preserve">C1, C2, C4, M0</w:t>
+            </w:r>
+          </w:p>
+        </w:tc>
+        <w:tc>
+          <w:tcPr/>
+          <w:p>
+            <w:pPr>
+              <w:pStyle w:val="Compact"/>
+            </w:pPr>
+            <w:r>
+              <w:t xml:space="preserve">Names for the Pelias configurations tested: the digit is the vCPU count, M0 is unconstrained (Table 15)</w:t>
+            </w:r>
+          </w:p>
+        </w:tc>
+      </w:tr>
+      <w:tr>
+        <w:tc>
+          <w:tcPr/>
+          <w:p>
+            <w:pPr>
+              <w:pStyle w:val="Compact"/>
+            </w:pPr>
+            <w:r>
+              <w:rPr>
+                <w:b/>
+                <w:bCs/>
+              </w:rPr>
+              <w:t xml:space="preserve">Pmin, P1, P2, P4, PM</w:t>
+            </w:r>
+          </w:p>
+        </w:tc>
+        <w:tc>
+          <w:tcPr/>
+          <w:p>
+            <w:pPr>
+              <w:pStyle w:val="Compact"/>
+            </w:pPr>
+            <w:r>
+              <w:t xml:space="preserve">The equivalent pgeo configurations: Pmin is the smallest budget tested, PM unconstrained</w:t>
+            </w:r>
+          </w:p>
+        </w:tc>
+      </w:tr>
+      <w:tr>
+        <w:tc>
+          <w:tcPr/>
+          <w:p>
+            <w:pPr>
+              <w:pStyle w:val="Compact"/>
+            </w:pPr>
+            <w:r>
+              <w:rPr>
+                <w:b/>
+                <w:bCs/>
+              </w:rPr>
+              <w:t xml:space="preserve">E1, E2, E4</w:t>
+            </w:r>
+          </w:p>
+        </w:tc>
+        <w:tc>
+          <w:tcPr/>
+          <w:p>
+            <w:pPr>
+              <w:pStyle w:val="Compact"/>
+            </w:pPr>
+            <w:r>
+              <w:t xml:space="preserve">pgeo configurations given the</w:t>
+            </w:r>
+            <w:r>
+              <w:t xml:space="preserve"> </w:t>
+            </w:r>
+            <w:r>
+              <w:rPr>
+                <w:i/>
+                <w:iCs/>
+              </w:rPr>
+              <w:t xml:space="preserve">same memory budget</w:t>
+            </w:r>
+            <w:r>
+              <w:t xml:space="preserve"> </w:t>
+            </w:r>
+            <w:r>
+              <w:t xml:space="preserve">as the Pelias configuration at that CPU size, for an equal-resources comparison (Section 3.4)</w:t>
+            </w:r>
+          </w:p>
+        </w:tc>
+      </w:tr>
+    </w:tbl>
+    <w:bookmarkEnd w:id="24"/>
+    <w:bookmarkEnd w:id="25"/>
+    <w:bookmarkStart w:id="50" w:name="methods"/>
+    <w:p>
+      <w:pPr>
+        <w:pStyle w:val="Heading2"/>
+      </w:pPr>
+      <w:r>
+        <w:t xml:space="preserve">2. Methods</w:t>
+      </w:r>
+    </w:p>
+    <w:bookmarkStart w:id="32" w:name="systems-built"/>
+    <w:p>
+      <w:pPr>
+        <w:pStyle w:val="Heading3"/>
+      </w:pPr>
+      <w:r>
+        <w:t xml:space="preserve">2.1 Systems built</w:t>
+      </w:r>
+    </w:p>
+    <w:p>
+      <w:pPr>
+        <w:pStyle w:val="FirstParagraph"/>
+      </w:pPr>
+      <w:r>
         <w:drawing>
           <wp:inline>
             <wp:extent cx="5211162" cy="3623959"/>
             <wp:effectExtent b="0" l="0" r="0" t="0"/>
-            <wp:docPr descr="" title="" id="25" name="Picture"/>
+            <wp:docPr descr="" title="" id="27" name="Picture"/>
             <a:graphic>
               <a:graphicData uri="http://schemas.openxmlformats.org/drawingml/2006/picture">
                 <pic:pic>
                   <pic:nvPicPr>
-                    <pic:cNvPr descr="report_figures/fig_architecture.png" id="26" name="Picture"/>
+                    <pic:cNvPr descr="report_figures/fig_architecture.png" id="28" name="Picture"/>
                     <pic:cNvPicPr>
                       <a:picLocks noChangeArrowheads="1" noChangeAspect="1"/>
                     </pic:cNvPicPr>
                   </pic:nvPicPr>
                   <pic:blipFill>
-                    <a:blip r:embed="rId24"/>
+                    <a:blip r:embed="rId26"/>
                     <a:stretch>
                       <a:fillRect/>
                     </a:stretch>
@@ -2282,7 +4685,7 @@
           <w:b/>
           <w:bCs/>
         </w:rPr>
-        <w:t xml:space="preserve">Table 3. HTTP options for serving the SQL API.</w:t>
+        <w:t xml:space="preserve">Table 6. HTTP options for serving the SQL API.</w:t>
       </w:r>
     </w:p>
     <w:tbl>
@@ -2626,18 +5029,18 @@
           <wp:inline>
             <wp:extent cx="5211162" cy="1856323"/>
             <wp:effectExtent b="0" l="0" r="0" t="0"/>
-            <wp:docPr descr="" title="" id="28" name="Picture"/>
+            <wp:docPr descr="" title="" id="30" name="Picture"/>
             <a:graphic>
               <a:graphicData uri="http://schemas.openxmlformats.org/drawingml/2006/picture">
                 <pic:pic>
                   <pic:nvPicPr>
-                    <pic:cNvPr descr="report_figures/fig_query_pipeline.png" id="29" name="Picture"/>
+                    <pic:cNvPr descr="report_figures/fig_query_pipeline.png" id="31" name="Picture"/>
                     <pic:cNvPicPr>
                       <a:picLocks noChangeArrowheads="1" noChangeAspect="1"/>
                     </pic:cNvPicPr>
                   </pic:nvPicPr>
                   <pic:blipFill>
-                    <a:blip r:embed="rId27"/>
+                    <a:blip r:embed="rId29"/>
                     <a:stretch>
                       <a:fillRect/>
                     </a:stretch>
@@ -2708,8 +5111,8 @@
         <w:t xml:space="preserve">Elasticsearch scoring.</w:t>
       </w:r>
     </w:p>
-    <w:bookmarkEnd w:id="30"/>
-    <w:bookmarkStart w:id="34" w:name="data"/>
+    <w:bookmarkEnd w:id="32"/>
+    <w:bookmarkStart w:id="37" w:name="data"/>
     <w:p>
       <w:pPr>
         <w:pStyle w:val="Heading3"/>
@@ -2727,7 +5130,7 @@
           <w:b/>
           <w:bCs/>
         </w:rPr>
-        <w:t xml:space="preserve">Table 4. Data sources, raw input sizes, and what each engine holds from them.</w:t>
+        <w:t xml:space="preserve">Table 7. Data sources, raw input sizes, and what each engine holds from them.</w:t>
       </w:r>
       <w:r>
         <w:t xml:space="preserve"> </w:t>
@@ -3383,18 +5786,18 @@
           <wp:inline>
             <wp:extent cx="5334000" cy="2680593"/>
             <wp:effectExtent b="0" l="0" r="0" t="0"/>
-            <wp:docPr descr="" title="" id="32" name="Picture"/>
+            <wp:docPr descr="" title="" id="34" name="Picture"/>
             <a:graphic>
               <a:graphicData uri="http://schemas.openxmlformats.org/drawingml/2006/picture">
                 <pic:pic>
                   <pic:nvPicPr>
-                    <pic:cNvPr descr="report_figures/fig_inventory.png" id="33" name="Picture"/>
+                    <pic:cNvPr descr="report_figures/fig_inventory.png" id="35" name="Picture"/>
                     <pic:cNvPicPr>
                       <a:picLocks noChangeArrowheads="1" noChangeAspect="1"/>
                     </pic:cNvPicPr>
                   </pic:nvPicPr>
                   <pic:blipFill>
-                    <a:blip r:embed="rId31"/>
+                    <a:blip r:embed="rId33"/>
                     <a:stretch>
                       <a:fillRect/>
                     </a:stretch>
@@ -3480,7 +5883,7 @@
           <w:b/>
           <w:bCs/>
         </w:rPr>
-        <w:t xml:space="preserve">Table 5. Records by layer.</w:t>
+        <w:t xml:space="preserve">Table 8. Records by layer.</w:t>
       </w:r>
     </w:p>
     <w:tbl>
@@ -4049,20 +6452,19 @@
         </w:tc>
       </w:tr>
     </w:tbl>
+    <w:bookmarkStart w:id="36" w:name="overture-maps"/>
     <w:p>
       <w:pPr>
-        <w:pStyle w:val="BodyText"/>
+        <w:pStyle w:val="Heading4"/>
       </w:pPr>
       <w:r>
-        <w:rPr>
-          <w:b/>
-          <w:bCs/>
-        </w:rPr>
-        <w:t xml:space="preserve">Overture Maps.</w:t>
-      </w:r>
-      <w:r>
-        <w:t xml:space="preserve"> </w:t>
-      </w:r>
+        <w:t xml:space="preserve">2.2.1 Overture Maps</w:t>
+      </w:r>
+    </w:p>
+    <w:p>
+      <w:pPr>
+        <w:pStyle w:val="FirstParagraph"/>
+      </w:pPr>
       <w:r>
         <w:t xml:space="preserve">Every Overture theme was evaluated for Maine (2026-08-19 release), 203 MB of</w:t>
       </w:r>
@@ -4259,8 +6661,9 @@
         <w:t xml:space="preserve">Hampshire, and the Pelias interpolation builder needing OpenAddresses in its legacy CSV form.</w:t>
       </w:r>
     </w:p>
-    <w:bookmarkEnd w:id="34"/>
-    <w:bookmarkStart w:id="38" w:name="build-pipelines"/>
+    <w:bookmarkEnd w:id="36"/>
+    <w:bookmarkEnd w:id="37"/>
+    <w:bookmarkStart w:id="41" w:name="build-pipelines"/>
     <w:p>
       <w:pPr>
         <w:pStyle w:val="Heading3"/>
@@ -4278,18 +6681,18 @@
           <wp:inline>
             <wp:extent cx="5211162" cy="2773781"/>
             <wp:effectExtent b="0" l="0" r="0" t="0"/>
-            <wp:docPr descr="" title="" id="36" name="Picture"/>
+            <wp:docPr descr="" title="" id="39" name="Picture"/>
             <a:graphic>
               <a:graphicData uri="http://schemas.openxmlformats.org/drawingml/2006/picture">
                 <pic:pic>
                   <pic:nvPicPr>
-                    <pic:cNvPr descr="report_figures/fig_data_pipeline.png" id="37" name="Picture"/>
+                    <pic:cNvPr descr="report_figures/fig_data_pipeline.png" id="40" name="Picture"/>
                     <pic:cNvPicPr>
                       <a:picLocks noChangeArrowheads="1" noChangeAspect="1"/>
                     </pic:cNvPicPr>
                   </pic:nvPicPr>
                   <pic:blipFill>
-                    <a:blip r:embed="rId35"/>
+                    <a:blip r:embed="rId38"/>
                     <a:stretch>
                       <a:fillRect/>
                     </a:stretch>
@@ -4410,7 +6813,7 @@
           <w:b/>
           <w:bCs/>
         </w:rPr>
-        <w:t xml:space="preserve">Table 6. pgeo build steps and their duration (latest build).</w:t>
+        <w:t xml:space="preserve">Table 9. pgeo build steps and their duration (latest build).</w:t>
       </w:r>
     </w:p>
     <w:tbl>
@@ -4598,7 +7001,7 @@
         <w:t xml:space="preserve"> </w:t>
       </w:r>
       <w:r>
-        <w:t xml:space="preserve">435 MB Elasticsearch snapshot or a PostgreSQL dump. Table 24 in Section 3.5</w:t>
+        <w:t xml:space="preserve">435 MB Elasticsearch snapshot or a PostgreSQL dump. Table 27 in Section 3.5</w:t>
       </w:r>
       <w:r>
         <w:t xml:space="preserve"> </w:t>
@@ -4613,8 +7016,8 @@
         <w:t xml:space="preserve">with other work or wants a machine to itself.</w:t>
       </w:r>
     </w:p>
-    <w:bookmarkEnd w:id="38"/>
-    <w:bookmarkStart w:id="39" w:name="accuracy-testing"/>
+    <w:bookmarkEnd w:id="41"/>
+    <w:bookmarkStart w:id="42" w:name="accuracy-testing"/>
     <w:p>
       <w:pPr>
         <w:pStyle w:val="Heading3"/>
@@ -4682,7 +7085,7 @@
           <w:b/>
           <w:bCs/>
         </w:rPr>
-        <w:t xml:space="preserve">Table 7. Composition of the accuracy test set by endpoint, category and query quality.</w:t>
+        <w:t xml:space="preserve">Table 10. Composition of the accuracy test set by endpoint, category and query quality.</w:t>
       </w:r>
     </w:p>
     <w:tbl>
@@ -5624,7 +8027,7 @@
           <w:b/>
           <w:bCs/>
         </w:rPr>
-        <w:t xml:space="preserve">Table 8. Fuzz levels.</w:t>
+        <w:t xml:space="preserve">Table 11. Fuzz levels.</w:t>
       </w:r>
       <w:r>
         <w:t xml:space="preserve"> </w:t>
@@ -5816,8 +8219,8 @@
         </w:tc>
       </w:tr>
     </w:tbl>
-    <w:bookmarkEnd w:id="39"/>
-    <w:bookmarkStart w:id="43" w:name="load-and-capacity-testing"/>
+    <w:bookmarkEnd w:id="42"/>
+    <w:bookmarkStart w:id="47" w:name="load-and-capacity-testing"/>
     <w:p>
       <w:pPr>
         <w:pStyle w:val="Heading3"/>
@@ -5835,18 +8238,18 @@
           <wp:inline>
             <wp:extent cx="5211162" cy="1856323"/>
             <wp:effectExtent b="0" l="0" r="0" t="0"/>
-            <wp:docPr descr="" title="" id="41" name="Picture"/>
+            <wp:docPr descr="" title="" id="44" name="Picture"/>
             <a:graphic>
               <a:graphicData uri="http://schemas.openxmlformats.org/drawingml/2006/picture">
                 <pic:pic>
                   <pic:nvPicPr>
-                    <pic:cNvPr descr="report_figures/fig_test_harness.png" id="42" name="Picture"/>
+                    <pic:cNvPr descr="report_figures/fig_test_harness.png" id="45" name="Picture"/>
                     <pic:cNvPicPr>
                       <a:picLocks noChangeArrowheads="1" noChangeAspect="1"/>
                     </pic:cNvPicPr>
                   </pic:nvPicPr>
                   <pic:blipFill>
-                    <a:blip r:embed="rId40"/>
+                    <a:blip r:embed="rId43"/>
                     <a:stretch>
                       <a:fillRect/>
                     </a:stretch>
@@ -5958,7 +8361,7 @@
           <w:b/>
           <w:bCs/>
         </w:rPr>
-        <w:t xml:space="preserve">Table 9. Load-test query corpus (drawn at random per request).</w:t>
+        <w:t xml:space="preserve">Table 12. Load-test query corpus (drawn at random per request).</w:t>
       </w:r>
     </w:p>
     <w:tbl>
@@ -6442,7 +8845,7 @@
           <w:b/>
           <w:bCs/>
         </w:rPr>
-        <w:t xml:space="preserve">Table 10. Example requests from the load session.</w:t>
+        <w:t xml:space="preserve">Table 13. Example requests from the load session.</w:t>
       </w:r>
     </w:p>
     <w:tbl>
@@ -6628,7 +9031,7 @@
           <w:b/>
           <w:bCs/>
         </w:rPr>
-        <w:t xml:space="preserve">Table 11. Latency targets (95th percentile) used as the pass criterion.</w:t>
+        <w:t xml:space="preserve">Table 14. Latency targets (95th percentile) used as the pass criterion.</w:t>
       </w:r>
     </w:p>
     <w:tbl>
@@ -6925,53 +9328,7 @@
         <w:t xml:space="preserve"> </w:t>
       </w:r>
       <w:r>
-        <w:rPr>
-          <w:b/>
-          <w:bCs/>
-        </w:rPr>
-        <w:t xml:space="preserve">Caching.</w:t>
-      </w:r>
-      <w:r>
-        <w:t xml:space="preserve"> </w:t>
-      </w:r>
-      <w:r>
-        <w:t xml:space="preserve">No response caching is configured anywhere (nginx, Caddy, the Pelias API and pgeo</w:t>
-      </w:r>
-      <w:r>
-        <w:t xml:space="preserve"> </w:t>
-      </w:r>
-      <w:r>
-        <w:t xml:space="preserve">all answer every request afresh). The caches that do exist are warmed on purpose and are the same for</w:t>
-      </w:r>
-      <w:r>
-        <w:t xml:space="preserve"> </w:t>
-      </w:r>
-      <w:r>
-        <w:t xml:space="preserve">both engines: containers are recreated for every configuration (clearing the Elasticsearch query</w:t>
-      </w:r>
-      <w:r>
-        <w:t xml:space="preserve"> </w:t>
-      </w:r>
-      <w:r>
-        <w:t xml:space="preserve">cache and PostgreSQL’s shared buffers), a fixed warm-up runs before measuring, and warm-up requests</w:t>
-      </w:r>
-      <w:r>
-        <w:t xml:space="preserve"> </w:t>
-      </w:r>
-      <w:r>
-        <w:t xml:space="preserve">are excluded from the results. The operating system’s page cache survives container recreation.</w:t>
-      </w:r>
-      <w:r>
-        <w:t xml:space="preserve"> </w:t>
-      </w:r>
-      <w:r>
-        <w:t xml:space="preserve">All numbers therefore describe a server in continuous use, not a cold start. The query corpus is</w:t>
-      </w:r>
-      <w:r>
-        <w:t xml:space="preserve"> </w:t>
-      </w:r>
-      <w:r>
-        <w:t xml:space="preserve">large (Table 9) and drawn at random, so exact repeats are rare.</w:t>
+        <w:t xml:space="preserve">#### 2.5.1 Caching</w:t>
       </w:r>
     </w:p>
     <w:p>
@@ -6979,15 +9336,58 @@
         <w:pStyle w:val="BodyText"/>
       </w:pPr>
       <w:r>
-        <w:rPr>
-          <w:b/>
-          <w:bCs/>
-        </w:rPr>
-        <w:t xml:space="preserve">Scope.</w:t>
-      </w:r>
-      <w:r>
-        <w:t xml:space="preserve"> </w:t>
-      </w:r>
+        <w:t xml:space="preserve">No response caching is configured anywhere (nginx, Caddy, the Pelias API and pgeo</w:t>
+      </w:r>
+      <w:r>
+        <w:t xml:space="preserve"> </w:t>
+      </w:r>
+      <w:r>
+        <w:t xml:space="preserve">all answer every request afresh). The caches that do exist are warmed on purpose and are the same for</w:t>
+      </w:r>
+      <w:r>
+        <w:t xml:space="preserve"> </w:t>
+      </w:r>
+      <w:r>
+        <w:t xml:space="preserve">both engines: containers are recreated for every configuration (clearing the Elasticsearch query</w:t>
+      </w:r>
+      <w:r>
+        <w:t xml:space="preserve"> </w:t>
+      </w:r>
+      <w:r>
+        <w:t xml:space="preserve">cache and PostgreSQL’s shared buffers), a fixed warm-up runs before measuring, and warm-up requests</w:t>
+      </w:r>
+      <w:r>
+        <w:t xml:space="preserve"> </w:t>
+      </w:r>
+      <w:r>
+        <w:t xml:space="preserve">are excluded from the results. The operating system’s page cache survives container recreation.</w:t>
+      </w:r>
+      <w:r>
+        <w:t xml:space="preserve"> </w:t>
+      </w:r>
+      <w:r>
+        <w:t xml:space="preserve">All numbers therefore describe a server in continuous use, not a cold start. The query corpus is</w:t>
+      </w:r>
+      <w:r>
+        <w:t xml:space="preserve"> </w:t>
+      </w:r>
+      <w:r>
+        <w:t xml:space="preserve">large (Table 12) and drawn at random, so exact repeats are rare.</w:t>
+      </w:r>
+    </w:p>
+    <w:bookmarkStart w:id="46" w:name="scope"/>
+    <w:p>
+      <w:pPr>
+        <w:pStyle w:val="Heading4"/>
+      </w:pPr>
+      <w:r>
+        <w:t xml:space="preserve">2.5.2 Scope</w:t>
+      </w:r>
+    </w:p>
+    <w:p>
+      <w:pPr>
+        <w:pStyle w:val="FirstParagraph"/>
+      </w:pPr>
       <w:r>
         <w:t xml:space="preserve">Every test in this section was run on both engines with the same session, corpus, targets</w:t>
       </w:r>
@@ -7007,7 +9407,7 @@
           <w:b/>
           <w:bCs/>
         </w:rPr>
-        <w:t xml:space="preserve">Table 12. Tested configurations.</w:t>
+        <w:t xml:space="preserve">Table 15. Tested configurations.</w:t>
       </w:r>
       <w:r>
         <w:t xml:space="preserve"> </w:t>
@@ -7604,8 +10004,9 @@
         </w:tc>
       </w:tr>
     </w:tbl>
-    <w:bookmarkEnd w:id="43"/>
-    <w:bookmarkStart w:id="44" w:name="compatibility-testing"/>
+    <w:bookmarkEnd w:id="46"/>
+    <w:bookmarkEnd w:id="47"/>
+    <w:bookmarkStart w:id="48" w:name="compatibility-testing"/>
     <w:p>
       <w:pPr>
         <w:pStyle w:val="Heading3"/>
@@ -7655,8 +10056,8 @@
         <w:t xml:space="preserve">Pelias itself fails is reported but not counted against pgeo.</w:t>
       </w:r>
     </w:p>
-    <w:bookmarkEnd w:id="44"/>
-    <w:bookmarkStart w:id="45" w:name="tuning-procedure"/>
+    <w:bookmarkEnd w:id="48"/>
+    <w:bookmarkStart w:id="49" w:name="tuning-procedure"/>
     <w:p>
       <w:pPr>
         <w:pStyle w:val="Heading3"/>
@@ -7694,15 +10095,13 @@
         <w:t xml:space="preserve"> </w:t>
       </w:r>
       <w:r>
-        <w:rPr>
-          <w:b/>
-          <w:bCs/>
-        </w:rPr>
-        <w:t xml:space="preserve">Parallelism.</w:t>
-      </w:r>
-      <w:r>
-        <w:t xml:space="preserve"> </w:t>
-      </w:r>
+        <w:t xml:space="preserve">#### 2.7.1 Parallelism</w:t>
+      </w:r>
+    </w:p>
+    <w:p>
+      <w:pPr>
+        <w:pStyle w:val="BodyText"/>
+      </w:pPr>
       <w:r>
         <w:t xml:space="preserve">PostgreSQL uses several cores in two ways. Between queries, every connection is</w:t>
       </w:r>
@@ -7901,9 +10300,9 @@
         <w:t xml:space="preserve">): build, profile, known-answer checks, gate.</w:t>
       </w:r>
     </w:p>
-    <w:bookmarkEnd w:id="45"/>
-    <w:bookmarkEnd w:id="46"/>
-    <w:bookmarkStart w:id="111" w:name="results"/>
+    <w:bookmarkEnd w:id="49"/>
+    <w:bookmarkEnd w:id="50"/>
+    <w:bookmarkStart w:id="129" w:name="results"/>
     <w:p>
       <w:pPr>
         <w:pStyle w:val="Heading2"/>
@@ -7912,7 +10311,7 @@
         <w:t xml:space="preserve">3. Results</w:t>
       </w:r>
     </w:p>
-    <w:bookmarkStart w:id="59" w:name="accuracy"/>
+    <w:bookmarkStart w:id="65" w:name="accuracy"/>
     <w:p>
       <w:pPr>
         <w:pStyle w:val="Heading3"/>
@@ -7930,7 +10329,7 @@
           <w:b/>
           <w:bCs/>
         </w:rPr>
-        <w:t xml:space="preserve">Table 13. Accuracy on 1,560 cases.</w:t>
+        <w:t xml:space="preserve">Table 16. Accuracy on 1,560 cases.</w:t>
       </w:r>
       <w:r>
         <w:t xml:space="preserve"> </w:t>
@@ -8581,18 +10980,18 @@
           <wp:inline>
             <wp:extent cx="5334000" cy="2880302"/>
             <wp:effectExtent b="0" l="0" r="0" t="0"/>
-            <wp:docPr descr="" title="" id="48" name="Picture"/>
+            <wp:docPr descr="" title="" id="52" name="Picture"/>
             <a:graphic>
               <a:graphicData uri="http://schemas.openxmlformats.org/drawingml/2006/picture">
                 <pic:pic>
                   <pic:nvPicPr>
-                    <pic:cNvPr descr="report_figures/fig_accuracy_category.png" id="49" name="Picture"/>
+                    <pic:cNvPr descr="report_figures/fig_accuracy_category.png" id="53" name="Picture"/>
                     <pic:cNvPicPr>
                       <a:picLocks noChangeArrowheads="1" noChangeAspect="1"/>
                     </pic:cNvPicPr>
                   </pic:nvPicPr>
                   <pic:blipFill>
-                    <a:blip r:embed="rId47"/>
+                    <a:blip r:embed="rId51"/>
                     <a:stretch>
                       <a:fillRect/>
                     </a:stretch>
@@ -8646,7 +11045,7 @@
           <w:b/>
           <w:bCs/>
         </w:rPr>
-        <w:t xml:space="preserve">Table 14. Accuracy by category (all query qualities).</w:t>
+        <w:t xml:space="preserve">Table 17. Accuracy by category (all query qualities).</w:t>
       </w:r>
     </w:p>
     <w:tbl>
@@ -9335,18 +11734,18 @@
           <wp:inline>
             <wp:extent cx="4275355" cy="2862469"/>
             <wp:effectExtent b="0" l="0" r="0" t="0"/>
-            <wp:docPr descr="" title="" id="51" name="Picture"/>
+            <wp:docPr descr="" title="" id="55" name="Picture"/>
             <a:graphic>
               <a:graphicData uri="http://schemas.openxmlformats.org/drawingml/2006/picture">
                 <pic:pic>
                   <pic:nvPicPr>
-                    <pic:cNvPr descr="report_figures/fig_accuracy_quality.png" id="52" name="Picture"/>
+                    <pic:cNvPr descr="report_figures/fig_accuracy_quality.png" id="56" name="Picture"/>
                     <pic:cNvPicPr>
                       <a:picLocks noChangeArrowheads="1" noChangeAspect="1"/>
                     </pic:cNvPicPr>
                   </pic:nvPicPr>
                   <pic:blipFill>
-                    <a:blip r:embed="rId50"/>
+                    <a:blip r:embed="rId54"/>
                     <a:stretch>
                       <a:fillRect/>
                     </a:stretch>
@@ -9432,18 +11831,18 @@
           <wp:inline>
             <wp:extent cx="5334000" cy="1914327"/>
             <wp:effectExtent b="0" l="0" r="0" t="0"/>
-            <wp:docPr descr="" title="" id="54" name="Picture"/>
+            <wp:docPr descr="" title="" id="58" name="Picture"/>
             <a:graphic>
               <a:graphicData uri="http://schemas.openxmlformats.org/drawingml/2006/picture">
                 <pic:pic>
                   <pic:nvPicPr>
-                    <pic:cNvPr descr="report_figures/fig_fuzz.png" id="55" name="Picture"/>
+                    <pic:cNvPr descr="report_figures/fig_fuzz.png" id="59" name="Picture"/>
                     <pic:cNvPicPr>
                       <a:picLocks noChangeArrowheads="1" noChangeAspect="1"/>
                     </pic:cNvPicPr>
                   </pic:nvPicPr>
                   <pic:blipFill>
-                    <a:blip r:embed="rId53"/>
+                    <a:blip r:embed="rId57"/>
                     <a:stretch>
                       <a:fillRect/>
                     </a:stretch>
@@ -9497,7 +11896,7 @@
           <w:b/>
           <w:bCs/>
         </w:rPr>
-        <w:t xml:space="preserve">Table 15. Fuzz results (correct, %).</w:t>
+        <w:t xml:space="preserve">Table 18. Fuzz results (correct, %).</w:t>
       </w:r>
     </w:p>
     <w:tbl>
@@ -9777,20 +12176,19 @@
         </w:tc>
       </w:tr>
     </w:tbl>
+    <w:bookmarkStart w:id="63" w:name="calibration"/>
     <w:p>
       <w:pPr>
-        <w:pStyle w:val="BodyText"/>
+        <w:pStyle w:val="Heading4"/>
       </w:pPr>
       <w:r>
-        <w:rPr>
-          <w:b/>
-          <w:bCs/>
-        </w:rPr>
-        <w:t xml:space="preserve">Calibration.</w:t>
-      </w:r>
-      <w:r>
-        <w:t xml:space="preserve"> </w:t>
-      </w:r>
+        <w:t xml:space="preserve">3.1.1 Calibration</w:t>
+      </w:r>
+    </w:p>
+    <w:p>
+      <w:pPr>
+        <w:pStyle w:val="FirstParagraph"/>
+      </w:pPr>
       <w:r>
         <w:t xml:space="preserve">A confidence score is useful only if wrong answers get lower scores than right</w:t>
       </w:r>
@@ -9822,18 +12220,18 @@
           <wp:inline>
             <wp:extent cx="5334000" cy="1929769"/>
             <wp:effectExtent b="0" l="0" r="0" t="0"/>
-            <wp:docPr descr="" title="" id="57" name="Picture"/>
+            <wp:docPr descr="" title="" id="61" name="Picture"/>
             <a:graphic>
               <a:graphicData uri="http://schemas.openxmlformats.org/drawingml/2006/picture">
                 <pic:pic>
                   <pic:nvPicPr>
-                    <pic:cNvPr descr="report_figures/fig_calibration.png" id="58" name="Picture"/>
+                    <pic:cNvPr descr="report_figures/fig_calibration.png" id="62" name="Picture"/>
                     <pic:cNvPicPr>
                       <a:picLocks noChangeArrowheads="1" noChangeAspect="1"/>
                     </pic:cNvPicPr>
                   </pic:nvPicPr>
                   <pic:blipFill>
-                    <a:blip r:embed="rId56"/>
+                    <a:blip r:embed="rId60"/>
                     <a:stretch>
                       <a:fillRect/>
                     </a:stretch>
@@ -9910,20 +12308,20 @@
         <w:t xml:space="preserve">an application such as LANCER can accept matches above a threshold and queue the rest for a human.</w:t>
       </w:r>
     </w:p>
+    <w:bookmarkEnd w:id="63"/>
+    <w:bookmarkStart w:id="64" w:name="remaining-failures"/>
     <w:p>
       <w:pPr>
-        <w:pStyle w:val="BodyText"/>
+        <w:pStyle w:val="Heading4"/>
       </w:pPr>
       <w:r>
-        <w:rPr>
-          <w:b/>
-          <w:bCs/>
-        </w:rPr>
-        <w:t xml:space="preserve">Remaining failures.</w:t>
-      </w:r>
-      <w:r>
-        <w:t xml:space="preserve"> </w:t>
-      </w:r>
+        <w:t xml:space="preserve">3.1.2 Remaining failures</w:t>
+      </w:r>
+    </w:p>
+    <w:p>
+      <w:pPr>
+        <w:pStyle w:val="FirstParagraph"/>
+      </w:pPr>
       <w:r>
         <w:t xml:space="preserve">65 of 1,560 cases still fail on</w:t>
       </w:r>
@@ -9931,7 +12329,7 @@
         <w:t xml:space="preserve"> </w:t>
       </w:r>
       <w:r>
-        <w:t xml:space="preserve">pgeo (Table 16). Eight</w:t>
+        <w:t xml:space="preserve">pgeo (Table 19). Eight</w:t>
       </w:r>
       <w:r>
         <w:t xml:space="preserve"> </w:t>
@@ -10006,7 +12404,7 @@
           <w:b/>
           <w:bCs/>
         </w:rPr>
-        <w:t xml:space="preserve">Table 16. Remaining pgeo failures by category.</w:t>
+        <w:t xml:space="preserve">Table 19. Remaining pgeo failures by category.</w:t>
       </w:r>
     </w:p>
     <w:tbl>
@@ -10413,8 +12811,9 @@
         </w:tc>
       </w:tr>
     </w:tbl>
-    <w:bookmarkEnd w:id="59"/>
-    <w:bookmarkStart w:id="63" w:name="tuning-trajectory"/>
+    <w:bookmarkEnd w:id="64"/>
+    <w:bookmarkEnd w:id="65"/>
+    <w:bookmarkStart w:id="69" w:name="tuning-trajectory"/>
     <w:p>
       <w:pPr>
         <w:pStyle w:val="Heading3"/>
@@ -10432,18 +12831,18 @@
           <wp:inline>
             <wp:extent cx="5334000" cy="2019335"/>
             <wp:effectExtent b="0" l="0" r="0" t="0"/>
-            <wp:docPr descr="" title="" id="61" name="Picture"/>
+            <wp:docPr descr="" title="" id="67" name="Picture"/>
             <a:graphic>
               <a:graphicData uri="http://schemas.openxmlformats.org/drawingml/2006/picture">
                 <pic:pic>
                   <pic:nvPicPr>
-                    <pic:cNvPr descr="report_figures/fig_tuning.png" id="62" name="Picture"/>
+                    <pic:cNvPr descr="report_figures/fig_tuning.png" id="68" name="Picture"/>
                     <pic:cNvPicPr>
                       <a:picLocks noChangeArrowheads="1" noChangeAspect="1"/>
                     </pic:cNvPicPr>
                   </pic:nvPicPr>
                   <pic:blipFill>
-                    <a:blip r:embed="rId60"/>
+                    <a:blip r:embed="rId66"/>
                     <a:stretch>
                       <a:fillRect/>
                     </a:stretch>
@@ -10648,7 +13047,7 @@
           <w:b/>
           <w:bCs/>
         </w:rPr>
-        <w:t xml:space="preserve">Table 17. Tuning changes, the problem each solved, and the measured effect.</w:t>
+        <w:t xml:space="preserve">Table 20. Tuning changes, the problem each solved, and the measured effect.</w:t>
       </w:r>
     </w:p>
     <w:tbl>
@@ -11161,8 +13560,8 @@
         </w:tc>
       </w:tr>
     </w:tbl>
-    <w:bookmarkEnd w:id="63"/>
-    <w:bookmarkStart w:id="67" w:name="latency-at-the-3-user-target"/>
+    <w:bookmarkEnd w:id="69"/>
+    <w:bookmarkStart w:id="73" w:name="latency-at-the-3-user-target"/>
     <w:p>
       <w:pPr>
         <w:pStyle w:val="Heading3"/>
@@ -11180,18 +13579,18 @@
           <wp:inline>
             <wp:extent cx="5334000" cy="2797518"/>
             <wp:effectExtent b="0" l="0" r="0" t="0"/>
-            <wp:docPr descr="" title="" id="65" name="Picture"/>
+            <wp:docPr descr="" title="" id="71" name="Picture"/>
             <a:graphic>
               <a:graphicData uri="http://schemas.openxmlformats.org/drawingml/2006/picture">
                 <pic:pic>
                   <pic:nvPicPr>
-                    <pic:cNvPr descr="report_figures/fig_latency_3users.png" id="66" name="Picture"/>
+                    <pic:cNvPr descr="report_figures/fig_latency_3users.png" id="72" name="Picture"/>
                     <pic:cNvPicPr>
                       <a:picLocks noChangeArrowheads="1" noChangeAspect="1"/>
                     </pic:cNvPicPr>
                   </pic:nvPicPr>
                   <pic:blipFill>
-                    <a:blip r:embed="rId64"/>
+                    <a:blip r:embed="rId70"/>
                     <a:stretch>
                       <a:fillRect/>
                     </a:stretch>
@@ -11271,7 +13670,7 @@
           <w:b/>
           <w:bCs/>
         </w:rPr>
-        <w:t xml:space="preserve">Table 18. Median and p95 latency at 3 users (ms).</w:t>
+        <w:t xml:space="preserve">Table 21. Median and p95 latency at 3 users (ms).</w:t>
       </w:r>
     </w:p>
     <w:tbl>
@@ -12449,11 +14848,11 @@
         <w:t xml:space="preserve"> </w:t>
       </w:r>
       <w:r>
-        <w:t xml:space="preserve">missing admin-join index was added; it now takes 5-18 ms (Table 21).</w:t>
+        <w:t xml:space="preserve">missing admin-join index was added; it now takes 5-18 ms (Table 24).</w:t>
       </w:r>
     </w:p>
-    <w:bookmarkEnd w:id="67"/>
-    <w:bookmarkStart w:id="77" w:name="capacity-under-load"/>
+    <w:bookmarkEnd w:id="73"/>
+    <w:bookmarkStart w:id="87" w:name="capacity-under-load"/>
     <w:p>
       <w:pPr>
         <w:pStyle w:val="Heading3"/>
@@ -12471,18 +14870,18 @@
           <wp:inline>
             <wp:extent cx="5334000" cy="2064934"/>
             <wp:effectExtent b="0" l="0" r="0" t="0"/>
-            <wp:docPr descr="" title="" id="69" name="Picture"/>
+            <wp:docPr descr="" title="" id="75" name="Picture"/>
             <a:graphic>
               <a:graphicData uri="http://schemas.openxmlformats.org/drawingml/2006/picture">
                 <pic:pic>
                   <pic:nvPicPr>
-                    <pic:cNvPr descr="report_figures/fig_ramp.png" id="70" name="Picture"/>
+                    <pic:cNvPr descr="report_figures/fig_ramp.png" id="76" name="Picture"/>
                     <pic:cNvPicPr>
                       <a:picLocks noChangeArrowheads="1" noChangeAspect="1"/>
                     </pic:cNvPicPr>
                   </pic:nvPicPr>
                   <pic:blipFill>
-                    <a:blip r:embed="rId68"/>
+                    <a:blip r:embed="rId74"/>
                     <a:stretch>
                       <a:fillRect/>
                     </a:stretch>
@@ -12568,7 +14967,7 @@
           <w:b/>
           <w:bCs/>
         </w:rPr>
-        <w:t xml:space="preserve">Table 19. Pelias capacity by configuration.</w:t>
+        <w:t xml:space="preserve">Table 22. Pelias capacity by configuration.</w:t>
       </w:r>
     </w:p>
     <w:tbl>
@@ -13482,7 +15881,7 @@
           <w:b/>
           <w:bCs/>
         </w:rPr>
-        <w:t xml:space="preserve">Table 20. pgeo capacity by configuration (after the reverse-geocoding index fix).</w:t>
+        <w:t xml:space="preserve">Table 23. pgeo capacity by configuration (after the reverse-geocoding index fix).</w:t>
       </w:r>
     </w:p>
     <w:tbl>
@@ -14946,7 +17345,7 @@
           <w:b/>
           <w:bCs/>
         </w:rPr>
-        <w:t xml:space="preserve">Table 21. Effect of the reverse-geocoding index on pgeo capacity and reverse latency.</w:t>
+        <w:t xml:space="preserve">Table 24. Effect of the reverse-geocoding index on pgeo capacity and reverse latency.</w:t>
       </w:r>
     </w:p>
     <w:tbl>
@@ -15658,18 +18057,18 @@
           <wp:inline>
             <wp:extent cx="5334000" cy="1944790"/>
             <wp:effectExtent b="0" l="0" r="0" t="0"/>
-            <wp:docPr descr="" title="" id="72" name="Picture"/>
+            <wp:docPr descr="" title="" id="78" name="Picture"/>
             <a:graphic>
               <a:graphicData uri="http://schemas.openxmlformats.org/drawingml/2006/picture">
                 <pic:pic>
                   <pic:nvPicPr>
-                    <pic:cNvPr descr="report_figures/fig_endpoint_ramp.png" id="73" name="Picture"/>
+                    <pic:cNvPr descr="report_figures/fig_endpoint_ramp.png" id="79" name="Picture"/>
                     <pic:cNvPicPr>
                       <a:picLocks noChangeArrowheads="1" noChangeAspect="1"/>
                     </pic:cNvPicPr>
                   </pic:nvPicPr>
                   <pic:blipFill>
-                    <a:blip r:embed="rId71"/>
+                    <a:blip r:embed="rId77"/>
                     <a:stretch>
                       <a:fillRect/>
                     </a:stretch>
@@ -15749,18 +18148,18 @@
           <wp:inline>
             <wp:extent cx="5334000" cy="2794690"/>
             <wp:effectExtent b="0" l="0" r="0" t="0"/>
-            <wp:docPr descr="" title="" id="75" name="Picture"/>
+            <wp:docPr descr="" title="" id="81" name="Picture"/>
             <a:graphic>
               <a:graphicData uri="http://schemas.openxmlformats.org/drawingml/2006/picture">
                 <pic:pic>
                   <pic:nvPicPr>
-                    <pic:cNvPr descr="report_figures/fig_throughput.png" id="76" name="Picture"/>
+                    <pic:cNvPr descr="report_figures/fig_throughput.png" id="82" name="Picture"/>
                     <pic:cNvPicPr>
                       <a:picLocks noChangeArrowheads="1" noChangeAspect="1"/>
                     </pic:cNvPicPr>
                   </pic:nvPicPr>
                   <pic:blipFill>
-                    <a:blip r:embed="rId74"/>
+                    <a:blip r:embed="rId80"/>
                     <a:stretch>
                       <a:fillRect/>
                     </a:stretch>
@@ -15825,20 +18224,19 @@
         <w:t xml:space="preserve">define capacity here.</w:t>
       </w:r>
     </w:p>
+    <w:bookmarkStart w:id="83" w:name="how-each-engine-scales"/>
     <w:p>
       <w:pPr>
-        <w:pStyle w:val="BodyText"/>
+        <w:pStyle w:val="Heading4"/>
       </w:pPr>
       <w:r>
-        <w:rPr>
-          <w:b/>
-          <w:bCs/>
-        </w:rPr>
-        <w:t xml:space="preserve">How each engine scales.</w:t>
-      </w:r>
-      <w:r>
-        <w:t xml:space="preserve"> </w:t>
-      </w:r>
+        <w:t xml:space="preserve">3.4.1 How each engine scales</w:t>
+      </w:r>
+    </w:p>
+    <w:p>
+      <w:pPr>
+        <w:pStyle w:val="FirstParagraph"/>
+      </w:pPr>
       <w:r>
         <w:t xml:space="preserve">Both engines are CPU-bound under this load, and both scale close to</w:t>
       </w:r>
@@ -15871,6 +18269,114 @@
       </w:r>
       <w:r>
         <w:t xml:space="preserve">interpreted candidate queries and scoring in PL/pgSQL.</w:t>
+      </w:r>
+    </w:p>
+    <w:bookmarkEnd w:id="83"/>
+    <w:bookmarkStart w:id="84" w:name="what-gives-out-first"/>
+    <w:p>
+      <w:pPr>
+        <w:pStyle w:val="Heading4"/>
+      </w:pPr>
+      <w:r>
+        <w:t xml:space="preserve">3.4.2 What gives out first</w:t>
+      </w:r>
+    </w:p>
+    <w:p>
+      <w:pPr>
+        <w:pStyle w:val="FirstParagraph"/>
+      </w:pPr>
+      <w:r>
+        <w:t xml:space="preserve">After the index fix, autocomplete is the first endpoint over its target on</w:t>
+      </w:r>
+      <w:r>
+        <w:t xml:space="preserve"> </w:t>
+      </w:r>
+      <w:r>
+        <w:t xml:space="preserve">every pgeo configuration (Figure 14): it has the tightest target (250 ms) and runs</w:t>
+      </w:r>
+      <w:r>
+        <w:t xml:space="preserve"> </w:t>
+      </w:r>
+      <w:r>
+        <w:t xml:space="preserve">most often (60% of sessions type ahead, several requests per word). On Pelias the endpoints degrade</w:t>
+      </w:r>
+      <w:r>
+        <w:t xml:space="preserve"> </w:t>
+      </w:r>
+      <w:r>
+        <w:t xml:space="preserve">more evenly (which one crosses first varies by configuration), because they share Elasticsearch.</w:t>
+      </w:r>
+    </w:p>
+    <w:bookmarkEnd w:id="84"/>
+    <w:bookmarkStart w:id="85" w:name="memory-is-not-pgeos-limit"/>
+    <w:p>
+      <w:pPr>
+        <w:pStyle w:val="Heading4"/>
+      </w:pPr>
+      <w:r>
+        <w:t xml:space="preserve">3.4.3 Memory is not pgeo’s limit</w:t>
+      </w:r>
+    </w:p>
+    <w:p>
+      <w:pPr>
+        <w:pStyle w:val="FirstParagraph"/>
+      </w:pPr>
+      <w:r>
+        <w:t xml:space="preserve">The configuration whose database memory (0.6 GB) is smaller than</w:t>
+      </w:r>
+      <w:r>
+        <w:t xml:space="preserve"> </w:t>
+      </w:r>
+      <w:r>
+        <w:t xml:space="preserve">the data holds as many users as the one with 1.0 GB (24 and</w:t>
+      </w:r>
+      <w:r>
+        <w:t xml:space="preserve"> </w:t>
+      </w:r>
+      <w:r>
+        <w:t xml:space="preserve">24): the working set of hot index pages is far smaller than the 847 MB of tables and indexes.</w:t>
+      </w:r>
+      <w:r>
+        <w:t xml:space="preserve"> </w:t>
+      </w:r>
+      <w:r>
+        <w:t xml:space="preserve">Pelias, in contrast, has a memory floor set by its services (libpostal’s model, the interpolation</w:t>
+      </w:r>
+      <w:r>
+        <w:t xml:space="preserve"> </w:t>
+      </w:r>
+      <w:r>
+        <w:t xml:space="preserve">database, placeholder’s in-memory tables) regardless of load.</w:t>
+      </w:r>
+    </w:p>
+    <w:bookmarkEnd w:id="85"/>
+    <w:bookmarkStart w:id="86" w:name="front-end"/>
+    <w:p>
+      <w:pPr>
+        <w:pStyle w:val="Heading4"/>
+      </w:pPr>
+      <w:r>
+        <w:t xml:space="preserve">3.4.4 Front end</w:t>
+      </w:r>
+    </w:p>
+    <w:p>
+      <w:pPr>
+        <w:pStyle w:val="FirstParagraph"/>
+      </w:pPr>
+      <w:r>
+        <w:t xml:space="preserve">PostgREST and FastAPI hold the same number of users up to 4 vCPU. Unconstrained,</w:t>
+      </w:r>
+      <w:r>
+        <w:t xml:space="preserve"> </w:t>
+      </w:r>
+      <w:r>
+        <w:t xml:space="preserve">FastAPI reached 192 users and PostgREST 128: only at high</w:t>
+      </w:r>
+      <w:r>
+        <w:t xml:space="preserve"> </w:t>
+      </w:r>
+      <w:r>
+        <w:t xml:space="preserve">concurrency does the gateway’s per-request overhead show.</w:t>
       </w:r>
     </w:p>
     <w:p>
@@ -15878,137 +18384,30 @@
         <w:pStyle w:val="BodyText"/>
       </w:pPr>
       <w:r>
-        <w:rPr>
-          <w:b/>
-          <w:bCs/>
-        </w:rPr>
-        <w:t xml:space="preserve">What gives out first.</w:t>
-      </w:r>
-      <w:r>
-        <w:t xml:space="preserve"> </w:t>
-      </w:r>
-      <w:r>
-        <w:t xml:space="preserve">After the index fix, autocomplete is the first endpoint over its target on</w:t>
-      </w:r>
-      <w:r>
-        <w:t xml:space="preserve"> </w:t>
-      </w:r>
-      <w:r>
-        <w:t xml:space="preserve">every pgeo configuration (Figure 14): it has the tightest target (250 ms) and runs</w:t>
-      </w:r>
-      <w:r>
-        <w:t xml:space="preserve"> </w:t>
-      </w:r>
-      <w:r>
-        <w:t xml:space="preserve">most often (60% of sessions type ahead, several requests per word). On Pelias the endpoints degrade</w:t>
-      </w:r>
-      <w:r>
-        <w:t xml:space="preserve"> </w:t>
-      </w:r>
-      <w:r>
-        <w:t xml:space="preserve">more evenly (which one crosses first varies by configuration), because they share Elasticsearch.</w:t>
+        <w:t xml:space="preserve">Pelias spreads work across services in different languages: Elasticsearch does the text and</w:t>
+      </w:r>
+      <w:r>
+        <w:t xml:space="preserve"> </w:t>
+      </w:r>
+      <w:r>
+        <w:t xml:space="preserve">geo matching in compiled code, and the Node.js API adds parsing and ranking. With four API</w:t>
+      </w:r>
+      <w:r>
+        <w:t xml:space="preserve"> </w:t>
+      </w:r>
+      <w:r>
+        <w:t xml:space="preserve">workers on 4 vCPU (C4) it reaches 384 users; with one worker on the same CPUs (C4a)</w:t>
+      </w:r>
+      <w:r>
+        <w:t xml:space="preserve"> </w:t>
+      </w:r>
+      <w:r>
+        <w:t xml:space="preserve">only 192, because a single Node.js worker becomes the bottleneck.</w:t>
       </w:r>
     </w:p>
-    <w:p>
-      <w:pPr>
-        <w:pStyle w:val="BodyText"/>
-      </w:pPr>
-      <w:r>
-        <w:rPr>
-          <w:b/>
-          <w:bCs/>
-        </w:rPr>
-        <w:t xml:space="preserve">Memory is not pgeo’s limit.</w:t>
-      </w:r>
-      <w:r>
-        <w:t xml:space="preserve"> </w:t>
-      </w:r>
-      <w:r>
-        <w:t xml:space="preserve">The configuration whose database memory (0.6 GB) is smaller than</w:t>
-      </w:r>
-      <w:r>
-        <w:t xml:space="preserve"> </w:t>
-      </w:r>
-      <w:r>
-        <w:t xml:space="preserve">the data holds as many users as the one with 1.0 GB (24 and</w:t>
-      </w:r>
-      <w:r>
-        <w:t xml:space="preserve"> </w:t>
-      </w:r>
-      <w:r>
-        <w:t xml:space="preserve">24): the working set of hot index pages is far smaller than the 847 MB of tables and indexes.</w:t>
-      </w:r>
-      <w:r>
-        <w:t xml:space="preserve"> </w:t>
-      </w:r>
-      <w:r>
-        <w:t xml:space="preserve">Pelias, in contrast, has a memory floor set by its services (libpostal’s model, the interpolation</w:t>
-      </w:r>
-      <w:r>
-        <w:t xml:space="preserve"> </w:t>
-      </w:r>
-      <w:r>
-        <w:t xml:space="preserve">database, placeholder’s in-memory tables) regardless of load.</w:t>
-      </w:r>
-    </w:p>
-    <w:p>
-      <w:pPr>
-        <w:pStyle w:val="BodyText"/>
-      </w:pPr>
-      <w:r>
-        <w:rPr>
-          <w:b/>
-          <w:bCs/>
-        </w:rPr>
-        <w:t xml:space="preserve">Front end.</w:t>
-      </w:r>
-      <w:r>
-        <w:t xml:space="preserve"> </w:t>
-      </w:r>
-      <w:r>
-        <w:t xml:space="preserve">PostgREST and FastAPI hold the same number of users up to 4 vCPU. Unconstrained,</w:t>
-      </w:r>
-      <w:r>
-        <w:t xml:space="preserve"> </w:t>
-      </w:r>
-      <w:r>
-        <w:t xml:space="preserve">FastAPI reached 192 users and PostgREST 128: only at high</w:t>
-      </w:r>
-      <w:r>
-        <w:t xml:space="preserve"> </w:t>
-      </w:r>
-      <w:r>
-        <w:t xml:space="preserve">concurrency does the gateway’s per-request overhead show.</w:t>
-      </w:r>
-    </w:p>
-    <w:p>
-      <w:pPr>
-        <w:pStyle w:val="BodyText"/>
-      </w:pPr>
-      <w:r>
-        <w:t xml:space="preserve">Pelias spreads work across services in different languages: Elasticsearch does the text and</w:t>
-      </w:r>
-      <w:r>
-        <w:t xml:space="preserve"> </w:t>
-      </w:r>
-      <w:r>
-        <w:t xml:space="preserve">geo matching in compiled code, and the Node.js API adds parsing and ranking. With four API</w:t>
-      </w:r>
-      <w:r>
-        <w:t xml:space="preserve"> </w:t>
-      </w:r>
-      <w:r>
-        <w:t xml:space="preserve">workers on 4 vCPU (C4) it reaches 384 users; with one worker on the same CPUs (C4a)</w:t>
-      </w:r>
-      <w:r>
-        <w:t xml:space="preserve"> </w:t>
-      </w:r>
-      <w:r>
-        <w:t xml:space="preserve">only 192, because a single Node.js worker becomes the bottleneck.</w:t>
-      </w:r>
-    </w:p>
-    <w:bookmarkEnd w:id="77"/>
-    <w:bookmarkStart w:id="92" w:name="resources"/>
+    <w:bookmarkEnd w:id="86"/>
+    <w:bookmarkEnd w:id="87"/>
+    <w:bookmarkStart w:id="105" w:name="resources"/>
     <w:p>
       <w:pPr>
         <w:pStyle w:val="Heading3"/>
@@ -16026,18 +18425,18 @@
           <wp:inline>
             <wp:extent cx="5334000" cy="2724118"/>
             <wp:effectExtent b="0" l="0" r="0" t="0"/>
-            <wp:docPr descr="" title="" id="79" name="Picture"/>
+            <wp:docPr descr="" title="" id="89" name="Picture"/>
             <a:graphic>
               <a:graphicData uri="http://schemas.openxmlformats.org/drawingml/2006/picture">
                 <pic:pic>
                   <pic:nvPicPr>
-                    <pic:cNvPr descr="report_figures/fig_memory.png" id="80" name="Picture"/>
+                    <pic:cNvPr descr="report_figures/fig_memory.png" id="90" name="Picture"/>
                     <pic:cNvPicPr>
                       <a:picLocks noChangeArrowheads="1" noChangeAspect="1"/>
                     </pic:cNvPicPr>
                   </pic:nvPicPr>
                   <pic:blipFill>
-                    <a:blip r:embed="rId78"/>
+                    <a:blip r:embed="rId88"/>
                     <a:stretch>
                       <a:fillRect/>
                     </a:stretch>
@@ -16117,18 +18516,18 @@
           <wp:inline>
             <wp:extent cx="5334000" cy="1869116"/>
             <wp:effectExtent b="0" l="0" r="0" t="0"/>
-            <wp:docPr descr="" title="" id="82" name="Picture"/>
+            <wp:docPr descr="" title="" id="92" name="Picture"/>
             <a:graphic>
               <a:graphicData uri="http://schemas.openxmlformats.org/drawingml/2006/picture">
                 <pic:pic>
                   <pic:nvPicPr>
-                    <pic:cNvPr descr="report_figures/fig_cpu.png" id="83" name="Picture"/>
+                    <pic:cNvPr descr="report_figures/fig_cpu.png" id="93" name="Picture"/>
                     <pic:cNvPicPr>
                       <a:picLocks noChangeArrowheads="1" noChangeAspect="1"/>
                     </pic:cNvPicPr>
                   </pic:nvPicPr>
                   <pic:blipFill>
-                    <a:blip r:embed="rId81"/>
+                    <a:blip r:embed="rId91"/>
                     <a:stretch>
                       <a:fillRect/>
                     </a:stretch>
@@ -16199,13 +18598,23 @@
         <w:t xml:space="preserve">should set one API worker per vCPU.</w:t>
       </w:r>
     </w:p>
-    <w:bookmarkStart w:id="84" w:name="resource-requirements"/>
+    <w:bookmarkStart w:id="94" w:name="resource-requirements"/>
     <w:p>
       <w:pPr>
         <w:pStyle w:val="Heading4"/>
       </w:pPr>
       <w:r>
         <w:t xml:space="preserve">Resource requirements</w:t>
+      </w:r>
+    </w:p>
+    <w:bookmarkEnd w:id="94"/>
+    <w:bookmarkStart w:id="95" w:name="operation"/>
+    <w:p>
+      <w:pPr>
+        <w:pStyle w:val="Heading4"/>
+      </w:pPr>
+      <w:r>
+        <w:t xml:space="preserve">3.5.1 Operation</w:t>
       </w:r>
     </w:p>
     <w:p>
@@ -16213,17 +18622,7 @@
         <w:pStyle w:val="FirstParagraph"/>
       </w:pPr>
       <w:r>
-        <w:rPr>
-          <w:b/>
-          <w:bCs/>
-        </w:rPr>
-        <w:t xml:space="preserve">Operation.</w:t>
-      </w:r>
-      <w:r>
-        <w:t xml:space="preserve"> </w:t>
-      </w:r>
-      <w:r>
-        <w:t xml:space="preserve">Table 22 turns the capacity results into a sizing guide: for a</w:t>
+        <w:t xml:space="preserve">Table 25 turns the capacity results into a sizing guide: for a</w:t>
       </w:r>
       <w:r>
         <w:t xml:space="preserve"> </w:t>
@@ -16271,7 +18670,7 @@
           <w:b/>
           <w:bCs/>
         </w:rPr>
-        <w:t xml:space="preserve">Table 22. Sizing guide:</w:t>
+        <w:t xml:space="preserve">Table 25. Sizing guide:</w:t>
       </w:r>
       <w:r>
         <w:t xml:space="preserve"> </w:t>
@@ -16718,7 +19117,7 @@
           <w:b/>
           <w:bCs/>
         </w:rPr>
-        <w:t xml:space="preserve">Table 23. Operating requirements of each platform (Maine data).</w:t>
+        <w:t xml:space="preserve">Table 26. Operating requirements of each platform (Maine data).</w:t>
       </w:r>
     </w:p>
     <w:tbl>
@@ -17029,20 +19428,20 @@
         </w:tc>
       </w:tr>
     </w:tbl>
+    <w:bookmarkEnd w:id="95"/>
+    <w:bookmarkStart w:id="96" w:name="build"/>
     <w:p>
       <w:pPr>
-        <w:pStyle w:val="BodyText"/>
+        <w:pStyle w:val="Heading4"/>
       </w:pPr>
       <w:r>
-        <w:rPr>
-          <w:b/>
-          <w:bCs/>
-        </w:rPr>
-        <w:t xml:space="preserve">Build.</w:t>
-      </w:r>
-      <w:r>
-        <w:t xml:space="preserve"> </w:t>
-      </w:r>
+        <w:t xml:space="preserve">3.5.2 Build</w:t>
+      </w:r>
+    </w:p>
+    <w:p>
+      <w:pPr>
+        <w:pStyle w:val="FirstParagraph"/>
+      </w:pPr>
       <w:r>
         <w:t xml:space="preserve">Both engines are built on a workstation and shipped to the query host, so the query host</w:t>
       </w:r>
@@ -17050,7 +19449,7 @@
         <w:t xml:space="preserve"> </w:t>
       </w:r>
       <w:r>
-        <w:t xml:space="preserve">never needs the raw data or the build tools. Table 24 gives the measured</w:t>
+        <w:t xml:space="preserve">never needs the raw data or the build tools. Table 27 gives the measured</w:t>
       </w:r>
       <w:r>
         <w:t xml:space="preserve"> </w:t>
@@ -17068,7 +19467,7 @@
           <w:b/>
           <w:bCs/>
         </w:rPr>
-        <w:t xml:space="preserve">Table 24. Build resources:</w:t>
+        <w:t xml:space="preserve">Table 27. Build resources:</w:t>
       </w:r>
       <w:r>
         <w:t xml:space="preserve"> </w:t>
@@ -17405,8 +19804,8 @@
         <w:t xml:space="preserve">operator renting one by the hour should prefer pgeo’s.</w:t>
       </w:r>
     </w:p>
-    <w:bookmarkEnd w:id="84"/>
-    <w:bookmarkStart w:id="91" w:name="what-this-costs-on-a-shared-cpu-vps"/>
+    <w:bookmarkEnd w:id="96"/>
+    <w:bookmarkStart w:id="103" w:name="what-this-costs-on-a-shared-cpu-vps"/>
     <w:p>
       <w:pPr>
         <w:pStyle w:val="Heading4"/>
@@ -17450,7 +19849,7 @@
           <w:b/>
           <w:bCs/>
         </w:rPr>
-        <w:t xml:space="preserve">Table 25. Advertised shared-CPU VPS plans and whether each platform’s measured floor fits.</w:t>
+        <w:t xml:space="preserve">Table 28. Advertised shared-CPU VPS plans and whether each platform’s measured floor fits.</w:t>
       </w:r>
       <w:r>
         <w:t xml:space="preserve"> </w:t>
@@ -17461,7 +19860,7 @@
       <w:r>
         <w:t xml:space="preserve"> </w:t>
       </w:r>
-      <w:hyperlink r:id="rId85">
+      <w:hyperlink r:id="rId97">
         <w:r>
           <w:rPr>
             <w:rStyle w:val="Hyperlink"/>
@@ -17475,7 +19874,7 @@
       <w:r>
         <w:t xml:space="preserve"> </w:t>
       </w:r>
-      <w:hyperlink r:id="rId86">
+      <w:hyperlink r:id="rId98">
         <w:r>
           <w:rPr>
             <w:rStyle w:val="Hyperlink"/>
@@ -17489,7 +19888,7 @@
       <w:r>
         <w:t xml:space="preserve"> </w:t>
       </w:r>
-      <w:hyperlink r:id="rId87">
+      <w:hyperlink r:id="rId99">
         <w:r>
           <w:rPr>
             <w:rStyle w:val="Hyperlink"/>
@@ -17503,7 +19902,7 @@
       <w:r>
         <w:t xml:space="preserve"> </w:t>
       </w:r>
-      <w:hyperlink r:id="rId88">
+      <w:hyperlink r:id="rId100">
         <w:r>
           <w:rPr>
             <w:rStyle w:val="Hyperlink"/>
@@ -17517,7 +19916,7 @@
       <w:r>
         <w:t xml:space="preserve"> </w:t>
       </w:r>
-      <w:hyperlink r:id="rId89">
+      <w:hyperlink r:id="rId101">
         <w:r>
           <w:rPr>
             <w:rStyle w:val="Hyperlink"/>
@@ -17531,7 +19930,7 @@
       <w:r>
         <w:t xml:space="preserve"> </w:t>
       </w:r>
-      <w:hyperlink r:id="rId90">
+      <w:hyperlink r:id="rId102">
         <w:r>
           <w:rPr>
             <w:rStyle w:val="Hyperlink"/>
@@ -18602,63 +21001,14 @@
         <w:t xml:space="preserve">than one its tooling will size for you.</w:t>
       </w:r>
     </w:p>
+    <w:bookmarkEnd w:id="103"/>
+    <w:bookmarkStart w:id="104" w:name="data-volume"/>
     <w:p>
       <w:pPr>
-        <w:pStyle w:val="BodyText"/>
+        <w:pStyle w:val="Heading4"/>
       </w:pPr>
       <w:r>
-        <w:rPr>
-          <w:b/>
-          <w:bCs/>
-        </w:rPr>
-        <w:t xml:space="preserve">Data volume.</w:t>
-      </w:r>
-      <w:r>
-        <w:t xml:space="preserve"> </w:t>
-      </w:r>
-      <w:r>
-        <w:t xml:space="preserve">For Pelias, capacity fell from 384 users with admin areas only to</w:t>
-      </w:r>
-      <w:r>
-        <w:t xml:space="preserve"> </w:t>
-      </w:r>
-      <w:r>
-        <w:t xml:space="preserve">192 with every source (Section 3.6); the index grew to 435 MB. pgeo’s database grows with</w:t>
-      </w:r>
-      <w:r>
-        <w:t xml:space="preserve"> </w:t>
-      </w:r>
-      <w:r>
-        <w:t xml:space="preserve">the same sources to 654 MB; capacity against data volume was not measured for pgeo (Next steps).</w:t>
-      </w:r>
-      <w:r>
-        <w:t xml:space="preserve"> </w:t>
-      </w:r>
-      <w:r>
-        <w:t xml:space="preserve">Doubling the data (for example adding New Hampshire) roughly doubles both stores; for Pelias the</w:t>
-      </w:r>
-      <w:r>
-        <w:t xml:space="preserve"> </w:t>
-      </w:r>
-      <w:r>
-        <w:t xml:space="preserve">extra venues and names cost capacity per query, and for pgeo the trigram candidate sets grow in the</w:t>
-      </w:r>
-      <w:r>
-        <w:t xml:space="preserve"> </w:t>
-      </w:r>
-      <w:r>
-        <w:t xml:space="preserve">same way, so both need more CPU per user as coverage grows.</w:t>
-      </w:r>
-    </w:p>
-    <w:bookmarkEnd w:id="91"/>
-    <w:bookmarkEnd w:id="92"/>
-    <w:bookmarkStart w:id="96" w:name="data-volume"/>
-    <w:p>
-      <w:pPr>
-        <w:pStyle w:val="Heading3"/>
-      </w:pPr>
-      <w:r>
-        <w:t xml:space="preserve">3.6 Data volume</w:t>
+        <w:t xml:space="preserve">3.5.3 Data volume</w:t>
       </w:r>
     </w:p>
     <w:p>
@@ -18666,22 +21016,71 @@
         <w:pStyle w:val="FirstParagraph"/>
       </w:pPr>
       <w:r>
+        <w:t xml:space="preserve">For Pelias, capacity fell from 384 users with admin areas only to</w:t>
+      </w:r>
+      <w:r>
+        <w:t xml:space="preserve"> </w:t>
+      </w:r>
+      <w:r>
+        <w:t xml:space="preserve">192 with every source (Section 3.6); the index grew to 435 MB. pgeo’s database grows with</w:t>
+      </w:r>
+      <w:r>
+        <w:t xml:space="preserve"> </w:t>
+      </w:r>
+      <w:r>
+        <w:t xml:space="preserve">the same sources to 654 MB; capacity against data volume was not measured for pgeo (Next steps).</w:t>
+      </w:r>
+      <w:r>
+        <w:t xml:space="preserve"> </w:t>
+      </w:r>
+      <w:r>
+        <w:t xml:space="preserve">Doubling the data (for example adding New Hampshire) roughly doubles both stores; for Pelias the</w:t>
+      </w:r>
+      <w:r>
+        <w:t xml:space="preserve"> </w:t>
+      </w:r>
+      <w:r>
+        <w:t xml:space="preserve">extra venues and names cost capacity per query, and for pgeo the trigram candidate sets grow in the</w:t>
+      </w:r>
+      <w:r>
+        <w:t xml:space="preserve"> </w:t>
+      </w:r>
+      <w:r>
+        <w:t xml:space="preserve">same way, so both need more CPU per user as coverage grows.</w:t>
+      </w:r>
+    </w:p>
+    <w:bookmarkEnd w:id="104"/>
+    <w:bookmarkEnd w:id="105"/>
+    <w:bookmarkStart w:id="109" w:name="data-volume-1"/>
+    <w:p>
+      <w:pPr>
+        <w:pStyle w:val="Heading3"/>
+      </w:pPr>
+      <w:r>
+        <w:t xml:space="preserve">3.6 Data volume</w:t>
+      </w:r>
+    </w:p>
+    <w:p>
+      <w:pPr>
+        <w:pStyle w:val="FirstParagraph"/>
+      </w:pPr>
+      <w:r>
         <w:drawing>
           <wp:inline>
             <wp:extent cx="5334000" cy="2074333"/>
             <wp:effectExtent b="0" l="0" r="0" t="0"/>
-            <wp:docPr descr="" title="" id="94" name="Picture"/>
+            <wp:docPr descr="" title="" id="107" name="Picture"/>
             <a:graphic>
               <a:graphicData uri="http://schemas.openxmlformats.org/drawingml/2006/picture">
                 <pic:pic>
                   <pic:nvPicPr>
-                    <pic:cNvPr descr="report_figures/fig_datavol.png" id="95" name="Picture"/>
+                    <pic:cNvPr descr="report_figures/fig_datavol.png" id="108" name="Picture"/>
                     <pic:cNvPicPr>
                       <a:picLocks noChangeArrowheads="1" noChangeAspect="1"/>
                     </pic:cNvPicPr>
                   </pic:nvPicPr>
                   <pic:blipFill>
-                    <a:blip r:embed="rId93"/>
+                    <a:blip r:embed="rId106"/>
                     <a:stretch>
                       <a:fillRect/>
                     </a:stretch>
@@ -18755,7 +21154,7 @@
           <w:b/>
           <w:bCs/>
         </w:rPr>
-        <w:t xml:space="preserve">Table 26. Pelias by dataset:</w:t>
+        <w:t xml:space="preserve">Table 29. Pelias by dataset:</w:t>
       </w:r>
       <w:r>
         <w:t xml:space="preserve"> </w:t>
@@ -19472,8 +21871,8 @@
         <w:t xml:space="preserve">means more candidates to score per query.</w:t>
       </w:r>
     </w:p>
-    <w:bookmarkEnd w:id="96"/>
-    <w:bookmarkStart w:id="100" w:name="query-types"/>
+    <w:bookmarkEnd w:id="109"/>
+    <w:bookmarkStart w:id="113" w:name="query-types"/>
     <w:p>
       <w:pPr>
         <w:pStyle w:val="Heading3"/>
@@ -19491,18 +21890,18 @@
           <wp:inline>
             <wp:extent cx="4354868" cy="2376216"/>
             <wp:effectExtent b="0" l="0" r="0" t="0"/>
-            <wp:docPr descr="" title="" id="98" name="Picture"/>
+            <wp:docPr descr="" title="" id="111" name="Picture"/>
             <a:graphic>
               <a:graphicData uri="http://schemas.openxmlformats.org/drawingml/2006/picture">
                 <pic:pic>
                   <pic:nvPicPr>
-                    <pic:cNvPr descr="report_figures/fig_qtype.png" id="99" name="Picture"/>
+                    <pic:cNvPr descr="report_figures/fig_qtype.png" id="112" name="Picture"/>
                     <pic:cNvPicPr>
                       <a:picLocks noChangeArrowheads="1" noChangeAspect="1"/>
                     </pic:cNvPicPr>
                   </pic:nvPicPr>
                   <pic:blipFill>
-                    <a:blip r:embed="rId97"/>
+                    <a:blip r:embed="rId110"/>
                     <a:stretch>
                       <a:fillRect/>
                     </a:stretch>
@@ -19561,8 +21960,8 @@
         <w:t xml:space="preserve">bought with slower responses.</w:t>
       </w:r>
     </w:p>
-    <w:bookmarkEnd w:id="100"/>
-    <w:bookmarkStart w:id="104" w:name="compatibility"/>
+    <w:bookmarkEnd w:id="113"/>
+    <w:bookmarkStart w:id="117" w:name="compatibility"/>
     <w:p>
       <w:pPr>
         <w:pStyle w:val="Heading3"/>
@@ -19580,18 +21979,18 @@
           <wp:inline>
             <wp:extent cx="4568941" cy="4868644"/>
             <wp:effectExtent b="0" l="0" r="0" t="0"/>
-            <wp:docPr descr="" title="" id="102" name="Picture"/>
+            <wp:docPr descr="" title="" id="115" name="Picture"/>
             <a:graphic>
               <a:graphicData uri="http://schemas.openxmlformats.org/drawingml/2006/picture">
                 <pic:pic>
                   <pic:nvPicPr>
-                    <pic:cNvPr descr="report_figures/fig_compat.png" id="103" name="Picture"/>
+                    <pic:cNvPr descr="report_figures/fig_compat.png" id="116" name="Picture"/>
                     <pic:cNvPicPr>
                       <a:picLocks noChangeArrowheads="1" noChangeAspect="1"/>
                     </pic:cNvPicPr>
                   </pic:nvPicPr>
                   <pic:blipFill>
-                    <a:blip r:embed="rId101"/>
+                    <a:blip r:embed="rId114"/>
                     <a:stretch>
                       <a:fillRect/>
                     </a:stretch>
@@ -19665,7 +22064,7 @@
           <w:b/>
           <w:bCs/>
         </w:rPr>
-        <w:t xml:space="preserve">Table 27. Compatibility contract cases.</w:t>
+        <w:t xml:space="preserve">Table 30. Compatibility contract cases.</w:t>
       </w:r>
     </w:p>
     <w:tbl>
@@ -21934,14 +24333,14 @@
         <w:t xml:space="preserve">still does not hold.</w:t>
       </w:r>
     </w:p>
-    <w:bookmarkEnd w:id="104"/>
-    <w:bookmarkStart w:id="106" w:name="features"/>
+    <w:bookmarkEnd w:id="117"/>
+    <w:bookmarkStart w:id="120" w:name="features-in-practice"/>
     <w:p>
       <w:pPr>
         <w:pStyle w:val="Heading3"/>
       </w:pPr>
       <w:r>
-        <w:t xml:space="preserve">3.9 Features</w:t>
+        <w:t xml:space="preserve">3.9 Features in practice</w:t>
       </w:r>
     </w:p>
     <w:p>
@@ -21949,706 +24348,28 @@
         <w:pStyle w:val="FirstParagraph"/>
       </w:pPr>
       <w:r>
-        <w:rPr>
-          <w:b/>
-          <w:bCs/>
-        </w:rPr>
-        <w:t xml:space="preserve">Table 28. Features of each platform as deployed here.</w:t>
+        <w:t xml:space="preserve">Table 2 in Section 1.4 lists what each platform offers. This section covers the two</w:t>
+      </w:r>
+      <w:r>
+        <w:t xml:space="preserve"> </w:t>
+      </w:r>
+      <w:r>
+        <w:t xml:space="preserve">features that exist only in pgeo and that the LANCER application needs, and what the demo page</w:t>
+      </w:r>
+      <w:r>
+        <w:t xml:space="preserve"> </w:t>
+      </w:r>
+      <w:r>
+        <w:t xml:space="preserve">makes of them.</w:t>
       </w:r>
     </w:p>
-    <w:tbl>
-      <w:tblPr>
-        <w:tblStyle w:val="Table"/>
-        <w:tblW w:type="pct" w:w="5000"/>
-        <w:tblLayout w:type="fixed"/>
-        <w:tblLook w:firstRow="1" w:lastRow="0" w:firstColumn="0" w:lastColumn="0" w:noHBand="0" w:noVBand="0" w:val="0020"/>
-      </w:tblPr>
-      <w:tblGrid>
-        <w:gridCol w:w="2640"/>
-        <w:gridCol w:w="2640"/>
-        <w:gridCol w:w="2640"/>
-      </w:tblGrid>
-      <w:tr>
-        <w:trPr>
-          <w:tblHeader w:val="on"/>
-        </w:trPr>
-        <w:tc>
-          <w:tcPr/>
-          <w:p>
-            <w:pPr>
-              <w:pStyle w:val="Compact"/>
-            </w:pPr>
-            <w:r>
-              <w:t xml:space="preserve">Capability</w:t>
-            </w:r>
-          </w:p>
-        </w:tc>
-        <w:tc>
-          <w:tcPr/>
-          <w:p>
-            <w:pPr>
-              <w:pStyle w:val="Compact"/>
-            </w:pPr>
-            <w:r>
-              <w:t xml:space="preserve">Pelias</w:t>
-            </w:r>
-          </w:p>
-        </w:tc>
-        <w:tc>
-          <w:tcPr/>
-          <w:p>
-            <w:pPr>
-              <w:pStyle w:val="Compact"/>
-            </w:pPr>
-            <w:r>
-              <w:t xml:space="preserve">pgeo</w:t>
-            </w:r>
-          </w:p>
-        </w:tc>
-      </w:tr>
-      <w:tr>
-        <w:tc>
-          <w:tcPr/>
-          <w:p>
-            <w:pPr>
-              <w:pStyle w:val="Compact"/>
-            </w:pPr>
-            <w:r>
-              <w:t xml:space="preserve">Endpoints</w:t>
-            </w:r>
-          </w:p>
-        </w:tc>
-        <w:tc>
-          <w:tcPr/>
-          <w:p>
-            <w:pPr>
-              <w:pStyle w:val="Compact"/>
-            </w:pPr>
-            <w:r>
-              <w:t xml:space="preserve">search, structured, autocomplete, reverse, place (+ nearby, beta)</w:t>
-            </w:r>
-          </w:p>
-        </w:tc>
-        <w:tc>
-          <w:tcPr/>
-          <w:p>
-            <w:pPr>
-              <w:pStyle w:val="Compact"/>
-            </w:pPr>
-            <w:r>
-              <w:t xml:space="preserve">the same five, plus</w:t>
-            </w:r>
-            <w:r>
-              <w:t xml:space="preserve"> </w:t>
-            </w:r>
-            <w:r>
-              <w:rPr>
-                <w:rStyle w:val="VerbatimChar"/>
-              </w:rPr>
-              <w:t xml:space="preserve">/v1/address</w:t>
-            </w:r>
-          </w:p>
-        </w:tc>
-      </w:tr>
-      <w:tr>
-        <w:tc>
-          <w:tcPr/>
-          <w:p>
-            <w:pPr>
-              <w:pStyle w:val="Compact"/>
-            </w:pPr>
-            <w:r>
-              <w:t xml:space="preserve">Informational endpoints</w:t>
-            </w:r>
-          </w:p>
-        </w:tc>
-        <w:tc>
-          <w:tcPr/>
-          <w:p>
-            <w:pPr>
-              <w:pStyle w:val="Compact"/>
-            </w:pPr>
-            <w:r>
-              <w:rPr>
-                <w:rStyle w:val="VerbatimChar"/>
-              </w:rPr>
-              <w:t xml:space="preserve">/v1/attribution</w:t>
-            </w:r>
-            <w:r>
-              <w:t xml:space="preserve"> </w:t>
-            </w:r>
-            <w:r>
-              <w:t xml:space="preserve">(data licences) and a</w:t>
-            </w:r>
-            <w:r>
-              <w:t xml:space="preserve"> </w:t>
-            </w:r>
-            <w:r>
-              <w:rPr>
-                <w:rStyle w:val="VerbatimChar"/>
-              </w:rPr>
-              <w:t xml:space="preserve">/v1/</w:t>
-            </w:r>
-            <w:r>
-              <w:t xml:space="preserve"> </w:t>
-            </w:r>
-            <w:r>
-              <w:t xml:space="preserve">API description page, both HTML</w:t>
-            </w:r>
-          </w:p>
-        </w:tc>
-        <w:tc>
-          <w:tcPr/>
-          <w:p>
-            <w:pPr>
-              <w:pStyle w:val="Compact"/>
-            </w:pPr>
-            <w:r>
-              <w:rPr>
-                <w:rStyle w:val="VerbatimChar"/>
-              </w:rPr>
-              <w:t xml:space="preserve">/v1/attribution</w:t>
-            </w:r>
-            <w:r>
-              <w:t xml:space="preserve">, built in SQL and served as HTML by both front ends; no</w:t>
-            </w:r>
-            <w:r>
-              <w:t xml:space="preserve"> </w:t>
-            </w:r>
-            <w:r>
-              <w:rPr>
-                <w:rStyle w:val="VerbatimChar"/>
-              </w:rPr>
-              <w:t xml:space="preserve">/v1/</w:t>
-            </w:r>
-            <w:r>
-              <w:t xml:space="preserve"> </w:t>
-            </w:r>
-            <w:r>
-              <w:t xml:space="preserve">description page</w:t>
-            </w:r>
-          </w:p>
-        </w:tc>
-      </w:tr>
-      <w:tr>
-        <w:tc>
-          <w:tcPr/>
-          <w:p>
-            <w:pPr>
-              <w:pStyle w:val="Compact"/>
-            </w:pPr>
-            <w:r>
-              <w:t xml:space="preserve">Filters</w:t>
-            </w:r>
-          </w:p>
-        </w:tc>
-        <w:tc>
-          <w:tcPr/>
-          <w:p>
-            <w:pPr>
-              <w:pStyle w:val="Compact"/>
-            </w:pPr>
-            <w:r>
-              <w:t xml:space="preserve">layers, sources, focus, rectangle, circle, country, gid, categories</w:t>
-            </w:r>
-          </w:p>
-        </w:tc>
-        <w:tc>
-          <w:tcPr/>
-          <w:p>
-            <w:pPr>
-              <w:pStyle w:val="Compact"/>
-            </w:pPr>
-            <w:r>
-              <w:t xml:space="preserve">the same</w:t>
-            </w:r>
-          </w:p>
-        </w:tc>
-      </w:tr>
-      <w:tr>
-        <w:tc>
-          <w:tcPr/>
-          <w:p>
-            <w:pPr>
-              <w:pStyle w:val="Compact"/>
-            </w:pPr>
-            <w:r>
-              <w:t xml:space="preserve">Parsing</w:t>
-            </w:r>
-          </w:p>
-        </w:tc>
-        <w:tc>
-          <w:tcPr/>
-          <w:p>
-            <w:pPr>
-              <w:pStyle w:val="Compact"/>
-            </w:pPr>
-            <w:r>
-              <w:t xml:space="preserve">libpostal (statistical, ~2 GB model)</w:t>
-            </w:r>
-          </w:p>
-        </w:tc>
-        <w:tc>
-          <w:tcPr/>
-          <w:p>
-            <w:pPr>
-              <w:pStyle w:val="Compact"/>
-            </w:pPr>
-            <w:r>
-              <w:t xml:space="preserve">rule parser in SQL (best measured); libpostal optional</w:t>
-            </w:r>
-          </w:p>
-        </w:tc>
-      </w:tr>
-      <w:tr>
-        <w:tc>
-          <w:tcPr/>
-          <w:p>
-            <w:pPr>
-              <w:pStyle w:val="Compact"/>
-            </w:pPr>
-            <w:r>
-              <w:t xml:space="preserve">Typo tolerance</w:t>
-            </w:r>
-          </w:p>
-        </w:tc>
-        <w:tc>
-          <w:tcPr/>
-          <w:p>
-            <w:pPr>
-              <w:pStyle w:val="Compact"/>
-            </w:pPr>
-            <w:r>
-              <w:t xml:space="preserve">limited (term fuzziness)</w:t>
-            </w:r>
-          </w:p>
-        </w:tc>
-        <w:tc>
-          <w:tcPr/>
-          <w:p>
-            <w:pPr>
-              <w:pStyle w:val="Compact"/>
-            </w:pPr>
-            <w:r>
-              <w:t xml:space="preserve">trigram similarity on whole names and streets</w:t>
-            </w:r>
-          </w:p>
-        </w:tc>
-      </w:tr>
-      <w:tr>
-        <w:tc>
-          <w:tcPr/>
-          <w:p>
-            <w:pPr>
-              <w:pStyle w:val="Compact"/>
-            </w:pPr>
-            <w:r>
-              <w:t xml:space="preserve">Town handling</w:t>
-            </w:r>
-          </w:p>
-        </w:tc>
-        <w:tc>
-          <w:tcPr/>
-          <w:p>
-            <w:pPr>
-              <w:pStyle w:val="Compact"/>
-            </w:pPr>
-            <w:r>
-              <w:t xml:space="preserve">exact admin names (placeholder)</w:t>
-            </w:r>
-          </w:p>
-        </w:tc>
-        <w:tc>
-          <w:tcPr/>
-          <w:p>
-            <w:pPr>
-              <w:pStyle w:val="Compact"/>
-            </w:pPr>
-            <w:r>
-              <w:t xml:space="preserve">town as a location: villages and nearest towns accepted</w:t>
-            </w:r>
-          </w:p>
-        </w:tc>
-      </w:tr>
-      <w:tr>
-        <w:tc>
-          <w:tcPr/>
-          <w:p>
-            <w:pPr>
-              <w:pStyle w:val="Compact"/>
-            </w:pPr>
-            <w:r>
-              <w:t xml:space="preserve">Interpolation</w:t>
-            </w:r>
-          </w:p>
-        </w:tc>
-        <w:tc>
-          <w:tcPr/>
-          <w:p>
-            <w:pPr>
-              <w:pStyle w:val="Compact"/>
-            </w:pPr>
-            <w:r>
-              <w:t xml:space="preserve">separate service (TIGER + OA)</w:t>
-            </w:r>
-          </w:p>
-        </w:tc>
-        <w:tc>
-          <w:tcPr/>
-          <w:p>
-            <w:pPr>
-              <w:pStyle w:val="Compact"/>
-            </w:pPr>
-            <w:r>
-              <w:t xml:space="preserve">SQL, between neighbouring house numbers</w:t>
-            </w:r>
-          </w:p>
-        </w:tc>
-      </w:tr>
-      <w:tr>
-        <w:tc>
-          <w:tcPr/>
-          <w:p>
-            <w:pPr>
-              <w:pStyle w:val="Compact"/>
-            </w:pPr>
-            <w:r>
-              <w:t xml:space="preserve">Confidence</w:t>
-            </w:r>
-          </w:p>
-        </w:tc>
-        <w:tc>
-          <w:tcPr/>
-          <w:p>
-            <w:pPr>
-              <w:pStyle w:val="Compact"/>
-            </w:pPr>
-            <w:r>
-              <w:t xml:space="preserve">per result</w:t>
-            </w:r>
-          </w:p>
-        </w:tc>
-        <w:tc>
-          <w:tcPr/>
-          <w:p>
-            <w:pPr>
-              <w:pStyle w:val="Compact"/>
-            </w:pPr>
-            <w:r>
-              <w:t xml:space="preserve">per result, lowered for ties between distinct places</w:t>
-            </w:r>
-          </w:p>
-        </w:tc>
-      </w:tr>
-      <w:tr>
-        <w:tc>
-          <w:tcPr/>
-          <w:p>
-            <w:pPr>
-              <w:pStyle w:val="Compact"/>
-            </w:pPr>
-            <w:r>
-              <w:t xml:space="preserve">Structured US addresses</w:t>
-            </w:r>
-          </w:p>
-        </w:tc>
-        <w:tc>
-          <w:tcPr/>
-          <w:p>
-            <w:pPr>
-              <w:pStyle w:val="Compact"/>
-            </w:pPr>
-            <w:r>
-              <w:t xml:space="preserve">no</w:t>
-            </w:r>
-          </w:p>
-        </w:tc>
-        <w:tc>
-          <w:tcPr/>
-          <w:p>
-            <w:pPr>
-              <w:pStyle w:val="Compact"/>
-            </w:pPr>
-            <w:r>
-              <w:t xml:space="preserve">USPS Publication 28 components, delivery and last lines, FIPS codes</w:t>
-            </w:r>
-          </w:p>
-        </w:tc>
-      </w:tr>
-      <w:tr>
-        <w:tc>
-          <w:tcPr/>
-          <w:p>
-            <w:pPr>
-              <w:pStyle w:val="Compact"/>
-            </w:pPr>
-            <w:r>
-              <w:t xml:space="preserve">Nearest street address for a venue</w:t>
-            </w:r>
-          </w:p>
-        </w:tc>
-        <w:tc>
-          <w:tcPr/>
-          <w:p>
-            <w:pPr>
-              <w:pStyle w:val="Compact"/>
-            </w:pPr>
-            <w:r>
-              <w:t xml:space="preserve">no</w:t>
-            </w:r>
-          </w:p>
-        </w:tc>
-        <w:tc>
-          <w:tcPr/>
-          <w:p>
-            <w:pPr>
-              <w:pStyle w:val="Compact"/>
-            </w:pPr>
-            <w:r>
-              <w:t xml:space="preserve">yes (</w:t>
-            </w:r>
-            <w:r>
-              <w:rPr>
-                <w:rStyle w:val="VerbatimChar"/>
-              </w:rPr>
-              <w:t xml:space="preserve">/v1/address</w:t>
-            </w:r>
-            <w:r>
-              <w:t xml:space="preserve">)</w:t>
-            </w:r>
-          </w:p>
-        </w:tc>
-      </w:tr>
-      <w:tr>
-        <w:tc>
-          <w:tcPr/>
-          <w:p>
-            <w:pPr>
-              <w:pStyle w:val="Compact"/>
-            </w:pPr>
-            <w:r>
-              <w:t xml:space="preserve">HTTP layer</w:t>
-            </w:r>
-          </w:p>
-        </w:tc>
-        <w:tc>
-          <w:tcPr/>
-          <w:p>
-            <w:pPr>
-              <w:pStyle w:val="Compact"/>
-            </w:pPr>
-            <w:r>
-              <w:t xml:space="preserve">Node.js API</w:t>
-            </w:r>
-          </w:p>
-        </w:tc>
-        <w:tc>
-          <w:tcPr/>
-          <w:p>
-            <w:pPr>
-              <w:pStyle w:val="Compact"/>
-            </w:pPr>
-            <w:r>
-              <w:t xml:space="preserve">PostgREST (no code) or FastAPI</w:t>
-            </w:r>
-          </w:p>
-        </w:tc>
-      </w:tr>
-      <w:tr>
-        <w:tc>
-          <w:tcPr/>
-          <w:p>
-            <w:pPr>
-              <w:pStyle w:val="Compact"/>
-            </w:pPr>
-            <w:r>
-              <w:t xml:space="preserve">Data store</w:t>
-            </w:r>
-          </w:p>
-        </w:tc>
-        <w:tc>
-          <w:tcPr/>
-          <w:p>
-            <w:pPr>
-              <w:pStyle w:val="Compact"/>
-            </w:pPr>
-            <w:r>
-              <w:t xml:space="preserve">Elasticsearch index</w:t>
-            </w:r>
-          </w:p>
-        </w:tc>
-        <w:tc>
-          <w:tcPr/>
-          <w:p>
-            <w:pPr>
-              <w:pStyle w:val="Compact"/>
-            </w:pPr>
-            <w:r>
-              <w:t xml:space="preserve">PostgreSQL tables</w:t>
-            </w:r>
-          </w:p>
-        </w:tc>
-      </w:tr>
-      <w:tr>
-        <w:tc>
-          <w:tcPr/>
-          <w:p>
-            <w:pPr>
-              <w:pStyle w:val="Compact"/>
-            </w:pPr>
-            <w:r>
-              <w:t xml:space="preserve">Components</w:t>
-            </w:r>
-          </w:p>
-        </w:tc>
-        <w:tc>
-          <w:tcPr/>
-          <w:p>
-            <w:pPr>
-              <w:pStyle w:val="Compact"/>
-            </w:pPr>
-            <w:r>
-              <w:t xml:space="preserve">6 containers</w:t>
-            </w:r>
-          </w:p>
-        </w:tc>
-        <w:tc>
-          <w:tcPr/>
-          <w:p>
-            <w:pPr>
-              <w:pStyle w:val="Compact"/>
-            </w:pPr>
-            <w:r>
-              <w:t xml:space="preserve">2-3 containers</w:t>
-            </w:r>
-          </w:p>
-        </w:tc>
-      </w:tr>
-      <w:tr>
-        <w:tc>
-          <w:tcPr/>
-          <w:p>
-            <w:pPr>
-              <w:pStyle w:val="Compact"/>
-            </w:pPr>
-            <w:r>
-              <w:t xml:space="preserve">Build</w:t>
-            </w:r>
-          </w:p>
-        </w:tc>
-        <w:tc>
-          <w:tcPr/>
-          <w:p>
-            <w:pPr>
-              <w:pStyle w:val="Compact"/>
-            </w:pPr>
-            <w:r>
-              <w:t xml:space="preserve">importers, ~15 min</w:t>
-            </w:r>
-          </w:p>
-        </w:tc>
-        <w:tc>
-          <w:tcPr/>
-          <w:p>
-            <w:pPr>
-              <w:pStyle w:val="Compact"/>
-            </w:pPr>
-            <w:r>
-              <w:t xml:space="preserve">one command, ~13 min</w:t>
-            </w:r>
-          </w:p>
-        </w:tc>
-      </w:tr>
-      <w:tr>
-        <w:tc>
-          <w:tcPr/>
-          <w:p>
-            <w:pPr>
-              <w:pStyle w:val="Compact"/>
-            </w:pPr>
-            <w:r>
-              <w:t xml:space="preserve">Operations tooling</w:t>
-            </w:r>
-          </w:p>
-        </w:tc>
-        <w:tc>
-          <w:tcPr/>
-          <w:p>
-            <w:pPr>
-              <w:pStyle w:val="Compact"/>
-            </w:pPr>
-            <w:r>
-              <w:t xml:space="preserve">Pelias CLI</w:t>
-            </w:r>
-          </w:p>
-        </w:tc>
-        <w:tc>
-          <w:tcPr/>
-          <w:p>
-            <w:pPr>
-              <w:pStyle w:val="Compact"/>
-            </w:pPr>
-            <w:r>
-              <w:t xml:space="preserve">tuning profiles, accuracy gate, rebuild script</w:t>
-            </w:r>
-          </w:p>
-        </w:tc>
-      </w:tr>
-      <w:tr>
-        <w:tc>
-          <w:tcPr/>
-          <w:p>
-            <w:pPr>
-              <w:pStyle w:val="Compact"/>
-            </w:pPr>
-            <w:r>
-              <w:t xml:space="preserve">Security posture here</w:t>
-            </w:r>
-          </w:p>
-        </w:tc>
-        <w:tc>
-          <w:tcPr/>
-          <w:p>
-            <w:pPr>
-              <w:pStyle w:val="Compact"/>
-            </w:pPr>
-            <w:r>
-              <w:t xml:space="preserve">read-only query services, pinned images, strict CSP; Elasticsearch has no credentials (loopback only)</w:t>
-            </w:r>
-          </w:p>
-        </w:tc>
-        <w:tc>
-          <w:tcPr/>
-          <w:p>
-            <w:pPr>
-              <w:pStyle w:val="Compact"/>
-            </w:pPr>
-            <w:r>
-              <w:t xml:space="preserve">read-only database role (</w:t>
-            </w:r>
-            <w:r>
-              <w:rPr>
-                <w:rStyle w:val="VerbatimChar"/>
-              </w:rPr>
-              <w:t xml:space="preserve">SELECT</w:t>
-            </w:r>
-            <w:r>
-              <w:t xml:space="preserve"> </w:t>
-            </w:r>
-            <w:r>
-              <w:t xml:space="preserve">only), allowlisted tuning, password-authenticated database, no query parameters in the PostgreSQL log</w:t>
-            </w:r>
-          </w:p>
-        </w:tc>
-      </w:tr>
-    </w:tbl>
-    <w:bookmarkStart w:id="105" w:name="structured-addresses-for-lancer"/>
+    <w:bookmarkStart w:id="118" w:name="structured-addresses-for-lancer"/>
     <w:p>
       <w:pPr>
         <w:pStyle w:val="Heading4"/>
       </w:pPr>
       <w:r>
-        <w:t xml:space="preserve">Structured addresses for LANCER</w:t>
+        <w:t xml:space="preserve">3.9.1 Structured addresses for LANCER</w:t>
       </w:r>
     </w:p>
     <w:p>
@@ -22731,20 +24452,20 @@
         <w:t xml:space="preserve">PostgreSQL never logs query parameters.</w:t>
       </w:r>
     </w:p>
+    <w:bookmarkEnd w:id="118"/>
+    <w:bookmarkStart w:id="119" w:name="zip4"/>
     <w:p>
       <w:pPr>
-        <w:pStyle w:val="BodyText"/>
+        <w:pStyle w:val="Heading4"/>
       </w:pPr>
       <w:r>
-        <w:rPr>
-          <w:b/>
-          <w:bCs/>
-        </w:rPr>
-        <w:t xml:space="preserve">ZIP+4.</w:t>
-      </w:r>
-      <w:r>
-        <w:t xml:space="preserve"> </w:t>
-      </w:r>
+        <w:t xml:space="preserve">3.9.2 ZIP+4</w:t>
+      </w:r>
+    </w:p>
+    <w:p>
+      <w:pPr>
+        <w:pStyle w:val="FirstParagraph"/>
+      </w:pPr>
       <w:r>
         <w:t xml:space="preserve">The USPS ZIP+4 file would add ZIP+4 codes, USPS street spellings and the USPS preferred</w:t>
       </w:r>
@@ -22820,9 +24541,9 @@
         <w:t xml:space="preserve">one query on both engines side by side.</w:t>
       </w:r>
     </w:p>
-    <w:bookmarkEnd w:id="105"/>
-    <w:bookmarkEnd w:id="106"/>
-    <w:bookmarkStart w:id="107" w:name="parity-between-the-platforms"/>
+    <w:bookmarkEnd w:id="119"/>
+    <w:bookmarkEnd w:id="120"/>
+    <w:bookmarkStart w:id="121" w:name="parity-between-the-platforms"/>
     <w:p>
       <w:pPr>
         <w:pStyle w:val="Heading3"/>
@@ -22854,7 +24575,7 @@
           <w:b/>
           <w:bCs/>
         </w:rPr>
-        <w:t xml:space="preserve">Table 29. Feature parity through the documented Pelias API.</w:t>
+        <w:t xml:space="preserve">Table 31. Feature parity through the documented Pelias API.</w:t>
       </w:r>
     </w:p>
     <w:tbl>
@@ -23347,7 +25068,7 @@
           <w:b/>
           <w:bCs/>
         </w:rPr>
-        <w:t xml:space="preserve">Table 30. Accuracy parity by category:</w:t>
+        <w:t xml:space="preserve">Table 32. Accuracy parity by category:</w:t>
       </w:r>
       <w:r>
         <w:t xml:space="preserve"> </w:t>
@@ -23940,7 +25661,7 @@
           <w:b/>
           <w:bCs/>
         </w:rPr>
-        <w:t xml:space="preserve">Table 31. Throughput parity:</w:t>
+        <w:t xml:space="preserve">Table 33. Throughput parity:</w:t>
       </w:r>
       <w:r>
         <w:t xml:space="preserve"> </w:t>
@@ -24241,8 +25962,8 @@
         <w:t xml:space="preserve">and planet scale, none of which this deployment uses.</w:t>
       </w:r>
     </w:p>
-    <w:bookmarkEnd w:id="107"/>
-    <w:bookmarkStart w:id="108" w:name="production-validation-on-vm-120"/>
+    <w:bookmarkEnd w:id="121"/>
+    <w:bookmarkStart w:id="122" w:name="production-validation-on-vm-120"/>
     <w:p>
       <w:pPr>
         <w:pStyle w:val="Heading3"/>
@@ -24298,7 +26019,7 @@
           <w:b/>
           <w:bCs/>
         </w:rPr>
-        <w:t xml:space="preserve">Table 32. Both engines on VM 120 through the production HTTPS path:</w:t>
+        <w:t xml:space="preserve">Table 34. Both engines on VM 120 through the production HTTPS path:</w:t>
       </w:r>
       <w:r>
         <w:t xml:space="preserve"> </w:t>
@@ -24709,7 +26430,7 @@
         <w:t xml:space="preserve"> </w:t>
       </w:r>
       <w:r>
-        <w:t xml:space="preserve">conditions (Table 31). Both engines do better on the VM than on the</w:t>
+        <w:t xml:space="preserve">conditions (Table 33). Both engines do better on the VM than on the</w:t>
       </w:r>
       <w:r>
         <w:t xml:space="preserve"> </w:t>
@@ -24742,8 +26463,8 @@
         <w:t xml:space="preserve">per request.</w:t>
       </w:r>
     </w:p>
-    <w:bookmarkEnd w:id="108"/>
-    <w:bookmarkStart w:id="109" w:name="the-smallest-server-that-works"/>
+    <w:bookmarkEnd w:id="122"/>
+    <w:bookmarkStart w:id="126" w:name="the-smallest-server-that-works"/>
     <w:p>
       <w:pPr>
         <w:pStyle w:val="Heading3"/>
@@ -24802,7 +26523,7 @@
         <w:t xml:space="preserve"> </w:t>
       </w:r>
       <w:r>
-        <w:t xml:space="preserve">it will fail too. Table 33 is the whole path, pass and fail.</w:t>
+        <w:t xml:space="preserve">it will fail too. Table 35 is the whole path, pass and fail.</w:t>
       </w:r>
     </w:p>
     <w:p>
@@ -24814,7 +26535,7 @@
           <w:b/>
           <w:bCs/>
         </w:rPr>
-        <w:t xml:space="preserve">Table 33. Minimum-server search:</w:t>
+        <w:t xml:space="preserve">Table 35. Minimum-server search:</w:t>
       </w:r>
       <w:r>
         <w:t xml:space="preserve"> </w:t>
@@ -26591,58 +28312,165 @@
         <w:t xml:space="preserve">tables and the Elasticsearch heap), so the floor barely moves however little traffic it serves.</w:t>
       </w:r>
     </w:p>
+    <w:bookmarkStart w:id="123" w:name="two-kinds-of-limit"/>
     <w:p>
       <w:pPr>
-        <w:pStyle w:val="BodyText"/>
+        <w:pStyle w:val="Heading4"/>
       </w:pPr>
       <w:r>
+        <w:t xml:space="preserve">3.12.1 Two kinds of limit</w:t>
+      </w:r>
+    </w:p>
+    <w:p>
+      <w:pPr>
+        <w:pStyle w:val="FirstParagraph"/>
+      </w:pPr>
+      <w:r>
+        <w:t xml:space="preserve">The trials fail in two distinct ways, and the difference explains why the</w:t>
+      </w:r>
+      <w:r>
+        <w:t xml:space="preserve"> </w:t>
+      </w:r>
+      <w:r>
+        <w:t xml:space="preserve">two engines’ floors are so far apart. pgeo’s failures are all of the first kind: the service keeps</w:t>
+      </w:r>
+      <w:r>
+        <w:t xml:space="preserve"> </w:t>
+      </w:r>
+      <w:r>
+        <w:t xml:space="preserve">answering, just too slowly, so its floor is wherever the operator decides the latency is no longer</w:t>
+      </w:r>
+      <w:r>
+        <w:t xml:space="preserve"> </w:t>
+      </w:r>
+      <w:r>
+        <w:t xml:space="preserve">acceptable. Most of Pelias’s are of the second: below a threshold the service does not run at all.</w:t>
+      </w:r>
+      <w:r>
+        <w:t xml:space="preserve"> </w:t>
+      </w:r>
+      <w:r>
+        <w:t xml:space="preserve">libpostal cannot even start below 2 GB, because it loads a fixed model before it serves anything;</w:t>
+      </w:r>
+      <w:r>
+        <w:t xml:space="preserve"> </w:t>
+      </w:r>
+      <w:r>
+        <w:t xml:space="preserve">the interpolation service crash-loops at 1.8 GB; Elasticsearch is killed at 0.8 GB. Those are</w:t>
+      </w:r>
+      <w:r>
+        <w:t xml:space="preserve"> </w:t>
+      </w:r>
+      <w:r>
+        <w:t xml:space="preserve">properties of the software, not of the load, and no amount of tuning for three users moves them.</w:t>
+      </w:r>
+    </w:p>
+    <w:bookmarkEnd w:id="123"/>
+    <w:bookmarkStart w:id="124" w:name="a-floor-is-a-pair-not-a-number"/>
+    <w:p>
+      <w:pPr>
+        <w:pStyle w:val="Heading4"/>
+      </w:pPr>
+      <w:r>
+        <w:t xml:space="preserve">3.12.2 A floor is a pair, not a number</w:t>
+      </w:r>
+    </w:p>
+    <w:p>
+      <w:pPr>
+        <w:pStyle w:val="FirstParagraph"/>
+      </w:pPr>
+      <w:r>
+        <w:t xml:space="preserve">The two resources are not independent, and the search makes</w:t>
+      </w:r>
+      <w:r>
+        <w:t xml:space="preserve"> </w:t>
+      </w:r>
+      <w:r>
+        <w:t xml:space="preserve">that visible: Pelias’s</w:t>
+      </w:r>
+      <w:r>
+        <w:t xml:space="preserve"> </w:t>
+      </w:r>
+      <w:r>
         <w:rPr>
-          <w:b/>
-          <w:bCs/>
+          <w:rStyle w:val="VerbatimChar"/>
         </w:rPr>
-        <w:t xml:space="preserve">Two kinds of limit.</w:t>
-      </w:r>
-      <w:r>
-        <w:t xml:space="preserve"> </w:t>
-      </w:r>
-      <w:r>
-        <w:t xml:space="preserve">The trials fail in two distinct ways, and the difference explains why the</w:t>
-      </w:r>
-      <w:r>
-        <w:t xml:space="preserve"> </w:t>
-      </w:r>
-      <w:r>
-        <w:t xml:space="preserve">two engines’ floors are so far apart. pgeo’s failures are all of the first kind: the service keeps</w:t>
-      </w:r>
-      <w:r>
-        <w:t xml:space="preserve"> </w:t>
-      </w:r>
-      <w:r>
-        <w:t xml:space="preserve">answering, just too slowly, so its floor is wherever the operator decides the latency is no longer</w:t>
-      </w:r>
-      <w:r>
-        <w:t xml:space="preserve"> </w:t>
-      </w:r>
-      <w:r>
-        <w:t xml:space="preserve">acceptable. Most of Pelias’s are of the second: below a threshold the service does not run at all.</w:t>
-      </w:r>
-      <w:r>
-        <w:t xml:space="preserve"> </w:t>
-      </w:r>
-      <w:r>
-        <w:t xml:space="preserve">libpostal cannot even start below 2 GB, because it loads a fixed model before it serves anything;</w:t>
-      </w:r>
-      <w:r>
-        <w:t xml:space="preserve"> </w:t>
-      </w:r>
-      <w:r>
-        <w:t xml:space="preserve">the interpolation service crash-loops at 1.8 GB; Elasticsearch is killed at 0.8 GB. Those are</w:t>
-      </w:r>
-      <w:r>
-        <w:t xml:space="preserve"> </w:t>
-      </w:r>
-      <w:r>
-        <w:t xml:space="preserve">properties of the software, not of the load, and no amount of tuning for three users moves them.</w:t>
+        <w:t xml:space="preserve">pip</w:t>
+      </w:r>
+      <w:r>
+        <w:t xml:space="preserve"> </w:t>
+      </w:r>
+      <w:r>
+        <w:t xml:space="preserve">service was killed at 0.55 GB in this search, although the capacity</w:t>
+      </w:r>
+      <w:r>
+        <w:t xml:space="preserve"> </w:t>
+      </w:r>
+      <w:r>
+        <w:t xml:space="preserve">tests had it surviving at 0.4 GB. Nothing regressed – in the capacity tests each service had a</w:t>
+      </w:r>
+      <w:r>
+        <w:t xml:space="preserve"> </w:t>
+      </w:r>
+      <w:r>
+        <w:t xml:space="preserve">whole core, and here it has a quarter of one, so collection and compaction fall behind and the same</w:t>
+      </w:r>
+      <w:r>
+        <w:t xml:space="preserve"> </w:t>
+      </w:r>
+      <w:r>
+        <w:t xml:space="preserve">work needs more headroom. Read each floor as the pair of numbers it is: at more CPU both engines</w:t>
+      </w:r>
+      <w:r>
+        <w:t xml:space="preserve"> </w:t>
+      </w:r>
+      <w:r>
+        <w:t xml:space="preserve">would fit in less memory, and at less memory they would need more CPU to stay inside the targets.</w:t>
+      </w:r>
+    </w:p>
+    <w:bookmarkEnd w:id="124"/>
+    <w:bookmarkStart w:id="125" w:name="confirmation-on-real-machines"/>
+    <w:p>
+      <w:pPr>
+        <w:pStyle w:val="Heading4"/>
+      </w:pPr>
+      <w:r>
+        <w:t xml:space="preserve">3.12.3 Confirmation on real machines</w:t>
+      </w:r>
+    </w:p>
+    <w:p>
+      <w:pPr>
+        <w:pStyle w:val="FirstParagraph"/>
+      </w:pPr>
+      <w:r>
+        <w:t xml:space="preserve">A container limit is not a server: it shares the host’s page</w:t>
+      </w:r>
+      <w:r>
+        <w:t xml:space="preserve"> </w:t>
+      </w:r>
+      <w:r>
+        <w:t xml:space="preserve">cache, its disk and its kernel. Each floor was therefore re-tested on a temporary Proxmox VM of</w:t>
+      </w:r>
+      <w:r>
+        <w:t xml:space="preserve"> </w:t>
+      </w:r>
+      <w:r>
+        <w:t xml:space="preserve">that size, created for the run and destroyed after it (</w:t>
+      </w:r>
+      <w:r>
+        <w:rPr>
+          <w:rStyle w:val="VerbatimChar"/>
+        </w:rPr>
+        <w:t xml:space="preserve">tests/load/floor_vm.sh</w:t>
+      </w:r>
+      <w:r>
+        <w:t xml:space="preserve">), with the same</w:t>
+      </w:r>
+      <w:r>
+        <w:t xml:space="preserve"> </w:t>
+      </w:r>
+      <w:r>
+        <w:t xml:space="preserve">three-user validation followed by a ramp to find how far that VM stretches.</w:t>
       </w:r>
     </w:p>
     <w:p>
@@ -26654,115 +28482,7 @@
           <w:b/>
           <w:bCs/>
         </w:rPr>
-        <w:t xml:space="preserve">A floor is a pair, not a number.</w:t>
-      </w:r>
-      <w:r>
-        <w:t xml:space="preserve"> </w:t>
-      </w:r>
-      <w:r>
-        <w:t xml:space="preserve">The two resources are not independent, and the search makes</w:t>
-      </w:r>
-      <w:r>
-        <w:t xml:space="preserve"> </w:t>
-      </w:r>
-      <w:r>
-        <w:t xml:space="preserve">that visible: Pelias’s</w:t>
-      </w:r>
-      <w:r>
-        <w:t xml:space="preserve"> </w:t>
-      </w:r>
-      <w:r>
-        <w:rPr>
-          <w:rStyle w:val="VerbatimChar"/>
-        </w:rPr>
-        <w:t xml:space="preserve">pip</w:t>
-      </w:r>
-      <w:r>
-        <w:t xml:space="preserve"> </w:t>
-      </w:r>
-      <w:r>
-        <w:t xml:space="preserve">service was killed at 0.55 GB in this search, although the capacity</w:t>
-      </w:r>
-      <w:r>
-        <w:t xml:space="preserve"> </w:t>
-      </w:r>
-      <w:r>
-        <w:t xml:space="preserve">tests had it surviving at 0.4 GB. Nothing regressed – in the capacity tests each service had a</w:t>
-      </w:r>
-      <w:r>
-        <w:t xml:space="preserve"> </w:t>
-      </w:r>
-      <w:r>
-        <w:t xml:space="preserve">whole core, and here it has a quarter of one, so collection and compaction fall behind and the same</w:t>
-      </w:r>
-      <w:r>
-        <w:t xml:space="preserve"> </w:t>
-      </w:r>
-      <w:r>
-        <w:t xml:space="preserve">work needs more headroom. Read each floor as the pair of numbers it is: at more CPU both engines</w:t>
-      </w:r>
-      <w:r>
-        <w:t xml:space="preserve"> </w:t>
-      </w:r>
-      <w:r>
-        <w:t xml:space="preserve">would fit in less memory, and at less memory they would need more CPU to stay inside the targets.</w:t>
-      </w:r>
-    </w:p>
-    <w:p>
-      <w:pPr>
-        <w:pStyle w:val="BodyText"/>
-      </w:pPr>
-      <w:r>
-        <w:rPr>
-          <w:b/>
-          <w:bCs/>
-        </w:rPr>
-        <w:t xml:space="preserve">Confirmation on real machines.</w:t>
-      </w:r>
-      <w:r>
-        <w:t xml:space="preserve"> </w:t>
-      </w:r>
-      <w:r>
-        <w:t xml:space="preserve">A container limit is not a server: it shares the host’s page</w:t>
-      </w:r>
-      <w:r>
-        <w:t xml:space="preserve"> </w:t>
-      </w:r>
-      <w:r>
-        <w:t xml:space="preserve">cache, its disk and its kernel. Each floor was therefore re-tested on a temporary Proxmox VM of</w:t>
-      </w:r>
-      <w:r>
-        <w:t xml:space="preserve"> </w:t>
-      </w:r>
-      <w:r>
-        <w:t xml:space="preserve">that size, created for the run and destroyed after it (</w:t>
-      </w:r>
-      <w:r>
-        <w:rPr>
-          <w:rStyle w:val="VerbatimChar"/>
-        </w:rPr>
-        <w:t xml:space="preserve">tests/load/floor_vm.sh</w:t>
-      </w:r>
-      <w:r>
-        <w:t xml:space="preserve">), with the same</w:t>
-      </w:r>
-      <w:r>
-        <w:t xml:space="preserve"> </w:t>
-      </w:r>
-      <w:r>
-        <w:t xml:space="preserve">three-user validation followed by a ramp to find how far that VM stretches.</w:t>
-      </w:r>
-    </w:p>
-    <w:p>
-      <w:pPr>
-        <w:pStyle w:val="BodyText"/>
-      </w:pPr>
-      <w:r>
-        <w:rPr>
-          <w:b/>
-          <w:bCs/>
-        </w:rPr>
-        <w:t xml:space="preserve">Table 34. The measured floor confirmed on a temporary VM:</w:t>
+        <w:t xml:space="preserve">Table 36. The measured floor confirmed on a temporary VM:</w:t>
       </w:r>
       <w:r>
         <w:t xml:space="preserve"> </w:t>
@@ -27027,8 +28747,9 @@
         <w:t xml:space="preserve">384 users; the floor search is what says how far that could be cut.</w:t>
       </w:r>
     </w:p>
-    <w:bookmarkEnd w:id="109"/>
-    <w:bookmarkStart w:id="110" w:name="security"/>
+    <w:bookmarkEnd w:id="125"/>
+    <w:bookmarkEnd w:id="126"/>
+    <w:bookmarkStart w:id="128" w:name="security"/>
     <w:p>
       <w:pPr>
         <w:pStyle w:val="Heading3"/>
@@ -27081,7 +28802,7 @@
           <w:b/>
           <w:bCs/>
         </w:rPr>
-        <w:t xml:space="preserve">Table 35. Security properties of each platform as deployed.</w:t>
+        <w:t xml:space="preserve">Table 37. Security properties of each platform as deployed.</w:t>
       </w:r>
       <w:r>
         <w:t xml:space="preserve"> </w:t>
@@ -27423,20 +29144,19 @@
         </w:tc>
       </w:tr>
     </w:tbl>
+    <w:bookmarkStart w:id="127" w:name="what-the-two-columns-are-really-saying"/>
     <w:p>
       <w:pPr>
-        <w:pStyle w:val="BodyText"/>
+        <w:pStyle w:val="Heading4"/>
       </w:pPr>
       <w:r>
-        <w:rPr>
-          <w:b/>
-          <w:bCs/>
-        </w:rPr>
-        <w:t xml:space="preserve">What the two columns are really saying.</w:t>
-      </w:r>
-      <w:r>
-        <w:t xml:space="preserve"> </w:t>
-      </w:r>
+        <w:t xml:space="preserve">3.13.1 What the two columns are really saying</w:t>
+      </w:r>
+    </w:p>
+    <w:p>
+      <w:pPr>
+        <w:pStyle w:val="FirstParagraph"/>
+      </w:pPr>
       <w:r>
         <w:t xml:space="preserve">Pelias’s data store has no credentials at all: its</w:t>
       </w:r>
@@ -27735,9 +29455,10 @@
         <w:t xml:space="preserve">.</w:t>
       </w:r>
     </w:p>
-    <w:bookmarkEnd w:id="110"/>
-    <w:bookmarkEnd w:id="111"/>
-    <w:bookmarkStart w:id="112" w:name="discussion"/>
+    <w:bookmarkEnd w:id="127"/>
+    <w:bookmarkEnd w:id="128"/>
+    <w:bookmarkEnd w:id="129"/>
+    <w:bookmarkStart w:id="130" w:name="discussion"/>
     <w:p>
       <w:pPr>
         <w:pStyle w:val="Heading2"/>
@@ -28055,8 +29776,8 @@
         <w:t xml:space="preserve">run’s restart; it was repeated with a readiness wait.</w:t>
       </w:r>
     </w:p>
-    <w:bookmarkEnd w:id="112"/>
-    <w:bookmarkStart w:id="113" w:name="conclusions"/>
+    <w:bookmarkEnd w:id="130"/>
+    <w:bookmarkStart w:id="131" w:name="conclusions"/>
     <w:p>
       <w:pPr>
         <w:pStyle w:val="Heading2"/>
@@ -28074,7 +29795,7 @@
           <w:b/>
           <w:bCs/>
         </w:rPr>
-        <w:t xml:space="preserve">Table 36. Which tool for which scenario.</w:t>
+        <w:t xml:space="preserve">Table 38. Which tool for which scenario.</w:t>
       </w:r>
     </w:p>
     <w:tbl>
@@ -28513,8 +30234,8 @@
         <w:t xml:space="preserve">above are what the deployed service does, not what a benchmark suggested it might.</w:t>
       </w:r>
     </w:p>
-    <w:bookmarkEnd w:id="113"/>
-    <w:bookmarkStart w:id="114" w:name="next-steps"/>
+    <w:bookmarkEnd w:id="131"/>
+    <w:bookmarkStart w:id="132" w:name="next-steps"/>
     <w:p>
       <w:pPr>
         <w:pStyle w:val="Heading2"/>
@@ -28775,8 +30496,8 @@
         <w:t xml:space="preserve">: run the accuracy gate and the compatibility contract on every build.</w:t>
       </w:r>
     </w:p>
-    <w:bookmarkEnd w:id="114"/>
-    <w:bookmarkStart w:id="115" w:name="appendix-a.-reproducing-this-study"/>
+    <w:bookmarkEnd w:id="132"/>
+    <w:bookmarkStart w:id="133" w:name="appendix-a.-reproducing-this-study"/>
     <w:p>
       <w:pPr>
         <w:pStyle w:val="Heading2"/>
@@ -29213,8 +30934,8 @@
         <w:t xml:space="preserve">system reproduces the results in this report.</w:t>
       </w:r>
     </w:p>
-    <w:bookmarkEnd w:id="115"/>
-    <w:bookmarkStart w:id="116" w:name="Xec1f0b5e3ec847d05266a8fcbbb09145d5aebe4"/>
+    <w:bookmarkEnd w:id="133"/>
+    <w:bookmarkStart w:id="134" w:name="Xec1f0b5e3ec847d05266a8fcbbb09145d5aebe4"/>
     <w:p>
       <w:pPr>
         <w:pStyle w:val="Heading2"/>
@@ -29246,7 +30967,7 @@
           <w:b/>
           <w:bCs/>
         </w:rPr>
-        <w:t xml:space="preserve">Table 37. Questions asked during the project, with short answers and the sections that answer them in full.</w:t>
+        <w:t xml:space="preserve">Table 39. Questions asked during the project, with short answers and the sections that answer them in full.</w:t>
       </w:r>
     </w:p>
     <w:tbl>
@@ -30258,8 +31979,8 @@
         </w:tc>
       </w:tr>
     </w:tbl>
-    <w:bookmarkEnd w:id="116"/>
-    <w:bookmarkStart w:id="117" w:name="appendix-c.-pgeo-storage"/>
+    <w:bookmarkEnd w:id="134"/>
+    <w:bookmarkStart w:id="135" w:name="appendix-c.-pgeo-storage"/>
     <w:p>
       <w:pPr>
         <w:pStyle w:val="Heading2"/>
@@ -30321,7 +32042,7 @@
           <w:b/>
           <w:bCs/>
         </w:rPr>
-        <w:t xml:space="preserve">Table 38. pgeo tables (including their indexes).</w:t>
+        <w:t xml:space="preserve">Table 40. pgeo tables (including their indexes).</w:t>
       </w:r>
     </w:p>
     <w:tbl>
@@ -30529,7 +32250,7 @@
           <w:b/>
           <w:bCs/>
         </w:rPr>
-        <w:t xml:space="preserve">Table 39. Largest pgeo indexes.</w:t>
+        <w:t xml:space="preserve">Table 41. Largest pgeo indexes.</w:t>
       </w:r>
     </w:p>
     <w:tbl>
@@ -30884,7 +32605,7 @@
         </w:tc>
       </w:tr>
     </w:tbl>
-    <w:bookmarkEnd w:id="117"/>
+    <w:bookmarkEnd w:id="135"/>
     <w:sectPr>
       <w:footnotePr>
         <w:numRestart w:val="eachSect"/>

--- a/docs/REPORT.docx
+++ b/docs/REPORT.docx
@@ -788,6 +788,14 @@
         <w:t xml:space="preserve">1. Introduction</w:t>
       </w:r>
     </w:p>
+    <w:p>
+      <w:pPr>
+        <w:pStyle w:val="FirstParagraph"/>
+      </w:pPr>
+      <w:r>
+        <w:t xml:space="preserve">Why a geocoder was needed, what was already running, what questions the work set out to answer, and what each platform offers. A reader who only wants the outcome can stop after the executive summary; this section explains why the outcome is worth trusting.</w:t>
+      </w:r>
+    </w:p>
     <w:bookmarkStart w:id="13" w:name="motivation"/>
     <w:p>
       <w:pPr>
@@ -923,6 +931,14 @@
       </w:pPr>
       <w:r>
         <w:t xml:space="preserve">1.2 Starting conditions</w:t>
+      </w:r>
+    </w:p>
+    <w:p>
+      <w:pPr>
+        <w:pStyle w:val="FirstParagraph"/>
+      </w:pPr>
+      <w:r>
+        <w:t xml:space="preserve">Everything below was already in place before the work began. It matters because it bounds the result: the numbers in Section 3 come from this hardware, and a reader on different hardware should expect different absolutes and the same ordering.</w:t>
       </w:r>
     </w:p>
     <w:tbl>
@@ -4254,6 +4270,14 @@
         <w:t xml:space="preserve">2. Methods</w:t>
       </w:r>
     </w:p>
+    <w:p>
+      <w:pPr>
+        <w:pStyle w:val="FirstParagraph"/>
+      </w:pPr>
+      <w:r>
+        <w:t xml:space="preserve">How both systems were built and how they were measured. The detail here is what makes Section 3 checkable: the same data, the same load generator, the same targets and the same host for both engines, with every departure from that noted.</w:t>
+      </w:r>
+    </w:p>
     <w:bookmarkStart w:id="26" w:name="systems-built"/>
     <w:p>
       <w:pPr>
@@ -4266,6 +4290,14 @@
     <w:p>
       <w:pPr>
         <w:pStyle w:val="FirstParagraph"/>
+      </w:pPr>
+      <w:r>
+        <w:t xml:space="preserve">The two architectures, and the reason the comparison is not simply one product against another: one is an established multi-service geocoder, the other was written for this project to test whether the database alone is enough.</w:t>
+      </w:r>
+    </w:p>
+    <w:p>
+      <w:pPr>
+        <w:pStyle w:val="BodyText"/>
       </w:pPr>
       <w:r>
         <w:drawing>
@@ -5069,6 +5101,14 @@
         <w:pStyle w:val="FirstParagraph"/>
       </w:pPr>
       <w:r>
+        <w:t xml:space="preserve">Both engines are loaded from the same open sources, so any difference in results is a difference in engine rather than in data. This section says what those sources are, how large they are and what was dropped.</w:t>
+      </w:r>
+    </w:p>
+    <w:p>
+      <w:pPr>
+        <w:pStyle w:val="BodyText"/>
+      </w:pPr>
+      <w:r>
         <w:rPr>
           <w:b/>
           <w:bCs/>
@@ -6620,6 +6660,14 @@
         <w:pStyle w:val="FirstParagraph"/>
       </w:pPr>
       <w:r>
+        <w:t xml:space="preserve">How raw downloads become a searchable index or database. This matters operationally: the build is the only step that needs a large machine, and it is what a data refresh repeats.</w:t>
+      </w:r>
+    </w:p>
+    <w:p>
+      <w:pPr>
+        <w:pStyle w:val="BodyText"/>
+      </w:pPr>
+      <w:r>
         <w:drawing>
           <wp:inline>
             <wp:extent cx="5211162" cy="2773781"/>
@@ -6944,7 +6992,7 @@
         <w:t xml:space="preserve"> </w:t>
       </w:r>
       <w:r>
-        <w:t xml:space="preserve">435 MB Elasticsearch snapshot or a PostgreSQL dump. Table 27 in Section 3.5</w:t>
+        <w:t xml:space="preserve">435 MB Elasticsearch snapshot or a PostgreSQL dump. Table 28 in Section 3.5</w:t>
       </w:r>
       <w:r>
         <w:t xml:space="preserve"> </w:t>
@@ -8175,6 +8223,14 @@
     <w:p>
       <w:pPr>
         <w:pStyle w:val="FirstParagraph"/>
+      </w:pPr>
+      <w:r>
+        <w:t xml:space="preserve">How capacity was measured, and the choices that make the two engines comparable: one engine at a time, pinned to its own cores, with the same corpus, targets and ramp.</w:t>
+      </w:r>
+    </w:p>
+    <w:p>
+      <w:pPr>
+        <w:pStyle w:val="BodyText"/>
       </w:pPr>
       <w:r>
         <w:drawing>
@@ -10245,13 +10301,21 @@
     </w:p>
     <w:bookmarkEnd w:id="43"/>
     <w:bookmarkEnd w:id="44"/>
-    <w:bookmarkStart w:id="123" w:name="results"/>
+    <w:bookmarkStart w:id="124" w:name="results"/>
     <w:p>
       <w:pPr>
         <w:pStyle w:val="Heading2"/>
       </w:pPr>
       <w:r>
         <w:t xml:space="preserve">3. Results</w:t>
+      </w:r>
+    </w:p>
+    <w:p>
+      <w:pPr>
+        <w:pStyle w:val="FirstParagraph"/>
+      </w:pPr>
+      <w:r>
+        <w:t xml:space="preserve">What the measurements show, in the order a reader is likely to care: accuracy first, then how each engine behaves under load, how small a machine it needs, and how the two compare feature for feature.</w:t>
       </w:r>
     </w:p>
     <w:bookmarkStart w:id="59" w:name="accuracy"/>
@@ -10266,6 +10330,14 @@
     <w:p>
       <w:pPr>
         <w:pStyle w:val="FirstParagraph"/>
+      </w:pPr>
+      <w:r>
+        <w:t xml:space="preserve">How often each engine returns the right answer, on a test set whose answers come from the source data rather than from either engine. Accuracy is the axis where the two differ most, and the one a user notices first.</w:t>
+      </w:r>
+    </w:p>
+    <w:p>
+      <w:pPr>
+        <w:pStyle w:val="BodyText"/>
       </w:pPr>
       <w:r>
         <w:rPr>
@@ -12770,6 +12842,14 @@
         <w:pStyle w:val="FirstParagraph"/>
       </w:pPr>
       <w:r>
+        <w:t xml:space="preserve">How pgeo got from its first working version to its current accuracy, one measured change at a time. This is included because it shows which ideas paid off and which did not, and because it is the part of the result most at risk of being fitted to the test set.</w:t>
+      </w:r>
+    </w:p>
+    <w:p>
+      <w:pPr>
+        <w:pStyle w:val="BodyText"/>
+      </w:pPr>
+      <w:r>
         <w:drawing>
           <wp:inline>
             <wp:extent cx="5334000" cy="2019335"/>
@@ -15060,7 +15140,7 @@
       </w:r>
     </w:p>
     <w:bookmarkEnd w:id="67"/>
-    <w:bookmarkStart w:id="81" w:name="capacity-under-load"/>
+    <w:bookmarkStart w:id="82" w:name="capacity-under-load"/>
     <w:p>
       <w:pPr>
         <w:pStyle w:val="Heading3"/>
@@ -15072,6 +15152,14 @@
     <w:p>
       <w:pPr>
         <w:pStyle w:val="FirstParagraph"/>
+      </w:pPr>
+      <w:r>
+        <w:t xml:space="preserve">How many concurrent users each configuration serves before missing a latency target, and what gives out first. This is the axis where Pelias leads, and the section is where the comparison is made at equal resources as well as at equal cost.</w:t>
+      </w:r>
+    </w:p>
+    <w:p>
+      <w:pPr>
+        <w:pStyle w:val="BodyText"/>
       </w:pPr>
       <w:r>
         <w:drawing>
@@ -18432,13 +18520,13 @@
         <w:t xml:space="preserve">define capacity here.</w:t>
       </w:r>
     </w:p>
-    <w:bookmarkStart w:id="77" w:name="how-each-engine-scales"/>
+    <w:bookmarkStart w:id="77" w:name="the-same-memory-for-both-engines"/>
     <w:p>
       <w:pPr>
         <w:pStyle w:val="Heading4"/>
       </w:pPr>
       <w:r>
-        <w:t xml:space="preserve">3.4.1 How each engine scales</w:t>
+        <w:t xml:space="preserve">3.4.1 The same memory for both engines</w:t>
       </w:r>
     </w:p>
     <w:p>
@@ -18446,47 +18534,399 @@
         <w:pStyle w:val="FirstParagraph"/>
       </w:pPr>
       <w:r>
-        <w:t xml:space="preserve">Both engines are CPU-bound under this load, and both scale close to</w:t>
-      </w:r>
-      <w:r>
-        <w:t xml:space="preserve"> </w:t>
-      </w:r>
-      <w:r>
-        <w:t xml:space="preserve">linearly with vCPUs as long as their workers can use them: pgeo holds about 24 users per vCPU</w:t>
-      </w:r>
-      <w:r>
-        <w:t xml:space="preserve"> </w:t>
-      </w:r>
-      <w:r>
-        <w:t xml:space="preserve">(24, 48 and 96 users on 1, 2 and 4 vCPU)</w:t>
-      </w:r>
-      <w:r>
-        <w:t xml:space="preserve"> </w:t>
-      </w:r>
-      <w:r>
-        <w:t xml:space="preserve">and Pelias about 96 (96, 192 and 384). The ratio of four</w:t>
-      </w:r>
-      <w:r>
-        <w:t xml:space="preserve"> </w:t>
-      </w:r>
-      <w:r>
-        <w:t xml:space="preserve">is the difference in CPU cost per request: compiled index lookups in Elasticsearch against</w:t>
-      </w:r>
-      <w:r>
-        <w:t xml:space="preserve"> </w:t>
-      </w:r>
-      <w:r>
-        <w:t xml:space="preserve">interpreted candidate queries and scoring in PL/pgSQL.</w:t>
+        <w:t xml:space="preserve">Every comparison so far gave pgeo a smaller budget than Pelias, because that is what each engine</w:t>
+      </w:r>
+      <w:r>
+        <w:t xml:space="preserve"> </w:t>
+      </w:r>
+      <w:r>
+        <w:t xml:space="preserve">needs. It is a fair way to compare cost and an unfair way to compare engines: a reader is entitled</w:t>
+      </w:r>
+      <w:r>
+        <w:t xml:space="preserve"> </w:t>
+      </w:r>
+      <w:r>
+        <w:t xml:space="preserve">to ask whether Pelias only leads because it was handed five times the memory. So pgeo was re-run</w:t>
+      </w:r>
+      <w:r>
+        <w:t xml:space="preserve"> </w:t>
+      </w:r>
+      <w:r>
+        <w:t xml:space="preserve">at exactly Pelias’s budget – 8.3, 8.4 and 10.8 GB at one, two and four vCPU (configurations E1,</w:t>
+      </w:r>
+      <w:r>
+        <w:t xml:space="preserve"> </w:t>
+      </w:r>
+      <w:r>
+        <w:t xml:space="preserve">E2 and E4).</w:t>
+      </w:r>
+    </w:p>
+    <w:p>
+      <w:pPr>
+        <w:pStyle w:val="BodyText"/>
+      </w:pPr>
+      <w:r>
+        <w:rPr>
+          <w:b/>
+          <w:bCs/>
+        </w:rPr>
+        <w:t xml:space="preserve">Table 25. The same benchmark with the memory budgets equalised.</w:t>
+      </w:r>
+      <w:r>
+        <w:t xml:space="preserve"> </w:t>
+      </w:r>
+      <w:r>
+        <w:t xml:space="preserve">pgeo holds the same number of users at Pelias’s budget as at its own, so the throughput difference is not a memory artefact.</w:t>
+      </w:r>
+    </w:p>
+    <w:tbl>
+      <w:tblPr>
+        <w:tblStyle w:val="Table"/>
+        <w:tblW w:type="auto" w:w="0"/>
+        <w:tblLook w:firstRow="1" w:lastRow="0" w:firstColumn="0" w:lastColumn="0" w:noHBand="0" w:noVBand="0" w:val="0020"/>
+      </w:tblPr>
+      <w:tblGrid>
+        <w:gridCol w:w="1980"/>
+        <w:gridCol w:w="1980"/>
+        <w:gridCol w:w="1980"/>
+        <w:gridCol w:w="1980"/>
+      </w:tblGrid>
+      <w:tr>
+        <w:trPr>
+          <w:tblHeader w:val="on"/>
+        </w:trPr>
+        <w:tc>
+          <w:tcPr/>
+          <w:p>
+            <w:pPr>
+              <w:pStyle w:val="Compact"/>
+              <w:jc w:val="left"/>
+            </w:pPr>
+            <w:r>
+              <w:t xml:space="preserve">CPU</w:t>
+            </w:r>
+          </w:p>
+        </w:tc>
+        <w:tc>
+          <w:tcPr/>
+          <w:p>
+            <w:pPr>
+              <w:pStyle w:val="Compact"/>
+              <w:jc w:val="right"/>
+            </w:pPr>
+            <w:r>
+              <w:t xml:space="preserve">pgeo, its own budget</w:t>
+            </w:r>
+          </w:p>
+        </w:tc>
+        <w:tc>
+          <w:tcPr/>
+          <w:p>
+            <w:pPr>
+              <w:pStyle w:val="Compact"/>
+              <w:jc w:val="right"/>
+            </w:pPr>
+            <w:r>
+              <w:t xml:space="preserve">pgeo, Pelias’s budget</w:t>
+            </w:r>
+          </w:p>
+        </w:tc>
+        <w:tc>
+          <w:tcPr/>
+          <w:p>
+            <w:pPr>
+              <w:pStyle w:val="Compact"/>
+              <w:jc w:val="right"/>
+            </w:pPr>
+            <w:r>
+              <w:t xml:space="preserve">Pelias</w:t>
+            </w:r>
+          </w:p>
+        </w:tc>
+      </w:tr>
+      <w:tr>
+        <w:tc>
+          <w:tcPr/>
+          <w:p>
+            <w:pPr>
+              <w:pStyle w:val="Compact"/>
+              <w:jc w:val="left"/>
+            </w:pPr>
+            <w:r>
+              <w:t xml:space="preserve">1 vCPU</w:t>
+            </w:r>
+          </w:p>
+        </w:tc>
+        <w:tc>
+          <w:tcPr/>
+          <w:p>
+            <w:pPr>
+              <w:pStyle w:val="Compact"/>
+              <w:jc w:val="right"/>
+            </w:pPr>
+            <w:r>
+              <w:t xml:space="preserve">24 (2.0 GB)</w:t>
+            </w:r>
+          </w:p>
+        </w:tc>
+        <w:tc>
+          <w:tcPr/>
+          <w:p>
+            <w:pPr>
+              <w:pStyle w:val="Compact"/>
+              <w:jc w:val="right"/>
+            </w:pPr>
+            <w:r>
+              <w:t xml:space="preserve">24 (8.3 GB)</w:t>
+            </w:r>
+          </w:p>
+        </w:tc>
+        <w:tc>
+          <w:tcPr/>
+          <w:p>
+            <w:pPr>
+              <w:pStyle w:val="Compact"/>
+              <w:jc w:val="right"/>
+            </w:pPr>
+            <w:r>
+              <w:t xml:space="preserve">96 (8.3 GB)</w:t>
+            </w:r>
+          </w:p>
+        </w:tc>
+      </w:tr>
+      <w:tr>
+        <w:tc>
+          <w:tcPr/>
+          <w:p>
+            <w:pPr>
+              <w:pStyle w:val="Compact"/>
+              <w:jc w:val="left"/>
+            </w:pPr>
+            <w:r>
+              <w:t xml:space="preserve">2 vCPU</w:t>
+            </w:r>
+          </w:p>
+        </w:tc>
+        <w:tc>
+          <w:tcPr/>
+          <w:p>
+            <w:pPr>
+              <w:pStyle w:val="Compact"/>
+              <w:jc w:val="right"/>
+            </w:pPr>
+            <w:r>
+              <w:t xml:space="preserve">48 (2.5 GB)</w:t>
+            </w:r>
+          </w:p>
+        </w:tc>
+        <w:tc>
+          <w:tcPr/>
+          <w:p>
+            <w:pPr>
+              <w:pStyle w:val="Compact"/>
+              <w:jc w:val="right"/>
+            </w:pPr>
+            <w:r>
+              <w:t xml:space="preserve">48 (8.4 GB)</w:t>
+            </w:r>
+          </w:p>
+        </w:tc>
+        <w:tc>
+          <w:tcPr/>
+          <w:p>
+            <w:pPr>
+              <w:pStyle w:val="Compact"/>
+              <w:jc w:val="right"/>
+            </w:pPr>
+            <w:r>
+              <w:t xml:space="preserve">192 (8.4 GB)</w:t>
+            </w:r>
+          </w:p>
+        </w:tc>
+      </w:tr>
+      <w:tr>
+        <w:tc>
+          <w:tcPr/>
+          <w:p>
+            <w:pPr>
+              <w:pStyle w:val="Compact"/>
+              <w:jc w:val="left"/>
+            </w:pPr>
+            <w:r>
+              <w:t xml:space="preserve">4 vCPU</w:t>
+            </w:r>
+          </w:p>
+        </w:tc>
+        <w:tc>
+          <w:tcPr/>
+          <w:p>
+            <w:pPr>
+              <w:pStyle w:val="Compact"/>
+              <w:jc w:val="right"/>
+            </w:pPr>
+            <w:r>
+              <w:t xml:space="preserve">96 (3.0 GB)</w:t>
+            </w:r>
+          </w:p>
+        </w:tc>
+        <w:tc>
+          <w:tcPr/>
+          <w:p>
+            <w:pPr>
+              <w:pStyle w:val="Compact"/>
+              <w:jc w:val="right"/>
+            </w:pPr>
+            <w:r>
+              <w:t xml:space="preserve">96 (10.8 GB)</w:t>
+            </w:r>
+          </w:p>
+        </w:tc>
+        <w:tc>
+          <w:tcPr/>
+          <w:p>
+            <w:pPr>
+              <w:pStyle w:val="Compact"/>
+              <w:jc w:val="right"/>
+            </w:pPr>
+            <w:r>
+              <w:t xml:space="preserve">384 (10.8 GB)</w:t>
+            </w:r>
+          </w:p>
+        </w:tc>
+      </w:tr>
+    </w:tbl>
+    <w:p>
+      <w:pPr>
+        <w:pStyle w:val="BodyText"/>
+      </w:pPr>
+      <w:r>
+        <w:rPr>
+          <w:b/>
+          <w:bCs/>
+        </w:rPr>
+        <w:t xml:space="preserve">pgeo answers exactly the same number of users at 8.3 GB as at 1.6 GB.</w:t>
+      </w:r>
+      <w:r>
+        <w:t xml:space="preserve"> </w:t>
+      </w:r>
+      <w:r>
+        <w:t xml:space="preserve">Not approximately – the</w:t>
+      </w:r>
+      <w:r>
+        <w:t xml:space="preserve"> </w:t>
+      </w:r>
+      <w:r>
+        <w:t xml:space="preserve">same number, at every CPU size. The reason is in Figure 16: the whole database is</w:t>
+      </w:r>
+      <w:r>
+        <w:t xml:space="preserve"> </w:t>
+      </w:r>
+      <w:r>
+        <w:t xml:space="preserve">847 MB, so at 1.6 GB it already had room for the entire working set, and the extra</w:t>
+      </w:r>
+      <w:r>
+        <w:t xml:space="preserve"> </w:t>
+      </w:r>
+      <w:r>
+        <w:t xml:space="preserve">6.7 GB has nothing to cache that was not cached before.</w:t>
+      </w:r>
+    </w:p>
+    <w:p>
+      <w:pPr>
+        <w:pStyle w:val="BodyText"/>
+      </w:pPr>
+      <w:r>
+        <w:t xml:space="preserve">This cuts both ways, and the second direction matters more for an operator. Pelias cannot give its</w:t>
+      </w:r>
+      <w:r>
+        <w:t xml:space="preserve"> </w:t>
+      </w:r>
+      <w:r>
+        <w:t xml:space="preserve">memory back – its floor is 7.17 GB because five services load fixed data before</w:t>
+      </w:r>
+      <w:r>
+        <w:t xml:space="preserve"> </w:t>
+      </w:r>
+      <w:r>
+        <w:t xml:space="preserve">serving anything (Section 3.12) – whereas pgeo cannot use the memory if you give it. So the fair</w:t>
+      </w:r>
+      <w:r>
+        <w:t xml:space="preserve"> </w:t>
+      </w:r>
+      <w:r>
+        <w:t xml:space="preserve">statement is not</w:t>
+      </w:r>
+      <w:r>
+        <w:t xml:space="preserve"> </w:t>
+      </w:r>
+      <w:r>
+        <w:t xml:space="preserve">“pgeo is cheaper”</w:t>
+      </w:r>
+      <w:r>
+        <w:t xml:space="preserve"> </w:t>
+      </w:r>
+      <w:r>
+        <w:t xml:space="preserve">or</w:t>
+      </w:r>
+      <w:r>
+        <w:t xml:space="preserve"> </w:t>
+      </w:r>
+      <w:r>
+        <w:t xml:space="preserve">“Pelias is faster”</w:t>
+      </w:r>
+      <w:r>
+        <w:t xml:space="preserve"> </w:t>
+      </w:r>
+      <w:r>
+        <w:t xml:space="preserve">but this:</w:t>
+      </w:r>
+      <w:r>
+        <w:t xml:space="preserve"> </w:t>
+      </w:r>
+      <w:r>
+        <w:rPr>
+          <w:b/>
+          <w:bCs/>
+        </w:rPr>
+        <w:t xml:space="preserve">at equal memory Pelias serves</w:t>
+      </w:r>
+      <w:r>
+        <w:rPr>
+          <w:b/>
+          <w:bCs/>
+        </w:rPr>
+        <w:t xml:space="preserve"> </w:t>
+      </w:r>
+      <w:r>
+        <w:rPr>
+          <w:b/>
+          <w:bCs/>
+        </w:rPr>
+        <w:t xml:space="preserve">four times the users; at equal throughput pgeo needs a fifth of the memory; and neither engine can</w:t>
+      </w:r>
+      <w:r>
+        <w:rPr>
+          <w:b/>
+          <w:bCs/>
+        </w:rPr>
+        <w:t xml:space="preserve"> </w:t>
+      </w:r>
+      <w:r>
+        <w:rPr>
+          <w:b/>
+          <w:bCs/>
+        </w:rPr>
+        <w:t xml:space="preserve">trade one for the other.</w:t>
       </w:r>
     </w:p>
     <w:bookmarkEnd w:id="77"/>
-    <w:bookmarkStart w:id="78" w:name="what-gives-out-first"/>
+    <w:bookmarkStart w:id="78" w:name="how-each-engine-scales"/>
     <w:p>
       <w:pPr>
         <w:pStyle w:val="Heading4"/>
       </w:pPr>
       <w:r>
-        <w:t xml:space="preserve">3.4.2 What gives out first</w:t>
+        <w:t xml:space="preserve">3.4.2 How each engine scales</w:t>
       </w:r>
     </w:p>
     <w:p>
@@ -18494,35 +18934,47 @@
         <w:pStyle w:val="FirstParagraph"/>
       </w:pPr>
       <w:r>
-        <w:t xml:space="preserve">After the index fix, autocomplete is the first endpoint over its target on</w:t>
-      </w:r>
-      <w:r>
-        <w:t xml:space="preserve"> </w:t>
-      </w:r>
-      <w:r>
-        <w:t xml:space="preserve">every pgeo configuration (Figure 14): it has the tightest target (250 ms) and runs</w:t>
-      </w:r>
-      <w:r>
-        <w:t xml:space="preserve"> </w:t>
-      </w:r>
-      <w:r>
-        <w:t xml:space="preserve">most often (60% of sessions type ahead, several requests per word). On Pelias the endpoints degrade</w:t>
-      </w:r>
-      <w:r>
-        <w:t xml:space="preserve"> </w:t>
-      </w:r>
-      <w:r>
-        <w:t xml:space="preserve">more evenly (which one crosses first varies by configuration), because they share Elasticsearch.</w:t>
+        <w:t xml:space="preserve">Both engines are CPU-bound under this load, and both scale close to</w:t>
+      </w:r>
+      <w:r>
+        <w:t xml:space="preserve"> </w:t>
+      </w:r>
+      <w:r>
+        <w:t xml:space="preserve">linearly with vCPUs as long as their workers can use them: pgeo holds about 24 users per vCPU</w:t>
+      </w:r>
+      <w:r>
+        <w:t xml:space="preserve"> </w:t>
+      </w:r>
+      <w:r>
+        <w:t xml:space="preserve">(24, 48 and 96 users on 1, 2 and 4 vCPU)</w:t>
+      </w:r>
+      <w:r>
+        <w:t xml:space="preserve"> </w:t>
+      </w:r>
+      <w:r>
+        <w:t xml:space="preserve">and Pelias about 96 (96, 192 and 384). The ratio of four</w:t>
+      </w:r>
+      <w:r>
+        <w:t xml:space="preserve"> </w:t>
+      </w:r>
+      <w:r>
+        <w:t xml:space="preserve">is the difference in CPU cost per request: compiled index lookups in Elasticsearch against</w:t>
+      </w:r>
+      <w:r>
+        <w:t xml:space="preserve"> </w:t>
+      </w:r>
+      <w:r>
+        <w:t xml:space="preserve">interpreted candidate queries and scoring in PL/pgSQL.</w:t>
       </w:r>
     </w:p>
     <w:bookmarkEnd w:id="78"/>
-    <w:bookmarkStart w:id="79" w:name="memory-is-not-pgeos-limit"/>
+    <w:bookmarkStart w:id="79" w:name="what-gives-out-first"/>
     <w:p>
       <w:pPr>
         <w:pStyle w:val="Heading4"/>
       </w:pPr>
       <w:r>
-        <w:t xml:space="preserve">3.4.3 Memory is not pgeo’s limit</w:t>
+        <w:t xml:space="preserve">3.4.3 What gives out first</w:t>
       </w:r>
     </w:p>
     <w:p>
@@ -18530,41 +18982,35 @@
         <w:pStyle w:val="FirstParagraph"/>
       </w:pPr>
       <w:r>
-        <w:t xml:space="preserve">The configuration whose database memory (0.6 GB) is smaller than</w:t>
-      </w:r>
-      <w:r>
-        <w:t xml:space="preserve"> </w:t>
-      </w:r>
-      <w:r>
-        <w:t xml:space="preserve">the data holds as many users as the one with 1.0 GB (24 and</w:t>
-      </w:r>
-      <w:r>
-        <w:t xml:space="preserve"> </w:t>
-      </w:r>
-      <w:r>
-        <w:t xml:space="preserve">24): the working set of hot index pages is far smaller than the 847 MB of tables and indexes.</w:t>
-      </w:r>
-      <w:r>
-        <w:t xml:space="preserve"> </w:t>
-      </w:r>
-      <w:r>
-        <w:t xml:space="preserve">Pelias, in contrast, has a memory floor set by its services (libpostal’s model, the interpolation</w:t>
-      </w:r>
-      <w:r>
-        <w:t xml:space="preserve"> </w:t>
-      </w:r>
-      <w:r>
-        <w:t xml:space="preserve">database, placeholder’s in-memory tables) regardless of load.</w:t>
+        <w:t xml:space="preserve">After the index fix, autocomplete is the first endpoint over its target on</w:t>
+      </w:r>
+      <w:r>
+        <w:t xml:space="preserve"> </w:t>
+      </w:r>
+      <w:r>
+        <w:t xml:space="preserve">every pgeo configuration (Figure 14): it has the tightest target (250 ms) and runs</w:t>
+      </w:r>
+      <w:r>
+        <w:t xml:space="preserve"> </w:t>
+      </w:r>
+      <w:r>
+        <w:t xml:space="preserve">most often (60% of sessions type ahead, several requests per word). On Pelias the endpoints degrade</w:t>
+      </w:r>
+      <w:r>
+        <w:t xml:space="preserve"> </w:t>
+      </w:r>
+      <w:r>
+        <w:t xml:space="preserve">more evenly (which one crosses first varies by configuration), because they share Elasticsearch.</w:t>
       </w:r>
     </w:p>
     <w:bookmarkEnd w:id="79"/>
-    <w:bookmarkStart w:id="80" w:name="front-end"/>
+    <w:bookmarkStart w:id="80" w:name="memory-is-not-pgeos-limit"/>
     <w:p>
       <w:pPr>
         <w:pStyle w:val="Heading4"/>
       </w:pPr>
       <w:r>
-        <w:t xml:space="preserve">3.4.4 Front end</w:t>
+        <w:t xml:space="preserve">3.4.4 Memory is not pgeo’s limit</w:t>
       </w:r>
     </w:p>
     <w:p>
@@ -18572,79 +19018,129 @@
         <w:pStyle w:val="FirstParagraph"/>
       </w:pPr>
       <w:r>
-        <w:t xml:space="preserve">PostgREST and FastAPI hold the same number of users up to 4 vCPU. Unconstrained,</w:t>
-      </w:r>
-      <w:r>
-        <w:t xml:space="preserve"> </w:t>
-      </w:r>
-      <w:r>
-        <w:t xml:space="preserve">FastAPI reached 192 users and PostgREST 128: only at high</w:t>
-      </w:r>
-      <w:r>
-        <w:t xml:space="preserve"> </w:t>
-      </w:r>
-      <w:r>
-        <w:t xml:space="preserve">concurrency does the gateway’s per-request overhead show.</w:t>
+        <w:t xml:space="preserve">The configuration whose database memory (0.6 GB) is smaller than</w:t>
+      </w:r>
+      <w:r>
+        <w:t xml:space="preserve"> </w:t>
+      </w:r>
+      <w:r>
+        <w:t xml:space="preserve">the data holds as many users as the one with 1.0 GB (24 and</w:t>
+      </w:r>
+      <w:r>
+        <w:t xml:space="preserve"> </w:t>
+      </w:r>
+      <w:r>
+        <w:t xml:space="preserve">24): the working set of hot index pages is far smaller than the 847 MB of tables and indexes.</w:t>
+      </w:r>
+      <w:r>
+        <w:t xml:space="preserve"> </w:t>
+      </w:r>
+      <w:r>
+        <w:t xml:space="preserve">Pelias, in contrast, has a memory floor set by its services (libpostal’s model, the interpolation</w:t>
+      </w:r>
+      <w:r>
+        <w:t xml:space="preserve"> </w:t>
+      </w:r>
+      <w:r>
+        <w:t xml:space="preserve">database, placeholder’s in-memory tables) regardless of load.</w:t>
+      </w:r>
+    </w:p>
+    <w:bookmarkEnd w:id="80"/>
+    <w:bookmarkStart w:id="81" w:name="front-end"/>
+    <w:p>
+      <w:pPr>
+        <w:pStyle w:val="Heading4"/>
+      </w:pPr>
+      <w:r>
+        <w:t xml:space="preserve">3.4.5 Front end</w:t>
       </w:r>
     </w:p>
     <w:p>
       <w:pPr>
-        <w:pStyle w:val="BodyText"/>
-      </w:pPr>
-      <w:r>
-        <w:t xml:space="preserve">Pelias spreads work across services in different languages: Elasticsearch does the text and</w:t>
-      </w:r>
-      <w:r>
-        <w:t xml:space="preserve"> </w:t>
-      </w:r>
-      <w:r>
-        <w:t xml:space="preserve">geo matching in compiled code, and the Node.js API adds parsing and ranking. With four API</w:t>
-      </w:r>
-      <w:r>
-        <w:t xml:space="preserve"> </w:t>
-      </w:r>
-      <w:r>
-        <w:t xml:space="preserve">workers on 4 vCPU (C4) it reaches 384 users; with one worker on the same CPUs (C4a)</w:t>
-      </w:r>
-      <w:r>
-        <w:t xml:space="preserve"> </w:t>
-      </w:r>
-      <w:r>
-        <w:t xml:space="preserve">only 192, because a single Node.js worker becomes the bottleneck.</w:t>
-      </w:r>
-    </w:p>
-    <w:bookmarkEnd w:id="80"/>
-    <w:bookmarkEnd w:id="81"/>
-    <w:bookmarkStart w:id="99" w:name="resources"/>
-    <w:p>
-      <w:pPr>
-        <w:pStyle w:val="Heading3"/>
-      </w:pPr>
-      <w:r>
-        <w:t xml:space="preserve">3.5 Resources</w:t>
+        <w:pStyle w:val="FirstParagraph"/>
+      </w:pPr>
+      <w:r>
+        <w:t xml:space="preserve">PostgREST and FastAPI hold the same number of users up to 4 vCPU. Unconstrained,</w:t>
+      </w:r>
+      <w:r>
+        <w:t xml:space="preserve"> </w:t>
+      </w:r>
+      <w:r>
+        <w:t xml:space="preserve">FastAPI reached 192 users and PostgREST 128: only at high</w:t>
+      </w:r>
+      <w:r>
+        <w:t xml:space="preserve"> </w:t>
+      </w:r>
+      <w:r>
+        <w:t xml:space="preserve">concurrency does the gateway’s per-request overhead show.</w:t>
       </w:r>
     </w:p>
     <w:p>
       <w:pPr>
+        <w:pStyle w:val="BodyText"/>
+      </w:pPr>
+      <w:r>
+        <w:t xml:space="preserve">Pelias spreads work across services in different languages: Elasticsearch does the text and</w:t>
+      </w:r>
+      <w:r>
+        <w:t xml:space="preserve"> </w:t>
+      </w:r>
+      <w:r>
+        <w:t xml:space="preserve">geo matching in compiled code, and the Node.js API adds parsing and ranking. With four API</w:t>
+      </w:r>
+      <w:r>
+        <w:t xml:space="preserve"> </w:t>
+      </w:r>
+      <w:r>
+        <w:t xml:space="preserve">workers on 4 vCPU (C4) it reaches 384 users; with one worker on the same CPUs (C4a)</w:t>
+      </w:r>
+      <w:r>
+        <w:t xml:space="preserve"> </w:t>
+      </w:r>
+      <w:r>
+        <w:t xml:space="preserve">only 192, because a single Node.js worker becomes the bottleneck.</w:t>
+      </w:r>
+    </w:p>
+    <w:bookmarkEnd w:id="81"/>
+    <w:bookmarkEnd w:id="82"/>
+    <w:bookmarkStart w:id="100" w:name="resources"/>
+    <w:p>
+      <w:pPr>
+        <w:pStyle w:val="Heading3"/>
+      </w:pPr>
+      <w:r>
+        <w:t xml:space="preserve">3.5 Resources</w:t>
+      </w:r>
+    </w:p>
+    <w:p>
+      <w:pPr>
         <w:pStyle w:val="FirstParagraph"/>
+      </w:pPr>
+      <w:r>
+        <w:t xml:space="preserve">What each platform needs to run and to build. The two are very different numbers, and conflating them is the most common way to size a geocoder wrongly.</w:t>
+      </w:r>
+    </w:p>
+    <w:p>
+      <w:pPr>
+        <w:pStyle w:val="BodyText"/>
       </w:pPr>
       <w:r>
         <w:drawing>
           <wp:inline>
             <wp:extent cx="5334000" cy="2724118"/>
             <wp:effectExtent b="0" l="0" r="0" t="0"/>
-            <wp:docPr descr="" title="" id="83" name="Picture"/>
+            <wp:docPr descr="" title="" id="84" name="Picture"/>
             <a:graphic>
               <a:graphicData uri="http://schemas.openxmlformats.org/drawingml/2006/picture">
                 <pic:pic>
                   <pic:nvPicPr>
-                    <pic:cNvPr descr="report_figures/fig_memory.png" id="84" name="Picture"/>
+                    <pic:cNvPr descr="report_figures/fig_memory.png" id="85" name="Picture"/>
                     <pic:cNvPicPr>
                       <a:picLocks noChangeArrowheads="1" noChangeAspect="1"/>
                     </pic:cNvPicPr>
                   </pic:nvPicPr>
                   <pic:blipFill>
-                    <a:blip r:embed="rId82"/>
+                    <a:blip r:embed="rId83"/>
                     <a:stretch>
                       <a:fillRect/>
                     </a:stretch>
@@ -18724,18 +19220,18 @@
           <wp:inline>
             <wp:extent cx="5334000" cy="1869116"/>
             <wp:effectExtent b="0" l="0" r="0" t="0"/>
-            <wp:docPr descr="" title="" id="86" name="Picture"/>
+            <wp:docPr descr="" title="" id="87" name="Picture"/>
             <a:graphic>
               <a:graphicData uri="http://schemas.openxmlformats.org/drawingml/2006/picture">
                 <pic:pic>
                   <pic:nvPicPr>
-                    <pic:cNvPr descr="report_figures/fig_cpu.png" id="87" name="Picture"/>
+                    <pic:cNvPr descr="report_figures/fig_cpu.png" id="88" name="Picture"/>
                     <pic:cNvPicPr>
                       <a:picLocks noChangeArrowheads="1" noChangeAspect="1"/>
                     </pic:cNvPicPr>
                   </pic:nvPicPr>
                   <pic:blipFill>
-                    <a:blip r:embed="rId85"/>
+                    <a:blip r:embed="rId86"/>
                     <a:stretch>
                       <a:fillRect/>
                     </a:stretch>
@@ -18806,7 +19302,7 @@
         <w:t xml:space="preserve">should set one API worker per vCPU.</w:t>
       </w:r>
     </w:p>
-    <w:bookmarkStart w:id="88" w:name="resource-requirements"/>
+    <w:bookmarkStart w:id="89" w:name="resource-requirements"/>
     <w:p>
       <w:pPr>
         <w:pStyle w:val="Heading4"/>
@@ -18815,8 +19311,8 @@
         <w:t xml:space="preserve">Resource requirements</w:t>
       </w:r>
     </w:p>
-    <w:bookmarkEnd w:id="88"/>
-    <w:bookmarkStart w:id="89" w:name="operation"/>
+    <w:bookmarkEnd w:id="89"/>
+    <w:bookmarkStart w:id="90" w:name="operation"/>
     <w:p>
       <w:pPr>
         <w:pStyle w:val="Heading4"/>
@@ -18830,7 +19326,7 @@
         <w:pStyle w:val="FirstParagraph"/>
       </w:pPr>
       <w:r>
-        <w:t xml:space="preserve">Table 25 turns the capacity results into a sizing guide: for a</w:t>
+        <w:t xml:space="preserve">Table 26 turns the capacity results into a sizing guide: for a</w:t>
       </w:r>
       <w:r>
         <w:t xml:space="preserve"> </w:t>
@@ -18878,7 +19374,7 @@
           <w:b/>
           <w:bCs/>
         </w:rPr>
-        <w:t xml:space="preserve">Table 25. Sizing guide:</w:t>
+        <w:t xml:space="preserve">Table 26. Sizing guide:</w:t>
       </w:r>
       <w:r>
         <w:t xml:space="preserve"> </w:t>
@@ -19325,7 +19821,7 @@
           <w:b/>
           <w:bCs/>
         </w:rPr>
-        <w:t xml:space="preserve">Table 26. Operating requirements of each platform (Maine data).</w:t>
+        <w:t xml:space="preserve">Table 27. Operating requirements of each platform (Maine data).</w:t>
       </w:r>
     </w:p>
     <w:tbl>
@@ -19636,8 +20132,8 @@
         </w:tc>
       </w:tr>
     </w:tbl>
-    <w:bookmarkEnd w:id="89"/>
-    <w:bookmarkStart w:id="90" w:name="build"/>
+    <w:bookmarkEnd w:id="90"/>
+    <w:bookmarkStart w:id="91" w:name="build"/>
     <w:p>
       <w:pPr>
         <w:pStyle w:val="Heading4"/>
@@ -19657,7 +20153,7 @@
         <w:t xml:space="preserve"> </w:t>
       </w:r>
       <w:r>
-        <w:t xml:space="preserve">never needs the raw data or the build tools. Table 27 gives the measured</w:t>
+        <w:t xml:space="preserve">never needs the raw data or the build tools. Table 28 gives the measured</w:t>
       </w:r>
       <w:r>
         <w:t xml:space="preserve"> </w:t>
@@ -19675,7 +20171,7 @@
           <w:b/>
           <w:bCs/>
         </w:rPr>
-        <w:t xml:space="preserve">Table 27. Build resources:</w:t>
+        <w:t xml:space="preserve">Table 28. Build resources:</w:t>
       </w:r>
       <w:r>
         <w:t xml:space="preserve"> </w:t>
@@ -20012,8 +20508,8 @@
         <w:t xml:space="preserve">operator renting one by the hour should prefer pgeo’s.</w:t>
       </w:r>
     </w:p>
-    <w:bookmarkEnd w:id="90"/>
-    <w:bookmarkStart w:id="97" w:name="what-this-costs-on-a-shared-cpu-vps"/>
+    <w:bookmarkEnd w:id="91"/>
+    <w:bookmarkStart w:id="98" w:name="what-this-costs-on-a-shared-cpu-vps"/>
     <w:p>
       <w:pPr>
         <w:pStyle w:val="Heading4"/>
@@ -20057,7 +20553,7 @@
           <w:b/>
           <w:bCs/>
         </w:rPr>
-        <w:t xml:space="preserve">Table 28. Advertised shared-CPU VPS plans and whether each platform’s measured floor fits.</w:t>
+        <w:t xml:space="preserve">Table 29. Advertised shared-CPU VPS plans and whether each platform’s measured floor fits.</w:t>
       </w:r>
       <w:r>
         <w:t xml:space="preserve"> </w:t>
@@ -20068,7 +20564,7 @@
       <w:r>
         <w:t xml:space="preserve"> </w:t>
       </w:r>
-      <w:hyperlink r:id="rId91">
+      <w:hyperlink r:id="rId92">
         <w:r>
           <w:rPr>
             <w:rStyle w:val="Hyperlink"/>
@@ -20082,7 +20578,7 @@
       <w:r>
         <w:t xml:space="preserve"> </w:t>
       </w:r>
-      <w:hyperlink r:id="rId92">
+      <w:hyperlink r:id="rId93">
         <w:r>
           <w:rPr>
             <w:rStyle w:val="Hyperlink"/>
@@ -20096,7 +20592,7 @@
       <w:r>
         <w:t xml:space="preserve"> </w:t>
       </w:r>
-      <w:hyperlink r:id="rId93">
+      <w:hyperlink r:id="rId94">
         <w:r>
           <w:rPr>
             <w:rStyle w:val="Hyperlink"/>
@@ -20110,7 +20606,7 @@
       <w:r>
         <w:t xml:space="preserve"> </w:t>
       </w:r>
-      <w:hyperlink r:id="rId94">
+      <w:hyperlink r:id="rId95">
         <w:r>
           <w:rPr>
             <w:rStyle w:val="Hyperlink"/>
@@ -20124,7 +20620,7 @@
       <w:r>
         <w:t xml:space="preserve"> </w:t>
       </w:r>
-      <w:hyperlink r:id="rId95">
+      <w:hyperlink r:id="rId96">
         <w:r>
           <w:rPr>
             <w:rStyle w:val="Hyperlink"/>
@@ -20138,7 +20634,7 @@
       <w:r>
         <w:t xml:space="preserve"> </w:t>
       </w:r>
-      <w:hyperlink r:id="rId96">
+      <w:hyperlink r:id="rId97">
         <w:r>
           <w:rPr>
             <w:rStyle w:val="Hyperlink"/>
@@ -21209,8 +21705,8 @@
         <w:t xml:space="preserve">than one its tooling will size for you.</w:t>
       </w:r>
     </w:p>
-    <w:bookmarkEnd w:id="97"/>
-    <w:bookmarkStart w:id="98" w:name="data-volume"/>
+    <w:bookmarkEnd w:id="98"/>
+    <w:bookmarkStart w:id="99" w:name="data-volume"/>
     <w:p>
       <w:pPr>
         <w:pStyle w:val="Heading4"/>
@@ -21257,9 +21753,9 @@
         <w:t xml:space="preserve">same way, so both need more CPU per user as coverage grows.</w:t>
       </w:r>
     </w:p>
-    <w:bookmarkEnd w:id="98"/>
     <w:bookmarkEnd w:id="99"/>
-    <w:bookmarkStart w:id="103" w:name="data-volume-1"/>
+    <w:bookmarkEnd w:id="100"/>
+    <w:bookmarkStart w:id="104" w:name="data-volume-1"/>
     <w:p>
       <w:pPr>
         <w:pStyle w:val="Heading3"/>
@@ -21271,24 +21767,32 @@
     <w:p>
       <w:pPr>
         <w:pStyle w:val="FirstParagraph"/>
+      </w:pPr>
+      <w:r>
+        <w:t xml:space="preserve">Whether the results survive more data. A one-state geocoder that collapses at two states would be a curiosity rather than a tool, so capacity was re-measured against progressively larger datasets.</w:t>
+      </w:r>
+    </w:p>
+    <w:p>
+      <w:pPr>
+        <w:pStyle w:val="BodyText"/>
       </w:pPr>
       <w:r>
         <w:drawing>
           <wp:inline>
             <wp:extent cx="5334000" cy="2074333"/>
             <wp:effectExtent b="0" l="0" r="0" t="0"/>
-            <wp:docPr descr="" title="" id="101" name="Picture"/>
+            <wp:docPr descr="" title="" id="102" name="Picture"/>
             <a:graphic>
               <a:graphicData uri="http://schemas.openxmlformats.org/drawingml/2006/picture">
                 <pic:pic>
                   <pic:nvPicPr>
-                    <pic:cNvPr descr="report_figures/fig_datavol.png" id="102" name="Picture"/>
+                    <pic:cNvPr descr="report_figures/fig_datavol.png" id="103" name="Picture"/>
                     <pic:cNvPicPr>
                       <a:picLocks noChangeArrowheads="1" noChangeAspect="1"/>
                     </pic:cNvPicPr>
                   </pic:nvPicPr>
                   <pic:blipFill>
-                    <a:blip r:embed="rId100"/>
+                    <a:blip r:embed="rId101"/>
                     <a:stretch>
                       <a:fillRect/>
                     </a:stretch>
@@ -21362,7 +21866,7 @@
           <w:b/>
           <w:bCs/>
         </w:rPr>
-        <w:t xml:space="preserve">Table 29. Pelias by dataset:</w:t>
+        <w:t xml:space="preserve">Table 30. Pelias by dataset:</w:t>
       </w:r>
       <w:r>
         <w:t xml:space="preserve"> </w:t>
@@ -22079,8 +22583,8 @@
         <w:t xml:space="preserve">means more candidates to score per query.</w:t>
       </w:r>
     </w:p>
-    <w:bookmarkEnd w:id="103"/>
-    <w:bookmarkStart w:id="107" w:name="query-types"/>
+    <w:bookmarkEnd w:id="104"/>
+    <w:bookmarkStart w:id="108" w:name="query-types"/>
     <w:p>
       <w:pPr>
         <w:pStyle w:val="Heading3"/>
@@ -22092,24 +22596,32 @@
     <w:p>
       <w:pPr>
         <w:pStyle w:val="FirstParagraph"/>
+      </w:pPr>
+      <w:r>
+        <w:t xml:space="preserve">Whether either engine pays a latency penalty for difficult input. Accuracy on messy queries is worth little if messy queries are also slow.</w:t>
+      </w:r>
+    </w:p>
+    <w:p>
+      <w:pPr>
+        <w:pStyle w:val="BodyText"/>
       </w:pPr>
       <w:r>
         <w:drawing>
           <wp:inline>
             <wp:extent cx="4354868" cy="2376216"/>
             <wp:effectExtent b="0" l="0" r="0" t="0"/>
-            <wp:docPr descr="" title="" id="105" name="Picture"/>
+            <wp:docPr descr="" title="" id="106" name="Picture"/>
             <a:graphic>
               <a:graphicData uri="http://schemas.openxmlformats.org/drawingml/2006/picture">
                 <pic:pic>
                   <pic:nvPicPr>
-                    <pic:cNvPr descr="report_figures/fig_qtype.png" id="106" name="Picture"/>
+                    <pic:cNvPr descr="report_figures/fig_qtype.png" id="107" name="Picture"/>
                     <pic:cNvPicPr>
                       <a:picLocks noChangeArrowheads="1" noChangeAspect="1"/>
                     </pic:cNvPicPr>
                   </pic:nvPicPr>
                   <pic:blipFill>
-                    <a:blip r:embed="rId104"/>
+                    <a:blip r:embed="rId105"/>
                     <a:stretch>
                       <a:fillRect/>
                     </a:stretch>
@@ -22168,8 +22680,8 @@
         <w:t xml:space="preserve">bought with slower responses.</w:t>
       </w:r>
     </w:p>
-    <w:bookmarkEnd w:id="107"/>
-    <w:bookmarkStart w:id="111" w:name="compatibility"/>
+    <w:bookmarkEnd w:id="108"/>
+    <w:bookmarkStart w:id="112" w:name="compatibility"/>
     <w:p>
       <w:pPr>
         <w:pStyle w:val="Heading3"/>
@@ -22181,24 +22693,32 @@
     <w:p>
       <w:pPr>
         <w:pStyle w:val="FirstParagraph"/>
+      </w:pPr>
+      <w:r>
+        <w:t xml:space="preserve">Whether an existing Pelias client can be pointed at pgeo without changes. This decides whether pgeo is a replacement or merely an alternative.</w:t>
+      </w:r>
+    </w:p>
+    <w:p>
+      <w:pPr>
+        <w:pStyle w:val="BodyText"/>
       </w:pPr>
       <w:r>
         <w:drawing>
           <wp:inline>
             <wp:extent cx="4568941" cy="4868644"/>
             <wp:effectExtent b="0" l="0" r="0" t="0"/>
-            <wp:docPr descr="" title="" id="109" name="Picture"/>
+            <wp:docPr descr="" title="" id="110" name="Picture"/>
             <a:graphic>
               <a:graphicData uri="http://schemas.openxmlformats.org/drawingml/2006/picture">
                 <pic:pic>
                   <pic:nvPicPr>
-                    <pic:cNvPr descr="report_figures/fig_compat.png" id="110" name="Picture"/>
+                    <pic:cNvPr descr="report_figures/fig_compat.png" id="111" name="Picture"/>
                     <pic:cNvPicPr>
                       <a:picLocks noChangeArrowheads="1" noChangeAspect="1"/>
                     </pic:cNvPicPr>
                   </pic:nvPicPr>
                   <pic:blipFill>
-                    <a:blip r:embed="rId108"/>
+                    <a:blip r:embed="rId109"/>
                     <a:stretch>
                       <a:fillRect/>
                     </a:stretch>
@@ -22272,7 +22792,7 @@
           <w:b/>
           <w:bCs/>
         </w:rPr>
-        <w:t xml:space="preserve">Table 30. Compatibility contract cases.</w:t>
+        <w:t xml:space="preserve">Table 31. Compatibility contract cases.</w:t>
       </w:r>
     </w:p>
     <w:tbl>
@@ -24541,8 +25061,8 @@
         <w:t xml:space="preserve">still does not hold.</w:t>
       </w:r>
     </w:p>
-    <w:bookmarkEnd w:id="111"/>
-    <w:bookmarkStart w:id="114" w:name="features-in-practice"/>
+    <w:bookmarkEnd w:id="112"/>
+    <w:bookmarkStart w:id="115" w:name="features-in-practice"/>
     <w:p>
       <w:pPr>
         <w:pStyle w:val="Heading3"/>
@@ -24571,7 +25091,7 @@
         <w:t xml:space="preserve">makes of them.</w:t>
       </w:r>
     </w:p>
-    <w:bookmarkStart w:id="112" w:name="structured-addresses-for-lancer"/>
+    <w:bookmarkStart w:id="113" w:name="structured-addresses-for-lancer"/>
     <w:p>
       <w:pPr>
         <w:pStyle w:val="Heading4"/>
@@ -24660,8 +25180,8 @@
         <w:t xml:space="preserve">PostgreSQL never logs query parameters.</w:t>
       </w:r>
     </w:p>
-    <w:bookmarkEnd w:id="112"/>
-    <w:bookmarkStart w:id="113" w:name="zip4"/>
+    <w:bookmarkEnd w:id="113"/>
+    <w:bookmarkStart w:id="114" w:name="zip4"/>
     <w:p>
       <w:pPr>
         <w:pStyle w:val="Heading4"/>
@@ -24749,9 +25269,9 @@
         <w:t xml:space="preserve">one query on both engines side by side.</w:t>
       </w:r>
     </w:p>
-    <w:bookmarkEnd w:id="113"/>
     <w:bookmarkEnd w:id="114"/>
-    <w:bookmarkStart w:id="115" w:name="parity-between-the-platforms"/>
+    <w:bookmarkEnd w:id="115"/>
+    <w:bookmarkStart w:id="116" w:name="parity-between-the-platforms"/>
     <w:p>
       <w:pPr>
         <w:pStyle w:val="Heading3"/>
@@ -24783,7 +25303,7 @@
           <w:b/>
           <w:bCs/>
         </w:rPr>
-        <w:t xml:space="preserve">Table 31. Feature parity through the documented Pelias API.</w:t>
+        <w:t xml:space="preserve">Table 32. Feature parity through the documented Pelias API.</w:t>
       </w:r>
     </w:p>
     <w:tbl>
@@ -25276,7 +25796,7 @@
           <w:b/>
           <w:bCs/>
         </w:rPr>
-        <w:t xml:space="preserve">Table 32. Accuracy parity by category:</w:t>
+        <w:t xml:space="preserve">Table 33. Accuracy parity by category:</w:t>
       </w:r>
       <w:r>
         <w:t xml:space="preserve"> </w:t>
@@ -25869,7 +26389,7 @@
           <w:b/>
           <w:bCs/>
         </w:rPr>
-        <w:t xml:space="preserve">Table 33. Throughput parity:</w:t>
+        <w:t xml:space="preserve">Table 34. Throughput parity:</w:t>
       </w:r>
       <w:r>
         <w:t xml:space="preserve"> </w:t>
@@ -26170,8 +26690,8 @@
         <w:t xml:space="preserve">and planet scale, none of which this deployment uses.</w:t>
       </w:r>
     </w:p>
-    <w:bookmarkEnd w:id="115"/>
-    <w:bookmarkStart w:id="116" w:name="production-validation-on-vm-120"/>
+    <w:bookmarkEnd w:id="116"/>
+    <w:bookmarkStart w:id="117" w:name="production-validation-on-vm-120"/>
     <w:p>
       <w:pPr>
         <w:pStyle w:val="Heading3"/>
@@ -26227,7 +26747,7 @@
           <w:b/>
           <w:bCs/>
         </w:rPr>
-        <w:t xml:space="preserve">Table 34. Both engines on VM 120 through the production HTTPS path:</w:t>
+        <w:t xml:space="preserve">Table 35. Both engines on VM 120 through the production HTTPS path:</w:t>
       </w:r>
       <w:r>
         <w:t xml:space="preserve"> </w:t>
@@ -26638,7 +27158,7 @@
         <w:t xml:space="preserve"> </w:t>
       </w:r>
       <w:r>
-        <w:t xml:space="preserve">conditions (Table 33). Both engines do better on the VM than on the</w:t>
+        <w:t xml:space="preserve">conditions (Table 34). Both engines do better on the VM than on the</w:t>
       </w:r>
       <w:r>
         <w:t xml:space="preserve"> </w:t>
@@ -26671,8 +27191,8 @@
         <w:t xml:space="preserve">per request.</w:t>
       </w:r>
     </w:p>
-    <w:bookmarkEnd w:id="116"/>
-    <w:bookmarkStart w:id="120" w:name="the-smallest-server-that-works"/>
+    <w:bookmarkEnd w:id="117"/>
+    <w:bookmarkStart w:id="121" w:name="the-smallest-server-that-works"/>
     <w:p>
       <w:pPr>
         <w:pStyle w:val="Heading3"/>
@@ -26731,7 +27251,7 @@
         <w:t xml:space="preserve"> </w:t>
       </w:r>
       <w:r>
-        <w:t xml:space="preserve">it will fail too. Table 35 is the whole path, pass and fail.</w:t>
+        <w:t xml:space="preserve">it will fail too. Table 36 is the whole path, pass and fail.</w:t>
       </w:r>
     </w:p>
     <w:p>
@@ -26743,7 +27263,7 @@
           <w:b/>
           <w:bCs/>
         </w:rPr>
-        <w:t xml:space="preserve">Table 35. Minimum-server search:</w:t>
+        <w:t xml:space="preserve">Table 36. Minimum-server search:</w:t>
       </w:r>
       <w:r>
         <w:t xml:space="preserve"> </w:t>
@@ -28520,7 +29040,7 @@
         <w:t xml:space="preserve">tables and the Elasticsearch heap), so the floor barely moves however little traffic it serves.</w:t>
       </w:r>
     </w:p>
-    <w:bookmarkStart w:id="117" w:name="two-kinds-of-limit"/>
+    <w:bookmarkStart w:id="118" w:name="two-kinds-of-limit"/>
     <w:p>
       <w:pPr>
         <w:pStyle w:val="Heading4"/>
@@ -28573,8 +29093,8 @@
         <w:t xml:space="preserve">properties of the software, not of the load, and no amount of tuning for three users moves them.</w:t>
       </w:r>
     </w:p>
-    <w:bookmarkEnd w:id="117"/>
-    <w:bookmarkStart w:id="118" w:name="a-floor-is-a-pair-not-a-number"/>
+    <w:bookmarkEnd w:id="118"/>
+    <w:bookmarkStart w:id="119" w:name="a-floor-is-a-pair-not-a-number"/>
     <w:p>
       <w:pPr>
         <w:pStyle w:val="Heading4"/>
@@ -28636,8 +29156,8 @@
         <w:t xml:space="preserve">would fit in less memory, and at less memory they would need more CPU to stay inside the targets.</w:t>
       </w:r>
     </w:p>
-    <w:bookmarkEnd w:id="118"/>
-    <w:bookmarkStart w:id="119" w:name="confirmation-on-real-machines"/>
+    <w:bookmarkEnd w:id="119"/>
+    <w:bookmarkStart w:id="120" w:name="confirmation-on-real-machines"/>
     <w:p>
       <w:pPr>
         <w:pStyle w:val="Heading4"/>
@@ -28690,7 +29210,7 @@
           <w:b/>
           <w:bCs/>
         </w:rPr>
-        <w:t xml:space="preserve">Table 36. The measured floor confirmed on a temporary VM:</w:t>
+        <w:t xml:space="preserve">Table 37. The measured floor confirmed on a temporary VM:</w:t>
       </w:r>
       <w:r>
         <w:t xml:space="preserve"> </w:t>
@@ -28955,9 +29475,9 @@
         <w:t xml:space="preserve">384 users; the floor search is what says how far that could be cut.</w:t>
       </w:r>
     </w:p>
-    <w:bookmarkEnd w:id="119"/>
     <w:bookmarkEnd w:id="120"/>
-    <w:bookmarkStart w:id="122" w:name="security"/>
+    <w:bookmarkEnd w:id="121"/>
+    <w:bookmarkStart w:id="123" w:name="security"/>
     <w:p>
       <w:pPr>
         <w:pStyle w:val="Heading3"/>
@@ -29010,7 +29530,7 @@
           <w:b/>
           <w:bCs/>
         </w:rPr>
-        <w:t xml:space="preserve">Table 37. Security properties of each platform as deployed.</w:t>
+        <w:t xml:space="preserve">Table 38. Security properties of each platform as deployed.</w:t>
       </w:r>
       <w:r>
         <w:t xml:space="preserve"> </w:t>
@@ -29352,7 +29872,7 @@
         </w:tc>
       </w:tr>
     </w:tbl>
-    <w:bookmarkStart w:id="121" w:name="what-the-two-columns-are-really-saying"/>
+    <w:bookmarkStart w:id="122" w:name="what-the-two-columns-are-really-saying"/>
     <w:p>
       <w:pPr>
         <w:pStyle w:val="Heading4"/>
@@ -29663,10 +30183,10 @@
         <w:t xml:space="preserve">.</w:t>
       </w:r>
     </w:p>
-    <w:bookmarkEnd w:id="121"/>
     <w:bookmarkEnd w:id="122"/>
     <w:bookmarkEnd w:id="123"/>
-    <w:bookmarkStart w:id="124" w:name="discussion"/>
+    <w:bookmarkEnd w:id="124"/>
+    <w:bookmarkStart w:id="125" w:name="discussion"/>
     <w:p>
       <w:pPr>
         <w:pStyle w:val="Heading2"/>
@@ -29984,8 +30504,8 @@
         <w:t xml:space="preserve">run’s restart; it was repeated with a readiness wait.</w:t>
       </w:r>
     </w:p>
-    <w:bookmarkEnd w:id="124"/>
-    <w:bookmarkStart w:id="125" w:name="conclusions"/>
+    <w:bookmarkEnd w:id="125"/>
+    <w:bookmarkStart w:id="126" w:name="conclusions"/>
     <w:p>
       <w:pPr>
         <w:pStyle w:val="Heading2"/>
@@ -29997,13 +30517,21 @@
     <w:p>
       <w:pPr>
         <w:pStyle w:val="FirstParagraph"/>
+      </w:pPr>
+      <w:r>
+        <w:t xml:space="preserve">Which tool suits which situation, and what the evidence supports saying. The recommendations below follow from the measurements rather than from a preference for either architecture.</w:t>
+      </w:r>
+    </w:p>
+    <w:p>
+      <w:pPr>
+        <w:pStyle w:val="BodyText"/>
       </w:pPr>
       <w:r>
         <w:rPr>
           <w:b/>
           <w:bCs/>
         </w:rPr>
-        <w:t xml:space="preserve">Table 38. Which tool for which scenario.</w:t>
+        <w:t xml:space="preserve">Table 39. Which tool for which scenario.</w:t>
       </w:r>
     </w:p>
     <w:tbl>
@@ -30442,8 +30970,8 @@
         <w:t xml:space="preserve">above are what the deployed service does, not what a benchmark suggested it might.</w:t>
       </w:r>
     </w:p>
-    <w:bookmarkEnd w:id="125"/>
-    <w:bookmarkStart w:id="127" w:name="future-work"/>
+    <w:bookmarkEnd w:id="126"/>
+    <w:bookmarkStart w:id="128" w:name="future-work"/>
     <w:p>
       <w:pPr>
         <w:pStyle w:val="Heading2"/>
@@ -30481,7 +31009,7 @@
           <w:b/>
           <w:bCs/>
         </w:rPr>
-        <w:t xml:space="preserve">Table 39. Work not done, with the effort, the likelihood it pays off and the value of finishing it.</w:t>
+        <w:t xml:space="preserve">Table 40. Work not done, with the effort, the likelihood it pays off and the value of finishing it.</w:t>
       </w:r>
     </w:p>
     <w:tbl>
@@ -31284,7 +31812,7 @@
         </w:tc>
       </w:tr>
     </w:tbl>
-    <w:bookmarkStart w:id="126" w:name="Xd7589f6e21c5c24ca51fa0a4225006449c3c93a"/>
+    <w:bookmarkStart w:id="127" w:name="Xd7589f6e21c5c24ca51fa0a4225006449c3c93a"/>
     <w:p>
       <w:pPr>
         <w:pStyle w:val="Heading3"/>
@@ -31595,9 +32123,9 @@
         <w:t xml:space="preserve">worth doing before autocomplete speed and authorization.</w:t>
       </w:r>
     </w:p>
-    <w:bookmarkEnd w:id="126"/>
     <w:bookmarkEnd w:id="127"/>
-    <w:bookmarkStart w:id="133" w:name="questions-and-answers"/>
+    <w:bookmarkEnd w:id="128"/>
+    <w:bookmarkStart w:id="134" w:name="questions-and-answers"/>
     <w:p>
       <w:pPr>
         <w:pStyle w:val="Heading2"/>
@@ -31620,7 +32148,7 @@
         <w:t xml:space="preserve">possible and with a clear statement of what was not tested where it was not.</w:t>
       </w:r>
     </w:p>
-    <w:bookmarkStart w:id="128" w:name="Xce4ec8be597c8085ea4a340481823da9121d506"/>
+    <w:bookmarkStart w:id="129" w:name="Xce4ec8be597c8085ea4a340481823da9121d506"/>
     <w:p>
       <w:pPr>
         <w:pStyle w:val="Heading3"/>
@@ -31723,7 +32251,7 @@
           <w:b/>
           <w:bCs/>
         </w:rPr>
-        <w:t xml:space="preserve">Table 40. Phonetic misspellings against the deployed pgeo.</w:t>
+        <w:t xml:space="preserve">Table 41. Phonetic misspellings against the deployed pgeo.</w:t>
       </w:r>
       <w:r>
         <w:t xml:space="preserve"> </w:t>
@@ -32094,7 +32622,7 @@
           <w:b/>
           <w:bCs/>
         </w:rPr>
-        <w:t xml:space="preserve">Table 41. How coarse each phonetic encoding is on this data.</w:t>
+        <w:t xml:space="preserve">Table 42. How coarse each phonetic encoding is on this data.</w:t>
       </w:r>
       <w:r>
         <w:t xml:space="preserve"> </w:t>
@@ -32432,8 +32960,8 @@
         <w:t xml:space="preserve">the same gate that protects every other tuning step would decide it.</w:t>
       </w:r>
     </w:p>
-    <w:bookmarkEnd w:id="128"/>
-    <w:bookmarkStart w:id="129" w:name="Xc916698539a2cb6e0964548169ced65c0e9da3f"/>
+    <w:bookmarkEnd w:id="129"/>
+    <w:bookmarkStart w:id="130" w:name="Xc916698539a2cb6e0964548169ced65c0e9da3f"/>
     <w:p>
       <w:pPr>
         <w:pStyle w:val="Heading3"/>
@@ -32682,8 +33210,8 @@
         <w:t xml:space="preserve">signature change.</w:t>
       </w:r>
     </w:p>
-    <w:bookmarkEnd w:id="129"/>
-    <w:bookmarkStart w:id="130" w:name="Xee5317d656777e3bf85d0f48377ac35c3fa2b97"/>
+    <w:bookmarkEnd w:id="130"/>
+    <w:bookmarkStart w:id="131" w:name="Xee5317d656777e3bf85d0f48377ac35c3fa2b97"/>
     <w:p>
       <w:pPr>
         <w:pStyle w:val="Heading3"/>
@@ -32943,8 +33471,8 @@
         <w:t xml:space="preserve">single most useful piece of automation left.</w:t>
       </w:r>
     </w:p>
-    <w:bookmarkEnd w:id="130"/>
-    <w:bookmarkStart w:id="131" w:name="Xf693c617f9e5d01e2ab0338954e7797b000dff6"/>
+    <w:bookmarkEnd w:id="131"/>
+    <w:bookmarkStart w:id="132" w:name="Xf693c617f9e5d01e2ab0338954e7797b000dff6"/>
     <w:p>
       <w:pPr>
         <w:pStyle w:val="Heading3"/>
@@ -33181,8 +33709,8 @@
         <w:t xml:space="preserve">half-day of work and is listed in Section 6.</w:t>
       </w:r>
     </w:p>
-    <w:bookmarkEnd w:id="131"/>
-    <w:bookmarkStart w:id="132" w:name="X558cf9b35e3c74d9435954e68079e6fa9e74b5d"/>
+    <w:bookmarkEnd w:id="132"/>
+    <w:bookmarkStart w:id="133" w:name="X558cf9b35e3c74d9435954e68079e6fa9e74b5d"/>
     <w:p>
       <w:pPr>
         <w:pStyle w:val="Heading3"/>
@@ -33293,9 +33821,9 @@
         <w:t xml:space="preserve">and it is the natural follow-on to the capacity results.</w:t>
       </w:r>
     </w:p>
-    <w:bookmarkEnd w:id="132"/>
     <w:bookmarkEnd w:id="133"/>
-    <w:bookmarkStart w:id="134" w:name="references"/>
+    <w:bookmarkEnd w:id="134"/>
+    <w:bookmarkStart w:id="135" w:name="references"/>
     <w:p>
       <w:pPr>
         <w:pStyle w:val="Heading2"/>
@@ -33576,8 +34104,8 @@
         <w:t xml:space="preserve">United States Postal Service, ZIP+4 product and licence terms. https://postalpro.usps.com/address-quality/zip4</w:t>
       </w:r>
     </w:p>
-    <w:bookmarkEnd w:id="134"/>
-    <w:bookmarkStart w:id="135" w:name="appendix-a.-reproducing-this-study"/>
+    <w:bookmarkEnd w:id="135"/>
+    <w:bookmarkStart w:id="136" w:name="appendix-a.-reproducing-this-study"/>
     <w:p>
       <w:pPr>
         <w:pStyle w:val="Heading2"/>
@@ -34014,8 +34542,8 @@
         <w:t xml:space="preserve">system reproduces the results in this report.</w:t>
       </w:r>
     </w:p>
-    <w:bookmarkEnd w:id="135"/>
-    <w:bookmarkStart w:id="136" w:name="Xec1f0b5e3ec847d05266a8fcbbb09145d5aebe4"/>
+    <w:bookmarkEnd w:id="136"/>
+    <w:bookmarkStart w:id="137" w:name="Xec1f0b5e3ec847d05266a8fcbbb09145d5aebe4"/>
     <w:p>
       <w:pPr>
         <w:pStyle w:val="Heading2"/>
@@ -34047,7 +34575,7 @@
           <w:b/>
           <w:bCs/>
         </w:rPr>
-        <w:t xml:space="preserve">Table 42. Questions asked during the project, with short answers and the sections that answer them in full.</w:t>
+        <w:t xml:space="preserve">Table 43. Questions asked during the project, with short answers and the sections that answer them in full.</w:t>
       </w:r>
     </w:p>
     <w:tbl>
@@ -35059,8 +35587,8 @@
         </w:tc>
       </w:tr>
     </w:tbl>
-    <w:bookmarkEnd w:id="136"/>
-    <w:bookmarkStart w:id="137" w:name="appendix-c.-pgeo-storage"/>
+    <w:bookmarkEnd w:id="137"/>
+    <w:bookmarkStart w:id="138" w:name="appendix-c.-pgeo-storage"/>
     <w:p>
       <w:pPr>
         <w:pStyle w:val="Heading2"/>
@@ -35122,7 +35650,7 @@
           <w:b/>
           <w:bCs/>
         </w:rPr>
-        <w:t xml:space="preserve">Table 43. pgeo tables (including their indexes).</w:t>
+        <w:t xml:space="preserve">Table 44. pgeo tables (including their indexes).</w:t>
       </w:r>
     </w:p>
     <w:tbl>
@@ -35330,7 +35858,7 @@
           <w:b/>
           <w:bCs/>
         </w:rPr>
-        <w:t xml:space="preserve">Table 44. Largest pgeo indexes.</w:t>
+        <w:t xml:space="preserve">Table 45. Largest pgeo indexes.</w:t>
       </w:r>
     </w:p>
     <w:tbl>
@@ -35685,7 +36213,7 @@
         </w:tc>
       </w:tr>
     </w:tbl>
-    <w:bookmarkEnd w:id="137"/>
+    <w:bookmarkEnd w:id="138"/>
     <w:sectPr>
       <w:footnotePr>
         <w:numRestart w:val="eachSect"/>

--- a/docs/REPORT.docx
+++ b/docs/REPORT.docx
@@ -4261,7 +4261,7 @@
     </w:tbl>
     <w:bookmarkEnd w:id="18"/>
     <w:bookmarkEnd w:id="19"/>
-    <w:bookmarkStart w:id="44" w:name="methods"/>
+    <w:bookmarkStart w:id="46" w:name="methods"/>
     <w:p>
       <w:pPr>
         <w:pStyle w:val="Heading2"/>
@@ -8211,7 +8211,7 @@
       </w:tr>
     </w:tbl>
     <w:bookmarkEnd w:id="36"/>
-    <w:bookmarkStart w:id="41" w:name="load-and-capacity-testing"/>
+    <w:bookmarkStart w:id="42" w:name="load-and-capacity-testing"/>
     <w:p>
       <w:pPr>
         <w:pStyle w:val="Heading3"/>
@@ -9323,16 +9323,19 @@
       <w:r>
         <w:t xml:space="preserve">the run stops when errors exceed 5%, any p95 exceeds five times its target, or a service dies.</w:t>
       </w:r>
-      <w:r>
-        <w:t xml:space="preserve"> </w:t>
-      </w:r>
-      <w:r>
-        <w:t xml:space="preserve">#### 2.5.1 Caching</w:t>
+    </w:p>
+    <w:bookmarkStart w:id="40" w:name="caching"/>
+    <w:p>
+      <w:pPr>
+        <w:pStyle w:val="Heading4"/>
+      </w:pPr>
+      <w:r>
+        <w:t xml:space="preserve">2.5.1 Caching</w:t>
       </w:r>
     </w:p>
     <w:p>
       <w:pPr>
-        <w:pStyle w:val="BodyText"/>
+        <w:pStyle w:val="FirstParagraph"/>
       </w:pPr>
       <w:r>
         <w:t xml:space="preserve">No response caching is configured anywhere (nginx, Caddy, the Pelias API and pgeo</w:t>
@@ -9374,7 +9377,8 @@
         <w:t xml:space="preserve">large (Table 12) and drawn at random, so exact repeats are rare.</w:t>
       </w:r>
     </w:p>
-    <w:bookmarkStart w:id="40" w:name="scope"/>
+    <w:bookmarkEnd w:id="40"/>
+    <w:bookmarkStart w:id="41" w:name="scope"/>
     <w:p>
       <w:pPr>
         <w:pStyle w:val="Heading4"/>
@@ -10003,9 +10007,9 @@
         </w:tc>
       </w:tr>
     </w:tbl>
-    <w:bookmarkEnd w:id="40"/>
     <w:bookmarkEnd w:id="41"/>
-    <w:bookmarkStart w:id="42" w:name="compatibility-testing"/>
+    <w:bookmarkEnd w:id="42"/>
+    <w:bookmarkStart w:id="43" w:name="compatibility-testing"/>
     <w:p>
       <w:pPr>
         <w:pStyle w:val="Heading3"/>
@@ -10055,8 +10059,8 @@
         <w:t xml:space="preserve">Pelias itself fails is reported but not counted against pgeo.</w:t>
       </w:r>
     </w:p>
-    <w:bookmarkEnd w:id="42"/>
-    <w:bookmarkStart w:id="43" w:name="tuning-procedure"/>
+    <w:bookmarkEnd w:id="43"/>
+    <w:bookmarkStart w:id="45" w:name="tuning-procedure"/>
     <w:p>
       <w:pPr>
         <w:pStyle w:val="Heading3"/>
@@ -10090,16 +10094,19 @@
       <w:r>
         <w:t xml:space="preserve">change was kept only if overall accuracy did not drop and no category lost more than noise.</w:t>
       </w:r>
-      <w:r>
-        <w:t xml:space="preserve"> </w:t>
-      </w:r>
-      <w:r>
-        <w:t xml:space="preserve">#### 2.7.1 Parallelism</w:t>
+    </w:p>
+    <w:bookmarkStart w:id="44" w:name="parallelism"/>
+    <w:p>
+      <w:pPr>
+        <w:pStyle w:val="Heading4"/>
+      </w:pPr>
+      <w:r>
+        <w:t xml:space="preserve">2.7.1 Parallelism</w:t>
       </w:r>
     </w:p>
     <w:p>
       <w:pPr>
-        <w:pStyle w:val="BodyText"/>
+        <w:pStyle w:val="FirstParagraph"/>
       </w:pPr>
       <w:r>
         <w:t xml:space="preserve">PostgreSQL uses several cores in two ways. Between queries, every connection is</w:t>
@@ -10299,9 +10306,10 @@
         <w:t xml:space="preserve">): build, profile, known-answer checks, gate.</w:t>
       </w:r>
     </w:p>
-    <w:bookmarkEnd w:id="43"/>
     <w:bookmarkEnd w:id="44"/>
-    <w:bookmarkStart w:id="124" w:name="results"/>
+    <w:bookmarkEnd w:id="45"/>
+    <w:bookmarkEnd w:id="46"/>
+    <w:bookmarkStart w:id="126" w:name="results"/>
     <w:p>
       <w:pPr>
         <w:pStyle w:val="Heading2"/>
@@ -10318,7 +10326,7 @@
         <w:t xml:space="preserve">What the measurements show, in the order a reader is likely to care: accuracy first, then how each engine behaves under load, how small a machine it needs, and how the two compare feature for feature.</w:t>
       </w:r>
     </w:p>
-    <w:bookmarkStart w:id="59" w:name="accuracy"/>
+    <w:bookmarkStart w:id="61" w:name="accuracy"/>
     <w:p>
       <w:pPr>
         <w:pStyle w:val="Heading3"/>
@@ -10995,18 +11003,18 @@
           <wp:inline>
             <wp:extent cx="5334000" cy="2880302"/>
             <wp:effectExtent b="0" l="0" r="0" t="0"/>
-            <wp:docPr descr="" title="" id="46" name="Picture"/>
+            <wp:docPr descr="" title="" id="48" name="Picture"/>
             <a:graphic>
               <a:graphicData uri="http://schemas.openxmlformats.org/drawingml/2006/picture">
                 <pic:pic>
                   <pic:nvPicPr>
-                    <pic:cNvPr descr="report_figures/fig_accuracy_category.png" id="47" name="Picture"/>
+                    <pic:cNvPr descr="report_figures/fig_accuracy_category.png" id="49" name="Picture"/>
                     <pic:cNvPicPr>
                       <a:picLocks noChangeArrowheads="1" noChangeAspect="1"/>
                     </pic:cNvPicPr>
                   </pic:nvPicPr>
                   <pic:blipFill>
-                    <a:blip r:embed="rId45"/>
+                    <a:blip r:embed="rId47"/>
                     <a:stretch>
                       <a:fillRect/>
                     </a:stretch>
@@ -11749,18 +11757,18 @@
           <wp:inline>
             <wp:extent cx="4275355" cy="2862469"/>
             <wp:effectExtent b="0" l="0" r="0" t="0"/>
-            <wp:docPr descr="" title="" id="49" name="Picture"/>
+            <wp:docPr descr="" title="" id="51" name="Picture"/>
             <a:graphic>
               <a:graphicData uri="http://schemas.openxmlformats.org/drawingml/2006/picture">
                 <pic:pic>
                   <pic:nvPicPr>
-                    <pic:cNvPr descr="report_figures/fig_accuracy_quality.png" id="50" name="Picture"/>
+                    <pic:cNvPr descr="report_figures/fig_accuracy_quality.png" id="52" name="Picture"/>
                     <pic:cNvPicPr>
                       <a:picLocks noChangeArrowheads="1" noChangeAspect="1"/>
                     </pic:cNvPicPr>
                   </pic:nvPicPr>
                   <pic:blipFill>
-                    <a:blip r:embed="rId48"/>
+                    <a:blip r:embed="rId50"/>
                     <a:stretch>
                       <a:fillRect/>
                     </a:stretch>
@@ -11846,18 +11854,18 @@
           <wp:inline>
             <wp:extent cx="5334000" cy="1914327"/>
             <wp:effectExtent b="0" l="0" r="0" t="0"/>
-            <wp:docPr descr="" title="" id="52" name="Picture"/>
+            <wp:docPr descr="" title="" id="54" name="Picture"/>
             <a:graphic>
               <a:graphicData uri="http://schemas.openxmlformats.org/drawingml/2006/picture">
                 <pic:pic>
                   <pic:nvPicPr>
-                    <pic:cNvPr descr="report_figures/fig_fuzz.png" id="53" name="Picture"/>
+                    <pic:cNvPr descr="report_figures/fig_fuzz.png" id="55" name="Picture"/>
                     <pic:cNvPicPr>
                       <a:picLocks noChangeArrowheads="1" noChangeAspect="1"/>
                     </pic:cNvPicPr>
                   </pic:nvPicPr>
                   <pic:blipFill>
-                    <a:blip r:embed="rId51"/>
+                    <a:blip r:embed="rId53"/>
                     <a:stretch>
                       <a:fillRect/>
                     </a:stretch>
@@ -12191,7 +12199,7 @@
         </w:tc>
       </w:tr>
     </w:tbl>
-    <w:bookmarkStart w:id="57" w:name="calibration"/>
+    <w:bookmarkStart w:id="59" w:name="calibration"/>
     <w:p>
       <w:pPr>
         <w:pStyle w:val="Heading4"/>
@@ -12235,18 +12243,18 @@
           <wp:inline>
             <wp:extent cx="5334000" cy="1929769"/>
             <wp:effectExtent b="0" l="0" r="0" t="0"/>
-            <wp:docPr descr="" title="" id="55" name="Picture"/>
+            <wp:docPr descr="" title="" id="57" name="Picture"/>
             <a:graphic>
               <a:graphicData uri="http://schemas.openxmlformats.org/drawingml/2006/picture">
                 <pic:pic>
                   <pic:nvPicPr>
-                    <pic:cNvPr descr="report_figures/fig_calibration.png" id="56" name="Picture"/>
+                    <pic:cNvPr descr="report_figures/fig_calibration.png" id="58" name="Picture"/>
                     <pic:cNvPicPr>
                       <a:picLocks noChangeArrowheads="1" noChangeAspect="1"/>
                     </pic:cNvPicPr>
                   </pic:nvPicPr>
                   <pic:blipFill>
-                    <a:blip r:embed="rId54"/>
+                    <a:blip r:embed="rId56"/>
                     <a:stretch>
                       <a:fillRect/>
                     </a:stretch>
@@ -12323,8 +12331,8 @@
         <w:t xml:space="preserve">an application such as LANCER can accept matches above a threshold and queue the rest for a human.</w:t>
       </w:r>
     </w:p>
-    <w:bookmarkEnd w:id="57"/>
-    <w:bookmarkStart w:id="58" w:name="remaining-failures"/>
+    <w:bookmarkEnd w:id="59"/>
+    <w:bookmarkStart w:id="60" w:name="remaining-failures"/>
     <w:p>
       <w:pPr>
         <w:pStyle w:val="Heading4"/>
@@ -12826,9 +12834,9 @@
         </w:tc>
       </w:tr>
     </w:tbl>
-    <w:bookmarkEnd w:id="58"/>
-    <w:bookmarkEnd w:id="59"/>
-    <w:bookmarkStart w:id="63" w:name="tuning-trajectory"/>
+    <w:bookmarkEnd w:id="60"/>
+    <w:bookmarkEnd w:id="61"/>
+    <w:bookmarkStart w:id="65" w:name="tuning-trajectory"/>
     <w:p>
       <w:pPr>
         <w:pStyle w:val="Heading3"/>
@@ -12854,18 +12862,18 @@
           <wp:inline>
             <wp:extent cx="5334000" cy="2019335"/>
             <wp:effectExtent b="0" l="0" r="0" t="0"/>
-            <wp:docPr descr="" title="" id="61" name="Picture"/>
+            <wp:docPr descr="" title="" id="63" name="Picture"/>
             <a:graphic>
               <a:graphicData uri="http://schemas.openxmlformats.org/drawingml/2006/picture">
                 <pic:pic>
                   <pic:nvPicPr>
-                    <pic:cNvPr descr="report_figures/fig_tuning.png" id="62" name="Picture"/>
+                    <pic:cNvPr descr="report_figures/fig_tuning.png" id="64" name="Picture"/>
                     <pic:cNvPicPr>
                       <a:picLocks noChangeArrowheads="1" noChangeAspect="1"/>
                     </pic:cNvPicPr>
                   </pic:nvPicPr>
                   <pic:blipFill>
-                    <a:blip r:embed="rId60"/>
+                    <a:blip r:embed="rId62"/>
                     <a:stretch>
                       <a:fillRect/>
                     </a:stretch>
@@ -13583,8 +13591,8 @@
         </w:tc>
       </w:tr>
     </w:tbl>
-    <w:bookmarkEnd w:id="63"/>
-    <w:bookmarkStart w:id="67" w:name="latency-at-the-3-user-target"/>
+    <w:bookmarkEnd w:id="65"/>
+    <w:bookmarkStart w:id="69" w:name="latency-at-the-3-user-target"/>
     <w:p>
       <w:pPr>
         <w:pStyle w:val="Heading3"/>
@@ -15013,18 +15021,18 @@
           <wp:inline>
             <wp:extent cx="5334000" cy="2797518"/>
             <wp:effectExtent b="0" l="0" r="0" t="0"/>
-            <wp:docPr descr="" title="" id="65" name="Picture"/>
+            <wp:docPr descr="" title="" id="67" name="Picture"/>
             <a:graphic>
               <a:graphicData uri="http://schemas.openxmlformats.org/drawingml/2006/picture">
                 <pic:pic>
                   <pic:nvPicPr>
-                    <pic:cNvPr descr="report_figures/fig_latency_3users.png" id="66" name="Picture"/>
+                    <pic:cNvPr descr="report_figures/fig_latency_3users.png" id="68" name="Picture"/>
                     <pic:cNvPicPr>
                       <a:picLocks noChangeArrowheads="1" noChangeAspect="1"/>
                     </pic:cNvPicPr>
                   </pic:nvPicPr>
                   <pic:blipFill>
-                    <a:blip r:embed="rId64"/>
+                    <a:blip r:embed="rId66"/>
                     <a:stretch>
                       <a:fillRect/>
                     </a:stretch>
@@ -15139,8 +15147,8 @@
         <w:t xml:space="preserve">missing admin-join index was added; it now takes 5-18 ms (Table 24).</w:t>
       </w:r>
     </w:p>
-    <w:bookmarkEnd w:id="67"/>
-    <w:bookmarkStart w:id="82" w:name="capacity-under-load"/>
+    <w:bookmarkEnd w:id="69"/>
+    <w:bookmarkStart w:id="84" w:name="capacity-under-load"/>
     <w:p>
       <w:pPr>
         <w:pStyle w:val="Heading3"/>
@@ -15166,18 +15174,18 @@
           <wp:inline>
             <wp:extent cx="5334000" cy="2064934"/>
             <wp:effectExtent b="0" l="0" r="0" t="0"/>
-            <wp:docPr descr="" title="" id="69" name="Picture"/>
+            <wp:docPr descr="" title="" id="71" name="Picture"/>
             <a:graphic>
               <a:graphicData uri="http://schemas.openxmlformats.org/drawingml/2006/picture">
                 <pic:pic>
                   <pic:nvPicPr>
-                    <pic:cNvPr descr="report_figures/fig_ramp.png" id="70" name="Picture"/>
+                    <pic:cNvPr descr="report_figures/fig_ramp.png" id="72" name="Picture"/>
                     <pic:cNvPicPr>
                       <a:picLocks noChangeArrowheads="1" noChangeAspect="1"/>
                     </pic:cNvPicPr>
                   </pic:nvPicPr>
                   <pic:blipFill>
-                    <a:blip r:embed="rId68"/>
+                    <a:blip r:embed="rId70"/>
                     <a:stretch>
                       <a:fillRect/>
                     </a:stretch>
@@ -18353,18 +18361,18 @@
           <wp:inline>
             <wp:extent cx="5334000" cy="1944790"/>
             <wp:effectExtent b="0" l="0" r="0" t="0"/>
-            <wp:docPr descr="" title="" id="72" name="Picture"/>
+            <wp:docPr descr="" title="" id="74" name="Picture"/>
             <a:graphic>
               <a:graphicData uri="http://schemas.openxmlformats.org/drawingml/2006/picture">
                 <pic:pic>
                   <pic:nvPicPr>
-                    <pic:cNvPr descr="report_figures/fig_endpoint_ramp.png" id="73" name="Picture"/>
+                    <pic:cNvPr descr="report_figures/fig_endpoint_ramp.png" id="75" name="Picture"/>
                     <pic:cNvPicPr>
                       <a:picLocks noChangeArrowheads="1" noChangeAspect="1"/>
                     </pic:cNvPicPr>
                   </pic:nvPicPr>
                   <pic:blipFill>
-                    <a:blip r:embed="rId71"/>
+                    <a:blip r:embed="rId73"/>
                     <a:stretch>
                       <a:fillRect/>
                     </a:stretch>
@@ -18444,18 +18452,18 @@
           <wp:inline>
             <wp:extent cx="5334000" cy="2794690"/>
             <wp:effectExtent b="0" l="0" r="0" t="0"/>
-            <wp:docPr descr="" title="" id="75" name="Picture"/>
+            <wp:docPr descr="" title="" id="77" name="Picture"/>
             <a:graphic>
               <a:graphicData uri="http://schemas.openxmlformats.org/drawingml/2006/picture">
                 <pic:pic>
                   <pic:nvPicPr>
-                    <pic:cNvPr descr="report_figures/fig_throughput.png" id="76" name="Picture"/>
+                    <pic:cNvPr descr="report_figures/fig_throughput.png" id="78" name="Picture"/>
                     <pic:cNvPicPr>
                       <a:picLocks noChangeArrowheads="1" noChangeAspect="1"/>
                     </pic:cNvPicPr>
                   </pic:nvPicPr>
                   <pic:blipFill>
-                    <a:blip r:embed="rId74"/>
+                    <a:blip r:embed="rId76"/>
                     <a:stretch>
                       <a:fillRect/>
                     </a:stretch>
@@ -18520,7 +18528,7 @@
         <w:t xml:space="preserve">define capacity here.</w:t>
       </w:r>
     </w:p>
-    <w:bookmarkStart w:id="77" w:name="the-same-memory-for-both-engines"/>
+    <w:bookmarkStart w:id="79" w:name="the-same-memory-for-both-engines"/>
     <w:p>
       <w:pPr>
         <w:pStyle w:val="Heading4"/>
@@ -18919,8 +18927,8 @@
         <w:t xml:space="preserve">trade one for the other.</w:t>
       </w:r>
     </w:p>
-    <w:bookmarkEnd w:id="77"/>
-    <w:bookmarkStart w:id="78" w:name="how-each-engine-scales"/>
+    <w:bookmarkEnd w:id="79"/>
+    <w:bookmarkStart w:id="80" w:name="how-each-engine-scales"/>
     <w:p>
       <w:pPr>
         <w:pStyle w:val="Heading4"/>
@@ -18967,8 +18975,8 @@
         <w:t xml:space="preserve">interpreted candidate queries and scoring in PL/pgSQL.</w:t>
       </w:r>
     </w:p>
-    <w:bookmarkEnd w:id="78"/>
-    <w:bookmarkStart w:id="79" w:name="what-gives-out-first"/>
+    <w:bookmarkEnd w:id="80"/>
+    <w:bookmarkStart w:id="81" w:name="what-gives-out-first"/>
     <w:p>
       <w:pPr>
         <w:pStyle w:val="Heading4"/>
@@ -19003,8 +19011,8 @@
         <w:t xml:space="preserve">more evenly (which one crosses first varies by configuration), because they share Elasticsearch.</w:t>
       </w:r>
     </w:p>
-    <w:bookmarkEnd w:id="79"/>
-    <w:bookmarkStart w:id="80" w:name="memory-is-not-pgeos-limit"/>
+    <w:bookmarkEnd w:id="81"/>
+    <w:bookmarkStart w:id="82" w:name="memory-is-not-pgeos-limit"/>
     <w:p>
       <w:pPr>
         <w:pStyle w:val="Heading4"/>
@@ -19045,8 +19053,8 @@
         <w:t xml:space="preserve">database, placeholder’s in-memory tables) regardless of load.</w:t>
       </w:r>
     </w:p>
-    <w:bookmarkEnd w:id="80"/>
-    <w:bookmarkStart w:id="81" w:name="front-end"/>
+    <w:bookmarkEnd w:id="82"/>
+    <w:bookmarkStart w:id="83" w:name="front-end"/>
     <w:p>
       <w:pPr>
         <w:pStyle w:val="Heading4"/>
@@ -19101,9 +19109,9 @@
         <w:t xml:space="preserve">only 192, because a single Node.js worker becomes the bottleneck.</w:t>
       </w:r>
     </w:p>
-    <w:bookmarkEnd w:id="81"/>
-    <w:bookmarkEnd w:id="82"/>
-    <w:bookmarkStart w:id="100" w:name="resources"/>
+    <w:bookmarkEnd w:id="83"/>
+    <w:bookmarkEnd w:id="84"/>
+    <w:bookmarkStart w:id="102" w:name="resources"/>
     <w:p>
       <w:pPr>
         <w:pStyle w:val="Heading3"/>
@@ -19129,18 +19137,18 @@
           <wp:inline>
             <wp:extent cx="5334000" cy="2724118"/>
             <wp:effectExtent b="0" l="0" r="0" t="0"/>
-            <wp:docPr descr="" title="" id="84" name="Picture"/>
+            <wp:docPr descr="" title="" id="86" name="Picture"/>
             <a:graphic>
               <a:graphicData uri="http://schemas.openxmlformats.org/drawingml/2006/picture">
                 <pic:pic>
                   <pic:nvPicPr>
-                    <pic:cNvPr descr="report_figures/fig_memory.png" id="85" name="Picture"/>
+                    <pic:cNvPr descr="report_figures/fig_memory.png" id="87" name="Picture"/>
                     <pic:cNvPicPr>
                       <a:picLocks noChangeArrowheads="1" noChangeAspect="1"/>
                     </pic:cNvPicPr>
                   </pic:nvPicPr>
                   <pic:blipFill>
-                    <a:blip r:embed="rId83"/>
+                    <a:blip r:embed="rId85"/>
                     <a:stretch>
                       <a:fillRect/>
                     </a:stretch>
@@ -19220,18 +19228,18 @@
           <wp:inline>
             <wp:extent cx="5334000" cy="1869116"/>
             <wp:effectExtent b="0" l="0" r="0" t="0"/>
-            <wp:docPr descr="" title="" id="87" name="Picture"/>
+            <wp:docPr descr="" title="" id="89" name="Picture"/>
             <a:graphic>
               <a:graphicData uri="http://schemas.openxmlformats.org/drawingml/2006/picture">
                 <pic:pic>
                   <pic:nvPicPr>
-                    <pic:cNvPr descr="report_figures/fig_cpu.png" id="88" name="Picture"/>
+                    <pic:cNvPr descr="report_figures/fig_cpu.png" id="90" name="Picture"/>
                     <pic:cNvPicPr>
                       <a:picLocks noChangeArrowheads="1" noChangeAspect="1"/>
                     </pic:cNvPicPr>
                   </pic:nvPicPr>
                   <pic:blipFill>
-                    <a:blip r:embed="rId86"/>
+                    <a:blip r:embed="rId88"/>
                     <a:stretch>
                       <a:fillRect/>
                     </a:stretch>
@@ -19302,7 +19310,7 @@
         <w:t xml:space="preserve">should set one API worker per vCPU.</w:t>
       </w:r>
     </w:p>
-    <w:bookmarkStart w:id="89" w:name="resource-requirements"/>
+    <w:bookmarkStart w:id="91" w:name="resource-requirements"/>
     <w:p>
       <w:pPr>
         <w:pStyle w:val="Heading4"/>
@@ -19311,8 +19319,8 @@
         <w:t xml:space="preserve">Resource requirements</w:t>
       </w:r>
     </w:p>
-    <w:bookmarkEnd w:id="89"/>
-    <w:bookmarkStart w:id="90" w:name="operation"/>
+    <w:bookmarkEnd w:id="91"/>
+    <w:bookmarkStart w:id="92" w:name="operation"/>
     <w:p>
       <w:pPr>
         <w:pStyle w:val="Heading4"/>
@@ -20132,8 +20140,8 @@
         </w:tc>
       </w:tr>
     </w:tbl>
-    <w:bookmarkEnd w:id="90"/>
-    <w:bookmarkStart w:id="91" w:name="build"/>
+    <w:bookmarkEnd w:id="92"/>
+    <w:bookmarkStart w:id="93" w:name="build"/>
     <w:p>
       <w:pPr>
         <w:pStyle w:val="Heading4"/>
@@ -20508,8 +20516,8 @@
         <w:t xml:space="preserve">operator renting one by the hour should prefer pgeo’s.</w:t>
       </w:r>
     </w:p>
-    <w:bookmarkEnd w:id="91"/>
-    <w:bookmarkStart w:id="98" w:name="what-this-costs-on-a-shared-cpu-vps"/>
+    <w:bookmarkEnd w:id="93"/>
+    <w:bookmarkStart w:id="100" w:name="what-this-costs-on-a-shared-cpu-vps"/>
     <w:p>
       <w:pPr>
         <w:pStyle w:val="Heading4"/>
@@ -20564,7 +20572,7 @@
       <w:r>
         <w:t xml:space="preserve"> </w:t>
       </w:r>
-      <w:hyperlink r:id="rId92">
+      <w:hyperlink r:id="rId94">
         <w:r>
           <w:rPr>
             <w:rStyle w:val="Hyperlink"/>
@@ -20578,7 +20586,7 @@
       <w:r>
         <w:t xml:space="preserve"> </w:t>
       </w:r>
-      <w:hyperlink r:id="rId93">
+      <w:hyperlink r:id="rId95">
         <w:r>
           <w:rPr>
             <w:rStyle w:val="Hyperlink"/>
@@ -20592,7 +20600,7 @@
       <w:r>
         <w:t xml:space="preserve"> </w:t>
       </w:r>
-      <w:hyperlink r:id="rId94">
+      <w:hyperlink r:id="rId96">
         <w:r>
           <w:rPr>
             <w:rStyle w:val="Hyperlink"/>
@@ -20606,7 +20614,7 @@
       <w:r>
         <w:t xml:space="preserve"> </w:t>
       </w:r>
-      <w:hyperlink r:id="rId95">
+      <w:hyperlink r:id="rId97">
         <w:r>
           <w:rPr>
             <w:rStyle w:val="Hyperlink"/>
@@ -20620,7 +20628,7 @@
       <w:r>
         <w:t xml:space="preserve"> </w:t>
       </w:r>
-      <w:hyperlink r:id="rId96">
+      <w:hyperlink r:id="rId98">
         <w:r>
           <w:rPr>
             <w:rStyle w:val="Hyperlink"/>
@@ -20634,7 +20642,7 @@
       <w:r>
         <w:t xml:space="preserve"> </w:t>
       </w:r>
-      <w:hyperlink r:id="rId97">
+      <w:hyperlink r:id="rId99">
         <w:r>
           <w:rPr>
             <w:rStyle w:val="Hyperlink"/>
@@ -21705,8 +21713,8 @@
         <w:t xml:space="preserve">than one its tooling will size for you.</w:t>
       </w:r>
     </w:p>
-    <w:bookmarkEnd w:id="98"/>
-    <w:bookmarkStart w:id="99" w:name="data-volume"/>
+    <w:bookmarkEnd w:id="100"/>
+    <w:bookmarkStart w:id="101" w:name="data-volume"/>
     <w:p>
       <w:pPr>
         <w:pStyle w:val="Heading4"/>
@@ -21753,9 +21761,9 @@
         <w:t xml:space="preserve">same way, so both need more CPU per user as coverage grows.</w:t>
       </w:r>
     </w:p>
-    <w:bookmarkEnd w:id="99"/>
-    <w:bookmarkEnd w:id="100"/>
-    <w:bookmarkStart w:id="104" w:name="data-volume-1"/>
+    <w:bookmarkEnd w:id="101"/>
+    <w:bookmarkEnd w:id="102"/>
+    <w:bookmarkStart w:id="106" w:name="data-volume-1"/>
     <w:p>
       <w:pPr>
         <w:pStyle w:val="Heading3"/>
@@ -21781,18 +21789,18 @@
           <wp:inline>
             <wp:extent cx="5334000" cy="2074333"/>
             <wp:effectExtent b="0" l="0" r="0" t="0"/>
-            <wp:docPr descr="" title="" id="102" name="Picture"/>
+            <wp:docPr descr="" title="" id="104" name="Picture"/>
             <a:graphic>
               <a:graphicData uri="http://schemas.openxmlformats.org/drawingml/2006/picture">
                 <pic:pic>
                   <pic:nvPicPr>
-                    <pic:cNvPr descr="report_figures/fig_datavol.png" id="103" name="Picture"/>
+                    <pic:cNvPr descr="report_figures/fig_datavol.png" id="105" name="Picture"/>
                     <pic:cNvPicPr>
                       <a:picLocks noChangeArrowheads="1" noChangeAspect="1"/>
                     </pic:cNvPicPr>
                   </pic:nvPicPr>
                   <pic:blipFill>
-                    <a:blip r:embed="rId101"/>
+                    <a:blip r:embed="rId103"/>
                     <a:stretch>
                       <a:fillRect/>
                     </a:stretch>
@@ -22583,8 +22591,8 @@
         <w:t xml:space="preserve">means more candidates to score per query.</w:t>
       </w:r>
     </w:p>
-    <w:bookmarkEnd w:id="104"/>
-    <w:bookmarkStart w:id="108" w:name="query-types"/>
+    <w:bookmarkEnd w:id="106"/>
+    <w:bookmarkStart w:id="110" w:name="query-types"/>
     <w:p>
       <w:pPr>
         <w:pStyle w:val="Heading3"/>
@@ -22610,18 +22618,18 @@
           <wp:inline>
             <wp:extent cx="4354868" cy="2376216"/>
             <wp:effectExtent b="0" l="0" r="0" t="0"/>
-            <wp:docPr descr="" title="" id="106" name="Picture"/>
+            <wp:docPr descr="" title="" id="108" name="Picture"/>
             <a:graphic>
               <a:graphicData uri="http://schemas.openxmlformats.org/drawingml/2006/picture">
                 <pic:pic>
                   <pic:nvPicPr>
-                    <pic:cNvPr descr="report_figures/fig_qtype.png" id="107" name="Picture"/>
+                    <pic:cNvPr descr="report_figures/fig_qtype.png" id="109" name="Picture"/>
                     <pic:cNvPicPr>
                       <a:picLocks noChangeArrowheads="1" noChangeAspect="1"/>
                     </pic:cNvPicPr>
                   </pic:nvPicPr>
                   <pic:blipFill>
-                    <a:blip r:embed="rId105"/>
+                    <a:blip r:embed="rId107"/>
                     <a:stretch>
                       <a:fillRect/>
                     </a:stretch>
@@ -22680,8 +22688,8 @@
         <w:t xml:space="preserve">bought with slower responses.</w:t>
       </w:r>
     </w:p>
-    <w:bookmarkEnd w:id="108"/>
-    <w:bookmarkStart w:id="112" w:name="compatibility"/>
+    <w:bookmarkEnd w:id="110"/>
+    <w:bookmarkStart w:id="114" w:name="compatibility"/>
     <w:p>
       <w:pPr>
         <w:pStyle w:val="Heading3"/>
@@ -22707,18 +22715,18 @@
           <wp:inline>
             <wp:extent cx="4568941" cy="4868644"/>
             <wp:effectExtent b="0" l="0" r="0" t="0"/>
-            <wp:docPr descr="" title="" id="110" name="Picture"/>
+            <wp:docPr descr="" title="" id="112" name="Picture"/>
             <a:graphic>
               <a:graphicData uri="http://schemas.openxmlformats.org/drawingml/2006/picture">
                 <pic:pic>
                   <pic:nvPicPr>
-                    <pic:cNvPr descr="report_figures/fig_compat.png" id="111" name="Picture"/>
+                    <pic:cNvPr descr="report_figures/fig_compat.png" id="113" name="Picture"/>
                     <pic:cNvPicPr>
                       <a:picLocks noChangeArrowheads="1" noChangeAspect="1"/>
                     </pic:cNvPicPr>
                   </pic:nvPicPr>
                   <pic:blipFill>
-                    <a:blip r:embed="rId109"/>
+                    <a:blip r:embed="rId111"/>
                     <a:stretch>
                       <a:fillRect/>
                     </a:stretch>
@@ -25061,8 +25069,8 @@
         <w:t xml:space="preserve">still does not hold.</w:t>
       </w:r>
     </w:p>
-    <w:bookmarkEnd w:id="112"/>
-    <w:bookmarkStart w:id="115" w:name="features-in-practice"/>
+    <w:bookmarkEnd w:id="114"/>
+    <w:bookmarkStart w:id="117" w:name="features-in-practice"/>
     <w:p>
       <w:pPr>
         <w:pStyle w:val="Heading3"/>
@@ -25091,7 +25099,7 @@
         <w:t xml:space="preserve">makes of them.</w:t>
       </w:r>
     </w:p>
-    <w:bookmarkStart w:id="113" w:name="structured-addresses-for-lancer"/>
+    <w:bookmarkStart w:id="115" w:name="structured-addresses-for-lancer"/>
     <w:p>
       <w:pPr>
         <w:pStyle w:val="Heading4"/>
@@ -25180,8 +25188,8 @@
         <w:t xml:space="preserve">PostgreSQL never logs query parameters.</w:t>
       </w:r>
     </w:p>
-    <w:bookmarkEnd w:id="113"/>
-    <w:bookmarkStart w:id="114" w:name="zip4"/>
+    <w:bookmarkEnd w:id="115"/>
+    <w:bookmarkStart w:id="116" w:name="zip4"/>
     <w:p>
       <w:pPr>
         <w:pStyle w:val="Heading4"/>
@@ -25269,9 +25277,9 @@
         <w:t xml:space="preserve">one query on both engines side by side.</w:t>
       </w:r>
     </w:p>
-    <w:bookmarkEnd w:id="114"/>
-    <w:bookmarkEnd w:id="115"/>
-    <w:bookmarkStart w:id="116" w:name="parity-between-the-platforms"/>
+    <w:bookmarkEnd w:id="116"/>
+    <w:bookmarkEnd w:id="117"/>
+    <w:bookmarkStart w:id="118" w:name="parity-between-the-platforms"/>
     <w:p>
       <w:pPr>
         <w:pStyle w:val="Heading3"/>
@@ -26690,8 +26698,8 @@
         <w:t xml:space="preserve">and planet scale, none of which this deployment uses.</w:t>
       </w:r>
     </w:p>
-    <w:bookmarkEnd w:id="116"/>
-    <w:bookmarkStart w:id="117" w:name="production-validation-on-vm-120"/>
+    <w:bookmarkEnd w:id="118"/>
+    <w:bookmarkStart w:id="119" w:name="production-validation-on-vm-120"/>
     <w:p>
       <w:pPr>
         <w:pStyle w:val="Heading3"/>
@@ -27191,8 +27199,8 @@
         <w:t xml:space="preserve">per request.</w:t>
       </w:r>
     </w:p>
-    <w:bookmarkEnd w:id="117"/>
-    <w:bookmarkStart w:id="121" w:name="the-smallest-server-that-works"/>
+    <w:bookmarkEnd w:id="119"/>
+    <w:bookmarkStart w:id="123" w:name="the-smallest-server-that-works"/>
     <w:p>
       <w:pPr>
         <w:pStyle w:val="Heading3"/>
@@ -29040,7 +29048,7 @@
         <w:t xml:space="preserve">tables and the Elasticsearch heap), so the floor barely moves however little traffic it serves.</w:t>
       </w:r>
     </w:p>
-    <w:bookmarkStart w:id="118" w:name="two-kinds-of-limit"/>
+    <w:bookmarkStart w:id="120" w:name="two-kinds-of-limit"/>
     <w:p>
       <w:pPr>
         <w:pStyle w:val="Heading4"/>
@@ -29093,8 +29101,8 @@
         <w:t xml:space="preserve">properties of the software, not of the load, and no amount of tuning for three users moves them.</w:t>
       </w:r>
     </w:p>
-    <w:bookmarkEnd w:id="118"/>
-    <w:bookmarkStart w:id="119" w:name="a-floor-is-a-pair-not-a-number"/>
+    <w:bookmarkEnd w:id="120"/>
+    <w:bookmarkStart w:id="121" w:name="a-floor-is-a-pair-not-a-number"/>
     <w:p>
       <w:pPr>
         <w:pStyle w:val="Heading4"/>
@@ -29156,8 +29164,8 @@
         <w:t xml:space="preserve">would fit in less memory, and at less memory they would need more CPU to stay inside the targets.</w:t>
       </w:r>
     </w:p>
-    <w:bookmarkEnd w:id="119"/>
-    <w:bookmarkStart w:id="120" w:name="confirmation-on-real-machines"/>
+    <w:bookmarkEnd w:id="121"/>
+    <w:bookmarkStart w:id="122" w:name="confirmation-on-real-machines"/>
     <w:p>
       <w:pPr>
         <w:pStyle w:val="Heading4"/>
@@ -29475,9 +29483,9 @@
         <w:t xml:space="preserve">384 users; the floor search is what says how far that could be cut.</w:t>
       </w:r>
     </w:p>
-    <w:bookmarkEnd w:id="120"/>
-    <w:bookmarkEnd w:id="121"/>
-    <w:bookmarkStart w:id="123" w:name="security"/>
+    <w:bookmarkEnd w:id="122"/>
+    <w:bookmarkEnd w:id="123"/>
+    <w:bookmarkStart w:id="125" w:name="security"/>
     <w:p>
       <w:pPr>
         <w:pStyle w:val="Heading3"/>
@@ -29872,7 +29880,7 @@
         </w:tc>
       </w:tr>
     </w:tbl>
-    <w:bookmarkStart w:id="122" w:name="what-the-two-columns-are-really-saying"/>
+    <w:bookmarkStart w:id="124" w:name="what-the-two-columns-are-really-saying"/>
     <w:p>
       <w:pPr>
         <w:pStyle w:val="Heading4"/>
@@ -30183,10 +30191,10 @@
         <w:t xml:space="preserve">.</w:t>
       </w:r>
     </w:p>
-    <w:bookmarkEnd w:id="122"/>
-    <w:bookmarkEnd w:id="123"/>
     <w:bookmarkEnd w:id="124"/>
-    <w:bookmarkStart w:id="125" w:name="discussion"/>
+    <w:bookmarkEnd w:id="125"/>
+    <w:bookmarkEnd w:id="126"/>
+    <w:bookmarkStart w:id="127" w:name="discussion"/>
     <w:p>
       <w:pPr>
         <w:pStyle w:val="Heading2"/>
@@ -30504,8 +30512,8 @@
         <w:t xml:space="preserve">run’s restart; it was repeated with a readiness wait.</w:t>
       </w:r>
     </w:p>
-    <w:bookmarkEnd w:id="125"/>
-    <w:bookmarkStart w:id="126" w:name="conclusions"/>
+    <w:bookmarkEnd w:id="127"/>
+    <w:bookmarkStart w:id="128" w:name="conclusions"/>
     <w:p>
       <w:pPr>
         <w:pStyle w:val="Heading2"/>
@@ -30970,8 +30978,8 @@
         <w:t xml:space="preserve">above are what the deployed service does, not what a benchmark suggested it might.</w:t>
       </w:r>
     </w:p>
-    <w:bookmarkEnd w:id="126"/>
-    <w:bookmarkStart w:id="128" w:name="future-work"/>
+    <w:bookmarkEnd w:id="128"/>
+    <w:bookmarkStart w:id="130" w:name="future-work"/>
     <w:p>
       <w:pPr>
         <w:pStyle w:val="Heading2"/>
@@ -31812,7 +31820,7 @@
         </w:tc>
       </w:tr>
     </w:tbl>
-    <w:bookmarkStart w:id="127" w:name="Xd7589f6e21c5c24ca51fa0a4225006449c3c93a"/>
+    <w:bookmarkStart w:id="129" w:name="Xd7589f6e21c5c24ca51fa0a4225006449c3c93a"/>
     <w:p>
       <w:pPr>
         <w:pStyle w:val="Heading3"/>
@@ -32123,9 +32131,9 @@
         <w:t xml:space="preserve">worth doing before autocomplete speed and authorization.</w:t>
       </w:r>
     </w:p>
-    <w:bookmarkEnd w:id="127"/>
-    <w:bookmarkEnd w:id="128"/>
-    <w:bookmarkStart w:id="134" w:name="questions-and-answers"/>
+    <w:bookmarkEnd w:id="129"/>
+    <w:bookmarkEnd w:id="130"/>
+    <w:bookmarkStart w:id="136" w:name="questions-and-answers"/>
     <w:p>
       <w:pPr>
         <w:pStyle w:val="Heading2"/>
@@ -32148,7 +32156,7 @@
         <w:t xml:space="preserve">possible and with a clear statement of what was not tested where it was not.</w:t>
       </w:r>
     </w:p>
-    <w:bookmarkStart w:id="129" w:name="Xce4ec8be597c8085ea4a340481823da9121d506"/>
+    <w:bookmarkStart w:id="131" w:name="Xce4ec8be597c8085ea4a340481823da9121d506"/>
     <w:p>
       <w:pPr>
         <w:pStyle w:val="Heading3"/>
@@ -32960,8 +32968,8 @@
         <w:t xml:space="preserve">the same gate that protects every other tuning step would decide it.</w:t>
       </w:r>
     </w:p>
-    <w:bookmarkEnd w:id="129"/>
-    <w:bookmarkStart w:id="130" w:name="Xc916698539a2cb6e0964548169ced65c0e9da3f"/>
+    <w:bookmarkEnd w:id="131"/>
+    <w:bookmarkStart w:id="132" w:name="Xc916698539a2cb6e0964548169ced65c0e9da3f"/>
     <w:p>
       <w:pPr>
         <w:pStyle w:val="Heading3"/>
@@ -33210,8 +33218,8 @@
         <w:t xml:space="preserve">signature change.</w:t>
       </w:r>
     </w:p>
-    <w:bookmarkEnd w:id="130"/>
-    <w:bookmarkStart w:id="131" w:name="Xee5317d656777e3bf85d0f48377ac35c3fa2b97"/>
+    <w:bookmarkEnd w:id="132"/>
+    <w:bookmarkStart w:id="133" w:name="Xee5317d656777e3bf85d0f48377ac35c3fa2b97"/>
     <w:p>
       <w:pPr>
         <w:pStyle w:val="Heading3"/>
@@ -33471,8 +33479,8 @@
         <w:t xml:space="preserve">single most useful piece of automation left.</w:t>
       </w:r>
     </w:p>
-    <w:bookmarkEnd w:id="131"/>
-    <w:bookmarkStart w:id="132" w:name="Xf693c617f9e5d01e2ab0338954e7797b000dff6"/>
+    <w:bookmarkEnd w:id="133"/>
+    <w:bookmarkStart w:id="134" w:name="Xf693c617f9e5d01e2ab0338954e7797b000dff6"/>
     <w:p>
       <w:pPr>
         <w:pStyle w:val="Heading3"/>
@@ -33709,8 +33717,8 @@
         <w:t xml:space="preserve">half-day of work and is listed in Section 6.</w:t>
       </w:r>
     </w:p>
-    <w:bookmarkEnd w:id="132"/>
-    <w:bookmarkStart w:id="133" w:name="X558cf9b35e3c74d9435954e68079e6fa9e74b5d"/>
+    <w:bookmarkEnd w:id="134"/>
+    <w:bookmarkStart w:id="135" w:name="X558cf9b35e3c74d9435954e68079e6fa9e74b5d"/>
     <w:p>
       <w:pPr>
         <w:pStyle w:val="Heading3"/>
@@ -33821,9 +33829,9 @@
         <w:t xml:space="preserve">and it is the natural follow-on to the capacity results.</w:t>
       </w:r>
     </w:p>
-    <w:bookmarkEnd w:id="133"/>
-    <w:bookmarkEnd w:id="134"/>
-    <w:bookmarkStart w:id="135" w:name="references"/>
+    <w:bookmarkEnd w:id="135"/>
+    <w:bookmarkEnd w:id="136"/>
+    <w:bookmarkStart w:id="137" w:name="references"/>
     <w:p>
       <w:pPr>
         <w:pStyle w:val="Heading2"/>
@@ -34104,8 +34112,8 @@
         <w:t xml:space="preserve">United States Postal Service, ZIP+4 product and licence terms. https://postalpro.usps.com/address-quality/zip4</w:t>
       </w:r>
     </w:p>
-    <w:bookmarkEnd w:id="135"/>
-    <w:bookmarkStart w:id="136" w:name="appendix-a.-reproducing-this-study"/>
+    <w:bookmarkEnd w:id="137"/>
+    <w:bookmarkStart w:id="138" w:name="appendix-a.-reproducing-this-study"/>
     <w:p>
       <w:pPr>
         <w:pStyle w:val="Heading2"/>
@@ -34542,8 +34550,8 @@
         <w:t xml:space="preserve">system reproduces the results in this report.</w:t>
       </w:r>
     </w:p>
-    <w:bookmarkEnd w:id="136"/>
-    <w:bookmarkStart w:id="137" w:name="Xec1f0b5e3ec847d05266a8fcbbb09145d5aebe4"/>
+    <w:bookmarkEnd w:id="138"/>
+    <w:bookmarkStart w:id="139" w:name="Xec1f0b5e3ec847d05266a8fcbbb09145d5aebe4"/>
     <w:p>
       <w:pPr>
         <w:pStyle w:val="Heading2"/>
@@ -35587,8 +35595,8 @@
         </w:tc>
       </w:tr>
     </w:tbl>
-    <w:bookmarkEnd w:id="137"/>
-    <w:bookmarkStart w:id="138" w:name="appendix-c.-pgeo-storage"/>
+    <w:bookmarkEnd w:id="139"/>
+    <w:bookmarkStart w:id="140" w:name="appendix-c.-pgeo-storage"/>
     <w:p>
       <w:pPr>
         <w:pStyle w:val="Heading2"/>
@@ -36213,7 +36221,7 @@
         </w:tc>
       </w:tr>
     </w:tbl>
-    <w:bookmarkEnd w:id="138"/>
+    <w:bookmarkEnd w:id="140"/>
     <w:sectPr>
       <w:footnotePr>
         <w:numRestart w:val="eachSect"/>
@@ -36664,6 +36672,10 @@
     <w:pPr>
       <w:spacing w:after="36" w:before="36"/>
     </w:pPr>
+    <w:rPr>
+      <w:sz w:val="18"/>
+      <w:szCs w:val="18"/>
+    </w:rPr>
   </w:style>
   <w:style w:styleId="Title" w:type="paragraph">
     <w:name w:val="Title"/>
@@ -37183,6 +37195,10 @@
         <w:vAlign w:val="bottom"/>
       </w:tcPr>
     </w:tblStylePr>
+    <w:rPr>
+      <w:sz w:val="18"/>
+      <w:szCs w:val="18"/>
+    </w:rPr>
   </w:style>
   <w:style w:customStyle="1" w:styleId="DefinitionTerm" w:type="paragraph">
     <w:name w:val="Definition Term"/>

--- a/docs/REPORT.docx
+++ b/docs/REPORT.docx
@@ -10309,7 +10309,7 @@
     <w:bookmarkEnd w:id="44"/>
     <w:bookmarkEnd w:id="45"/>
     <w:bookmarkEnd w:id="46"/>
-    <w:bookmarkStart w:id="126" w:name="results"/>
+    <w:bookmarkStart w:id="127" w:name="results"/>
     <w:p>
       <w:pPr>
         <w:pStyle w:val="Heading2"/>
@@ -21740,30 +21740,36 @@
         <w:t xml:space="preserve"> </w:t>
       </w:r>
       <w:r>
-        <w:t xml:space="preserve">the same sources to 654 MB; capacity against data volume was not measured for pgeo (Next steps).</w:t>
-      </w:r>
-      <w:r>
-        <w:t xml:space="preserve"> </w:t>
-      </w:r>
-      <w:r>
-        <w:t xml:space="preserve">Doubling the data (for example adding New Hampshire) roughly doubles both stores; for Pelias the</w:t>
-      </w:r>
-      <w:r>
-        <w:t xml:space="preserve"> </w:t>
-      </w:r>
-      <w:r>
-        <w:t xml:space="preserve">extra venues and names cost capacity per query, and for pgeo the trigram candidate sets grow in the</w:t>
-      </w:r>
-      <w:r>
-        <w:t xml:space="preserve"> </w:t>
-      </w:r>
-      <w:r>
-        <w:t xml:space="preserve">same way, so both need more CPU per user as coverage grows.</w:t>
+        <w:t xml:space="preserve">the same sources to 654 MB, and its capacity falls from 192 users to</w:t>
+      </w:r>
+      <w:r>
+        <w:t xml:space="preserve"> </w:t>
+      </w:r>
+      <w:r>
+        <w:t xml:space="preserve">48 across the same subsets (Section 3.6.1) – a four-fold loss where Pelias loses</w:t>
+      </w:r>
+      <w:r>
+        <w:t xml:space="preserve"> </w:t>
+      </w:r>
+      <w:r>
+        <w:t xml:space="preserve">two. Doubling the data (for example adding New Hampshire) roughly doubles both stores, but not the</w:t>
+      </w:r>
+      <w:r>
+        <w:t xml:space="preserve"> </w:t>
+      </w:r>
+      <w:r>
+        <w:t xml:space="preserve">cost per query: what both engines pay for is the number of names a text query can plausibly match,</w:t>
+      </w:r>
+      <w:r>
+        <w:t xml:space="preserve"> </w:t>
+      </w:r>
+      <w:r>
+        <w:t xml:space="preserve">and pgeo pays about twice as much per name as Pelias does.</w:t>
       </w:r>
     </w:p>
     <w:bookmarkEnd w:id="101"/>
     <w:bookmarkEnd w:id="102"/>
-    <w:bookmarkStart w:id="106" w:name="data-volume-1"/>
+    <w:bookmarkStart w:id="107" w:name="data-volume-1"/>
     <w:p>
       <w:pPr>
         <w:pStyle w:val="Heading3"/>
@@ -22565,6 +22571,681 @@
         </w:tc>
       </w:tr>
     </w:tbl>
+    <w:bookmarkStart w:id="106" w:name="the-same-curve-for-pgeo"/>
+    <w:p>
+      <w:pPr>
+        <w:pStyle w:val="Heading4"/>
+      </w:pPr>
+      <w:r>
+        <w:t xml:space="preserve">3.6.1 The same curve for pgeo</w:t>
+      </w:r>
+    </w:p>
+    <w:p>
+      <w:pPr>
+        <w:pStyle w:val="FirstParagraph"/>
+      </w:pPr>
+      <w:r>
+        <w:t xml:space="preserve">Pelias’s curve alone cannot answer the question a reader actually has, which is whether pgeo’s</w:t>
+      </w:r>
+      <w:r>
+        <w:t xml:space="preserve"> </w:t>
+      </w:r>
+      <w:r>
+        <w:t xml:space="preserve">advantage survives more data. So pgeo was rebuilt from each of the same subsets – the definitions</w:t>
+      </w:r>
+      <w:r>
+        <w:t xml:space="preserve"> </w:t>
+      </w:r>
+      <w:r>
+        <w:t xml:space="preserve">are imported from the Pelias harness rather than restated, so the two curves are comparable by</w:t>
+      </w:r>
+      <w:r>
+        <w:t xml:space="preserve"> </w:t>
+      </w:r>
+      <w:r>
+        <w:t xml:space="preserve">construction – and ramped at a fixed 2 vCPU configuration.</w:t>
+      </w:r>
+    </w:p>
+    <w:p>
+      <w:pPr>
+        <w:pStyle w:val="BodyText"/>
+      </w:pPr>
+      <w:r>
+        <w:rPr>
+          <w:b/>
+          <w:bCs/>
+        </w:rPr>
+        <w:t xml:space="preserve">Table 31. pgeo capacity against data volume, beside Pelias at the same CPU size for the same subsets.</w:t>
+      </w:r>
+      <w:r>
+        <w:t xml:space="preserve"> </w:t>
+      </w:r>
+      <w:r>
+        <w:t xml:space="preserve">pgeo loses four times its capacity across the range where Pelias loses two.</w:t>
+      </w:r>
+    </w:p>
+    <w:tbl>
+      <w:tblPr>
+        <w:tblStyle w:val="Table"/>
+        <w:tblW w:type="pct" w:w="5000"/>
+        <w:tblLayout w:type="fixed"/>
+        <w:tblLook w:firstRow="1" w:lastRow="0" w:firstColumn="0" w:lastColumn="0" w:noHBand="0" w:noVBand="0" w:val="0020"/>
+      </w:tblPr>
+      <w:tblGrid>
+        <w:gridCol w:w="1320"/>
+        <w:gridCol w:w="1320"/>
+        <w:gridCol w:w="1320"/>
+        <w:gridCol w:w="1320"/>
+        <w:gridCol w:w="1320"/>
+        <w:gridCol w:w="1320"/>
+      </w:tblGrid>
+      <w:tr>
+        <w:trPr>
+          <w:tblHeader w:val="on"/>
+        </w:trPr>
+        <w:tc>
+          <w:tcPr/>
+          <w:p>
+            <w:pPr>
+              <w:pStyle w:val="Compact"/>
+              <w:jc w:val="left"/>
+            </w:pPr>
+            <w:r>
+              <w:t xml:space="preserve">Dataset</w:t>
+            </w:r>
+          </w:p>
+        </w:tc>
+        <w:tc>
+          <w:tcPr/>
+          <w:p>
+            <w:pPr>
+              <w:pStyle w:val="Compact"/>
+              <w:jc w:val="left"/>
+            </w:pPr>
+            <w:r>
+              <w:t xml:space="preserve">Sources</w:t>
+            </w:r>
+          </w:p>
+        </w:tc>
+        <w:tc>
+          <w:tcPr/>
+          <w:p>
+            <w:pPr>
+              <w:pStyle w:val="Compact"/>
+              <w:jc w:val="right"/>
+            </w:pPr>
+            <w:r>
+              <w:t xml:space="preserve">pgeo features</w:t>
+            </w:r>
+          </w:p>
+        </w:tc>
+        <w:tc>
+          <w:tcPr/>
+          <w:p>
+            <w:pPr>
+              <w:pStyle w:val="Compact"/>
+              <w:jc w:val="right"/>
+            </w:pPr>
+            <w:r>
+              <w:t xml:space="preserve">pgeo users</w:t>
+            </w:r>
+          </w:p>
+        </w:tc>
+        <w:tc>
+          <w:tcPr/>
+          <w:p>
+            <w:pPr>
+              <w:pStyle w:val="Compact"/>
+              <w:jc w:val="right"/>
+            </w:pPr>
+            <w:r>
+              <w:t xml:space="preserve">Pelias users</w:t>
+            </w:r>
+          </w:p>
+        </w:tc>
+        <w:tc>
+          <w:tcPr/>
+          <w:p>
+            <w:pPr>
+              <w:pStyle w:val="Compact"/>
+              <w:jc w:val="right"/>
+            </w:pPr>
+            <w:r>
+              <w:t xml:space="preserve">Pelias / pgeo</w:t>
+            </w:r>
+          </w:p>
+        </w:tc>
+      </w:tr>
+      <w:tr>
+        <w:tc>
+          <w:tcPr/>
+          <w:p>
+            <w:pPr>
+              <w:pStyle w:val="Compact"/>
+              <w:jc w:val="left"/>
+            </w:pPr>
+            <w:r>
+              <w:t xml:space="preserve">D1</w:t>
+            </w:r>
+          </w:p>
+        </w:tc>
+        <w:tc>
+          <w:tcPr/>
+          <w:p>
+            <w:pPr>
+              <w:pStyle w:val="Compact"/>
+              <w:jc w:val="left"/>
+            </w:pPr>
+            <w:r>
+              <w:t xml:space="preserve">whosonfirst</w:t>
+            </w:r>
+          </w:p>
+        </w:tc>
+        <w:tc>
+          <w:tcPr/>
+          <w:p>
+            <w:pPr>
+              <w:pStyle w:val="Compact"/>
+              <w:jc w:val="right"/>
+            </w:pPr>
+            <w:r>
+              <w:t xml:space="preserve">3,289</w:t>
+            </w:r>
+          </w:p>
+        </w:tc>
+        <w:tc>
+          <w:tcPr/>
+          <w:p>
+            <w:pPr>
+              <w:pStyle w:val="Compact"/>
+              <w:jc w:val="right"/>
+            </w:pPr>
+            <w:r>
+              <w:t xml:space="preserve">192</w:t>
+            </w:r>
+          </w:p>
+        </w:tc>
+        <w:tc>
+          <w:tcPr/>
+          <w:p>
+            <w:pPr>
+              <w:pStyle w:val="Compact"/>
+              <w:jc w:val="right"/>
+            </w:pPr>
+            <w:r>
+              <w:t xml:space="preserve">384</w:t>
+            </w:r>
+          </w:p>
+        </w:tc>
+        <w:tc>
+          <w:tcPr/>
+          <w:p>
+            <w:pPr>
+              <w:pStyle w:val="Compact"/>
+              <w:jc w:val="right"/>
+            </w:pPr>
+            <w:r>
+              <w:t xml:space="preserve">2.0x</w:t>
+            </w:r>
+          </w:p>
+        </w:tc>
+      </w:tr>
+      <w:tr>
+        <w:tc>
+          <w:tcPr/>
+          <w:p>
+            <w:pPr>
+              <w:pStyle w:val="Compact"/>
+              <w:jc w:val="left"/>
+            </w:pPr>
+            <w:r>
+              <w:t xml:space="preserve">D2</w:t>
+            </w:r>
+          </w:p>
+        </w:tc>
+        <w:tc>
+          <w:tcPr/>
+          <w:p>
+            <w:pPr>
+              <w:pStyle w:val="Compact"/>
+              <w:jc w:val="left"/>
+            </w:pPr>
+            <w:r>
+              <w:t xml:space="preserve">whosonfirst, openaddresses</w:t>
+            </w:r>
+          </w:p>
+        </w:tc>
+        <w:tc>
+          <w:tcPr/>
+          <w:p>
+            <w:pPr>
+              <w:pStyle w:val="Compact"/>
+              <w:jc w:val="right"/>
+            </w:pPr>
+            <w:r>
+              <w:t xml:space="preserve">680,518</w:t>
+            </w:r>
+          </w:p>
+        </w:tc>
+        <w:tc>
+          <w:tcPr/>
+          <w:p>
+            <w:pPr>
+              <w:pStyle w:val="Compact"/>
+              <w:jc w:val="right"/>
+            </w:pPr>
+            <w:r>
+              <w:t xml:space="preserve">128</w:t>
+            </w:r>
+          </w:p>
+        </w:tc>
+        <w:tc>
+          <w:tcPr/>
+          <w:p>
+            <w:pPr>
+              <w:pStyle w:val="Compact"/>
+              <w:jc w:val="right"/>
+            </w:pPr>
+            <w:r>
+              <w:t xml:space="preserve">384</w:t>
+            </w:r>
+          </w:p>
+        </w:tc>
+        <w:tc>
+          <w:tcPr/>
+          <w:p>
+            <w:pPr>
+              <w:pStyle w:val="Compact"/>
+              <w:jc w:val="right"/>
+            </w:pPr>
+            <w:r>
+              <w:t xml:space="preserve">3.0x</w:t>
+            </w:r>
+          </w:p>
+        </w:tc>
+      </w:tr>
+      <w:tr>
+        <w:tc>
+          <w:tcPr/>
+          <w:p>
+            <w:pPr>
+              <w:pStyle w:val="Compact"/>
+              <w:jc w:val="left"/>
+            </w:pPr>
+            <w:r>
+              <w:t xml:space="preserve">D3</w:t>
+            </w:r>
+          </w:p>
+        </w:tc>
+        <w:tc>
+          <w:tcPr/>
+          <w:p>
+            <w:pPr>
+              <w:pStyle w:val="Compact"/>
+              <w:jc w:val="left"/>
+            </w:pPr>
+            <w:r>
+              <w:t xml:space="preserve">whosonfirst, openaddresses, openstreetmap</w:t>
+            </w:r>
+          </w:p>
+        </w:tc>
+        <w:tc>
+          <w:tcPr/>
+          <w:p>
+            <w:pPr>
+              <w:pStyle w:val="Compact"/>
+              <w:jc w:val="right"/>
+            </w:pPr>
+            <w:r>
+              <w:t xml:space="preserve">808,989</w:t>
+            </w:r>
+          </w:p>
+        </w:tc>
+        <w:tc>
+          <w:tcPr/>
+          <w:p>
+            <w:pPr>
+              <w:pStyle w:val="Compact"/>
+              <w:jc w:val="right"/>
+            </w:pPr>
+            <w:r>
+              <w:t xml:space="preserve">64</w:t>
+            </w:r>
+          </w:p>
+        </w:tc>
+        <w:tc>
+          <w:tcPr/>
+          <w:p>
+            <w:pPr>
+              <w:pStyle w:val="Compact"/>
+              <w:jc w:val="right"/>
+            </w:pPr>
+            <w:r>
+              <w:t xml:space="preserve">256</w:t>
+            </w:r>
+          </w:p>
+        </w:tc>
+        <w:tc>
+          <w:tcPr/>
+          <w:p>
+            <w:pPr>
+              <w:pStyle w:val="Compact"/>
+              <w:jc w:val="right"/>
+            </w:pPr>
+            <w:r>
+              <w:t xml:space="preserve">4.0x</w:t>
+            </w:r>
+          </w:p>
+        </w:tc>
+      </w:tr>
+      <w:tr>
+        <w:tc>
+          <w:tcPr/>
+          <w:p>
+            <w:pPr>
+              <w:pStyle w:val="Compact"/>
+              <w:jc w:val="left"/>
+            </w:pPr>
+            <w:r>
+              <w:t xml:space="preserve">D4</w:t>
+            </w:r>
+          </w:p>
+        </w:tc>
+        <w:tc>
+          <w:tcPr/>
+          <w:p>
+            <w:pPr>
+              <w:pStyle w:val="Compact"/>
+              <w:jc w:val="left"/>
+            </w:pPr>
+            <w:r>
+              <w:t xml:space="preserve">whosonfirst, openaddresses, openstreetmap, gnis, zcta</w:t>
+            </w:r>
+          </w:p>
+        </w:tc>
+        <w:tc>
+          <w:tcPr/>
+          <w:p>
+            <w:pPr>
+              <w:pStyle w:val="Compact"/>
+              <w:jc w:val="right"/>
+            </w:pPr>
+            <w:r>
+              <w:t xml:space="preserve">829,519</w:t>
+            </w:r>
+          </w:p>
+        </w:tc>
+        <w:tc>
+          <w:tcPr/>
+          <w:p>
+            <w:pPr>
+              <w:pStyle w:val="Compact"/>
+              <w:jc w:val="right"/>
+            </w:pPr>
+            <w:r>
+              <w:t xml:space="preserve">64</w:t>
+            </w:r>
+          </w:p>
+        </w:tc>
+        <w:tc>
+          <w:tcPr/>
+          <w:p>
+            <w:pPr>
+              <w:pStyle w:val="Compact"/>
+              <w:jc w:val="right"/>
+            </w:pPr>
+            <w:r>
+              <w:t xml:space="preserve">256</w:t>
+            </w:r>
+          </w:p>
+        </w:tc>
+        <w:tc>
+          <w:tcPr/>
+          <w:p>
+            <w:pPr>
+              <w:pStyle w:val="Compact"/>
+              <w:jc w:val="right"/>
+            </w:pPr>
+            <w:r>
+              <w:t xml:space="preserve">4.0x</w:t>
+            </w:r>
+          </w:p>
+        </w:tc>
+      </w:tr>
+      <w:tr>
+        <w:tc>
+          <w:tcPr/>
+          <w:p>
+            <w:pPr>
+              <w:pStyle w:val="Compact"/>
+              <w:jc w:val="left"/>
+            </w:pPr>
+            <w:r>
+              <w:t xml:space="preserve">D5</w:t>
+            </w:r>
+          </w:p>
+        </w:tc>
+        <w:tc>
+          <w:tcPr/>
+          <w:p>
+            <w:pPr>
+              <w:pStyle w:val="Compact"/>
+              <w:jc w:val="left"/>
+            </w:pPr>
+            <w:r>
+              <w:t xml:space="preserve">whosonfirst, openaddresses, openstreetmap, gnis, zcta, overture</w:t>
+            </w:r>
+          </w:p>
+        </w:tc>
+        <w:tc>
+          <w:tcPr/>
+          <w:p>
+            <w:pPr>
+              <w:pStyle w:val="Compact"/>
+              <w:jc w:val="right"/>
+            </w:pPr>
+            <w:r>
+              <w:t xml:space="preserve">906,101</w:t>
+            </w:r>
+          </w:p>
+        </w:tc>
+        <w:tc>
+          <w:tcPr/>
+          <w:p>
+            <w:pPr>
+              <w:pStyle w:val="Compact"/>
+              <w:jc w:val="right"/>
+            </w:pPr>
+            <w:r>
+              <w:t xml:space="preserve">48</w:t>
+            </w:r>
+          </w:p>
+        </w:tc>
+        <w:tc>
+          <w:tcPr/>
+          <w:p>
+            <w:pPr>
+              <w:pStyle w:val="Compact"/>
+              <w:jc w:val="right"/>
+            </w:pPr>
+            <w:r>
+              <w:t xml:space="preserve">192</w:t>
+            </w:r>
+          </w:p>
+        </w:tc>
+        <w:tc>
+          <w:tcPr/>
+          <w:p>
+            <w:pPr>
+              <w:pStyle w:val="Compact"/>
+              <w:jc w:val="right"/>
+            </w:pPr>
+            <w:r>
+              <w:t xml:space="preserve">4.0x</w:t>
+            </w:r>
+          </w:p>
+        </w:tc>
+      </w:tr>
+    </w:tbl>
+    <w:p>
+      <w:pPr>
+        <w:pStyle w:val="BodyText"/>
+      </w:pPr>
+      <w:r>
+        <w:t xml:space="preserve">Three things follow, and the first is not comfortable for pgeo.</w:t>
+      </w:r>
+    </w:p>
+    <w:p>
+      <w:pPr>
+        <w:pStyle w:val="BodyText"/>
+      </w:pPr>
+      <w:r>
+        <w:rPr>
+          <w:b/>
+          <w:bCs/>
+        </w:rPr>
+        <w:t xml:space="preserve">pgeo is about twice as sensitive to data volume as Pelias.</w:t>
+      </w:r>
+      <w:r>
+        <w:t xml:space="preserve"> </w:t>
+      </w:r>
+      <w:r>
+        <w:t xml:space="preserve">Across the full range its capacity</w:t>
+      </w:r>
+      <w:r>
+        <w:t xml:space="preserve"> </w:t>
+      </w:r>
+      <w:r>
+        <w:t xml:space="preserve">falls four-fold, from 192 users to 48, where Pelias falls two-fold,</w:t>
+      </w:r>
+      <w:r>
+        <w:t xml:space="preserve"> </w:t>
+      </w:r>
+      <w:r>
+        <w:t xml:space="preserve">from 384 to 192. That is the expected consequence of the architecture:</w:t>
+      </w:r>
+      <w:r>
+        <w:t xml:space="preserve"> </w:t>
+      </w:r>
+      <w:r>
+        <w:t xml:space="preserve">trigram similarity has to score a candidate set that grows with the number of names in the</w:t>
+      </w:r>
+      <w:r>
+        <w:t xml:space="preserve"> </w:t>
+      </w:r>
+      <w:r>
+        <w:t xml:space="preserve">database, while Elasticsearch answers from an index whose lookup cost barely moves. Anyone</w:t>
+      </w:r>
+      <w:r>
+        <w:t xml:space="preserve"> </w:t>
+      </w:r>
+      <w:r>
+        <w:t xml:space="preserve">extrapolating this study to a much larger region should assume pgeo pays more for the extra data</w:t>
+      </w:r>
+      <w:r>
+        <w:t xml:space="preserve"> </w:t>
+      </w:r>
+      <w:r>
+        <w:t xml:space="preserve">than Pelias does.</w:t>
+      </w:r>
+    </w:p>
+    <w:p>
+      <w:pPr>
+        <w:pStyle w:val="BodyText"/>
+      </w:pPr>
+      <w:r>
+        <w:rPr>
+          <w:b/>
+          <w:bCs/>
+        </w:rPr>
+        <w:t xml:space="preserve">But the ratio between them stops widening.</w:t>
+      </w:r>
+      <w:r>
+        <w:t xml:space="preserve"> </w:t>
+      </w:r>
+      <w:r>
+        <w:t xml:space="preserve">It climbs from 4 to four as</w:t>
+      </w:r>
+      <w:r>
+        <w:t xml:space="preserve"> </w:t>
+      </w:r>
+      <w:r>
+        <w:t xml:space="preserve">OpenStreetMap arrives and then holds at four for D3, D4 and D5. The gap is not growing without</w:t>
+      </w:r>
+      <w:r>
+        <w:t xml:space="preserve"> </w:t>
+      </w:r>
+      <w:r>
+        <w:t xml:space="preserve">bound as data is added; it settles, which is a materially different prospect from a trend that</w:t>
+      </w:r>
+      <w:r>
+        <w:t xml:space="preserve"> </w:t>
+      </w:r>
+      <w:r>
+        <w:t xml:space="preserve">keeps getting worse.</w:t>
+      </w:r>
+    </w:p>
+    <w:p>
+      <w:pPr>
+        <w:pStyle w:val="BodyText"/>
+      </w:pPr>
+      <w:r>
+        <w:rPr>
+          <w:b/>
+          <w:bCs/>
+        </w:rPr>
+        <w:t xml:space="preserve">Neither engine cares about records it cannot match.</w:t>
+      </w:r>
+      <w:r>
+        <w:t xml:space="preserve"> </w:t>
+      </w:r>
+      <w:r>
+        <w:t xml:space="preserve">D4 adds GNIS and ZCTA – about 20,500</w:t>
+      </w:r>
+      <w:r>
+        <w:t xml:space="preserve"> </w:t>
+      </w:r>
+      <w:r>
+        <w:t xml:space="preserve">records – and costs pgeo nothing at all, exactly as those sources cost Pelias nothing. What both</w:t>
+      </w:r>
+      <w:r>
+        <w:t xml:space="preserve"> </w:t>
+      </w:r>
+      <w:r>
+        <w:t xml:space="preserve">engines pay for is</w:t>
+      </w:r>
+      <w:r>
+        <w:t xml:space="preserve"> </w:t>
+      </w:r>
+      <w:r>
+        <w:rPr>
+          <w:i/>
+          <w:iCs/>
+        </w:rPr>
+        <w:t xml:space="preserve">matchable names</w:t>
+      </w:r>
+      <w:r>
+        <w:t xml:space="preserve">: OpenStreetMap’s streets and venues halve pgeo’s capacity and</w:t>
+      </w:r>
+      <w:r>
+        <w:t xml:space="preserve"> </w:t>
+      </w:r>
+      <w:r>
+        <w:t xml:space="preserve">cost Pelias a ramp step, while three quarters of a million address points do comparatively little.</w:t>
+      </w:r>
+      <w:r>
+        <w:t xml:space="preserve"> </w:t>
+      </w:r>
+      <w:r>
+        <w:t xml:space="preserve">A second state should therefore be judged by the names it brings, not by its gigabytes – the same</w:t>
+      </w:r>
+      <w:r>
+        <w:t xml:space="preserve"> </w:t>
+      </w:r>
+      <w:r>
+        <w:t xml:space="preserve">conclusion the Pelias curve reached, now confirmed on both engines.</w:t>
+      </w:r>
+    </w:p>
     <w:p>
       <w:pPr>
         <w:pStyle w:val="BodyText"/>
@@ -22592,7 +23273,8 @@
       </w:r>
     </w:p>
     <w:bookmarkEnd w:id="106"/>
-    <w:bookmarkStart w:id="110" w:name="query-types"/>
+    <w:bookmarkEnd w:id="107"/>
+    <w:bookmarkStart w:id="111" w:name="query-types"/>
     <w:p>
       <w:pPr>
         <w:pStyle w:val="Heading3"/>
@@ -22618,18 +23300,18 @@
           <wp:inline>
             <wp:extent cx="4354868" cy="2376216"/>
             <wp:effectExtent b="0" l="0" r="0" t="0"/>
-            <wp:docPr descr="" title="" id="108" name="Picture"/>
+            <wp:docPr descr="" title="" id="109" name="Picture"/>
             <a:graphic>
               <a:graphicData uri="http://schemas.openxmlformats.org/drawingml/2006/picture">
                 <pic:pic>
                   <pic:nvPicPr>
-                    <pic:cNvPr descr="report_figures/fig_qtype.png" id="109" name="Picture"/>
+                    <pic:cNvPr descr="report_figures/fig_qtype.png" id="110" name="Picture"/>
                     <pic:cNvPicPr>
                       <a:picLocks noChangeArrowheads="1" noChangeAspect="1"/>
                     </pic:cNvPicPr>
                   </pic:nvPicPr>
                   <pic:blipFill>
-                    <a:blip r:embed="rId107"/>
+                    <a:blip r:embed="rId108"/>
                     <a:stretch>
                       <a:fillRect/>
                     </a:stretch>
@@ -22688,8 +23370,8 @@
         <w:t xml:space="preserve">bought with slower responses.</w:t>
       </w:r>
     </w:p>
-    <w:bookmarkEnd w:id="110"/>
-    <w:bookmarkStart w:id="114" w:name="compatibility"/>
+    <w:bookmarkEnd w:id="111"/>
+    <w:bookmarkStart w:id="115" w:name="compatibility"/>
     <w:p>
       <w:pPr>
         <w:pStyle w:val="Heading3"/>
@@ -22715,18 +23397,18 @@
           <wp:inline>
             <wp:extent cx="4568941" cy="4868644"/>
             <wp:effectExtent b="0" l="0" r="0" t="0"/>
-            <wp:docPr descr="" title="" id="112" name="Picture"/>
+            <wp:docPr descr="" title="" id="113" name="Picture"/>
             <a:graphic>
               <a:graphicData uri="http://schemas.openxmlformats.org/drawingml/2006/picture">
                 <pic:pic>
                   <pic:nvPicPr>
-                    <pic:cNvPr descr="report_figures/fig_compat.png" id="113" name="Picture"/>
+                    <pic:cNvPr descr="report_figures/fig_compat.png" id="114" name="Picture"/>
                     <pic:cNvPicPr>
                       <a:picLocks noChangeArrowheads="1" noChangeAspect="1"/>
                     </pic:cNvPicPr>
                   </pic:nvPicPr>
                   <pic:blipFill>
-                    <a:blip r:embed="rId111"/>
+                    <a:blip r:embed="rId112"/>
                     <a:stretch>
                       <a:fillRect/>
                     </a:stretch>
@@ -22800,7 +23482,7 @@
           <w:b/>
           <w:bCs/>
         </w:rPr>
-        <w:t xml:space="preserve">Table 31. Compatibility contract cases.</w:t>
+        <w:t xml:space="preserve">Table 32. Compatibility contract cases.</w:t>
       </w:r>
     </w:p>
     <w:tbl>
@@ -25069,8 +25751,8 @@
         <w:t xml:space="preserve">still does not hold.</w:t>
       </w:r>
     </w:p>
-    <w:bookmarkEnd w:id="114"/>
-    <w:bookmarkStart w:id="117" w:name="features-in-practice"/>
+    <w:bookmarkEnd w:id="115"/>
+    <w:bookmarkStart w:id="118" w:name="features-in-practice"/>
     <w:p>
       <w:pPr>
         <w:pStyle w:val="Heading3"/>
@@ -25099,7 +25781,7 @@
         <w:t xml:space="preserve">makes of them.</w:t>
       </w:r>
     </w:p>
-    <w:bookmarkStart w:id="115" w:name="structured-addresses-for-lancer"/>
+    <w:bookmarkStart w:id="116" w:name="structured-addresses-for-lancer"/>
     <w:p>
       <w:pPr>
         <w:pStyle w:val="Heading4"/>
@@ -25188,8 +25870,8 @@
         <w:t xml:space="preserve">PostgreSQL never logs query parameters.</w:t>
       </w:r>
     </w:p>
-    <w:bookmarkEnd w:id="115"/>
-    <w:bookmarkStart w:id="116" w:name="zip4"/>
+    <w:bookmarkEnd w:id="116"/>
+    <w:bookmarkStart w:id="117" w:name="zip4"/>
     <w:p>
       <w:pPr>
         <w:pStyle w:val="Heading4"/>
@@ -25277,9 +25959,9 @@
         <w:t xml:space="preserve">one query on both engines side by side.</w:t>
       </w:r>
     </w:p>
-    <w:bookmarkEnd w:id="116"/>
     <w:bookmarkEnd w:id="117"/>
-    <w:bookmarkStart w:id="118" w:name="parity-between-the-platforms"/>
+    <w:bookmarkEnd w:id="118"/>
+    <w:bookmarkStart w:id="119" w:name="parity-between-the-platforms"/>
     <w:p>
       <w:pPr>
         <w:pStyle w:val="Heading3"/>
@@ -25311,7 +25993,7 @@
           <w:b/>
           <w:bCs/>
         </w:rPr>
-        <w:t xml:space="preserve">Table 32. Feature parity through the documented Pelias API.</w:t>
+        <w:t xml:space="preserve">Table 33. Feature parity through the documented Pelias API.</w:t>
       </w:r>
     </w:p>
     <w:tbl>
@@ -25804,7 +26486,7 @@
           <w:b/>
           <w:bCs/>
         </w:rPr>
-        <w:t xml:space="preserve">Table 33. Accuracy parity by category:</w:t>
+        <w:t xml:space="preserve">Table 34. Accuracy parity by category:</w:t>
       </w:r>
       <w:r>
         <w:t xml:space="preserve"> </w:t>
@@ -26397,7 +27079,7 @@
           <w:b/>
           <w:bCs/>
         </w:rPr>
-        <w:t xml:space="preserve">Table 34. Throughput parity:</w:t>
+        <w:t xml:space="preserve">Table 35. Throughput parity:</w:t>
       </w:r>
       <w:r>
         <w:t xml:space="preserve"> </w:t>
@@ -26698,8 +27380,8 @@
         <w:t xml:space="preserve">and planet scale, none of which this deployment uses.</w:t>
       </w:r>
     </w:p>
-    <w:bookmarkEnd w:id="118"/>
-    <w:bookmarkStart w:id="119" w:name="production-validation-on-vm-120"/>
+    <w:bookmarkEnd w:id="119"/>
+    <w:bookmarkStart w:id="120" w:name="production-validation-on-vm-120"/>
     <w:p>
       <w:pPr>
         <w:pStyle w:val="Heading3"/>
@@ -26755,7 +27437,7 @@
           <w:b/>
           <w:bCs/>
         </w:rPr>
-        <w:t xml:space="preserve">Table 35. Both engines on VM 120 through the production HTTPS path:</w:t>
+        <w:t xml:space="preserve">Table 36. Both engines on VM 120 through the production HTTPS path:</w:t>
       </w:r>
       <w:r>
         <w:t xml:space="preserve"> </w:t>
@@ -27166,7 +27848,7 @@
         <w:t xml:space="preserve"> </w:t>
       </w:r>
       <w:r>
-        <w:t xml:space="preserve">conditions (Table 34). Both engines do better on the VM than on the</w:t>
+        <w:t xml:space="preserve">conditions (Table 35). Both engines do better on the VM than on the</w:t>
       </w:r>
       <w:r>
         <w:t xml:space="preserve"> </w:t>
@@ -27199,8 +27881,8 @@
         <w:t xml:space="preserve">per request.</w:t>
       </w:r>
     </w:p>
-    <w:bookmarkEnd w:id="119"/>
-    <w:bookmarkStart w:id="123" w:name="the-smallest-server-that-works"/>
+    <w:bookmarkEnd w:id="120"/>
+    <w:bookmarkStart w:id="124" w:name="the-smallest-server-that-works"/>
     <w:p>
       <w:pPr>
         <w:pStyle w:val="Heading3"/>
@@ -27259,7 +27941,7 @@
         <w:t xml:space="preserve"> </w:t>
       </w:r>
       <w:r>
-        <w:t xml:space="preserve">it will fail too. Table 36 is the whole path, pass and fail.</w:t>
+        <w:t xml:space="preserve">it will fail too. Table 37 is the whole path, pass and fail.</w:t>
       </w:r>
     </w:p>
     <w:p>
@@ -27271,7 +27953,7 @@
           <w:b/>
           <w:bCs/>
         </w:rPr>
-        <w:t xml:space="preserve">Table 36. Minimum-server search:</w:t>
+        <w:t xml:space="preserve">Table 37. Minimum-server search:</w:t>
       </w:r>
       <w:r>
         <w:t xml:space="preserve"> </w:t>
@@ -29048,7 +29730,7 @@
         <w:t xml:space="preserve">tables and the Elasticsearch heap), so the floor barely moves however little traffic it serves.</w:t>
       </w:r>
     </w:p>
-    <w:bookmarkStart w:id="120" w:name="two-kinds-of-limit"/>
+    <w:bookmarkStart w:id="121" w:name="two-kinds-of-limit"/>
     <w:p>
       <w:pPr>
         <w:pStyle w:val="Heading4"/>
@@ -29101,8 +29783,8 @@
         <w:t xml:space="preserve">properties of the software, not of the load, and no amount of tuning for three users moves them.</w:t>
       </w:r>
     </w:p>
-    <w:bookmarkEnd w:id="120"/>
-    <w:bookmarkStart w:id="121" w:name="a-floor-is-a-pair-not-a-number"/>
+    <w:bookmarkEnd w:id="121"/>
+    <w:bookmarkStart w:id="122" w:name="a-floor-is-a-pair-not-a-number"/>
     <w:p>
       <w:pPr>
         <w:pStyle w:val="Heading4"/>
@@ -29164,8 +29846,8 @@
         <w:t xml:space="preserve">would fit in less memory, and at less memory they would need more CPU to stay inside the targets.</w:t>
       </w:r>
     </w:p>
-    <w:bookmarkEnd w:id="121"/>
-    <w:bookmarkStart w:id="122" w:name="confirmation-on-real-machines"/>
+    <w:bookmarkEnd w:id="122"/>
+    <w:bookmarkStart w:id="123" w:name="confirmation-on-real-machines"/>
     <w:p>
       <w:pPr>
         <w:pStyle w:val="Heading4"/>
@@ -29218,7 +29900,7 @@
           <w:b/>
           <w:bCs/>
         </w:rPr>
-        <w:t xml:space="preserve">Table 37. The measured floor confirmed on a temporary VM:</w:t>
+        <w:t xml:space="preserve">Table 38. The measured floor confirmed on a temporary VM:</w:t>
       </w:r>
       <w:r>
         <w:t xml:space="preserve"> </w:t>
@@ -29483,9 +30165,9 @@
         <w:t xml:space="preserve">384 users; the floor search is what says how far that could be cut.</w:t>
       </w:r>
     </w:p>
-    <w:bookmarkEnd w:id="122"/>
     <w:bookmarkEnd w:id="123"/>
-    <w:bookmarkStart w:id="125" w:name="security"/>
+    <w:bookmarkEnd w:id="124"/>
+    <w:bookmarkStart w:id="126" w:name="security"/>
     <w:p>
       <w:pPr>
         <w:pStyle w:val="Heading3"/>
@@ -29538,7 +30220,7 @@
           <w:b/>
           <w:bCs/>
         </w:rPr>
-        <w:t xml:space="preserve">Table 38. Security properties of each platform as deployed.</w:t>
+        <w:t xml:space="preserve">Table 39. Security properties of each platform as deployed.</w:t>
       </w:r>
       <w:r>
         <w:t xml:space="preserve"> </w:t>
@@ -29880,7 +30562,7 @@
         </w:tc>
       </w:tr>
     </w:tbl>
-    <w:bookmarkStart w:id="124" w:name="what-the-two-columns-are-really-saying"/>
+    <w:bookmarkStart w:id="125" w:name="what-the-two-columns-are-really-saying"/>
     <w:p>
       <w:pPr>
         <w:pStyle w:val="Heading4"/>
@@ -30191,10 +30873,10 @@
         <w:t xml:space="preserve">.</w:t>
       </w:r>
     </w:p>
-    <w:bookmarkEnd w:id="124"/>
     <w:bookmarkEnd w:id="125"/>
     <w:bookmarkEnd w:id="126"/>
-    <w:bookmarkStart w:id="127" w:name="discussion"/>
+    <w:bookmarkEnd w:id="127"/>
+    <w:bookmarkStart w:id="128" w:name="discussion"/>
     <w:p>
       <w:pPr>
         <w:pStyle w:val="Heading2"/>
@@ -30335,7 +31017,7 @@
         <w:t xml:space="preserve"> </w:t>
       </w:r>
       <w:r>
-        <w:t xml:space="preserve">paid; (2) coverage beyond one or two states, for which Pelias is designed and pgeo is untested;</w:t>
+        <w:t xml:space="preserve">paid; (2) coverage beyond one or two states, for which Pelias is designed and pgeo is untested – and where the data-volume curve (Section 3.6.1) shows pgeo losing capacity about twice as fast as Pelias as names are added;</w:t>
       </w:r>
       <w:r>
         <w:t xml:space="preserve"> </w:t>
@@ -30512,8 +31194,8 @@
         <w:t xml:space="preserve">run’s restart; it was repeated with a readiness wait.</w:t>
       </w:r>
     </w:p>
-    <w:bookmarkEnd w:id="127"/>
-    <w:bookmarkStart w:id="128" w:name="conclusions"/>
+    <w:bookmarkEnd w:id="128"/>
+    <w:bookmarkStart w:id="129" w:name="conclusions"/>
     <w:p>
       <w:pPr>
         <w:pStyle w:val="Heading2"/>
@@ -30539,7 +31221,7 @@
           <w:b/>
           <w:bCs/>
         </w:rPr>
-        <w:t xml:space="preserve">Table 39. Which tool for which scenario.</w:t>
+        <w:t xml:space="preserve">Table 40. Which tool for which scenario.</w:t>
       </w:r>
     </w:p>
     <w:tbl>
@@ -30768,7 +31450,7 @@
               <w:pStyle w:val="Compact"/>
             </w:pPr>
             <w:r>
-              <w:t xml:space="preserve">built for planet scale; pgeo’s per-query cost grows with candidates</w:t>
+              <w:t xml:space="preserve">built for planet scale; measured: pgeo loses four times its capacity across Maine’s data range where Pelias loses two (Section 3.6.1)</w:t>
             </w:r>
           </w:p>
         </w:tc>
@@ -30978,8 +31660,8 @@
         <w:t xml:space="preserve">above are what the deployed service does, not what a benchmark suggested it might.</w:t>
       </w:r>
     </w:p>
-    <w:bookmarkEnd w:id="128"/>
-    <w:bookmarkStart w:id="130" w:name="future-work"/>
+    <w:bookmarkEnd w:id="129"/>
+    <w:bookmarkStart w:id="131" w:name="future-work"/>
     <w:p>
       <w:pPr>
         <w:pStyle w:val="Heading2"/>
@@ -31017,7 +31699,7 @@
           <w:b/>
           <w:bCs/>
         </w:rPr>
-        <w:t xml:space="preserve">Table 40. Work not done, with the effort, the likelihood it pays off and the value of finishing it.</w:t>
+        <w:t xml:space="preserve">Table 41. Work not done, with the effort, the likelihood it pays off and the value of finishing it.</w:t>
       </w:r>
     </w:p>
     <w:tbl>
@@ -31820,7 +32502,7 @@
         </w:tc>
       </w:tr>
     </w:tbl>
-    <w:bookmarkStart w:id="129" w:name="Xd7589f6e21c5c24ca51fa0a4225006449c3c93a"/>
+    <w:bookmarkStart w:id="130" w:name="Xd7589f6e21c5c24ca51fa0a4225006449c3c93a"/>
     <w:p>
       <w:pPr>
         <w:pStyle w:val="Heading3"/>
@@ -32131,9 +32813,9 @@
         <w:t xml:space="preserve">worth doing before autocomplete speed and authorization.</w:t>
       </w:r>
     </w:p>
-    <w:bookmarkEnd w:id="129"/>
     <w:bookmarkEnd w:id="130"/>
-    <w:bookmarkStart w:id="136" w:name="questions-and-answers"/>
+    <w:bookmarkEnd w:id="131"/>
+    <w:bookmarkStart w:id="137" w:name="questions-and-answers"/>
     <w:p>
       <w:pPr>
         <w:pStyle w:val="Heading2"/>
@@ -32156,7 +32838,7 @@
         <w:t xml:space="preserve">possible and with a clear statement of what was not tested where it was not.</w:t>
       </w:r>
     </w:p>
-    <w:bookmarkStart w:id="131" w:name="Xce4ec8be597c8085ea4a340481823da9121d506"/>
+    <w:bookmarkStart w:id="132" w:name="Xce4ec8be597c8085ea4a340481823da9121d506"/>
     <w:p>
       <w:pPr>
         <w:pStyle w:val="Heading3"/>
@@ -32259,7 +32941,7 @@
           <w:b/>
           <w:bCs/>
         </w:rPr>
-        <w:t xml:space="preserve">Table 41. Phonetic misspellings against the deployed pgeo.</w:t>
+        <w:t xml:space="preserve">Table 42. Phonetic misspellings against the deployed pgeo.</w:t>
       </w:r>
       <w:r>
         <w:t xml:space="preserve"> </w:t>
@@ -32630,7 +33312,7 @@
           <w:b/>
           <w:bCs/>
         </w:rPr>
-        <w:t xml:space="preserve">Table 42. How coarse each phonetic encoding is on this data.</w:t>
+        <w:t xml:space="preserve">Table 43. How coarse each phonetic encoding is on this data.</w:t>
       </w:r>
       <w:r>
         <w:t xml:space="preserve"> </w:t>
@@ -32968,8 +33650,8 @@
         <w:t xml:space="preserve">the same gate that protects every other tuning step would decide it.</w:t>
       </w:r>
     </w:p>
-    <w:bookmarkEnd w:id="131"/>
-    <w:bookmarkStart w:id="132" w:name="Xc916698539a2cb6e0964548169ced65c0e9da3f"/>
+    <w:bookmarkEnd w:id="132"/>
+    <w:bookmarkStart w:id="133" w:name="Xc916698539a2cb6e0964548169ced65c0e9da3f"/>
     <w:p>
       <w:pPr>
         <w:pStyle w:val="Heading3"/>
@@ -33218,8 +33900,8 @@
         <w:t xml:space="preserve">signature change.</w:t>
       </w:r>
     </w:p>
-    <w:bookmarkEnd w:id="132"/>
-    <w:bookmarkStart w:id="133" w:name="Xee5317d656777e3bf85d0f48377ac35c3fa2b97"/>
+    <w:bookmarkEnd w:id="133"/>
+    <w:bookmarkStart w:id="134" w:name="Xee5317d656777e3bf85d0f48377ac35c3fa2b97"/>
     <w:p>
       <w:pPr>
         <w:pStyle w:val="Heading3"/>
@@ -33479,8 +34161,8 @@
         <w:t xml:space="preserve">single most useful piece of automation left.</w:t>
       </w:r>
     </w:p>
-    <w:bookmarkEnd w:id="133"/>
-    <w:bookmarkStart w:id="134" w:name="Xf693c617f9e5d01e2ab0338954e7797b000dff6"/>
+    <w:bookmarkEnd w:id="134"/>
+    <w:bookmarkStart w:id="135" w:name="Xf693c617f9e5d01e2ab0338954e7797b000dff6"/>
     <w:p>
       <w:pPr>
         <w:pStyle w:val="Heading3"/>
@@ -33717,8 +34399,8 @@
         <w:t xml:space="preserve">half-day of work and is listed in Section 6.</w:t>
       </w:r>
     </w:p>
-    <w:bookmarkEnd w:id="134"/>
-    <w:bookmarkStart w:id="135" w:name="X558cf9b35e3c74d9435954e68079e6fa9e74b5d"/>
+    <w:bookmarkEnd w:id="135"/>
+    <w:bookmarkStart w:id="136" w:name="X558cf9b35e3c74d9435954e68079e6fa9e74b5d"/>
     <w:p>
       <w:pPr>
         <w:pStyle w:val="Heading3"/>
@@ -33829,9 +34511,9 @@
         <w:t xml:space="preserve">and it is the natural follow-on to the capacity results.</w:t>
       </w:r>
     </w:p>
-    <w:bookmarkEnd w:id="135"/>
     <w:bookmarkEnd w:id="136"/>
-    <w:bookmarkStart w:id="137" w:name="references"/>
+    <w:bookmarkEnd w:id="137"/>
+    <w:bookmarkStart w:id="138" w:name="references"/>
     <w:p>
       <w:pPr>
         <w:pStyle w:val="Heading2"/>
@@ -34112,8 +34794,8 @@
         <w:t xml:space="preserve">United States Postal Service, ZIP+4 product and licence terms. https://postalpro.usps.com/address-quality/zip4</w:t>
       </w:r>
     </w:p>
-    <w:bookmarkEnd w:id="137"/>
-    <w:bookmarkStart w:id="138" w:name="appendix-a.-reproducing-this-study"/>
+    <w:bookmarkEnd w:id="138"/>
+    <w:bookmarkStart w:id="139" w:name="appendix-a.-reproducing-this-study"/>
     <w:p>
       <w:pPr>
         <w:pStyle w:val="Heading2"/>
@@ -34550,8 +35232,8 @@
         <w:t xml:space="preserve">system reproduces the results in this report.</w:t>
       </w:r>
     </w:p>
-    <w:bookmarkEnd w:id="138"/>
-    <w:bookmarkStart w:id="139" w:name="Xec1f0b5e3ec847d05266a8fcbbb09145d5aebe4"/>
+    <w:bookmarkEnd w:id="139"/>
+    <w:bookmarkStart w:id="140" w:name="Xec1f0b5e3ec847d05266a8fcbbb09145d5aebe4"/>
     <w:p>
       <w:pPr>
         <w:pStyle w:val="Heading2"/>
@@ -34583,7 +35265,7 @@
           <w:b/>
           <w:bCs/>
         </w:rPr>
-        <w:t xml:space="preserve">Table 43. Questions asked during the project, with short answers and the sections that answer them in full.</w:t>
+        <w:t xml:space="preserve">Table 44. Questions asked during the project, with short answers and the sections that answer them in full.</w:t>
       </w:r>
     </w:p>
     <w:tbl>
@@ -35595,8 +36277,8 @@
         </w:tc>
       </w:tr>
     </w:tbl>
-    <w:bookmarkEnd w:id="139"/>
-    <w:bookmarkStart w:id="140" w:name="appendix-c.-pgeo-storage"/>
+    <w:bookmarkEnd w:id="140"/>
+    <w:bookmarkStart w:id="141" w:name="appendix-c.-pgeo-storage"/>
     <w:p>
       <w:pPr>
         <w:pStyle w:val="Heading2"/>
@@ -35658,7 +36340,7 @@
           <w:b/>
           <w:bCs/>
         </w:rPr>
-        <w:t xml:space="preserve">Table 44. pgeo tables (including their indexes).</w:t>
+        <w:t xml:space="preserve">Table 45. pgeo tables (including their indexes).</w:t>
       </w:r>
     </w:p>
     <w:tbl>
@@ -35866,7 +36548,7 @@
           <w:b/>
           <w:bCs/>
         </w:rPr>
-        <w:t xml:space="preserve">Table 45. Largest pgeo indexes.</w:t>
+        <w:t xml:space="preserve">Table 46. Largest pgeo indexes.</w:t>
       </w:r>
     </w:p>
     <w:tbl>
@@ -36221,7 +36903,7 @@
         </w:tc>
       </w:tr>
     </w:tbl>
-    <w:bookmarkEnd w:id="140"/>
+    <w:bookmarkEnd w:id="141"/>
     <w:sectPr>
       <w:footnotePr>
         <w:numRestart w:val="eachSect"/>

--- a/docs/REPORT.docx
+++ b/docs/REPORT.docx
@@ -23612,7 +23612,7 @@
               <w:jc w:val="center"/>
             </w:pPr>
             <w:r>
-              <w:t xml:space="preserve">pass</w:t>
+              <w:t xml:space="preserve">FAIL</w:t>
             </w:r>
           </w:p>
         </w:tc>
@@ -23677,7 +23677,7 @@
               <w:jc w:val="center"/>
             </w:pPr>
             <w:r>
-              <w:t xml:space="preserve">pass</w:t>
+              <w:t xml:space="preserve">FAIL</w:t>
             </w:r>
           </w:p>
         </w:tc>
@@ -23742,7 +23742,7 @@
               <w:jc w:val="center"/>
             </w:pPr>
             <w:r>
-              <w:t xml:space="preserve">pass</w:t>
+              <w:t xml:space="preserve">FAIL</w:t>
             </w:r>
           </w:p>
         </w:tc>
@@ -23807,7 +23807,7 @@
               <w:jc w:val="center"/>
             </w:pPr>
             <w:r>
-              <w:t xml:space="preserve">pass</w:t>
+              <w:t xml:space="preserve">FAIL</w:t>
             </w:r>
           </w:p>
         </w:tc>
@@ -23872,7 +23872,7 @@
               <w:jc w:val="center"/>
             </w:pPr>
             <w:r>
-              <w:t xml:space="preserve">pass</w:t>
+              <w:t xml:space="preserve">FAIL</w:t>
             </w:r>
           </w:p>
         </w:tc>
@@ -23937,7 +23937,7 @@
               <w:jc w:val="center"/>
             </w:pPr>
             <w:r>
-              <w:t xml:space="preserve">pass</w:t>
+              <w:t xml:space="preserve">FAIL</w:t>
             </w:r>
           </w:p>
         </w:tc>
@@ -24002,7 +24002,7 @@
               <w:jc w:val="center"/>
             </w:pPr>
             <w:r>
-              <w:t xml:space="preserve">pass</w:t>
+              <w:t xml:space="preserve">FAIL</w:t>
             </w:r>
           </w:p>
         </w:tc>
@@ -24067,7 +24067,7 @@
               <w:jc w:val="center"/>
             </w:pPr>
             <w:r>
-              <w:t xml:space="preserve">pass</w:t>
+              <w:t xml:space="preserve">FAIL</w:t>
             </w:r>
           </w:p>
         </w:tc>
@@ -24132,7 +24132,7 @@
               <w:jc w:val="center"/>
             </w:pPr>
             <w:r>
-              <w:t xml:space="preserve">pass</w:t>
+              <w:t xml:space="preserve">FAIL</w:t>
             </w:r>
           </w:p>
         </w:tc>
@@ -24197,7 +24197,7 @@
               <w:jc w:val="center"/>
             </w:pPr>
             <w:r>
-              <w:t xml:space="preserve">pass</w:t>
+              <w:t xml:space="preserve">FAIL</w:t>
             </w:r>
           </w:p>
         </w:tc>
@@ -24262,7 +24262,7 @@
               <w:jc w:val="center"/>
             </w:pPr>
             <w:r>
-              <w:t xml:space="preserve">pass</w:t>
+              <w:t xml:space="preserve">FAIL</w:t>
             </w:r>
           </w:p>
         </w:tc>
@@ -24327,7 +24327,7 @@
               <w:jc w:val="center"/>
             </w:pPr>
             <w:r>
-              <w:t xml:space="preserve">pass</w:t>
+              <w:t xml:space="preserve">FAIL</w:t>
             </w:r>
           </w:p>
         </w:tc>
@@ -24392,7 +24392,7 @@
               <w:jc w:val="center"/>
             </w:pPr>
             <w:r>
-              <w:t xml:space="preserve">pass</w:t>
+              <w:t xml:space="preserve">FAIL</w:t>
             </w:r>
           </w:p>
         </w:tc>
@@ -24457,7 +24457,7 @@
               <w:jc w:val="center"/>
             </w:pPr>
             <w:r>
-              <w:t xml:space="preserve">pass</w:t>
+              <w:t xml:space="preserve">FAIL</w:t>
             </w:r>
           </w:p>
         </w:tc>
@@ -24522,7 +24522,7 @@
               <w:jc w:val="center"/>
             </w:pPr>
             <w:r>
-              <w:t xml:space="preserve">pass</w:t>
+              <w:t xml:space="preserve">FAIL</w:t>
             </w:r>
           </w:p>
         </w:tc>
@@ -24587,7 +24587,7 @@
               <w:jc w:val="center"/>
             </w:pPr>
             <w:r>
-              <w:t xml:space="preserve">pass</w:t>
+              <w:t xml:space="preserve">FAIL</w:t>
             </w:r>
           </w:p>
         </w:tc>
@@ -24652,7 +24652,7 @@
               <w:jc w:val="center"/>
             </w:pPr>
             <w:r>
-              <w:t xml:space="preserve">pass</w:t>
+              <w:t xml:space="preserve">FAIL</w:t>
             </w:r>
           </w:p>
         </w:tc>
@@ -24717,7 +24717,7 @@
               <w:jc w:val="center"/>
             </w:pPr>
             <w:r>
-              <w:t xml:space="preserve">pass</w:t>
+              <w:t xml:space="preserve">FAIL</w:t>
             </w:r>
           </w:p>
         </w:tc>
@@ -24782,7 +24782,7 @@
               <w:jc w:val="center"/>
             </w:pPr>
             <w:r>
-              <w:t xml:space="preserve">pass</w:t>
+              <w:t xml:space="preserve">FAIL</w:t>
             </w:r>
           </w:p>
         </w:tc>
@@ -24847,7 +24847,7 @@
               <w:jc w:val="center"/>
             </w:pPr>
             <w:r>
-              <w:t xml:space="preserve">pass</w:t>
+              <w:t xml:space="preserve">FAIL</w:t>
             </w:r>
           </w:p>
         </w:tc>
@@ -24912,7 +24912,7 @@
               <w:jc w:val="center"/>
             </w:pPr>
             <w:r>
-              <w:t xml:space="preserve">pass</w:t>
+              <w:t xml:space="preserve">FAIL</w:t>
             </w:r>
           </w:p>
         </w:tc>
@@ -24977,7 +24977,7 @@
               <w:jc w:val="center"/>
             </w:pPr>
             <w:r>
-              <w:t xml:space="preserve">pass</w:t>
+              <w:t xml:space="preserve">FAIL</w:t>
             </w:r>
           </w:p>
         </w:tc>
@@ -25042,7 +25042,7 @@
               <w:jc w:val="center"/>
             </w:pPr>
             <w:r>
-              <w:t xml:space="preserve">pass</w:t>
+              <w:t xml:space="preserve">FAIL</w:t>
             </w:r>
           </w:p>
         </w:tc>
@@ -25107,7 +25107,7 @@
               <w:jc w:val="center"/>
             </w:pPr>
             <w:r>
-              <w:t xml:space="preserve">pass</w:t>
+              <w:t xml:space="preserve">FAIL</w:t>
             </w:r>
           </w:p>
         </w:tc>
@@ -25172,7 +25172,7 @@
               <w:jc w:val="center"/>
             </w:pPr>
             <w:r>
-              <w:t xml:space="preserve">pass</w:t>
+              <w:t xml:space="preserve">FAIL</w:t>
             </w:r>
           </w:p>
         </w:tc>
@@ -25237,7 +25237,7 @@
               <w:jc w:val="center"/>
             </w:pPr>
             <w:r>
-              <w:t xml:space="preserve">pass</w:t>
+              <w:t xml:space="preserve">FAIL</w:t>
             </w:r>
           </w:p>
         </w:tc>
@@ -25302,7 +25302,7 @@
               <w:jc w:val="center"/>
             </w:pPr>
             <w:r>
-              <w:t xml:space="preserve">pass</w:t>
+              <w:t xml:space="preserve">FAIL</w:t>
             </w:r>
           </w:p>
         </w:tc>
@@ -25367,7 +25367,7 @@
               <w:jc w:val="center"/>
             </w:pPr>
             <w:r>
-              <w:t xml:space="preserve">pass</w:t>
+              <w:t xml:space="preserve">FAIL</w:t>
             </w:r>
           </w:p>
         </w:tc>

--- a/docs/REPORT.docx
+++ b/docs/REPORT.docx
@@ -23612,7 +23612,7 @@
               <w:jc w:val="center"/>
             </w:pPr>
             <w:r>
-              <w:t xml:space="preserve">FAIL</w:t>
+              <w:t xml:space="preserve">pass</w:t>
             </w:r>
           </w:p>
         </w:tc>
@@ -23677,7 +23677,7 @@
               <w:jc w:val="center"/>
             </w:pPr>
             <w:r>
-              <w:t xml:space="preserve">FAIL</w:t>
+              <w:t xml:space="preserve">pass</w:t>
             </w:r>
           </w:p>
         </w:tc>
@@ -23742,7 +23742,7 @@
               <w:jc w:val="center"/>
             </w:pPr>
             <w:r>
-              <w:t xml:space="preserve">FAIL</w:t>
+              <w:t xml:space="preserve">pass</w:t>
             </w:r>
           </w:p>
         </w:tc>
@@ -23807,7 +23807,7 @@
               <w:jc w:val="center"/>
             </w:pPr>
             <w:r>
-              <w:t xml:space="preserve">FAIL</w:t>
+              <w:t xml:space="preserve">pass</w:t>
             </w:r>
           </w:p>
         </w:tc>
@@ -23872,7 +23872,7 @@
               <w:jc w:val="center"/>
             </w:pPr>
             <w:r>
-              <w:t xml:space="preserve">FAIL</w:t>
+              <w:t xml:space="preserve">pass</w:t>
             </w:r>
           </w:p>
         </w:tc>
@@ -23937,7 +23937,7 @@
               <w:jc w:val="center"/>
             </w:pPr>
             <w:r>
-              <w:t xml:space="preserve">FAIL</w:t>
+              <w:t xml:space="preserve">pass</w:t>
             </w:r>
           </w:p>
         </w:tc>
@@ -24002,7 +24002,7 @@
               <w:jc w:val="center"/>
             </w:pPr>
             <w:r>
-              <w:t xml:space="preserve">FAIL</w:t>
+              <w:t xml:space="preserve">pass</w:t>
             </w:r>
           </w:p>
         </w:tc>
@@ -24067,7 +24067,7 @@
               <w:jc w:val="center"/>
             </w:pPr>
             <w:r>
-              <w:t xml:space="preserve">FAIL</w:t>
+              <w:t xml:space="preserve">pass</w:t>
             </w:r>
           </w:p>
         </w:tc>
@@ -24132,7 +24132,7 @@
               <w:jc w:val="center"/>
             </w:pPr>
             <w:r>
-              <w:t xml:space="preserve">FAIL</w:t>
+              <w:t xml:space="preserve">pass</w:t>
             </w:r>
           </w:p>
         </w:tc>
@@ -24197,7 +24197,7 @@
               <w:jc w:val="center"/>
             </w:pPr>
             <w:r>
-              <w:t xml:space="preserve">FAIL</w:t>
+              <w:t xml:space="preserve">pass</w:t>
             </w:r>
           </w:p>
         </w:tc>
@@ -24262,7 +24262,7 @@
               <w:jc w:val="center"/>
             </w:pPr>
             <w:r>
-              <w:t xml:space="preserve">FAIL</w:t>
+              <w:t xml:space="preserve">pass</w:t>
             </w:r>
           </w:p>
         </w:tc>
@@ -24327,7 +24327,7 @@
               <w:jc w:val="center"/>
             </w:pPr>
             <w:r>
-              <w:t xml:space="preserve">FAIL</w:t>
+              <w:t xml:space="preserve">pass</w:t>
             </w:r>
           </w:p>
         </w:tc>
@@ -24392,7 +24392,7 @@
               <w:jc w:val="center"/>
             </w:pPr>
             <w:r>
-              <w:t xml:space="preserve">FAIL</w:t>
+              <w:t xml:space="preserve">pass</w:t>
             </w:r>
           </w:p>
         </w:tc>
@@ -24457,7 +24457,7 @@
               <w:jc w:val="center"/>
             </w:pPr>
             <w:r>
-              <w:t xml:space="preserve">FAIL</w:t>
+              <w:t xml:space="preserve">pass</w:t>
             </w:r>
           </w:p>
         </w:tc>
@@ -24522,7 +24522,7 @@
               <w:jc w:val="center"/>
             </w:pPr>
             <w:r>
-              <w:t xml:space="preserve">FAIL</w:t>
+              <w:t xml:space="preserve">pass</w:t>
             </w:r>
           </w:p>
         </w:tc>
@@ -24587,7 +24587,7 @@
               <w:jc w:val="center"/>
             </w:pPr>
             <w:r>
-              <w:t xml:space="preserve">FAIL</w:t>
+              <w:t xml:space="preserve">pass</w:t>
             </w:r>
           </w:p>
         </w:tc>
@@ -24652,7 +24652,7 @@
               <w:jc w:val="center"/>
             </w:pPr>
             <w:r>
-              <w:t xml:space="preserve">FAIL</w:t>
+              <w:t xml:space="preserve">pass</w:t>
             </w:r>
           </w:p>
         </w:tc>
@@ -24717,7 +24717,7 @@
               <w:jc w:val="center"/>
             </w:pPr>
             <w:r>
-              <w:t xml:space="preserve">FAIL</w:t>
+              <w:t xml:space="preserve">pass</w:t>
             </w:r>
           </w:p>
         </w:tc>
@@ -24782,7 +24782,7 @@
               <w:jc w:val="center"/>
             </w:pPr>
             <w:r>
-              <w:t xml:space="preserve">FAIL</w:t>
+              <w:t xml:space="preserve">pass</w:t>
             </w:r>
           </w:p>
         </w:tc>
@@ -24847,7 +24847,7 @@
               <w:jc w:val="center"/>
             </w:pPr>
             <w:r>
-              <w:t xml:space="preserve">FAIL</w:t>
+              <w:t xml:space="preserve">pass</w:t>
             </w:r>
           </w:p>
         </w:tc>
@@ -24912,7 +24912,7 @@
               <w:jc w:val="center"/>
             </w:pPr>
             <w:r>
-              <w:t xml:space="preserve">FAIL</w:t>
+              <w:t xml:space="preserve">pass</w:t>
             </w:r>
           </w:p>
         </w:tc>
@@ -24977,7 +24977,7 @@
               <w:jc w:val="center"/>
             </w:pPr>
             <w:r>
-              <w:t xml:space="preserve">FAIL</w:t>
+              <w:t xml:space="preserve">pass</w:t>
             </w:r>
           </w:p>
         </w:tc>
@@ -25042,7 +25042,7 @@
               <w:jc w:val="center"/>
             </w:pPr>
             <w:r>
-              <w:t xml:space="preserve">FAIL</w:t>
+              <w:t xml:space="preserve">pass</w:t>
             </w:r>
           </w:p>
         </w:tc>
@@ -25107,7 +25107,7 @@
               <w:jc w:val="center"/>
             </w:pPr>
             <w:r>
-              <w:t xml:space="preserve">FAIL</w:t>
+              <w:t xml:space="preserve">pass</w:t>
             </w:r>
           </w:p>
         </w:tc>
@@ -25172,7 +25172,7 @@
               <w:jc w:val="center"/>
             </w:pPr>
             <w:r>
-              <w:t xml:space="preserve">FAIL</w:t>
+              <w:t xml:space="preserve">pass</w:t>
             </w:r>
           </w:p>
         </w:tc>
@@ -25237,7 +25237,7 @@
               <w:jc w:val="center"/>
             </w:pPr>
             <w:r>
-              <w:t xml:space="preserve">FAIL</w:t>
+              <w:t xml:space="preserve">pass</w:t>
             </w:r>
           </w:p>
         </w:tc>
@@ -25302,7 +25302,7 @@
               <w:jc w:val="center"/>
             </w:pPr>
             <w:r>
-              <w:t xml:space="preserve">FAIL</w:t>
+              <w:t xml:space="preserve">pass</w:t>
             </w:r>
           </w:p>
         </w:tc>
@@ -25367,7 +25367,7 @@
               <w:jc w:val="center"/>
             </w:pPr>
             <w:r>
-              <w:t xml:space="preserve">FAIL</w:t>
+              <w:t xml:space="preserve">pass</w:t>
             </w:r>
           </w:p>
         </w:tc>

--- a/docs/REPORT.docx
+++ b/docs/REPORT.docx
@@ -1055,7 +1055,7 @@
               <w:rPr>
                 <w:rStyle w:val="VerbatimChar"/>
               </w:rPr>
-              <w:t xml:space="preserve">pelias.wharf.fluidgrid.org</w:t>
+              <w:t xml:space="preserve">geocoder.example.org</w:t>
             </w:r>
             <w:r>
               <w:t xml:space="preserve">), 4 vCPU and 10 GB RAM, NVMe storage, LAN only</w:t>
@@ -1169,7 +1169,7 @@
               <w:pStyle w:val="Compact"/>
             </w:pPr>
             <w:r>
-              <w:t xml:space="preserve">Builds and all controlled tests run on the workstation; the service runs on VM 120 on the Proxmox host (192.168.1.173) and is reached through the wharf Caddy</w:t>
+              <w:t xml:space="preserve">Builds and all controlled tests run on the workstation; the service runs on VM 120 on the Proxmox host (192.0.2.10) and is reached through the wharf Caddy</w:t>
             </w:r>
           </w:p>
         </w:tc>

--- a/docs/REPORT.docx
+++ b/docs/REPORT.docx
@@ -923,6 +923,140 @@
         <w:t xml:space="preserve">. That principle motivated building pgeo alongside Pelias and measuring both.</w:t>
       </w:r>
     </w:p>
+    <w:p>
+      <w:pPr>
+        <w:pStyle w:val="BodyText"/>
+      </w:pPr>
+      <w:r>
+        <w:rPr>
+          <w:b/>
+          <w:bCs/>
+        </w:rPr>
+        <w:t xml:space="preserve">The name.</w:t>
+      </w:r>
+      <w:r>
+        <w:t xml:space="preserve"> </w:t>
+      </w:r>
+      <w:r>
+        <w:rPr>
+          <w:i/>
+          <w:iCs/>
+        </w:rPr>
+        <w:t xml:space="preserve">pgeo</w:t>
+      </w:r>
+      <w:r>
+        <w:t xml:space="preserve"> </w:t>
+      </w:r>
+      <w:r>
+        <w:t xml:space="preserve">is</w:t>
+      </w:r>
+      <w:r>
+        <w:t xml:space="preserve"> </w:t>
+      </w:r>
+      <w:r>
+        <w:rPr>
+          <w:rStyle w:val="VerbatimChar"/>
+        </w:rPr>
+        <w:t xml:space="preserve">pg</w:t>
+      </w:r>
+      <w:r>
+        <w:t xml:space="preserve">, the conventional prefix for PostgreSQL’s own tools and extensions</w:t>
+      </w:r>
+      <w:r>
+        <w:t xml:space="preserve"> </w:t>
+      </w:r>
+      <w:r>
+        <w:t xml:space="preserve">(</w:t>
+      </w:r>
+      <w:r>
+        <w:rPr>
+          <w:rStyle w:val="VerbatimChar"/>
+        </w:rPr>
+        <w:t xml:space="preserve">psql</w:t>
+      </w:r>
+      <w:r>
+        <w:t xml:space="preserve">,</w:t>
+      </w:r>
+      <w:r>
+        <w:t xml:space="preserve"> </w:t>
+      </w:r>
+      <w:r>
+        <w:rPr>
+          <w:rStyle w:val="VerbatimChar"/>
+        </w:rPr>
+        <w:t xml:space="preserve">pg_dump</w:t>
+      </w:r>
+      <w:r>
+        <w:t xml:space="preserve">,</w:t>
+      </w:r>
+      <w:r>
+        <w:t xml:space="preserve"> </w:t>
+      </w:r>
+      <w:r>
+        <w:rPr>
+          <w:rStyle w:val="VerbatimChar"/>
+        </w:rPr>
+        <w:t xml:space="preserve">pg_trgm</w:t>
+      </w:r>
+      <w:r>
+        <w:t xml:space="preserve">), joined to</w:t>
+      </w:r>
+      <w:r>
+        <w:t xml:space="preserve"> </w:t>
+      </w:r>
+      <w:r>
+        <w:rPr>
+          <w:i/>
+          <w:iCs/>
+        </w:rPr>
+        <w:t xml:space="preserve">geo</w:t>
+      </w:r>
+      <w:r>
+        <w:t xml:space="preserve"> </w:t>
+      </w:r>
+      <w:r>
+        <w:t xml:space="preserve">for geocoding: a geocoder that is PostgreSQL. It</w:t>
+      </w:r>
+      <w:r>
+        <w:t xml:space="preserve"> </w:t>
+      </w:r>
+      <w:r>
+        <w:t xml:space="preserve">is pronounced</w:t>
+      </w:r>
+      <w:r>
+        <w:t xml:space="preserve"> </w:t>
+      </w:r>
+      <w:r>
+        <w:t xml:space="preserve">“pee-geo”</w:t>
+      </w:r>
+      <w:r>
+        <w:t xml:space="preserve">. The name is this project’s own and carries no affiliation with the</w:t>
+      </w:r>
+      <w:r>
+        <w:t xml:space="preserve"> </w:t>
+      </w:r>
+      <w:r>
+        <w:t xml:space="preserve">PostgreSQL project; it is close enough to</w:t>
+      </w:r>
+      <w:r>
+        <w:t xml:space="preserve"> </w:t>
+      </w:r>
+      <w:r>
+        <w:rPr>
+          <w:rStyle w:val="VerbatimChar"/>
+        </w:rPr>
+        <w:t xml:space="preserve">pgeocode</w:t>
+      </w:r>
+      <w:r>
+        <w:t xml:space="preserve">, an unrelated Python library for postal-code</w:t>
+      </w:r>
+      <w:r>
+        <w:t xml:space="preserve"> </w:t>
+      </w:r>
+      <w:r>
+        <w:t xml:space="preserve">lookups, to be worth stating that they share nothing but a few letters.</w:t>
+      </w:r>
+    </w:p>
     <w:bookmarkEnd w:id="13"/>
     <w:bookmarkStart w:id="14" w:name="starting-conditions"/>
     <w:p>
@@ -2356,18 +2490,99 @@
               <w:pStyle w:val="Compact"/>
             </w:pPr>
             <w:r>
-              <w:t xml:space="preserve">moofish32/postgis-geocoder[8]</w:t>
-            </w:r>
-          </w:p>
-        </w:tc>
-        <w:tc>
-          <w:tcPr/>
-          <w:p>
-            <w:pPr>
-              <w:pStyle w:val="Compact"/>
-            </w:pPr>
-            <w:r>
-              <w:t xml:space="preserve">none of its own</w:t>
+              <w:t xml:space="preserve">pgGeocoder[8]</w:t>
+            </w:r>
+          </w:p>
+        </w:tc>
+        <w:tc>
+          <w:tcPr/>
+          <w:p>
+            <w:pPr>
+              <w:pStyle w:val="Compact"/>
+            </w:pPr>
+            <w:r>
+              <w:t xml:space="preserve">entirely PostgreSQL functions</w:t>
+            </w:r>
+          </w:p>
+        </w:tc>
+        <w:tc>
+          <w:tcPr/>
+          <w:p>
+            <w:pPr>
+              <w:pStyle w:val="Compact"/>
+            </w:pPr>
+            <w:r>
+              <w:t xml:space="preserve">Japanese government address datasets (ISJ, KSJ)</w:t>
+            </w:r>
+          </w:p>
+        </w:tc>
+        <w:tc>
+          <w:tcPr/>
+          <w:p>
+            <w:pPr>
+              <w:pStyle w:val="Compact"/>
+            </w:pPr>
+            <w:r>
+              <w:t xml:space="preserve">SQL only:</w:t>
+            </w:r>
+            <w:r>
+              <w:t xml:space="preserve"> </w:t>
+            </w:r>
+            <w:r>
+              <w:rPr>
+                <w:rStyle w:val="VerbatimChar"/>
+              </w:rPr>
+              <w:t xml:space="preserve">geocoder('...')</w:t>
+            </w:r>
+            <w:r>
+              <w:t xml:space="preserve"> </w:t>
+            </w:r>
+            <w:r>
+              <w:t xml:space="preserve">and</w:t>
+            </w:r>
+            <w:r>
+              <w:t xml:space="preserve"> </w:t>
+            </w:r>
+            <w:r>
+              <w:rPr>
+                <w:rStyle w:val="VerbatimChar"/>
+              </w:rPr>
+              <w:t xml:space="preserve">reverse_geocoder(lon, lat)</w:t>
+            </w:r>
+          </w:p>
+        </w:tc>
+        <w:tc>
+          <w:tcPr/>
+          <w:p>
+            <w:pPr>
+              <w:pStyle w:val="Compact"/>
+            </w:pPr>
+            <w:r>
+              <w:t xml:space="preserve">The closest architectural sibling found: all logic in the database, forward and reverse, PostGIS only. Japan-only, and no HTTP layer</w:t>
+            </w:r>
+          </w:p>
+        </w:tc>
+      </w:tr>
+      <w:tr>
+        <w:tc>
+          <w:tcPr/>
+          <w:p>
+            <w:pPr>
+              <w:pStyle w:val="Compact"/>
+            </w:pPr>
+            <w:r>
+              <w:t xml:space="preserve">TIGER packagings[9, 10]</w:t>
+            </w:r>
+          </w:p>
+        </w:tc>
+        <w:tc>
+          <w:tcPr/>
+          <w:p>
+            <w:pPr>
+              <w:pStyle w:val="Compact"/>
+            </w:pPr>
+            <w:r>
+              <w:t xml:space="preserve">none of their own</w:t>
             </w:r>
           </w:p>
         </w:tc>
@@ -2388,41 +2603,38 @@
             <w:pPr>
               <w:pStyle w:val="Compact"/>
             </w:pPr>
-            <w:r>
-              <w:t xml:space="preserve">SQL via</w:t>
-            </w:r>
-            <w:r>
-              <w:t xml:space="preserve"> </w:t>
-            </w:r>
             <w:r>
               <w:rPr>
                 <w:rStyle w:val="VerbatimChar"/>
               </w:rPr>
               <w:t xml:space="preserve">psql</w:t>
             </w:r>
-          </w:p>
-        </w:tc>
-        <w:tc>
-          <w:tcPr/>
-          <w:p>
-            <w:pPr>
-              <w:pStyle w:val="Compact"/>
-            </w:pPr>
-            <w:r>
-              <w:t xml:space="preserve">A Docker packaging of the TIGER geocoder; 12 commits, inactive</w:t>
-            </w:r>
-          </w:p>
-        </w:tc>
-      </w:tr>
-      <w:tr>
-        <w:tc>
-          <w:tcPr/>
-          <w:p>
-            <w:pPr>
-              <w:pStyle w:val="Compact"/>
-            </w:pPr>
-            <w:r>
-              <w:t xml:space="preserve">Nominatim[9]</w:t>
+            <w:r>
+              <w:t xml:space="preserve">; one adds a Python API and Docker</w:t>
+            </w:r>
+          </w:p>
+        </w:tc>
+        <w:tc>
+          <w:tcPr/>
+          <w:p>
+            <w:pPr>
+              <w:pStyle w:val="Compact"/>
+            </w:pPr>
+            <w:r>
+              <w:t xml:space="preserve">Two of them, both wrapping the PostGIS TIGER geocoder rather than adding matching; both quiet since 2022</w:t>
+            </w:r>
+          </w:p>
+        </w:tc>
+      </w:tr>
+      <w:tr>
+        <w:tc>
+          <w:tcPr/>
+          <w:p>
+            <w:pPr>
+              <w:pStyle w:val="Compact"/>
+            </w:pPr>
+            <w:r>
+              <w:t xml:space="preserve">Nominatim[11]</w:t>
             </w:r>
           </w:p>
         </w:tc>
@@ -2476,7 +2688,7 @@
               <w:pStyle w:val="Compact"/>
             </w:pPr>
             <w:r>
-              <w:t xml:space="preserve">Postgres-centric rather than Postgres-only. Version 5 completed the move from PHP to Python. Planet-scale: ~1 TB of disk and 128 GB-class memory; the 2025 roadmap[10] notes search indexes have grown large enough to slow lookups</w:t>
+              <w:t xml:space="preserve">Postgres-centric rather than Postgres-only. Version 5 completed the move from PHP to Python. Planet-scale: ~1 TB of disk and 128 GB-class memory; the 2025 roadmap[12] notes search indexes have grown large enough to slow lookups</w:t>
             </w:r>
           </w:p>
         </w:tc>
@@ -2508,11 +2720,12 @@
         <w:tblLook w:firstRow="1" w:lastRow="0" w:firstColumn="0" w:lastColumn="0" w:noHBand="0" w:noVBand="0" w:val="0020"/>
       </w:tblPr>
       <w:tblGrid>
-        <w:gridCol w:w="1584"/>
-        <w:gridCol w:w="1584"/>
-        <w:gridCol w:w="1584"/>
-        <w:gridCol w:w="1584"/>
-        <w:gridCol w:w="1584"/>
+        <w:gridCol w:w="1320"/>
+        <w:gridCol w:w="1320"/>
+        <w:gridCol w:w="1320"/>
+        <w:gridCol w:w="1320"/>
+        <w:gridCol w:w="1320"/>
+        <w:gridCol w:w="1320"/>
       </w:tblGrid>
       <w:tr>
         <w:trPr>
@@ -2547,6 +2760,17 @@
               <w:pStyle w:val="Compact"/>
             </w:pPr>
             <w:r>
+              <w:t xml:space="preserve">pgGeocoder</w:t>
+            </w:r>
+          </w:p>
+        </w:tc>
+        <w:tc>
+          <w:tcPr/>
+          <w:p>
+            <w:pPr>
+              <w:pStyle w:val="Compact"/>
+            </w:pPr>
+            <w:r>
               <w:t xml:space="preserve">osmgeocoder</w:t>
             </w:r>
           </w:p>
@@ -2630,6 +2854,17 @@
             </w:r>
           </w:p>
         </w:tc>
+        <w:tc>
+          <w:tcPr/>
+          <w:p>
+            <w:pPr>
+              <w:pStyle w:val="Compact"/>
+            </w:pPr>
+            <w:r>
+              <w:t xml:space="preserve">yes</w:t>
+            </w:r>
+          </w:p>
+        </w:tc>
       </w:tr>
       <w:tr>
         <w:tc>
@@ -2687,6 +2922,17 @@
             </w:r>
           </w:p>
         </w:tc>
+        <w:tc>
+          <w:tcPr/>
+          <w:p>
+            <w:pPr>
+              <w:pStyle w:val="Compact"/>
+            </w:pPr>
+            <w:r>
+              <w:t xml:space="preserve">yes</w:t>
+            </w:r>
+          </w:p>
+        </w:tc>
       </w:tr>
       <w:tr>
         <w:tc>
@@ -2718,6 +2964,17 @@
               <w:pStyle w:val="Compact"/>
             </w:pPr>
             <w:r>
+              <w:t xml:space="preserve">no</w:t>
+            </w:r>
+          </w:p>
+        </w:tc>
+        <w:tc>
+          <w:tcPr/>
+          <w:p>
+            <w:pPr>
+              <w:pStyle w:val="Compact"/>
+            </w:pPr>
+            <w:r>
               <w:t xml:space="preserve">yes (predictive text)</w:t>
             </w:r>
           </w:p>
@@ -2801,6 +3058,17 @@
             </w:r>
           </w:p>
         </w:tc>
+        <w:tc>
+          <w:tcPr/>
+          <w:p>
+            <w:pPr>
+              <w:pStyle w:val="Compact"/>
+            </w:pPr>
+            <w:r>
+              <w:t xml:space="preserve">yes</w:t>
+            </w:r>
+          </w:p>
+        </w:tc>
       </w:tr>
       <w:tr>
         <w:tc>
@@ -2832,6 +3100,17 @@
               <w:pStyle w:val="Compact"/>
             </w:pPr>
             <w:r>
+              <w:t xml:space="preserve">no (exact match)</w:t>
+            </w:r>
+          </w:p>
+        </w:tc>
+        <w:tc>
+          <w:tcPr/>
+          <w:p>
+            <w:pPr>
+              <w:pStyle w:val="Compact"/>
+            </w:pPr>
+            <w:r>
               <w:t xml:space="preserve">yes (trigram, metaphone)</w:t>
             </w:r>
           </w:p>
@@ -2889,6 +3168,17 @@
               <w:pStyle w:val="Compact"/>
             </w:pPr>
             <w:r>
+              <w:t xml:space="preserve">Japanese government datasets</w:t>
+            </w:r>
+          </w:p>
+        </w:tc>
+        <w:tc>
+          <w:tcPr/>
+          <w:p>
+            <w:pPr>
+              <w:pStyle w:val="Compact"/>
+            </w:pPr>
+            <w:r>
               <w:t xml:space="preserve">OSM, optionally OpenAddresses</w:t>
             </w:r>
           </w:p>
@@ -2946,6 +3236,17 @@
               <w:pStyle w:val="Compact"/>
             </w:pPr>
             <w:r>
+              <w:t xml:space="preserve">none (SQL only)</w:t>
+            </w:r>
+          </w:p>
+        </w:tc>
+        <w:tc>
+          <w:tcPr/>
+          <w:p>
+            <w:pPr>
+              <w:pStyle w:val="Compact"/>
+            </w:pPr>
+            <w:r>
               <w:t xml:space="preserve">Flask service</w:t>
             </w:r>
           </w:p>
@@ -3003,6 +3304,17 @@
               <w:pStyle w:val="Compact"/>
             </w:pPr>
             <w:r>
+              <w:t xml:space="preserve">n/a (no HTTP)</w:t>
+            </w:r>
+          </w:p>
+        </w:tc>
+        <w:tc>
+          <w:tcPr/>
+          <w:p>
+            <w:pPr>
+              <w:pStyle w:val="Compact"/>
+            </w:pPr>
+            <w:r>
               <w:t xml:space="preserve">no</w:t>
             </w:r>
           </w:p>
@@ -3071,6 +3383,17 @@
               <w:pStyle w:val="Compact"/>
             </w:pPr>
             <w:r>
+              <w:t xml:space="preserve">no</w:t>
+            </w:r>
+          </w:p>
+        </w:tc>
+        <w:tc>
+          <w:tcPr/>
+          <w:p>
+            <w:pPr>
+              <w:pStyle w:val="Compact"/>
+            </w:pPr>
+            <w:r>
               <w:t xml:space="preserve">its own</w:t>
             </w:r>
           </w:p>
@@ -3117,6 +3440,17 @@
               <w:pStyle w:val="Compact"/>
             </w:pPr>
             <w:r>
+              <w:t xml:space="preserve">Japanese address parts</w:t>
+            </w:r>
+          </w:p>
+        </w:tc>
+        <w:tc>
+          <w:tcPr/>
+          <w:p>
+            <w:pPr>
+              <w:pStyle w:val="Compact"/>
+            </w:pPr>
+            <w:r>
               <w:t xml:space="preserve">formatting templates</w:t>
             </w:r>
           </w:p>
@@ -3174,6 +3508,17 @@
               <w:pStyle w:val="Compact"/>
             </w:pPr>
             <w:r>
+              <w:t xml:space="preserve">Japan</w:t>
+            </w:r>
+          </w:p>
+        </w:tc>
+        <w:tc>
+          <w:tcPr/>
+          <w:p>
+            <w:pPr>
+              <w:pStyle w:val="Compact"/>
+            </w:pPr>
+            <w:r>
               <w:t xml:space="preserve">many countries</w:t>
             </w:r>
           </w:p>
@@ -3210,6 +3555,17 @@
             </w:pPr>
             <w:r>
               <w:t xml:space="preserve">External model needed</w:t>
+            </w:r>
+          </w:p>
+        </w:tc>
+        <w:tc>
+          <w:tcPr/>
+          <w:p>
+            <w:pPr>
+              <w:pStyle w:val="Compact"/>
+            </w:pPr>
+            <w:r>
+              <w:t xml:space="preserve">no</w:t>
             </w:r>
           </w:p>
         </w:tc>
@@ -3340,7 +3696,19 @@
         <w:pStyle w:val="BodyText"/>
       </w:pPr>
       <w:r>
-        <w:t xml:space="preserve">The combination this project could not find anywhere:</w:t>
+        <w:t xml:space="preserve">pgeo is therefore not the first geocoder whose query path is entirely SQL: the TIGER geocoder and</w:t>
+      </w:r>
+      <w:r>
+        <w:t xml:space="preserve"> </w:t>
+      </w:r>
+      <w:r>
+        <w:t xml:space="preserve">pgGeocoder both are, and pgGeocoder in particular does forward and reverse geocoding from</w:t>
+      </w:r>
+      <w:r>
+        <w:t xml:space="preserve"> </w:t>
+      </w:r>
+      <w:r>
+        <w:t xml:space="preserve">PostgreSQL functions with nothing else running. What none of them has is an</w:t>
       </w:r>
       <w:r>
         <w:t xml:space="preserve"> </w:t>
@@ -3350,7 +3718,7 @@
           <w:b/>
           <w:bCs/>
         </w:rPr>
-        <w:t xml:space="preserve">a geocoder whose entire query path is SQL,</w:t>
+        <w:t xml:space="preserve">HTTP interface with</w:t>
       </w:r>
       <w:r>
         <w:rPr>
@@ -3364,47 +3732,66 @@
           <w:b/>
           <w:bCs/>
         </w:rPr>
-        <w:t xml:space="preserve">exposed over HTTP with no application code at all</w:t>
-      </w:r>
-      <w:r>
-        <w:t xml:space="preserve"> </w:t>
-      </w:r>
-      <w:r>
-        <w:t xml:space="preserve">(PostgREST in front of SQL functions), and</w:t>
-      </w:r>
-      <w:r>
-        <w:t xml:space="preserve"> </w:t>
-      </w:r>
-      <w:r>
-        <w:rPr>
-          <w:b/>
-          <w:bCs/>
-        </w:rPr>
-        <w:t xml:space="preserve">speaking an existing geocoder’s API</w:t>
-      </w:r>
-      <w:r>
-        <w:t xml:space="preserve"> </w:t>
-      </w:r>
-      <w:r>
-        <w:t xml:space="preserve">so that clients need no changes. That is a narrow claim</w:t>
-      </w:r>
-      <w:r>
-        <w:t xml:space="preserve"> </w:t>
-      </w:r>
-      <w:r>
-        <w:t xml:space="preserve">from a handful of searches rather than an exhaustive review, and the honest reading is that the</w:t>
-      </w:r>
-      <w:r>
-        <w:t xml:space="preserve"> </w:t>
-      </w:r>
-      <w:r>
-        <w:t xml:space="preserve">pieces are all well known – trigram matching, PL/pgSQL, PostgREST – and that assembling them</w:t>
-      </w:r>
-      <w:r>
-        <w:t xml:space="preserve"> </w:t>
-      </w:r>
-      <w:r>
-        <w:t xml:space="preserve">this way is uncommon rather than novel.</w:t>
+        <w:t xml:space="preserve">no application code</w:t>
+      </w:r>
+      <w:r>
+        <w:t xml:space="preserve"> </w:t>
+      </w:r>
+      <w:r>
+        <w:t xml:space="preserve">– both are SQL-only, so a client needs a database connection rather than a</w:t>
+      </w:r>
+      <w:r>
+        <w:t xml:space="preserve"> </w:t>
+      </w:r>
+      <w:r>
+        <w:t xml:space="preserve">URL – or an API another geocoder’s clients already speak. That is the narrower claim this project</w:t>
+      </w:r>
+      <w:r>
+        <w:t xml:space="preserve"> </w:t>
+      </w:r>
+      <w:r>
+        <w:t xml:space="preserve">can make, and it is narrow: the pieces are all well known – trigram matching, PL/pgSQL, PostgREST</w:t>
+      </w:r>
+      <w:r>
+        <w:t xml:space="preserve"> </w:t>
+      </w:r>
+      <w:r>
+        <w:t xml:space="preserve">– and assembling them this way is uncommon rather than novel.</w:t>
+      </w:r>
+    </w:p>
+    <w:p>
+      <w:pPr>
+        <w:pStyle w:val="BodyText"/>
+      </w:pPr>
+      <w:r>
+        <w:t xml:space="preserve">One nearby category is worth distinguishing, because it is easy to confuse. A foreign data wrapper</w:t>
+      </w:r>
+      <w:r>
+        <w:t xml:space="preserve"> </w:t>
+      </w:r>
+      <w:r>
+        <w:t xml:space="preserve">such as OpenCage’s[13] also lets you geocode</w:t>
+      </w:r>
+      <w:r>
+        <w:t xml:space="preserve"> </w:t>
+      </w:r>
+      <w:r>
+        <w:t xml:space="preserve">“from SQL”</w:t>
+      </w:r>
+      <w:r>
+        <w:t xml:space="preserve">, but by calling a remote</w:t>
+      </w:r>
+      <w:r>
+        <w:t xml:space="preserve"> </w:t>
+      </w:r>
+      <w:r>
+        <w:t xml:space="preserve">service: the query leaves the building and the privacy argument in Section 1.1 disappears. Nothing</w:t>
+      </w:r>
+      <w:r>
+        <w:t xml:space="preserve"> </w:t>
+      </w:r>
+      <w:r>
+        <w:t xml:space="preserve">in this survey treats that as self-hosted geocoding.</w:t>
       </w:r>
     </w:p>
     <w:bookmarkEnd w:id="17"/>
@@ -3616,7 +4003,41 @@
               <w:pStyle w:val="Compact"/>
             </w:pPr>
             <w:r>
-              <w:t xml:space="preserve">The geocoder built for this project: PostgreSQL and PostGIS, with the query logic in SQL</w:t>
+              <w:t xml:space="preserve">The geocoder built for this project: PostgreSQL and PostGIS, with the query logic in SQL. From</w:t>
+            </w:r>
+            <w:r>
+              <w:t xml:space="preserve"> </w:t>
+            </w:r>
+            <w:r>
+              <w:rPr>
+                <w:rStyle w:val="VerbatimChar"/>
+              </w:rPr>
+              <w:t xml:space="preserve">pg</w:t>
+            </w:r>
+            <w:r>
+              <w:t xml:space="preserve"> </w:t>
+            </w:r>
+            <w:r>
+              <w:t xml:space="preserve">(PostgreSQL’s conventional prefix) and</w:t>
+            </w:r>
+            <w:r>
+              <w:t xml:space="preserve"> </w:t>
+            </w:r>
+            <w:r>
+              <w:rPr>
+                <w:i/>
+                <w:iCs/>
+              </w:rPr>
+              <w:t xml:space="preserve">geo</w:t>
+            </w:r>
+            <w:r>
+              <w:t xml:space="preserve">; said</w:t>
+            </w:r>
+            <w:r>
+              <w:t xml:space="preserve"> </w:t>
+            </w:r>
+            <w:r>
+              <w:t xml:space="preserve">“pee-geo”</w:t>
             </w:r>
           </w:p>
         </w:tc>
@@ -3748,7 +4169,7 @@
               <w:t xml:space="preserve">libpostal</w:t>
             </w:r>
             <w:r>
-              <w:t xml:space="preserve">[11]</w:t>
+              <w:t xml:space="preserve">[14]</w:t>
             </w:r>
           </w:p>
         </w:tc>
@@ -3807,7 +4228,7 @@
               <w:t xml:space="preserve">k6</w:t>
             </w:r>
             <w:r>
-              <w:t xml:space="preserve">[12]</w:t>
+              <w:t xml:space="preserve">[15]</w:t>
             </w:r>
           </w:p>
         </w:tc>
@@ -3995,7 +4416,7 @@
               <w:pStyle w:val="Compact"/>
             </w:pPr>
             <w:r>
-              <w:t xml:space="preserve">A three-character slice of a word[13]. Comparing the sets of trigrams in two strings measures similarity, which is how pgeo tolerates typos (</w:t>
+              <w:t xml:space="preserve">A three-character slice of a word[16]. Comparing the sets of trigrams in two strings measures similarity, which is how pgeo tolerates typos (</w:t>
             </w:r>
             <w:r>
               <w:rPr>
@@ -4032,7 +4453,7 @@
               <w:pStyle w:val="Compact"/>
             </w:pPr>
             <w:r>
-              <w:t xml:space="preserve">Who’s On First[14], the open gazetteer of administrative places used for towns, counties and neighbourhoods</w:t>
+              <w:t xml:space="preserve">Who’s On First[17], the open gazetteer of administrative places used for towns, counties and neighbourhoods</w:t>
             </w:r>
           </w:p>
         </w:tc>
@@ -4060,7 +4481,7 @@
               <w:pStyle w:val="Compact"/>
             </w:pPr>
             <w:r>
-              <w:t xml:space="preserve">OpenAddresses[15], the open collection of address points</w:t>
+              <w:t xml:space="preserve">OpenAddresses[18], the open collection of address points</w:t>
             </w:r>
           </w:p>
         </w:tc>
@@ -4088,7 +4509,7 @@
               <w:pStyle w:val="Compact"/>
             </w:pPr>
             <w:r>
-              <w:t xml:space="preserve">The USGS Geographic Names Information System[16]: lakes, summits, streams and populated places</w:t>
+              <w:t xml:space="preserve">The USGS Geographic Names Information System[19]: lakes, summits, streams and populated places</w:t>
             </w:r>
           </w:p>
         </w:tc>
@@ -4116,7 +4537,7 @@
               <w:pStyle w:val="Compact"/>
             </w:pPr>
             <w:r>
-              <w:t xml:space="preserve">ZIP Code Tabulation Area[17], the US Census approximation of a ZIP code as an area</w:t>
+              <w:t xml:space="preserve">ZIP Code Tabulation Area[20], the US Census approximation of a ZIP code as an area</w:t>
             </w:r>
           </w:p>
         </w:tc>
@@ -6780,7 +7201,7 @@
         <w:t xml:space="preserve">pgeo-load build</w:t>
       </w:r>
       <w:r>
-        <w:t xml:space="preserve">) loads the same inputs with DuckDB[18], ogr2ogr[19] and COPY, assigns each</w:t>
+        <w:t xml:space="preserve">) loads the same inputs with DuckDB[21], ogr2ogr[22] and COPY, assigns each</w:t>
       </w:r>
       <w:r>
         <w:t xml:space="preserve"> </w:t>
@@ -25810,7 +26231,7 @@
         <w:t xml:space="preserve"> </w:t>
       </w:r>
       <w:r>
-        <w:t xml:space="preserve">returns a US address in USPS Publication 28[20] form (number, directionals,</w:t>
+        <w:t xml:space="preserve">returns a US address in USPS Publication 28[23] form (number, directionals,</w:t>
       </w:r>
       <w:r>
         <w:t xml:space="preserve"> </w:t>
@@ -25885,7 +26306,7 @@
         <w:pStyle w:val="FirstParagraph"/>
       </w:pPr>
       <w:r>
-        <w:t xml:space="preserve">The USPS ZIP+4 file[21] would add ZIP+4 codes, USPS street spellings and the USPS preferred</w:t>
+        <w:t xml:space="preserve">The USPS ZIP+4 file[24] would add ZIP+4 codes, USPS street spellings and the USPS preferred</w:t>
       </w:r>
       <w:r>
         <w:t xml:space="preserve"> </w:t>
@@ -34635,7 +35056,7 @@
         </w:numPr>
       </w:pPr>
       <w:r>
-        <w:t xml:space="preserve">moofish32/postgis-geocoder: a Docker packaging of the PostGIS TIGER geocoder. https://github.com/moofish32/postgis-geocoder</w:t>
+        <w:t xml:space="preserve">pgGeocoder: a Japanese geocoder implemented entirely in PostgreSQL functions. https://github.com/mbasa/pgGeocoder</w:t>
       </w:r>
     </w:p>
     <w:p>
@@ -34647,7 +35068,7 @@
         </w:numPr>
       </w:pPr>
       <w:r>
-        <w:t xml:space="preserve">Nominatim architecture overview, release 5.3 documentation. https://nominatim.org/release-docs/latest/develop/overview/</w:t>
+        <w:t xml:space="preserve">moofish32/postgis-geocoder: a Docker packaging of the PostGIS TIGER geocoder. https://github.com/moofish32/postgis-geocoder</w:t>
       </w:r>
     </w:p>
     <w:p>
@@ -34659,7 +35080,43 @@
         </w:numPr>
       </w:pPr>
       <w:r>
+        <w:t xml:space="preserve">MattTriano/postgis_geocoder: a Docker and Python packaging of the PostGIS TIGER geocoder. https://github.com/MattTriano/postgis_geocoder</w:t>
+      </w:r>
+    </w:p>
+    <w:p>
+      <w:pPr>
+        <w:pStyle w:val="Compact"/>
+        <w:numPr>
+          <w:ilvl w:val="0"/>
+          <w:numId w:val="1007"/>
+        </w:numPr>
+      </w:pPr>
+      <w:r>
+        <w:t xml:space="preserve">Nominatim architecture overview, release 5.3 documentation. https://nominatim.org/release-docs/latest/develop/overview/</w:t>
+      </w:r>
+    </w:p>
+    <w:p>
+      <w:pPr>
+        <w:pStyle w:val="Compact"/>
+        <w:numPr>
+          <w:ilvl w:val="0"/>
+          <w:numId w:val="1007"/>
+        </w:numPr>
+      </w:pPr>
+      <w:r>
         <w:t xml:space="preserve">The road to Nominatim 6, July 2025. https://nominatim.org/2025/07/14/roadmap-nominatim6.html</w:t>
+      </w:r>
+    </w:p>
+    <w:p>
+      <w:pPr>
+        <w:pStyle w:val="Compact"/>
+        <w:numPr>
+          <w:ilvl w:val="0"/>
+          <w:numId w:val="1007"/>
+        </w:numPr>
+      </w:pPr>
+      <w:r>
+        <w:t xml:space="preserve">OpenCage geocoding foreign data wrapper for PostgreSQL (calls a remote API from SQL). https://blog.opencagedata.com/post/geocoding-in-postgresql</w:t>
       </w:r>
     </w:p>
     <w:p>

--- a/docs/REPORT.docx
+++ b/docs/REPORT.docx
@@ -779,7 +779,7 @@
       </w:tr>
     </w:tbl>
     <w:bookmarkEnd w:id="12"/>
-    <w:bookmarkStart w:id="19" w:name="introduction"/>
+    <w:bookmarkStart w:id="20" w:name="introduction"/>
     <w:p>
       <w:pPr>
         <w:pStyle w:val="Heading2"/>
@@ -2184,13 +2184,287 @@
       </w:r>
     </w:p>
     <w:bookmarkEnd w:id="16"/>
-    <w:bookmarkStart w:id="17" w:name="other-geocoders-that-live-in-postgresql"/>
+    <w:bookmarkStart w:id="17" w:name="pelias-and-what-this-project-owes-it"/>
     <w:p>
       <w:pPr>
         <w:pStyle w:val="Heading3"/>
       </w:pPr>
       <w:r>
-        <w:t xml:space="preserve">1.5 Other geocoders that live in PostgreSQL</w:t>
+        <w:t xml:space="preserve">1.5 Pelias, and what this project owes it</w:t>
+      </w:r>
+    </w:p>
+    <w:p>
+      <w:pPr>
+        <w:pStyle w:val="FirstParagraph"/>
+      </w:pPr>
+      <w:r>
+        <w:t xml:space="preserve">pgeo exists because Pelias existed first. Every measurement in this report is made against it,</w:t>
+      </w:r>
+      <w:r>
+        <w:t xml:space="preserve"> </w:t>
+      </w:r>
+      <w:r>
+        <w:t xml:space="preserve">the API pgeo implements is its API, and the test oracle that decided what a correct answer looks</w:t>
+      </w:r>
+      <w:r>
+        <w:t xml:space="preserve"> </w:t>
+      </w:r>
+      <w:r>
+        <w:t xml:space="preserve">like was Pelias itself. That debt deserves stating properly rather than in a footnote.</w:t>
+      </w:r>
+    </w:p>
+    <w:p>
+      <w:pPr>
+        <w:pStyle w:val="BodyText"/>
+      </w:pPr>
+      <w:r>
+        <w:t xml:space="preserve">Pelias[1] began at Mapzen in 2013-2014 as an open-source geocoder built on</w:t>
+      </w:r>
+      <w:r>
+        <w:t xml:space="preserve"> </w:t>
+      </w:r>
+      <w:r>
+        <w:t xml:space="preserve">Elasticsearch, and was released as the hosted Mapzen Search in 2015. When Mapzen shut down in</w:t>
+      </w:r>
+      <w:r>
+        <w:t xml:space="preserve"> </w:t>
+      </w:r>
+      <w:r>
+        <w:t xml:space="preserve">January 2018[3], the hosted services went with it – but the code did not:</w:t>
+      </w:r>
+      <w:r>
+        <w:t xml:space="preserve"> </w:t>
+      </w:r>
+      <w:r>
+        <w:t xml:space="preserve">members of the same team founded Geocode Earth that month and have maintained the project</w:t>
+      </w:r>
+      <w:r>
+        <w:t xml:space="preserve"> </w:t>
+      </w:r>
+      <w:r>
+        <w:t xml:space="preserve">since[4, 5]. It remains actively developed in 2026, under</w:t>
+      </w:r>
+      <w:r>
+        <w:t xml:space="preserve"> </w:t>
+      </w:r>
+      <w:r>
+        <w:t xml:space="preserve">the MIT licence[6], with a community of business and individual contributors.</w:t>
+      </w:r>
+    </w:p>
+    <w:p>
+      <w:pPr>
+        <w:pStyle w:val="BodyText"/>
+      </w:pPr>
+      <w:r>
+        <w:t xml:space="preserve">Three of its design decisions shaped this project directly:</w:t>
+      </w:r>
+    </w:p>
+    <w:p>
+      <w:pPr>
+        <w:pStyle w:val="Compact"/>
+        <w:numPr>
+          <w:ilvl w:val="0"/>
+          <w:numId w:val="1002"/>
+        </w:numPr>
+      </w:pPr>
+      <w:r>
+        <w:rPr>
+          <w:b/>
+          <w:bCs/>
+        </w:rPr>
+        <w:t xml:space="preserve">Modularity.</w:t>
+      </w:r>
+      <w:r>
+        <w:t xml:space="preserve"> </w:t>
+      </w:r>
+      <w:r>
+        <w:t xml:space="preserve">Pelias is five services around Elasticsearch – API, placeholder, point-in-polygon,</w:t>
+      </w:r>
+      <w:r>
+        <w:t xml:space="preserve"> </w:t>
+      </w:r>
+      <w:r>
+        <w:t xml:space="preserve">libpostal and interpolation – explicitly so that</w:t>
+      </w:r>
+      <w:r>
+        <w:t xml:space="preserve"> </w:t>
+      </w:r>
+      <w:r>
+        <w:t xml:space="preserve">“you don’t need to be an expert in everything</w:t>
+      </w:r>
+      <w:r>
+        <w:t xml:space="preserve"> </w:t>
+      </w:r>
+      <w:r>
+        <w:t xml:space="preserve">to make changes”</w:t>
+      </w:r>
+      <w:r>
+        <w:t xml:space="preserve">. That is the architecture this report measures the cost of, and the cost is</w:t>
+      </w:r>
+      <w:r>
+        <w:t xml:space="preserve"> </w:t>
+      </w:r>
+      <w:r>
+        <w:t xml:space="preserve">real; but the same decomposition is why a reader can understand what each part does, and why</w:t>
+      </w:r>
+      <w:r>
+        <w:t xml:space="preserve"> </w:t>
+      </w:r>
+      <w:r>
+        <w:t xml:space="preserve">Section 3.12 can say exactly which service sets the memory floor.</w:t>
+      </w:r>
+    </w:p>
+    <w:p>
+      <w:pPr>
+        <w:pStyle w:val="Compact"/>
+        <w:numPr>
+          <w:ilvl w:val="0"/>
+          <w:numId w:val="1002"/>
+        </w:numPr>
+      </w:pPr>
+      <w:r>
+        <w:rPr>
+          <w:b/>
+          <w:bCs/>
+        </w:rPr>
+        <w:t xml:space="preserve">A documented, stable HTTP API.</w:t>
+      </w:r>
+      <w:r>
+        <w:t xml:space="preserve"> </w:t>
+      </w:r>
+      <w:r>
+        <w:t xml:space="preserve">Pelias published an API worth copying: coherent, GeoJSON,</w:t>
+      </w:r>
+      <w:r>
+        <w:t xml:space="preserve"> </w:t>
+      </w:r>
+      <w:r>
+        <w:t xml:space="preserve">with a</w:t>
+      </w:r>
+      <w:r>
+        <w:t xml:space="preserve"> </w:t>
+      </w:r>
+      <w:r>
+        <w:rPr>
+          <w:rStyle w:val="VerbatimChar"/>
+        </w:rPr>
+        <w:t xml:space="preserve">geocoding</w:t>
+      </w:r>
+      <w:r>
+        <w:t xml:space="preserve"> </w:t>
+      </w:r>
+      <w:r>
+        <w:t xml:space="preserve">block that carries query, engine and errors. pgeo did not design an interface;</w:t>
+      </w:r>
+      <w:r>
+        <w:t xml:space="preserve"> </w:t>
+      </w:r>
+      <w:r>
+        <w:t xml:space="preserve">it implemented this one, which is why an existing client can be repointed without changes.</w:t>
+      </w:r>
+    </w:p>
+    <w:p>
+      <w:pPr>
+        <w:pStyle w:val="Compact"/>
+        <w:numPr>
+          <w:ilvl w:val="0"/>
+          <w:numId w:val="1002"/>
+        </w:numPr>
+      </w:pPr>
+      <w:r>
+        <w:rPr>
+          <w:b/>
+          <w:bCs/>
+        </w:rPr>
+        <w:t xml:space="preserve">Open data as a first-class input.</w:t>
+      </w:r>
+      <w:r>
+        <w:t xml:space="preserve"> </w:t>
+      </w:r>
+      <w:r>
+        <w:t xml:space="preserve">Pelias’s importers for OpenAddresses, OpenStreetMap, Who’s</w:t>
+      </w:r>
+      <w:r>
+        <w:t xml:space="preserve"> </w:t>
+      </w:r>
+      <w:r>
+        <w:t xml:space="preserve">On First and CSV are what make a multi-source geocoder tractable at all. pgeo reads the same</w:t>
+      </w:r>
+      <w:r>
+        <w:t xml:space="preserve"> </w:t>
+      </w:r>
+      <w:r>
+        <w:t xml:space="preserve">sources, and in two cases reads them</w:t>
+      </w:r>
+      <w:r>
+        <w:t xml:space="preserve"> </w:t>
+      </w:r>
+      <w:r>
+        <w:rPr>
+          <w:i/>
+          <w:iCs/>
+        </w:rPr>
+        <w:t xml:space="preserve">through</w:t>
+      </w:r>
+      <w:r>
+        <w:t xml:space="preserve"> </w:t>
+      </w:r>
+      <w:r>
+        <w:t xml:space="preserve">Pelias’s own tooling: the interpolation database</w:t>
+      </w:r>
+      <w:r>
+        <w:t xml:space="preserve"> </w:t>
+      </w:r>
+      <w:r>
+        <w:t xml:space="preserve">and the OpenAddresses conversion.</w:t>
+      </w:r>
+    </w:p>
+    <w:p>
+      <w:pPr>
+        <w:pStyle w:val="FirstParagraph"/>
+      </w:pPr>
+      <w:r>
+        <w:t xml:space="preserve">Where this report finds pgeo ahead – accuracy on messy input, memory footprint, component count</w:t>
+      </w:r>
+      <w:r>
+        <w:t xml:space="preserve"> </w:t>
+      </w:r>
+      <w:r>
+        <w:t xml:space="preserve">– it is ahead on a problem Pelias defined, measured with a test set whose correct answers were</w:t>
+      </w:r>
+      <w:r>
+        <w:t xml:space="preserve"> </w:t>
+      </w:r>
+      <w:r>
+        <w:t xml:space="preserve">agreed by running Pelias. Where Pelias is ahead, on throughput per CPU and on coverage beyond one</w:t>
+      </w:r>
+      <w:r>
+        <w:t xml:space="preserve"> </w:t>
+      </w:r>
+      <w:r>
+        <w:t xml:space="preserve">state, it is ahead by design decisions that this project chose not to make rather than failed to</w:t>
+      </w:r>
+      <w:r>
+        <w:t xml:space="preserve"> </w:t>
+      </w:r>
+      <w:r>
+        <w:t xml:space="preserve">match. A fair summary is that pgeo is a specialisation: it trades the generality Pelias was built</w:t>
+      </w:r>
+      <w:r>
+        <w:t xml:space="preserve"> </w:t>
+      </w:r>
+      <w:r>
+        <w:t xml:space="preserve">for against a much smaller machine, for one state, for a handful of users.</w:t>
+      </w:r>
+    </w:p>
+    <w:bookmarkEnd w:id="17"/>
+    <w:bookmarkStart w:id="18" w:name="other-geocoders-that-live-in-postgresql"/>
+    <w:p>
+      <w:pPr>
+        <w:pStyle w:val="Heading3"/>
+      </w:pPr>
+      <w:r>
+        <w:t xml:space="preserve">1.6 Other geocoders that live in PostgreSQL</w:t>
       </w:r>
     </w:p>
     <w:p>
@@ -2307,7 +2581,7 @@
               <w:pStyle w:val="Compact"/>
             </w:pPr>
             <w:r>
-              <w:t xml:space="preserve">PostGIS TIGER Geocoder[3] (</w:t>
+              <w:t xml:space="preserve">PostGIS TIGER Geocoder[7] (</w:t>
             </w:r>
             <w:r>
               <w:rPr>
@@ -2375,7 +2649,7 @@
               <w:pStyle w:val="Compact"/>
             </w:pPr>
             <w:r>
-              <w:t xml:space="preserve">The canonical answer. Released independently of PostGIS since 2025.1 (June 2026)[4], needs PostgreSQL 16+. Exact-match oriented; its own documentation notes speed problems in the</w:t>
+              <w:t xml:space="preserve">The canonical answer. Released independently of PostGIS since 2025.1 (June 2026)[8], needs PostgreSQL 16+. Exact-match oriented; its own documentation notes speed problems in the</w:t>
             </w:r>
             <w:r>
               <w:t xml:space="preserve"> </w:t>
@@ -2387,20 +2661,20 @@
               <w:t xml:space="preserve">address_standardizer</w:t>
             </w:r>
             <w:r>
-              <w:t xml:space="preserve">[5] wrapper for batch work</w:t>
-            </w:r>
-          </w:p>
-        </w:tc>
-      </w:tr>
-      <w:tr>
-        <w:tc>
-          <w:tcPr/>
-          <w:p>
-            <w:pPr>
-              <w:pStyle w:val="Compact"/>
-            </w:pPr>
-            <w:r>
-              <w:t xml:space="preserve">osmgeocoder[6]</w:t>
+              <w:t xml:space="preserve">[9] wrapper for batch work</w:t>
+            </w:r>
+          </w:p>
+        </w:tc>
+      </w:tr>
+      <w:tr>
+        <w:tc>
+          <w:tcPr/>
+          <w:p>
+            <w:pPr>
+              <w:pStyle w:val="Compact"/>
+            </w:pPr>
+            <w:r>
+              <w:t xml:space="preserve">osmgeocoder[10]</w:t>
             </w:r>
           </w:p>
         </w:tc>
@@ -2471,7 +2745,7 @@
               <w:t xml:space="preserve">fuzzystrmatch</w:t>
             </w:r>
             <w:r>
-              <w:t xml:space="preserve">[7]). Multi-country address formatting via OpenCage templates. Without libpostal it degrades to</w:t>
+              <w:t xml:space="preserve">[11]). Multi-country address formatting via OpenCage templates. Without libpostal it degrades to</w:t>
             </w:r>
             <w:r>
               <w:t xml:space="preserve"> </w:t>
@@ -2490,7 +2764,7 @@
               <w:pStyle w:val="Compact"/>
             </w:pPr>
             <w:r>
-              <w:t xml:space="preserve">pgGeocoder[8]</w:t>
+              <w:t xml:space="preserve">pgGeocoder[12]</w:t>
             </w:r>
           </w:p>
         </w:tc>
@@ -2571,7 +2845,7 @@
               <w:pStyle w:val="Compact"/>
             </w:pPr>
             <w:r>
-              <w:t xml:space="preserve">TIGER packagings[9, 10]</w:t>
+              <w:t xml:space="preserve">TIGER packagings[13, 14]</w:t>
             </w:r>
           </w:p>
         </w:tc>
@@ -2634,7 +2908,7 @@
               <w:pStyle w:val="Compact"/>
             </w:pPr>
             <w:r>
-              <w:t xml:space="preserve">Nominatim[11]</w:t>
+              <w:t xml:space="preserve">Nominatim[15]</w:t>
             </w:r>
           </w:p>
         </w:tc>
@@ -2688,7 +2962,7 @@
               <w:pStyle w:val="Compact"/>
             </w:pPr>
             <w:r>
-              <w:t xml:space="preserve">Postgres-centric rather than Postgres-only. Version 5 completed the move from PHP to Python. Planet-scale: ~1 TB of disk and 128 GB-class memory; the 2025 roadmap[12] notes search indexes have grown large enough to slow lookups</w:t>
+              <w:t xml:space="preserve">Postgres-centric rather than Postgres-only. Version 5 completed the move from PHP to Python. Planet-scale: ~1 TB of disk and 128 GB-class memory; the 2025 roadmap[16] notes search indexes have grown large enough to slow lookups</w:t>
             </w:r>
           </w:p>
         </w:tc>
@@ -3770,7 +4044,7 @@
         <w:t xml:space="preserve"> </w:t>
       </w:r>
       <w:r>
-        <w:t xml:space="preserve">such as OpenCage’s[13] also lets you geocode</w:t>
+        <w:t xml:space="preserve">such as OpenCage’s[17] also lets you geocode</w:t>
       </w:r>
       <w:r>
         <w:t xml:space="preserve"> </w:t>
@@ -3794,14 +4068,14 @@
         <w:t xml:space="preserve">in this survey treats that as self-hosted geocoding.</w:t>
       </w:r>
     </w:p>
-    <w:bookmarkEnd w:id="17"/>
-    <w:bookmarkStart w:id="18" w:name="terms-and-acronyms"/>
+    <w:bookmarkEnd w:id="18"/>
+    <w:bookmarkStart w:id="19" w:name="terms-and-acronyms"/>
     <w:p>
       <w:pPr>
         <w:pStyle w:val="Heading3"/>
       </w:pPr>
       <w:r>
-        <w:t xml:space="preserve">1.6 Terms and acronyms</w:t>
+        <w:t xml:space="preserve">1.7 Terms and acronyms</w:t>
       </w:r>
     </w:p>
     <w:p>
@@ -4169,7 +4443,7 @@
               <w:t xml:space="preserve">libpostal</w:t>
             </w:r>
             <w:r>
-              <w:t xml:space="preserve">[14]</w:t>
+              <w:t xml:space="preserve">[18]</w:t>
             </w:r>
           </w:p>
         </w:tc>
@@ -4228,7 +4502,7 @@
               <w:t xml:space="preserve">k6</w:t>
             </w:r>
             <w:r>
-              <w:t xml:space="preserve">[15]</w:t>
+              <w:t xml:space="preserve">[19]</w:t>
             </w:r>
           </w:p>
         </w:tc>
@@ -4416,7 +4690,7 @@
               <w:pStyle w:val="Compact"/>
             </w:pPr>
             <w:r>
-              <w:t xml:space="preserve">A three-character slice of a word[16]. Comparing the sets of trigrams in two strings measures similarity, which is how pgeo tolerates typos (</w:t>
+              <w:t xml:space="preserve">A three-character slice of a word[20]. Comparing the sets of trigrams in two strings measures similarity, which is how pgeo tolerates typos (</w:t>
             </w:r>
             <w:r>
               <w:rPr>
@@ -4453,7 +4727,7 @@
               <w:pStyle w:val="Compact"/>
             </w:pPr>
             <w:r>
-              <w:t xml:space="preserve">Who’s On First[17], the open gazetteer of administrative places used for towns, counties and neighbourhoods</w:t>
+              <w:t xml:space="preserve">Who’s On First[21], the open gazetteer of administrative places used for towns, counties and neighbourhoods</w:t>
             </w:r>
           </w:p>
         </w:tc>
@@ -4481,7 +4755,7 @@
               <w:pStyle w:val="Compact"/>
             </w:pPr>
             <w:r>
-              <w:t xml:space="preserve">OpenAddresses[18], the open collection of address points</w:t>
+              <w:t xml:space="preserve">OpenAddresses[22], the open collection of address points</w:t>
             </w:r>
           </w:p>
         </w:tc>
@@ -4509,7 +4783,7 @@
               <w:pStyle w:val="Compact"/>
             </w:pPr>
             <w:r>
-              <w:t xml:space="preserve">The USGS Geographic Names Information System[19]: lakes, summits, streams and populated places</w:t>
+              <w:t xml:space="preserve">The USGS Geographic Names Information System[23]: lakes, summits, streams and populated places</w:t>
             </w:r>
           </w:p>
         </w:tc>
@@ -4537,7 +4811,7 @@
               <w:pStyle w:val="Compact"/>
             </w:pPr>
             <w:r>
-              <w:t xml:space="preserve">ZIP Code Tabulation Area[20], the US Census approximation of a ZIP code as an area</w:t>
+              <w:t xml:space="preserve">ZIP Code Tabulation Area[24], the US Census approximation of a ZIP code as an area</w:t>
             </w:r>
           </w:p>
         </w:tc>
@@ -4680,9 +4954,9 @@
         </w:tc>
       </w:tr>
     </w:tbl>
-    <w:bookmarkEnd w:id="18"/>
     <w:bookmarkEnd w:id="19"/>
-    <w:bookmarkStart w:id="46" w:name="methods"/>
+    <w:bookmarkEnd w:id="20"/>
+    <w:bookmarkStart w:id="47" w:name="methods"/>
     <w:p>
       <w:pPr>
         <w:pStyle w:val="Heading2"/>
@@ -4699,7 +4973,7 @@
         <w:t xml:space="preserve">How both systems were built and how they were measured. The detail here is what makes Section 3 checkable: the same data, the same load generator, the same targets and the same host for both engines, with every departure from that noted.</w:t>
       </w:r>
     </w:p>
-    <w:bookmarkStart w:id="26" w:name="systems-built"/>
+    <w:bookmarkStart w:id="27" w:name="systems-built"/>
     <w:p>
       <w:pPr>
         <w:pStyle w:val="Heading3"/>
@@ -4725,18 +4999,18 @@
           <wp:inline>
             <wp:extent cx="5211162" cy="3623959"/>
             <wp:effectExtent b="0" l="0" r="0" t="0"/>
-            <wp:docPr descr="" title="" id="21" name="Picture"/>
+            <wp:docPr descr="" title="" id="22" name="Picture"/>
             <a:graphic>
               <a:graphicData uri="http://schemas.openxmlformats.org/drawingml/2006/picture">
                 <pic:pic>
                   <pic:nvPicPr>
-                    <pic:cNvPr descr="report_figures/fig_architecture.png" id="22" name="Picture"/>
+                    <pic:cNvPr descr="report_figures/fig_architecture.png" id="23" name="Picture"/>
                     <pic:cNvPicPr>
                       <a:picLocks noChangeArrowheads="1" noChangeAspect="1"/>
                     </pic:cNvPicPr>
                   </pic:nvPicPr>
                   <pic:blipFill>
-                    <a:blip r:embed="rId20"/>
+                    <a:blip r:embed="rId21"/>
                     <a:stretch>
                       <a:fillRect/>
                     </a:stretch>
@@ -4959,7 +5233,7 @@
         <w:pStyle w:val="Compact"/>
         <w:numPr>
           <w:ilvl w:val="0"/>
-          <w:numId w:val="1002"/>
+          <w:numId w:val="1003"/>
         </w:numPr>
       </w:pPr>
       <w:r>
@@ -5023,7 +5297,7 @@
         <w:pStyle w:val="Compact"/>
         <w:numPr>
           <w:ilvl w:val="0"/>
-          <w:numId w:val="1002"/>
+          <w:numId w:val="1003"/>
         </w:numPr>
       </w:pPr>
       <w:r>
@@ -5425,18 +5699,18 @@
           <wp:inline>
             <wp:extent cx="5211162" cy="1856323"/>
             <wp:effectExtent b="0" l="0" r="0" t="0"/>
-            <wp:docPr descr="" title="" id="24" name="Picture"/>
+            <wp:docPr descr="" title="" id="25" name="Picture"/>
             <a:graphic>
               <a:graphicData uri="http://schemas.openxmlformats.org/drawingml/2006/picture">
                 <pic:pic>
                   <pic:nvPicPr>
-                    <pic:cNvPr descr="report_figures/fig_query_pipeline.png" id="25" name="Picture"/>
+                    <pic:cNvPr descr="report_figures/fig_query_pipeline.png" id="26" name="Picture"/>
                     <pic:cNvPicPr>
                       <a:picLocks noChangeArrowheads="1" noChangeAspect="1"/>
                     </pic:cNvPicPr>
                   </pic:nvPicPr>
                   <pic:blipFill>
-                    <a:blip r:embed="rId23"/>
+                    <a:blip r:embed="rId24"/>
                     <a:stretch>
                       <a:fillRect/>
                     </a:stretch>
@@ -5507,8 +5781,8 @@
         <w:t xml:space="preserve">Elasticsearch scoring.</w:t>
       </w:r>
     </w:p>
-    <w:bookmarkEnd w:id="26"/>
-    <w:bookmarkStart w:id="31" w:name="data"/>
+    <w:bookmarkEnd w:id="27"/>
+    <w:bookmarkStart w:id="32" w:name="data"/>
     <w:p>
       <w:pPr>
         <w:pStyle w:val="Heading3"/>
@@ -6190,18 +6464,18 @@
           <wp:inline>
             <wp:extent cx="5334000" cy="2680593"/>
             <wp:effectExtent b="0" l="0" r="0" t="0"/>
-            <wp:docPr descr="" title="" id="28" name="Picture"/>
+            <wp:docPr descr="" title="" id="29" name="Picture"/>
             <a:graphic>
               <a:graphicData uri="http://schemas.openxmlformats.org/drawingml/2006/picture">
                 <pic:pic>
                   <pic:nvPicPr>
-                    <pic:cNvPr descr="report_figures/fig_inventory.png" id="29" name="Picture"/>
+                    <pic:cNvPr descr="report_figures/fig_inventory.png" id="30" name="Picture"/>
                     <pic:cNvPicPr>
                       <a:picLocks noChangeArrowheads="1" noChangeAspect="1"/>
                     </pic:cNvPicPr>
                   </pic:nvPicPr>
                   <pic:blipFill>
-                    <a:blip r:embed="rId27"/>
+                    <a:blip r:embed="rId28"/>
                     <a:stretch>
                       <a:fillRect/>
                     </a:stretch>
@@ -6856,7 +7130,7 @@
         </w:tc>
       </w:tr>
     </w:tbl>
-    <w:bookmarkStart w:id="30" w:name="overture-maps"/>
+    <w:bookmarkStart w:id="31" w:name="overture-maps"/>
     <w:p>
       <w:pPr>
         <w:pStyle w:val="Heading4"/>
@@ -7065,9 +7339,9 @@
         <w:t xml:space="preserve">Hampshire, and the Pelias interpolation builder needing OpenAddresses in its legacy CSV form.</w:t>
       </w:r>
     </w:p>
-    <w:bookmarkEnd w:id="30"/>
     <w:bookmarkEnd w:id="31"/>
-    <w:bookmarkStart w:id="35" w:name="build-pipelines"/>
+    <w:bookmarkEnd w:id="32"/>
+    <w:bookmarkStart w:id="36" w:name="build-pipelines"/>
     <w:p>
       <w:pPr>
         <w:pStyle w:val="Heading3"/>
@@ -7093,18 +7367,18 @@
           <wp:inline>
             <wp:extent cx="5211162" cy="2773781"/>
             <wp:effectExtent b="0" l="0" r="0" t="0"/>
-            <wp:docPr descr="" title="" id="33" name="Picture"/>
+            <wp:docPr descr="" title="" id="34" name="Picture"/>
             <a:graphic>
               <a:graphicData uri="http://schemas.openxmlformats.org/drawingml/2006/picture">
                 <pic:pic>
                   <pic:nvPicPr>
-                    <pic:cNvPr descr="report_figures/fig_data_pipeline.png" id="34" name="Picture"/>
+                    <pic:cNvPr descr="report_figures/fig_data_pipeline.png" id="35" name="Picture"/>
                     <pic:cNvPicPr>
                       <a:picLocks noChangeArrowheads="1" noChangeAspect="1"/>
                     </pic:cNvPicPr>
                   </pic:nvPicPr>
                   <pic:blipFill>
-                    <a:blip r:embed="rId32"/>
+                    <a:blip r:embed="rId33"/>
                     <a:stretch>
                       <a:fillRect/>
                     </a:stretch>
@@ -7201,7 +7475,7 @@
         <w:t xml:space="preserve">pgeo-load build</w:t>
       </w:r>
       <w:r>
-        <w:t xml:space="preserve">) loads the same inputs with DuckDB[21], ogr2ogr[22] and COPY, assigns each</w:t>
+        <w:t xml:space="preserve">) loads the same inputs with DuckDB[25], ogr2ogr[26] and COPY, assigns each</w:t>
       </w:r>
       <w:r>
         <w:t xml:space="preserve"> </w:t>
@@ -7428,8 +7702,8 @@
         <w:t xml:space="preserve">with other work or wants a machine to itself.</w:t>
       </w:r>
     </w:p>
-    <w:bookmarkEnd w:id="35"/>
-    <w:bookmarkStart w:id="36" w:name="accuracy-testing"/>
+    <w:bookmarkEnd w:id="36"/>
+    <w:bookmarkStart w:id="37" w:name="accuracy-testing"/>
     <w:p>
       <w:pPr>
         <w:pStyle w:val="Heading3"/>
@@ -8631,8 +8905,8 @@
         </w:tc>
       </w:tr>
     </w:tbl>
-    <w:bookmarkEnd w:id="36"/>
-    <w:bookmarkStart w:id="42" w:name="load-and-capacity-testing"/>
+    <w:bookmarkEnd w:id="37"/>
+    <w:bookmarkStart w:id="43" w:name="load-and-capacity-testing"/>
     <w:p>
       <w:pPr>
         <w:pStyle w:val="Heading3"/>
@@ -8658,18 +8932,18 @@
           <wp:inline>
             <wp:extent cx="5211162" cy="1856323"/>
             <wp:effectExtent b="0" l="0" r="0" t="0"/>
-            <wp:docPr descr="" title="" id="38" name="Picture"/>
+            <wp:docPr descr="" title="" id="39" name="Picture"/>
             <a:graphic>
               <a:graphicData uri="http://schemas.openxmlformats.org/drawingml/2006/picture">
                 <pic:pic>
                   <pic:nvPicPr>
-                    <pic:cNvPr descr="report_figures/fig_test_harness.png" id="39" name="Picture"/>
+                    <pic:cNvPr descr="report_figures/fig_test_harness.png" id="40" name="Picture"/>
                     <pic:cNvPicPr>
                       <a:picLocks noChangeArrowheads="1" noChangeAspect="1"/>
                     </pic:cNvPicPr>
                   </pic:nvPicPr>
                   <pic:blipFill>
-                    <a:blip r:embed="rId37"/>
+                    <a:blip r:embed="rId38"/>
                     <a:stretch>
                       <a:fillRect/>
                     </a:stretch>
@@ -9745,7 +10019,7 @@
         <w:t xml:space="preserve">the run stops when errors exceed 5%, any p95 exceeds five times its target, or a service dies.</w:t>
       </w:r>
     </w:p>
-    <w:bookmarkStart w:id="40" w:name="caching"/>
+    <w:bookmarkStart w:id="41" w:name="caching"/>
     <w:p>
       <w:pPr>
         <w:pStyle w:val="Heading4"/>
@@ -9798,8 +10072,8 @@
         <w:t xml:space="preserve">large (Table 12) and drawn at random, so exact repeats are rare.</w:t>
       </w:r>
     </w:p>
-    <w:bookmarkEnd w:id="40"/>
-    <w:bookmarkStart w:id="41" w:name="scope"/>
+    <w:bookmarkEnd w:id="41"/>
+    <w:bookmarkStart w:id="42" w:name="scope"/>
     <w:p>
       <w:pPr>
         <w:pStyle w:val="Heading4"/>
@@ -10428,9 +10702,9 @@
         </w:tc>
       </w:tr>
     </w:tbl>
-    <w:bookmarkEnd w:id="41"/>
     <w:bookmarkEnd w:id="42"/>
-    <w:bookmarkStart w:id="43" w:name="compatibility-testing"/>
+    <w:bookmarkEnd w:id="43"/>
+    <w:bookmarkStart w:id="44" w:name="compatibility-testing"/>
     <w:p>
       <w:pPr>
         <w:pStyle w:val="Heading3"/>
@@ -10480,8 +10754,8 @@
         <w:t xml:space="preserve">Pelias itself fails is reported but not counted against pgeo.</w:t>
       </w:r>
     </w:p>
-    <w:bookmarkEnd w:id="43"/>
-    <w:bookmarkStart w:id="45" w:name="tuning-procedure"/>
+    <w:bookmarkEnd w:id="44"/>
+    <w:bookmarkStart w:id="46" w:name="tuning-procedure"/>
     <w:p>
       <w:pPr>
         <w:pStyle w:val="Heading3"/>
@@ -10516,7 +10790,7 @@
         <w:t xml:space="preserve">change was kept only if overall accuracy did not drop and no category lost more than noise.</w:t>
       </w:r>
     </w:p>
-    <w:bookmarkStart w:id="44" w:name="parallelism"/>
+    <w:bookmarkStart w:id="45" w:name="parallelism"/>
     <w:p>
       <w:pPr>
         <w:pStyle w:val="Heading4"/>
@@ -10603,7 +10877,7 @@
         <w:pStyle w:val="Compact"/>
         <w:numPr>
           <w:ilvl w:val="0"/>
-          <w:numId w:val="1003"/>
+          <w:numId w:val="1004"/>
         </w:numPr>
       </w:pPr>
       <w:r>
@@ -10640,7 +10914,7 @@
         <w:pStyle w:val="Compact"/>
         <w:numPr>
           <w:ilvl w:val="0"/>
-          <w:numId w:val="1003"/>
+          <w:numId w:val="1004"/>
         </w:numPr>
       </w:pPr>
       <w:r>
@@ -10695,7 +10969,7 @@
         <w:pStyle w:val="Compact"/>
         <w:numPr>
           <w:ilvl w:val="0"/>
-          <w:numId w:val="1003"/>
+          <w:numId w:val="1004"/>
         </w:numPr>
       </w:pPr>
       <w:r>
@@ -10727,10 +11001,10 @@
         <w:t xml:space="preserve">): build, profile, known-answer checks, gate.</w:t>
       </w:r>
     </w:p>
-    <w:bookmarkEnd w:id="44"/>
     <w:bookmarkEnd w:id="45"/>
     <w:bookmarkEnd w:id="46"/>
-    <w:bookmarkStart w:id="127" w:name="results"/>
+    <w:bookmarkEnd w:id="47"/>
+    <w:bookmarkStart w:id="128" w:name="results"/>
     <w:p>
       <w:pPr>
         <w:pStyle w:val="Heading2"/>
@@ -10747,7 +11021,7 @@
         <w:t xml:space="preserve">What the measurements show, in the order a reader is likely to care: accuracy first, then how each engine behaves under load, how small a machine it needs, and how the two compare feature for feature.</w:t>
       </w:r>
     </w:p>
-    <w:bookmarkStart w:id="61" w:name="accuracy"/>
+    <w:bookmarkStart w:id="62" w:name="accuracy"/>
     <w:p>
       <w:pPr>
         <w:pStyle w:val="Heading3"/>
@@ -11424,18 +11698,18 @@
           <wp:inline>
             <wp:extent cx="5334000" cy="2880302"/>
             <wp:effectExtent b="0" l="0" r="0" t="0"/>
-            <wp:docPr descr="" title="" id="48" name="Picture"/>
+            <wp:docPr descr="" title="" id="49" name="Picture"/>
             <a:graphic>
               <a:graphicData uri="http://schemas.openxmlformats.org/drawingml/2006/picture">
                 <pic:pic>
                   <pic:nvPicPr>
-                    <pic:cNvPr descr="report_figures/fig_accuracy_category.png" id="49" name="Picture"/>
+                    <pic:cNvPr descr="report_figures/fig_accuracy_category.png" id="50" name="Picture"/>
                     <pic:cNvPicPr>
                       <a:picLocks noChangeArrowheads="1" noChangeAspect="1"/>
                     </pic:cNvPicPr>
                   </pic:nvPicPr>
                   <pic:blipFill>
-                    <a:blip r:embed="rId47"/>
+                    <a:blip r:embed="rId48"/>
                     <a:stretch>
                       <a:fillRect/>
                     </a:stretch>
@@ -12178,18 +12452,18 @@
           <wp:inline>
             <wp:extent cx="4275355" cy="2862469"/>
             <wp:effectExtent b="0" l="0" r="0" t="0"/>
-            <wp:docPr descr="" title="" id="51" name="Picture"/>
+            <wp:docPr descr="" title="" id="52" name="Picture"/>
             <a:graphic>
               <a:graphicData uri="http://schemas.openxmlformats.org/drawingml/2006/picture">
                 <pic:pic>
                   <pic:nvPicPr>
-                    <pic:cNvPr descr="report_figures/fig_accuracy_quality.png" id="52" name="Picture"/>
+                    <pic:cNvPr descr="report_figures/fig_accuracy_quality.png" id="53" name="Picture"/>
                     <pic:cNvPicPr>
                       <a:picLocks noChangeArrowheads="1" noChangeAspect="1"/>
                     </pic:cNvPicPr>
                   </pic:nvPicPr>
                   <pic:blipFill>
-                    <a:blip r:embed="rId50"/>
+                    <a:blip r:embed="rId51"/>
                     <a:stretch>
                       <a:fillRect/>
                     </a:stretch>
@@ -12275,18 +12549,18 @@
           <wp:inline>
             <wp:extent cx="5334000" cy="1914327"/>
             <wp:effectExtent b="0" l="0" r="0" t="0"/>
-            <wp:docPr descr="" title="" id="54" name="Picture"/>
+            <wp:docPr descr="" title="" id="55" name="Picture"/>
             <a:graphic>
               <a:graphicData uri="http://schemas.openxmlformats.org/drawingml/2006/picture">
                 <pic:pic>
                   <pic:nvPicPr>
-                    <pic:cNvPr descr="report_figures/fig_fuzz.png" id="55" name="Picture"/>
+                    <pic:cNvPr descr="report_figures/fig_fuzz.png" id="56" name="Picture"/>
                     <pic:cNvPicPr>
                       <a:picLocks noChangeArrowheads="1" noChangeAspect="1"/>
                     </pic:cNvPicPr>
                   </pic:nvPicPr>
                   <pic:blipFill>
-                    <a:blip r:embed="rId53"/>
+                    <a:blip r:embed="rId54"/>
                     <a:stretch>
                       <a:fillRect/>
                     </a:stretch>
@@ -12620,7 +12894,7 @@
         </w:tc>
       </w:tr>
     </w:tbl>
-    <w:bookmarkStart w:id="59" w:name="calibration"/>
+    <w:bookmarkStart w:id="60" w:name="calibration"/>
     <w:p>
       <w:pPr>
         <w:pStyle w:val="Heading4"/>
@@ -12664,18 +12938,18 @@
           <wp:inline>
             <wp:extent cx="5334000" cy="1929769"/>
             <wp:effectExtent b="0" l="0" r="0" t="0"/>
-            <wp:docPr descr="" title="" id="57" name="Picture"/>
+            <wp:docPr descr="" title="" id="58" name="Picture"/>
             <a:graphic>
               <a:graphicData uri="http://schemas.openxmlformats.org/drawingml/2006/picture">
                 <pic:pic>
                   <pic:nvPicPr>
-                    <pic:cNvPr descr="report_figures/fig_calibration.png" id="58" name="Picture"/>
+                    <pic:cNvPr descr="report_figures/fig_calibration.png" id="59" name="Picture"/>
                     <pic:cNvPicPr>
                       <a:picLocks noChangeArrowheads="1" noChangeAspect="1"/>
                     </pic:cNvPicPr>
                   </pic:nvPicPr>
                   <pic:blipFill>
-                    <a:blip r:embed="rId56"/>
+                    <a:blip r:embed="rId57"/>
                     <a:stretch>
                       <a:fillRect/>
                     </a:stretch>
@@ -12752,8 +13026,8 @@
         <w:t xml:space="preserve">an application such as LANCER can accept matches above a threshold and queue the rest for a human.</w:t>
       </w:r>
     </w:p>
-    <w:bookmarkEnd w:id="59"/>
-    <w:bookmarkStart w:id="60" w:name="remaining-failures"/>
+    <w:bookmarkEnd w:id="60"/>
+    <w:bookmarkStart w:id="61" w:name="remaining-failures"/>
     <w:p>
       <w:pPr>
         <w:pStyle w:val="Heading4"/>
@@ -13255,9 +13529,9 @@
         </w:tc>
       </w:tr>
     </w:tbl>
-    <w:bookmarkEnd w:id="60"/>
     <w:bookmarkEnd w:id="61"/>
-    <w:bookmarkStart w:id="65" w:name="tuning-trajectory"/>
+    <w:bookmarkEnd w:id="62"/>
+    <w:bookmarkStart w:id="66" w:name="tuning-trajectory"/>
     <w:p>
       <w:pPr>
         <w:pStyle w:val="Heading3"/>
@@ -13283,18 +13557,18 @@
           <wp:inline>
             <wp:extent cx="5334000" cy="2019335"/>
             <wp:effectExtent b="0" l="0" r="0" t="0"/>
-            <wp:docPr descr="" title="" id="63" name="Picture"/>
+            <wp:docPr descr="" title="" id="64" name="Picture"/>
             <a:graphic>
               <a:graphicData uri="http://schemas.openxmlformats.org/drawingml/2006/picture">
                 <pic:pic>
                   <pic:nvPicPr>
-                    <pic:cNvPr descr="report_figures/fig_tuning.png" id="64" name="Picture"/>
+                    <pic:cNvPr descr="report_figures/fig_tuning.png" id="65" name="Picture"/>
                     <pic:cNvPicPr>
                       <a:picLocks noChangeArrowheads="1" noChangeAspect="1"/>
                     </pic:cNvPicPr>
                   </pic:nvPicPr>
                   <pic:blipFill>
-                    <a:blip r:embed="rId62"/>
+                    <a:blip r:embed="rId63"/>
                     <a:stretch>
                       <a:fillRect/>
                     </a:stretch>
@@ -14012,8 +14286,8 @@
         </w:tc>
       </w:tr>
     </w:tbl>
-    <w:bookmarkEnd w:id="65"/>
-    <w:bookmarkStart w:id="69" w:name="latency-at-the-3-user-target"/>
+    <w:bookmarkEnd w:id="66"/>
+    <w:bookmarkStart w:id="70" w:name="latency-at-the-3-user-target"/>
     <w:p>
       <w:pPr>
         <w:pStyle w:val="Heading3"/>
@@ -14055,7 +14329,7 @@
         <w:pStyle w:val="Compact"/>
         <w:numPr>
           <w:ilvl w:val="0"/>
-          <w:numId w:val="1004"/>
+          <w:numId w:val="1005"/>
         </w:numPr>
       </w:pPr>
       <w:r>
@@ -14115,7 +14389,7 @@
         <w:pStyle w:val="Compact"/>
         <w:numPr>
           <w:ilvl w:val="0"/>
-          <w:numId w:val="1004"/>
+          <w:numId w:val="1005"/>
         </w:numPr>
       </w:pPr>
       <w:r>
@@ -14153,7 +14427,7 @@
         <w:pStyle w:val="Compact"/>
         <w:numPr>
           <w:ilvl w:val="0"/>
-          <w:numId w:val="1004"/>
+          <w:numId w:val="1005"/>
         </w:numPr>
       </w:pPr>
       <w:r>
@@ -14197,7 +14471,7 @@
         <w:pStyle w:val="Compact"/>
         <w:numPr>
           <w:ilvl w:val="0"/>
-          <w:numId w:val="1004"/>
+          <w:numId w:val="1005"/>
         </w:numPr>
       </w:pPr>
       <w:r>
@@ -15442,18 +15716,18 @@
           <wp:inline>
             <wp:extent cx="5334000" cy="2797518"/>
             <wp:effectExtent b="0" l="0" r="0" t="0"/>
-            <wp:docPr descr="" title="" id="67" name="Picture"/>
+            <wp:docPr descr="" title="" id="68" name="Picture"/>
             <a:graphic>
               <a:graphicData uri="http://schemas.openxmlformats.org/drawingml/2006/picture">
                 <pic:pic>
                   <pic:nvPicPr>
-                    <pic:cNvPr descr="report_figures/fig_latency_3users.png" id="68" name="Picture"/>
+                    <pic:cNvPr descr="report_figures/fig_latency_3users.png" id="69" name="Picture"/>
                     <pic:cNvPicPr>
                       <a:picLocks noChangeArrowheads="1" noChangeAspect="1"/>
                     </pic:cNvPicPr>
                   </pic:nvPicPr>
                   <pic:blipFill>
-                    <a:blip r:embed="rId66"/>
+                    <a:blip r:embed="rId67"/>
                     <a:stretch>
                       <a:fillRect/>
                     </a:stretch>
@@ -15568,8 +15842,8 @@
         <w:t xml:space="preserve">missing admin-join index was added; it now takes 5-18 ms (Table 24).</w:t>
       </w:r>
     </w:p>
-    <w:bookmarkEnd w:id="69"/>
-    <w:bookmarkStart w:id="84" w:name="capacity-under-load"/>
+    <w:bookmarkEnd w:id="70"/>
+    <w:bookmarkStart w:id="85" w:name="capacity-under-load"/>
     <w:p>
       <w:pPr>
         <w:pStyle w:val="Heading3"/>
@@ -15595,18 +15869,18 @@
           <wp:inline>
             <wp:extent cx="5334000" cy="2064934"/>
             <wp:effectExtent b="0" l="0" r="0" t="0"/>
-            <wp:docPr descr="" title="" id="71" name="Picture"/>
+            <wp:docPr descr="" title="" id="72" name="Picture"/>
             <a:graphic>
               <a:graphicData uri="http://schemas.openxmlformats.org/drawingml/2006/picture">
                 <pic:pic>
                   <pic:nvPicPr>
-                    <pic:cNvPr descr="report_figures/fig_ramp.png" id="72" name="Picture"/>
+                    <pic:cNvPr descr="report_figures/fig_ramp.png" id="73" name="Picture"/>
                     <pic:cNvPicPr>
                       <a:picLocks noChangeArrowheads="1" noChangeAspect="1"/>
                     </pic:cNvPicPr>
                   </pic:nvPicPr>
                   <pic:blipFill>
-                    <a:blip r:embed="rId70"/>
+                    <a:blip r:embed="rId71"/>
                     <a:stretch>
                       <a:fillRect/>
                     </a:stretch>
@@ -18782,18 +19056,18 @@
           <wp:inline>
             <wp:extent cx="5334000" cy="1944790"/>
             <wp:effectExtent b="0" l="0" r="0" t="0"/>
-            <wp:docPr descr="" title="" id="74" name="Picture"/>
+            <wp:docPr descr="" title="" id="75" name="Picture"/>
             <a:graphic>
               <a:graphicData uri="http://schemas.openxmlformats.org/drawingml/2006/picture">
                 <pic:pic>
                   <pic:nvPicPr>
-                    <pic:cNvPr descr="report_figures/fig_endpoint_ramp.png" id="75" name="Picture"/>
+                    <pic:cNvPr descr="report_figures/fig_endpoint_ramp.png" id="76" name="Picture"/>
                     <pic:cNvPicPr>
                       <a:picLocks noChangeArrowheads="1" noChangeAspect="1"/>
                     </pic:cNvPicPr>
                   </pic:nvPicPr>
                   <pic:blipFill>
-                    <a:blip r:embed="rId73"/>
+                    <a:blip r:embed="rId74"/>
                     <a:stretch>
                       <a:fillRect/>
                     </a:stretch>
@@ -18873,18 +19147,18 @@
           <wp:inline>
             <wp:extent cx="5334000" cy="2794690"/>
             <wp:effectExtent b="0" l="0" r="0" t="0"/>
-            <wp:docPr descr="" title="" id="77" name="Picture"/>
+            <wp:docPr descr="" title="" id="78" name="Picture"/>
             <a:graphic>
               <a:graphicData uri="http://schemas.openxmlformats.org/drawingml/2006/picture">
                 <pic:pic>
                   <pic:nvPicPr>
-                    <pic:cNvPr descr="report_figures/fig_throughput.png" id="78" name="Picture"/>
+                    <pic:cNvPr descr="report_figures/fig_throughput.png" id="79" name="Picture"/>
                     <pic:cNvPicPr>
                       <a:picLocks noChangeArrowheads="1" noChangeAspect="1"/>
                     </pic:cNvPicPr>
                   </pic:nvPicPr>
                   <pic:blipFill>
-                    <a:blip r:embed="rId76"/>
+                    <a:blip r:embed="rId77"/>
                     <a:stretch>
                       <a:fillRect/>
                     </a:stretch>
@@ -18949,7 +19223,7 @@
         <w:t xml:space="preserve">define capacity here.</w:t>
       </w:r>
     </w:p>
-    <w:bookmarkStart w:id="79" w:name="the-same-memory-for-both-engines"/>
+    <w:bookmarkStart w:id="80" w:name="the-same-memory-for-both-engines"/>
     <w:p>
       <w:pPr>
         <w:pStyle w:val="Heading4"/>
@@ -19348,8 +19622,8 @@
         <w:t xml:space="preserve">trade one for the other.</w:t>
       </w:r>
     </w:p>
-    <w:bookmarkEnd w:id="79"/>
-    <w:bookmarkStart w:id="80" w:name="how-each-engine-scales"/>
+    <w:bookmarkEnd w:id="80"/>
+    <w:bookmarkStart w:id="81" w:name="how-each-engine-scales"/>
     <w:p>
       <w:pPr>
         <w:pStyle w:val="Heading4"/>
@@ -19396,8 +19670,8 @@
         <w:t xml:space="preserve">interpreted candidate queries and scoring in PL/pgSQL.</w:t>
       </w:r>
     </w:p>
-    <w:bookmarkEnd w:id="80"/>
-    <w:bookmarkStart w:id="81" w:name="what-gives-out-first"/>
+    <w:bookmarkEnd w:id="81"/>
+    <w:bookmarkStart w:id="82" w:name="what-gives-out-first"/>
     <w:p>
       <w:pPr>
         <w:pStyle w:val="Heading4"/>
@@ -19432,8 +19706,8 @@
         <w:t xml:space="preserve">more evenly (which one crosses first varies by configuration), because they share Elasticsearch.</w:t>
       </w:r>
     </w:p>
-    <w:bookmarkEnd w:id="81"/>
-    <w:bookmarkStart w:id="82" w:name="memory-is-not-pgeos-limit"/>
+    <w:bookmarkEnd w:id="82"/>
+    <w:bookmarkStart w:id="83" w:name="memory-is-not-pgeos-limit"/>
     <w:p>
       <w:pPr>
         <w:pStyle w:val="Heading4"/>
@@ -19474,8 +19748,8 @@
         <w:t xml:space="preserve">database, placeholder’s in-memory tables) regardless of load.</w:t>
       </w:r>
     </w:p>
-    <w:bookmarkEnd w:id="82"/>
-    <w:bookmarkStart w:id="83" w:name="front-end"/>
+    <w:bookmarkEnd w:id="83"/>
+    <w:bookmarkStart w:id="84" w:name="front-end"/>
     <w:p>
       <w:pPr>
         <w:pStyle w:val="Heading4"/>
@@ -19530,9 +19804,9 @@
         <w:t xml:space="preserve">only 192, because a single Node.js worker becomes the bottleneck.</w:t>
       </w:r>
     </w:p>
-    <w:bookmarkEnd w:id="83"/>
     <w:bookmarkEnd w:id="84"/>
-    <w:bookmarkStart w:id="102" w:name="resources"/>
+    <w:bookmarkEnd w:id="85"/>
+    <w:bookmarkStart w:id="103" w:name="resources"/>
     <w:p>
       <w:pPr>
         <w:pStyle w:val="Heading3"/>
@@ -19558,18 +19832,18 @@
           <wp:inline>
             <wp:extent cx="5334000" cy="2724118"/>
             <wp:effectExtent b="0" l="0" r="0" t="0"/>
-            <wp:docPr descr="" title="" id="86" name="Picture"/>
+            <wp:docPr descr="" title="" id="87" name="Picture"/>
             <a:graphic>
               <a:graphicData uri="http://schemas.openxmlformats.org/drawingml/2006/picture">
                 <pic:pic>
                   <pic:nvPicPr>
-                    <pic:cNvPr descr="report_figures/fig_memory.png" id="87" name="Picture"/>
+                    <pic:cNvPr descr="report_figures/fig_memory.png" id="88" name="Picture"/>
                     <pic:cNvPicPr>
                       <a:picLocks noChangeArrowheads="1" noChangeAspect="1"/>
                     </pic:cNvPicPr>
                   </pic:nvPicPr>
                   <pic:blipFill>
-                    <a:blip r:embed="rId85"/>
+                    <a:blip r:embed="rId86"/>
                     <a:stretch>
                       <a:fillRect/>
                     </a:stretch>
@@ -19649,18 +19923,18 @@
           <wp:inline>
             <wp:extent cx="5334000" cy="1869116"/>
             <wp:effectExtent b="0" l="0" r="0" t="0"/>
-            <wp:docPr descr="" title="" id="89" name="Picture"/>
+            <wp:docPr descr="" title="" id="90" name="Picture"/>
             <a:graphic>
               <a:graphicData uri="http://schemas.openxmlformats.org/drawingml/2006/picture">
                 <pic:pic>
                   <pic:nvPicPr>
-                    <pic:cNvPr descr="report_figures/fig_cpu.png" id="90" name="Picture"/>
+                    <pic:cNvPr descr="report_figures/fig_cpu.png" id="91" name="Picture"/>
                     <pic:cNvPicPr>
                       <a:picLocks noChangeArrowheads="1" noChangeAspect="1"/>
                     </pic:cNvPicPr>
                   </pic:nvPicPr>
                   <pic:blipFill>
-                    <a:blip r:embed="rId88"/>
+                    <a:blip r:embed="rId89"/>
                     <a:stretch>
                       <a:fillRect/>
                     </a:stretch>
@@ -19731,7 +20005,7 @@
         <w:t xml:space="preserve">should set one API worker per vCPU.</w:t>
       </w:r>
     </w:p>
-    <w:bookmarkStart w:id="91" w:name="resource-requirements"/>
+    <w:bookmarkStart w:id="92" w:name="resource-requirements"/>
     <w:p>
       <w:pPr>
         <w:pStyle w:val="Heading4"/>
@@ -19740,8 +20014,8 @@
         <w:t xml:space="preserve">Resource requirements</w:t>
       </w:r>
     </w:p>
-    <w:bookmarkEnd w:id="91"/>
-    <w:bookmarkStart w:id="92" w:name="operation"/>
+    <w:bookmarkEnd w:id="92"/>
+    <w:bookmarkStart w:id="93" w:name="operation"/>
     <w:p>
       <w:pPr>
         <w:pStyle w:val="Heading4"/>
@@ -20561,8 +20835,8 @@
         </w:tc>
       </w:tr>
     </w:tbl>
-    <w:bookmarkEnd w:id="92"/>
-    <w:bookmarkStart w:id="93" w:name="build"/>
+    <w:bookmarkEnd w:id="93"/>
+    <w:bookmarkStart w:id="94" w:name="build"/>
     <w:p>
       <w:pPr>
         <w:pStyle w:val="Heading4"/>
@@ -20937,8 +21211,8 @@
         <w:t xml:space="preserve">operator renting one by the hour should prefer pgeo’s.</w:t>
       </w:r>
     </w:p>
-    <w:bookmarkEnd w:id="93"/>
-    <w:bookmarkStart w:id="100" w:name="what-this-costs-on-a-shared-cpu-vps"/>
+    <w:bookmarkEnd w:id="94"/>
+    <w:bookmarkStart w:id="101" w:name="what-this-costs-on-a-shared-cpu-vps"/>
     <w:p>
       <w:pPr>
         <w:pStyle w:val="Heading4"/>
@@ -20993,7 +21267,7 @@
       <w:r>
         <w:t xml:space="preserve"> </w:t>
       </w:r>
-      <w:hyperlink r:id="rId94">
+      <w:hyperlink r:id="rId95">
         <w:r>
           <w:rPr>
             <w:rStyle w:val="Hyperlink"/>
@@ -21007,7 +21281,7 @@
       <w:r>
         <w:t xml:space="preserve"> </w:t>
       </w:r>
-      <w:hyperlink r:id="rId95">
+      <w:hyperlink r:id="rId96">
         <w:r>
           <w:rPr>
             <w:rStyle w:val="Hyperlink"/>
@@ -21021,7 +21295,7 @@
       <w:r>
         <w:t xml:space="preserve"> </w:t>
       </w:r>
-      <w:hyperlink r:id="rId96">
+      <w:hyperlink r:id="rId97">
         <w:r>
           <w:rPr>
             <w:rStyle w:val="Hyperlink"/>
@@ -21035,7 +21309,7 @@
       <w:r>
         <w:t xml:space="preserve"> </w:t>
       </w:r>
-      <w:hyperlink r:id="rId97">
+      <w:hyperlink r:id="rId98">
         <w:r>
           <w:rPr>
             <w:rStyle w:val="Hyperlink"/>
@@ -21049,7 +21323,7 @@
       <w:r>
         <w:t xml:space="preserve"> </w:t>
       </w:r>
-      <w:hyperlink r:id="rId98">
+      <w:hyperlink r:id="rId99">
         <w:r>
           <w:rPr>
             <w:rStyle w:val="Hyperlink"/>
@@ -21063,7 +21337,7 @@
       <w:r>
         <w:t xml:space="preserve"> </w:t>
       </w:r>
-      <w:hyperlink r:id="rId99">
+      <w:hyperlink r:id="rId100">
         <w:r>
           <w:rPr>
             <w:rStyle w:val="Hyperlink"/>
@@ -22134,8 +22408,8 @@
         <w:t xml:space="preserve">than one its tooling will size for you.</w:t>
       </w:r>
     </w:p>
-    <w:bookmarkEnd w:id="100"/>
-    <w:bookmarkStart w:id="101" w:name="data-volume"/>
+    <w:bookmarkEnd w:id="101"/>
+    <w:bookmarkStart w:id="102" w:name="data-volume"/>
     <w:p>
       <w:pPr>
         <w:pStyle w:val="Heading4"/>
@@ -22188,9 +22462,9 @@
         <w:t xml:space="preserve">and pgeo pays about twice as much per name as Pelias does.</w:t>
       </w:r>
     </w:p>
-    <w:bookmarkEnd w:id="101"/>
     <w:bookmarkEnd w:id="102"/>
-    <w:bookmarkStart w:id="107" w:name="data-volume-1"/>
+    <w:bookmarkEnd w:id="103"/>
+    <w:bookmarkStart w:id="108" w:name="data-volume-1"/>
     <w:p>
       <w:pPr>
         <w:pStyle w:val="Heading3"/>
@@ -22216,18 +22490,18 @@
           <wp:inline>
             <wp:extent cx="5334000" cy="2074333"/>
             <wp:effectExtent b="0" l="0" r="0" t="0"/>
-            <wp:docPr descr="" title="" id="104" name="Picture"/>
+            <wp:docPr descr="" title="" id="105" name="Picture"/>
             <a:graphic>
               <a:graphicData uri="http://schemas.openxmlformats.org/drawingml/2006/picture">
                 <pic:pic>
                   <pic:nvPicPr>
-                    <pic:cNvPr descr="report_figures/fig_datavol.png" id="105" name="Picture"/>
+                    <pic:cNvPr descr="report_figures/fig_datavol.png" id="106" name="Picture"/>
                     <pic:cNvPicPr>
                       <a:picLocks noChangeArrowheads="1" noChangeAspect="1"/>
                     </pic:cNvPicPr>
                   </pic:nvPicPr>
                   <pic:blipFill>
-                    <a:blip r:embed="rId103"/>
+                    <a:blip r:embed="rId104"/>
                     <a:stretch>
                       <a:fillRect/>
                     </a:stretch>
@@ -22992,7 +23266,7 @@
         </w:tc>
       </w:tr>
     </w:tbl>
-    <w:bookmarkStart w:id="106" w:name="the-same-curve-for-pgeo"/>
+    <w:bookmarkStart w:id="107" w:name="the-same-curve-for-pgeo"/>
     <w:p>
       <w:pPr>
         <w:pStyle w:val="Heading4"/>
@@ -23693,9 +23967,9 @@
         <w:t xml:space="preserve">means more candidates to score per query.</w:t>
       </w:r>
     </w:p>
-    <w:bookmarkEnd w:id="106"/>
     <w:bookmarkEnd w:id="107"/>
-    <w:bookmarkStart w:id="111" w:name="query-types"/>
+    <w:bookmarkEnd w:id="108"/>
+    <w:bookmarkStart w:id="112" w:name="query-types"/>
     <w:p>
       <w:pPr>
         <w:pStyle w:val="Heading3"/>
@@ -23721,18 +23995,18 @@
           <wp:inline>
             <wp:extent cx="4354868" cy="2376216"/>
             <wp:effectExtent b="0" l="0" r="0" t="0"/>
-            <wp:docPr descr="" title="" id="109" name="Picture"/>
+            <wp:docPr descr="" title="" id="110" name="Picture"/>
             <a:graphic>
               <a:graphicData uri="http://schemas.openxmlformats.org/drawingml/2006/picture">
                 <pic:pic>
                   <pic:nvPicPr>
-                    <pic:cNvPr descr="report_figures/fig_qtype.png" id="110" name="Picture"/>
+                    <pic:cNvPr descr="report_figures/fig_qtype.png" id="111" name="Picture"/>
                     <pic:cNvPicPr>
                       <a:picLocks noChangeArrowheads="1" noChangeAspect="1"/>
                     </pic:cNvPicPr>
                   </pic:nvPicPr>
                   <pic:blipFill>
-                    <a:blip r:embed="rId108"/>
+                    <a:blip r:embed="rId109"/>
                     <a:stretch>
                       <a:fillRect/>
                     </a:stretch>
@@ -23791,8 +24065,8 @@
         <w:t xml:space="preserve">bought with slower responses.</w:t>
       </w:r>
     </w:p>
-    <w:bookmarkEnd w:id="111"/>
-    <w:bookmarkStart w:id="115" w:name="compatibility"/>
+    <w:bookmarkEnd w:id="112"/>
+    <w:bookmarkStart w:id="116" w:name="compatibility"/>
     <w:p>
       <w:pPr>
         <w:pStyle w:val="Heading3"/>
@@ -23818,18 +24092,18 @@
           <wp:inline>
             <wp:extent cx="4568941" cy="4868644"/>
             <wp:effectExtent b="0" l="0" r="0" t="0"/>
-            <wp:docPr descr="" title="" id="113" name="Picture"/>
+            <wp:docPr descr="" title="" id="114" name="Picture"/>
             <a:graphic>
               <a:graphicData uri="http://schemas.openxmlformats.org/drawingml/2006/picture">
                 <pic:pic>
                   <pic:nvPicPr>
-                    <pic:cNvPr descr="report_figures/fig_compat.png" id="114" name="Picture"/>
+                    <pic:cNvPr descr="report_figures/fig_compat.png" id="115" name="Picture"/>
                     <pic:cNvPicPr>
                       <a:picLocks noChangeArrowheads="1" noChangeAspect="1"/>
                     </pic:cNvPicPr>
                   </pic:nvPicPr>
                   <pic:blipFill>
-                    <a:blip r:embed="rId112"/>
+                    <a:blip r:embed="rId113"/>
                     <a:stretch>
                       <a:fillRect/>
                     </a:stretch>
@@ -26172,8 +26446,8 @@
         <w:t xml:space="preserve">still does not hold.</w:t>
       </w:r>
     </w:p>
-    <w:bookmarkEnd w:id="115"/>
-    <w:bookmarkStart w:id="118" w:name="features-in-practice"/>
+    <w:bookmarkEnd w:id="116"/>
+    <w:bookmarkStart w:id="119" w:name="features-in-practice"/>
     <w:p>
       <w:pPr>
         <w:pStyle w:val="Heading3"/>
@@ -26202,7 +26476,7 @@
         <w:t xml:space="preserve">makes of them.</w:t>
       </w:r>
     </w:p>
-    <w:bookmarkStart w:id="116" w:name="structured-addresses-for-lancer"/>
+    <w:bookmarkStart w:id="117" w:name="structured-addresses-for-lancer"/>
     <w:p>
       <w:pPr>
         <w:pStyle w:val="Heading4"/>
@@ -26231,7 +26505,7 @@
         <w:t xml:space="preserve"> </w:t>
       </w:r>
       <w:r>
-        <w:t xml:space="preserve">returns a US address in USPS Publication 28[23] form (number, directionals,</w:t>
+        <w:t xml:space="preserve">returns a US address in USPS Publication 28[27] form (number, directionals,</w:t>
       </w:r>
       <w:r>
         <w:t xml:space="preserve"> </w:t>
@@ -26291,8 +26565,8 @@
         <w:t xml:space="preserve">PostgreSQL never logs query parameters.</w:t>
       </w:r>
     </w:p>
-    <w:bookmarkEnd w:id="116"/>
-    <w:bookmarkStart w:id="117" w:name="zip4"/>
+    <w:bookmarkEnd w:id="117"/>
+    <w:bookmarkStart w:id="118" w:name="zip4"/>
     <w:p>
       <w:pPr>
         <w:pStyle w:val="Heading4"/>
@@ -26306,7 +26580,7 @@
         <w:pStyle w:val="FirstParagraph"/>
       </w:pPr>
       <w:r>
-        <w:t xml:space="preserve">The USPS ZIP+4 file[24] would add ZIP+4 codes, USPS street spellings and the USPS preferred</w:t>
+        <w:t xml:space="preserve">The USPS ZIP+4 file[28] would add ZIP+4 codes, USPS street spellings and the USPS preferred</w:t>
       </w:r>
       <w:r>
         <w:t xml:space="preserve"> </w:t>
@@ -26380,9 +26654,9 @@
         <w:t xml:space="preserve">one query on both engines side by side.</w:t>
       </w:r>
     </w:p>
-    <w:bookmarkEnd w:id="117"/>
     <w:bookmarkEnd w:id="118"/>
-    <w:bookmarkStart w:id="119" w:name="parity-between-the-platforms"/>
+    <w:bookmarkEnd w:id="119"/>
+    <w:bookmarkStart w:id="120" w:name="parity-between-the-platforms"/>
     <w:p>
       <w:pPr>
         <w:pStyle w:val="Heading3"/>
@@ -27801,8 +28075,8 @@
         <w:t xml:space="preserve">and planet scale, none of which this deployment uses.</w:t>
       </w:r>
     </w:p>
-    <w:bookmarkEnd w:id="119"/>
-    <w:bookmarkStart w:id="120" w:name="production-validation-on-vm-120"/>
+    <w:bookmarkEnd w:id="120"/>
+    <w:bookmarkStart w:id="121" w:name="production-validation-on-vm-120"/>
     <w:p>
       <w:pPr>
         <w:pStyle w:val="Heading3"/>
@@ -28302,8 +28576,8 @@
         <w:t xml:space="preserve">per request.</w:t>
       </w:r>
     </w:p>
-    <w:bookmarkEnd w:id="120"/>
-    <w:bookmarkStart w:id="124" w:name="the-smallest-server-that-works"/>
+    <w:bookmarkEnd w:id="121"/>
+    <w:bookmarkStart w:id="125" w:name="the-smallest-server-that-works"/>
     <w:p>
       <w:pPr>
         <w:pStyle w:val="Heading3"/>
@@ -30151,7 +30425,7 @@
         <w:t xml:space="preserve">tables and the Elasticsearch heap), so the floor barely moves however little traffic it serves.</w:t>
       </w:r>
     </w:p>
-    <w:bookmarkStart w:id="121" w:name="two-kinds-of-limit"/>
+    <w:bookmarkStart w:id="122" w:name="two-kinds-of-limit"/>
     <w:p>
       <w:pPr>
         <w:pStyle w:val="Heading4"/>
@@ -30204,8 +30478,8 @@
         <w:t xml:space="preserve">properties of the software, not of the load, and no amount of tuning for three users moves them.</w:t>
       </w:r>
     </w:p>
-    <w:bookmarkEnd w:id="121"/>
-    <w:bookmarkStart w:id="122" w:name="a-floor-is-a-pair-not-a-number"/>
+    <w:bookmarkEnd w:id="122"/>
+    <w:bookmarkStart w:id="123" w:name="a-floor-is-a-pair-not-a-number"/>
     <w:p>
       <w:pPr>
         <w:pStyle w:val="Heading4"/>
@@ -30267,8 +30541,8 @@
         <w:t xml:space="preserve">would fit in less memory, and at less memory they would need more CPU to stay inside the targets.</w:t>
       </w:r>
     </w:p>
-    <w:bookmarkEnd w:id="122"/>
-    <w:bookmarkStart w:id="123" w:name="confirmation-on-real-machines"/>
+    <w:bookmarkEnd w:id="123"/>
+    <w:bookmarkStart w:id="124" w:name="confirmation-on-real-machines"/>
     <w:p>
       <w:pPr>
         <w:pStyle w:val="Heading4"/>
@@ -30586,9 +30860,9 @@
         <w:t xml:space="preserve">384 users; the floor search is what says how far that could be cut.</w:t>
       </w:r>
     </w:p>
-    <w:bookmarkEnd w:id="123"/>
     <w:bookmarkEnd w:id="124"/>
-    <w:bookmarkStart w:id="126" w:name="security"/>
+    <w:bookmarkEnd w:id="125"/>
+    <w:bookmarkStart w:id="127" w:name="security"/>
     <w:p>
       <w:pPr>
         <w:pStyle w:val="Heading3"/>
@@ -30983,7 +31257,7 @@
         </w:tc>
       </w:tr>
     </w:tbl>
-    <w:bookmarkStart w:id="125" w:name="what-the-two-columns-are-really-saying"/>
+    <w:bookmarkStart w:id="126" w:name="what-the-two-columns-are-really-saying"/>
     <w:p>
       <w:pPr>
         <w:pStyle w:val="Heading4"/>
@@ -31294,10 +31568,10 @@
         <w:t xml:space="preserve">.</w:t>
       </w:r>
     </w:p>
-    <w:bookmarkEnd w:id="125"/>
     <w:bookmarkEnd w:id="126"/>
     <w:bookmarkEnd w:id="127"/>
-    <w:bookmarkStart w:id="128" w:name="discussion"/>
+    <w:bookmarkEnd w:id="128"/>
+    <w:bookmarkStart w:id="129" w:name="discussion"/>
     <w:p>
       <w:pPr>
         <w:pStyle w:val="Heading2"/>
@@ -31518,7 +31792,7 @@
         <w:pStyle w:val="Compact"/>
         <w:numPr>
           <w:ilvl w:val="0"/>
-          <w:numId w:val="1005"/>
+          <w:numId w:val="1006"/>
         </w:numPr>
       </w:pPr>
       <w:r>
@@ -31536,7 +31810,7 @@
         <w:pStyle w:val="Compact"/>
         <w:numPr>
           <w:ilvl w:val="0"/>
-          <w:numId w:val="1005"/>
+          <w:numId w:val="1006"/>
         </w:numPr>
       </w:pPr>
       <w:r>
@@ -31554,7 +31828,7 @@
         <w:pStyle w:val="Compact"/>
         <w:numPr>
           <w:ilvl w:val="0"/>
-          <w:numId w:val="1005"/>
+          <w:numId w:val="1006"/>
         </w:numPr>
       </w:pPr>
       <w:r>
@@ -31572,7 +31846,7 @@
         <w:pStyle w:val="Compact"/>
         <w:numPr>
           <w:ilvl w:val="0"/>
-          <w:numId w:val="1005"/>
+          <w:numId w:val="1006"/>
         </w:numPr>
       </w:pPr>
       <w:r>
@@ -31602,7 +31876,7 @@
         <w:pStyle w:val="Compact"/>
         <w:numPr>
           <w:ilvl w:val="0"/>
-          <w:numId w:val="1005"/>
+          <w:numId w:val="1006"/>
         </w:numPr>
       </w:pPr>
       <w:r>
@@ -31615,8 +31889,8 @@
         <w:t xml:space="preserve">run’s restart; it was repeated with a readiness wait.</w:t>
       </w:r>
     </w:p>
-    <w:bookmarkEnd w:id="128"/>
-    <w:bookmarkStart w:id="129" w:name="conclusions"/>
+    <w:bookmarkEnd w:id="129"/>
+    <w:bookmarkStart w:id="130" w:name="conclusions"/>
     <w:p>
       <w:pPr>
         <w:pStyle w:val="Heading2"/>
@@ -32081,8 +32355,8 @@
         <w:t xml:space="preserve">above are what the deployed service does, not what a benchmark suggested it might.</w:t>
       </w:r>
     </w:p>
-    <w:bookmarkEnd w:id="129"/>
-    <w:bookmarkStart w:id="131" w:name="future-work"/>
+    <w:bookmarkEnd w:id="130"/>
+    <w:bookmarkStart w:id="132" w:name="future-work"/>
     <w:p>
       <w:pPr>
         <w:pStyle w:val="Heading2"/>
@@ -32923,7 +33197,7 @@
         </w:tc>
       </w:tr>
     </w:tbl>
-    <w:bookmarkStart w:id="130" w:name="Xd7589f6e21c5c24ca51fa0a4225006449c3c93a"/>
+    <w:bookmarkStart w:id="131" w:name="Xd7589f6e21c5c24ca51fa0a4225006449c3c93a"/>
     <w:p>
       <w:pPr>
         <w:pStyle w:val="Heading3"/>
@@ -33234,9 +33508,9 @@
         <w:t xml:space="preserve">worth doing before autocomplete speed and authorization.</w:t>
       </w:r>
     </w:p>
-    <w:bookmarkEnd w:id="130"/>
     <w:bookmarkEnd w:id="131"/>
-    <w:bookmarkStart w:id="137" w:name="questions-and-answers"/>
+    <w:bookmarkEnd w:id="132"/>
+    <w:bookmarkStart w:id="138" w:name="questions-and-answers"/>
     <w:p>
       <w:pPr>
         <w:pStyle w:val="Heading2"/>
@@ -33259,7 +33533,7 @@
         <w:t xml:space="preserve">possible and with a clear statement of what was not tested where it was not.</w:t>
       </w:r>
     </w:p>
-    <w:bookmarkStart w:id="132" w:name="Xce4ec8be597c8085ea4a340481823da9121d506"/>
+    <w:bookmarkStart w:id="133" w:name="Xce4ec8be597c8085ea4a340481823da9121d506"/>
     <w:p>
       <w:pPr>
         <w:pStyle w:val="Heading3"/>
@@ -34071,8 +34345,8 @@
         <w:t xml:space="preserve">the same gate that protects every other tuning step would decide it.</w:t>
       </w:r>
     </w:p>
-    <w:bookmarkEnd w:id="132"/>
-    <w:bookmarkStart w:id="133" w:name="Xc916698539a2cb6e0964548169ced65c0e9da3f"/>
+    <w:bookmarkEnd w:id="133"/>
+    <w:bookmarkStart w:id="134" w:name="Xc916698539a2cb6e0964548169ced65c0e9da3f"/>
     <w:p>
       <w:pPr>
         <w:pStyle w:val="Heading3"/>
@@ -34321,8 +34595,8 @@
         <w:t xml:space="preserve">signature change.</w:t>
       </w:r>
     </w:p>
-    <w:bookmarkEnd w:id="133"/>
-    <w:bookmarkStart w:id="134" w:name="Xee5317d656777e3bf85d0f48377ac35c3fa2b97"/>
+    <w:bookmarkEnd w:id="134"/>
+    <w:bookmarkStart w:id="135" w:name="Xee5317d656777e3bf85d0f48377ac35c3fa2b97"/>
     <w:p>
       <w:pPr>
         <w:pStyle w:val="Heading3"/>
@@ -34360,7 +34634,7 @@
         <w:pStyle w:val="Compact"/>
         <w:numPr>
           <w:ilvl w:val="0"/>
-          <w:numId w:val="1006"/>
+          <w:numId w:val="1007"/>
         </w:numPr>
       </w:pPr>
       <w:r>
@@ -34393,7 +34667,7 @@
         <w:pStyle w:val="Compact"/>
         <w:numPr>
           <w:ilvl w:val="0"/>
-          <w:numId w:val="1006"/>
+          <w:numId w:val="1007"/>
         </w:numPr>
       </w:pPr>
       <w:r>
@@ -34420,7 +34694,7 @@
         <w:pStyle w:val="Compact"/>
         <w:numPr>
           <w:ilvl w:val="0"/>
-          <w:numId w:val="1006"/>
+          <w:numId w:val="1007"/>
         </w:numPr>
       </w:pPr>
       <w:r>
@@ -34582,8 +34856,8 @@
         <w:t xml:space="preserve">single most useful piece of automation left.</w:t>
       </w:r>
     </w:p>
-    <w:bookmarkEnd w:id="134"/>
-    <w:bookmarkStart w:id="135" w:name="Xf693c617f9e5d01e2ab0338954e7797b000dff6"/>
+    <w:bookmarkEnd w:id="135"/>
+    <w:bookmarkStart w:id="136" w:name="Xf693c617f9e5d01e2ab0338954e7797b000dff6"/>
     <w:p>
       <w:pPr>
         <w:pStyle w:val="Heading3"/>
@@ -34820,8 +35094,8 @@
         <w:t xml:space="preserve">half-day of work and is listed in Section 6.</w:t>
       </w:r>
     </w:p>
-    <w:bookmarkEnd w:id="135"/>
-    <w:bookmarkStart w:id="136" w:name="X558cf9b35e3c74d9435954e68079e6fa9e74b5d"/>
+    <w:bookmarkEnd w:id="136"/>
+    <w:bookmarkStart w:id="137" w:name="X558cf9b35e3c74d9435954e68079e6fa9e74b5d"/>
     <w:p>
       <w:pPr>
         <w:pStyle w:val="Heading3"/>
@@ -34932,9 +35206,102 @@
         <w:t xml:space="preserve">and it is the natural follow-on to the capacity results.</w:t>
       </w:r>
     </w:p>
-    <w:bookmarkEnd w:id="136"/>
     <w:bookmarkEnd w:id="137"/>
-    <w:bookmarkStart w:id="138" w:name="references"/>
+    <w:bookmarkEnd w:id="138"/>
+    <w:bookmarkStart w:id="139" w:name="acknowledgements"/>
+    <w:p>
+      <w:pPr>
+        <w:pStyle w:val="Heading2"/>
+      </w:pPr>
+      <w:r>
+        <w:t xml:space="preserve">Acknowledgements</w:t>
+      </w:r>
+    </w:p>
+    <w:p>
+      <w:pPr>
+        <w:pStyle w:val="FirstParagraph"/>
+      </w:pPr>
+      <w:r>
+        <w:t xml:space="preserve">This study measures pgeo against</w:t>
+      </w:r>
+      <w:r>
+        <w:t xml:space="preserve"> </w:t>
+      </w:r>
+      <w:r>
+        <w:rPr>
+          <w:b/>
+          <w:bCs/>
+        </w:rPr>
+        <w:t xml:space="preserve">Pelias</w:t>
+      </w:r>
+      <w:r>
+        <w:t xml:space="preserve">, and would not exist without it. Pelias was built at</w:t>
+      </w:r>
+      <w:r>
+        <w:t xml:space="preserve"> </w:t>
+      </w:r>
+      <w:r>
+        <w:t xml:space="preserve">Mapzen from 2013 and has been maintained since January 2018 by Geocode Earth, under the MIT</w:t>
+      </w:r>
+      <w:r>
+        <w:t xml:space="preserve"> </w:t>
+      </w:r>
+      <w:r>
+        <w:t xml:space="preserve">licence, with a community of contributors. It supplied the API pgeo implements, the tooling that</w:t>
+      </w:r>
+      <w:r>
+        <w:t xml:space="preserve"> </w:t>
+      </w:r>
+      <w:r>
+        <w:t xml:space="preserve">prepares two of the data sources, and the reference answers that decided what</w:t>
+      </w:r>
+      <w:r>
+        <w:t xml:space="preserve"> </w:t>
+      </w:r>
+      <w:r>
+        <w:t xml:space="preserve">“correct”</w:t>
+      </w:r>
+      <w:r>
+        <w:t xml:space="preserve"> </w:t>
+      </w:r>
+      <w:r>
+        <w:t xml:space="preserve">means in</w:t>
+      </w:r>
+      <w:r>
+        <w:t xml:space="preserve"> </w:t>
+      </w:r>
+      <w:r>
+        <w:t xml:space="preserve">Section 3.1. Where this report shows pgeo ahead, it is ahead on a problem Pelias defined</w:t>
+      </w:r>
+      <w:r>
+        <w:t xml:space="preserve"> </w:t>
+      </w:r>
+      <w:r>
+        <w:t xml:space="preserve">(Section 1.5).</w:t>
+      </w:r>
+    </w:p>
+    <w:p>
+      <w:pPr>
+        <w:pStyle w:val="BodyText"/>
+      </w:pPr>
+      <w:r>
+        <w:t xml:space="preserve">The open data this work depends on is maintained by the OpenStreetMap contributors, the</w:t>
+      </w:r>
+      <w:r>
+        <w:t xml:space="preserve"> </w:t>
+      </w:r>
+      <w:r>
+        <w:t xml:space="preserve">OpenAddresses project, Who’s On First, the USGS, the US Census Bureau and the Overture Maps</w:t>
+      </w:r>
+      <w:r>
+        <w:t xml:space="preserve"> </w:t>
+      </w:r>
+      <w:r>
+        <w:t xml:space="preserve">Foundation. Each carries its own licence; see NOTICE in the repository.</w:t>
+      </w:r>
+    </w:p>
+    <w:bookmarkEnd w:id="139"/>
+    <w:bookmarkStart w:id="140" w:name="references"/>
     <w:p>
       <w:pPr>
         <w:pStyle w:val="Heading2"/>
@@ -34968,7 +35335,7 @@
         <w:pStyle w:val="Compact"/>
         <w:numPr>
           <w:ilvl w:val="0"/>
-          <w:numId w:val="1007"/>
+          <w:numId w:val="1008"/>
         </w:numPr>
       </w:pPr>
       <w:r>
@@ -34980,7 +35347,7 @@
         <w:pStyle w:val="Compact"/>
         <w:numPr>
           <w:ilvl w:val="0"/>
-          <w:numId w:val="1007"/>
+          <w:numId w:val="1008"/>
         </w:numPr>
       </w:pPr>
       <w:r>
@@ -34992,11 +35359,11 @@
         <w:pStyle w:val="Compact"/>
         <w:numPr>
           <w:ilvl w:val="0"/>
-          <w:numId w:val="1007"/>
+          <w:numId w:val="1008"/>
         </w:numPr>
       </w:pPr>
       <w:r>
-        <w:t xml:space="preserve">PostGIS Tiger Geocoder, chapter 12 (Extras). https://postgis.net/docs/Extras.html</w:t>
+        <w:t xml:space="preserve">Pelias open-source project update, 2 January 2018 (the Mapzen shutdown announcement). https://pelias.io/announcements/2018-01-02-pelias-update/</w:t>
       </w:r>
     </w:p>
     <w:p>
@@ -35004,11 +35371,11 @@
         <w:pStyle w:val="Compact"/>
         <w:numPr>
           <w:ilvl w:val="0"/>
-          <w:numId w:val="1007"/>
+          <w:numId w:val="1008"/>
         </w:numPr>
       </w:pPr>
       <w:r>
-        <w:t xml:space="preserve">PostGIS Tiger Geocoder 2025.1 release notes, June 2026. https://postgis.net/2026/06/PostGIS-Tiger-Geocoder-2025.1/</w:t>
+        <w:t xml:space="preserve">Geocode Earth: the company founded in January 2018 by former Mapzen staff, which maintains Pelias. https://geocode.earth/opensource/</w:t>
       </w:r>
     </w:p>
     <w:p>
@@ -35016,11 +35383,11 @@
         <w:pStyle w:val="Compact"/>
         <w:numPr>
           <w:ilvl w:val="0"/>
-          <w:numId w:val="1007"/>
+          <w:numId w:val="1008"/>
         </w:numPr>
       </w:pPr>
       <w:r>
-        <w:t xml:space="preserve">address_standardizer: a PostGIS extension that parses addresses using lexicon, grammar and rule tables. https://postgis.net/docs/Address_Standardizer.html</w:t>
+        <w:t xml:space="preserve">A trip down memory lane, Geocode Earth, 2020. https://geocode.earth/blog/2020/memory-lane/</w:t>
       </w:r>
     </w:p>
     <w:p>
@@ -35028,11 +35395,11 @@
         <w:pStyle w:val="Compact"/>
         <w:numPr>
           <w:ilvl w:val="0"/>
-          <w:numId w:val="1007"/>
+          <w:numId w:val="1008"/>
         </w:numPr>
       </w:pPr>
       <w:r>
-        <w:t xml:space="preserve">osmgeocoder: an OpenStreetMap and OpenAddresses geocoder using PostGIS, pg_trgm and fuzzystrmatch. https://github.com/dunkelstern/osmgeocoder</w:t>
+        <w:t xml:space="preserve">Pelias is released under the MIT License. https://github.com/pelias/pelias/blob/master/LICENSE</w:t>
       </w:r>
     </w:p>
     <w:p>
@@ -35040,11 +35407,11 @@
         <w:pStyle w:val="Compact"/>
         <w:numPr>
           <w:ilvl w:val="0"/>
-          <w:numId w:val="1007"/>
+          <w:numId w:val="1008"/>
         </w:numPr>
       </w:pPr>
       <w:r>
-        <w:t xml:space="preserve">fuzzystrmatch: soundex, metaphone, double metaphone and Levenshtein. PostgreSQL documentation. https://www.postgresql.org/docs/18/fuzzystrmatch.html</w:t>
+        <w:t xml:space="preserve">PostGIS Tiger Geocoder, chapter 12 (Extras). https://postgis.net/docs/Extras.html</w:t>
       </w:r>
     </w:p>
     <w:p>
@@ -35052,11 +35419,11 @@
         <w:pStyle w:val="Compact"/>
         <w:numPr>
           <w:ilvl w:val="0"/>
-          <w:numId w:val="1007"/>
+          <w:numId w:val="1008"/>
         </w:numPr>
       </w:pPr>
       <w:r>
-        <w:t xml:space="preserve">pgGeocoder: a Japanese geocoder implemented entirely in PostgreSQL functions. https://github.com/mbasa/pgGeocoder</w:t>
+        <w:t xml:space="preserve">PostGIS Tiger Geocoder 2025.1 release notes, June 2026. https://postgis.net/2026/06/PostGIS-Tiger-Geocoder-2025.1/</w:t>
       </w:r>
     </w:p>
     <w:p>
@@ -35064,11 +35431,11 @@
         <w:pStyle w:val="Compact"/>
         <w:numPr>
           <w:ilvl w:val="0"/>
-          <w:numId w:val="1007"/>
+          <w:numId w:val="1008"/>
         </w:numPr>
       </w:pPr>
       <w:r>
-        <w:t xml:space="preserve">moofish32/postgis-geocoder: a Docker packaging of the PostGIS TIGER geocoder. https://github.com/moofish32/postgis-geocoder</w:t>
+        <w:t xml:space="preserve">address_standardizer: a PostGIS extension that parses addresses using lexicon, grammar and rule tables. https://postgis.net/docs/Address_Standardizer.html</w:t>
       </w:r>
     </w:p>
     <w:p>
@@ -35076,11 +35443,11 @@
         <w:pStyle w:val="Compact"/>
         <w:numPr>
           <w:ilvl w:val="0"/>
-          <w:numId w:val="1007"/>
+          <w:numId w:val="1008"/>
         </w:numPr>
       </w:pPr>
       <w:r>
-        <w:t xml:space="preserve">MattTriano/postgis_geocoder: a Docker and Python packaging of the PostGIS TIGER geocoder. https://github.com/MattTriano/postgis_geocoder</w:t>
+        <w:t xml:space="preserve">osmgeocoder: an OpenStreetMap and OpenAddresses geocoder using PostGIS, pg_trgm and fuzzystrmatch. https://github.com/dunkelstern/osmgeocoder</w:t>
       </w:r>
     </w:p>
     <w:p>
@@ -35088,11 +35455,11 @@
         <w:pStyle w:val="Compact"/>
         <w:numPr>
           <w:ilvl w:val="0"/>
-          <w:numId w:val="1007"/>
+          <w:numId w:val="1008"/>
         </w:numPr>
       </w:pPr>
       <w:r>
-        <w:t xml:space="preserve">Nominatim architecture overview, release 5.3 documentation. https://nominatim.org/release-docs/latest/develop/overview/</w:t>
+        <w:t xml:space="preserve">fuzzystrmatch: soundex, metaphone, double metaphone and Levenshtein. PostgreSQL documentation. https://www.postgresql.org/docs/18/fuzzystrmatch.html</w:t>
       </w:r>
     </w:p>
     <w:p>
@@ -35100,11 +35467,11 @@
         <w:pStyle w:val="Compact"/>
         <w:numPr>
           <w:ilvl w:val="0"/>
-          <w:numId w:val="1007"/>
+          <w:numId w:val="1008"/>
         </w:numPr>
       </w:pPr>
       <w:r>
-        <w:t xml:space="preserve">The road to Nominatim 6, July 2025. https://nominatim.org/2025/07/14/roadmap-nominatim6.html</w:t>
+        <w:t xml:space="preserve">pgGeocoder: a Japanese geocoder implemented entirely in PostgreSQL functions. https://github.com/mbasa/pgGeocoder</w:t>
       </w:r>
     </w:p>
     <w:p>
@@ -35112,11 +35479,11 @@
         <w:pStyle w:val="Compact"/>
         <w:numPr>
           <w:ilvl w:val="0"/>
-          <w:numId w:val="1007"/>
+          <w:numId w:val="1008"/>
         </w:numPr>
       </w:pPr>
       <w:r>
-        <w:t xml:space="preserve">OpenCage geocoding foreign data wrapper for PostgreSQL (calls a remote API from SQL). https://blog.opencagedata.com/post/geocoding-in-postgresql</w:t>
+        <w:t xml:space="preserve">moofish32/postgis-geocoder: a Docker packaging of the PostGIS TIGER geocoder. https://github.com/moofish32/postgis-geocoder</w:t>
       </w:r>
     </w:p>
     <w:p>
@@ -35124,11 +35491,11 @@
         <w:pStyle w:val="Compact"/>
         <w:numPr>
           <w:ilvl w:val="0"/>
-          <w:numId w:val="1007"/>
+          <w:numId w:val="1008"/>
         </w:numPr>
       </w:pPr>
       <w:r>
-        <w:t xml:space="preserve">libpostal: a C library for parsing and normalising street addresses, using statistical NLP. https://github.com/openvenues/libpostal</w:t>
+        <w:t xml:space="preserve">MattTriano/postgis_geocoder: a Docker and Python packaging of the PostGIS TIGER geocoder. https://github.com/MattTriano/postgis_geocoder</w:t>
       </w:r>
     </w:p>
     <w:p>
@@ -35136,11 +35503,11 @@
         <w:pStyle w:val="Compact"/>
         <w:numPr>
           <w:ilvl w:val="0"/>
-          <w:numId w:val="1007"/>
+          <w:numId w:val="1008"/>
         </w:numPr>
       </w:pPr>
       <w:r>
-        <w:t xml:space="preserve">Grafana k6: a load-testing tool with scripted virtual users. https://k6.io</w:t>
+        <w:t xml:space="preserve">Nominatim architecture overview, release 5.3 documentation. https://nominatim.org/release-docs/latest/develop/overview/</w:t>
       </w:r>
     </w:p>
     <w:p>
@@ -35148,11 +35515,11 @@
         <w:pStyle w:val="Compact"/>
         <w:numPr>
           <w:ilvl w:val="0"/>
-          <w:numId w:val="1007"/>
+          <w:numId w:val="1008"/>
         </w:numPr>
       </w:pPr>
       <w:r>
-        <w:t xml:space="preserve">pg_trgm: trigram-based text similarity and indexing. PostgreSQL documentation. https://www.postgresql.org/docs/18/pgtrgm.html</w:t>
+        <w:t xml:space="preserve">The road to Nominatim 6, July 2025. https://nominatim.org/2025/07/14/roadmap-nominatim6.html</w:t>
       </w:r>
     </w:p>
     <w:p>
@@ -35160,11 +35527,11 @@
         <w:pStyle w:val="Compact"/>
         <w:numPr>
           <w:ilvl w:val="0"/>
-          <w:numId w:val="1007"/>
+          <w:numId w:val="1008"/>
         </w:numPr>
       </w:pPr>
       <w:r>
-        <w:t xml:space="preserve">Who’s On First: an open gazetteer of places. https://whosonfirst.org</w:t>
+        <w:t xml:space="preserve">OpenCage geocoding foreign data wrapper for PostgreSQL (calls a remote API from SQL). https://blog.opencagedata.com/post/geocoding-in-postgresql</w:t>
       </w:r>
     </w:p>
     <w:p>
@@ -35172,11 +35539,11 @@
         <w:pStyle w:val="Compact"/>
         <w:numPr>
           <w:ilvl w:val="0"/>
-          <w:numId w:val="1007"/>
+          <w:numId w:val="1008"/>
         </w:numPr>
       </w:pPr>
       <w:r>
-        <w:t xml:space="preserve">OpenAddresses: a global collection of open address data. https://openaddresses.io</w:t>
+        <w:t xml:space="preserve">libpostal: a C library for parsing and normalising street addresses, using statistical NLP. https://github.com/openvenues/libpostal</w:t>
       </w:r>
     </w:p>
     <w:p>
@@ -35184,11 +35551,11 @@
         <w:pStyle w:val="Compact"/>
         <w:numPr>
           <w:ilvl w:val="0"/>
-          <w:numId w:val="1007"/>
+          <w:numId w:val="1008"/>
         </w:numPr>
       </w:pPr>
       <w:r>
-        <w:t xml:space="preserve">USGS Geographic Names Information System (GNIS), Domestic Names. https://www.usgs.gov/us-board-on-geographic-names</w:t>
+        <w:t xml:space="preserve">Grafana k6: a load-testing tool with scripted virtual users. https://k6.io</w:t>
       </w:r>
     </w:p>
     <w:p>
@@ -35196,11 +35563,11 @@
         <w:pStyle w:val="Compact"/>
         <w:numPr>
           <w:ilvl w:val="0"/>
-          <w:numId w:val="1007"/>
+          <w:numId w:val="1008"/>
         </w:numPr>
       </w:pPr>
       <w:r>
-        <w:t xml:space="preserve">US Census Bureau, ZIP Code Tabulation Areas (ZCTA) gazetteer. https://www.census.gov/geographies/reference-files/time-series/geo/gazetteer-files.html</w:t>
+        <w:t xml:space="preserve">pg_trgm: trigram-based text similarity and indexing. PostgreSQL documentation. https://www.postgresql.org/docs/18/pgtrgm.html</w:t>
       </w:r>
     </w:p>
     <w:p>
@@ -35208,11 +35575,11 @@
         <w:pStyle w:val="Compact"/>
         <w:numPr>
           <w:ilvl w:val="0"/>
-          <w:numId w:val="1007"/>
+          <w:numId w:val="1008"/>
         </w:numPr>
       </w:pPr>
       <w:r>
-        <w:t xml:space="preserve">DuckDB, used in the pgeo build to read Parquet and CSV sources. https://duckdb.org</w:t>
+        <w:t xml:space="preserve">Who’s On First: an open gazetteer of places. https://whosonfirst.org</w:t>
       </w:r>
     </w:p>
     <w:p>
@@ -35220,11 +35587,11 @@
         <w:pStyle w:val="Compact"/>
         <w:numPr>
           <w:ilvl w:val="0"/>
-          <w:numId w:val="1007"/>
+          <w:numId w:val="1008"/>
         </w:numPr>
       </w:pPr>
       <w:r>
-        <w:t xml:space="preserve">GDAL/OGR (ogr2ogr), used in the pgeo build to load spatial formats. https://gdal.org</w:t>
+        <w:t xml:space="preserve">OpenAddresses: a global collection of open address data. https://openaddresses.io</w:t>
       </w:r>
     </w:p>
     <w:p>
@@ -35232,11 +35599,11 @@
         <w:pStyle w:val="Compact"/>
         <w:numPr>
           <w:ilvl w:val="0"/>
-          <w:numId w:val="1007"/>
+          <w:numId w:val="1008"/>
         </w:numPr>
       </w:pPr>
       <w:r>
-        <w:t xml:space="preserve">United States Postal Service, Publication 28: Postal Addressing Standards. https://pe.usps.com/text/pub28/welcome.htm</w:t>
+        <w:t xml:space="preserve">USGS Geographic Names Information System (GNIS), Domestic Names. https://www.usgs.gov/us-board-on-geographic-names</w:t>
       </w:r>
     </w:p>
     <w:p>
@@ -35244,15 +35611,63 @@
         <w:pStyle w:val="Compact"/>
         <w:numPr>
           <w:ilvl w:val="0"/>
-          <w:numId w:val="1007"/>
+          <w:numId w:val="1008"/>
         </w:numPr>
       </w:pPr>
       <w:r>
+        <w:t xml:space="preserve">US Census Bureau, ZIP Code Tabulation Areas (ZCTA) gazetteer. https://www.census.gov/geographies/reference-files/time-series/geo/gazetteer-files.html</w:t>
+      </w:r>
+    </w:p>
+    <w:p>
+      <w:pPr>
+        <w:pStyle w:val="Compact"/>
+        <w:numPr>
+          <w:ilvl w:val="0"/>
+          <w:numId w:val="1008"/>
+        </w:numPr>
+      </w:pPr>
+      <w:r>
+        <w:t xml:space="preserve">DuckDB, used in the pgeo build to read Parquet and CSV sources. https://duckdb.org</w:t>
+      </w:r>
+    </w:p>
+    <w:p>
+      <w:pPr>
+        <w:pStyle w:val="Compact"/>
+        <w:numPr>
+          <w:ilvl w:val="0"/>
+          <w:numId w:val="1008"/>
+        </w:numPr>
+      </w:pPr>
+      <w:r>
+        <w:t xml:space="preserve">GDAL/OGR (ogr2ogr), used in the pgeo build to load spatial formats. https://gdal.org</w:t>
+      </w:r>
+    </w:p>
+    <w:p>
+      <w:pPr>
+        <w:pStyle w:val="Compact"/>
+        <w:numPr>
+          <w:ilvl w:val="0"/>
+          <w:numId w:val="1008"/>
+        </w:numPr>
+      </w:pPr>
+      <w:r>
+        <w:t xml:space="preserve">United States Postal Service, Publication 28: Postal Addressing Standards. https://pe.usps.com/text/pub28/welcome.htm</w:t>
+      </w:r>
+    </w:p>
+    <w:p>
+      <w:pPr>
+        <w:pStyle w:val="Compact"/>
+        <w:numPr>
+          <w:ilvl w:val="0"/>
+          <w:numId w:val="1008"/>
+        </w:numPr>
+      </w:pPr>
+      <w:r>
         <w:t xml:space="preserve">United States Postal Service, ZIP+4 product and licence terms. https://postalpro.usps.com/address-quality/zip4</w:t>
       </w:r>
     </w:p>
-    <w:bookmarkEnd w:id="138"/>
-    <w:bookmarkStart w:id="139" w:name="appendix-a.-reproducing-this-study"/>
+    <w:bookmarkEnd w:id="140"/>
+    <w:bookmarkStart w:id="141" w:name="appendix-a.-reproducing-this-study"/>
     <w:p>
       <w:pPr>
         <w:pStyle w:val="Heading2"/>
@@ -35689,8 +36104,8 @@
         <w:t xml:space="preserve">system reproduces the results in this report.</w:t>
       </w:r>
     </w:p>
-    <w:bookmarkEnd w:id="139"/>
-    <w:bookmarkStart w:id="140" w:name="Xec1f0b5e3ec847d05266a8fcbbb09145d5aebe4"/>
+    <w:bookmarkEnd w:id="141"/>
+    <w:bookmarkStart w:id="142" w:name="Xec1f0b5e3ec847d05266a8fcbbb09145d5aebe4"/>
     <w:p>
       <w:pPr>
         <w:pStyle w:val="Heading2"/>
@@ -36734,8 +37149,8 @@
         </w:tc>
       </w:tr>
     </w:tbl>
-    <w:bookmarkEnd w:id="140"/>
-    <w:bookmarkStart w:id="141" w:name="appendix-c.-pgeo-storage"/>
+    <w:bookmarkEnd w:id="142"/>
+    <w:bookmarkStart w:id="143" w:name="appendix-c.-pgeo-storage"/>
     <w:p>
       <w:pPr>
         <w:pStyle w:val="Heading2"/>
@@ -37360,7 +37775,7 @@
         </w:tc>
       </w:tr>
     </w:tbl>
-    <w:bookmarkEnd w:id="141"/>
+    <w:bookmarkEnd w:id="143"/>
     <w:sectPr>
       <w:footnotePr>
         <w:numRestart w:val="eachSect"/>
@@ -37705,6 +38120,9 @@
     <w:abstractNumId w:val="991"/>
   </w:num>
   <w:num w:numId="1006">
+    <w:abstractNumId w:val="991"/>
+  </w:num>
+  <w:num w:numId="1007">
     <w:abstractNumId w:val="99411"/>
     <w:lvlOverride w:ilvl="0">
       <w:startOverride w:val="1"/>
@@ -37734,7 +38152,7 @@
       <w:startOverride w:val="1"/>
     </w:lvlOverride>
   </w:num>
-  <w:num w:numId="1007">
+  <w:num w:numId="1008">
     <w:abstractNumId w:val="99411"/>
     <w:lvlOverride w:ilvl="0">
       <w:startOverride w:val="1"/>

--- a/docs/REPORT.docx
+++ b/docs/REPORT.docx
@@ -779,7 +779,7 @@
       </w:tr>
     </w:tbl>
     <w:bookmarkEnd w:id="12"/>
-    <w:bookmarkStart w:id="20" w:name="introduction"/>
+    <w:bookmarkStart w:id="21" w:name="introduction"/>
     <w:p>
       <w:pPr>
         <w:pStyle w:val="Heading2"/>
@@ -2184,7 +2184,7 @@
       </w:r>
     </w:p>
     <w:bookmarkEnd w:id="16"/>
-    <w:bookmarkStart w:id="17" w:name="pelias-and-what-this-project-owes-it"/>
+    <w:bookmarkStart w:id="18" w:name="pelias-and-what-this-project-owes-it"/>
     <w:p>
       <w:pPr>
         <w:pStyle w:val="Heading3"/>
@@ -2457,8 +2457,235 @@
         <w:t xml:space="preserve">for against a much smaller machine, for one state, for a handful of users.</w:t>
       </w:r>
     </w:p>
+    <w:bookmarkStart w:id="17" w:name="X01be5286ebd40e1125bcff798e3667d905242d7"/>
+    <w:p>
+      <w:pPr>
+        <w:pStyle w:val="Heading4"/>
+      </w:pPr>
+      <w:r>
+        <w:t xml:space="preserve">1.5.1 Is Pelias the right thing to measure against?</w:t>
+      </w:r>
+    </w:p>
+    <w:p>
+      <w:pPr>
+        <w:pStyle w:val="FirstParagraph"/>
+      </w:pPr>
+      <w:r>
+        <w:t xml:space="preserve">Worth asking directly, because the whole study rests on the answer.</w:t>
+      </w:r>
+    </w:p>
+    <w:p>
+      <w:pPr>
+        <w:pStyle w:val="BodyText"/>
+      </w:pPr>
+      <w:r>
+        <w:rPr>
+          <w:b/>
+          <w:bCs/>
+        </w:rPr>
+        <w:t xml:space="preserve">For features and functions, yes, and by some distance.</w:t>
+      </w:r>
+      <w:r>
+        <w:t xml:space="preserve"> </w:t>
+      </w:r>
+      <w:r>
+        <w:t xml:space="preserve">Pelias is the only open-source geocoder</w:t>
+      </w:r>
+      <w:r>
+        <w:t xml:space="preserve"> </w:t>
+      </w:r>
+      <w:r>
+        <w:t xml:space="preserve">that shares pgeo’s central premise – several independent open sources merged into one index.</w:t>
+      </w:r>
+      <w:r>
+        <w:t xml:space="preserve"> </w:t>
+      </w:r>
+      <w:r>
+        <w:t xml:space="preserve">Nominatim[7] and Photon[8] are OpenStreetMap only; the TIGER</w:t>
+      </w:r>
+      <w:r>
+        <w:t xml:space="preserve"> </w:t>
+      </w:r>
+      <w:r>
+        <w:t xml:space="preserve">geocoder[9] is US Census only; pgGeocoder[10] is Japanese</w:t>
+      </w:r>
+      <w:r>
+        <w:t xml:space="preserve"> </w:t>
+      </w:r>
+      <w:r>
+        <w:t xml:space="preserve">government data only. Pelias imports OpenStreetMap, OpenAddresses, Who’s On First, Geonames,</w:t>
+      </w:r>
+      <w:r>
+        <w:t xml:space="preserve"> </w:t>
+      </w:r>
+      <w:r>
+        <w:t xml:space="preserve">polylines and arbitrary CSV, which is exactly the problem pgeo set out to solve. It also has the</w:t>
+      </w:r>
+      <w:r>
+        <w:t xml:space="preserve"> </w:t>
+      </w:r>
+      <w:r>
+        <w:t xml:space="preserve">widest API surface of the group: search, structured search, autocomplete, reverse and place.</w:t>
+      </w:r>
+    </w:p>
+    <w:p>
+      <w:pPr>
+        <w:pStyle w:val="BodyText"/>
+      </w:pPr>
+      <w:r>
+        <w:rPr>
+          <w:b/>
+          <w:bCs/>
+        </w:rPr>
+        <w:t xml:space="preserve">For flexibility, yes.</w:t>
+      </w:r>
+      <w:r>
+        <w:t xml:space="preserve"> </w:t>
+      </w:r>
+      <w:r>
+        <w:t xml:space="preserve">Pelias is the most configurable of the alternatives – custom importers,</w:t>
+      </w:r>
+      <w:r>
+        <w:t xml:space="preserve"> </w:t>
+      </w:r>
+      <w:r>
+        <w:t xml:space="preserve">private datasets, and an explicit goal of working</w:t>
+      </w:r>
+      <w:r>
+        <w:t xml:space="preserve"> </w:t>
+      </w:r>
+      <w:r>
+        <w:t xml:space="preserve">“equally well for a small city and the entire</w:t>
+      </w:r>
+      <w:r>
+        <w:t xml:space="preserve"> </w:t>
+      </w:r>
+      <w:r>
+        <w:t xml:space="preserve">planet”</w:t>
+      </w:r>
+      <w:r>
+        <w:t xml:space="preserve">. Measuring against the most adaptable option is the harder test, which is the right one to</w:t>
+      </w:r>
+      <w:r>
+        <w:t xml:space="preserve"> </w:t>
+      </w:r>
+      <w:r>
+        <w:t xml:space="preserve">set.</w:t>
+      </w:r>
+    </w:p>
+    <w:p>
+      <w:pPr>
+        <w:pStyle w:val="BodyText"/>
+      </w:pPr>
+      <w:r>
+        <w:rPr>
+          <w:b/>
+          <w:bCs/>
+        </w:rPr>
+        <w:t xml:space="preserve">For scalability, only partly, and the gap is specific.</w:t>
+      </w:r>
+      <w:r>
+        <w:t xml:space="preserve"> </w:t>
+      </w:r>
+      <w:r>
+        <w:t xml:space="preserve">Pelias is a fair reference for</w:t>
+      </w:r>
+      <w:r>
+        <w:t xml:space="preserve"> </w:t>
+      </w:r>
+      <w:r>
+        <w:t xml:space="preserve">concurrent users on one machine, which is what this project needed. It is not the reference for</w:t>
+      </w:r>
+      <w:r>
+        <w:t xml:space="preserve"> </w:t>
+      </w:r>
+      <w:r>
+        <w:t xml:space="preserve">either extreme. At the top end, Nominatim’s planet deployment (roughly a terabyte of disk and</w:t>
+      </w:r>
+      <w:r>
+        <w:t xml:space="preserve"> </w:t>
+      </w:r>
+      <w:r>
+        <w:t xml:space="preserve">128 GB-class memory) and Photon’s prebuilt planet index define what large means. More importantly</w:t>
+      </w:r>
+      <w:r>
+        <w:t xml:space="preserve"> </w:t>
+      </w:r>
+      <w:r>
+        <w:t xml:space="preserve">for this study,</w:t>
+      </w:r>
+      <w:r>
+        <w:t xml:space="preserve"> </w:t>
+      </w:r>
+      <w:r>
+        <w:rPr>
+          <w:b/>
+          <w:bCs/>
+        </w:rPr>
+        <w:t xml:space="preserve">Photon exists because Nominatim is weak at type-ahead, and it is optimised for</w:t>
+      </w:r>
+      <w:r>
+        <w:rPr>
+          <w:b/>
+          <w:bCs/>
+        </w:rPr>
+        <w:t xml:space="preserve"> </w:t>
+      </w:r>
+      <w:r>
+        <w:rPr>
+          <w:b/>
+          <w:bCs/>
+        </w:rPr>
+        <w:t xml:space="preserve">autocomplete in tens of milliseconds</w:t>
+      </w:r>
+      <w:r>
+        <w:t xml:space="preserve"> </w:t>
+      </w:r>
+      <w:r>
+        <w:t xml:space="preserve">– and autocomplete is precisely the endpoint that limits</w:t>
+      </w:r>
+      <w:r>
+        <w:t xml:space="preserve"> </w:t>
+      </w:r>
+      <w:r>
+        <w:t xml:space="preserve">pgeo on every configuration tested (Figure 14). The comparison that would press</w:t>
+      </w:r>
+      <w:r>
+        <w:t xml:space="preserve"> </w:t>
+      </w:r>
+      <w:r>
+        <w:t xml:space="preserve">hardest on pgeo’s weakest axis is the one this study does not make.</w:t>
+      </w:r>
+    </w:p>
+    <w:p>
+      <w:pPr>
+        <w:pStyle w:val="BodyText"/>
+      </w:pPr>
+      <w:r>
+        <w:t xml:space="preserve">Photon would also change the build comparison rather than just the query one: it distributes a</w:t>
+      </w:r>
+      <w:r>
+        <w:t xml:space="preserve"> </w:t>
+      </w:r>
+      <w:r>
+        <w:t xml:space="preserve">prebuilt index, so an operator downloads rather than builds, and the 5.5 GB build machine this</w:t>
+      </w:r>
+      <w:r>
+        <w:t xml:space="preserve"> </w:t>
+      </w:r>
+      <w:r>
+        <w:t xml:space="preserve">report says pgeo needs (Section 3.5) has no Photon equivalent. That is a different trade from the</w:t>
+      </w:r>
+      <w:r>
+        <w:t xml:space="preserve"> </w:t>
+      </w:r>
+      <w:r>
+        <w:t xml:space="preserve">one measured here, and a real one.</w:t>
+      </w:r>
+    </w:p>
     <w:bookmarkEnd w:id="17"/>
-    <w:bookmarkStart w:id="18" w:name="other-geocoders-that-live-in-postgresql"/>
+    <w:bookmarkEnd w:id="18"/>
+    <w:bookmarkStart w:id="19" w:name="other-geocoders-that-live-in-postgresql"/>
     <w:p>
       <w:pPr>
         <w:pStyle w:val="Heading3"/>
@@ -2581,7 +2808,7 @@
               <w:pStyle w:val="Compact"/>
             </w:pPr>
             <w:r>
-              <w:t xml:space="preserve">PostGIS TIGER Geocoder[7] (</w:t>
+              <w:t xml:space="preserve">PostGIS TIGER Geocoder[9] (</w:t>
             </w:r>
             <w:r>
               <w:rPr>
@@ -2649,7 +2876,7 @@
               <w:pStyle w:val="Compact"/>
             </w:pPr>
             <w:r>
-              <w:t xml:space="preserve">The canonical answer. Released independently of PostGIS since 2025.1 (June 2026)[8], needs PostgreSQL 16+. Exact-match oriented; its own documentation notes speed problems in the</w:t>
+              <w:t xml:space="preserve">The canonical answer. Released independently of PostGIS since 2025.1 (June 2026)[11], needs PostgreSQL 16+. Exact-match oriented; its own documentation notes speed problems in the</w:t>
             </w:r>
             <w:r>
               <w:t xml:space="preserve"> </w:t>
@@ -2661,20 +2888,20 @@
               <w:t xml:space="preserve">address_standardizer</w:t>
             </w:r>
             <w:r>
-              <w:t xml:space="preserve">[9] wrapper for batch work</w:t>
-            </w:r>
-          </w:p>
-        </w:tc>
-      </w:tr>
-      <w:tr>
-        <w:tc>
-          <w:tcPr/>
-          <w:p>
-            <w:pPr>
-              <w:pStyle w:val="Compact"/>
-            </w:pPr>
-            <w:r>
-              <w:t xml:space="preserve">osmgeocoder[10]</w:t>
+              <w:t xml:space="preserve">[12] wrapper for batch work</w:t>
+            </w:r>
+          </w:p>
+        </w:tc>
+      </w:tr>
+      <w:tr>
+        <w:tc>
+          <w:tcPr/>
+          <w:p>
+            <w:pPr>
+              <w:pStyle w:val="Compact"/>
+            </w:pPr>
+            <w:r>
+              <w:t xml:space="preserve">osmgeocoder[13]</w:t>
             </w:r>
           </w:p>
         </w:tc>
@@ -2745,7 +2972,7 @@
               <w:t xml:space="preserve">fuzzystrmatch</w:t>
             </w:r>
             <w:r>
-              <w:t xml:space="preserve">[11]). Multi-country address formatting via OpenCage templates. Without libpostal it degrades to</w:t>
+              <w:t xml:space="preserve">[14]). Multi-country address formatting via OpenCage templates. Without libpostal it degrades to</w:t>
             </w:r>
             <w:r>
               <w:t xml:space="preserve"> </w:t>
@@ -2764,7 +2991,7 @@
               <w:pStyle w:val="Compact"/>
             </w:pPr>
             <w:r>
-              <w:t xml:space="preserve">pgGeocoder[12]</w:t>
+              <w:t xml:space="preserve">pgGeocoder[10]</w:t>
             </w:r>
           </w:p>
         </w:tc>
@@ -2845,7 +3072,7 @@
               <w:pStyle w:val="Compact"/>
             </w:pPr>
             <w:r>
-              <w:t xml:space="preserve">TIGER packagings[13, 14]</w:t>
+              <w:t xml:space="preserve">TIGER packagings[15, 16]</w:t>
             </w:r>
           </w:p>
         </w:tc>
@@ -2908,7 +3135,7 @@
               <w:pStyle w:val="Compact"/>
             </w:pPr>
             <w:r>
-              <w:t xml:space="preserve">Nominatim[15]</w:t>
+              <w:t xml:space="preserve">Nominatim[7]</w:t>
             </w:r>
           </w:p>
         </w:tc>
@@ -2962,7 +3189,7 @@
               <w:pStyle w:val="Compact"/>
             </w:pPr>
             <w:r>
-              <w:t xml:space="preserve">Postgres-centric rather than Postgres-only. Version 5 completed the move from PHP to Python. Planet-scale: ~1 TB of disk and 128 GB-class memory; the 2025 roadmap[16] notes search indexes have grown large enough to slow lookups</w:t>
+              <w:t xml:space="preserve">Postgres-centric rather than Postgres-only. Version 5 completed the move from PHP to Python. Planet-scale: ~1 TB of disk and 128 GB-class memory; the 2025 roadmap[17] notes search indexes have grown large enough to slow lookups</w:t>
             </w:r>
           </w:p>
         </w:tc>
@@ -4044,7 +4271,7 @@
         <w:t xml:space="preserve"> </w:t>
       </w:r>
       <w:r>
-        <w:t xml:space="preserve">such as OpenCage’s[17] also lets you geocode</w:t>
+        <w:t xml:space="preserve">such as OpenCage’s[18] also lets you geocode</w:t>
       </w:r>
       <w:r>
         <w:t xml:space="preserve"> </w:t>
@@ -4068,8 +4295,8 @@
         <w:t xml:space="preserve">in this survey treats that as self-hosted geocoding.</w:t>
       </w:r>
     </w:p>
-    <w:bookmarkEnd w:id="18"/>
-    <w:bookmarkStart w:id="19" w:name="terms-and-acronyms"/>
+    <w:bookmarkEnd w:id="19"/>
+    <w:bookmarkStart w:id="20" w:name="terms-and-acronyms"/>
     <w:p>
       <w:pPr>
         <w:pStyle w:val="Heading3"/>
@@ -4443,7 +4670,7 @@
               <w:t xml:space="preserve">libpostal</w:t>
             </w:r>
             <w:r>
-              <w:t xml:space="preserve">[18]</w:t>
+              <w:t xml:space="preserve">[19]</w:t>
             </w:r>
           </w:p>
         </w:tc>
@@ -4502,7 +4729,7 @@
               <w:t xml:space="preserve">k6</w:t>
             </w:r>
             <w:r>
-              <w:t xml:space="preserve">[19]</w:t>
+              <w:t xml:space="preserve">[20]</w:t>
             </w:r>
           </w:p>
         </w:tc>
@@ -4690,7 +4917,7 @@
               <w:pStyle w:val="Compact"/>
             </w:pPr>
             <w:r>
-              <w:t xml:space="preserve">A three-character slice of a word[20]. Comparing the sets of trigrams in two strings measures similarity, which is how pgeo tolerates typos (</w:t>
+              <w:t xml:space="preserve">A three-character slice of a word[21]. Comparing the sets of trigrams in two strings measures similarity, which is how pgeo tolerates typos (</w:t>
             </w:r>
             <w:r>
               <w:rPr>
@@ -4727,7 +4954,7 @@
               <w:pStyle w:val="Compact"/>
             </w:pPr>
             <w:r>
-              <w:t xml:space="preserve">Who’s On First[21], the open gazetteer of administrative places used for towns, counties and neighbourhoods</w:t>
+              <w:t xml:space="preserve">Who’s On First[22], the open gazetteer of administrative places used for towns, counties and neighbourhoods</w:t>
             </w:r>
           </w:p>
         </w:tc>
@@ -4755,7 +4982,7 @@
               <w:pStyle w:val="Compact"/>
             </w:pPr>
             <w:r>
-              <w:t xml:space="preserve">OpenAddresses[22], the open collection of address points</w:t>
+              <w:t xml:space="preserve">OpenAddresses[23], the open collection of address points</w:t>
             </w:r>
           </w:p>
         </w:tc>
@@ -4783,7 +5010,7 @@
               <w:pStyle w:val="Compact"/>
             </w:pPr>
             <w:r>
-              <w:t xml:space="preserve">The USGS Geographic Names Information System[23]: lakes, summits, streams and populated places</w:t>
+              <w:t xml:space="preserve">The USGS Geographic Names Information System[24]: lakes, summits, streams and populated places</w:t>
             </w:r>
           </w:p>
         </w:tc>
@@ -4811,7 +5038,7 @@
               <w:pStyle w:val="Compact"/>
             </w:pPr>
             <w:r>
-              <w:t xml:space="preserve">ZIP Code Tabulation Area[24], the US Census approximation of a ZIP code as an area</w:t>
+              <w:t xml:space="preserve">ZIP Code Tabulation Area[25], the US Census approximation of a ZIP code as an area</w:t>
             </w:r>
           </w:p>
         </w:tc>
@@ -4954,9 +5181,9 @@
         </w:tc>
       </w:tr>
     </w:tbl>
-    <w:bookmarkEnd w:id="19"/>
     <w:bookmarkEnd w:id="20"/>
-    <w:bookmarkStart w:id="47" w:name="methods"/>
+    <w:bookmarkEnd w:id="21"/>
+    <w:bookmarkStart w:id="48" w:name="methods"/>
     <w:p>
       <w:pPr>
         <w:pStyle w:val="Heading2"/>
@@ -4973,7 +5200,7 @@
         <w:t xml:space="preserve">How both systems were built and how they were measured. The detail here is what makes Section 3 checkable: the same data, the same load generator, the same targets and the same host for both engines, with every departure from that noted.</w:t>
       </w:r>
     </w:p>
-    <w:bookmarkStart w:id="27" w:name="systems-built"/>
+    <w:bookmarkStart w:id="28" w:name="systems-built"/>
     <w:p>
       <w:pPr>
         <w:pStyle w:val="Heading3"/>
@@ -4999,18 +5226,18 @@
           <wp:inline>
             <wp:extent cx="5211162" cy="3623959"/>
             <wp:effectExtent b="0" l="0" r="0" t="0"/>
-            <wp:docPr descr="" title="" id="22" name="Picture"/>
+            <wp:docPr descr="" title="" id="23" name="Picture"/>
             <a:graphic>
               <a:graphicData uri="http://schemas.openxmlformats.org/drawingml/2006/picture">
                 <pic:pic>
                   <pic:nvPicPr>
-                    <pic:cNvPr descr="report_figures/fig_architecture.png" id="23" name="Picture"/>
+                    <pic:cNvPr descr="report_figures/fig_architecture.png" id="24" name="Picture"/>
                     <pic:cNvPicPr>
                       <a:picLocks noChangeArrowheads="1" noChangeAspect="1"/>
                     </pic:cNvPicPr>
                   </pic:nvPicPr>
                   <pic:blipFill>
-                    <a:blip r:embed="rId21"/>
+                    <a:blip r:embed="rId22"/>
                     <a:stretch>
                       <a:fillRect/>
                     </a:stretch>
@@ -5699,18 +5926,18 @@
           <wp:inline>
             <wp:extent cx="5211162" cy="1856323"/>
             <wp:effectExtent b="0" l="0" r="0" t="0"/>
-            <wp:docPr descr="" title="" id="25" name="Picture"/>
+            <wp:docPr descr="" title="" id="26" name="Picture"/>
             <a:graphic>
               <a:graphicData uri="http://schemas.openxmlformats.org/drawingml/2006/picture">
                 <pic:pic>
                   <pic:nvPicPr>
-                    <pic:cNvPr descr="report_figures/fig_query_pipeline.png" id="26" name="Picture"/>
+                    <pic:cNvPr descr="report_figures/fig_query_pipeline.png" id="27" name="Picture"/>
                     <pic:cNvPicPr>
                       <a:picLocks noChangeArrowheads="1" noChangeAspect="1"/>
                     </pic:cNvPicPr>
                   </pic:nvPicPr>
                   <pic:blipFill>
-                    <a:blip r:embed="rId24"/>
+                    <a:blip r:embed="rId25"/>
                     <a:stretch>
                       <a:fillRect/>
                     </a:stretch>
@@ -5781,8 +6008,8 @@
         <w:t xml:space="preserve">Elasticsearch scoring.</w:t>
       </w:r>
     </w:p>
-    <w:bookmarkEnd w:id="27"/>
-    <w:bookmarkStart w:id="32" w:name="data"/>
+    <w:bookmarkEnd w:id="28"/>
+    <w:bookmarkStart w:id="33" w:name="data"/>
     <w:p>
       <w:pPr>
         <w:pStyle w:val="Heading3"/>
@@ -6464,18 +6691,18 @@
           <wp:inline>
             <wp:extent cx="5334000" cy="2680593"/>
             <wp:effectExtent b="0" l="0" r="0" t="0"/>
-            <wp:docPr descr="" title="" id="29" name="Picture"/>
+            <wp:docPr descr="" title="" id="30" name="Picture"/>
             <a:graphic>
               <a:graphicData uri="http://schemas.openxmlformats.org/drawingml/2006/picture">
                 <pic:pic>
                   <pic:nvPicPr>
-                    <pic:cNvPr descr="report_figures/fig_inventory.png" id="30" name="Picture"/>
+                    <pic:cNvPr descr="report_figures/fig_inventory.png" id="31" name="Picture"/>
                     <pic:cNvPicPr>
                       <a:picLocks noChangeArrowheads="1" noChangeAspect="1"/>
                     </pic:cNvPicPr>
                   </pic:nvPicPr>
                   <pic:blipFill>
-                    <a:blip r:embed="rId28"/>
+                    <a:blip r:embed="rId29"/>
                     <a:stretch>
                       <a:fillRect/>
                     </a:stretch>
@@ -7130,7 +7357,7 @@
         </w:tc>
       </w:tr>
     </w:tbl>
-    <w:bookmarkStart w:id="31" w:name="overture-maps"/>
+    <w:bookmarkStart w:id="32" w:name="overture-maps"/>
     <w:p>
       <w:pPr>
         <w:pStyle w:val="Heading4"/>
@@ -7339,9 +7566,9 @@
         <w:t xml:space="preserve">Hampshire, and the Pelias interpolation builder needing OpenAddresses in its legacy CSV form.</w:t>
       </w:r>
     </w:p>
-    <w:bookmarkEnd w:id="31"/>
     <w:bookmarkEnd w:id="32"/>
-    <w:bookmarkStart w:id="36" w:name="build-pipelines"/>
+    <w:bookmarkEnd w:id="33"/>
+    <w:bookmarkStart w:id="37" w:name="build-pipelines"/>
     <w:p>
       <w:pPr>
         <w:pStyle w:val="Heading3"/>
@@ -7367,18 +7594,18 @@
           <wp:inline>
             <wp:extent cx="5211162" cy="2773781"/>
             <wp:effectExtent b="0" l="0" r="0" t="0"/>
-            <wp:docPr descr="" title="" id="34" name="Picture"/>
+            <wp:docPr descr="" title="" id="35" name="Picture"/>
             <a:graphic>
               <a:graphicData uri="http://schemas.openxmlformats.org/drawingml/2006/picture">
                 <pic:pic>
                   <pic:nvPicPr>
-                    <pic:cNvPr descr="report_figures/fig_data_pipeline.png" id="35" name="Picture"/>
+                    <pic:cNvPr descr="report_figures/fig_data_pipeline.png" id="36" name="Picture"/>
                     <pic:cNvPicPr>
                       <a:picLocks noChangeArrowheads="1" noChangeAspect="1"/>
                     </pic:cNvPicPr>
                   </pic:nvPicPr>
                   <pic:blipFill>
-                    <a:blip r:embed="rId33"/>
+                    <a:blip r:embed="rId34"/>
                     <a:stretch>
                       <a:fillRect/>
                     </a:stretch>
@@ -7475,7 +7702,7 @@
         <w:t xml:space="preserve">pgeo-load build</w:t>
       </w:r>
       <w:r>
-        <w:t xml:space="preserve">) loads the same inputs with DuckDB[25], ogr2ogr[26] and COPY, assigns each</w:t>
+        <w:t xml:space="preserve">) loads the same inputs with DuckDB[26], ogr2ogr[27] and COPY, assigns each</w:t>
       </w:r>
       <w:r>
         <w:t xml:space="preserve"> </w:t>
@@ -7702,8 +7929,8 @@
         <w:t xml:space="preserve">with other work or wants a machine to itself.</w:t>
       </w:r>
     </w:p>
-    <w:bookmarkEnd w:id="36"/>
-    <w:bookmarkStart w:id="37" w:name="accuracy-testing"/>
+    <w:bookmarkEnd w:id="37"/>
+    <w:bookmarkStart w:id="38" w:name="accuracy-testing"/>
     <w:p>
       <w:pPr>
         <w:pStyle w:val="Heading3"/>
@@ -8905,8 +9132,8 @@
         </w:tc>
       </w:tr>
     </w:tbl>
-    <w:bookmarkEnd w:id="37"/>
-    <w:bookmarkStart w:id="43" w:name="load-and-capacity-testing"/>
+    <w:bookmarkEnd w:id="38"/>
+    <w:bookmarkStart w:id="44" w:name="load-and-capacity-testing"/>
     <w:p>
       <w:pPr>
         <w:pStyle w:val="Heading3"/>
@@ -8932,18 +9159,18 @@
           <wp:inline>
             <wp:extent cx="5211162" cy="1856323"/>
             <wp:effectExtent b="0" l="0" r="0" t="0"/>
-            <wp:docPr descr="" title="" id="39" name="Picture"/>
+            <wp:docPr descr="" title="" id="40" name="Picture"/>
             <a:graphic>
               <a:graphicData uri="http://schemas.openxmlformats.org/drawingml/2006/picture">
                 <pic:pic>
                   <pic:nvPicPr>
-                    <pic:cNvPr descr="report_figures/fig_test_harness.png" id="40" name="Picture"/>
+                    <pic:cNvPr descr="report_figures/fig_test_harness.png" id="41" name="Picture"/>
                     <pic:cNvPicPr>
                       <a:picLocks noChangeArrowheads="1" noChangeAspect="1"/>
                     </pic:cNvPicPr>
                   </pic:nvPicPr>
                   <pic:blipFill>
-                    <a:blip r:embed="rId38"/>
+                    <a:blip r:embed="rId39"/>
                     <a:stretch>
                       <a:fillRect/>
                     </a:stretch>
@@ -10019,7 +10246,7 @@
         <w:t xml:space="preserve">the run stops when errors exceed 5%, any p95 exceeds five times its target, or a service dies.</w:t>
       </w:r>
     </w:p>
-    <w:bookmarkStart w:id="41" w:name="caching"/>
+    <w:bookmarkStart w:id="42" w:name="caching"/>
     <w:p>
       <w:pPr>
         <w:pStyle w:val="Heading4"/>
@@ -10072,8 +10299,8 @@
         <w:t xml:space="preserve">large (Table 12) and drawn at random, so exact repeats are rare.</w:t>
       </w:r>
     </w:p>
-    <w:bookmarkEnd w:id="41"/>
-    <w:bookmarkStart w:id="42" w:name="scope"/>
+    <w:bookmarkEnd w:id="42"/>
+    <w:bookmarkStart w:id="43" w:name="scope"/>
     <w:p>
       <w:pPr>
         <w:pStyle w:val="Heading4"/>
@@ -10702,9 +10929,9 @@
         </w:tc>
       </w:tr>
     </w:tbl>
-    <w:bookmarkEnd w:id="42"/>
     <w:bookmarkEnd w:id="43"/>
-    <w:bookmarkStart w:id="44" w:name="compatibility-testing"/>
+    <w:bookmarkEnd w:id="44"/>
+    <w:bookmarkStart w:id="45" w:name="compatibility-testing"/>
     <w:p>
       <w:pPr>
         <w:pStyle w:val="Heading3"/>
@@ -10754,8 +10981,8 @@
         <w:t xml:space="preserve">Pelias itself fails is reported but not counted against pgeo.</w:t>
       </w:r>
     </w:p>
-    <w:bookmarkEnd w:id="44"/>
-    <w:bookmarkStart w:id="46" w:name="tuning-procedure"/>
+    <w:bookmarkEnd w:id="45"/>
+    <w:bookmarkStart w:id="47" w:name="tuning-procedure"/>
     <w:p>
       <w:pPr>
         <w:pStyle w:val="Heading3"/>
@@ -10790,7 +11017,7 @@
         <w:t xml:space="preserve">change was kept only if overall accuracy did not drop and no category lost more than noise.</w:t>
       </w:r>
     </w:p>
-    <w:bookmarkStart w:id="45" w:name="parallelism"/>
+    <w:bookmarkStart w:id="46" w:name="parallelism"/>
     <w:p>
       <w:pPr>
         <w:pStyle w:val="Heading4"/>
@@ -11001,10 +11228,10 @@
         <w:t xml:space="preserve">): build, profile, known-answer checks, gate.</w:t>
       </w:r>
     </w:p>
-    <w:bookmarkEnd w:id="45"/>
     <w:bookmarkEnd w:id="46"/>
     <w:bookmarkEnd w:id="47"/>
-    <w:bookmarkStart w:id="128" w:name="results"/>
+    <w:bookmarkEnd w:id="48"/>
+    <w:bookmarkStart w:id="129" w:name="results"/>
     <w:p>
       <w:pPr>
         <w:pStyle w:val="Heading2"/>
@@ -11021,7 +11248,7 @@
         <w:t xml:space="preserve">What the measurements show, in the order a reader is likely to care: accuracy first, then how each engine behaves under load, how small a machine it needs, and how the two compare feature for feature.</w:t>
       </w:r>
     </w:p>
-    <w:bookmarkStart w:id="62" w:name="accuracy"/>
+    <w:bookmarkStart w:id="63" w:name="accuracy"/>
     <w:p>
       <w:pPr>
         <w:pStyle w:val="Heading3"/>
@@ -11698,18 +11925,18 @@
           <wp:inline>
             <wp:extent cx="5334000" cy="2880302"/>
             <wp:effectExtent b="0" l="0" r="0" t="0"/>
-            <wp:docPr descr="" title="" id="49" name="Picture"/>
+            <wp:docPr descr="" title="" id="50" name="Picture"/>
             <a:graphic>
               <a:graphicData uri="http://schemas.openxmlformats.org/drawingml/2006/picture">
                 <pic:pic>
                   <pic:nvPicPr>
-                    <pic:cNvPr descr="report_figures/fig_accuracy_category.png" id="50" name="Picture"/>
+                    <pic:cNvPr descr="report_figures/fig_accuracy_category.png" id="51" name="Picture"/>
                     <pic:cNvPicPr>
                       <a:picLocks noChangeArrowheads="1" noChangeAspect="1"/>
                     </pic:cNvPicPr>
                   </pic:nvPicPr>
                   <pic:blipFill>
-                    <a:blip r:embed="rId48"/>
+                    <a:blip r:embed="rId49"/>
                     <a:stretch>
                       <a:fillRect/>
                     </a:stretch>
@@ -12452,18 +12679,18 @@
           <wp:inline>
             <wp:extent cx="4275355" cy="2862469"/>
             <wp:effectExtent b="0" l="0" r="0" t="0"/>
-            <wp:docPr descr="" title="" id="52" name="Picture"/>
+            <wp:docPr descr="" title="" id="53" name="Picture"/>
             <a:graphic>
               <a:graphicData uri="http://schemas.openxmlformats.org/drawingml/2006/picture">
                 <pic:pic>
                   <pic:nvPicPr>
-                    <pic:cNvPr descr="report_figures/fig_accuracy_quality.png" id="53" name="Picture"/>
+                    <pic:cNvPr descr="report_figures/fig_accuracy_quality.png" id="54" name="Picture"/>
                     <pic:cNvPicPr>
                       <a:picLocks noChangeArrowheads="1" noChangeAspect="1"/>
                     </pic:cNvPicPr>
                   </pic:nvPicPr>
                   <pic:blipFill>
-                    <a:blip r:embed="rId51"/>
+                    <a:blip r:embed="rId52"/>
                     <a:stretch>
                       <a:fillRect/>
                     </a:stretch>
@@ -12549,18 +12776,18 @@
           <wp:inline>
             <wp:extent cx="5334000" cy="1914327"/>
             <wp:effectExtent b="0" l="0" r="0" t="0"/>
-            <wp:docPr descr="" title="" id="55" name="Picture"/>
+            <wp:docPr descr="" title="" id="56" name="Picture"/>
             <a:graphic>
               <a:graphicData uri="http://schemas.openxmlformats.org/drawingml/2006/picture">
                 <pic:pic>
                   <pic:nvPicPr>
-                    <pic:cNvPr descr="report_figures/fig_fuzz.png" id="56" name="Picture"/>
+                    <pic:cNvPr descr="report_figures/fig_fuzz.png" id="57" name="Picture"/>
                     <pic:cNvPicPr>
                       <a:picLocks noChangeArrowheads="1" noChangeAspect="1"/>
                     </pic:cNvPicPr>
                   </pic:nvPicPr>
                   <pic:blipFill>
-                    <a:blip r:embed="rId54"/>
+                    <a:blip r:embed="rId55"/>
                     <a:stretch>
                       <a:fillRect/>
                     </a:stretch>
@@ -12894,7 +13121,7 @@
         </w:tc>
       </w:tr>
     </w:tbl>
-    <w:bookmarkStart w:id="60" w:name="calibration"/>
+    <w:bookmarkStart w:id="61" w:name="calibration"/>
     <w:p>
       <w:pPr>
         <w:pStyle w:val="Heading4"/>
@@ -12938,18 +13165,18 @@
           <wp:inline>
             <wp:extent cx="5334000" cy="1929769"/>
             <wp:effectExtent b="0" l="0" r="0" t="0"/>
-            <wp:docPr descr="" title="" id="58" name="Picture"/>
+            <wp:docPr descr="" title="" id="59" name="Picture"/>
             <a:graphic>
               <a:graphicData uri="http://schemas.openxmlformats.org/drawingml/2006/picture">
                 <pic:pic>
                   <pic:nvPicPr>
-                    <pic:cNvPr descr="report_figures/fig_calibration.png" id="59" name="Picture"/>
+                    <pic:cNvPr descr="report_figures/fig_calibration.png" id="60" name="Picture"/>
                     <pic:cNvPicPr>
                       <a:picLocks noChangeArrowheads="1" noChangeAspect="1"/>
                     </pic:cNvPicPr>
                   </pic:nvPicPr>
                   <pic:blipFill>
-                    <a:blip r:embed="rId57"/>
+                    <a:blip r:embed="rId58"/>
                     <a:stretch>
                       <a:fillRect/>
                     </a:stretch>
@@ -13026,8 +13253,8 @@
         <w:t xml:space="preserve">an application such as LANCER can accept matches above a threshold and queue the rest for a human.</w:t>
       </w:r>
     </w:p>
-    <w:bookmarkEnd w:id="60"/>
-    <w:bookmarkStart w:id="61" w:name="remaining-failures"/>
+    <w:bookmarkEnd w:id="61"/>
+    <w:bookmarkStart w:id="62" w:name="remaining-failures"/>
     <w:p>
       <w:pPr>
         <w:pStyle w:val="Heading4"/>
@@ -13529,9 +13756,9 @@
         </w:tc>
       </w:tr>
     </w:tbl>
-    <w:bookmarkEnd w:id="61"/>
     <w:bookmarkEnd w:id="62"/>
-    <w:bookmarkStart w:id="66" w:name="tuning-trajectory"/>
+    <w:bookmarkEnd w:id="63"/>
+    <w:bookmarkStart w:id="67" w:name="tuning-trajectory"/>
     <w:p>
       <w:pPr>
         <w:pStyle w:val="Heading3"/>
@@ -13557,18 +13784,18 @@
           <wp:inline>
             <wp:extent cx="5334000" cy="2019335"/>
             <wp:effectExtent b="0" l="0" r="0" t="0"/>
-            <wp:docPr descr="" title="" id="64" name="Picture"/>
+            <wp:docPr descr="" title="" id="65" name="Picture"/>
             <a:graphic>
               <a:graphicData uri="http://schemas.openxmlformats.org/drawingml/2006/picture">
                 <pic:pic>
                   <pic:nvPicPr>
-                    <pic:cNvPr descr="report_figures/fig_tuning.png" id="65" name="Picture"/>
+                    <pic:cNvPr descr="report_figures/fig_tuning.png" id="66" name="Picture"/>
                     <pic:cNvPicPr>
                       <a:picLocks noChangeArrowheads="1" noChangeAspect="1"/>
                     </pic:cNvPicPr>
                   </pic:nvPicPr>
                   <pic:blipFill>
-                    <a:blip r:embed="rId63"/>
+                    <a:blip r:embed="rId64"/>
                     <a:stretch>
                       <a:fillRect/>
                     </a:stretch>
@@ -14286,8 +14513,8 @@
         </w:tc>
       </w:tr>
     </w:tbl>
-    <w:bookmarkEnd w:id="66"/>
-    <w:bookmarkStart w:id="70" w:name="latency-at-the-3-user-target"/>
+    <w:bookmarkEnd w:id="67"/>
+    <w:bookmarkStart w:id="71" w:name="latency-at-the-3-user-target"/>
     <w:p>
       <w:pPr>
         <w:pStyle w:val="Heading3"/>
@@ -15716,18 +15943,18 @@
           <wp:inline>
             <wp:extent cx="5334000" cy="2797518"/>
             <wp:effectExtent b="0" l="0" r="0" t="0"/>
-            <wp:docPr descr="" title="" id="68" name="Picture"/>
+            <wp:docPr descr="" title="" id="69" name="Picture"/>
             <a:graphic>
               <a:graphicData uri="http://schemas.openxmlformats.org/drawingml/2006/picture">
                 <pic:pic>
                   <pic:nvPicPr>
-                    <pic:cNvPr descr="report_figures/fig_latency_3users.png" id="69" name="Picture"/>
+                    <pic:cNvPr descr="report_figures/fig_latency_3users.png" id="70" name="Picture"/>
                     <pic:cNvPicPr>
                       <a:picLocks noChangeArrowheads="1" noChangeAspect="1"/>
                     </pic:cNvPicPr>
                   </pic:nvPicPr>
                   <pic:blipFill>
-                    <a:blip r:embed="rId67"/>
+                    <a:blip r:embed="rId68"/>
                     <a:stretch>
                       <a:fillRect/>
                     </a:stretch>
@@ -15842,8 +16069,8 @@
         <w:t xml:space="preserve">missing admin-join index was added; it now takes 5-18 ms (Table 24).</w:t>
       </w:r>
     </w:p>
-    <w:bookmarkEnd w:id="70"/>
-    <w:bookmarkStart w:id="85" w:name="capacity-under-load"/>
+    <w:bookmarkEnd w:id="71"/>
+    <w:bookmarkStart w:id="86" w:name="capacity-under-load"/>
     <w:p>
       <w:pPr>
         <w:pStyle w:val="Heading3"/>
@@ -15869,18 +16096,18 @@
           <wp:inline>
             <wp:extent cx="5334000" cy="2064934"/>
             <wp:effectExtent b="0" l="0" r="0" t="0"/>
-            <wp:docPr descr="" title="" id="72" name="Picture"/>
+            <wp:docPr descr="" title="" id="73" name="Picture"/>
             <a:graphic>
               <a:graphicData uri="http://schemas.openxmlformats.org/drawingml/2006/picture">
                 <pic:pic>
                   <pic:nvPicPr>
-                    <pic:cNvPr descr="report_figures/fig_ramp.png" id="73" name="Picture"/>
+                    <pic:cNvPr descr="report_figures/fig_ramp.png" id="74" name="Picture"/>
                     <pic:cNvPicPr>
                       <a:picLocks noChangeArrowheads="1" noChangeAspect="1"/>
                     </pic:cNvPicPr>
                   </pic:nvPicPr>
                   <pic:blipFill>
-                    <a:blip r:embed="rId71"/>
+                    <a:blip r:embed="rId72"/>
                     <a:stretch>
                       <a:fillRect/>
                     </a:stretch>
@@ -19056,18 +19283,18 @@
           <wp:inline>
             <wp:extent cx="5334000" cy="1944790"/>
             <wp:effectExtent b="0" l="0" r="0" t="0"/>
-            <wp:docPr descr="" title="" id="75" name="Picture"/>
+            <wp:docPr descr="" title="" id="76" name="Picture"/>
             <a:graphic>
               <a:graphicData uri="http://schemas.openxmlformats.org/drawingml/2006/picture">
                 <pic:pic>
                   <pic:nvPicPr>
-                    <pic:cNvPr descr="report_figures/fig_endpoint_ramp.png" id="76" name="Picture"/>
+                    <pic:cNvPr descr="report_figures/fig_endpoint_ramp.png" id="77" name="Picture"/>
                     <pic:cNvPicPr>
                       <a:picLocks noChangeArrowheads="1" noChangeAspect="1"/>
                     </pic:cNvPicPr>
                   </pic:nvPicPr>
                   <pic:blipFill>
-                    <a:blip r:embed="rId74"/>
+                    <a:blip r:embed="rId75"/>
                     <a:stretch>
                       <a:fillRect/>
                     </a:stretch>
@@ -19147,18 +19374,18 @@
           <wp:inline>
             <wp:extent cx="5334000" cy="2794690"/>
             <wp:effectExtent b="0" l="0" r="0" t="0"/>
-            <wp:docPr descr="" title="" id="78" name="Picture"/>
+            <wp:docPr descr="" title="" id="79" name="Picture"/>
             <a:graphic>
               <a:graphicData uri="http://schemas.openxmlformats.org/drawingml/2006/picture">
                 <pic:pic>
                   <pic:nvPicPr>
-                    <pic:cNvPr descr="report_figures/fig_throughput.png" id="79" name="Picture"/>
+                    <pic:cNvPr descr="report_figures/fig_throughput.png" id="80" name="Picture"/>
                     <pic:cNvPicPr>
                       <a:picLocks noChangeArrowheads="1" noChangeAspect="1"/>
                     </pic:cNvPicPr>
                   </pic:nvPicPr>
                   <pic:blipFill>
-                    <a:blip r:embed="rId77"/>
+                    <a:blip r:embed="rId78"/>
                     <a:stretch>
                       <a:fillRect/>
                     </a:stretch>
@@ -19223,7 +19450,7 @@
         <w:t xml:space="preserve">define capacity here.</w:t>
       </w:r>
     </w:p>
-    <w:bookmarkStart w:id="80" w:name="the-same-memory-for-both-engines"/>
+    <w:bookmarkStart w:id="81" w:name="the-same-memory-for-both-engines"/>
     <w:p>
       <w:pPr>
         <w:pStyle w:val="Heading4"/>
@@ -19622,8 +19849,8 @@
         <w:t xml:space="preserve">trade one for the other.</w:t>
       </w:r>
     </w:p>
-    <w:bookmarkEnd w:id="80"/>
-    <w:bookmarkStart w:id="81" w:name="how-each-engine-scales"/>
+    <w:bookmarkEnd w:id="81"/>
+    <w:bookmarkStart w:id="82" w:name="how-each-engine-scales"/>
     <w:p>
       <w:pPr>
         <w:pStyle w:val="Heading4"/>
@@ -19670,8 +19897,8 @@
         <w:t xml:space="preserve">interpreted candidate queries and scoring in PL/pgSQL.</w:t>
       </w:r>
     </w:p>
-    <w:bookmarkEnd w:id="81"/>
-    <w:bookmarkStart w:id="82" w:name="what-gives-out-first"/>
+    <w:bookmarkEnd w:id="82"/>
+    <w:bookmarkStart w:id="83" w:name="what-gives-out-first"/>
     <w:p>
       <w:pPr>
         <w:pStyle w:val="Heading4"/>
@@ -19706,8 +19933,8 @@
         <w:t xml:space="preserve">more evenly (which one crosses first varies by configuration), because they share Elasticsearch.</w:t>
       </w:r>
     </w:p>
-    <w:bookmarkEnd w:id="82"/>
-    <w:bookmarkStart w:id="83" w:name="memory-is-not-pgeos-limit"/>
+    <w:bookmarkEnd w:id="83"/>
+    <w:bookmarkStart w:id="84" w:name="memory-is-not-pgeos-limit"/>
     <w:p>
       <w:pPr>
         <w:pStyle w:val="Heading4"/>
@@ -19748,8 +19975,8 @@
         <w:t xml:space="preserve">database, placeholder’s in-memory tables) regardless of load.</w:t>
       </w:r>
     </w:p>
-    <w:bookmarkEnd w:id="83"/>
-    <w:bookmarkStart w:id="84" w:name="front-end"/>
+    <w:bookmarkEnd w:id="84"/>
+    <w:bookmarkStart w:id="85" w:name="front-end"/>
     <w:p>
       <w:pPr>
         <w:pStyle w:val="Heading4"/>
@@ -19804,9 +20031,9 @@
         <w:t xml:space="preserve">only 192, because a single Node.js worker becomes the bottleneck.</w:t>
       </w:r>
     </w:p>
-    <w:bookmarkEnd w:id="84"/>
     <w:bookmarkEnd w:id="85"/>
-    <w:bookmarkStart w:id="103" w:name="resources"/>
+    <w:bookmarkEnd w:id="86"/>
+    <w:bookmarkStart w:id="104" w:name="resources"/>
     <w:p>
       <w:pPr>
         <w:pStyle w:val="Heading3"/>
@@ -19832,18 +20059,18 @@
           <wp:inline>
             <wp:extent cx="5334000" cy="2724118"/>
             <wp:effectExtent b="0" l="0" r="0" t="0"/>
-            <wp:docPr descr="" title="" id="87" name="Picture"/>
+            <wp:docPr descr="" title="" id="88" name="Picture"/>
             <a:graphic>
               <a:graphicData uri="http://schemas.openxmlformats.org/drawingml/2006/picture">
                 <pic:pic>
                   <pic:nvPicPr>
-                    <pic:cNvPr descr="report_figures/fig_memory.png" id="88" name="Picture"/>
+                    <pic:cNvPr descr="report_figures/fig_memory.png" id="89" name="Picture"/>
                     <pic:cNvPicPr>
                       <a:picLocks noChangeArrowheads="1" noChangeAspect="1"/>
                     </pic:cNvPicPr>
                   </pic:nvPicPr>
                   <pic:blipFill>
-                    <a:blip r:embed="rId86"/>
+                    <a:blip r:embed="rId87"/>
                     <a:stretch>
                       <a:fillRect/>
                     </a:stretch>
@@ -19923,18 +20150,18 @@
           <wp:inline>
             <wp:extent cx="5334000" cy="1869116"/>
             <wp:effectExtent b="0" l="0" r="0" t="0"/>
-            <wp:docPr descr="" title="" id="90" name="Picture"/>
+            <wp:docPr descr="" title="" id="91" name="Picture"/>
             <a:graphic>
               <a:graphicData uri="http://schemas.openxmlformats.org/drawingml/2006/picture">
                 <pic:pic>
                   <pic:nvPicPr>
-                    <pic:cNvPr descr="report_figures/fig_cpu.png" id="91" name="Picture"/>
+                    <pic:cNvPr descr="report_figures/fig_cpu.png" id="92" name="Picture"/>
                     <pic:cNvPicPr>
                       <a:picLocks noChangeArrowheads="1" noChangeAspect="1"/>
                     </pic:cNvPicPr>
                   </pic:nvPicPr>
                   <pic:blipFill>
-                    <a:blip r:embed="rId89"/>
+                    <a:blip r:embed="rId90"/>
                     <a:stretch>
                       <a:fillRect/>
                     </a:stretch>
@@ -20005,7 +20232,7 @@
         <w:t xml:space="preserve">should set one API worker per vCPU.</w:t>
       </w:r>
     </w:p>
-    <w:bookmarkStart w:id="92" w:name="resource-requirements"/>
+    <w:bookmarkStart w:id="93" w:name="resource-requirements"/>
     <w:p>
       <w:pPr>
         <w:pStyle w:val="Heading4"/>
@@ -20014,8 +20241,8 @@
         <w:t xml:space="preserve">Resource requirements</w:t>
       </w:r>
     </w:p>
-    <w:bookmarkEnd w:id="92"/>
-    <w:bookmarkStart w:id="93" w:name="operation"/>
+    <w:bookmarkEnd w:id="93"/>
+    <w:bookmarkStart w:id="94" w:name="operation"/>
     <w:p>
       <w:pPr>
         <w:pStyle w:val="Heading4"/>
@@ -20835,8 +21062,8 @@
         </w:tc>
       </w:tr>
     </w:tbl>
-    <w:bookmarkEnd w:id="93"/>
-    <w:bookmarkStart w:id="94" w:name="build"/>
+    <w:bookmarkEnd w:id="94"/>
+    <w:bookmarkStart w:id="95" w:name="build"/>
     <w:p>
       <w:pPr>
         <w:pStyle w:val="Heading4"/>
@@ -21211,8 +21438,8 @@
         <w:t xml:space="preserve">operator renting one by the hour should prefer pgeo’s.</w:t>
       </w:r>
     </w:p>
-    <w:bookmarkEnd w:id="94"/>
-    <w:bookmarkStart w:id="101" w:name="what-this-costs-on-a-shared-cpu-vps"/>
+    <w:bookmarkEnd w:id="95"/>
+    <w:bookmarkStart w:id="102" w:name="what-this-costs-on-a-shared-cpu-vps"/>
     <w:p>
       <w:pPr>
         <w:pStyle w:val="Heading4"/>
@@ -21267,7 +21494,7 @@
       <w:r>
         <w:t xml:space="preserve"> </w:t>
       </w:r>
-      <w:hyperlink r:id="rId95">
+      <w:hyperlink r:id="rId96">
         <w:r>
           <w:rPr>
             <w:rStyle w:val="Hyperlink"/>
@@ -21281,7 +21508,7 @@
       <w:r>
         <w:t xml:space="preserve"> </w:t>
       </w:r>
-      <w:hyperlink r:id="rId96">
+      <w:hyperlink r:id="rId97">
         <w:r>
           <w:rPr>
             <w:rStyle w:val="Hyperlink"/>
@@ -21295,7 +21522,7 @@
       <w:r>
         <w:t xml:space="preserve"> </w:t>
       </w:r>
-      <w:hyperlink r:id="rId97">
+      <w:hyperlink r:id="rId98">
         <w:r>
           <w:rPr>
             <w:rStyle w:val="Hyperlink"/>
@@ -21309,7 +21536,7 @@
       <w:r>
         <w:t xml:space="preserve"> </w:t>
       </w:r>
-      <w:hyperlink r:id="rId98">
+      <w:hyperlink r:id="rId99">
         <w:r>
           <w:rPr>
             <w:rStyle w:val="Hyperlink"/>
@@ -21323,7 +21550,7 @@
       <w:r>
         <w:t xml:space="preserve"> </w:t>
       </w:r>
-      <w:hyperlink r:id="rId99">
+      <w:hyperlink r:id="rId100">
         <w:r>
           <w:rPr>
             <w:rStyle w:val="Hyperlink"/>
@@ -21337,7 +21564,7 @@
       <w:r>
         <w:t xml:space="preserve"> </w:t>
       </w:r>
-      <w:hyperlink r:id="rId100">
+      <w:hyperlink r:id="rId101">
         <w:r>
           <w:rPr>
             <w:rStyle w:val="Hyperlink"/>
@@ -22408,8 +22635,8 @@
         <w:t xml:space="preserve">than one its tooling will size for you.</w:t>
       </w:r>
     </w:p>
-    <w:bookmarkEnd w:id="101"/>
-    <w:bookmarkStart w:id="102" w:name="data-volume"/>
+    <w:bookmarkEnd w:id="102"/>
+    <w:bookmarkStart w:id="103" w:name="data-volume"/>
     <w:p>
       <w:pPr>
         <w:pStyle w:val="Heading4"/>
@@ -22462,9 +22689,9 @@
         <w:t xml:space="preserve">and pgeo pays about twice as much per name as Pelias does.</w:t>
       </w:r>
     </w:p>
-    <w:bookmarkEnd w:id="102"/>
     <w:bookmarkEnd w:id="103"/>
-    <w:bookmarkStart w:id="108" w:name="data-volume-1"/>
+    <w:bookmarkEnd w:id="104"/>
+    <w:bookmarkStart w:id="109" w:name="data-volume-1"/>
     <w:p>
       <w:pPr>
         <w:pStyle w:val="Heading3"/>
@@ -22490,18 +22717,18 @@
           <wp:inline>
             <wp:extent cx="5334000" cy="2074333"/>
             <wp:effectExtent b="0" l="0" r="0" t="0"/>
-            <wp:docPr descr="" title="" id="105" name="Picture"/>
+            <wp:docPr descr="" title="" id="106" name="Picture"/>
             <a:graphic>
               <a:graphicData uri="http://schemas.openxmlformats.org/drawingml/2006/picture">
                 <pic:pic>
                   <pic:nvPicPr>
-                    <pic:cNvPr descr="report_figures/fig_datavol.png" id="106" name="Picture"/>
+                    <pic:cNvPr descr="report_figures/fig_datavol.png" id="107" name="Picture"/>
                     <pic:cNvPicPr>
                       <a:picLocks noChangeArrowheads="1" noChangeAspect="1"/>
                     </pic:cNvPicPr>
                   </pic:nvPicPr>
                   <pic:blipFill>
-                    <a:blip r:embed="rId104"/>
+                    <a:blip r:embed="rId105"/>
                     <a:stretch>
                       <a:fillRect/>
                     </a:stretch>
@@ -23266,7 +23493,7 @@
         </w:tc>
       </w:tr>
     </w:tbl>
-    <w:bookmarkStart w:id="107" w:name="the-same-curve-for-pgeo"/>
+    <w:bookmarkStart w:id="108" w:name="the-same-curve-for-pgeo"/>
     <w:p>
       <w:pPr>
         <w:pStyle w:val="Heading4"/>
@@ -23967,9 +24194,9 @@
         <w:t xml:space="preserve">means more candidates to score per query.</w:t>
       </w:r>
     </w:p>
-    <w:bookmarkEnd w:id="107"/>
     <w:bookmarkEnd w:id="108"/>
-    <w:bookmarkStart w:id="112" w:name="query-types"/>
+    <w:bookmarkEnd w:id="109"/>
+    <w:bookmarkStart w:id="113" w:name="query-types"/>
     <w:p>
       <w:pPr>
         <w:pStyle w:val="Heading3"/>
@@ -23995,18 +24222,18 @@
           <wp:inline>
             <wp:extent cx="4354868" cy="2376216"/>
             <wp:effectExtent b="0" l="0" r="0" t="0"/>
-            <wp:docPr descr="" title="" id="110" name="Picture"/>
+            <wp:docPr descr="" title="" id="111" name="Picture"/>
             <a:graphic>
               <a:graphicData uri="http://schemas.openxmlformats.org/drawingml/2006/picture">
                 <pic:pic>
                   <pic:nvPicPr>
-                    <pic:cNvPr descr="report_figures/fig_qtype.png" id="111" name="Picture"/>
+                    <pic:cNvPr descr="report_figures/fig_qtype.png" id="112" name="Picture"/>
                     <pic:cNvPicPr>
                       <a:picLocks noChangeArrowheads="1" noChangeAspect="1"/>
                     </pic:cNvPicPr>
                   </pic:nvPicPr>
                   <pic:blipFill>
-                    <a:blip r:embed="rId109"/>
+                    <a:blip r:embed="rId110"/>
                     <a:stretch>
                       <a:fillRect/>
                     </a:stretch>
@@ -24065,8 +24292,8 @@
         <w:t xml:space="preserve">bought with slower responses.</w:t>
       </w:r>
     </w:p>
-    <w:bookmarkEnd w:id="112"/>
-    <w:bookmarkStart w:id="116" w:name="compatibility"/>
+    <w:bookmarkEnd w:id="113"/>
+    <w:bookmarkStart w:id="117" w:name="compatibility"/>
     <w:p>
       <w:pPr>
         <w:pStyle w:val="Heading3"/>
@@ -24092,18 +24319,18 @@
           <wp:inline>
             <wp:extent cx="4568941" cy="4868644"/>
             <wp:effectExtent b="0" l="0" r="0" t="0"/>
-            <wp:docPr descr="" title="" id="114" name="Picture"/>
+            <wp:docPr descr="" title="" id="115" name="Picture"/>
             <a:graphic>
               <a:graphicData uri="http://schemas.openxmlformats.org/drawingml/2006/picture">
                 <pic:pic>
                   <pic:nvPicPr>
-                    <pic:cNvPr descr="report_figures/fig_compat.png" id="115" name="Picture"/>
+                    <pic:cNvPr descr="report_figures/fig_compat.png" id="116" name="Picture"/>
                     <pic:cNvPicPr>
                       <a:picLocks noChangeArrowheads="1" noChangeAspect="1"/>
                     </pic:cNvPicPr>
                   </pic:nvPicPr>
                   <pic:blipFill>
-                    <a:blip r:embed="rId113"/>
+                    <a:blip r:embed="rId114"/>
                     <a:stretch>
                       <a:fillRect/>
                     </a:stretch>
@@ -26446,8 +26673,8 @@
         <w:t xml:space="preserve">still does not hold.</w:t>
       </w:r>
     </w:p>
-    <w:bookmarkEnd w:id="116"/>
-    <w:bookmarkStart w:id="119" w:name="features-in-practice"/>
+    <w:bookmarkEnd w:id="117"/>
+    <w:bookmarkStart w:id="120" w:name="features-in-practice"/>
     <w:p>
       <w:pPr>
         <w:pStyle w:val="Heading3"/>
@@ -26476,7 +26703,7 @@
         <w:t xml:space="preserve">makes of them.</w:t>
       </w:r>
     </w:p>
-    <w:bookmarkStart w:id="117" w:name="structured-addresses-for-lancer"/>
+    <w:bookmarkStart w:id="118" w:name="structured-addresses-for-lancer"/>
     <w:p>
       <w:pPr>
         <w:pStyle w:val="Heading4"/>
@@ -26505,7 +26732,7 @@
         <w:t xml:space="preserve"> </w:t>
       </w:r>
       <w:r>
-        <w:t xml:space="preserve">returns a US address in USPS Publication 28[27] form (number, directionals,</w:t>
+        <w:t xml:space="preserve">returns a US address in USPS Publication 28[28] form (number, directionals,</w:t>
       </w:r>
       <w:r>
         <w:t xml:space="preserve"> </w:t>
@@ -26565,8 +26792,8 @@
         <w:t xml:space="preserve">PostgreSQL never logs query parameters.</w:t>
       </w:r>
     </w:p>
-    <w:bookmarkEnd w:id="117"/>
-    <w:bookmarkStart w:id="118" w:name="zip4"/>
+    <w:bookmarkEnd w:id="118"/>
+    <w:bookmarkStart w:id="119" w:name="zip4"/>
     <w:p>
       <w:pPr>
         <w:pStyle w:val="Heading4"/>
@@ -26580,7 +26807,7 @@
         <w:pStyle w:val="FirstParagraph"/>
       </w:pPr>
       <w:r>
-        <w:t xml:space="preserve">The USPS ZIP+4 file[28] would add ZIP+4 codes, USPS street spellings and the USPS preferred</w:t>
+        <w:t xml:space="preserve">The USPS ZIP+4 file[29] would add ZIP+4 codes, USPS street spellings and the USPS preferred</w:t>
       </w:r>
       <w:r>
         <w:t xml:space="preserve"> </w:t>
@@ -26654,9 +26881,9 @@
         <w:t xml:space="preserve">one query on both engines side by side.</w:t>
       </w:r>
     </w:p>
-    <w:bookmarkEnd w:id="118"/>
     <w:bookmarkEnd w:id="119"/>
-    <w:bookmarkStart w:id="120" w:name="parity-between-the-platforms"/>
+    <w:bookmarkEnd w:id="120"/>
+    <w:bookmarkStart w:id="121" w:name="parity-between-the-platforms"/>
     <w:p>
       <w:pPr>
         <w:pStyle w:val="Heading3"/>
@@ -28075,8 +28302,8 @@
         <w:t xml:space="preserve">and planet scale, none of which this deployment uses.</w:t>
       </w:r>
     </w:p>
-    <w:bookmarkEnd w:id="120"/>
-    <w:bookmarkStart w:id="121" w:name="production-validation-on-vm-120"/>
+    <w:bookmarkEnd w:id="121"/>
+    <w:bookmarkStart w:id="122" w:name="production-validation-on-vm-120"/>
     <w:p>
       <w:pPr>
         <w:pStyle w:val="Heading3"/>
@@ -28576,8 +28803,8 @@
         <w:t xml:space="preserve">per request.</w:t>
       </w:r>
     </w:p>
-    <w:bookmarkEnd w:id="121"/>
-    <w:bookmarkStart w:id="125" w:name="the-smallest-server-that-works"/>
+    <w:bookmarkEnd w:id="122"/>
+    <w:bookmarkStart w:id="126" w:name="the-smallest-server-that-works"/>
     <w:p>
       <w:pPr>
         <w:pStyle w:val="Heading3"/>
@@ -30425,7 +30652,7 @@
         <w:t xml:space="preserve">tables and the Elasticsearch heap), so the floor barely moves however little traffic it serves.</w:t>
       </w:r>
     </w:p>
-    <w:bookmarkStart w:id="122" w:name="two-kinds-of-limit"/>
+    <w:bookmarkStart w:id="123" w:name="two-kinds-of-limit"/>
     <w:p>
       <w:pPr>
         <w:pStyle w:val="Heading4"/>
@@ -30478,8 +30705,8 @@
         <w:t xml:space="preserve">properties of the software, not of the load, and no amount of tuning for three users moves them.</w:t>
       </w:r>
     </w:p>
-    <w:bookmarkEnd w:id="122"/>
-    <w:bookmarkStart w:id="123" w:name="a-floor-is-a-pair-not-a-number"/>
+    <w:bookmarkEnd w:id="123"/>
+    <w:bookmarkStart w:id="124" w:name="a-floor-is-a-pair-not-a-number"/>
     <w:p>
       <w:pPr>
         <w:pStyle w:val="Heading4"/>
@@ -30541,8 +30768,8 @@
         <w:t xml:space="preserve">would fit in less memory, and at less memory they would need more CPU to stay inside the targets.</w:t>
       </w:r>
     </w:p>
-    <w:bookmarkEnd w:id="123"/>
-    <w:bookmarkStart w:id="124" w:name="confirmation-on-real-machines"/>
+    <w:bookmarkEnd w:id="124"/>
+    <w:bookmarkStart w:id="125" w:name="confirmation-on-real-machines"/>
     <w:p>
       <w:pPr>
         <w:pStyle w:val="Heading4"/>
@@ -30860,9 +31087,9 @@
         <w:t xml:space="preserve">384 users; the floor search is what says how far that could be cut.</w:t>
       </w:r>
     </w:p>
-    <w:bookmarkEnd w:id="124"/>
     <w:bookmarkEnd w:id="125"/>
-    <w:bookmarkStart w:id="127" w:name="security"/>
+    <w:bookmarkEnd w:id="126"/>
+    <w:bookmarkStart w:id="128" w:name="security"/>
     <w:p>
       <w:pPr>
         <w:pStyle w:val="Heading3"/>
@@ -31257,7 +31484,7 @@
         </w:tc>
       </w:tr>
     </w:tbl>
-    <w:bookmarkStart w:id="126" w:name="what-the-two-columns-are-really-saying"/>
+    <w:bookmarkStart w:id="127" w:name="what-the-two-columns-are-really-saying"/>
     <w:p>
       <w:pPr>
         <w:pStyle w:val="Heading4"/>
@@ -31568,10 +31795,10 @@
         <w:t xml:space="preserve">.</w:t>
       </w:r>
     </w:p>
-    <w:bookmarkEnd w:id="126"/>
     <w:bookmarkEnd w:id="127"/>
     <w:bookmarkEnd w:id="128"/>
-    <w:bookmarkStart w:id="129" w:name="discussion"/>
+    <w:bookmarkEnd w:id="129"/>
+    <w:bookmarkStart w:id="130" w:name="discussion"/>
     <w:p>
       <w:pPr>
         <w:pStyle w:val="Heading2"/>
@@ -31889,8 +32116,8 @@
         <w:t xml:space="preserve">run’s restart; it was repeated with a readiness wait.</w:t>
       </w:r>
     </w:p>
-    <w:bookmarkEnd w:id="129"/>
-    <w:bookmarkStart w:id="130" w:name="conclusions"/>
+    <w:bookmarkEnd w:id="130"/>
+    <w:bookmarkStart w:id="131" w:name="conclusions"/>
     <w:p>
       <w:pPr>
         <w:pStyle w:val="Heading2"/>
@@ -32355,8 +32582,8 @@
         <w:t xml:space="preserve">above are what the deployed service does, not what a benchmark suggested it might.</w:t>
       </w:r>
     </w:p>
-    <w:bookmarkEnd w:id="130"/>
-    <w:bookmarkStart w:id="132" w:name="future-work"/>
+    <w:bookmarkEnd w:id="131"/>
+    <w:bookmarkStart w:id="133" w:name="future-work"/>
     <w:p>
       <w:pPr>
         <w:pStyle w:val="Heading2"/>
@@ -32922,6 +33149,62 @@
                 <w:b/>
                 <w:bCs/>
               </w:rPr>
+              <w:t xml:space="preserve">Compare against Photon</w:t>
+            </w:r>
+            <w:r>
+              <w:t xml:space="preserve"> </w:t>
+            </w:r>
+            <w:r>
+              <w:t xml:space="preserve">on autocomplete</w:t>
+            </w:r>
+          </w:p>
+        </w:tc>
+        <w:tc>
+          <w:tcPr/>
+          <w:p>
+            <w:pPr>
+              <w:pStyle w:val="Compact"/>
+            </w:pPr>
+            <w:r>
+              <w:t xml:space="preserve">2-3 days</w:t>
+            </w:r>
+          </w:p>
+        </w:tc>
+        <w:tc>
+          <w:tcPr/>
+          <w:p>
+            <w:pPr>
+              <w:pStyle w:val="Compact"/>
+            </w:pPr>
+            <w:r>
+              <w:t xml:space="preserve">High – it is the type-ahead specialist and pgeo’s binding endpoint</w:t>
+            </w:r>
+          </w:p>
+        </w:tc>
+        <w:tc>
+          <w:tcPr/>
+          <w:p>
+            <w:pPr>
+              <w:pStyle w:val="Compact"/>
+            </w:pPr>
+            <w:r>
+              <w:t xml:space="preserve">The missing half of the capacity story (Section 1.5.1). It would either confirm pgeo is competitive at type-ahead or show the gap is larger than 4x on the axis that matters most</w:t>
+            </w:r>
+          </w:p>
+        </w:tc>
+      </w:tr>
+      <w:tr>
+        <w:tc>
+          <w:tcPr/>
+          <w:p>
+            <w:pPr>
+              <w:pStyle w:val="Compact"/>
+            </w:pPr>
+            <w:r>
+              <w:rPr>
+                <w:b/>
+                <w:bCs/>
+              </w:rPr>
               <w:t xml:space="preserve">metaphone fallback</w:t>
             </w:r>
             <w:r>
@@ -33197,7 +33480,7 @@
         </w:tc>
       </w:tr>
     </w:tbl>
-    <w:bookmarkStart w:id="131" w:name="Xd7589f6e21c5c24ca51fa0a4225006449c3c93a"/>
+    <w:bookmarkStart w:id="132" w:name="Xd7589f6e21c5c24ca51fa0a4225006449c3c93a"/>
     <w:p>
       <w:pPr>
         <w:pStyle w:val="Heading3"/>
@@ -33508,9 +33791,9 @@
         <w:t xml:space="preserve">worth doing before autocomplete speed and authorization.</w:t>
       </w:r>
     </w:p>
-    <w:bookmarkEnd w:id="131"/>
     <w:bookmarkEnd w:id="132"/>
-    <w:bookmarkStart w:id="138" w:name="questions-and-answers"/>
+    <w:bookmarkEnd w:id="133"/>
+    <w:bookmarkStart w:id="139" w:name="questions-and-answers"/>
     <w:p>
       <w:pPr>
         <w:pStyle w:val="Heading2"/>
@@ -33533,7 +33816,7 @@
         <w:t xml:space="preserve">possible and with a clear statement of what was not tested where it was not.</w:t>
       </w:r>
     </w:p>
-    <w:bookmarkStart w:id="133" w:name="Xce4ec8be597c8085ea4a340481823da9121d506"/>
+    <w:bookmarkStart w:id="134" w:name="Xce4ec8be597c8085ea4a340481823da9121d506"/>
     <w:p>
       <w:pPr>
         <w:pStyle w:val="Heading3"/>
@@ -34345,8 +34628,8 @@
         <w:t xml:space="preserve">the same gate that protects every other tuning step would decide it.</w:t>
       </w:r>
     </w:p>
-    <w:bookmarkEnd w:id="133"/>
-    <w:bookmarkStart w:id="134" w:name="Xc916698539a2cb6e0964548169ced65c0e9da3f"/>
+    <w:bookmarkEnd w:id="134"/>
+    <w:bookmarkStart w:id="135" w:name="Xc916698539a2cb6e0964548169ced65c0e9da3f"/>
     <w:p>
       <w:pPr>
         <w:pStyle w:val="Heading3"/>
@@ -34595,8 +34878,8 @@
         <w:t xml:space="preserve">signature change.</w:t>
       </w:r>
     </w:p>
-    <w:bookmarkEnd w:id="134"/>
-    <w:bookmarkStart w:id="135" w:name="Xee5317d656777e3bf85d0f48377ac35c3fa2b97"/>
+    <w:bookmarkEnd w:id="135"/>
+    <w:bookmarkStart w:id="136" w:name="Xee5317d656777e3bf85d0f48377ac35c3fa2b97"/>
     <w:p>
       <w:pPr>
         <w:pStyle w:val="Heading3"/>
@@ -34856,8 +35139,8 @@
         <w:t xml:space="preserve">single most useful piece of automation left.</w:t>
       </w:r>
     </w:p>
-    <w:bookmarkEnd w:id="135"/>
-    <w:bookmarkStart w:id="136" w:name="Xf693c617f9e5d01e2ab0338954e7797b000dff6"/>
+    <w:bookmarkEnd w:id="136"/>
+    <w:bookmarkStart w:id="137" w:name="Xf693c617f9e5d01e2ab0338954e7797b000dff6"/>
     <w:p>
       <w:pPr>
         <w:pStyle w:val="Heading3"/>
@@ -35094,8 +35377,8 @@
         <w:t xml:space="preserve">half-day of work and is listed in Section 6.</w:t>
       </w:r>
     </w:p>
-    <w:bookmarkEnd w:id="136"/>
-    <w:bookmarkStart w:id="137" w:name="X558cf9b35e3c74d9435954e68079e6fa9e74b5d"/>
+    <w:bookmarkEnd w:id="137"/>
+    <w:bookmarkStart w:id="138" w:name="X558cf9b35e3c74d9435954e68079e6fa9e74b5d"/>
     <w:p>
       <w:pPr>
         <w:pStyle w:val="Heading3"/>
@@ -35206,9 +35489,9 @@
         <w:t xml:space="preserve">and it is the natural follow-on to the capacity results.</w:t>
       </w:r>
     </w:p>
-    <w:bookmarkEnd w:id="137"/>
     <w:bookmarkEnd w:id="138"/>
-    <w:bookmarkStart w:id="139" w:name="acknowledgements"/>
+    <w:bookmarkEnd w:id="139"/>
+    <w:bookmarkStart w:id="140" w:name="acknowledgements"/>
     <w:p>
       <w:pPr>
         <w:pStyle w:val="Heading2"/>
@@ -35300,8 +35583,8 @@
         <w:t xml:space="preserve">Foundation. Each carries its own licence; see NOTICE in the repository.</w:t>
       </w:r>
     </w:p>
-    <w:bookmarkEnd w:id="139"/>
-    <w:bookmarkStart w:id="140" w:name="references"/>
+    <w:bookmarkEnd w:id="140"/>
+    <w:bookmarkStart w:id="141" w:name="references"/>
     <w:p>
       <w:pPr>
         <w:pStyle w:val="Heading2"/>
@@ -35411,7 +35694,7 @@
         </w:numPr>
       </w:pPr>
       <w:r>
-        <w:t xml:space="preserve">PostGIS Tiger Geocoder, chapter 12 (Extras). https://postgis.net/docs/Extras.html</w:t>
+        <w:t xml:space="preserve">Nominatim architecture overview, release 5.3 documentation. https://nominatim.org/release-docs/latest/develop/overview/</w:t>
       </w:r>
     </w:p>
     <w:p>
@@ -35423,7 +35706,7 @@
         </w:numPr>
       </w:pPr>
       <w:r>
-        <w:t xml:space="preserve">PostGIS Tiger Geocoder 2025.1 release notes, June 2026. https://postgis.net/2026/06/PostGIS-Tiger-Geocoder-2025.1/</w:t>
+        <w:t xml:space="preserve">Photon: an open-source geocoder for OpenStreetMap data. https://github.com/komoot/photon</w:t>
       </w:r>
     </w:p>
     <w:p>
@@ -35435,7 +35718,7 @@
         </w:numPr>
       </w:pPr>
       <w:r>
-        <w:t xml:space="preserve">address_standardizer: a PostGIS extension that parses addresses using lexicon, grammar and rule tables. https://postgis.net/docs/Address_Standardizer.html</w:t>
+        <w:t xml:space="preserve">PostGIS Tiger Geocoder, chapter 12 (Extras). https://postgis.net/docs/Extras.html</w:t>
       </w:r>
     </w:p>
     <w:p>
@@ -35447,7 +35730,7 @@
         </w:numPr>
       </w:pPr>
       <w:r>
-        <w:t xml:space="preserve">osmgeocoder: an OpenStreetMap and OpenAddresses geocoder using PostGIS, pg_trgm and fuzzystrmatch. https://github.com/dunkelstern/osmgeocoder</w:t>
+        <w:t xml:space="preserve">pgGeocoder: a Japanese geocoder implemented entirely in PostgreSQL functions. https://github.com/mbasa/pgGeocoder</w:t>
       </w:r>
     </w:p>
     <w:p>
@@ -35459,7 +35742,7 @@
         </w:numPr>
       </w:pPr>
       <w:r>
-        <w:t xml:space="preserve">fuzzystrmatch: soundex, metaphone, double metaphone and Levenshtein. PostgreSQL documentation. https://www.postgresql.org/docs/18/fuzzystrmatch.html</w:t>
+        <w:t xml:space="preserve">PostGIS Tiger Geocoder 2025.1 release notes, June 2026. https://postgis.net/2026/06/PostGIS-Tiger-Geocoder-2025.1/</w:t>
       </w:r>
     </w:p>
     <w:p>
@@ -35471,7 +35754,7 @@
         </w:numPr>
       </w:pPr>
       <w:r>
-        <w:t xml:space="preserve">pgGeocoder: a Japanese geocoder implemented entirely in PostgreSQL functions. https://github.com/mbasa/pgGeocoder</w:t>
+        <w:t xml:space="preserve">address_standardizer: a PostGIS extension that parses addresses using lexicon, grammar and rule tables. https://postgis.net/docs/Address_Standardizer.html</w:t>
       </w:r>
     </w:p>
     <w:p>
@@ -35483,7 +35766,7 @@
         </w:numPr>
       </w:pPr>
       <w:r>
-        <w:t xml:space="preserve">moofish32/postgis-geocoder: a Docker packaging of the PostGIS TIGER geocoder. https://github.com/moofish32/postgis-geocoder</w:t>
+        <w:t xml:space="preserve">osmgeocoder: an OpenStreetMap and OpenAddresses geocoder using PostGIS, pg_trgm and fuzzystrmatch. https://github.com/dunkelstern/osmgeocoder</w:t>
       </w:r>
     </w:p>
     <w:p>
@@ -35495,7 +35778,7 @@
         </w:numPr>
       </w:pPr>
       <w:r>
-        <w:t xml:space="preserve">MattTriano/postgis_geocoder: a Docker and Python packaging of the PostGIS TIGER geocoder. https://github.com/MattTriano/postgis_geocoder</w:t>
+        <w:t xml:space="preserve">fuzzystrmatch: soundex, metaphone, double metaphone and Levenshtein. PostgreSQL documentation. https://www.postgresql.org/docs/18/fuzzystrmatch.html</w:t>
       </w:r>
     </w:p>
     <w:p>
@@ -35507,7 +35790,7 @@
         </w:numPr>
       </w:pPr>
       <w:r>
-        <w:t xml:space="preserve">Nominatim architecture overview, release 5.3 documentation. https://nominatim.org/release-docs/latest/develop/overview/</w:t>
+        <w:t xml:space="preserve">moofish32/postgis-geocoder: a Docker packaging of the PostGIS TIGER geocoder. https://github.com/moofish32/postgis-geocoder</w:t>
       </w:r>
     </w:p>
     <w:p>
@@ -35519,7 +35802,7 @@
         </w:numPr>
       </w:pPr>
       <w:r>
-        <w:t xml:space="preserve">The road to Nominatim 6, July 2025. https://nominatim.org/2025/07/14/roadmap-nominatim6.html</w:t>
+        <w:t xml:space="preserve">MattTriano/postgis_geocoder: a Docker and Python packaging of the PostGIS TIGER geocoder. https://github.com/MattTriano/postgis_geocoder</w:t>
       </w:r>
     </w:p>
     <w:p>
@@ -35531,7 +35814,7 @@
         </w:numPr>
       </w:pPr>
       <w:r>
-        <w:t xml:space="preserve">OpenCage geocoding foreign data wrapper for PostgreSQL (calls a remote API from SQL). https://blog.opencagedata.com/post/geocoding-in-postgresql</w:t>
+        <w:t xml:space="preserve">The road to Nominatim 6, July 2025. https://nominatim.org/2025/07/14/roadmap-nominatim6.html</w:t>
       </w:r>
     </w:p>
     <w:p>
@@ -35543,7 +35826,7 @@
         </w:numPr>
       </w:pPr>
       <w:r>
-        <w:t xml:space="preserve">libpostal: a C library for parsing and normalising street addresses, using statistical NLP. https://github.com/openvenues/libpostal</w:t>
+        <w:t xml:space="preserve">OpenCage geocoding foreign data wrapper for PostgreSQL (calls a remote API from SQL). https://blog.opencagedata.com/post/geocoding-in-postgresql</w:t>
       </w:r>
     </w:p>
     <w:p>
@@ -35555,7 +35838,7 @@
         </w:numPr>
       </w:pPr>
       <w:r>
-        <w:t xml:space="preserve">Grafana k6: a load-testing tool with scripted virtual users. https://k6.io</w:t>
+        <w:t xml:space="preserve">libpostal: a C library for parsing and normalising street addresses, using statistical NLP. https://github.com/openvenues/libpostal</w:t>
       </w:r>
     </w:p>
     <w:p>
@@ -35567,7 +35850,7 @@
         </w:numPr>
       </w:pPr>
       <w:r>
-        <w:t xml:space="preserve">pg_trgm: trigram-based text similarity and indexing. PostgreSQL documentation. https://www.postgresql.org/docs/18/pgtrgm.html</w:t>
+        <w:t xml:space="preserve">Grafana k6: a load-testing tool with scripted virtual users. https://k6.io</w:t>
       </w:r>
     </w:p>
     <w:p>
@@ -35579,7 +35862,7 @@
         </w:numPr>
       </w:pPr>
       <w:r>
-        <w:t xml:space="preserve">Who’s On First: an open gazetteer of places. https://whosonfirst.org</w:t>
+        <w:t xml:space="preserve">pg_trgm: trigram-based text similarity and indexing. PostgreSQL documentation. https://www.postgresql.org/docs/18/pgtrgm.html</w:t>
       </w:r>
     </w:p>
     <w:p>
@@ -35591,7 +35874,7 @@
         </w:numPr>
       </w:pPr>
       <w:r>
-        <w:t xml:space="preserve">OpenAddresses: a global collection of open address data. https://openaddresses.io</w:t>
+        <w:t xml:space="preserve">Who’s On First: an open gazetteer of places. https://whosonfirst.org</w:t>
       </w:r>
     </w:p>
     <w:p>
@@ -35603,7 +35886,7 @@
         </w:numPr>
       </w:pPr>
       <w:r>
-        <w:t xml:space="preserve">USGS Geographic Names Information System (GNIS), Domestic Names. https://www.usgs.gov/us-board-on-geographic-names</w:t>
+        <w:t xml:space="preserve">OpenAddresses: a global collection of open address data. https://openaddresses.io</w:t>
       </w:r>
     </w:p>
     <w:p>
@@ -35615,7 +35898,7 @@
         </w:numPr>
       </w:pPr>
       <w:r>
-        <w:t xml:space="preserve">US Census Bureau, ZIP Code Tabulation Areas (ZCTA) gazetteer. https://www.census.gov/geographies/reference-files/time-series/geo/gazetteer-files.html</w:t>
+        <w:t xml:space="preserve">USGS Geographic Names Information System (GNIS), Domestic Names. https://www.usgs.gov/us-board-on-geographic-names</w:t>
       </w:r>
     </w:p>
     <w:p>
@@ -35627,7 +35910,7 @@
         </w:numPr>
       </w:pPr>
       <w:r>
-        <w:t xml:space="preserve">DuckDB, used in the pgeo build to read Parquet and CSV sources. https://duckdb.org</w:t>
+        <w:t xml:space="preserve">US Census Bureau, ZIP Code Tabulation Areas (ZCTA) gazetteer. https://www.census.gov/geographies/reference-files/time-series/geo/gazetteer-files.html</w:t>
       </w:r>
     </w:p>
     <w:p>
@@ -35639,7 +35922,7 @@
         </w:numPr>
       </w:pPr>
       <w:r>
-        <w:t xml:space="preserve">GDAL/OGR (ogr2ogr), used in the pgeo build to load spatial formats. https://gdal.org</w:t>
+        <w:t xml:space="preserve">DuckDB, used in the pgeo build to read Parquet and CSV sources. https://duckdb.org</w:t>
       </w:r>
     </w:p>
     <w:p>
@@ -35651,7 +35934,7 @@
         </w:numPr>
       </w:pPr>
       <w:r>
-        <w:t xml:space="preserve">United States Postal Service, Publication 28: Postal Addressing Standards. https://pe.usps.com/text/pub28/welcome.htm</w:t>
+        <w:t xml:space="preserve">GDAL/OGR (ogr2ogr), used in the pgeo build to load spatial formats. https://gdal.org</w:t>
       </w:r>
     </w:p>
     <w:p>
@@ -35663,11 +35946,23 @@
         </w:numPr>
       </w:pPr>
       <w:r>
+        <w:t xml:space="preserve">United States Postal Service, Publication 28: Postal Addressing Standards. https://pe.usps.com/text/pub28/welcome.htm</w:t>
+      </w:r>
+    </w:p>
+    <w:p>
+      <w:pPr>
+        <w:pStyle w:val="Compact"/>
+        <w:numPr>
+          <w:ilvl w:val="0"/>
+          <w:numId w:val="1008"/>
+        </w:numPr>
+      </w:pPr>
+      <w:r>
         <w:t xml:space="preserve">United States Postal Service, ZIP+4 product and licence terms. https://postalpro.usps.com/address-quality/zip4</w:t>
       </w:r>
     </w:p>
-    <w:bookmarkEnd w:id="140"/>
-    <w:bookmarkStart w:id="141" w:name="appendix-a.-reproducing-this-study"/>
+    <w:bookmarkEnd w:id="141"/>
+    <w:bookmarkStart w:id="142" w:name="appendix-a.-reproducing-this-study"/>
     <w:p>
       <w:pPr>
         <w:pStyle w:val="Heading2"/>
@@ -36104,8 +36399,8 @@
         <w:t xml:space="preserve">system reproduces the results in this report.</w:t>
       </w:r>
     </w:p>
-    <w:bookmarkEnd w:id="141"/>
-    <w:bookmarkStart w:id="142" w:name="Xec1f0b5e3ec847d05266a8fcbbb09145d5aebe4"/>
+    <w:bookmarkEnd w:id="142"/>
+    <w:bookmarkStart w:id="143" w:name="Xec1f0b5e3ec847d05266a8fcbbb09145d5aebe4"/>
     <w:p>
       <w:pPr>
         <w:pStyle w:val="Heading2"/>
@@ -37149,8 +37444,8 @@
         </w:tc>
       </w:tr>
     </w:tbl>
-    <w:bookmarkEnd w:id="142"/>
-    <w:bookmarkStart w:id="143" w:name="appendix-c.-pgeo-storage"/>
+    <w:bookmarkEnd w:id="143"/>
+    <w:bookmarkStart w:id="144" w:name="appendix-c.-pgeo-storage"/>
     <w:p>
       <w:pPr>
         <w:pStyle w:val="Heading2"/>
@@ -37775,7 +38070,7 @@
         </w:tc>
       </w:tr>
     </w:tbl>
-    <w:bookmarkEnd w:id="143"/>
+    <w:bookmarkEnd w:id="144"/>
     <w:sectPr>
       <w:footnotePr>
         <w:numRestart w:val="eachSect"/>

--- a/docs/REPORT.docx
+++ b/docs/REPORT.docx
@@ -4833,7 +4833,7 @@
               <w:pStyle w:val="Compact"/>
             </w:pPr>
             <w:r>
-              <w:t xml:space="preserve">Service level objective: the latency and error targets a configuration must meet to count as passing (Table 14)</w:t>
+              <w:t xml:space="preserve">Service level objective: the latency and error targets a configuration must meet to count as passing (Table 19)</w:t>
             </w:r>
           </w:p>
         </w:tc>
@@ -5103,7 +5103,7 @@
               <w:pStyle w:val="Compact"/>
             </w:pPr>
             <w:r>
-              <w:t xml:space="preserve">Names for the Pelias configurations tested: the digit is the vCPU count, M0 is unconstrained (Table 15)</w:t>
+              <w:t xml:space="preserve">Names for the Pelias configurations tested: the digit is the vCPU count, M0 is unconstrained (Table 20)</w:t>
             </w:r>
           </w:p>
         </w:tc>
@@ -5183,7 +5183,7 @@
     </w:tbl>
     <w:bookmarkEnd w:id="20"/>
     <w:bookmarkEnd w:id="21"/>
-    <w:bookmarkStart w:id="48" w:name="methods"/>
+    <w:bookmarkStart w:id="49" w:name="methods"/>
     <w:p>
       <w:pPr>
         <w:pStyle w:val="Heading2"/>
@@ -5200,7 +5200,7 @@
         <w:t xml:space="preserve">How both systems were built and how they were measured. The detail here is what makes Section 3 checkable: the same data, the same load generator, the same targets and the same host for both engines, with every departure from that noted.</w:t>
       </w:r>
     </w:p>
-    <w:bookmarkStart w:id="28" w:name="systems-built"/>
+    <w:bookmarkStart w:id="29" w:name="systems-built"/>
     <w:p>
       <w:pPr>
         <w:pStyle w:val="Heading3"/>
@@ -5371,7 +5371,7 @@
         <w:t xml:space="preserve"> </w:t>
       </w:r>
       <w:r>
-        <w:t xml:space="preserve">runs on PostgreSQL PostgreSQL 18.6 (Debian 18.6-1.pgdg13+2) with PostGIS 3.6.4 and only</w:t>
+        <w:t xml:space="preserve">runs on PostgreSQL 18.6 with PostGIS 3.6.4 and only</w:t>
       </w:r>
       <w:r>
         <w:t xml:space="preserve"> </w:t>
@@ -6008,14 +6008,13 @@
         <w:t xml:space="preserve">Elasticsearch scoring.</w:t>
       </w:r>
     </w:p>
-    <w:bookmarkEnd w:id="28"/>
-    <w:bookmarkStart w:id="33" w:name="data"/>
+    <w:bookmarkStart w:id="28" w:name="what-pgeo-is-made-of"/>
     <w:p>
       <w:pPr>
-        <w:pStyle w:val="Heading3"/>
-      </w:pPr>
-      <w:r>
-        <w:t xml:space="preserve">2.2 Data</w:t>
+        <w:pStyle w:val="Heading4"/>
+      </w:pPr>
+      <w:r>
+        <w:t xml:space="preserve">2.1.1 What pgeo is made of</w:t>
       </w:r>
     </w:p>
     <w:p>
@@ -6023,7 +6022,37 @@
         <w:pStyle w:val="FirstParagraph"/>
       </w:pPr>
       <w:r>
-        <w:t xml:space="preserve">Both engines are loaded from the same open sources, so any difference in results is a difference in engine rather than in data. This section says what those sources are, how large they are and what was dropped.</w:t>
+        <w:t xml:space="preserve">The case for pgeo is that it is small, so the claim deserves an itemised bill of materials rather</w:t>
+      </w:r>
+      <w:r>
+        <w:t xml:space="preserve"> </w:t>
+      </w:r>
+      <w:r>
+        <w:t xml:space="preserve">than a summary. This section lists every component pgeo is built from, separated by when it is</w:t>
+      </w:r>
+      <w:r>
+        <w:t xml:space="preserve"> </w:t>
+      </w:r>
+      <w:r>
+        <w:t xml:space="preserve">needed: at run time (installed on the server that answers queries), at build time (needed once, to</w:t>
+      </w:r>
+      <w:r>
+        <w:t xml:space="preserve"> </w:t>
+      </w:r>
+      <w:r>
+        <w:t xml:space="preserve">turn raw data into an index, and never again until the next rebuild), and everything else that is</w:t>
+      </w:r>
+      <w:r>
+        <w:t xml:space="preserve"> </w:t>
+      </w:r>
+      <w:r>
+        <w:t xml:space="preserve">convenience rather than requirement. The split matters for a small deployment, because only the</w:t>
+      </w:r>
+      <w:r>
+        <w:t xml:space="preserve"> </w:t>
+      </w:r>
+      <w:r>
+        <w:t xml:space="preserve">first list has to fit on the VPS.</w:t>
       </w:r>
     </w:p>
     <w:p>
@@ -6035,13 +6064,37 @@
           <w:b/>
           <w:bCs/>
         </w:rPr>
-        <w:t xml:space="preserve">Table 7. Data sources, raw input sizes, and what each engine holds from them.</w:t>
-      </w:r>
-      <w:r>
-        <w:t xml:space="preserve"> </w:t>
-      </w:r>
-      <w:r>
-        <w:t xml:space="preserve">Pelias counts are Elasticsearch documents; pgeo counts are rows in its feature table.</w:t>
+        <w:t xml:space="preserve">Run time.</w:t>
+      </w:r>
+      <w:r>
+        <w:t xml:space="preserve"> </w:t>
+      </w:r>
+      <w:r>
+        <w:t xml:space="preserve">Answering a query needs a database, three contrib extensions, PostGIS and one HTTP</w:t>
+      </w:r>
+      <w:r>
+        <w:t xml:space="preserve"> </w:t>
+      </w:r>
+      <w:r>
+        <w:t xml:space="preserve">front end. Nothing else runs.</w:t>
+      </w:r>
+    </w:p>
+    <w:p>
+      <w:pPr>
+        <w:pStyle w:val="BodyText"/>
+      </w:pPr>
+      <w:r>
+        <w:rPr>
+          <w:b/>
+          <w:bCs/>
+        </w:rPr>
+        <w:t xml:space="preserve">Table 7. pgeo’s run-time components:</w:t>
+      </w:r>
+      <w:r>
+        <w:t xml:space="preserve"> </w:t>
+      </w:r>
+      <w:r>
+        <w:t xml:space="preserve">what must be installed on a server that answers queries. The FastAPI front end (below) is an alternative to PostgREST, not an addition.</w:t>
       </w:r>
     </w:p>
     <w:tbl>
@@ -6067,6 +6120,2603 @@
           <w:p>
             <w:pPr>
               <w:pStyle w:val="Compact"/>
+            </w:pPr>
+            <w:r>
+              <w:t xml:space="preserve">Component</w:t>
+            </w:r>
+          </w:p>
+        </w:tc>
+        <w:tc>
+          <w:tcPr/>
+          <w:p>
+            <w:pPr>
+              <w:pStyle w:val="Compact"/>
+            </w:pPr>
+            <w:r>
+              <w:t xml:space="preserve">Version</w:t>
+            </w:r>
+          </w:p>
+        </w:tc>
+        <w:tc>
+          <w:tcPr/>
+          <w:p>
+            <w:pPr>
+              <w:pStyle w:val="Compact"/>
+            </w:pPr>
+            <w:r>
+              <w:t xml:space="preserve">Licence</w:t>
+            </w:r>
+          </w:p>
+        </w:tc>
+        <w:tc>
+          <w:tcPr/>
+          <w:p>
+            <w:pPr>
+              <w:pStyle w:val="Compact"/>
+            </w:pPr>
+            <w:r>
+              <w:t xml:space="preserve">Role</w:t>
+            </w:r>
+          </w:p>
+        </w:tc>
+        <w:tc>
+          <w:tcPr/>
+          <w:p>
+            <w:pPr>
+              <w:pStyle w:val="Compact"/>
+            </w:pPr>
+            <w:r>
+              <w:t xml:space="preserve">Where it runs</w:t>
+            </w:r>
+          </w:p>
+        </w:tc>
+      </w:tr>
+      <w:tr>
+        <w:tc>
+          <w:tcPr/>
+          <w:p>
+            <w:pPr>
+              <w:pStyle w:val="Compact"/>
+            </w:pPr>
+            <w:r>
+              <w:t xml:space="preserve">PostgreSQL</w:t>
+            </w:r>
+          </w:p>
+        </w:tc>
+        <w:tc>
+          <w:tcPr/>
+          <w:p>
+            <w:pPr>
+              <w:pStyle w:val="Compact"/>
+            </w:pPr>
+            <w:r>
+              <w:t xml:space="preserve">18.6</w:t>
+            </w:r>
+          </w:p>
+        </w:tc>
+        <w:tc>
+          <w:tcPr/>
+          <w:p>
+            <w:pPr>
+              <w:pStyle w:val="Compact"/>
+            </w:pPr>
+            <w:r>
+              <w:t xml:space="preserve">PostgreSQL Licence</w:t>
+            </w:r>
+          </w:p>
+        </w:tc>
+        <w:tc>
+          <w:tcPr/>
+          <w:p>
+            <w:pPr>
+              <w:pStyle w:val="Compact"/>
+            </w:pPr>
+            <w:r>
+              <w:t xml:space="preserve">Storage, query planning, and - through PL/pgSQL - the parsing, ranking and JSON formatting that other geocoders put in application code</w:t>
+            </w:r>
+          </w:p>
+        </w:tc>
+        <w:tc>
+          <w:tcPr/>
+          <w:p>
+            <w:pPr>
+              <w:pStyle w:val="Compact"/>
+            </w:pPr>
+            <w:r>
+              <w:t xml:space="preserve">the database process</w:t>
+            </w:r>
+          </w:p>
+        </w:tc>
+      </w:tr>
+      <w:tr>
+        <w:tc>
+          <w:tcPr/>
+          <w:p>
+            <w:pPr>
+              <w:pStyle w:val="Compact"/>
+            </w:pPr>
+            <w:r>
+              <w:t xml:space="preserve">PostGIS</w:t>
+            </w:r>
+          </w:p>
+        </w:tc>
+        <w:tc>
+          <w:tcPr/>
+          <w:p>
+            <w:pPr>
+              <w:pStyle w:val="Compact"/>
+            </w:pPr>
+            <w:r>
+              <w:t xml:space="preserve">3.6.4</w:t>
+            </w:r>
+          </w:p>
+        </w:tc>
+        <w:tc>
+          <w:tcPr/>
+          <w:p>
+            <w:pPr>
+              <w:pStyle w:val="Compact"/>
+            </w:pPr>
+            <w:r>
+              <w:t xml:space="preserve">GPL-2.0-or-later</w:t>
+            </w:r>
+          </w:p>
+        </w:tc>
+        <w:tc>
+          <w:tcPr/>
+          <w:p>
+            <w:pPr>
+              <w:pStyle w:val="Compact"/>
+            </w:pPr>
+            <w:r>
+              <w:t xml:space="preserve">Geometry type, spatial index (GiST), point-in-polygon admin lookup, distance ranking, reverse geocoding</w:t>
+            </w:r>
+          </w:p>
+        </w:tc>
+        <w:tc>
+          <w:tcPr/>
+          <w:p>
+            <w:pPr>
+              <w:pStyle w:val="Compact"/>
+            </w:pPr>
+            <w:r>
+              <w:t xml:space="preserve">extension, in the database</w:t>
+            </w:r>
+          </w:p>
+        </w:tc>
+      </w:tr>
+      <w:tr>
+        <w:tc>
+          <w:tcPr/>
+          <w:p>
+            <w:pPr>
+              <w:pStyle w:val="Compact"/>
+            </w:pPr>
+            <w:r>
+              <w:rPr>
+                <w:rStyle w:val="VerbatimChar"/>
+              </w:rPr>
+              <w:t xml:space="preserve">pg_trgm</w:t>
+            </w:r>
+          </w:p>
+        </w:tc>
+        <w:tc>
+          <w:tcPr/>
+          <w:p>
+            <w:pPr>
+              <w:pStyle w:val="Compact"/>
+            </w:pPr>
+            <w:r>
+              <w:t xml:space="preserve">ships with PostgreSQL</w:t>
+            </w:r>
+          </w:p>
+        </w:tc>
+        <w:tc>
+          <w:tcPr/>
+          <w:p>
+            <w:pPr>
+              <w:pStyle w:val="Compact"/>
+            </w:pPr>
+            <w:r>
+              <w:t xml:space="preserve">PostgreSQL Licence</w:t>
+            </w:r>
+          </w:p>
+        </w:tc>
+        <w:tc>
+          <w:tcPr/>
+          <w:p>
+            <w:pPr>
+              <w:pStyle w:val="Compact"/>
+            </w:pPr>
+            <w:r>
+              <w:t xml:space="preserve">Trigram similarity and the GIN indexes behind fuzzy and type-ahead matching</w:t>
+            </w:r>
+          </w:p>
+        </w:tc>
+        <w:tc>
+          <w:tcPr/>
+          <w:p>
+            <w:pPr>
+              <w:pStyle w:val="Compact"/>
+            </w:pPr>
+            <w:r>
+              <w:t xml:space="preserve">contrib extension</w:t>
+            </w:r>
+          </w:p>
+        </w:tc>
+      </w:tr>
+      <w:tr>
+        <w:tc>
+          <w:tcPr/>
+          <w:p>
+            <w:pPr>
+              <w:pStyle w:val="Compact"/>
+            </w:pPr>
+            <w:r>
+              <w:rPr>
+                <w:rStyle w:val="VerbatimChar"/>
+              </w:rPr>
+              <w:t xml:space="preserve">fuzzystrmatch</w:t>
+            </w:r>
+          </w:p>
+        </w:tc>
+        <w:tc>
+          <w:tcPr/>
+          <w:p>
+            <w:pPr>
+              <w:pStyle w:val="Compact"/>
+            </w:pPr>
+            <w:r>
+              <w:t xml:space="preserve">ships with PostgreSQL</w:t>
+            </w:r>
+          </w:p>
+        </w:tc>
+        <w:tc>
+          <w:tcPr/>
+          <w:p>
+            <w:pPr>
+              <w:pStyle w:val="Compact"/>
+            </w:pPr>
+            <w:r>
+              <w:t xml:space="preserve">PostgreSQL Licence</w:t>
+            </w:r>
+          </w:p>
+        </w:tc>
+        <w:tc>
+          <w:tcPr/>
+          <w:p>
+            <w:pPr>
+              <w:pStyle w:val="Compact"/>
+            </w:pPr>
+            <w:r>
+              <w:t xml:space="preserve">Levenshtein distance and double metaphone, used to rescue typos</w:t>
+            </w:r>
+          </w:p>
+        </w:tc>
+        <w:tc>
+          <w:tcPr/>
+          <w:p>
+            <w:pPr>
+              <w:pStyle w:val="Compact"/>
+            </w:pPr>
+            <w:r>
+              <w:t xml:space="preserve">contrib extension</w:t>
+            </w:r>
+          </w:p>
+        </w:tc>
+      </w:tr>
+      <w:tr>
+        <w:tc>
+          <w:tcPr/>
+          <w:p>
+            <w:pPr>
+              <w:pStyle w:val="Compact"/>
+            </w:pPr>
+            <w:r>
+              <w:rPr>
+                <w:rStyle w:val="VerbatimChar"/>
+              </w:rPr>
+              <w:t xml:space="preserve">unaccent</w:t>
+            </w:r>
+          </w:p>
+        </w:tc>
+        <w:tc>
+          <w:tcPr/>
+          <w:p>
+            <w:pPr>
+              <w:pStyle w:val="Compact"/>
+            </w:pPr>
+            <w:r>
+              <w:t xml:space="preserve">ships with PostgreSQL</w:t>
+            </w:r>
+          </w:p>
+        </w:tc>
+        <w:tc>
+          <w:tcPr/>
+          <w:p>
+            <w:pPr>
+              <w:pStyle w:val="Compact"/>
+            </w:pPr>
+            <w:r>
+              <w:t xml:space="preserve">PostgreSQL Licence</w:t>
+            </w:r>
+          </w:p>
+        </w:tc>
+        <w:tc>
+          <w:tcPr/>
+          <w:p>
+            <w:pPr>
+              <w:pStyle w:val="Compact"/>
+            </w:pPr>
+            <w:r>
+              <w:t xml:space="preserve">Diacritic folding during normalisation</w:t>
+            </w:r>
+          </w:p>
+        </w:tc>
+        <w:tc>
+          <w:tcPr/>
+          <w:p>
+            <w:pPr>
+              <w:pStyle w:val="Compact"/>
+            </w:pPr>
+            <w:r>
+              <w:t xml:space="preserve">contrib extension</w:t>
+            </w:r>
+          </w:p>
+        </w:tc>
+      </w:tr>
+      <w:tr>
+        <w:tc>
+          <w:tcPr/>
+          <w:p>
+            <w:pPr>
+              <w:pStyle w:val="Compact"/>
+            </w:pPr>
+            <w:r>
+              <w:t xml:space="preserve">PostgREST</w:t>
+            </w:r>
+          </w:p>
+        </w:tc>
+        <w:tc>
+          <w:tcPr/>
+          <w:p>
+            <w:pPr>
+              <w:pStyle w:val="Compact"/>
+            </w:pPr>
+            <w:r>
+              <w:t xml:space="preserve">v16.3</w:t>
+            </w:r>
+          </w:p>
+        </w:tc>
+        <w:tc>
+          <w:tcPr/>
+          <w:p>
+            <w:pPr>
+              <w:pStyle w:val="Compact"/>
+            </w:pPr>
+            <w:r>
+              <w:t xml:space="preserve">MIT</w:t>
+            </w:r>
+          </w:p>
+        </w:tc>
+        <w:tc>
+          <w:tcPr/>
+          <w:p>
+            <w:pPr>
+              <w:pStyle w:val="Compact"/>
+            </w:pPr>
+            <w:r>
+              <w:t xml:space="preserve">The pure-SQL front end: turns</w:t>
+            </w:r>
+            <w:r>
+              <w:t xml:space="preserve"> </w:t>
+            </w:r>
+            <w:r>
+              <w:rPr>
+                <w:rStyle w:val="VerbatimChar"/>
+              </w:rPr>
+              <w:t xml:space="preserve">GET /rpc/v1_search</w:t>
+            </w:r>
+            <w:r>
+              <w:t xml:space="preserve"> </w:t>
+            </w:r>
+            <w:r>
+              <w:t xml:space="preserve">into a function call, with database roles as the authorisation model. No application code</w:t>
+            </w:r>
+          </w:p>
+        </w:tc>
+        <w:tc>
+          <w:tcPr/>
+          <w:p>
+            <w:pPr>
+              <w:pStyle w:val="Compact"/>
+            </w:pPr>
+            <w:r>
+              <w:t xml:space="preserve">a separate process beside the database</w:t>
+            </w:r>
+          </w:p>
+        </w:tc>
+      </w:tr>
+      <w:tr>
+        <w:tc>
+          <w:tcPr/>
+          <w:p>
+            <w:pPr>
+              <w:pStyle w:val="Compact"/>
+            </w:pPr>
+            <w:r>
+              <w:t xml:space="preserve">nginx</w:t>
+            </w:r>
+          </w:p>
+        </w:tc>
+        <w:tc>
+          <w:tcPr/>
+          <w:p>
+            <w:pPr>
+              <w:pStyle w:val="Compact"/>
+            </w:pPr>
+            <w:r>
+              <w:t xml:space="preserve">distribution package</w:t>
+            </w:r>
+          </w:p>
+        </w:tc>
+        <w:tc>
+          <w:tcPr/>
+          <w:p>
+            <w:pPr>
+              <w:pStyle w:val="Compact"/>
+            </w:pPr>
+            <w:r>
+              <w:t xml:space="preserve">BSD-2-Clause</w:t>
+            </w:r>
+          </w:p>
+        </w:tc>
+        <w:tc>
+          <w:tcPr/>
+          <w:p>
+            <w:pPr>
+              <w:pStyle w:val="Compact"/>
+            </w:pPr>
+            <w:r>
+              <w:t xml:space="preserve">Maps Pelias paths to RPC paths, applies security headers and rate limits, serves the demo page</w:t>
+            </w:r>
+          </w:p>
+        </w:tc>
+        <w:tc>
+          <w:tcPr/>
+          <w:p>
+            <w:pPr>
+              <w:pStyle w:val="Compact"/>
+            </w:pPr>
+            <w:r>
+              <w:t xml:space="preserve">a separate process</w:t>
+            </w:r>
+          </w:p>
+        </w:tc>
+      </w:tr>
+    </w:tbl>
+    <w:p>
+      <w:pPr>
+        <w:pStyle w:val="BodyText"/>
+      </w:pPr>
+      <w:r>
+        <w:t xml:space="preserve">Three of the seven entries ship inside PostgreSQL itself, so a stock</w:t>
+      </w:r>
+      <w:r>
+        <w:t xml:space="preserve"> </w:t>
+      </w:r>
+      <w:r>
+        <w:rPr>
+          <w:rStyle w:val="VerbatimChar"/>
+        </w:rPr>
+        <w:t xml:space="preserve">postgis/postgis</w:t>
+      </w:r>
+      <w:r>
+        <w:t xml:space="preserve"> </w:t>
+      </w:r>
+      <w:r>
+        <w:t xml:space="preserve">image plus</w:t>
+      </w:r>
+      <w:r>
+        <w:t xml:space="preserve"> </w:t>
+      </w:r>
+      <w:r>
+        <w:t xml:space="preserve">PostgREST is the whole run-time stack; in the deployed configuration that is two containers, both</w:t>
+      </w:r>
+      <w:r>
+        <w:t xml:space="preserve"> </w:t>
+      </w:r>
+      <w:r>
+        <w:t xml:space="preserve">pinned by digest (</w:t>
+      </w:r>
+      <w:r>
+        <w:rPr>
+          <w:rStyle w:val="VerbatimChar"/>
+        </w:rPr>
+        <w:t xml:space="preserve">postgis/postgis:18-3.6</w:t>
+      </w:r>
+      <w:r>
+        <w:t xml:space="preserve"> </w:t>
+      </w:r>
+      <w:r>
+        <w:t xml:space="preserve">and</w:t>
+      </w:r>
+      <w:r>
+        <w:t xml:space="preserve"> </w:t>
+      </w:r>
+      <w:r>
+        <w:rPr>
+          <w:rStyle w:val="VerbatimChar"/>
+        </w:rPr>
+        <w:t xml:space="preserve">postgrest/postgrest:v16.3</w:t>
+      </w:r>
+      <w:r>
+        <w:t xml:space="preserve">). The one dependency worth naming separately is</w:t>
+      </w:r>
+      <w:r>
+        <w:t xml:space="preserve"> </w:t>
+      </w:r>
+      <w:r>
+        <w:t xml:space="preserve">PostGIS, which is GPL-2.0-or-later and by far the largest single component: it is a library loaded</w:t>
+      </w:r>
+      <w:r>
+        <w:t xml:space="preserve"> </w:t>
+      </w:r>
+      <w:r>
+        <w:t xml:space="preserve">into the database process rather than distributed software, so it does not affect the licence of</w:t>
+      </w:r>
+      <w:r>
+        <w:t xml:space="preserve"> </w:t>
+      </w:r>
+      <w:r>
+        <w:t xml:space="preserve">pgeo’s own code, but an organisation with a policy on copyleft should know it is there.</w:t>
+      </w:r>
+    </w:p>
+    <w:p>
+      <w:pPr>
+        <w:pStyle w:val="BodyText"/>
+      </w:pPr>
+      <w:r>
+        <w:rPr>
+          <w:b/>
+          <w:bCs/>
+        </w:rPr>
+        <w:t xml:space="preserve">The optional application front end.</w:t>
+      </w:r>
+      <w:r>
+        <w:t xml:space="preserve"> </w:t>
+      </w:r>
+      <w:r>
+        <w:t xml:space="preserve">FastAPI was kept as a measured baseline - what an</w:t>
+      </w:r>
+      <w:r>
+        <w:t xml:space="preserve"> </w:t>
+      </w:r>
+      <w:r>
+        <w:t xml:space="preserve">application layer adds and costs - and it is the front end to choose if you need a parser or a</w:t>
+      </w:r>
+      <w:r>
+        <w:t xml:space="preserve"> </w:t>
+      </w:r>
+      <w:r>
+        <w:t xml:space="preserve">response shape that SQL cannot express conveniently. Choosing it replaces PostgREST and adds a</w:t>
+      </w:r>
+      <w:r>
+        <w:t xml:space="preserve"> </w:t>
+      </w:r>
+      <w:r>
+        <w:t xml:space="preserve">Python runtime:</w:t>
+      </w:r>
+    </w:p>
+    <w:p>
+      <w:pPr>
+        <w:pStyle w:val="BodyText"/>
+      </w:pPr>
+      <w:r>
+        <w:rPr>
+          <w:b/>
+          <w:bCs/>
+        </w:rPr>
+        <w:t xml:space="preserve">Table 8. The FastAPI front end, an alternative to PostgREST.</w:t>
+      </w:r>
+      <w:r>
+        <w:t xml:space="preserve"> </w:t>
+      </w:r>
+      <w:r>
+        <w:t xml:space="preserve">Pinned exactly in</w:t>
+      </w:r>
+      <w:r>
+        <w:t xml:space="preserve"> </w:t>
+      </w:r>
+      <w:r>
+        <w:rPr>
+          <w:rStyle w:val="VerbatimChar"/>
+        </w:rPr>
+        <w:t xml:space="preserve">pgeo/pyproject.toml</w:t>
+      </w:r>
+      <w:r>
+        <w:t xml:space="preserve">.</w:t>
+      </w:r>
+    </w:p>
+    <w:tbl>
+      <w:tblPr>
+        <w:tblStyle w:val="Table"/>
+        <w:tblW w:type="pct" w:w="5000"/>
+        <w:tblLayout w:type="fixed"/>
+        <w:tblLook w:firstRow="1" w:lastRow="0" w:firstColumn="0" w:lastColumn="0" w:noHBand="0" w:noVBand="0" w:val="0020"/>
+      </w:tblPr>
+      <w:tblGrid>
+        <w:gridCol w:w="1980"/>
+        <w:gridCol w:w="1980"/>
+        <w:gridCol w:w="1980"/>
+        <w:gridCol w:w="1980"/>
+      </w:tblGrid>
+      <w:tr>
+        <w:trPr>
+          <w:tblHeader w:val="on"/>
+        </w:trPr>
+        <w:tc>
+          <w:tcPr/>
+          <w:p>
+            <w:pPr>
+              <w:pStyle w:val="Compact"/>
+            </w:pPr>
+            <w:r>
+              <w:t xml:space="preserve">Component</w:t>
+            </w:r>
+          </w:p>
+        </w:tc>
+        <w:tc>
+          <w:tcPr/>
+          <w:p>
+            <w:pPr>
+              <w:pStyle w:val="Compact"/>
+            </w:pPr>
+            <w:r>
+              <w:t xml:space="preserve">Version</w:t>
+            </w:r>
+          </w:p>
+        </w:tc>
+        <w:tc>
+          <w:tcPr/>
+          <w:p>
+            <w:pPr>
+              <w:pStyle w:val="Compact"/>
+            </w:pPr>
+            <w:r>
+              <w:t xml:space="preserve">Licence</w:t>
+            </w:r>
+          </w:p>
+        </w:tc>
+        <w:tc>
+          <w:tcPr/>
+          <w:p>
+            <w:pPr>
+              <w:pStyle w:val="Compact"/>
+            </w:pPr>
+            <w:r>
+              <w:t xml:space="preserve">Role</w:t>
+            </w:r>
+          </w:p>
+        </w:tc>
+      </w:tr>
+      <w:tr>
+        <w:tc>
+          <w:tcPr/>
+          <w:p>
+            <w:pPr>
+              <w:pStyle w:val="Compact"/>
+            </w:pPr>
+            <w:r>
+              <w:t xml:space="preserve">Python</w:t>
+            </w:r>
+          </w:p>
+        </w:tc>
+        <w:tc>
+          <w:tcPr/>
+          <w:p>
+            <w:pPr>
+              <w:pStyle w:val="Compact"/>
+            </w:pPr>
+            <w:r>
+              <w:t xml:space="preserve">3.12 or newer</w:t>
+            </w:r>
+          </w:p>
+        </w:tc>
+        <w:tc>
+          <w:tcPr/>
+          <w:p>
+            <w:pPr>
+              <w:pStyle w:val="Compact"/>
+            </w:pPr>
+            <w:r>
+              <w:t xml:space="preserve">PSF</w:t>
+            </w:r>
+          </w:p>
+        </w:tc>
+        <w:tc>
+          <w:tcPr/>
+          <w:p>
+            <w:pPr>
+              <w:pStyle w:val="Compact"/>
+            </w:pPr>
+            <w:r>
+              <w:t xml:space="preserve">Runtime for the application front end</w:t>
+            </w:r>
+          </w:p>
+        </w:tc>
+      </w:tr>
+      <w:tr>
+        <w:tc>
+          <w:tcPr/>
+          <w:p>
+            <w:pPr>
+              <w:pStyle w:val="Compact"/>
+            </w:pPr>
+            <w:r>
+              <w:t xml:space="preserve">FastAPI</w:t>
+            </w:r>
+          </w:p>
+        </w:tc>
+        <w:tc>
+          <w:tcPr/>
+          <w:p>
+            <w:pPr>
+              <w:pStyle w:val="Compact"/>
+            </w:pPr>
+            <w:r>
+              <w:t xml:space="preserve">0.141.1</w:t>
+            </w:r>
+          </w:p>
+        </w:tc>
+        <w:tc>
+          <w:tcPr/>
+          <w:p>
+            <w:pPr>
+              <w:pStyle w:val="Compact"/>
+            </w:pPr>
+            <w:r>
+              <w:t xml:space="preserve">MIT</w:t>
+            </w:r>
+          </w:p>
+        </w:tc>
+        <w:tc>
+          <w:tcPr/>
+          <w:p>
+            <w:pPr>
+              <w:pStyle w:val="Compact"/>
+            </w:pPr>
+            <w:r>
+              <w:t xml:space="preserve">HTTP routing, request validation, OpenAPI</w:t>
+            </w:r>
+          </w:p>
+        </w:tc>
+      </w:tr>
+      <w:tr>
+        <w:tc>
+          <w:tcPr/>
+          <w:p>
+            <w:pPr>
+              <w:pStyle w:val="Compact"/>
+            </w:pPr>
+            <w:r>
+              <w:t xml:space="preserve">Uvicorn</w:t>
+            </w:r>
+          </w:p>
+        </w:tc>
+        <w:tc>
+          <w:tcPr/>
+          <w:p>
+            <w:pPr>
+              <w:pStyle w:val="Compact"/>
+            </w:pPr>
+            <w:r>
+              <w:t xml:space="preserve">0.53.0</w:t>
+            </w:r>
+          </w:p>
+        </w:tc>
+        <w:tc>
+          <w:tcPr/>
+          <w:p>
+            <w:pPr>
+              <w:pStyle w:val="Compact"/>
+            </w:pPr>
+            <w:r>
+              <w:t xml:space="preserve">BSD-3-Clause</w:t>
+            </w:r>
+          </w:p>
+        </w:tc>
+        <w:tc>
+          <w:tcPr/>
+          <w:p>
+            <w:pPr>
+              <w:pStyle w:val="Compact"/>
+            </w:pPr>
+            <w:r>
+              <w:t xml:space="preserve">ASGI server</w:t>
+            </w:r>
+          </w:p>
+        </w:tc>
+      </w:tr>
+      <w:tr>
+        <w:tc>
+          <w:tcPr/>
+          <w:p>
+            <w:pPr>
+              <w:pStyle w:val="Compact"/>
+            </w:pPr>
+            <w:r>
+              <w:t xml:space="preserve">asyncpg</w:t>
+            </w:r>
+          </w:p>
+        </w:tc>
+        <w:tc>
+          <w:tcPr/>
+          <w:p>
+            <w:pPr>
+              <w:pStyle w:val="Compact"/>
+            </w:pPr>
+            <w:r>
+              <w:t xml:space="preserve">0.31.0</w:t>
+            </w:r>
+          </w:p>
+        </w:tc>
+        <w:tc>
+          <w:tcPr/>
+          <w:p>
+            <w:pPr>
+              <w:pStyle w:val="Compact"/>
+            </w:pPr>
+            <w:r>
+              <w:t xml:space="preserve">Apache-2.0</w:t>
+            </w:r>
+          </w:p>
+        </w:tc>
+        <w:tc>
+          <w:tcPr/>
+          <w:p>
+            <w:pPr>
+              <w:pStyle w:val="Compact"/>
+            </w:pPr>
+            <w:r>
+              <w:t xml:space="preserve">PostgreSQL driver and connection pool</w:t>
+            </w:r>
+          </w:p>
+        </w:tc>
+      </w:tr>
+      <w:tr>
+        <w:tc>
+          <w:tcPr/>
+          <w:p>
+            <w:pPr>
+              <w:pStyle w:val="Compact"/>
+            </w:pPr>
+            <w:r>
+              <w:t xml:space="preserve">Pydantic</w:t>
+            </w:r>
+          </w:p>
+        </w:tc>
+        <w:tc>
+          <w:tcPr/>
+          <w:p>
+            <w:pPr>
+              <w:pStyle w:val="Compact"/>
+            </w:pPr>
+            <w:r>
+              <w:t xml:space="preserve">2.13.5</w:t>
+            </w:r>
+          </w:p>
+        </w:tc>
+        <w:tc>
+          <w:tcPr/>
+          <w:p>
+            <w:pPr>
+              <w:pStyle w:val="Compact"/>
+            </w:pPr>
+            <w:r>
+              <w:t xml:space="preserve">MIT</w:t>
+            </w:r>
+          </w:p>
+        </w:tc>
+        <w:tc>
+          <w:tcPr/>
+          <w:p>
+            <w:pPr>
+              <w:pStyle w:val="Compact"/>
+            </w:pPr>
+            <w:r>
+              <w:t xml:space="preserve">Request and response models</w:t>
+            </w:r>
+          </w:p>
+        </w:tc>
+      </w:tr>
+      <w:tr>
+        <w:tc>
+          <w:tcPr/>
+          <w:p>
+            <w:pPr>
+              <w:pStyle w:val="Compact"/>
+            </w:pPr>
+            <w:r>
+              <w:t xml:space="preserve">httpx</w:t>
+            </w:r>
+          </w:p>
+        </w:tc>
+        <w:tc>
+          <w:tcPr/>
+          <w:p>
+            <w:pPr>
+              <w:pStyle w:val="Compact"/>
+            </w:pPr>
+            <w:r>
+              <w:t xml:space="preserve">0.28.1</w:t>
+            </w:r>
+          </w:p>
+        </w:tc>
+        <w:tc>
+          <w:tcPr/>
+          <w:p>
+            <w:pPr>
+              <w:pStyle w:val="Compact"/>
+            </w:pPr>
+            <w:r>
+              <w:t xml:space="preserve">BSD-3-Clause</w:t>
+            </w:r>
+          </w:p>
+        </w:tc>
+        <w:tc>
+          <w:tcPr/>
+          <w:p>
+            <w:pPr>
+              <w:pStyle w:val="Compact"/>
+            </w:pPr>
+            <w:r>
+              <w:t xml:space="preserve">Outbound HTTP, used by the loader and tests</w:t>
+            </w:r>
+          </w:p>
+        </w:tc>
+      </w:tr>
+    </w:tbl>
+    <w:p>
+      <w:pPr>
+        <w:pStyle w:val="BodyText"/>
+      </w:pPr>
+      <w:r>
+        <w:rPr>
+          <w:b/>
+          <w:bCs/>
+        </w:rPr>
+        <w:t xml:space="preserve">Build time.</w:t>
+      </w:r>
+      <w:r>
+        <w:t xml:space="preserve"> </w:t>
+      </w:r>
+      <w:r>
+        <w:t xml:space="preserve">Building the index needs two more tools, neither of which is installed on the</w:t>
+      </w:r>
+      <w:r>
+        <w:t xml:space="preserve"> </w:t>
+      </w:r>
+      <w:r>
+        <w:t xml:space="preserve">serving machine in the recommended deployment - the build runs elsewhere and ships a dump or a</w:t>
+      </w:r>
+      <w:r>
+        <w:t xml:space="preserve"> </w:t>
+      </w:r>
+      <w:r>
+        <w:t xml:space="preserve">data directory:</w:t>
+      </w:r>
+    </w:p>
+    <w:p>
+      <w:pPr>
+        <w:pStyle w:val="BodyText"/>
+      </w:pPr>
+      <w:r>
+        <w:rPr>
+          <w:b/>
+          <w:bCs/>
+        </w:rPr>
+        <w:t xml:space="preserve">Table 9. Build-time tools.</w:t>
+      </w:r>
+      <w:r>
+        <w:t xml:space="preserve"> </w:t>
+      </w:r>
+      <w:r>
+        <w:t xml:space="preserve">Needed to make an index, not to serve one.</w:t>
+      </w:r>
+    </w:p>
+    <w:tbl>
+      <w:tblPr>
+        <w:tblStyle w:val="Table"/>
+        <w:tblW w:type="pct" w:w="5000"/>
+        <w:tblLayout w:type="fixed"/>
+        <w:tblLook w:firstRow="1" w:lastRow="0" w:firstColumn="0" w:lastColumn="0" w:noHBand="0" w:noVBand="0" w:val="0020"/>
+      </w:tblPr>
+      <w:tblGrid>
+        <w:gridCol w:w="1980"/>
+        <w:gridCol w:w="1980"/>
+        <w:gridCol w:w="1980"/>
+        <w:gridCol w:w="1980"/>
+      </w:tblGrid>
+      <w:tr>
+        <w:trPr>
+          <w:tblHeader w:val="on"/>
+        </w:trPr>
+        <w:tc>
+          <w:tcPr/>
+          <w:p>
+            <w:pPr>
+              <w:pStyle w:val="Compact"/>
+            </w:pPr>
+            <w:r>
+              <w:t xml:space="preserve">Component</w:t>
+            </w:r>
+          </w:p>
+        </w:tc>
+        <w:tc>
+          <w:tcPr/>
+          <w:p>
+            <w:pPr>
+              <w:pStyle w:val="Compact"/>
+            </w:pPr>
+            <w:r>
+              <w:t xml:space="preserve">Version</w:t>
+            </w:r>
+          </w:p>
+        </w:tc>
+        <w:tc>
+          <w:tcPr/>
+          <w:p>
+            <w:pPr>
+              <w:pStyle w:val="Compact"/>
+            </w:pPr>
+            <w:r>
+              <w:t xml:space="preserve">Licence</w:t>
+            </w:r>
+          </w:p>
+        </w:tc>
+        <w:tc>
+          <w:tcPr/>
+          <w:p>
+            <w:pPr>
+              <w:pStyle w:val="Compact"/>
+            </w:pPr>
+            <w:r>
+              <w:t xml:space="preserve">Role</w:t>
+            </w:r>
+          </w:p>
+        </w:tc>
+      </w:tr>
+      <w:tr>
+        <w:tc>
+          <w:tcPr/>
+          <w:p>
+            <w:pPr>
+              <w:pStyle w:val="Compact"/>
+            </w:pPr>
+            <w:r>
+              <w:t xml:space="preserve">DuckDB</w:t>
+            </w:r>
+          </w:p>
+        </w:tc>
+        <w:tc>
+          <w:tcPr/>
+          <w:p>
+            <w:pPr>
+              <w:pStyle w:val="Compact"/>
+            </w:pPr>
+            <w:r>
+              <w:t xml:space="preserve">1.5.5</w:t>
+            </w:r>
+          </w:p>
+        </w:tc>
+        <w:tc>
+          <w:tcPr/>
+          <w:p>
+            <w:pPr>
+              <w:pStyle w:val="Compact"/>
+            </w:pPr>
+            <w:r>
+              <w:t xml:space="preserve">MIT</w:t>
+            </w:r>
+          </w:p>
+        </w:tc>
+        <w:tc>
+          <w:tcPr/>
+          <w:p>
+            <w:pPr>
+              <w:pStyle w:val="Compact"/>
+            </w:pPr>
+            <w:r>
+              <w:t xml:space="preserve">Reads Overture Parquet directly from object storage and the CSV sources, and writes the staging CSVs</w:t>
+            </w:r>
+          </w:p>
+        </w:tc>
+      </w:tr>
+      <w:tr>
+        <w:tc>
+          <w:tcPr/>
+          <w:p>
+            <w:pPr>
+              <w:pStyle w:val="Compact"/>
+            </w:pPr>
+            <w:r>
+              <w:t xml:space="preserve">GDAL /</w:t>
+            </w:r>
+            <w:r>
+              <w:t xml:space="preserve"> </w:t>
+            </w:r>
+            <w:r>
+              <w:rPr>
+                <w:rStyle w:val="VerbatimChar"/>
+              </w:rPr>
+              <w:t xml:space="preserve">ogr2ogr</w:t>
+            </w:r>
+          </w:p>
+        </w:tc>
+        <w:tc>
+          <w:tcPr/>
+          <w:p>
+            <w:pPr>
+              <w:pStyle w:val="Compact"/>
+            </w:pPr>
+            <w:r>
+              <w:t xml:space="preserve">distribution package</w:t>
+            </w:r>
+          </w:p>
+        </w:tc>
+        <w:tc>
+          <w:tcPr/>
+          <w:p>
+            <w:pPr>
+              <w:pStyle w:val="Compact"/>
+            </w:pPr>
+            <w:r>
+              <w:t xml:space="preserve">MIT</w:t>
+            </w:r>
+          </w:p>
+        </w:tc>
+        <w:tc>
+          <w:tcPr/>
+          <w:p>
+            <w:pPr>
+              <w:pStyle w:val="Compact"/>
+            </w:pPr>
+            <w:r>
+              <w:t xml:space="preserve">Loads the OpenStreetMap PBF extract and the Census shapefiles into staging tables</w:t>
+            </w:r>
+          </w:p>
+        </w:tc>
+      </w:tr>
+    </w:tbl>
+    <w:p>
+      <w:pPr>
+        <w:pStyle w:val="BodyText"/>
+      </w:pPr>
+      <w:r>
+        <w:rPr>
+          <w:b/>
+          <w:bCs/>
+        </w:rPr>
+        <w:t xml:space="preserve">Code written for this project.</w:t>
+      </w:r>
+      <w:r>
+        <w:t xml:space="preserve"> </w:t>
+      </w:r>
+      <w:r>
+        <w:t xml:space="preserve">Everything above is off the shelf. What is new is</w:t>
+      </w:r>
+      <w:r>
+        <w:t xml:space="preserve"> </w:t>
+      </w:r>
+      <w:r>
+        <w:t xml:space="preserve">1,921 lines of SQL and PL/pgSQL in eight files, plus</w:t>
+      </w:r>
+      <w:r>
+        <w:t xml:space="preserve"> </w:t>
+      </w:r>
+      <w:r>
+        <w:t xml:space="preserve">1,461 lines of Python for loading and the optional front end. The SQL is the</w:t>
+      </w:r>
+      <w:r>
+        <w:t xml:space="preserve"> </w:t>
+      </w:r>
+      <w:r>
+        <w:t xml:space="preserve">geocoder; the Python moves data into it and, in the PostgREST configuration, is absent at run</w:t>
+      </w:r>
+      <w:r>
+        <w:t xml:space="preserve"> </w:t>
+      </w:r>
+      <w:r>
+        <w:t xml:space="preserve">time entirely.</w:t>
+      </w:r>
+    </w:p>
+    <w:p>
+      <w:pPr>
+        <w:pStyle w:val="BodyText"/>
+      </w:pPr>
+      <w:r>
+        <w:rPr>
+          <w:b/>
+          <w:bCs/>
+        </w:rPr>
+        <w:t xml:space="preserve">Table 10. The code written for this project.</w:t>
+      </w:r>
+      <w:r>
+        <w:t xml:space="preserve"> </w:t>
+      </w:r>
+      <w:r>
+        <w:t xml:space="preserve">The eight SQL files are the geocoder; the Python is loading, tuning and the optional front end.</w:t>
+      </w:r>
+    </w:p>
+    <w:tbl>
+      <w:tblPr>
+        <w:tblStyle w:val="Table"/>
+        <w:tblW w:type="pct" w:w="5000"/>
+        <w:tblLayout w:type="fixed"/>
+        <w:tblLook w:firstRow="1" w:lastRow="0" w:firstColumn="0" w:lastColumn="0" w:noHBand="0" w:noVBand="0" w:val="0020"/>
+      </w:tblPr>
+      <w:tblGrid>
+        <w:gridCol w:w="2640"/>
+        <w:gridCol w:w="2640"/>
+        <w:gridCol w:w="2640"/>
+      </w:tblGrid>
+      <w:tr>
+        <w:trPr>
+          <w:tblHeader w:val="on"/>
+        </w:trPr>
+        <w:tc>
+          <w:tcPr/>
+          <w:p>
+            <w:pPr>
+              <w:pStyle w:val="Compact"/>
+            </w:pPr>
+            <w:r>
+              <w:t xml:space="preserve">File</w:t>
+            </w:r>
+          </w:p>
+        </w:tc>
+        <w:tc>
+          <w:tcPr/>
+          <w:p>
+            <w:pPr>
+              <w:pStyle w:val="Compact"/>
+            </w:pPr>
+            <w:r>
+              <w:t xml:space="preserve">Lines</w:t>
+            </w:r>
+          </w:p>
+        </w:tc>
+        <w:tc>
+          <w:tcPr/>
+          <w:p>
+            <w:pPr>
+              <w:pStyle w:val="Compact"/>
+            </w:pPr>
+            <w:r>
+              <w:t xml:space="preserve">What it is</w:t>
+            </w:r>
+          </w:p>
+        </w:tc>
+      </w:tr>
+      <w:tr>
+        <w:tc>
+          <w:tcPr/>
+          <w:p>
+            <w:pPr>
+              <w:pStyle w:val="Compact"/>
+            </w:pPr>
+            <w:r>
+              <w:rPr>
+                <w:rStyle w:val="VerbatimChar"/>
+              </w:rPr>
+              <w:t xml:space="preserve">sql/010_base.sql</w:t>
+            </w:r>
+          </w:p>
+        </w:tc>
+        <w:tc>
+          <w:tcPr/>
+          <w:p>
+            <w:pPr>
+              <w:pStyle w:val="Compact"/>
+            </w:pPr>
+            <w:r>
+              <w:t xml:space="preserve">81</w:t>
+            </w:r>
+          </w:p>
+        </w:tc>
+        <w:tc>
+          <w:tcPr/>
+          <w:p>
+            <w:pPr>
+              <w:pStyle w:val="Compact"/>
+            </w:pPr>
+            <w:r>
+              <w:t xml:space="preserve">Extensions, schemas, roles, shared helpers</w:t>
+            </w:r>
+          </w:p>
+        </w:tc>
+      </w:tr>
+      <w:tr>
+        <w:tc>
+          <w:tcPr/>
+          <w:p>
+            <w:pPr>
+              <w:pStyle w:val="Compact"/>
+            </w:pPr>
+            <w:r>
+              <w:rPr>
+                <w:rStyle w:val="VerbatimChar"/>
+              </w:rPr>
+              <w:t xml:space="preserve">sql/020_tables.sql</w:t>
+            </w:r>
+          </w:p>
+        </w:tc>
+        <w:tc>
+          <w:tcPr/>
+          <w:p>
+            <w:pPr>
+              <w:pStyle w:val="Compact"/>
+            </w:pPr>
+            <w:r>
+              <w:t xml:space="preserve">112</w:t>
+            </w:r>
+          </w:p>
+        </w:tc>
+        <w:tc>
+          <w:tcPr/>
+          <w:p>
+            <w:pPr>
+              <w:pStyle w:val="Compact"/>
+            </w:pPr>
+            <w:r>
+              <w:t xml:space="preserve">The tables for one build, created in</w:t>
+            </w:r>
+            <w:r>
+              <w:t xml:space="preserve"> </w:t>
+            </w:r>
+            <w:r>
+              <w:rPr>
+                <w:rStyle w:val="VerbatimChar"/>
+              </w:rPr>
+              <w:t xml:space="preserve">pgeo_build</w:t>
+            </w:r>
+          </w:p>
+        </w:tc>
+      </w:tr>
+      <w:tr>
+        <w:tc>
+          <w:tcPr/>
+          <w:p>
+            <w:pPr>
+              <w:pStyle w:val="Compact"/>
+            </w:pPr>
+            <w:r>
+              <w:rPr>
+                <w:rStyle w:val="VerbatimChar"/>
+              </w:rPr>
+              <w:t xml:space="preserve">sql/022_stage.sql</w:t>
+            </w:r>
+          </w:p>
+        </w:tc>
+        <w:tc>
+          <w:tcPr/>
+          <w:p>
+            <w:pPr>
+              <w:pStyle w:val="Compact"/>
+            </w:pPr>
+            <w:r>
+              <w:t xml:space="preserve">32</w:t>
+            </w:r>
+          </w:p>
+        </w:tc>
+        <w:tc>
+          <w:tcPr/>
+          <w:p>
+            <w:pPr>
+              <w:pStyle w:val="Compact"/>
+            </w:pPr>
+            <w:r>
+              <w:t xml:space="preserve">Staging tables to admin boundaries and raw features</w:t>
+            </w:r>
+          </w:p>
+        </w:tc>
+      </w:tr>
+      <w:tr>
+        <w:tc>
+          <w:tcPr/>
+          <w:p>
+            <w:pPr>
+              <w:pStyle w:val="Compact"/>
+            </w:pPr>
+            <w:r>
+              <w:rPr>
+                <w:rStyle w:val="VerbatimChar"/>
+              </w:rPr>
+              <w:t xml:space="preserve">sql/025_osm.sql</w:t>
+            </w:r>
+          </w:p>
+        </w:tc>
+        <w:tc>
+          <w:tcPr/>
+          <w:p>
+            <w:pPr>
+              <w:pStyle w:val="Compact"/>
+            </w:pPr>
+            <w:r>
+              <w:t xml:space="preserve">81</w:t>
+            </w:r>
+          </w:p>
+        </w:tc>
+        <w:tc>
+          <w:tcPr/>
+          <w:p>
+            <w:pPr>
+              <w:pStyle w:val="Compact"/>
+            </w:pPr>
+            <w:r>
+              <w:t xml:space="preserve">OpenStreetMap rules: named POIs to venues,</w:t>
+            </w:r>
+            <w:r>
+              <w:t xml:space="preserve"> </w:t>
+            </w:r>
+            <w:r>
+              <w:rPr>
+                <w:rStyle w:val="VerbatimChar"/>
+              </w:rPr>
+              <w:t xml:space="preserve">addr:*</w:t>
+            </w:r>
+            <w:r>
+              <w:t xml:space="preserve"> </w:t>
+            </w:r>
+            <w:r>
+              <w:t xml:space="preserve">to addresses, named roads to streets</w:t>
+            </w:r>
+          </w:p>
+        </w:tc>
+      </w:tr>
+      <w:tr>
+        <w:tc>
+          <w:tcPr/>
+          <w:p>
+            <w:pPr>
+              <w:pStyle w:val="Compact"/>
+            </w:pPr>
+            <w:r>
+              <w:rPr>
+                <w:rStyle w:val="VerbatimChar"/>
+              </w:rPr>
+              <w:t xml:space="preserve">sql/030_enrich_index.sql</w:t>
+            </w:r>
+          </w:p>
+        </w:tc>
+        <w:tc>
+          <w:tcPr/>
+          <w:p>
+            <w:pPr>
+              <w:pStyle w:val="Compact"/>
+            </w:pPr>
+            <w:r>
+              <w:t xml:space="preserve">137</w:t>
+            </w:r>
+          </w:p>
+        </w:tc>
+        <w:tc>
+          <w:tcPr/>
+          <w:p>
+            <w:pPr>
+              <w:pStyle w:val="Compact"/>
+            </w:pPr>
+            <w:r>
+              <w:t xml:space="preserve">Admin hierarchy by point-in-polygon, normalisation, labels, importance, dedupe, indexes</w:t>
+            </w:r>
+          </w:p>
+        </w:tc>
+      </w:tr>
+      <w:tr>
+        <w:tc>
+          <w:tcPr/>
+          <w:p>
+            <w:pPr>
+              <w:pStyle w:val="Compact"/>
+            </w:pPr>
+            <w:r>
+              <w:rPr>
+                <w:rStyle w:val="VerbatimChar"/>
+              </w:rPr>
+              <w:t xml:space="preserve">sql/040_functions.sql</w:t>
+            </w:r>
+          </w:p>
+        </w:tc>
+        <w:tc>
+          <w:tcPr/>
+          <w:p>
+            <w:pPr>
+              <w:pStyle w:val="Compact"/>
+            </w:pPr>
+            <w:r>
+              <w:t xml:space="preserve">537</w:t>
+            </w:r>
+          </w:p>
+        </w:tc>
+        <w:tc>
+          <w:tcPr/>
+          <w:p>
+            <w:pPr>
+              <w:pStyle w:val="Compact"/>
+            </w:pPr>
+            <w:r>
+              <w:t xml:space="preserve">The query pipeline: candidate generation, scoring, ranking</w:t>
+            </w:r>
+          </w:p>
+        </w:tc>
+      </w:tr>
+      <w:tr>
+        <w:tc>
+          <w:tcPr/>
+          <w:p>
+            <w:pPr>
+              <w:pStyle w:val="Compact"/>
+            </w:pPr>
+            <w:r>
+              <w:rPr>
+                <w:rStyle w:val="VerbatimChar"/>
+              </w:rPr>
+              <w:t xml:space="preserve">sql/050_api.sql</w:t>
+            </w:r>
+          </w:p>
+        </w:tc>
+        <w:tc>
+          <w:tcPr/>
+          <w:p>
+            <w:pPr>
+              <w:pStyle w:val="Compact"/>
+            </w:pPr>
+            <w:r>
+              <w:t xml:space="preserve">481</w:t>
+            </w:r>
+          </w:p>
+        </w:tc>
+        <w:tc>
+          <w:tcPr/>
+          <w:p>
+            <w:pPr>
+              <w:pStyle w:val="Compact"/>
+            </w:pPr>
+            <w:r>
+              <w:t xml:space="preserve">The Pelias-shaped API:</w:t>
+            </w:r>
+            <w:r>
+              <w:t xml:space="preserve"> </w:t>
+            </w:r>
+            <w:r>
+              <w:rPr>
+                <w:rStyle w:val="VerbatimChar"/>
+              </w:rPr>
+              <w:t xml:space="preserve">geocode_api.v1_search</w:t>
+            </w:r>
+            <w:r>
+              <w:t xml:space="preserve">,</w:t>
+            </w:r>
+            <w:r>
+              <w:t xml:space="preserve"> </w:t>
+            </w:r>
+            <w:r>
+              <w:rPr>
+                <w:rStyle w:val="VerbatimChar"/>
+              </w:rPr>
+              <w:t xml:space="preserve">v1_autocomplete</w:t>
+            </w:r>
+            <w:r>
+              <w:t xml:space="preserve">,</w:t>
+            </w:r>
+            <w:r>
+              <w:t xml:space="preserve"> </w:t>
+            </w:r>
+            <w:r>
+              <w:rPr>
+                <w:rStyle w:val="VerbatimChar"/>
+              </w:rPr>
+              <w:t xml:space="preserve">v1_reverse</w:t>
+            </w:r>
+            <w:r>
+              <w:t xml:space="preserve">,</w:t>
+            </w:r>
+            <w:r>
+              <w:t xml:space="preserve"> </w:t>
+            </w:r>
+            <w:r>
+              <w:rPr>
+                <w:rStyle w:val="VerbatimChar"/>
+              </w:rPr>
+              <w:t xml:space="preserve">v1_attribution</w:t>
+            </w:r>
+            <w:r>
+              <w:t xml:space="preserve">, and the PL/pgSQL rule parser</w:t>
+            </w:r>
+          </w:p>
+        </w:tc>
+      </w:tr>
+      <w:tr>
+        <w:tc>
+          <w:tcPr/>
+          <w:p>
+            <w:pPr>
+              <w:pStyle w:val="Compact"/>
+            </w:pPr>
+            <w:r>
+              <w:rPr>
+                <w:rStyle w:val="VerbatimChar"/>
+              </w:rPr>
+              <w:t xml:space="preserve">sql/060_address.sql</w:t>
+            </w:r>
+          </w:p>
+        </w:tc>
+        <w:tc>
+          <w:tcPr/>
+          <w:p>
+            <w:pPr>
+              <w:pStyle w:val="Compact"/>
+            </w:pPr>
+            <w:r>
+              <w:t xml:space="preserve">460</w:t>
+            </w:r>
+          </w:p>
+        </w:tc>
+        <w:tc>
+          <w:tcPr/>
+          <w:p>
+            <w:pPr>
+              <w:pStyle w:val="Compact"/>
+            </w:pPr>
+            <w:r>
+              <w:t xml:space="preserve">Structured US addresses in the style of USPS Publication 28</w:t>
+            </w:r>
+          </w:p>
+        </w:tc>
+      </w:tr>
+      <w:tr>
+        <w:tc>
+          <w:tcPr/>
+          <w:p>
+            <w:pPr>
+              <w:pStyle w:val="Compact"/>
+            </w:pPr>
+            <w:r>
+              <w:rPr>
+                <w:rStyle w:val="VerbatimChar"/>
+              </w:rPr>
+              <w:t xml:space="preserve">src/pgeo/load/</w:t>
+            </w:r>
+          </w:p>
+        </w:tc>
+        <w:tc>
+          <w:tcPr/>
+          <w:p>
+            <w:pPr>
+              <w:pStyle w:val="Compact"/>
+            </w:pPr>
+            <w:r>
+              <w:t xml:space="preserve">390</w:t>
+            </w:r>
+          </w:p>
+        </w:tc>
+        <w:tc>
+          <w:tcPr/>
+          <w:p>
+            <w:pPr>
+              <w:pStyle w:val="Compact"/>
+            </w:pPr>
+            <w:r>
+              <w:t xml:space="preserve">The loader: source extraction, build orchestration, atomic schema swap</w:t>
+            </w:r>
+          </w:p>
+        </w:tc>
+      </w:tr>
+      <w:tr>
+        <w:tc>
+          <w:tcPr/>
+          <w:p>
+            <w:pPr>
+              <w:pStyle w:val="Compact"/>
+            </w:pPr>
+            <w:r>
+              <w:rPr>
+                <w:rStyle w:val="VerbatimChar"/>
+              </w:rPr>
+              <w:t xml:space="preserve">src/pgeo/api/</w:t>
+            </w:r>
+          </w:p>
+        </w:tc>
+        <w:tc>
+          <w:tcPr/>
+          <w:p>
+            <w:pPr>
+              <w:pStyle w:val="Compact"/>
+            </w:pPr>
+            <w:r>
+              <w:t xml:space="preserve">603</w:t>
+            </w:r>
+          </w:p>
+        </w:tc>
+        <w:tc>
+          <w:tcPr/>
+          <w:p>
+            <w:pPr>
+              <w:pStyle w:val="Compact"/>
+            </w:pPr>
+            <w:r>
+              <w:t xml:space="preserve">The optional FastAPI front end and its rule parser</w:t>
+            </w:r>
+          </w:p>
+        </w:tc>
+      </w:tr>
+      <w:tr>
+        <w:tc>
+          <w:tcPr/>
+          <w:p>
+            <w:pPr>
+              <w:pStyle w:val="Compact"/>
+            </w:pPr>
+            <w:r>
+              <w:rPr>
+                <w:rStyle w:val="VerbatimChar"/>
+              </w:rPr>
+              <w:t xml:space="preserve">src/pgeo/tune.py</w:t>
+            </w:r>
+          </w:p>
+        </w:tc>
+        <w:tc>
+          <w:tcPr/>
+          <w:p>
+            <w:pPr>
+              <w:pStyle w:val="Compact"/>
+            </w:pPr>
+            <w:r>
+              <w:t xml:space="preserve">409</w:t>
+            </w:r>
+          </w:p>
+        </w:tc>
+        <w:tc>
+          <w:tcPr/>
+          <w:p>
+            <w:pPr>
+              <w:pStyle w:val="Compact"/>
+            </w:pPr>
+            <w:r>
+              <w:t xml:space="preserve">The tuning harness used in Section 2.7</w:t>
+            </w:r>
+          </w:p>
+        </w:tc>
+      </w:tr>
+      <w:tr>
+        <w:tc>
+          <w:tcPr/>
+          <w:p>
+            <w:pPr>
+              <w:pStyle w:val="Compact"/>
+            </w:pPr>
+            <w:r>
+              <w:rPr>
+                <w:rStyle w:val="VerbatimChar"/>
+              </w:rPr>
+              <w:t xml:space="preserve">src/pgeo/settings.py</w:t>
+            </w:r>
+          </w:p>
+        </w:tc>
+        <w:tc>
+          <w:tcPr/>
+          <w:p>
+            <w:pPr>
+              <w:pStyle w:val="Compact"/>
+            </w:pPr>
+            <w:r>
+              <w:t xml:space="preserve">59</w:t>
+            </w:r>
+          </w:p>
+        </w:tc>
+        <w:tc>
+          <w:tcPr/>
+          <w:p>
+            <w:pPr>
+              <w:pStyle w:val="Compact"/>
+            </w:pPr>
+            <w:r>
+              <w:t xml:space="preserve">Configuration and DSN assembly</w:t>
+            </w:r>
+          </w:p>
+        </w:tc>
+      </w:tr>
+    </w:tbl>
+    <w:p>
+      <w:pPr>
+        <w:pStyle w:val="BodyText"/>
+      </w:pPr>
+      <w:r>
+        <w:rPr>
+          <w:b/>
+          <w:bCs/>
+        </w:rPr>
+        <w:t xml:space="preserve">What is not in the list.</w:t>
+      </w:r>
+      <w:r>
+        <w:t xml:space="preserve"> </w:t>
+      </w:r>
+      <w:r>
+        <w:t xml:space="preserve">pgeo needs no search engine, no JVM, no Node runtime, no message</w:t>
+      </w:r>
+      <w:r>
+        <w:t xml:space="preserve"> </w:t>
+      </w:r>
+      <w:r>
+        <w:t xml:space="preserve">queue, no cache tier and no separate parsing, point-in-polygon or interpolation services. The</w:t>
+      </w:r>
+      <w:r>
+        <w:t xml:space="preserve"> </w:t>
+      </w:r>
+      <w:r>
+        <w:t xml:space="preserve">functions those services provide in Pelias are covered by PostGIS and by the SQL in</w:t>
+      </w:r>
+      <w:r>
+        <w:t xml:space="preserve"> </w:t>
+      </w:r>
+      <w:r>
+        <w:t xml:space="preserve">Table 10 - the admin hierarchy that Pelias’s</w:t>
+      </w:r>
+      <w:r>
+        <w:t xml:space="preserve"> </w:t>
+      </w:r>
+      <w:r>
+        <w:rPr>
+          <w:rStyle w:val="VerbatimChar"/>
+        </w:rPr>
+        <w:t xml:space="preserve">pip</w:t>
+      </w:r>
+      <w:r>
+        <w:t xml:space="preserve"> </w:t>
+      </w:r>
+      <w:r>
+        <w:t xml:space="preserve">service supplies is a</w:t>
+      </w:r>
+      <w:r>
+        <w:t xml:space="preserve"> </w:t>
+      </w:r>
+      <w:r>
+        <w:t xml:space="preserve">spatial join in</w:t>
+      </w:r>
+      <w:r>
+        <w:t xml:space="preserve"> </w:t>
+      </w:r>
+      <w:r>
+        <w:rPr>
+          <w:rStyle w:val="VerbatimChar"/>
+        </w:rPr>
+        <w:t xml:space="preserve">030_enrich_index.sql</w:t>
+      </w:r>
+      <w:r>
+        <w:t xml:space="preserve">, and the address parsing that libpostal supplies is a rule</w:t>
+      </w:r>
+      <w:r>
+        <w:t xml:space="preserve"> </w:t>
+      </w:r>
+      <w:r>
+        <w:t xml:space="preserve">parser in</w:t>
+      </w:r>
+      <w:r>
+        <w:t xml:space="preserve"> </w:t>
+      </w:r>
+      <w:r>
+        <w:rPr>
+          <w:rStyle w:val="VerbatimChar"/>
+        </w:rPr>
+        <w:t xml:space="preserve">050_api.sql</w:t>
+      </w:r>
+      <w:r>
+        <w:t xml:space="preserve">. That substitution is not free: it is a rule-based parser standing in for</w:t>
+      </w:r>
+      <w:r>
+        <w:t xml:space="preserve"> </w:t>
+      </w:r>
+      <w:r>
+        <w:t xml:space="preserve">a statistical one, which Section 3.1 quantifies. It is, however, the reason the</w:t>
+      </w:r>
+      <w:r>
+        <w:t xml:space="preserve"> </w:t>
+      </w:r>
+      <w:r>
+        <w:t xml:space="preserve">run-time list is seven entries long and three of them ship with PostgreSQL.</w:t>
+      </w:r>
+    </w:p>
+    <w:p>
+      <w:pPr>
+        <w:pStyle w:val="BodyText"/>
+      </w:pPr>
+      <w:r>
+        <w:rPr>
+          <w:b/>
+          <w:bCs/>
+        </w:rPr>
+        <w:t xml:space="preserve">Demonstration and testing.</w:t>
+      </w:r>
+      <w:r>
+        <w:t xml:space="preserve"> </w:t>
+      </w:r>
+      <w:r>
+        <w:t xml:space="preserve">Neither list below is required to run a geocoder; they are here so</w:t>
+      </w:r>
+      <w:r>
+        <w:t xml:space="preserve"> </w:t>
+      </w:r>
+      <w:r>
+        <w:t xml:space="preserve">the inventory is complete. The demo page is vendored rather than loaded from a CDN, so the strict</w:t>
+      </w:r>
+      <w:r>
+        <w:t xml:space="preserve"> </w:t>
+      </w:r>
+      <w:r>
+        <w:t xml:space="preserve">content-security policy in Section 3.13 can forbid third-party origins outright.</w:t>
+      </w:r>
+    </w:p>
+    <w:p>
+      <w:pPr>
+        <w:pStyle w:val="BodyText"/>
+      </w:pPr>
+      <w:r>
+        <w:rPr>
+          <w:b/>
+          <w:bCs/>
+        </w:rPr>
+        <w:t xml:space="preserve">Table 11. Components that support the demonstration, the deployment and the testing, none of which a running geocoder requires.</w:t>
+      </w:r>
+    </w:p>
+    <w:tbl>
+      <w:tblPr>
+        <w:tblStyle w:val="Table"/>
+        <w:tblW w:type="pct" w:w="5000"/>
+        <w:tblLayout w:type="fixed"/>
+        <w:tblLook w:firstRow="1" w:lastRow="0" w:firstColumn="0" w:lastColumn="0" w:noHBand="0" w:noVBand="0" w:val="0020"/>
+      </w:tblPr>
+      <w:tblGrid>
+        <w:gridCol w:w="1584"/>
+        <w:gridCol w:w="1584"/>
+        <w:gridCol w:w="1584"/>
+        <w:gridCol w:w="1584"/>
+        <w:gridCol w:w="1584"/>
+      </w:tblGrid>
+      <w:tr>
+        <w:trPr>
+          <w:tblHeader w:val="on"/>
+        </w:trPr>
+        <w:tc>
+          <w:tcPr/>
+          <w:p>
+            <w:pPr>
+              <w:pStyle w:val="Compact"/>
+            </w:pPr>
+            <w:r>
+              <w:t xml:space="preserve">Component</w:t>
+            </w:r>
+          </w:p>
+        </w:tc>
+        <w:tc>
+          <w:tcPr/>
+          <w:p>
+            <w:pPr>
+              <w:pStyle w:val="Compact"/>
+            </w:pPr>
+            <w:r>
+              <w:t xml:space="preserve">Version</w:t>
+            </w:r>
+          </w:p>
+        </w:tc>
+        <w:tc>
+          <w:tcPr/>
+          <w:p>
+            <w:pPr>
+              <w:pStyle w:val="Compact"/>
+            </w:pPr>
+            <w:r>
+              <w:t xml:space="preserve">Licence</w:t>
+            </w:r>
+          </w:p>
+        </w:tc>
+        <w:tc>
+          <w:tcPr/>
+          <w:p>
+            <w:pPr>
+              <w:pStyle w:val="Compact"/>
+            </w:pPr>
+            <w:r>
+              <w:t xml:space="preserve">Role</w:t>
+            </w:r>
+          </w:p>
+        </w:tc>
+        <w:tc>
+          <w:tcPr/>
+          <w:p>
+            <w:pPr>
+              <w:pStyle w:val="Compact"/>
+            </w:pPr>
+            <w:r>
+              <w:t xml:space="preserve">Required?</w:t>
+            </w:r>
+          </w:p>
+        </w:tc>
+      </w:tr>
+      <w:tr>
+        <w:tc>
+          <w:tcPr/>
+          <w:p>
+            <w:pPr>
+              <w:pStyle w:val="Compact"/>
+            </w:pPr>
+            <w:r>
+              <w:t xml:space="preserve">MapLibre GL JS</w:t>
+            </w:r>
+          </w:p>
+        </w:tc>
+        <w:tc>
+          <w:tcPr/>
+          <w:p>
+            <w:pPr>
+              <w:pStyle w:val="Compact"/>
+            </w:pPr>
+            <w:r>
+              <w:t xml:space="preserve">6.10.0</w:t>
+            </w:r>
+          </w:p>
+        </w:tc>
+        <w:tc>
+          <w:tcPr/>
+          <w:p>
+            <w:pPr>
+              <w:pStyle w:val="Compact"/>
+            </w:pPr>
+            <w:r>
+              <w:t xml:space="preserve">BSD-3-Clause</w:t>
+            </w:r>
+          </w:p>
+        </w:tc>
+        <w:tc>
+          <w:tcPr/>
+          <w:p>
+            <w:pPr>
+              <w:pStyle w:val="Compact"/>
+            </w:pPr>
+            <w:r>
+              <w:t xml:space="preserve">Map rendering on the demo page</w:t>
+            </w:r>
+          </w:p>
+        </w:tc>
+        <w:tc>
+          <w:tcPr/>
+          <w:p>
+            <w:pPr>
+              <w:pStyle w:val="Compact"/>
+            </w:pPr>
+            <w:r>
+              <w:t xml:space="preserve">demo only</w:t>
+            </w:r>
+          </w:p>
+        </w:tc>
+      </w:tr>
+      <w:tr>
+        <w:tc>
+          <w:tcPr/>
+          <w:p>
+            <w:pPr>
+              <w:pStyle w:val="Compact"/>
+            </w:pPr>
+            <w:r>
+              <w:t xml:space="preserve">PMTiles</w:t>
+            </w:r>
+          </w:p>
+        </w:tc>
+        <w:tc>
+          <w:tcPr/>
+          <w:p>
+            <w:pPr>
+              <w:pStyle w:val="Compact"/>
+            </w:pPr>
+            <w:r>
+              <w:t xml:space="preserve">4.5.0</w:t>
+            </w:r>
+          </w:p>
+        </w:tc>
+        <w:tc>
+          <w:tcPr/>
+          <w:p>
+            <w:pPr>
+              <w:pStyle w:val="Compact"/>
+            </w:pPr>
+            <w:r>
+              <w:t xml:space="preserve">BSD-3-Clause</w:t>
+            </w:r>
+          </w:p>
+        </w:tc>
+        <w:tc>
+          <w:tcPr/>
+          <w:p>
+            <w:pPr>
+              <w:pStyle w:val="Compact"/>
+            </w:pPr>
+            <w:r>
+              <w:t xml:space="preserve">Single-file basemap reader, no tile server</w:t>
+            </w:r>
+          </w:p>
+        </w:tc>
+        <w:tc>
+          <w:tcPr/>
+          <w:p>
+            <w:pPr>
+              <w:pStyle w:val="Compact"/>
+            </w:pPr>
+            <w:r>
+              <w:t xml:space="preserve">demo only</w:t>
+            </w:r>
+          </w:p>
+        </w:tc>
+      </w:tr>
+      <w:tr>
+        <w:tc>
+          <w:tcPr/>
+          <w:p>
+            <w:pPr>
+              <w:pStyle w:val="Compact"/>
+            </w:pPr>
+            <w:r>
+              <w:t xml:space="preserve">Protomaps basemaps</w:t>
+            </w:r>
+          </w:p>
+        </w:tc>
+        <w:tc>
+          <w:tcPr/>
+          <w:p>
+            <w:pPr>
+              <w:pStyle w:val="Compact"/>
+            </w:pPr>
+            <w:r>
+              <w:t xml:space="preserve">5.7.2</w:t>
+            </w:r>
+          </w:p>
+        </w:tc>
+        <w:tc>
+          <w:tcPr/>
+          <w:p>
+            <w:pPr>
+              <w:pStyle w:val="Compact"/>
+            </w:pPr>
+            <w:r>
+              <w:t xml:space="preserve">BSD-3-Clause</w:t>
+            </w:r>
+          </w:p>
+        </w:tc>
+        <w:tc>
+          <w:tcPr/>
+          <w:p>
+            <w:pPr>
+              <w:pStyle w:val="Compact"/>
+            </w:pPr>
+            <w:r>
+              <w:t xml:space="preserve">Basemap style and assets</w:t>
+            </w:r>
+          </w:p>
+        </w:tc>
+        <w:tc>
+          <w:tcPr/>
+          <w:p>
+            <w:pPr>
+              <w:pStyle w:val="Compact"/>
+            </w:pPr>
+            <w:r>
+              <w:t xml:space="preserve">demo only</w:t>
+            </w:r>
+          </w:p>
+        </w:tc>
+      </w:tr>
+      <w:tr>
+        <w:tc>
+          <w:tcPr/>
+          <w:p>
+            <w:pPr>
+              <w:pStyle w:val="Compact"/>
+            </w:pPr>
+            <w:r>
+              <w:t xml:space="preserve">Fraunces, IBM Plex Sans Condensed, IBM Plex Mono</w:t>
+            </w:r>
+          </w:p>
+        </w:tc>
+        <w:tc>
+          <w:tcPr/>
+          <w:p>
+            <w:pPr>
+              <w:pStyle w:val="Compact"/>
+            </w:pPr>
+            <w:r>
+              <w:t xml:space="preserve">5.3.0</w:t>
+            </w:r>
+          </w:p>
+        </w:tc>
+        <w:tc>
+          <w:tcPr/>
+          <w:p>
+            <w:pPr>
+              <w:pStyle w:val="Compact"/>
+            </w:pPr>
+            <w:r>
+              <w:t xml:space="preserve">SIL OFL 1.1</w:t>
+            </w:r>
+          </w:p>
+        </w:tc>
+        <w:tc>
+          <w:tcPr/>
+          <w:p>
+            <w:pPr>
+              <w:pStyle w:val="Compact"/>
+            </w:pPr>
+            <w:r>
+              <w:t xml:space="preserve">Self-hosted fonts</w:t>
+            </w:r>
+          </w:p>
+        </w:tc>
+        <w:tc>
+          <w:tcPr/>
+          <w:p>
+            <w:pPr>
+              <w:pStyle w:val="Compact"/>
+            </w:pPr>
+            <w:r>
+              <w:t xml:space="preserve">demo only</w:t>
+            </w:r>
+          </w:p>
+        </w:tc>
+      </w:tr>
+      <w:tr>
+        <w:tc>
+          <w:tcPr/>
+          <w:p>
+            <w:pPr>
+              <w:pStyle w:val="Compact"/>
+            </w:pPr>
+            <w:r>
+              <w:t xml:space="preserve">Docker Engine and Compose</w:t>
+            </w:r>
+          </w:p>
+        </w:tc>
+        <w:tc>
+          <w:tcPr/>
+          <w:p>
+            <w:pPr>
+              <w:pStyle w:val="Compact"/>
+            </w:pPr>
+            <w:r>
+              <w:t xml:space="preserve">-</w:t>
+            </w:r>
+          </w:p>
+        </w:tc>
+        <w:tc>
+          <w:tcPr/>
+          <w:p>
+            <w:pPr>
+              <w:pStyle w:val="Compact"/>
+            </w:pPr>
+            <w:r>
+              <w:t xml:space="preserve">Apache-2.0</w:t>
+            </w:r>
+          </w:p>
+        </w:tc>
+        <w:tc>
+          <w:tcPr/>
+          <w:p>
+            <w:pPr>
+              <w:pStyle w:val="Compact"/>
+            </w:pPr>
+            <w:r>
+              <w:t xml:space="preserve">Packaging and process supervision</w:t>
+            </w:r>
+          </w:p>
+        </w:tc>
+        <w:tc>
+          <w:tcPr/>
+          <w:p>
+            <w:pPr>
+              <w:pStyle w:val="Compact"/>
+            </w:pPr>
+            <w:r>
+              <w:t xml:space="preserve">deployment convenience</w:t>
+            </w:r>
+          </w:p>
+        </w:tc>
+      </w:tr>
+      <w:tr>
+        <w:tc>
+          <w:tcPr/>
+          <w:p>
+            <w:pPr>
+              <w:pStyle w:val="Compact"/>
+            </w:pPr>
+            <w:r>
+              <w:t xml:space="preserve">Ansible</w:t>
+            </w:r>
+          </w:p>
+        </w:tc>
+        <w:tc>
+          <w:tcPr/>
+          <w:p>
+            <w:pPr>
+              <w:pStyle w:val="Compact"/>
+            </w:pPr>
+            <w:r>
+              <w:t xml:space="preserve">-</w:t>
+            </w:r>
+          </w:p>
+        </w:tc>
+        <w:tc>
+          <w:tcPr/>
+          <w:p>
+            <w:pPr>
+              <w:pStyle w:val="Compact"/>
+            </w:pPr>
+            <w:r>
+              <w:t xml:space="preserve">GPL-3.0</w:t>
+            </w:r>
+          </w:p>
+        </w:tc>
+        <w:tc>
+          <w:tcPr/>
+          <w:p>
+            <w:pPr>
+              <w:pStyle w:val="Compact"/>
+            </w:pPr>
+            <w:r>
+              <w:t xml:space="preserve">Provisioning the VM and the edge</w:t>
+            </w:r>
+          </w:p>
+        </w:tc>
+        <w:tc>
+          <w:tcPr/>
+          <w:p>
+            <w:pPr>
+              <w:pStyle w:val="Compact"/>
+            </w:pPr>
+            <w:r>
+              <w:t xml:space="preserve">deployment convenience</w:t>
+            </w:r>
+          </w:p>
+        </w:tc>
+      </w:tr>
+      <w:tr>
+        <w:tc>
+          <w:tcPr/>
+          <w:p>
+            <w:pPr>
+              <w:pStyle w:val="Compact"/>
+            </w:pPr>
+            <w:r>
+              <w:t xml:space="preserve">Caddy</w:t>
+            </w:r>
+          </w:p>
+        </w:tc>
+        <w:tc>
+          <w:tcPr/>
+          <w:p>
+            <w:pPr>
+              <w:pStyle w:val="Compact"/>
+            </w:pPr>
+            <w:r>
+              <w:t xml:space="preserve">-</w:t>
+            </w:r>
+          </w:p>
+        </w:tc>
+        <w:tc>
+          <w:tcPr/>
+          <w:p>
+            <w:pPr>
+              <w:pStyle w:val="Compact"/>
+            </w:pPr>
+            <w:r>
+              <w:t xml:space="preserve">Apache-2.0</w:t>
+            </w:r>
+          </w:p>
+        </w:tc>
+        <w:tc>
+          <w:tcPr/>
+          <w:p>
+            <w:pPr>
+              <w:pStyle w:val="Compact"/>
+            </w:pPr>
+            <w:r>
+              <w:t xml:space="preserve">TLS termination at the wharf</w:t>
+            </w:r>
+          </w:p>
+        </w:tc>
+        <w:tc>
+          <w:tcPr/>
+          <w:p>
+            <w:pPr>
+              <w:pStyle w:val="Compact"/>
+            </w:pPr>
+            <w:r>
+              <w:t xml:space="preserve">site-specific</w:t>
+            </w:r>
+          </w:p>
+        </w:tc>
+      </w:tr>
+      <w:tr>
+        <w:tc>
+          <w:tcPr/>
+          <w:p>
+            <w:pPr>
+              <w:pStyle w:val="Compact"/>
+            </w:pPr>
+            <w:r>
+              <w:t xml:space="preserve">k6</w:t>
+            </w:r>
+          </w:p>
+        </w:tc>
+        <w:tc>
+          <w:tcPr/>
+          <w:p>
+            <w:pPr>
+              <w:pStyle w:val="Compact"/>
+            </w:pPr>
+            <w:r>
+              <w:t xml:space="preserve">-</w:t>
+            </w:r>
+          </w:p>
+        </w:tc>
+        <w:tc>
+          <w:tcPr/>
+          <w:p>
+            <w:pPr>
+              <w:pStyle w:val="Compact"/>
+            </w:pPr>
+            <w:r>
+              <w:t xml:space="preserve">AGPL-3.0</w:t>
+            </w:r>
+          </w:p>
+        </w:tc>
+        <w:tc>
+          <w:tcPr/>
+          <w:p>
+            <w:pPr>
+              <w:pStyle w:val="Compact"/>
+            </w:pPr>
+            <w:r>
+              <w:t xml:space="preserve">The load harness in Section 2.5</w:t>
+            </w:r>
+          </w:p>
+        </w:tc>
+        <w:tc>
+          <w:tcPr/>
+          <w:p>
+            <w:pPr>
+              <w:pStyle w:val="Compact"/>
+            </w:pPr>
+            <w:r>
+              <w:t xml:space="preserve">testing only</w:t>
+            </w:r>
+          </w:p>
+        </w:tc>
+      </w:tr>
+      <w:tr>
+        <w:tc>
+          <w:tcPr/>
+          <w:p>
+            <w:pPr>
+              <w:pStyle w:val="Compact"/>
+            </w:pPr>
+            <w:r>
+              <w:t xml:space="preserve">pytest, Ruff</w:t>
+            </w:r>
+          </w:p>
+        </w:tc>
+        <w:tc>
+          <w:tcPr/>
+          <w:p>
+            <w:pPr>
+              <w:pStyle w:val="Compact"/>
+            </w:pPr>
+            <w:r>
+              <w:t xml:space="preserve">9.1.1, 0.16.8</w:t>
+            </w:r>
+          </w:p>
+        </w:tc>
+        <w:tc>
+          <w:tcPr/>
+          <w:p>
+            <w:pPr>
+              <w:pStyle w:val="Compact"/>
+            </w:pPr>
+            <w:r>
+              <w:t xml:space="preserve">MIT</w:t>
+            </w:r>
+          </w:p>
+        </w:tc>
+        <w:tc>
+          <w:tcPr/>
+          <w:p>
+            <w:pPr>
+              <w:pStyle w:val="Compact"/>
+            </w:pPr>
+            <w:r>
+              <w:t xml:space="preserve">Tests and linting</w:t>
+            </w:r>
+          </w:p>
+        </w:tc>
+        <w:tc>
+          <w:tcPr/>
+          <w:p>
+            <w:pPr>
+              <w:pStyle w:val="Compact"/>
+            </w:pPr>
+            <w:r>
+              <w:t xml:space="preserve">development only</w:t>
+            </w:r>
+          </w:p>
+        </w:tc>
+      </w:tr>
+    </w:tbl>
+    <w:bookmarkEnd w:id="28"/>
+    <w:bookmarkEnd w:id="29"/>
+    <w:bookmarkStart w:id="34" w:name="data"/>
+    <w:p>
+      <w:pPr>
+        <w:pStyle w:val="Heading3"/>
+      </w:pPr>
+      <w:r>
+        <w:t xml:space="preserve">2.2 Data</w:t>
+      </w:r>
+    </w:p>
+    <w:p>
+      <w:pPr>
+        <w:pStyle w:val="FirstParagraph"/>
+      </w:pPr>
+      <w:r>
+        <w:t xml:space="preserve">Both engines are loaded from the same open sources, so any difference in results is a difference in engine rather than in data. This section says what those sources are, how large they are and what was dropped.</w:t>
+      </w:r>
+    </w:p>
+    <w:p>
+      <w:pPr>
+        <w:pStyle w:val="BodyText"/>
+      </w:pPr>
+      <w:r>
+        <w:rPr>
+          <w:b/>
+          <w:bCs/>
+        </w:rPr>
+        <w:t xml:space="preserve">Table 12. Data sources, raw input sizes, and what each engine holds from them.</w:t>
+      </w:r>
+      <w:r>
+        <w:t xml:space="preserve"> </w:t>
+      </w:r>
+      <w:r>
+        <w:t xml:space="preserve">Pelias counts are Elasticsearch documents; pgeo counts are rows in its feature table.</w:t>
+      </w:r>
+    </w:p>
+    <w:tbl>
+      <w:tblPr>
+        <w:tblStyle w:val="Table"/>
+        <w:tblW w:type="pct" w:w="5000"/>
+        <w:tblLayout w:type="fixed"/>
+        <w:tblLook w:firstRow="1" w:lastRow="0" w:firstColumn="0" w:lastColumn="0" w:noHBand="0" w:noVBand="0" w:val="0020"/>
+      </w:tblPr>
+      <w:tblGrid>
+        <w:gridCol w:w="1584"/>
+        <w:gridCol w:w="1584"/>
+        <w:gridCol w:w="1584"/>
+        <w:gridCol w:w="1584"/>
+        <w:gridCol w:w="1584"/>
+      </w:tblGrid>
+      <w:tr>
+        <w:trPr>
+          <w:tblHeader w:val="on"/>
+        </w:trPr>
+        <w:tc>
+          <w:tcPr/>
+          <w:p>
+            <w:pPr>
+              <w:pStyle w:val="Compact"/>
               <w:jc w:val="left"/>
             </w:pPr>
             <w:r>
@@ -6691,18 +9341,18 @@
           <wp:inline>
             <wp:extent cx="5334000" cy="2680593"/>
             <wp:effectExtent b="0" l="0" r="0" t="0"/>
-            <wp:docPr descr="" title="" id="30" name="Picture"/>
+            <wp:docPr descr="" title="" id="31" name="Picture"/>
             <a:graphic>
               <a:graphicData uri="http://schemas.openxmlformats.org/drawingml/2006/picture">
                 <pic:pic>
                   <pic:nvPicPr>
-                    <pic:cNvPr descr="report_figures/fig_inventory.png" id="31" name="Picture"/>
+                    <pic:cNvPr descr="report_figures/fig_inventory.png" id="32" name="Picture"/>
                     <pic:cNvPicPr>
                       <a:picLocks noChangeArrowheads="1" noChangeAspect="1"/>
                     </pic:cNvPicPr>
                   </pic:nvPicPr>
                   <pic:blipFill>
-                    <a:blip r:embed="rId29"/>
+                    <a:blip r:embed="rId30"/>
                     <a:stretch>
                       <a:fillRect/>
                     </a:stretch>
@@ -6788,7 +9438,7 @@
           <w:b/>
           <w:bCs/>
         </w:rPr>
-        <w:t xml:space="preserve">Table 8. Records by layer.</w:t>
+        <w:t xml:space="preserve">Table 13. Records by layer.</w:t>
       </w:r>
     </w:p>
     <w:tbl>
@@ -7357,7 +10007,7 @@
         </w:tc>
       </w:tr>
     </w:tbl>
-    <w:bookmarkStart w:id="32" w:name="overture-maps"/>
+    <w:bookmarkStart w:id="33" w:name="overture-maps"/>
     <w:p>
       <w:pPr>
         <w:pStyle w:val="Heading4"/>
@@ -7566,9 +10216,9 @@
         <w:t xml:space="preserve">Hampshire, and the Pelias interpolation builder needing OpenAddresses in its legacy CSV form.</w:t>
       </w:r>
     </w:p>
-    <w:bookmarkEnd w:id="32"/>
     <w:bookmarkEnd w:id="33"/>
-    <w:bookmarkStart w:id="37" w:name="build-pipelines"/>
+    <w:bookmarkEnd w:id="34"/>
+    <w:bookmarkStart w:id="38" w:name="build-pipelines"/>
     <w:p>
       <w:pPr>
         <w:pStyle w:val="Heading3"/>
@@ -7594,18 +10244,18 @@
           <wp:inline>
             <wp:extent cx="5211162" cy="2773781"/>
             <wp:effectExtent b="0" l="0" r="0" t="0"/>
-            <wp:docPr descr="" title="" id="35" name="Picture"/>
+            <wp:docPr descr="" title="" id="36" name="Picture"/>
             <a:graphic>
               <a:graphicData uri="http://schemas.openxmlformats.org/drawingml/2006/picture">
                 <pic:pic>
                   <pic:nvPicPr>
-                    <pic:cNvPr descr="report_figures/fig_data_pipeline.png" id="36" name="Picture"/>
+                    <pic:cNvPr descr="report_figures/fig_data_pipeline.png" id="37" name="Picture"/>
                     <pic:cNvPicPr>
                       <a:picLocks noChangeArrowheads="1" noChangeAspect="1"/>
                     </pic:cNvPicPr>
                   </pic:nvPicPr>
                   <pic:blipFill>
-                    <a:blip r:embed="rId34"/>
+                    <a:blip r:embed="rId35"/>
                     <a:stretch>
                       <a:fillRect/>
                     </a:stretch>
@@ -7726,7 +10376,7 @@
           <w:b/>
           <w:bCs/>
         </w:rPr>
-        <w:t xml:space="preserve">Table 9. pgeo build steps and their duration (latest build).</w:t>
+        <w:t xml:space="preserve">Table 14. pgeo build steps and their duration (latest build).</w:t>
       </w:r>
     </w:p>
     <w:tbl>
@@ -7914,7 +10564,7 @@
         <w:t xml:space="preserve"> </w:t>
       </w:r>
       <w:r>
-        <w:t xml:space="preserve">435 MB Elasticsearch snapshot or a PostgreSQL dump. Table 28 in Section 3.5</w:t>
+        <w:t xml:space="preserve">435 MB Elasticsearch snapshot or a PostgreSQL dump. Table 33 in Section 3.5</w:t>
       </w:r>
       <w:r>
         <w:t xml:space="preserve"> </w:t>
@@ -7929,8 +10579,8 @@
         <w:t xml:space="preserve">with other work or wants a machine to itself.</w:t>
       </w:r>
     </w:p>
-    <w:bookmarkEnd w:id="37"/>
-    <w:bookmarkStart w:id="38" w:name="accuracy-testing"/>
+    <w:bookmarkEnd w:id="38"/>
+    <w:bookmarkStart w:id="39" w:name="accuracy-testing"/>
     <w:p>
       <w:pPr>
         <w:pStyle w:val="Heading3"/>
@@ -7998,7 +10648,7 @@
           <w:b/>
           <w:bCs/>
         </w:rPr>
-        <w:t xml:space="preserve">Table 10. Composition of the accuracy test set by endpoint, category and query quality.</w:t>
+        <w:t xml:space="preserve">Table 15. Composition of the accuracy test set by endpoint, category and query quality.</w:t>
       </w:r>
     </w:p>
     <w:tbl>
@@ -8940,7 +11590,7 @@
           <w:b/>
           <w:bCs/>
         </w:rPr>
-        <w:t xml:space="preserve">Table 11. Fuzz levels.</w:t>
+        <w:t xml:space="preserve">Table 16. Fuzz levels.</w:t>
       </w:r>
       <w:r>
         <w:t xml:space="preserve"> </w:t>
@@ -9132,8 +11782,8 @@
         </w:tc>
       </w:tr>
     </w:tbl>
-    <w:bookmarkEnd w:id="38"/>
-    <w:bookmarkStart w:id="44" w:name="load-and-capacity-testing"/>
+    <w:bookmarkEnd w:id="39"/>
+    <w:bookmarkStart w:id="45" w:name="load-and-capacity-testing"/>
     <w:p>
       <w:pPr>
         <w:pStyle w:val="Heading3"/>
@@ -9159,18 +11809,18 @@
           <wp:inline>
             <wp:extent cx="5211162" cy="1856323"/>
             <wp:effectExtent b="0" l="0" r="0" t="0"/>
-            <wp:docPr descr="" title="" id="40" name="Picture"/>
+            <wp:docPr descr="" title="" id="41" name="Picture"/>
             <a:graphic>
               <a:graphicData uri="http://schemas.openxmlformats.org/drawingml/2006/picture">
                 <pic:pic>
                   <pic:nvPicPr>
-                    <pic:cNvPr descr="report_figures/fig_test_harness.png" id="41" name="Picture"/>
+                    <pic:cNvPr descr="report_figures/fig_test_harness.png" id="42" name="Picture"/>
                     <pic:cNvPicPr>
                       <a:picLocks noChangeArrowheads="1" noChangeAspect="1"/>
                     </pic:cNvPicPr>
                   </pic:nvPicPr>
                   <pic:blipFill>
-                    <a:blip r:embed="rId39"/>
+                    <a:blip r:embed="rId40"/>
                     <a:stretch>
                       <a:fillRect/>
                     </a:stretch>
@@ -9282,7 +11932,7 @@
           <w:b/>
           <w:bCs/>
         </w:rPr>
-        <w:t xml:space="preserve">Table 12. Load-test query corpus (drawn at random per request).</w:t>
+        <w:t xml:space="preserve">Table 17. Load-test query corpus (drawn at random per request).</w:t>
       </w:r>
     </w:p>
     <w:tbl>
@@ -9766,7 +12416,7 @@
           <w:b/>
           <w:bCs/>
         </w:rPr>
-        <w:t xml:space="preserve">Table 13. Example requests from the load session.</w:t>
+        <w:t xml:space="preserve">Table 18. Example requests from the load session.</w:t>
       </w:r>
     </w:p>
     <w:tbl>
@@ -9952,7 +12602,7 @@
           <w:b/>
           <w:bCs/>
         </w:rPr>
-        <w:t xml:space="preserve">Table 14. Latency targets (95th percentile) used as the pass criterion.</w:t>
+        <w:t xml:space="preserve">Table 19. Latency targets (95th percentile) used as the pass criterion.</w:t>
       </w:r>
     </w:p>
     <w:tbl>
@@ -10246,7 +12896,7 @@
         <w:t xml:space="preserve">the run stops when errors exceed 5%, any p95 exceeds five times its target, or a service dies.</w:t>
       </w:r>
     </w:p>
-    <w:bookmarkStart w:id="42" w:name="caching"/>
+    <w:bookmarkStart w:id="43" w:name="caching"/>
     <w:p>
       <w:pPr>
         <w:pStyle w:val="Heading4"/>
@@ -10296,11 +12946,11 @@
         <w:t xml:space="preserve"> </w:t>
       </w:r>
       <w:r>
-        <w:t xml:space="preserve">large (Table 12) and drawn at random, so exact repeats are rare.</w:t>
+        <w:t xml:space="preserve">large (Table 17) and drawn at random, so exact repeats are rare.</w:t>
       </w:r>
     </w:p>
-    <w:bookmarkEnd w:id="42"/>
-    <w:bookmarkStart w:id="43" w:name="scope"/>
+    <w:bookmarkEnd w:id="43"/>
+    <w:bookmarkStart w:id="44" w:name="scope"/>
     <w:p>
       <w:pPr>
         <w:pStyle w:val="Heading4"/>
@@ -10332,7 +12982,7 @@
           <w:b/>
           <w:bCs/>
         </w:rPr>
-        <w:t xml:space="preserve">Table 15. Tested configurations.</w:t>
+        <w:t xml:space="preserve">Table 20. Tested configurations.</w:t>
       </w:r>
       <w:r>
         <w:t xml:space="preserve"> </w:t>
@@ -10929,9 +13579,9 @@
         </w:tc>
       </w:tr>
     </w:tbl>
-    <w:bookmarkEnd w:id="43"/>
     <w:bookmarkEnd w:id="44"/>
-    <w:bookmarkStart w:id="45" w:name="compatibility-testing"/>
+    <w:bookmarkEnd w:id="45"/>
+    <w:bookmarkStart w:id="46" w:name="compatibility-testing"/>
     <w:p>
       <w:pPr>
         <w:pStyle w:val="Heading3"/>
@@ -10981,8 +13631,8 @@
         <w:t xml:space="preserve">Pelias itself fails is reported but not counted against pgeo.</w:t>
       </w:r>
     </w:p>
-    <w:bookmarkEnd w:id="45"/>
-    <w:bookmarkStart w:id="47" w:name="tuning-procedure"/>
+    <w:bookmarkEnd w:id="46"/>
+    <w:bookmarkStart w:id="48" w:name="tuning-procedure"/>
     <w:p>
       <w:pPr>
         <w:pStyle w:val="Heading3"/>
@@ -11017,7 +13667,7 @@
         <w:t xml:space="preserve">change was kept only if overall accuracy did not drop and no category lost more than noise.</w:t>
       </w:r>
     </w:p>
-    <w:bookmarkStart w:id="46" w:name="parallelism"/>
+    <w:bookmarkStart w:id="47" w:name="parallelism"/>
     <w:p>
       <w:pPr>
         <w:pStyle w:val="Heading4"/>
@@ -11228,10 +13878,10 @@
         <w:t xml:space="preserve">): build, profile, known-answer checks, gate.</w:t>
       </w:r>
     </w:p>
-    <w:bookmarkEnd w:id="46"/>
     <w:bookmarkEnd w:id="47"/>
     <w:bookmarkEnd w:id="48"/>
-    <w:bookmarkStart w:id="129" w:name="results"/>
+    <w:bookmarkEnd w:id="49"/>
+    <w:bookmarkStart w:id="130" w:name="results"/>
     <w:p>
       <w:pPr>
         <w:pStyle w:val="Heading2"/>
@@ -11248,7 +13898,7 @@
         <w:t xml:space="preserve">What the measurements show, in the order a reader is likely to care: accuracy first, then how each engine behaves under load, how small a machine it needs, and how the two compare feature for feature.</w:t>
       </w:r>
     </w:p>
-    <w:bookmarkStart w:id="63" w:name="accuracy"/>
+    <w:bookmarkStart w:id="64" w:name="accuracy"/>
     <w:p>
       <w:pPr>
         <w:pStyle w:val="Heading3"/>
@@ -11274,7 +13924,7 @@
           <w:b/>
           <w:bCs/>
         </w:rPr>
-        <w:t xml:space="preserve">Table 16. Accuracy on 1,560 cases.</w:t>
+        <w:t xml:space="preserve">Table 21. Accuracy on 1,560 cases.</w:t>
       </w:r>
       <w:r>
         <w:t xml:space="preserve"> </w:t>
@@ -11925,18 +14575,18 @@
           <wp:inline>
             <wp:extent cx="5334000" cy="2880302"/>
             <wp:effectExtent b="0" l="0" r="0" t="0"/>
-            <wp:docPr descr="" title="" id="50" name="Picture"/>
+            <wp:docPr descr="" title="" id="51" name="Picture"/>
             <a:graphic>
               <a:graphicData uri="http://schemas.openxmlformats.org/drawingml/2006/picture">
                 <pic:pic>
                   <pic:nvPicPr>
-                    <pic:cNvPr descr="report_figures/fig_accuracy_category.png" id="51" name="Picture"/>
+                    <pic:cNvPr descr="report_figures/fig_accuracy_category.png" id="52" name="Picture"/>
                     <pic:cNvPicPr>
                       <a:picLocks noChangeArrowheads="1" noChangeAspect="1"/>
                     </pic:cNvPicPr>
                   </pic:nvPicPr>
                   <pic:blipFill>
-                    <a:blip r:embed="rId49"/>
+                    <a:blip r:embed="rId50"/>
                     <a:stretch>
                       <a:fillRect/>
                     </a:stretch>
@@ -11990,7 +14640,7 @@
           <w:b/>
           <w:bCs/>
         </w:rPr>
-        <w:t xml:space="preserve">Table 17. Accuracy by category (all query qualities).</w:t>
+        <w:t xml:space="preserve">Table 22. Accuracy by category (all query qualities).</w:t>
       </w:r>
     </w:p>
     <w:tbl>
@@ -12679,18 +15329,18 @@
           <wp:inline>
             <wp:extent cx="4275355" cy="2862469"/>
             <wp:effectExtent b="0" l="0" r="0" t="0"/>
-            <wp:docPr descr="" title="" id="53" name="Picture"/>
+            <wp:docPr descr="" title="" id="54" name="Picture"/>
             <a:graphic>
               <a:graphicData uri="http://schemas.openxmlformats.org/drawingml/2006/picture">
                 <pic:pic>
                   <pic:nvPicPr>
-                    <pic:cNvPr descr="report_figures/fig_accuracy_quality.png" id="54" name="Picture"/>
+                    <pic:cNvPr descr="report_figures/fig_accuracy_quality.png" id="55" name="Picture"/>
                     <pic:cNvPicPr>
                       <a:picLocks noChangeArrowheads="1" noChangeAspect="1"/>
                     </pic:cNvPicPr>
                   </pic:nvPicPr>
                   <pic:blipFill>
-                    <a:blip r:embed="rId52"/>
+                    <a:blip r:embed="rId53"/>
                     <a:stretch>
                       <a:fillRect/>
                     </a:stretch>
@@ -12776,18 +15426,18 @@
           <wp:inline>
             <wp:extent cx="5334000" cy="1914327"/>
             <wp:effectExtent b="0" l="0" r="0" t="0"/>
-            <wp:docPr descr="" title="" id="56" name="Picture"/>
+            <wp:docPr descr="" title="" id="57" name="Picture"/>
             <a:graphic>
               <a:graphicData uri="http://schemas.openxmlformats.org/drawingml/2006/picture">
                 <pic:pic>
                   <pic:nvPicPr>
-                    <pic:cNvPr descr="report_figures/fig_fuzz.png" id="57" name="Picture"/>
+                    <pic:cNvPr descr="report_figures/fig_fuzz.png" id="58" name="Picture"/>
                     <pic:cNvPicPr>
                       <a:picLocks noChangeArrowheads="1" noChangeAspect="1"/>
                     </pic:cNvPicPr>
                   </pic:nvPicPr>
                   <pic:blipFill>
-                    <a:blip r:embed="rId55"/>
+                    <a:blip r:embed="rId56"/>
                     <a:stretch>
                       <a:fillRect/>
                     </a:stretch>
@@ -12841,7 +15491,7 @@
           <w:b/>
           <w:bCs/>
         </w:rPr>
-        <w:t xml:space="preserve">Table 18. Fuzz results (correct, %).</w:t>
+        <w:t xml:space="preserve">Table 23. Fuzz results (correct, %).</w:t>
       </w:r>
     </w:p>
     <w:tbl>
@@ -13121,7 +15771,7 @@
         </w:tc>
       </w:tr>
     </w:tbl>
-    <w:bookmarkStart w:id="61" w:name="calibration"/>
+    <w:bookmarkStart w:id="62" w:name="calibration"/>
     <w:p>
       <w:pPr>
         <w:pStyle w:val="Heading4"/>
@@ -13165,18 +15815,18 @@
           <wp:inline>
             <wp:extent cx="5334000" cy="1929769"/>
             <wp:effectExtent b="0" l="0" r="0" t="0"/>
-            <wp:docPr descr="" title="" id="59" name="Picture"/>
+            <wp:docPr descr="" title="" id="60" name="Picture"/>
             <a:graphic>
               <a:graphicData uri="http://schemas.openxmlformats.org/drawingml/2006/picture">
                 <pic:pic>
                   <pic:nvPicPr>
-                    <pic:cNvPr descr="report_figures/fig_calibration.png" id="60" name="Picture"/>
+                    <pic:cNvPr descr="report_figures/fig_calibration.png" id="61" name="Picture"/>
                     <pic:cNvPicPr>
                       <a:picLocks noChangeArrowheads="1" noChangeAspect="1"/>
                     </pic:cNvPicPr>
                   </pic:nvPicPr>
                   <pic:blipFill>
-                    <a:blip r:embed="rId58"/>
+                    <a:blip r:embed="rId59"/>
                     <a:stretch>
                       <a:fillRect/>
                     </a:stretch>
@@ -13253,8 +15903,8 @@
         <w:t xml:space="preserve">an application such as LANCER can accept matches above a threshold and queue the rest for a human.</w:t>
       </w:r>
     </w:p>
-    <w:bookmarkEnd w:id="61"/>
-    <w:bookmarkStart w:id="62" w:name="remaining-failures"/>
+    <w:bookmarkEnd w:id="62"/>
+    <w:bookmarkStart w:id="63" w:name="remaining-failures"/>
     <w:p>
       <w:pPr>
         <w:pStyle w:val="Heading4"/>
@@ -13274,7 +15924,7 @@
         <w:t xml:space="preserve"> </w:t>
       </w:r>
       <w:r>
-        <w:t xml:space="preserve">pgeo (Table 19). Eight</w:t>
+        <w:t xml:space="preserve">pgeo (Table 24). Eight</w:t>
       </w:r>
       <w:r>
         <w:t xml:space="preserve"> </w:t>
@@ -13349,7 +15999,7 @@
           <w:b/>
           <w:bCs/>
         </w:rPr>
-        <w:t xml:space="preserve">Table 19. Remaining pgeo failures by category.</w:t>
+        <w:t xml:space="preserve">Table 24. Remaining pgeo failures by category.</w:t>
       </w:r>
     </w:p>
     <w:tbl>
@@ -13756,9 +16406,9 @@
         </w:tc>
       </w:tr>
     </w:tbl>
-    <w:bookmarkEnd w:id="62"/>
     <w:bookmarkEnd w:id="63"/>
-    <w:bookmarkStart w:id="67" w:name="tuning-trajectory"/>
+    <w:bookmarkEnd w:id="64"/>
+    <w:bookmarkStart w:id="68" w:name="tuning-trajectory"/>
     <w:p>
       <w:pPr>
         <w:pStyle w:val="Heading3"/>
@@ -13784,18 +16434,18 @@
           <wp:inline>
             <wp:extent cx="5334000" cy="2019335"/>
             <wp:effectExtent b="0" l="0" r="0" t="0"/>
-            <wp:docPr descr="" title="" id="65" name="Picture"/>
+            <wp:docPr descr="" title="" id="66" name="Picture"/>
             <a:graphic>
               <a:graphicData uri="http://schemas.openxmlformats.org/drawingml/2006/picture">
                 <pic:pic>
                   <pic:nvPicPr>
-                    <pic:cNvPr descr="report_figures/fig_tuning.png" id="66" name="Picture"/>
+                    <pic:cNvPr descr="report_figures/fig_tuning.png" id="67" name="Picture"/>
                     <pic:cNvPicPr>
                       <a:picLocks noChangeArrowheads="1" noChangeAspect="1"/>
                     </pic:cNvPicPr>
                   </pic:nvPicPr>
                   <pic:blipFill>
-                    <a:blip r:embed="rId64"/>
+                    <a:blip r:embed="rId65"/>
                     <a:stretch>
                       <a:fillRect/>
                     </a:stretch>
@@ -14000,7 +16650,7 @@
           <w:b/>
           <w:bCs/>
         </w:rPr>
-        <w:t xml:space="preserve">Table 20. Tuning changes, the problem each solved, and the measured effect.</w:t>
+        <w:t xml:space="preserve">Table 25. Tuning changes, the problem each solved, and the measured effect.</w:t>
       </w:r>
     </w:p>
     <w:tbl>
@@ -14513,8 +17163,8 @@
         </w:tc>
       </w:tr>
     </w:tbl>
-    <w:bookmarkEnd w:id="67"/>
-    <w:bookmarkStart w:id="71" w:name="latency-at-the-3-user-target"/>
+    <w:bookmarkEnd w:id="68"/>
+    <w:bookmarkStart w:id="72" w:name="latency-at-the-3-user-target"/>
     <w:p>
       <w:pPr>
         <w:pStyle w:val="Heading3"/>
@@ -14785,7 +17435,7 @@
         <w:pStyle w:val="FirstParagraph"/>
       </w:pPr>
       <w:r>
-        <w:t xml:space="preserve">Full details of every configuration are in Table 15.</w:t>
+        <w:t xml:space="preserve">Full details of every configuration are in Table 20.</w:t>
       </w:r>
     </w:p>
     <w:p>
@@ -14797,7 +17447,7 @@
           <w:b/>
           <w:bCs/>
         </w:rPr>
-        <w:t xml:space="preserve">Table 21. Median and p95 latency at 3 users (ms).</w:t>
+        <w:t xml:space="preserve">Table 26. Median and p95 latency at 3 users (ms).</w:t>
       </w:r>
     </w:p>
     <w:tbl>
@@ -15943,18 +18593,18 @@
           <wp:inline>
             <wp:extent cx="5334000" cy="2797518"/>
             <wp:effectExtent b="0" l="0" r="0" t="0"/>
-            <wp:docPr descr="" title="" id="69" name="Picture"/>
+            <wp:docPr descr="" title="" id="70" name="Picture"/>
             <a:graphic>
               <a:graphicData uri="http://schemas.openxmlformats.org/drawingml/2006/picture">
                 <pic:pic>
                   <pic:nvPicPr>
-                    <pic:cNvPr descr="report_figures/fig_latency_3users.png" id="70" name="Picture"/>
+                    <pic:cNvPr descr="report_figures/fig_latency_3users.png" id="71" name="Picture"/>
                     <pic:cNvPicPr>
                       <a:picLocks noChangeArrowheads="1" noChangeAspect="1"/>
                     </pic:cNvPicPr>
                   </pic:nvPicPr>
                   <pic:blipFill>
-                    <a:blip r:embed="rId68"/>
+                    <a:blip r:embed="rId69"/>
                     <a:stretch>
                       <a:fillRect/>
                     </a:stretch>
@@ -16066,11 +18716,11 @@
         <w:t xml:space="preserve"> </w:t>
       </w:r>
       <w:r>
-        <w:t xml:space="preserve">missing admin-join index was added; it now takes 5-18 ms (Table 24).</w:t>
+        <w:t xml:space="preserve">missing admin-join index was added; it now takes 5-18 ms (Table 29).</w:t>
       </w:r>
     </w:p>
-    <w:bookmarkEnd w:id="71"/>
-    <w:bookmarkStart w:id="86" w:name="capacity-under-load"/>
+    <w:bookmarkEnd w:id="72"/>
+    <w:bookmarkStart w:id="87" w:name="capacity-under-load"/>
     <w:p>
       <w:pPr>
         <w:pStyle w:val="Heading3"/>
@@ -16096,18 +18746,18 @@
           <wp:inline>
             <wp:extent cx="5334000" cy="2064934"/>
             <wp:effectExtent b="0" l="0" r="0" t="0"/>
-            <wp:docPr descr="" title="" id="73" name="Picture"/>
+            <wp:docPr descr="" title="" id="74" name="Picture"/>
             <a:graphic>
               <a:graphicData uri="http://schemas.openxmlformats.org/drawingml/2006/picture">
                 <pic:pic>
                   <pic:nvPicPr>
-                    <pic:cNvPr descr="report_figures/fig_ramp.png" id="74" name="Picture"/>
+                    <pic:cNvPr descr="report_figures/fig_ramp.png" id="75" name="Picture"/>
                     <pic:cNvPicPr>
                       <a:picLocks noChangeArrowheads="1" noChangeAspect="1"/>
                     </pic:cNvPicPr>
                   </pic:nvPicPr>
                   <pic:blipFill>
-                    <a:blip r:embed="rId72"/>
+                    <a:blip r:embed="rId73"/>
                     <a:stretch>
                       <a:fillRect/>
                     </a:stretch>
@@ -16193,7 +18843,7 @@
           <w:b/>
           <w:bCs/>
         </w:rPr>
-        <w:t xml:space="preserve">Table 22. Pelias capacity by configuration.</w:t>
+        <w:t xml:space="preserve">Table 27. Pelias capacity by configuration.</w:t>
       </w:r>
     </w:p>
     <w:tbl>
@@ -17107,7 +19757,7 @@
           <w:b/>
           <w:bCs/>
         </w:rPr>
-        <w:t xml:space="preserve">Table 23. pgeo capacity by configuration (after the reverse-geocoding index fix).</w:t>
+        <w:t xml:space="preserve">Table 28. pgeo capacity by configuration (after the reverse-geocoding index fix).</w:t>
       </w:r>
     </w:p>
     <w:tbl>
@@ -18571,7 +21221,7 @@
           <w:b/>
           <w:bCs/>
         </w:rPr>
-        <w:t xml:space="preserve">Table 24. Effect of the reverse-geocoding index on pgeo capacity and reverse latency.</w:t>
+        <w:t xml:space="preserve">Table 29. Effect of the reverse-geocoding index on pgeo capacity and reverse latency.</w:t>
       </w:r>
     </w:p>
     <w:tbl>
@@ -19283,18 +21933,18 @@
           <wp:inline>
             <wp:extent cx="5334000" cy="1944790"/>
             <wp:effectExtent b="0" l="0" r="0" t="0"/>
-            <wp:docPr descr="" title="" id="76" name="Picture"/>
+            <wp:docPr descr="" title="" id="77" name="Picture"/>
             <a:graphic>
               <a:graphicData uri="http://schemas.openxmlformats.org/drawingml/2006/picture">
                 <pic:pic>
                   <pic:nvPicPr>
-                    <pic:cNvPr descr="report_figures/fig_endpoint_ramp.png" id="77" name="Picture"/>
+                    <pic:cNvPr descr="report_figures/fig_endpoint_ramp.png" id="78" name="Picture"/>
                     <pic:cNvPicPr>
                       <a:picLocks noChangeArrowheads="1" noChangeAspect="1"/>
                     </pic:cNvPicPr>
                   </pic:nvPicPr>
                   <pic:blipFill>
-                    <a:blip r:embed="rId75"/>
+                    <a:blip r:embed="rId76"/>
                     <a:stretch>
                       <a:fillRect/>
                     </a:stretch>
@@ -19374,18 +22024,18 @@
           <wp:inline>
             <wp:extent cx="5334000" cy="2794690"/>
             <wp:effectExtent b="0" l="0" r="0" t="0"/>
-            <wp:docPr descr="" title="" id="79" name="Picture"/>
+            <wp:docPr descr="" title="" id="80" name="Picture"/>
             <a:graphic>
               <a:graphicData uri="http://schemas.openxmlformats.org/drawingml/2006/picture">
                 <pic:pic>
                   <pic:nvPicPr>
-                    <pic:cNvPr descr="report_figures/fig_throughput.png" id="80" name="Picture"/>
+                    <pic:cNvPr descr="report_figures/fig_throughput.png" id="81" name="Picture"/>
                     <pic:cNvPicPr>
                       <a:picLocks noChangeArrowheads="1" noChangeAspect="1"/>
                     </pic:cNvPicPr>
                   </pic:nvPicPr>
                   <pic:blipFill>
-                    <a:blip r:embed="rId78"/>
+                    <a:blip r:embed="rId79"/>
                     <a:stretch>
                       <a:fillRect/>
                     </a:stretch>
@@ -19450,7 +22100,7 @@
         <w:t xml:space="preserve">define capacity here.</w:t>
       </w:r>
     </w:p>
-    <w:bookmarkStart w:id="81" w:name="the-same-memory-for-both-engines"/>
+    <w:bookmarkStart w:id="82" w:name="the-same-memory-for-both-engines"/>
     <w:p>
       <w:pPr>
         <w:pStyle w:val="Heading4"/>
@@ -19500,7 +22150,7 @@
           <w:b/>
           <w:bCs/>
         </w:rPr>
-        <w:t xml:space="preserve">Table 25. The same benchmark with the memory budgets equalised.</w:t>
+        <w:t xml:space="preserve">Table 30. The same benchmark with the memory budgets equalised.</w:t>
       </w:r>
       <w:r>
         <w:t xml:space="preserve"> </w:t>
@@ -19849,8 +22499,8 @@
         <w:t xml:space="preserve">trade one for the other.</w:t>
       </w:r>
     </w:p>
-    <w:bookmarkEnd w:id="81"/>
-    <w:bookmarkStart w:id="82" w:name="how-each-engine-scales"/>
+    <w:bookmarkEnd w:id="82"/>
+    <w:bookmarkStart w:id="83" w:name="how-each-engine-scales"/>
     <w:p>
       <w:pPr>
         <w:pStyle w:val="Heading4"/>
@@ -19897,8 +22547,8 @@
         <w:t xml:space="preserve">interpreted candidate queries and scoring in PL/pgSQL.</w:t>
       </w:r>
     </w:p>
-    <w:bookmarkEnd w:id="82"/>
-    <w:bookmarkStart w:id="83" w:name="what-gives-out-first"/>
+    <w:bookmarkEnd w:id="83"/>
+    <w:bookmarkStart w:id="84" w:name="what-gives-out-first"/>
     <w:p>
       <w:pPr>
         <w:pStyle w:val="Heading4"/>
@@ -19933,8 +22583,8 @@
         <w:t xml:space="preserve">more evenly (which one crosses first varies by configuration), because they share Elasticsearch.</w:t>
       </w:r>
     </w:p>
-    <w:bookmarkEnd w:id="83"/>
-    <w:bookmarkStart w:id="84" w:name="memory-is-not-pgeos-limit"/>
+    <w:bookmarkEnd w:id="84"/>
+    <w:bookmarkStart w:id="85" w:name="memory-is-not-pgeos-limit"/>
     <w:p>
       <w:pPr>
         <w:pStyle w:val="Heading4"/>
@@ -19975,8 +22625,8 @@
         <w:t xml:space="preserve">database, placeholder’s in-memory tables) regardless of load.</w:t>
       </w:r>
     </w:p>
-    <w:bookmarkEnd w:id="84"/>
-    <w:bookmarkStart w:id="85" w:name="front-end"/>
+    <w:bookmarkEnd w:id="85"/>
+    <w:bookmarkStart w:id="86" w:name="front-end"/>
     <w:p>
       <w:pPr>
         <w:pStyle w:val="Heading4"/>
@@ -20031,9 +22681,9 @@
         <w:t xml:space="preserve">only 192, because a single Node.js worker becomes the bottleneck.</w:t>
       </w:r>
     </w:p>
-    <w:bookmarkEnd w:id="85"/>
     <w:bookmarkEnd w:id="86"/>
-    <w:bookmarkStart w:id="104" w:name="resources"/>
+    <w:bookmarkEnd w:id="87"/>
+    <w:bookmarkStart w:id="105" w:name="resources"/>
     <w:p>
       <w:pPr>
         <w:pStyle w:val="Heading3"/>
@@ -20059,18 +22709,18 @@
           <wp:inline>
             <wp:extent cx="5334000" cy="2724118"/>
             <wp:effectExtent b="0" l="0" r="0" t="0"/>
-            <wp:docPr descr="" title="" id="88" name="Picture"/>
+            <wp:docPr descr="" title="" id="89" name="Picture"/>
             <a:graphic>
               <a:graphicData uri="http://schemas.openxmlformats.org/drawingml/2006/picture">
                 <pic:pic>
                   <pic:nvPicPr>
-                    <pic:cNvPr descr="report_figures/fig_memory.png" id="89" name="Picture"/>
+                    <pic:cNvPr descr="report_figures/fig_memory.png" id="90" name="Picture"/>
                     <pic:cNvPicPr>
                       <a:picLocks noChangeArrowheads="1" noChangeAspect="1"/>
                     </pic:cNvPicPr>
                   </pic:nvPicPr>
                   <pic:blipFill>
-                    <a:blip r:embed="rId87"/>
+                    <a:blip r:embed="rId88"/>
                     <a:stretch>
                       <a:fillRect/>
                     </a:stretch>
@@ -20150,18 +22800,18 @@
           <wp:inline>
             <wp:extent cx="5334000" cy="1869116"/>
             <wp:effectExtent b="0" l="0" r="0" t="0"/>
-            <wp:docPr descr="" title="" id="91" name="Picture"/>
+            <wp:docPr descr="" title="" id="92" name="Picture"/>
             <a:graphic>
               <a:graphicData uri="http://schemas.openxmlformats.org/drawingml/2006/picture">
                 <pic:pic>
                   <pic:nvPicPr>
-                    <pic:cNvPr descr="report_figures/fig_cpu.png" id="92" name="Picture"/>
+                    <pic:cNvPr descr="report_figures/fig_cpu.png" id="93" name="Picture"/>
                     <pic:cNvPicPr>
                       <a:picLocks noChangeArrowheads="1" noChangeAspect="1"/>
                     </pic:cNvPicPr>
                   </pic:nvPicPr>
                   <pic:blipFill>
-                    <a:blip r:embed="rId90"/>
+                    <a:blip r:embed="rId91"/>
                     <a:stretch>
                       <a:fillRect/>
                     </a:stretch>
@@ -20232,7 +22882,7 @@
         <w:t xml:space="preserve">should set one API worker per vCPU.</w:t>
       </w:r>
     </w:p>
-    <w:bookmarkStart w:id="93" w:name="resource-requirements"/>
+    <w:bookmarkStart w:id="94" w:name="resource-requirements"/>
     <w:p>
       <w:pPr>
         <w:pStyle w:val="Heading4"/>
@@ -20241,8 +22891,8 @@
         <w:t xml:space="preserve">Resource requirements</w:t>
       </w:r>
     </w:p>
-    <w:bookmarkEnd w:id="93"/>
-    <w:bookmarkStart w:id="94" w:name="operation"/>
+    <w:bookmarkEnd w:id="94"/>
+    <w:bookmarkStart w:id="95" w:name="operation"/>
     <w:p>
       <w:pPr>
         <w:pStyle w:val="Heading4"/>
@@ -20256,7 +22906,7 @@
         <w:pStyle w:val="FirstParagraph"/>
       </w:pPr>
       <w:r>
-        <w:t xml:space="preserve">Table 26 turns the capacity results into a sizing guide: for a</w:t>
+        <w:t xml:space="preserve">Table 31 turns the capacity results into a sizing guide: for a</w:t>
       </w:r>
       <w:r>
         <w:t xml:space="preserve"> </w:t>
@@ -20304,7 +22954,7 @@
           <w:b/>
           <w:bCs/>
         </w:rPr>
-        <w:t xml:space="preserve">Table 26. Sizing guide:</w:t>
+        <w:t xml:space="preserve">Table 31. Sizing guide:</w:t>
       </w:r>
       <w:r>
         <w:t xml:space="preserve"> </w:t>
@@ -20751,7 +23401,7 @@
           <w:b/>
           <w:bCs/>
         </w:rPr>
-        <w:t xml:space="preserve">Table 27. Operating requirements of each platform (Maine data).</w:t>
+        <w:t xml:space="preserve">Table 32. Operating requirements of each platform (Maine data).</w:t>
       </w:r>
     </w:p>
     <w:tbl>
@@ -21062,8 +23712,8 @@
         </w:tc>
       </w:tr>
     </w:tbl>
-    <w:bookmarkEnd w:id="94"/>
-    <w:bookmarkStart w:id="95" w:name="build"/>
+    <w:bookmarkEnd w:id="95"/>
+    <w:bookmarkStart w:id="96" w:name="build"/>
     <w:p>
       <w:pPr>
         <w:pStyle w:val="Heading4"/>
@@ -21083,7 +23733,7 @@
         <w:t xml:space="preserve"> </w:t>
       </w:r>
       <w:r>
-        <w:t xml:space="preserve">never needs the raw data or the build tools. Table 28 gives the measured</w:t>
+        <w:t xml:space="preserve">never needs the raw data or the build tools. Table 33 gives the measured</w:t>
       </w:r>
       <w:r>
         <w:t xml:space="preserve"> </w:t>
@@ -21101,7 +23751,7 @@
           <w:b/>
           <w:bCs/>
         </w:rPr>
-        <w:t xml:space="preserve">Table 28. Build resources:</w:t>
+        <w:t xml:space="preserve">Table 33. Build resources:</w:t>
       </w:r>
       <w:r>
         <w:t xml:space="preserve"> </w:t>
@@ -21438,8 +24088,8 @@
         <w:t xml:space="preserve">operator renting one by the hour should prefer pgeo’s.</w:t>
       </w:r>
     </w:p>
-    <w:bookmarkEnd w:id="95"/>
-    <w:bookmarkStart w:id="102" w:name="what-this-costs-on-a-shared-cpu-vps"/>
+    <w:bookmarkEnd w:id="96"/>
+    <w:bookmarkStart w:id="103" w:name="what-this-costs-on-a-shared-cpu-vps"/>
     <w:p>
       <w:pPr>
         <w:pStyle w:val="Heading4"/>
@@ -21483,7 +24133,7 @@
           <w:b/>
           <w:bCs/>
         </w:rPr>
-        <w:t xml:space="preserve">Table 29. Advertised shared-CPU VPS plans and whether each platform’s measured floor fits.</w:t>
+        <w:t xml:space="preserve">Table 34. Advertised shared-CPU VPS plans and whether each platform’s measured floor fits.</w:t>
       </w:r>
       <w:r>
         <w:t xml:space="preserve"> </w:t>
@@ -21494,7 +24144,7 @@
       <w:r>
         <w:t xml:space="preserve"> </w:t>
       </w:r>
-      <w:hyperlink r:id="rId96">
+      <w:hyperlink r:id="rId97">
         <w:r>
           <w:rPr>
             <w:rStyle w:val="Hyperlink"/>
@@ -21508,7 +24158,7 @@
       <w:r>
         <w:t xml:space="preserve"> </w:t>
       </w:r>
-      <w:hyperlink r:id="rId97">
+      <w:hyperlink r:id="rId98">
         <w:r>
           <w:rPr>
             <w:rStyle w:val="Hyperlink"/>
@@ -21522,7 +24172,7 @@
       <w:r>
         <w:t xml:space="preserve"> </w:t>
       </w:r>
-      <w:hyperlink r:id="rId98">
+      <w:hyperlink r:id="rId99">
         <w:r>
           <w:rPr>
             <w:rStyle w:val="Hyperlink"/>
@@ -21536,7 +24186,7 @@
       <w:r>
         <w:t xml:space="preserve"> </w:t>
       </w:r>
-      <w:hyperlink r:id="rId99">
+      <w:hyperlink r:id="rId100">
         <w:r>
           <w:rPr>
             <w:rStyle w:val="Hyperlink"/>
@@ -21550,7 +24200,7 @@
       <w:r>
         <w:t xml:space="preserve"> </w:t>
       </w:r>
-      <w:hyperlink r:id="rId100">
+      <w:hyperlink r:id="rId101">
         <w:r>
           <w:rPr>
             <w:rStyle w:val="Hyperlink"/>
@@ -21564,7 +24214,7 @@
       <w:r>
         <w:t xml:space="preserve"> </w:t>
       </w:r>
-      <w:hyperlink r:id="rId101">
+      <w:hyperlink r:id="rId102">
         <w:r>
           <w:rPr>
             <w:rStyle w:val="Hyperlink"/>
@@ -22635,8 +25285,8 @@
         <w:t xml:space="preserve">than one its tooling will size for you.</w:t>
       </w:r>
     </w:p>
-    <w:bookmarkEnd w:id="102"/>
-    <w:bookmarkStart w:id="103" w:name="data-volume"/>
+    <w:bookmarkEnd w:id="103"/>
+    <w:bookmarkStart w:id="104" w:name="data-volume"/>
     <w:p>
       <w:pPr>
         <w:pStyle w:val="Heading4"/>
@@ -22689,9 +25339,9 @@
         <w:t xml:space="preserve">and pgeo pays about twice as much per name as Pelias does.</w:t>
       </w:r>
     </w:p>
-    <w:bookmarkEnd w:id="103"/>
     <w:bookmarkEnd w:id="104"/>
-    <w:bookmarkStart w:id="109" w:name="data-volume-1"/>
+    <w:bookmarkEnd w:id="105"/>
+    <w:bookmarkStart w:id="110" w:name="data-volume-1"/>
     <w:p>
       <w:pPr>
         <w:pStyle w:val="Heading3"/>
@@ -22717,18 +25367,18 @@
           <wp:inline>
             <wp:extent cx="5334000" cy="2074333"/>
             <wp:effectExtent b="0" l="0" r="0" t="0"/>
-            <wp:docPr descr="" title="" id="106" name="Picture"/>
+            <wp:docPr descr="" title="" id="107" name="Picture"/>
             <a:graphic>
               <a:graphicData uri="http://schemas.openxmlformats.org/drawingml/2006/picture">
                 <pic:pic>
                   <pic:nvPicPr>
-                    <pic:cNvPr descr="report_figures/fig_datavol.png" id="107" name="Picture"/>
+                    <pic:cNvPr descr="report_figures/fig_datavol.png" id="108" name="Picture"/>
                     <pic:cNvPicPr>
                       <a:picLocks noChangeArrowheads="1" noChangeAspect="1"/>
                     </pic:cNvPicPr>
                   </pic:nvPicPr>
                   <pic:blipFill>
-                    <a:blip r:embed="rId105"/>
+                    <a:blip r:embed="rId106"/>
                     <a:stretch>
                       <a:fillRect/>
                     </a:stretch>
@@ -22802,7 +25452,7 @@
           <w:b/>
           <w:bCs/>
         </w:rPr>
-        <w:t xml:space="preserve">Table 30. Pelias by dataset:</w:t>
+        <w:t xml:space="preserve">Table 35. Pelias by dataset:</w:t>
       </w:r>
       <w:r>
         <w:t xml:space="preserve"> </w:t>
@@ -23493,7 +26143,7 @@
         </w:tc>
       </w:tr>
     </w:tbl>
-    <w:bookmarkStart w:id="108" w:name="the-same-curve-for-pgeo"/>
+    <w:bookmarkStart w:id="109" w:name="the-same-curve-for-pgeo"/>
     <w:p>
       <w:pPr>
         <w:pStyle w:val="Heading4"/>
@@ -23537,7 +26187,7 @@
           <w:b/>
           <w:bCs/>
         </w:rPr>
-        <w:t xml:space="preserve">Table 31. pgeo capacity against data volume, beside Pelias at the same CPU size for the same subsets.</w:t>
+        <w:t xml:space="preserve">Table 36. pgeo capacity against data volume, beside Pelias at the same CPU size for the same subsets.</w:t>
       </w:r>
       <w:r>
         <w:t xml:space="preserve"> </w:t>
@@ -24194,9 +26844,9 @@
         <w:t xml:space="preserve">means more candidates to score per query.</w:t>
       </w:r>
     </w:p>
-    <w:bookmarkEnd w:id="108"/>
     <w:bookmarkEnd w:id="109"/>
-    <w:bookmarkStart w:id="113" w:name="query-types"/>
+    <w:bookmarkEnd w:id="110"/>
+    <w:bookmarkStart w:id="114" w:name="query-types"/>
     <w:p>
       <w:pPr>
         <w:pStyle w:val="Heading3"/>
@@ -24222,18 +26872,18 @@
           <wp:inline>
             <wp:extent cx="4354868" cy="2376216"/>
             <wp:effectExtent b="0" l="0" r="0" t="0"/>
-            <wp:docPr descr="" title="" id="111" name="Picture"/>
+            <wp:docPr descr="" title="" id="112" name="Picture"/>
             <a:graphic>
               <a:graphicData uri="http://schemas.openxmlformats.org/drawingml/2006/picture">
                 <pic:pic>
                   <pic:nvPicPr>
-                    <pic:cNvPr descr="report_figures/fig_qtype.png" id="112" name="Picture"/>
+                    <pic:cNvPr descr="report_figures/fig_qtype.png" id="113" name="Picture"/>
                     <pic:cNvPicPr>
                       <a:picLocks noChangeArrowheads="1" noChangeAspect="1"/>
                     </pic:cNvPicPr>
                   </pic:nvPicPr>
                   <pic:blipFill>
-                    <a:blip r:embed="rId110"/>
+                    <a:blip r:embed="rId111"/>
                     <a:stretch>
                       <a:fillRect/>
                     </a:stretch>
@@ -24292,8 +26942,8 @@
         <w:t xml:space="preserve">bought with slower responses.</w:t>
       </w:r>
     </w:p>
-    <w:bookmarkEnd w:id="113"/>
-    <w:bookmarkStart w:id="117" w:name="compatibility"/>
+    <w:bookmarkEnd w:id="114"/>
+    <w:bookmarkStart w:id="118" w:name="compatibility"/>
     <w:p>
       <w:pPr>
         <w:pStyle w:val="Heading3"/>
@@ -24319,18 +26969,18 @@
           <wp:inline>
             <wp:extent cx="4568941" cy="4868644"/>
             <wp:effectExtent b="0" l="0" r="0" t="0"/>
-            <wp:docPr descr="" title="" id="115" name="Picture"/>
+            <wp:docPr descr="" title="" id="116" name="Picture"/>
             <a:graphic>
               <a:graphicData uri="http://schemas.openxmlformats.org/drawingml/2006/picture">
                 <pic:pic>
                   <pic:nvPicPr>
-                    <pic:cNvPr descr="report_figures/fig_compat.png" id="116" name="Picture"/>
+                    <pic:cNvPr descr="report_figures/fig_compat.png" id="117" name="Picture"/>
                     <pic:cNvPicPr>
                       <a:picLocks noChangeArrowheads="1" noChangeAspect="1"/>
                     </pic:cNvPicPr>
                   </pic:nvPicPr>
                   <pic:blipFill>
-                    <a:blip r:embed="rId114"/>
+                    <a:blip r:embed="rId115"/>
                     <a:stretch>
                       <a:fillRect/>
                     </a:stretch>
@@ -24404,7 +27054,7 @@
           <w:b/>
           <w:bCs/>
         </w:rPr>
-        <w:t xml:space="preserve">Table 32. Compatibility contract cases.</w:t>
+        <w:t xml:space="preserve">Table 37. Compatibility contract cases.</w:t>
       </w:r>
     </w:p>
     <w:tbl>
@@ -26673,8 +29323,8 @@
         <w:t xml:space="preserve">still does not hold.</w:t>
       </w:r>
     </w:p>
-    <w:bookmarkEnd w:id="117"/>
-    <w:bookmarkStart w:id="120" w:name="features-in-practice"/>
+    <w:bookmarkEnd w:id="118"/>
+    <w:bookmarkStart w:id="121" w:name="features-in-practice"/>
     <w:p>
       <w:pPr>
         <w:pStyle w:val="Heading3"/>
@@ -26703,7 +29353,7 @@
         <w:t xml:space="preserve">makes of them.</w:t>
       </w:r>
     </w:p>
-    <w:bookmarkStart w:id="118" w:name="structured-addresses-for-lancer"/>
+    <w:bookmarkStart w:id="119" w:name="structured-addresses-for-lancer"/>
     <w:p>
       <w:pPr>
         <w:pStyle w:val="Heading4"/>
@@ -26792,8 +29442,8 @@
         <w:t xml:space="preserve">PostgreSQL never logs query parameters.</w:t>
       </w:r>
     </w:p>
-    <w:bookmarkEnd w:id="118"/>
-    <w:bookmarkStart w:id="119" w:name="zip4"/>
+    <w:bookmarkEnd w:id="119"/>
+    <w:bookmarkStart w:id="120" w:name="zip4"/>
     <w:p>
       <w:pPr>
         <w:pStyle w:val="Heading4"/>
@@ -26881,9 +29531,9 @@
         <w:t xml:space="preserve">one query on both engines side by side.</w:t>
       </w:r>
     </w:p>
-    <w:bookmarkEnd w:id="119"/>
     <w:bookmarkEnd w:id="120"/>
-    <w:bookmarkStart w:id="121" w:name="parity-between-the-platforms"/>
+    <w:bookmarkEnd w:id="121"/>
+    <w:bookmarkStart w:id="122" w:name="parity-between-the-platforms"/>
     <w:p>
       <w:pPr>
         <w:pStyle w:val="Heading3"/>
@@ -26915,7 +29565,7 @@
           <w:b/>
           <w:bCs/>
         </w:rPr>
-        <w:t xml:space="preserve">Table 33. Feature parity through the documented Pelias API.</w:t>
+        <w:t xml:space="preserve">Table 38. Feature parity through the documented Pelias API.</w:t>
       </w:r>
     </w:p>
     <w:tbl>
@@ -27408,7 +30058,7 @@
           <w:b/>
           <w:bCs/>
         </w:rPr>
-        <w:t xml:space="preserve">Table 34. Accuracy parity by category:</w:t>
+        <w:t xml:space="preserve">Table 39. Accuracy parity by category:</w:t>
       </w:r>
       <w:r>
         <w:t xml:space="preserve"> </w:t>
@@ -28001,7 +30651,7 @@
           <w:b/>
           <w:bCs/>
         </w:rPr>
-        <w:t xml:space="preserve">Table 35. Throughput parity:</w:t>
+        <w:t xml:space="preserve">Table 40. Throughput parity:</w:t>
       </w:r>
       <w:r>
         <w:t xml:space="preserve"> </w:t>
@@ -28302,8 +30952,8 @@
         <w:t xml:space="preserve">and planet scale, none of which this deployment uses.</w:t>
       </w:r>
     </w:p>
-    <w:bookmarkEnd w:id="121"/>
-    <w:bookmarkStart w:id="122" w:name="production-validation-on-vm-120"/>
+    <w:bookmarkEnd w:id="122"/>
+    <w:bookmarkStart w:id="123" w:name="production-validation-on-vm-120"/>
     <w:p>
       <w:pPr>
         <w:pStyle w:val="Heading3"/>
@@ -28359,7 +31009,7 @@
           <w:b/>
           <w:bCs/>
         </w:rPr>
-        <w:t xml:space="preserve">Table 36. Both engines on VM 120 through the production HTTPS path:</w:t>
+        <w:t xml:space="preserve">Table 41. Both engines on VM 120 through the production HTTPS path:</w:t>
       </w:r>
       <w:r>
         <w:t xml:space="preserve"> </w:t>
@@ -28770,7 +31420,7 @@
         <w:t xml:space="preserve"> </w:t>
       </w:r>
       <w:r>
-        <w:t xml:space="preserve">conditions (Table 35). Both engines do better on the VM than on the</w:t>
+        <w:t xml:space="preserve">conditions (Table 40). Both engines do better on the VM than on the</w:t>
       </w:r>
       <w:r>
         <w:t xml:space="preserve"> </w:t>
@@ -28803,8 +31453,8 @@
         <w:t xml:space="preserve">per request.</w:t>
       </w:r>
     </w:p>
-    <w:bookmarkEnd w:id="122"/>
-    <w:bookmarkStart w:id="126" w:name="the-smallest-server-that-works"/>
+    <w:bookmarkEnd w:id="123"/>
+    <w:bookmarkStart w:id="127" w:name="the-smallest-server-that-works"/>
     <w:p>
       <w:pPr>
         <w:pStyle w:val="Heading3"/>
@@ -28863,7 +31513,7 @@
         <w:t xml:space="preserve"> </w:t>
       </w:r>
       <w:r>
-        <w:t xml:space="preserve">it will fail too. Table 37 is the whole path, pass and fail.</w:t>
+        <w:t xml:space="preserve">it will fail too. Table 42 is the whole path, pass and fail.</w:t>
       </w:r>
     </w:p>
     <w:p>
@@ -28875,7 +31525,7 @@
           <w:b/>
           <w:bCs/>
         </w:rPr>
-        <w:t xml:space="preserve">Table 37. Minimum-server search:</w:t>
+        <w:t xml:space="preserve">Table 42. Minimum-server search:</w:t>
       </w:r>
       <w:r>
         <w:t xml:space="preserve"> </w:t>
@@ -30652,7 +33302,7 @@
         <w:t xml:space="preserve">tables and the Elasticsearch heap), so the floor barely moves however little traffic it serves.</w:t>
       </w:r>
     </w:p>
-    <w:bookmarkStart w:id="123" w:name="two-kinds-of-limit"/>
+    <w:bookmarkStart w:id="124" w:name="two-kinds-of-limit"/>
     <w:p>
       <w:pPr>
         <w:pStyle w:val="Heading4"/>
@@ -30705,8 +33355,8 @@
         <w:t xml:space="preserve">properties of the software, not of the load, and no amount of tuning for three users moves them.</w:t>
       </w:r>
     </w:p>
-    <w:bookmarkEnd w:id="123"/>
-    <w:bookmarkStart w:id="124" w:name="a-floor-is-a-pair-not-a-number"/>
+    <w:bookmarkEnd w:id="124"/>
+    <w:bookmarkStart w:id="125" w:name="a-floor-is-a-pair-not-a-number"/>
     <w:p>
       <w:pPr>
         <w:pStyle w:val="Heading4"/>
@@ -30768,8 +33418,8 @@
         <w:t xml:space="preserve">would fit in less memory, and at less memory they would need more CPU to stay inside the targets.</w:t>
       </w:r>
     </w:p>
-    <w:bookmarkEnd w:id="124"/>
-    <w:bookmarkStart w:id="125" w:name="confirmation-on-real-machines"/>
+    <w:bookmarkEnd w:id="125"/>
+    <w:bookmarkStart w:id="126" w:name="confirmation-on-real-machines"/>
     <w:p>
       <w:pPr>
         <w:pStyle w:val="Heading4"/>
@@ -30822,7 +33472,7 @@
           <w:b/>
           <w:bCs/>
         </w:rPr>
-        <w:t xml:space="preserve">Table 38. The measured floor confirmed on a temporary VM:</w:t>
+        <w:t xml:space="preserve">Table 43. The measured floor confirmed on a temporary VM:</w:t>
       </w:r>
       <w:r>
         <w:t xml:space="preserve"> </w:t>
@@ -31087,9 +33737,9 @@
         <w:t xml:space="preserve">384 users; the floor search is what says how far that could be cut.</w:t>
       </w:r>
     </w:p>
-    <w:bookmarkEnd w:id="125"/>
     <w:bookmarkEnd w:id="126"/>
-    <w:bookmarkStart w:id="128" w:name="security"/>
+    <w:bookmarkEnd w:id="127"/>
+    <w:bookmarkStart w:id="129" w:name="security"/>
     <w:p>
       <w:pPr>
         <w:pStyle w:val="Heading3"/>
@@ -31142,7 +33792,7 @@
           <w:b/>
           <w:bCs/>
         </w:rPr>
-        <w:t xml:space="preserve">Table 39. Security properties of each platform as deployed.</w:t>
+        <w:t xml:space="preserve">Table 44. Security properties of each platform as deployed.</w:t>
       </w:r>
       <w:r>
         <w:t xml:space="preserve"> </w:t>
@@ -31484,7 +34134,7 @@
         </w:tc>
       </w:tr>
     </w:tbl>
-    <w:bookmarkStart w:id="127" w:name="what-the-two-columns-are-really-saying"/>
+    <w:bookmarkStart w:id="128" w:name="what-the-two-columns-are-really-saying"/>
     <w:p>
       <w:pPr>
         <w:pStyle w:val="Heading4"/>
@@ -31795,10 +34445,10 @@
         <w:t xml:space="preserve">.</w:t>
       </w:r>
     </w:p>
-    <w:bookmarkEnd w:id="127"/>
     <w:bookmarkEnd w:id="128"/>
     <w:bookmarkEnd w:id="129"/>
-    <w:bookmarkStart w:id="130" w:name="discussion"/>
+    <w:bookmarkEnd w:id="130"/>
+    <w:bookmarkStart w:id="131" w:name="discussion"/>
     <w:p>
       <w:pPr>
         <w:pStyle w:val="Heading2"/>
@@ -32116,8 +34766,8 @@
         <w:t xml:space="preserve">run’s restart; it was repeated with a readiness wait.</w:t>
       </w:r>
     </w:p>
-    <w:bookmarkEnd w:id="130"/>
-    <w:bookmarkStart w:id="131" w:name="conclusions"/>
+    <w:bookmarkEnd w:id="131"/>
+    <w:bookmarkStart w:id="132" w:name="conclusions"/>
     <w:p>
       <w:pPr>
         <w:pStyle w:val="Heading2"/>
@@ -32143,7 +34793,7 @@
           <w:b/>
           <w:bCs/>
         </w:rPr>
-        <w:t xml:space="preserve">Table 40. Which tool for which scenario.</w:t>
+        <w:t xml:space="preserve">Table 45. Which tool for which scenario.</w:t>
       </w:r>
     </w:p>
     <w:tbl>
@@ -32582,8 +35232,8 @@
         <w:t xml:space="preserve">above are what the deployed service does, not what a benchmark suggested it might.</w:t>
       </w:r>
     </w:p>
-    <w:bookmarkEnd w:id="131"/>
-    <w:bookmarkStart w:id="133" w:name="future-work"/>
+    <w:bookmarkEnd w:id="132"/>
+    <w:bookmarkStart w:id="134" w:name="future-work"/>
     <w:p>
       <w:pPr>
         <w:pStyle w:val="Heading2"/>
@@ -32621,7 +35271,7 @@
           <w:b/>
           <w:bCs/>
         </w:rPr>
-        <w:t xml:space="preserve">Table 41. Work not done, with the effort, the likelihood it pays off and the value of finishing it.</w:t>
+        <w:t xml:space="preserve">Table 46. Work not done, with the effort, the likelihood it pays off and the value of finishing it.</w:t>
       </w:r>
     </w:p>
     <w:tbl>
@@ -33480,7 +36130,7 @@
         </w:tc>
       </w:tr>
     </w:tbl>
-    <w:bookmarkStart w:id="132" w:name="Xd7589f6e21c5c24ca51fa0a4225006449c3c93a"/>
+    <w:bookmarkStart w:id="133" w:name="Xd7589f6e21c5c24ca51fa0a4225006449c3c93a"/>
     <w:p>
       <w:pPr>
         <w:pStyle w:val="Heading3"/>
@@ -33791,9 +36441,9 @@
         <w:t xml:space="preserve">worth doing before autocomplete speed and authorization.</w:t>
       </w:r>
     </w:p>
-    <w:bookmarkEnd w:id="132"/>
     <w:bookmarkEnd w:id="133"/>
-    <w:bookmarkStart w:id="139" w:name="questions-and-answers"/>
+    <w:bookmarkEnd w:id="134"/>
+    <w:bookmarkStart w:id="140" w:name="questions-and-answers"/>
     <w:p>
       <w:pPr>
         <w:pStyle w:val="Heading2"/>
@@ -33816,7 +36466,7 @@
         <w:t xml:space="preserve">possible and with a clear statement of what was not tested where it was not.</w:t>
       </w:r>
     </w:p>
-    <w:bookmarkStart w:id="134" w:name="Xce4ec8be597c8085ea4a340481823da9121d506"/>
+    <w:bookmarkStart w:id="135" w:name="Xce4ec8be597c8085ea4a340481823da9121d506"/>
     <w:p>
       <w:pPr>
         <w:pStyle w:val="Heading3"/>
@@ -33919,7 +36569,7 @@
           <w:b/>
           <w:bCs/>
         </w:rPr>
-        <w:t xml:space="preserve">Table 42. Phonetic misspellings against the deployed pgeo.</w:t>
+        <w:t xml:space="preserve">Table 47. Phonetic misspellings against the deployed pgeo.</w:t>
       </w:r>
       <w:r>
         <w:t xml:space="preserve"> </w:t>
@@ -34290,7 +36940,7 @@
           <w:b/>
           <w:bCs/>
         </w:rPr>
-        <w:t xml:space="preserve">Table 43. How coarse each phonetic encoding is on this data.</w:t>
+        <w:t xml:space="preserve">Table 48. How coarse each phonetic encoding is on this data.</w:t>
       </w:r>
       <w:r>
         <w:t xml:space="preserve"> </w:t>
@@ -34628,8 +37278,8 @@
         <w:t xml:space="preserve">the same gate that protects every other tuning step would decide it.</w:t>
       </w:r>
     </w:p>
-    <w:bookmarkEnd w:id="134"/>
-    <w:bookmarkStart w:id="135" w:name="Xc916698539a2cb6e0964548169ced65c0e9da3f"/>
+    <w:bookmarkEnd w:id="135"/>
+    <w:bookmarkStart w:id="136" w:name="Xc916698539a2cb6e0964548169ced65c0e9da3f"/>
     <w:p>
       <w:pPr>
         <w:pStyle w:val="Heading3"/>
@@ -34869,7 +37519,7 @@
         <w:t xml:space="preserve"> </w:t>
       </w:r>
       <w:r>
-        <w:t xml:space="preserve">Table 20: several tuning rounds were slowed by overloads left behind after a</w:t>
+        <w:t xml:space="preserve">Table 25: several tuning rounds were slowed by overloads left behind after a</w:t>
       </w:r>
       <w:r>
         <w:t xml:space="preserve"> </w:t>
@@ -34878,8 +37528,8 @@
         <w:t xml:space="preserve">signature change.</w:t>
       </w:r>
     </w:p>
-    <w:bookmarkEnd w:id="135"/>
-    <w:bookmarkStart w:id="136" w:name="Xee5317d656777e3bf85d0f48377ac35c3fa2b97"/>
+    <w:bookmarkEnd w:id="136"/>
+    <w:bookmarkStart w:id="137" w:name="Xee5317d656777e3bf85d0f48377ac35c3fa2b97"/>
     <w:p>
       <w:pPr>
         <w:pStyle w:val="Heading3"/>
@@ -35139,8 +37789,8 @@
         <w:t xml:space="preserve">single most useful piece of automation left.</w:t>
       </w:r>
     </w:p>
-    <w:bookmarkEnd w:id="136"/>
-    <w:bookmarkStart w:id="137" w:name="Xf693c617f9e5d01e2ab0338954e7797b000dff6"/>
+    <w:bookmarkEnd w:id="137"/>
+    <w:bookmarkStart w:id="138" w:name="Xf693c617f9e5d01e2ab0338954e7797b000dff6"/>
     <w:p>
       <w:pPr>
         <w:pStyle w:val="Heading3"/>
@@ -35377,8 +38027,8 @@
         <w:t xml:space="preserve">half-day of work and is listed in Section 6.</w:t>
       </w:r>
     </w:p>
-    <w:bookmarkEnd w:id="137"/>
-    <w:bookmarkStart w:id="138" w:name="X558cf9b35e3c74d9435954e68079e6fa9e74b5d"/>
+    <w:bookmarkEnd w:id="138"/>
+    <w:bookmarkStart w:id="139" w:name="X558cf9b35e3c74d9435954e68079e6fa9e74b5d"/>
     <w:p>
       <w:pPr>
         <w:pStyle w:val="Heading3"/>
@@ -35489,9 +38139,9 @@
         <w:t xml:space="preserve">and it is the natural follow-on to the capacity results.</w:t>
       </w:r>
     </w:p>
-    <w:bookmarkEnd w:id="138"/>
     <w:bookmarkEnd w:id="139"/>
-    <w:bookmarkStart w:id="140" w:name="acknowledgements"/>
+    <w:bookmarkEnd w:id="140"/>
+    <w:bookmarkStart w:id="141" w:name="acknowledgements"/>
     <w:p>
       <w:pPr>
         <w:pStyle w:val="Heading2"/>
@@ -35583,8 +38233,8 @@
         <w:t xml:space="preserve">Foundation. Each carries its own licence; see NOTICE in the repository.</w:t>
       </w:r>
     </w:p>
-    <w:bookmarkEnd w:id="140"/>
-    <w:bookmarkStart w:id="141" w:name="references"/>
+    <w:bookmarkEnd w:id="141"/>
+    <w:bookmarkStart w:id="172" w:name="references"/>
     <w:p>
       <w:pPr>
         <w:pStyle w:val="Heading2"/>
@@ -35622,8 +38272,36 @@
         </w:numPr>
       </w:pPr>
       <w:r>
-        <w:t xml:space="preserve">Pelias: an open-source geocoder. https://pelias.io and https://github.com/pelias/pelias</w:t>
-      </w:r>
+        <w:t xml:space="preserve">Pelias: an open-source geocoder.</w:t>
+      </w:r>
+      <w:r>
+        <w:t xml:space="preserve"> </w:t>
+      </w:r>
+      <w:hyperlink r:id="rId142">
+        <w:r>
+          <w:rPr>
+            <w:rStyle w:val="Hyperlink"/>
+          </w:rPr>
+          <w:t xml:space="preserve">https://pelias.io</w:t>
+        </w:r>
+      </w:hyperlink>
+      <w:r>
+        <w:t xml:space="preserve"> </w:t>
+      </w:r>
+      <w:r>
+        <w:t xml:space="preserve">and</w:t>
+      </w:r>
+      <w:r>
+        <w:t xml:space="preserve"> </w:t>
+      </w:r>
+      <w:hyperlink r:id="rId143">
+        <w:r>
+          <w:rPr>
+            <w:rStyle w:val="Hyperlink"/>
+          </w:rPr>
+          <w:t xml:space="preserve">https://github.com/pelias/pelias</w:t>
+        </w:r>
+      </w:hyperlink>
     </w:p>
     <w:p>
       <w:pPr>
@@ -35634,8 +38312,19 @@
         </w:numPr>
       </w:pPr>
       <w:r>
-        <w:t xml:space="preserve">Elasticsearch. Elastic. https://www.elastic.co/elasticsearch</w:t>
-      </w:r>
+        <w:t xml:space="preserve">Elasticsearch. Elastic.</w:t>
+      </w:r>
+      <w:r>
+        <w:t xml:space="preserve"> </w:t>
+      </w:r>
+      <w:hyperlink r:id="rId144">
+        <w:r>
+          <w:rPr>
+            <w:rStyle w:val="Hyperlink"/>
+          </w:rPr>
+          <w:t xml:space="preserve">https://www.elastic.co/elasticsearch</w:t>
+        </w:r>
+      </w:hyperlink>
     </w:p>
     <w:p>
       <w:pPr>
@@ -35646,8 +38335,19 @@
         </w:numPr>
       </w:pPr>
       <w:r>
-        <w:t xml:space="preserve">Pelias open-source project update, 2 January 2018 (the Mapzen shutdown announcement). https://pelias.io/announcements/2018-01-02-pelias-update/</w:t>
-      </w:r>
+        <w:t xml:space="preserve">Pelias open-source project update, 2 January 2018 (the Mapzen shutdown announcement).</w:t>
+      </w:r>
+      <w:r>
+        <w:t xml:space="preserve"> </w:t>
+      </w:r>
+      <w:hyperlink r:id="rId145">
+        <w:r>
+          <w:rPr>
+            <w:rStyle w:val="Hyperlink"/>
+          </w:rPr>
+          <w:t xml:space="preserve">https://pelias.io/announcements/2018-01-02-pelias-update/</w:t>
+        </w:r>
+      </w:hyperlink>
     </w:p>
     <w:p>
       <w:pPr>
@@ -35658,8 +38358,19 @@
         </w:numPr>
       </w:pPr>
       <w:r>
-        <w:t xml:space="preserve">Geocode Earth: the company founded in January 2018 by former Mapzen staff, which maintains Pelias. https://geocode.earth/opensource/</w:t>
-      </w:r>
+        <w:t xml:space="preserve">Geocode Earth: the company founded in January 2018 by former Mapzen staff, which maintains Pelias.</w:t>
+      </w:r>
+      <w:r>
+        <w:t xml:space="preserve"> </w:t>
+      </w:r>
+      <w:hyperlink r:id="rId146">
+        <w:r>
+          <w:rPr>
+            <w:rStyle w:val="Hyperlink"/>
+          </w:rPr>
+          <w:t xml:space="preserve">https://geocode.earth/opensource/</w:t>
+        </w:r>
+      </w:hyperlink>
     </w:p>
     <w:p>
       <w:pPr>
@@ -35670,8 +38381,19 @@
         </w:numPr>
       </w:pPr>
       <w:r>
-        <w:t xml:space="preserve">A trip down memory lane, Geocode Earth, 2020. https://geocode.earth/blog/2020/memory-lane/</w:t>
-      </w:r>
+        <w:t xml:space="preserve">A trip down memory lane, Geocode Earth, 2020.</w:t>
+      </w:r>
+      <w:r>
+        <w:t xml:space="preserve"> </w:t>
+      </w:r>
+      <w:hyperlink r:id="rId147">
+        <w:r>
+          <w:rPr>
+            <w:rStyle w:val="Hyperlink"/>
+          </w:rPr>
+          <w:t xml:space="preserve">https://geocode.earth/blog/2020/memory-lane/</w:t>
+        </w:r>
+      </w:hyperlink>
     </w:p>
     <w:p>
       <w:pPr>
@@ -35682,8 +38404,19 @@
         </w:numPr>
       </w:pPr>
       <w:r>
-        <w:t xml:space="preserve">Pelias is released under the MIT License. https://github.com/pelias/pelias/blob/master/LICENSE</w:t>
-      </w:r>
+        <w:t xml:space="preserve">Pelias is released under the MIT License.</w:t>
+      </w:r>
+      <w:r>
+        <w:t xml:space="preserve"> </w:t>
+      </w:r>
+      <w:hyperlink r:id="rId148">
+        <w:r>
+          <w:rPr>
+            <w:rStyle w:val="Hyperlink"/>
+          </w:rPr>
+          <w:t xml:space="preserve">https://github.com/pelias/pelias/blob/master/LICENSE</w:t>
+        </w:r>
+      </w:hyperlink>
     </w:p>
     <w:p>
       <w:pPr>
@@ -35694,8 +38427,19 @@
         </w:numPr>
       </w:pPr>
       <w:r>
-        <w:t xml:space="preserve">Nominatim architecture overview, release 5.3 documentation. https://nominatim.org/release-docs/latest/develop/overview/</w:t>
-      </w:r>
+        <w:t xml:space="preserve">Nominatim architecture overview, release 5.3 documentation.</w:t>
+      </w:r>
+      <w:r>
+        <w:t xml:space="preserve"> </w:t>
+      </w:r>
+      <w:hyperlink r:id="rId149">
+        <w:r>
+          <w:rPr>
+            <w:rStyle w:val="Hyperlink"/>
+          </w:rPr>
+          <w:t xml:space="preserve">https://nominatim.org/release-docs/latest/develop/overview/</w:t>
+        </w:r>
+      </w:hyperlink>
     </w:p>
     <w:p>
       <w:pPr>
@@ -35706,8 +38450,19 @@
         </w:numPr>
       </w:pPr>
       <w:r>
-        <w:t xml:space="preserve">Photon: an open-source geocoder for OpenStreetMap data. https://github.com/komoot/photon</w:t>
-      </w:r>
+        <w:t xml:space="preserve">Photon: an open-source geocoder for OpenStreetMap data.</w:t>
+      </w:r>
+      <w:r>
+        <w:t xml:space="preserve"> </w:t>
+      </w:r>
+      <w:hyperlink r:id="rId150">
+        <w:r>
+          <w:rPr>
+            <w:rStyle w:val="Hyperlink"/>
+          </w:rPr>
+          <w:t xml:space="preserve">https://github.com/komoot/photon</w:t>
+        </w:r>
+      </w:hyperlink>
     </w:p>
     <w:p>
       <w:pPr>
@@ -35718,8 +38473,19 @@
         </w:numPr>
       </w:pPr>
       <w:r>
-        <w:t xml:space="preserve">PostGIS Tiger Geocoder, chapter 12 (Extras). https://postgis.net/docs/Extras.html</w:t>
-      </w:r>
+        <w:t xml:space="preserve">PostGIS Tiger Geocoder, chapter 12 (Extras).</w:t>
+      </w:r>
+      <w:r>
+        <w:t xml:space="preserve"> </w:t>
+      </w:r>
+      <w:hyperlink r:id="rId151">
+        <w:r>
+          <w:rPr>
+            <w:rStyle w:val="Hyperlink"/>
+          </w:rPr>
+          <w:t xml:space="preserve">https://postgis.net/docs/Extras.html</w:t>
+        </w:r>
+      </w:hyperlink>
     </w:p>
     <w:p>
       <w:pPr>
@@ -35730,8 +38496,19 @@
         </w:numPr>
       </w:pPr>
       <w:r>
-        <w:t xml:space="preserve">pgGeocoder: a Japanese geocoder implemented entirely in PostgreSQL functions. https://github.com/mbasa/pgGeocoder</w:t>
-      </w:r>
+        <w:t xml:space="preserve">pgGeocoder: a Japanese geocoder implemented entirely in PostgreSQL functions.</w:t>
+      </w:r>
+      <w:r>
+        <w:t xml:space="preserve"> </w:t>
+      </w:r>
+      <w:hyperlink r:id="rId152">
+        <w:r>
+          <w:rPr>
+            <w:rStyle w:val="Hyperlink"/>
+          </w:rPr>
+          <w:t xml:space="preserve">https://github.com/mbasa/pgGeocoder</w:t>
+        </w:r>
+      </w:hyperlink>
     </w:p>
     <w:p>
       <w:pPr>
@@ -35742,8 +38519,19 @@
         </w:numPr>
       </w:pPr>
       <w:r>
-        <w:t xml:space="preserve">PostGIS Tiger Geocoder 2025.1 release notes, June 2026. https://postgis.net/2026/06/PostGIS-Tiger-Geocoder-2025.1/</w:t>
-      </w:r>
+        <w:t xml:space="preserve">PostGIS Tiger Geocoder 2025.1 release notes, June 2026.</w:t>
+      </w:r>
+      <w:r>
+        <w:t xml:space="preserve"> </w:t>
+      </w:r>
+      <w:hyperlink r:id="rId153">
+        <w:r>
+          <w:rPr>
+            <w:rStyle w:val="Hyperlink"/>
+          </w:rPr>
+          <w:t xml:space="preserve">https://postgis.net/2026/06/PostGIS-Tiger-Geocoder-2025.1/</w:t>
+        </w:r>
+      </w:hyperlink>
     </w:p>
     <w:p>
       <w:pPr>
@@ -35754,8 +38542,19 @@
         </w:numPr>
       </w:pPr>
       <w:r>
-        <w:t xml:space="preserve">address_standardizer: a PostGIS extension that parses addresses using lexicon, grammar and rule tables. https://postgis.net/docs/Address_Standardizer.html</w:t>
-      </w:r>
+        <w:t xml:space="preserve">address_standardizer: a PostGIS extension that parses addresses using lexicon, grammar and rule tables.</w:t>
+      </w:r>
+      <w:r>
+        <w:t xml:space="preserve"> </w:t>
+      </w:r>
+      <w:hyperlink r:id="rId154">
+        <w:r>
+          <w:rPr>
+            <w:rStyle w:val="Hyperlink"/>
+          </w:rPr>
+          <w:t xml:space="preserve">https://postgis.net/docs/Address_Standardizer.html</w:t>
+        </w:r>
+      </w:hyperlink>
     </w:p>
     <w:p>
       <w:pPr>
@@ -35766,8 +38565,19 @@
         </w:numPr>
       </w:pPr>
       <w:r>
-        <w:t xml:space="preserve">osmgeocoder: an OpenStreetMap and OpenAddresses geocoder using PostGIS, pg_trgm and fuzzystrmatch. https://github.com/dunkelstern/osmgeocoder</w:t>
-      </w:r>
+        <w:t xml:space="preserve">osmgeocoder: an OpenStreetMap and OpenAddresses geocoder using PostGIS, pg_trgm and fuzzystrmatch.</w:t>
+      </w:r>
+      <w:r>
+        <w:t xml:space="preserve"> </w:t>
+      </w:r>
+      <w:hyperlink r:id="rId155">
+        <w:r>
+          <w:rPr>
+            <w:rStyle w:val="Hyperlink"/>
+          </w:rPr>
+          <w:t xml:space="preserve">https://github.com/dunkelstern/osmgeocoder</w:t>
+        </w:r>
+      </w:hyperlink>
     </w:p>
     <w:p>
       <w:pPr>
@@ -35778,8 +38588,19 @@
         </w:numPr>
       </w:pPr>
       <w:r>
-        <w:t xml:space="preserve">fuzzystrmatch: soundex, metaphone, double metaphone and Levenshtein. PostgreSQL documentation. https://www.postgresql.org/docs/18/fuzzystrmatch.html</w:t>
-      </w:r>
+        <w:t xml:space="preserve">fuzzystrmatch: soundex, metaphone, double metaphone and Levenshtein. PostgreSQL documentation.</w:t>
+      </w:r>
+      <w:r>
+        <w:t xml:space="preserve"> </w:t>
+      </w:r>
+      <w:hyperlink r:id="rId156">
+        <w:r>
+          <w:rPr>
+            <w:rStyle w:val="Hyperlink"/>
+          </w:rPr>
+          <w:t xml:space="preserve">https://www.postgresql.org/docs/18/fuzzystrmatch.html</w:t>
+        </w:r>
+      </w:hyperlink>
     </w:p>
     <w:p>
       <w:pPr>
@@ -35790,8 +38611,19 @@
         </w:numPr>
       </w:pPr>
       <w:r>
-        <w:t xml:space="preserve">moofish32/postgis-geocoder: a Docker packaging of the PostGIS TIGER geocoder. https://github.com/moofish32/postgis-geocoder</w:t>
-      </w:r>
+        <w:t xml:space="preserve">moofish32/postgis-geocoder: a Docker packaging of the PostGIS TIGER geocoder.</w:t>
+      </w:r>
+      <w:r>
+        <w:t xml:space="preserve"> </w:t>
+      </w:r>
+      <w:hyperlink r:id="rId157">
+        <w:r>
+          <w:rPr>
+            <w:rStyle w:val="Hyperlink"/>
+          </w:rPr>
+          <w:t xml:space="preserve">https://github.com/moofish32/postgis-geocoder</w:t>
+        </w:r>
+      </w:hyperlink>
     </w:p>
     <w:p>
       <w:pPr>
@@ -35802,8 +38634,19 @@
         </w:numPr>
       </w:pPr>
       <w:r>
-        <w:t xml:space="preserve">MattTriano/postgis_geocoder: a Docker and Python packaging of the PostGIS TIGER geocoder. https://github.com/MattTriano/postgis_geocoder</w:t>
-      </w:r>
+        <w:t xml:space="preserve">MattTriano/postgis_geocoder: a Docker and Python packaging of the PostGIS TIGER geocoder.</w:t>
+      </w:r>
+      <w:r>
+        <w:t xml:space="preserve"> </w:t>
+      </w:r>
+      <w:hyperlink r:id="rId158">
+        <w:r>
+          <w:rPr>
+            <w:rStyle w:val="Hyperlink"/>
+          </w:rPr>
+          <w:t xml:space="preserve">https://github.com/MattTriano/postgis_geocoder</w:t>
+        </w:r>
+      </w:hyperlink>
     </w:p>
     <w:p>
       <w:pPr>
@@ -35814,8 +38657,19 @@
         </w:numPr>
       </w:pPr>
       <w:r>
-        <w:t xml:space="preserve">The road to Nominatim 6, July 2025. https://nominatim.org/2025/07/14/roadmap-nominatim6.html</w:t>
-      </w:r>
+        <w:t xml:space="preserve">The road to Nominatim 6, July 2025.</w:t>
+      </w:r>
+      <w:r>
+        <w:t xml:space="preserve"> </w:t>
+      </w:r>
+      <w:hyperlink r:id="rId159">
+        <w:r>
+          <w:rPr>
+            <w:rStyle w:val="Hyperlink"/>
+          </w:rPr>
+          <w:t xml:space="preserve">https://nominatim.org/2025/07/14/roadmap-nominatim6.html</w:t>
+        </w:r>
+      </w:hyperlink>
     </w:p>
     <w:p>
       <w:pPr>
@@ -35826,8 +38680,19 @@
         </w:numPr>
       </w:pPr>
       <w:r>
-        <w:t xml:space="preserve">OpenCage geocoding foreign data wrapper for PostgreSQL (calls a remote API from SQL). https://blog.opencagedata.com/post/geocoding-in-postgresql</w:t>
-      </w:r>
+        <w:t xml:space="preserve">OpenCage geocoding foreign data wrapper for PostgreSQL (calls a remote API from SQL).</w:t>
+      </w:r>
+      <w:r>
+        <w:t xml:space="preserve"> </w:t>
+      </w:r>
+      <w:hyperlink r:id="rId160">
+        <w:r>
+          <w:rPr>
+            <w:rStyle w:val="Hyperlink"/>
+          </w:rPr>
+          <w:t xml:space="preserve">https://blog.opencagedata.com/post/geocoding-in-postgresql</w:t>
+        </w:r>
+      </w:hyperlink>
     </w:p>
     <w:p>
       <w:pPr>
@@ -35838,8 +38703,19 @@
         </w:numPr>
       </w:pPr>
       <w:r>
-        <w:t xml:space="preserve">libpostal: a C library for parsing and normalising street addresses, using statistical NLP. https://github.com/openvenues/libpostal</w:t>
-      </w:r>
+        <w:t xml:space="preserve">libpostal: a C library for parsing and normalising street addresses, using statistical NLP.</w:t>
+      </w:r>
+      <w:r>
+        <w:t xml:space="preserve"> </w:t>
+      </w:r>
+      <w:hyperlink r:id="rId161">
+        <w:r>
+          <w:rPr>
+            <w:rStyle w:val="Hyperlink"/>
+          </w:rPr>
+          <w:t xml:space="preserve">https://github.com/openvenues/libpostal</w:t>
+        </w:r>
+      </w:hyperlink>
     </w:p>
     <w:p>
       <w:pPr>
@@ -35850,8 +38726,19 @@
         </w:numPr>
       </w:pPr>
       <w:r>
-        <w:t xml:space="preserve">Grafana k6: a load-testing tool with scripted virtual users. https://k6.io</w:t>
-      </w:r>
+        <w:t xml:space="preserve">Grafana k6: a load-testing tool with scripted virtual users.</w:t>
+      </w:r>
+      <w:r>
+        <w:t xml:space="preserve"> </w:t>
+      </w:r>
+      <w:hyperlink r:id="rId162">
+        <w:r>
+          <w:rPr>
+            <w:rStyle w:val="Hyperlink"/>
+          </w:rPr>
+          <w:t xml:space="preserve">https://k6.io</w:t>
+        </w:r>
+      </w:hyperlink>
     </w:p>
     <w:p>
       <w:pPr>
@@ -35862,8 +38749,19 @@
         </w:numPr>
       </w:pPr>
       <w:r>
-        <w:t xml:space="preserve">pg_trgm: trigram-based text similarity and indexing. PostgreSQL documentation. https://www.postgresql.org/docs/18/pgtrgm.html</w:t>
-      </w:r>
+        <w:t xml:space="preserve">pg_trgm: trigram-based text similarity and indexing. PostgreSQL documentation.</w:t>
+      </w:r>
+      <w:r>
+        <w:t xml:space="preserve"> </w:t>
+      </w:r>
+      <w:hyperlink r:id="rId163">
+        <w:r>
+          <w:rPr>
+            <w:rStyle w:val="Hyperlink"/>
+          </w:rPr>
+          <w:t xml:space="preserve">https://www.postgresql.org/docs/18/pgtrgm.html</w:t>
+        </w:r>
+      </w:hyperlink>
     </w:p>
     <w:p>
       <w:pPr>
@@ -35874,8 +38772,19 @@
         </w:numPr>
       </w:pPr>
       <w:r>
-        <w:t xml:space="preserve">Who’s On First: an open gazetteer of places. https://whosonfirst.org</w:t>
-      </w:r>
+        <w:t xml:space="preserve">Who’s On First: an open gazetteer of places.</w:t>
+      </w:r>
+      <w:r>
+        <w:t xml:space="preserve"> </w:t>
+      </w:r>
+      <w:hyperlink r:id="rId164">
+        <w:r>
+          <w:rPr>
+            <w:rStyle w:val="Hyperlink"/>
+          </w:rPr>
+          <w:t xml:space="preserve">https://whosonfirst.org</w:t>
+        </w:r>
+      </w:hyperlink>
     </w:p>
     <w:p>
       <w:pPr>
@@ -35886,8 +38795,19 @@
         </w:numPr>
       </w:pPr>
       <w:r>
-        <w:t xml:space="preserve">OpenAddresses: a global collection of open address data. https://openaddresses.io</w:t>
-      </w:r>
+        <w:t xml:space="preserve">OpenAddresses: a global collection of open address data.</w:t>
+      </w:r>
+      <w:r>
+        <w:t xml:space="preserve"> </w:t>
+      </w:r>
+      <w:hyperlink r:id="rId165">
+        <w:r>
+          <w:rPr>
+            <w:rStyle w:val="Hyperlink"/>
+          </w:rPr>
+          <w:t xml:space="preserve">https://openaddresses.io</w:t>
+        </w:r>
+      </w:hyperlink>
     </w:p>
     <w:p>
       <w:pPr>
@@ -35898,8 +38818,19 @@
         </w:numPr>
       </w:pPr>
       <w:r>
-        <w:t xml:space="preserve">USGS Geographic Names Information System (GNIS), Domestic Names. https://www.usgs.gov/us-board-on-geographic-names</w:t>
-      </w:r>
+        <w:t xml:space="preserve">USGS Geographic Names Information System (GNIS), Domestic Names.</w:t>
+      </w:r>
+      <w:r>
+        <w:t xml:space="preserve"> </w:t>
+      </w:r>
+      <w:hyperlink r:id="rId166">
+        <w:r>
+          <w:rPr>
+            <w:rStyle w:val="Hyperlink"/>
+          </w:rPr>
+          <w:t xml:space="preserve">https://www.usgs.gov/us-board-on-geographic-names</w:t>
+        </w:r>
+      </w:hyperlink>
     </w:p>
     <w:p>
       <w:pPr>
@@ -35910,8 +38841,19 @@
         </w:numPr>
       </w:pPr>
       <w:r>
-        <w:t xml:space="preserve">US Census Bureau, ZIP Code Tabulation Areas (ZCTA) gazetteer. https://www.census.gov/geographies/reference-files/time-series/geo/gazetteer-files.html</w:t>
-      </w:r>
+        <w:t xml:space="preserve">US Census Bureau, ZIP Code Tabulation Areas (ZCTA) gazetteer.</w:t>
+      </w:r>
+      <w:r>
+        <w:t xml:space="preserve"> </w:t>
+      </w:r>
+      <w:hyperlink r:id="rId167">
+        <w:r>
+          <w:rPr>
+            <w:rStyle w:val="Hyperlink"/>
+          </w:rPr>
+          <w:t xml:space="preserve">https://www.census.gov/geographies/reference-files/time-series/geo/gazetteer-files.html</w:t>
+        </w:r>
+      </w:hyperlink>
     </w:p>
     <w:p>
       <w:pPr>
@@ -35922,8 +38864,19 @@
         </w:numPr>
       </w:pPr>
       <w:r>
-        <w:t xml:space="preserve">DuckDB, used in the pgeo build to read Parquet and CSV sources. https://duckdb.org</w:t>
-      </w:r>
+        <w:t xml:space="preserve">DuckDB, used in the pgeo build to read Parquet and CSV sources.</w:t>
+      </w:r>
+      <w:r>
+        <w:t xml:space="preserve"> </w:t>
+      </w:r>
+      <w:hyperlink r:id="rId168">
+        <w:r>
+          <w:rPr>
+            <w:rStyle w:val="Hyperlink"/>
+          </w:rPr>
+          <w:t xml:space="preserve">https://duckdb.org</w:t>
+        </w:r>
+      </w:hyperlink>
     </w:p>
     <w:p>
       <w:pPr>
@@ -35934,8 +38887,19 @@
         </w:numPr>
       </w:pPr>
       <w:r>
-        <w:t xml:space="preserve">GDAL/OGR (ogr2ogr), used in the pgeo build to load spatial formats. https://gdal.org</w:t>
-      </w:r>
+        <w:t xml:space="preserve">GDAL/OGR (ogr2ogr), used in the pgeo build to load spatial formats.</w:t>
+      </w:r>
+      <w:r>
+        <w:t xml:space="preserve"> </w:t>
+      </w:r>
+      <w:hyperlink r:id="rId169">
+        <w:r>
+          <w:rPr>
+            <w:rStyle w:val="Hyperlink"/>
+          </w:rPr>
+          <w:t xml:space="preserve">https://gdal.org</w:t>
+        </w:r>
+      </w:hyperlink>
     </w:p>
     <w:p>
       <w:pPr>
@@ -35946,8 +38910,19 @@
         </w:numPr>
       </w:pPr>
       <w:r>
-        <w:t xml:space="preserve">United States Postal Service, Publication 28: Postal Addressing Standards. https://pe.usps.com/text/pub28/welcome.htm</w:t>
-      </w:r>
+        <w:t xml:space="preserve">United States Postal Service, Publication 28: Postal Addressing Standards.</w:t>
+      </w:r>
+      <w:r>
+        <w:t xml:space="preserve"> </w:t>
+      </w:r>
+      <w:hyperlink r:id="rId170">
+        <w:r>
+          <w:rPr>
+            <w:rStyle w:val="Hyperlink"/>
+          </w:rPr>
+          <w:t xml:space="preserve">https://pe.usps.com/text/pub28/welcome.htm</w:t>
+        </w:r>
+      </w:hyperlink>
     </w:p>
     <w:p>
       <w:pPr>
@@ -35958,11 +38933,22 @@
         </w:numPr>
       </w:pPr>
       <w:r>
-        <w:t xml:space="preserve">United States Postal Service, ZIP+4 product and licence terms. https://postalpro.usps.com/address-quality/zip4</w:t>
-      </w:r>
+        <w:t xml:space="preserve">United States Postal Service, ZIP+4 product and licence terms.</w:t>
+      </w:r>
+      <w:r>
+        <w:t xml:space="preserve"> </w:t>
+      </w:r>
+      <w:hyperlink r:id="rId171">
+        <w:r>
+          <w:rPr>
+            <w:rStyle w:val="Hyperlink"/>
+          </w:rPr>
+          <w:t xml:space="preserve">https://postalpro.usps.com/address-quality/zip4</w:t>
+        </w:r>
+      </w:hyperlink>
     </w:p>
-    <w:bookmarkEnd w:id="141"/>
-    <w:bookmarkStart w:id="142" w:name="appendix-a.-reproducing-this-study"/>
+    <w:bookmarkEnd w:id="172"/>
+    <w:bookmarkStart w:id="173" w:name="appendix-a.-reproducing-this-study"/>
     <w:p>
       <w:pPr>
         <w:pStyle w:val="Heading2"/>
@@ -36399,8 +39385,8 @@
         <w:t xml:space="preserve">system reproduces the results in this report.</w:t>
       </w:r>
     </w:p>
-    <w:bookmarkEnd w:id="142"/>
-    <w:bookmarkStart w:id="143" w:name="Xec1f0b5e3ec847d05266a8fcbbb09145d5aebe4"/>
+    <w:bookmarkEnd w:id="173"/>
+    <w:bookmarkStart w:id="174" w:name="Xec1f0b5e3ec847d05266a8fcbbb09145d5aebe4"/>
     <w:p>
       <w:pPr>
         <w:pStyle w:val="Heading2"/>
@@ -36432,7 +39418,7 @@
           <w:b/>
           <w:bCs/>
         </w:rPr>
-        <w:t xml:space="preserve">Table 44. Questions asked during the project, with short answers and the sections that answer them in full.</w:t>
+        <w:t xml:space="preserve">Table 49. Questions asked during the project, with short answers and the sections that answer them in full.</w:t>
       </w:r>
     </w:p>
     <w:tbl>
@@ -37444,8 +40430,8 @@
         </w:tc>
       </w:tr>
     </w:tbl>
-    <w:bookmarkEnd w:id="143"/>
-    <w:bookmarkStart w:id="144" w:name="appendix-c.-pgeo-storage"/>
+    <w:bookmarkEnd w:id="174"/>
+    <w:bookmarkStart w:id="175" w:name="appendix-c.-pgeo-storage"/>
     <w:p>
       <w:pPr>
         <w:pStyle w:val="Heading2"/>
@@ -37507,7 +40493,7 @@
           <w:b/>
           <w:bCs/>
         </w:rPr>
-        <w:t xml:space="preserve">Table 45. pgeo tables (including their indexes).</w:t>
+        <w:t xml:space="preserve">Table 50. pgeo tables (including their indexes).</w:t>
       </w:r>
     </w:p>
     <w:tbl>
@@ -37715,7 +40701,7 @@
           <w:b/>
           <w:bCs/>
         </w:rPr>
-        <w:t xml:space="preserve">Table 46. Largest pgeo indexes.</w:t>
+        <w:t xml:space="preserve">Table 51. Largest pgeo indexes.</w:t>
       </w:r>
     </w:p>
     <w:tbl>
@@ -38070,7 +41056,7 @@
         </w:tc>
       </w:tr>
     </w:tbl>
-    <w:bookmarkEnd w:id="144"/>
+    <w:bookmarkEnd w:id="175"/>
     <w:sectPr>
       <w:footnotePr>
         <w:numRestart w:val="eachSect"/>

--- a/docs/REPORT.docx
+++ b/docs/REPORT.docx
@@ -2648,13 +2648,53 @@
         <w:t xml:space="preserve"> </w:t>
       </w:r>
       <w:r>
-        <w:t xml:space="preserve">pgeo on every configuration tested (Figure 14). The comparison that would press</w:t>
-      </w:r>
-      <w:r>
-        <w:t xml:space="preserve"> </w:t>
-      </w:r>
-      <w:r>
-        <w:t xml:space="preserve">hardest on pgeo’s weakest axis is the one this study does not make.</w:t>
+        <w:t xml:space="preserve">pgeo on every configuration tested (Figure 14). That made Photon the comparison</w:t>
+      </w:r>
+      <w:r>
+        <w:t xml:space="preserve"> </w:t>
+      </w:r>
+      <w:r>
+        <w:t xml:space="preserve">most likely to embarrass pgeo, so it was built and measured rather than left as a caveat;</w:t>
+      </w:r>
+      <w:r>
+        <w:t xml:space="preserve"> </w:t>
+      </w:r>
+      <w:r>
+        <w:t xml:space="preserve">Section 3.14 reports the result. In summary: Photon is about twice as fast per autocomplete</w:t>
+      </w:r>
+      <w:r>
+        <w:t xml:space="preserve"> </w:t>
+      </w:r>
+      <w:r>
+        <w:t xml:space="preserve">request as pgeo and holds 2.7 times as many concurrent users on the same two cores, but it is</w:t>
+      </w:r>
+      <w:r>
+        <w:t xml:space="preserve"> </w:t>
+      </w:r>
+      <w:r>
+        <w:rPr>
+          <w:i/>
+          <w:iCs/>
+        </w:rPr>
+        <w:t xml:space="preserve">less</w:t>
+      </w:r>
+      <w:r>
+        <w:t xml:space="preserve"> </w:t>
+      </w:r>
+      <w:r>
+        <w:t xml:space="preserve">CPU-efficient than Pelias, not more, so the four-times figure below remains the binding</w:t>
+      </w:r>
+      <w:r>
+        <w:t xml:space="preserve"> </w:t>
+      </w:r>
+      <w:r>
+        <w:t xml:space="preserve">one. The reason is that Photon’s index is OpenSearch, like Pelias’s Elasticsearch, rather than</w:t>
+      </w:r>
+      <w:r>
+        <w:t xml:space="preserve"> </w:t>
+      </w:r>
+      <w:r>
+        <w:t xml:space="preserve">anything special about type-ahead.</w:t>
       </w:r>
     </w:p>
     <w:p>
@@ -2662,7 +2702,7 @@
         <w:pStyle w:val="BodyText"/>
       </w:pPr>
       <w:r>
-        <w:t xml:space="preserve">Photon would also change the build comparison rather than just the query one: it distributes a</w:t>
+        <w:t xml:space="preserve">Photon also changes the build comparison rather than just the query one: it distributes a</w:t>
       </w:r>
       <w:r>
         <w:t xml:space="preserve"> </w:t>
@@ -2680,7 +2720,19 @@
         <w:t xml:space="preserve"> </w:t>
       </w:r>
       <w:r>
-        <w:t xml:space="preserve">one measured here, and a real one.</w:t>
+        <w:t xml:space="preserve">one measured here, and a real one. It comes with a constraint that Section 3.14 quantifies: a</w:t>
+      </w:r>
+      <w:r>
+        <w:t xml:space="preserve"> </w:t>
+      </w:r>
+      <w:r>
+        <w:t xml:space="preserve">Photon index is built from a Nominatim database, and Nominatim imports OpenStreetMap, so the</w:t>
+      </w:r>
+      <w:r>
+        <w:t xml:space="preserve"> </w:t>
+      </w:r>
+      <w:r>
+        <w:t xml:space="preserve">OpenAddresses E911 points and the Overture places that both other engines carry cannot be in it.</w:t>
       </w:r>
     </w:p>
     <w:bookmarkEnd w:id="17"/>
@@ -13881,7 +13933,7 @@
     <w:bookmarkEnd w:id="47"/>
     <w:bookmarkEnd w:id="48"/>
     <w:bookmarkEnd w:id="49"/>
-    <w:bookmarkStart w:id="130" w:name="results"/>
+    <w:bookmarkStart w:id="135" w:name="results"/>
     <w:p>
       <w:pPr>
         <w:pStyle w:val="Heading2"/>
@@ -34447,8 +34499,2318 @@
     </w:p>
     <w:bookmarkEnd w:id="128"/>
     <w:bookmarkEnd w:id="129"/>
+    <w:bookmarkStart w:id="134" w:name="photon-the-type-ahead-specialist"/>
+    <w:p>
+      <w:pPr>
+        <w:pStyle w:val="Heading3"/>
+      </w:pPr>
+      <w:r>
+        <w:t xml:space="preserve">3.14 Photon, the type-ahead specialist</w:t>
+      </w:r>
+    </w:p>
+    <w:p>
+      <w:pPr>
+        <w:pStyle w:val="FirstParagraph"/>
+      </w:pPr>
+      <w:r>
+        <w:t xml:space="preserve">Section 1.5.1 named the comparison this study was most exposed to: pgeo is limited by autocomplete</w:t>
+      </w:r>
+      <w:r>
+        <w:t xml:space="preserve"> </w:t>
+      </w:r>
+      <w:r>
+        <w:t xml:space="preserve">on every configuration, and Photon[8] is the engine built specifically to do</w:t>
+      </w:r>
+      <w:r>
+        <w:t xml:space="preserve"> </w:t>
+      </w:r>
+      <w:r>
+        <w:t xml:space="preserve">autocomplete quickly. This section measures it, on the same machine, with the same corpus, the</w:t>
+      </w:r>
+      <w:r>
+        <w:t xml:space="preserve"> </w:t>
+      </w:r>
+      <w:r>
+        <w:t xml:space="preserve">same session mix, the same keystroke pattern, the same think times, the same ramp and the same</w:t>
+      </w:r>
+      <w:r>
+        <w:t xml:space="preserve"> </w:t>
+      </w:r>
+      <w:r>
+        <w:t xml:space="preserve">latency targets as the other two engines. Only the URL shape differs, because Photon does not</w:t>
+      </w:r>
+      <w:r>
+        <w:t xml:space="preserve"> </w:t>
+      </w:r>
+      <w:r>
+        <w:t xml:space="preserve">speak the Pelias API (</w:t>
+      </w:r>
+      <w:r>
+        <w:rPr>
+          <w:rStyle w:val="VerbatimChar"/>
+        </w:rPr>
+        <w:t xml:space="preserve">tests/load/k6/session_photon.js</w:t>
+      </w:r>
+      <w:r>
+        <w:t xml:space="preserve">).</w:t>
+      </w:r>
+    </w:p>
+    <w:p>
+      <w:pPr>
+        <w:pStyle w:val="BodyText"/>
+      </w:pPr>
+      <w:r>
+        <w:t xml:space="preserve">The result is not the one the caveat anticipated. Photon is faster per request than pgeo at</w:t>
+      </w:r>
+      <w:r>
+        <w:t xml:space="preserve"> </w:t>
+      </w:r>
+      <w:r>
+        <w:t xml:space="preserve">type-ahead, as expected – but it is</w:t>
+      </w:r>
+      <w:r>
+        <w:t xml:space="preserve"> </w:t>
+      </w:r>
+      <w:r>
+        <w:rPr>
+          <w:i/>
+          <w:iCs/>
+        </w:rPr>
+        <w:t xml:space="preserve">less</w:t>
+      </w:r>
+      <w:r>
+        <w:t xml:space="preserve"> </w:t>
+      </w:r>
+      <w:r>
+        <w:t xml:space="preserve">CPU-efficient than Pelias, so it does not become the</w:t>
+      </w:r>
+      <w:r>
+        <w:t xml:space="preserve"> </w:t>
+      </w:r>
+      <w:r>
+        <w:t xml:space="preserve">harsher yardstick for capacity. What it does expose is a data limitation that matters more than</w:t>
+      </w:r>
+      <w:r>
+        <w:t xml:space="preserve"> </w:t>
+      </w:r>
+      <w:r>
+        <w:t xml:space="preserve">either.</w:t>
+      </w:r>
+    </w:p>
+    <w:bookmarkStart w:id="130" w:name="how-photon-was-built"/>
+    <w:p>
+      <w:pPr>
+        <w:pStyle w:val="Heading4"/>
+      </w:pPr>
+      <w:r>
+        <w:t xml:space="preserve">3.14.1 How Photon was built</w:t>
+      </w:r>
+    </w:p>
+    <w:p>
+      <w:pPr>
+        <w:pStyle w:val="FirstParagraph"/>
+      </w:pPr>
+      <w:r>
+        <w:t xml:space="preserve">A Photon index is not built from source data directly: it is exported from a Nominatim</w:t>
+      </w:r>
+      <w:r>
+        <w:t xml:space="preserve"> </w:t>
+      </w:r>
+      <w:r>
+        <w:t xml:space="preserve">database[7]. The Maine OpenStreetMap extract was imported into Nominatim 4.5</w:t>
+      </w:r>
+      <w:r>
+        <w:t xml:space="preserve"> </w:t>
+      </w:r>
+      <w:r>
+        <w:t xml:space="preserve">(about eight minutes), and Photon’s importer then produced its own index in</w:t>
+      </w:r>
+      <w:r>
+        <w:t xml:space="preserve"> </w:t>
+      </w:r>
+      <w:r>
+        <w:rPr>
+          <w:b/>
+          <w:bCs/>
+        </w:rPr>
+        <w:t xml:space="preserve">39 seconds –</w:t>
+      </w:r>
+      <w:r>
+        <w:rPr>
+          <w:b/>
+          <w:bCs/>
+        </w:rPr>
+        <w:t xml:space="preserve"> </w:t>
+      </w:r>
+      <w:r>
+        <w:rPr>
+          <w:b/>
+          <w:bCs/>
+        </w:rPr>
+        <w:t xml:space="preserve">791,593 documents, 203 MB on disk</w:t>
+      </w:r>
+      <w:r>
+        <w:t xml:space="preserve">. That is by far the fastest index build in this report, and</w:t>
+      </w:r>
+      <w:r>
+        <w:t xml:space="preserve"> </w:t>
+      </w:r>
+      <w:r>
+        <w:t xml:space="preserve">the comparison is not quite like for like: the eight-minute Nominatim import is a prerequisite,</w:t>
+      </w:r>
+      <w:r>
+        <w:t xml:space="preserve"> </w:t>
+      </w:r>
+      <w:r>
+        <w:t xml:space="preserve">and for a planet deployment Photon distributes a prebuilt index that an operator downloads rather</w:t>
+      </w:r>
+      <w:r>
+        <w:t xml:space="preserve"> </w:t>
+      </w:r>
+      <w:r>
+        <w:t xml:space="preserve">than builds at all.</w:t>
+      </w:r>
+    </w:p>
+    <w:p>
+      <w:pPr>
+        <w:pStyle w:val="BodyText"/>
+      </w:pPr>
+      <w:r>
+        <w:t xml:space="preserve">The import path is also the constraint. Nominatim imports OpenStreetMap, so a Photon index</w:t>
+      </w:r>
+      <w:r>
+        <w:t xml:space="preserve"> </w:t>
+      </w:r>
+      <w:r>
+        <w:t xml:space="preserve">contains OpenStreetMap and nothing else. The OpenAddresses E911 address points (780,260</w:t>
+      </w:r>
+      <w:r>
+        <w:t xml:space="preserve"> </w:t>
+      </w:r>
+      <w:r>
+        <w:t xml:space="preserve">documents in Pelias) and the Overture places (76,582) that both other engines carry cannot be in</w:t>
+      </w:r>
+      <w:r>
+        <w:t xml:space="preserve"> </w:t>
+      </w:r>
+      <w:r>
+        <w:t xml:space="preserve">it. Table 48 shows what that costs.</w:t>
+      </w:r>
+    </w:p>
     <w:bookmarkEnd w:id="130"/>
-    <w:bookmarkStart w:id="131" w:name="discussion"/>
+    <w:bookmarkStart w:id="131" w:name="capacity"/>
+    <w:p>
+      <w:pPr>
+        <w:pStyle w:val="Heading4"/>
+      </w:pPr>
+      <w:r>
+        <w:t xml:space="preserve">3.14.2 Capacity</w:t>
+      </w:r>
+    </w:p>
+    <w:p>
+      <w:pPr>
+        <w:pStyle w:val="FirstParagraph"/>
+      </w:pPr>
+      <w:r>
+        <w:rPr>
+          <w:b/>
+          <w:bCs/>
+        </w:rPr>
+        <w:t xml:space="preserve">Table 45. Concurrent users each engine holds inside the latency targets, on two cores and unconstrained.</w:t>
+      </w:r>
+      <w:r>
+        <w:t xml:space="preserve"> </w:t>
+      </w:r>
+      <w:r>
+        <w:t xml:space="preserve">Photon sits between the other two on capacity and below both on memory.</w:t>
+      </w:r>
+    </w:p>
+    <w:tbl>
+      <w:tblPr>
+        <w:tblStyle w:val="Table"/>
+        <w:tblW w:type="pct" w:w="5000"/>
+        <w:tblLayout w:type="fixed"/>
+        <w:tblLook w:firstRow="1" w:lastRow="0" w:firstColumn="0" w:lastColumn="0" w:noHBand="0" w:noVBand="0" w:val="0020"/>
+      </w:tblPr>
+      <w:tblGrid>
+        <w:gridCol w:w="1320"/>
+        <w:gridCol w:w="1320"/>
+        <w:gridCol w:w="1320"/>
+        <w:gridCol w:w="1320"/>
+        <w:gridCol w:w="1320"/>
+        <w:gridCol w:w="1320"/>
+      </w:tblGrid>
+      <w:tr>
+        <w:trPr>
+          <w:tblHeader w:val="on"/>
+        </w:trPr>
+        <w:tc>
+          <w:tcPr/>
+          <w:p>
+            <w:pPr>
+              <w:pStyle w:val="Compact"/>
+            </w:pPr>
+            <w:r>
+              <w:t xml:space="preserve">Configuration</w:t>
+            </w:r>
+          </w:p>
+        </w:tc>
+        <w:tc>
+          <w:tcPr/>
+          <w:p>
+            <w:pPr>
+              <w:pStyle w:val="Compact"/>
+            </w:pPr>
+            <w:r>
+              <w:t xml:space="preserve">vCPU</w:t>
+            </w:r>
+          </w:p>
+        </w:tc>
+        <w:tc>
+          <w:tcPr/>
+          <w:p>
+            <w:pPr>
+              <w:pStyle w:val="Compact"/>
+            </w:pPr>
+            <w:r>
+              <w:t xml:space="preserve">Users within targets</w:t>
+            </w:r>
+          </w:p>
+        </w:tc>
+        <w:tc>
+          <w:tcPr/>
+          <w:p>
+            <w:pPr>
+              <w:pStyle w:val="Compact"/>
+            </w:pPr>
+            <w:r>
+              <w:t xml:space="preserve">Broke at</w:t>
+            </w:r>
+          </w:p>
+        </w:tc>
+        <w:tc>
+          <w:tcPr/>
+          <w:p>
+            <w:pPr>
+              <w:pStyle w:val="Compact"/>
+            </w:pPr>
+            <w:r>
+              <w:t xml:space="preserve">Throughput at the limit</w:t>
+            </w:r>
+          </w:p>
+        </w:tc>
+        <w:tc>
+          <w:tcPr/>
+          <w:p>
+            <w:pPr>
+              <w:pStyle w:val="Compact"/>
+            </w:pPr>
+            <w:r>
+              <w:t xml:space="preserve">Memory under load</w:t>
+            </w:r>
+          </w:p>
+        </w:tc>
+      </w:tr>
+      <w:tr>
+        <w:tc>
+          <w:tcPr/>
+          <w:p>
+            <w:pPr>
+              <w:pStyle w:val="Compact"/>
+            </w:pPr>
+            <w:r>
+              <w:t xml:space="preserve">Pelias C2</w:t>
+            </w:r>
+          </w:p>
+        </w:tc>
+        <w:tc>
+          <w:tcPr/>
+          <w:p>
+            <w:pPr>
+              <w:pStyle w:val="Compact"/>
+            </w:pPr>
+            <w:r>
+              <w:t xml:space="preserve">2</w:t>
+            </w:r>
+          </w:p>
+        </w:tc>
+        <w:tc>
+          <w:tcPr/>
+          <w:p>
+            <w:pPr>
+              <w:pStyle w:val="Compact"/>
+            </w:pPr>
+            <w:r>
+              <w:t xml:space="preserve">192</w:t>
+            </w:r>
+          </w:p>
+        </w:tc>
+        <w:tc>
+          <w:tcPr/>
+          <w:p>
+            <w:pPr>
+              <w:pStyle w:val="Compact"/>
+            </w:pPr>
+            <w:r>
+              <w:t xml:space="preserve">384</w:t>
+            </w:r>
+          </w:p>
+        </w:tc>
+        <w:tc>
+          <w:tcPr/>
+          <w:p>
+            <w:pPr>
+              <w:pStyle w:val="Compact"/>
+            </w:pPr>
+            <w:r>
+              <w:t xml:space="preserve">209 req/s</w:t>
+            </w:r>
+          </w:p>
+        </w:tc>
+        <w:tc>
+          <w:tcPr/>
+          <w:p>
+            <w:pPr>
+              <w:pStyle w:val="Compact"/>
+            </w:pPr>
+            <w:r>
+              <w:t xml:space="preserve">8.4 GB budget</w:t>
+            </w:r>
+          </w:p>
+        </w:tc>
+      </w:tr>
+      <w:tr>
+        <w:tc>
+          <w:tcPr/>
+          <w:p>
+            <w:pPr>
+              <w:pStyle w:val="Compact"/>
+            </w:pPr>
+            <w:r>
+              <w:t xml:space="preserve">Photon (pinned)</w:t>
+            </w:r>
+          </w:p>
+        </w:tc>
+        <w:tc>
+          <w:tcPr/>
+          <w:p>
+            <w:pPr>
+              <w:pStyle w:val="Compact"/>
+            </w:pPr>
+            <w:r>
+              <w:t xml:space="preserve">2</w:t>
+            </w:r>
+          </w:p>
+        </w:tc>
+        <w:tc>
+          <w:tcPr/>
+          <w:p>
+            <w:pPr>
+              <w:pStyle w:val="Compact"/>
+            </w:pPr>
+            <w:r>
+              <w:t xml:space="preserve">128</w:t>
+            </w:r>
+          </w:p>
+        </w:tc>
+        <w:tc>
+          <w:tcPr/>
+          <w:p>
+            <w:pPr>
+              <w:pStyle w:val="Compact"/>
+            </w:pPr>
+            <w:r>
+              <w:t xml:space="preserve">256</w:t>
+            </w:r>
+          </w:p>
+        </w:tc>
+        <w:tc>
+          <w:tcPr/>
+          <w:p>
+            <w:pPr>
+              <w:pStyle w:val="Compact"/>
+            </w:pPr>
+            <w:r>
+              <w:t xml:space="preserve">127 req/s</w:t>
+            </w:r>
+          </w:p>
+        </w:tc>
+        <w:tc>
+          <w:tcPr/>
+          <w:p>
+            <w:pPr>
+              <w:pStyle w:val="Compact"/>
+            </w:pPr>
+            <w:r>
+              <w:t xml:space="preserve">1.84 GB resident</w:t>
+            </w:r>
+          </w:p>
+        </w:tc>
+      </w:tr>
+      <w:tr>
+        <w:tc>
+          <w:tcPr/>
+          <w:p>
+            <w:pPr>
+              <w:pStyle w:val="Compact"/>
+            </w:pPr>
+            <w:r>
+              <w:t xml:space="preserve">pgeo rest-P2</w:t>
+            </w:r>
+          </w:p>
+        </w:tc>
+        <w:tc>
+          <w:tcPr/>
+          <w:p>
+            <w:pPr>
+              <w:pStyle w:val="Compact"/>
+            </w:pPr>
+            <w:r>
+              <w:t xml:space="preserve">2</w:t>
+            </w:r>
+          </w:p>
+        </w:tc>
+        <w:tc>
+          <w:tcPr/>
+          <w:p>
+            <w:pPr>
+              <w:pStyle w:val="Compact"/>
+            </w:pPr>
+            <w:r>
+              <w:t xml:space="preserve">48</w:t>
+            </w:r>
+          </w:p>
+        </w:tc>
+        <w:tc>
+          <w:tcPr/>
+          <w:p>
+            <w:pPr>
+              <w:pStyle w:val="Compact"/>
+            </w:pPr>
+            <w:r>
+              <w:t xml:space="preserve">96</w:t>
+            </w:r>
+          </w:p>
+        </w:tc>
+        <w:tc>
+          <w:tcPr/>
+          <w:p>
+            <w:pPr>
+              <w:pStyle w:val="Compact"/>
+            </w:pPr>
+            <w:r>
+              <w:t xml:space="preserve">53 req/s</w:t>
+            </w:r>
+          </w:p>
+        </w:tc>
+        <w:tc>
+          <w:tcPr/>
+          <w:p>
+            <w:pPr>
+              <w:pStyle w:val="Compact"/>
+            </w:pPr>
+            <w:r>
+              <w:t xml:space="preserve">2.5 GB budget</w:t>
+            </w:r>
+          </w:p>
+        </w:tc>
+      </w:tr>
+      <w:tr>
+        <w:tc>
+          <w:tcPr/>
+          <w:p>
+            <w:pPr>
+              <w:pStyle w:val="Compact"/>
+            </w:pPr>
+            <w:r>
+              <w:t xml:space="preserve">Pelias M0</w:t>
+            </w:r>
+          </w:p>
+        </w:tc>
+        <w:tc>
+          <w:tcPr/>
+          <w:p>
+            <w:pPr>
+              <w:pStyle w:val="Compact"/>
+            </w:pPr>
+            <w:r>
+              <w:t xml:space="preserve">all 12</w:t>
+            </w:r>
+          </w:p>
+        </w:tc>
+        <w:tc>
+          <w:tcPr/>
+          <w:p>
+            <w:pPr>
+              <w:pStyle w:val="Compact"/>
+            </w:pPr>
+            <w:r>
+              <w:t xml:space="preserve">192</w:t>
+            </w:r>
+          </w:p>
+        </w:tc>
+        <w:tc>
+          <w:tcPr/>
+          <w:p>
+            <w:pPr>
+              <w:pStyle w:val="Compact"/>
+            </w:pPr>
+            <w:r>
+              <w:t xml:space="preserve">384</w:t>
+            </w:r>
+          </w:p>
+        </w:tc>
+        <w:tc>
+          <w:tcPr/>
+          <w:p>
+            <w:pPr>
+              <w:pStyle w:val="Compact"/>
+            </w:pPr>
+            <w:r>
+              <w:t xml:space="preserve">215 req/s</w:t>
+            </w:r>
+          </w:p>
+        </w:tc>
+        <w:tc>
+          <w:tcPr/>
+          <w:p>
+            <w:pPr>
+              <w:pStyle w:val="Compact"/>
+            </w:pPr>
+            <w:r>
+              <w:t xml:space="preserve">-</w:t>
+            </w:r>
+          </w:p>
+        </w:tc>
+      </w:tr>
+      <w:tr>
+        <w:tc>
+          <w:tcPr/>
+          <w:p>
+            <w:pPr>
+              <w:pStyle w:val="Compact"/>
+            </w:pPr>
+            <w:r>
+              <w:t xml:space="preserve">Photon (unpinned)</w:t>
+            </w:r>
+          </w:p>
+        </w:tc>
+        <w:tc>
+          <w:tcPr/>
+          <w:p>
+            <w:pPr>
+              <w:pStyle w:val="Compact"/>
+            </w:pPr>
+            <w:r>
+              <w:t xml:space="preserve">all 12</w:t>
+            </w:r>
+          </w:p>
+        </w:tc>
+        <w:tc>
+          <w:tcPr/>
+          <w:p>
+            <w:pPr>
+              <w:pStyle w:val="Compact"/>
+            </w:pPr>
+            <w:r>
+              <w:t xml:space="preserve">384</w:t>
+            </w:r>
+          </w:p>
+        </w:tc>
+        <w:tc>
+          <w:tcPr/>
+          <w:p>
+            <w:pPr>
+              <w:pStyle w:val="Compact"/>
+            </w:pPr>
+            <w:r>
+              <w:t xml:space="preserve">512</w:t>
+            </w:r>
+          </w:p>
+        </w:tc>
+        <w:tc>
+          <w:tcPr/>
+          <w:p>
+            <w:pPr>
+              <w:pStyle w:val="Compact"/>
+            </w:pPr>
+            <w:r>
+              <w:t xml:space="preserve">404 req/s</w:t>
+            </w:r>
+          </w:p>
+        </w:tc>
+        <w:tc>
+          <w:tcPr/>
+          <w:p>
+            <w:pPr>
+              <w:pStyle w:val="Compact"/>
+            </w:pPr>
+            <w:r>
+              <w:t xml:space="preserve">1.84 GB resident</w:t>
+            </w:r>
+          </w:p>
+        </w:tc>
+      </w:tr>
+      <w:tr>
+        <w:tc>
+          <w:tcPr/>
+          <w:p>
+            <w:pPr>
+              <w:pStyle w:val="Compact"/>
+            </w:pPr>
+            <w:r>
+              <w:t xml:space="preserve">pgeo rest-PM</w:t>
+            </w:r>
+          </w:p>
+        </w:tc>
+        <w:tc>
+          <w:tcPr/>
+          <w:p>
+            <w:pPr>
+              <w:pStyle w:val="Compact"/>
+            </w:pPr>
+            <w:r>
+              <w:t xml:space="preserve">all 12</w:t>
+            </w:r>
+          </w:p>
+        </w:tc>
+        <w:tc>
+          <w:tcPr/>
+          <w:p>
+            <w:pPr>
+              <w:pStyle w:val="Compact"/>
+            </w:pPr>
+            <w:r>
+              <w:t xml:space="preserve">128</w:t>
+            </w:r>
+          </w:p>
+        </w:tc>
+        <w:tc>
+          <w:tcPr/>
+          <w:p>
+            <w:pPr>
+              <w:pStyle w:val="Compact"/>
+            </w:pPr>
+            <w:r>
+              <w:t xml:space="preserve">256</w:t>
+            </w:r>
+          </w:p>
+        </w:tc>
+        <w:tc>
+          <w:tcPr/>
+          <w:p>
+            <w:pPr>
+              <w:pStyle w:val="Compact"/>
+            </w:pPr>
+            <w:r>
+              <w:t xml:space="preserve">144 req/s</w:t>
+            </w:r>
+          </w:p>
+        </w:tc>
+        <w:tc>
+          <w:tcPr/>
+          <w:p>
+            <w:pPr>
+              <w:pStyle w:val="Compact"/>
+            </w:pPr>
+            <w:r>
+              <w:t xml:space="preserve">-</w:t>
+            </w:r>
+          </w:p>
+        </w:tc>
+      </w:tr>
+    </w:tbl>
+    <w:p>
+      <w:pPr>
+        <w:pStyle w:val="BodyText"/>
+      </w:pPr>
+      <w:r>
+        <w:t xml:space="preserve">On two cores Photon holds 128 concurrent users to Pelias’s 192 and pgeo’s 48. Two things follow.</w:t>
+      </w:r>
+      <w:r>
+        <w:t xml:space="preserve"> </w:t>
+      </w:r>
+      <w:r>
+        <w:t xml:space="preserve">Photon carries</w:t>
+      </w:r>
+      <w:r>
+        <w:t xml:space="preserve"> </w:t>
+      </w:r>
+      <w:r>
+        <w:rPr>
+          <w:b/>
+          <w:bCs/>
+        </w:rPr>
+        <w:t xml:space="preserve">2.7 times</w:t>
+      </w:r>
+      <w:r>
+        <w:t xml:space="preserve"> </w:t>
+      </w:r>
+      <w:r>
+        <w:t xml:space="preserve">as many users as pgeo on the same CPU – a real gap, and a smaller</w:t>
+      </w:r>
+      <w:r>
+        <w:t xml:space="preserve"> </w:t>
+      </w:r>
+      <w:r>
+        <w:t xml:space="preserve">one than the four times pgeo gives up to Pelias. And Photon is</w:t>
+      </w:r>
+      <w:r>
+        <w:t xml:space="preserve"> </w:t>
+      </w:r>
+      <w:r>
+        <w:rPr>
+          <w:b/>
+          <w:bCs/>
+        </w:rPr>
+        <w:t xml:space="preserve">not</w:t>
+      </w:r>
+      <w:r>
+        <w:t xml:space="preserve"> </w:t>
+      </w:r>
+      <w:r>
+        <w:t xml:space="preserve">the CPU-efficiency leader:</w:t>
+      </w:r>
+      <w:r>
+        <w:t xml:space="preserve"> </w:t>
+      </w:r>
+      <w:r>
+        <w:t xml:space="preserve">Pelias holds half again as many users on the same two cores. Unconstrained, Photon reaches 384</w:t>
+      </w:r>
+      <w:r>
+        <w:t xml:space="preserve"> </w:t>
+      </w:r>
+      <w:r>
+        <w:t xml:space="preserve">users, which is what Pelias reaches on four cores; Pelias’s own unconstrained figure is held down</w:t>
+      </w:r>
+      <w:r>
+        <w:t xml:space="preserve"> </w:t>
+      </w:r>
+      <w:r>
+        <w:t xml:space="preserve">to 192 by its single API worker rather than by Elasticsearch.</w:t>
+      </w:r>
+    </w:p>
+    <w:p>
+      <w:pPr>
+        <w:pStyle w:val="BodyText"/>
+      </w:pPr>
+      <w:r>
+        <w:t xml:space="preserve">The memory column is where Photon is unambiguously strong: 1.84 GB resident under full load,</w:t>
+      </w:r>
+      <w:r>
+        <w:t xml:space="preserve"> </w:t>
+      </w:r>
+      <w:r>
+        <w:t xml:space="preserve">against the 8.4 GB budget Pelias needs for its 192 users. Per gigabyte, Photon is the most</w:t>
+      </w:r>
+      <w:r>
+        <w:t xml:space="preserve"> </w:t>
+      </w:r>
+      <w:r>
+        <w:t xml:space="preserve">efficient engine measured here.</w:t>
+      </w:r>
+    </w:p>
+    <w:bookmarkEnd w:id="131"/>
+    <w:bookmarkStart w:id="132" w:name="latency-at-type-ahead"/>
+    <w:p>
+      <w:pPr>
+        <w:pStyle w:val="Heading4"/>
+      </w:pPr>
+      <w:r>
+        <w:t xml:space="preserve">3.14.3 Latency at type-ahead</w:t>
+      </w:r>
+    </w:p>
+    <w:p>
+      <w:pPr>
+        <w:pStyle w:val="FirstParagraph"/>
+      </w:pPr>
+      <w:r>
+        <w:rPr>
+          <w:b/>
+          <w:bCs/>
+        </w:rPr>
+        <w:t xml:space="preserve">Table 46. Autocomplete p95 on two cores.</w:t>
+      </w:r>
+      <w:r>
+        <w:t xml:space="preserve"> </w:t>
+      </w:r>
+      <w:r>
+        <w:t xml:space="preserve">The 250 ms target is the binding one for pgeo. Two figures are given for pgeo where two runs were recorded.</w:t>
+      </w:r>
+    </w:p>
+    <w:tbl>
+      <w:tblPr>
+        <w:tblStyle w:val="Table"/>
+        <w:tblW w:type="auto" w:w="0"/>
+        <w:tblLook w:firstRow="1" w:lastRow="0" w:firstColumn="0" w:lastColumn="0" w:noHBand="0" w:noVBand="0" w:val="0020"/>
+      </w:tblPr>
+      <w:tblGrid>
+        <w:gridCol w:w="1980"/>
+        <w:gridCol w:w="1980"/>
+        <w:gridCol w:w="1980"/>
+        <w:gridCol w:w="1980"/>
+      </w:tblGrid>
+      <w:tr>
+        <w:trPr>
+          <w:tblHeader w:val="on"/>
+        </w:trPr>
+        <w:tc>
+          <w:tcPr/>
+          <w:p>
+            <w:pPr>
+              <w:pStyle w:val="Compact"/>
+            </w:pPr>
+            <w:r>
+              <w:t xml:space="preserve">Concurrent users</w:t>
+            </w:r>
+          </w:p>
+        </w:tc>
+        <w:tc>
+          <w:tcPr/>
+          <w:p>
+            <w:pPr>
+              <w:pStyle w:val="Compact"/>
+            </w:pPr>
+            <w:r>
+              <w:t xml:space="preserve">Pelias C2</w:t>
+            </w:r>
+          </w:p>
+        </w:tc>
+        <w:tc>
+          <w:tcPr/>
+          <w:p>
+            <w:pPr>
+              <w:pStyle w:val="Compact"/>
+            </w:pPr>
+            <w:r>
+              <w:t xml:space="preserve">Photon (2 cores)</w:t>
+            </w:r>
+          </w:p>
+        </w:tc>
+        <w:tc>
+          <w:tcPr/>
+          <w:p>
+            <w:pPr>
+              <w:pStyle w:val="Compact"/>
+            </w:pPr>
+            <w:r>
+              <w:t xml:space="preserve">pgeo rest-P2</w:t>
+            </w:r>
+          </w:p>
+        </w:tc>
+      </w:tr>
+      <w:tr>
+        <w:tc>
+          <w:tcPr/>
+          <w:p>
+            <w:pPr>
+              <w:pStyle w:val="Compact"/>
+            </w:pPr>
+            <w:r>
+              <w:t xml:space="preserve">48</w:t>
+            </w:r>
+          </w:p>
+        </w:tc>
+        <w:tc>
+          <w:tcPr/>
+          <w:p>
+            <w:pPr>
+              <w:pStyle w:val="Compact"/>
+            </w:pPr>
+            <w:r>
+              <w:t xml:space="preserve">21 ms</w:t>
+            </w:r>
+          </w:p>
+        </w:tc>
+        <w:tc>
+          <w:tcPr/>
+          <w:p>
+            <w:pPr>
+              <w:pStyle w:val="Compact"/>
+            </w:pPr>
+            <w:r>
+              <w:t xml:space="preserve">53 ms</w:t>
+            </w:r>
+          </w:p>
+        </w:tc>
+        <w:tc>
+          <w:tcPr/>
+          <w:p>
+            <w:pPr>
+              <w:pStyle w:val="Compact"/>
+            </w:pPr>
+            <w:r>
+              <w:t xml:space="preserve">103 / 189 ms</w:t>
+            </w:r>
+          </w:p>
+        </w:tc>
+      </w:tr>
+      <w:tr>
+        <w:tc>
+          <w:tcPr/>
+          <w:p>
+            <w:pPr>
+              <w:pStyle w:val="Compact"/>
+            </w:pPr>
+            <w:r>
+              <w:t xml:space="preserve">96</w:t>
+            </w:r>
+          </w:p>
+        </w:tc>
+        <w:tc>
+          <w:tcPr/>
+          <w:p>
+            <w:pPr>
+              <w:pStyle w:val="Compact"/>
+            </w:pPr>
+            <w:r>
+              <w:t xml:space="preserve">36 ms</w:t>
+            </w:r>
+          </w:p>
+        </w:tc>
+        <w:tc>
+          <w:tcPr/>
+          <w:p>
+            <w:pPr>
+              <w:pStyle w:val="Compact"/>
+            </w:pPr>
+            <w:r>
+              <w:t xml:space="preserve">92 ms</w:t>
+            </w:r>
+          </w:p>
+        </w:tc>
+        <w:tc>
+          <w:tcPr/>
+          <w:p>
+            <w:pPr>
+              <w:pStyle w:val="Compact"/>
+            </w:pPr>
+            <w:r>
+              <w:t xml:space="preserve">1,211 / 1,453 ms</w:t>
+            </w:r>
+          </w:p>
+        </w:tc>
+      </w:tr>
+      <w:tr>
+        <w:tc>
+          <w:tcPr/>
+          <w:p>
+            <w:pPr>
+              <w:pStyle w:val="Compact"/>
+            </w:pPr>
+            <w:r>
+              <w:t xml:space="preserve">128</w:t>
+            </w:r>
+          </w:p>
+        </w:tc>
+        <w:tc>
+          <w:tcPr/>
+          <w:p>
+            <w:pPr>
+              <w:pStyle w:val="Compact"/>
+            </w:pPr>
+            <w:r>
+              <w:t xml:space="preserve">43 ms</w:t>
+            </w:r>
+          </w:p>
+        </w:tc>
+        <w:tc>
+          <w:tcPr/>
+          <w:p>
+            <w:pPr>
+              <w:pStyle w:val="Compact"/>
+            </w:pPr>
+            <w:r>
+              <w:t xml:space="preserve">228 ms</w:t>
+            </w:r>
+          </w:p>
+        </w:tc>
+        <w:tc>
+          <w:tcPr/>
+          <w:p>
+            <w:pPr>
+              <w:pStyle w:val="Compact"/>
+            </w:pPr>
+            <w:r>
+              <w:t xml:space="preserve">past its limit</w:t>
+            </w:r>
+          </w:p>
+        </w:tc>
+      </w:tr>
+      <w:tr>
+        <w:tc>
+          <w:tcPr/>
+          <w:p>
+            <w:pPr>
+              <w:pStyle w:val="Compact"/>
+            </w:pPr>
+            <w:r>
+              <w:t xml:space="preserve">192</w:t>
+            </w:r>
+          </w:p>
+        </w:tc>
+        <w:tc>
+          <w:tcPr/>
+          <w:p>
+            <w:pPr>
+              <w:pStyle w:val="Compact"/>
+            </w:pPr>
+            <w:r>
+              <w:t xml:space="preserve">174 ms</w:t>
+            </w:r>
+          </w:p>
+        </w:tc>
+        <w:tc>
+          <w:tcPr/>
+          <w:p>
+            <w:pPr>
+              <w:pStyle w:val="Compact"/>
+            </w:pPr>
+            <w:r>
+              <w:t xml:space="preserve">770 ms</w:t>
+            </w:r>
+          </w:p>
+        </w:tc>
+        <w:tc>
+          <w:tcPr/>
+          <w:p>
+            <w:pPr>
+              <w:pStyle w:val="Compact"/>
+            </w:pPr>
+            <w:r>
+              <w:t xml:space="preserve">past its limit</w:t>
+            </w:r>
+          </w:p>
+        </w:tc>
+      </w:tr>
+    </w:tbl>
+    <w:p>
+      <w:pPr>
+        <w:pStyle w:val="BodyText"/>
+      </w:pPr>
+      <w:r>
+        <w:t xml:space="preserve">At 48 users – pgeo’s ceiling – Photon answers a keystroke in 53 ms against pgeo’s 103 to 189 ms</w:t>
+      </w:r>
+      <w:r>
+        <w:t xml:space="preserve"> </w:t>
+      </w:r>
+      <w:r>
+        <w:t xml:space="preserve">and Pelias’s 21 ms. So the specialist is about two to three times quicker per keystroke than</w:t>
+      </w:r>
+      <w:r>
+        <w:t xml:space="preserve"> </w:t>
+      </w:r>
+      <w:r>
+        <w:t xml:space="preserve">pgeo, and about two and a half times slower than Pelias’s dedicated autocomplete endpoint. The</w:t>
+      </w:r>
+      <w:r>
+        <w:t xml:space="preserve"> </w:t>
+      </w:r>
+      <w:r>
+        <w:t xml:space="preserve">caveat in Section 1.5.1 was right that pgeo is the slowest of the three at type-ahead and wrong</w:t>
+      </w:r>
+      <w:r>
+        <w:t xml:space="preserve"> </w:t>
+      </w:r>
+      <w:r>
+        <w:t xml:space="preserve">that Photon would prove the harshest comparison.</w:t>
+      </w:r>
+    </w:p>
+    <w:bookmarkEnd w:id="132"/>
+    <w:bookmarkStart w:id="133" w:name="X98260df12ee3f37139ed590e29fdc990bf0f792"/>
+    <w:p>
+      <w:pPr>
+        <w:pStyle w:val="Heading4"/>
+      </w:pPr>
+      <w:r>
+        <w:t xml:space="preserve">3.14.4 Accuracy, and why the speed is not the whole story</w:t>
+      </w:r>
+    </w:p>
+    <w:p>
+      <w:pPr>
+        <w:pStyle w:val="FirstParagraph"/>
+      </w:pPr>
+      <w:r>
+        <w:t xml:space="preserve">The same 1,560 accuracy cases were run against Photon, scored identically – same ground truth,</w:t>
+      </w:r>
+      <w:r>
+        <w:t xml:space="preserve"> </w:t>
+      </w:r>
+      <w:r>
+        <w:t xml:space="preserve">same 60 to 150 m radius, same housenumber check (</w:t>
+      </w:r>
+      <w:r>
+        <w:rPr>
+          <w:rStyle w:val="VerbatimChar"/>
+        </w:rPr>
+        <w:t xml:space="preserve">tests/accuracy/run_accuracy_photon.py</w:t>
+      </w:r>
+      <w:r>
+        <w:t xml:space="preserve">).</w:t>
+      </w:r>
+    </w:p>
+    <w:p>
+      <w:pPr>
+        <w:pStyle w:val="BodyText"/>
+      </w:pPr>
+      <w:r>
+        <w:rPr>
+          <w:b/>
+          <w:bCs/>
+        </w:rPr>
+        <w:t xml:space="preserve">Table 47. Accuracy on the Maine test set.</w:t>
+      </w:r>
+      <w:r>
+        <w:t xml:space="preserve"> </w:t>
+      </w:r>
+      <w:r>
+        <w:t xml:space="preserve">Photon’s 58% at autocomplete is the endpoint it is built for, which is the clue that the cause is data rather than engine.</w:t>
+      </w:r>
+    </w:p>
+    <w:tbl>
+      <w:tblPr>
+        <w:tblStyle w:val="Table"/>
+        <w:tblW w:type="auto" w:w="0"/>
+        <w:tblLook w:firstRow="1" w:lastRow="0" w:firstColumn="0" w:lastColumn="0" w:noHBand="0" w:noVBand="0" w:val="0020"/>
+      </w:tblPr>
+      <w:tblGrid>
+        <w:gridCol w:w="1320"/>
+        <w:gridCol w:w="1320"/>
+        <w:gridCol w:w="1320"/>
+        <w:gridCol w:w="1320"/>
+        <w:gridCol w:w="1320"/>
+        <w:gridCol w:w="1320"/>
+      </w:tblGrid>
+      <w:tr>
+        <w:trPr>
+          <w:tblHeader w:val="on"/>
+        </w:trPr>
+        <w:tc>
+          <w:tcPr/>
+          <w:p>
+            <w:pPr>
+              <w:pStyle w:val="Compact"/>
+            </w:pPr>
+            <w:r>
+              <w:t xml:space="preserve">Endpoint</w:t>
+            </w:r>
+          </w:p>
+        </w:tc>
+        <w:tc>
+          <w:tcPr/>
+          <w:p>
+            <w:pPr>
+              <w:pStyle w:val="Compact"/>
+            </w:pPr>
+            <w:r>
+              <w:t xml:space="preserve">Cases</w:t>
+            </w:r>
+          </w:p>
+        </w:tc>
+        <w:tc>
+          <w:tcPr/>
+          <w:p>
+            <w:pPr>
+              <w:pStyle w:val="Compact"/>
+            </w:pPr>
+            <w:r>
+              <w:t xml:space="preserve">Pelias</w:t>
+            </w:r>
+          </w:p>
+        </w:tc>
+        <w:tc>
+          <w:tcPr/>
+          <w:p>
+            <w:pPr>
+              <w:pStyle w:val="Compact"/>
+            </w:pPr>
+            <w:r>
+              <w:t xml:space="preserve">pgeo</w:t>
+            </w:r>
+          </w:p>
+        </w:tc>
+        <w:tc>
+          <w:tcPr/>
+          <w:p>
+            <w:pPr>
+              <w:pStyle w:val="Compact"/>
+            </w:pPr>
+            <w:r>
+              <w:t xml:space="preserve">Photon</w:t>
+            </w:r>
+          </w:p>
+        </w:tc>
+        <w:tc>
+          <w:tcPr/>
+          <w:p>
+            <w:pPr>
+              <w:pStyle w:val="Compact"/>
+            </w:pPr>
+            <w:r>
+              <w:t xml:space="preserve">Photon returns nothing</w:t>
+            </w:r>
+          </w:p>
+        </w:tc>
+      </w:tr>
+      <w:tr>
+        <w:tc>
+          <w:tcPr/>
+          <w:p>
+            <w:pPr>
+              <w:pStyle w:val="Compact"/>
+            </w:pPr>
+            <w:r>
+              <w:t xml:space="preserve">Search</w:t>
+            </w:r>
+          </w:p>
+        </w:tc>
+        <w:tc>
+          <w:tcPr/>
+          <w:p>
+            <w:pPr>
+              <w:pStyle w:val="Compact"/>
+            </w:pPr>
+            <w:r>
+              <w:t xml:space="preserve">1,060</w:t>
+            </w:r>
+          </w:p>
+        </w:tc>
+        <w:tc>
+          <w:tcPr/>
+          <w:p>
+            <w:pPr>
+              <w:pStyle w:val="Compact"/>
+            </w:pPr>
+            <w:r>
+              <w:t xml:space="preserve">66.3%</w:t>
+            </w:r>
+          </w:p>
+        </w:tc>
+        <w:tc>
+          <w:tcPr/>
+          <w:p>
+            <w:pPr>
+              <w:pStyle w:val="Compact"/>
+            </w:pPr>
+            <w:r>
+              <w:t xml:space="preserve">94.6%</w:t>
+            </w:r>
+          </w:p>
+        </w:tc>
+        <w:tc>
+          <w:tcPr/>
+          <w:p>
+            <w:pPr>
+              <w:pStyle w:val="Compact"/>
+            </w:pPr>
+            <w:r>
+              <w:t xml:space="preserve">71.3%</w:t>
+            </w:r>
+          </w:p>
+        </w:tc>
+        <w:tc>
+          <w:tcPr/>
+          <w:p>
+            <w:pPr>
+              <w:pStyle w:val="Compact"/>
+            </w:pPr>
+            <w:r>
+              <w:t xml:space="preserve">19.7%</w:t>
+            </w:r>
+          </w:p>
+        </w:tc>
+      </w:tr>
+      <w:tr>
+        <w:tc>
+          <w:tcPr/>
+          <w:p>
+            <w:pPr>
+              <w:pStyle w:val="Compact"/>
+            </w:pPr>
+            <w:r>
+              <w:t xml:space="preserve">Autocomplete</w:t>
+            </w:r>
+          </w:p>
+        </w:tc>
+        <w:tc>
+          <w:tcPr/>
+          <w:p>
+            <w:pPr>
+              <w:pStyle w:val="Compact"/>
+            </w:pPr>
+            <w:r>
+              <w:t xml:space="preserve">150</w:t>
+            </w:r>
+          </w:p>
+        </w:tc>
+        <w:tc>
+          <w:tcPr/>
+          <w:p>
+            <w:pPr>
+              <w:pStyle w:val="Compact"/>
+            </w:pPr>
+            <w:r>
+              <w:t xml:space="preserve">86.7%</w:t>
+            </w:r>
+          </w:p>
+        </w:tc>
+        <w:tc>
+          <w:tcPr/>
+          <w:p>
+            <w:pPr>
+              <w:pStyle w:val="Compact"/>
+            </w:pPr>
+            <w:r>
+              <w:t xml:space="preserve">95.3%</w:t>
+            </w:r>
+          </w:p>
+        </w:tc>
+        <w:tc>
+          <w:tcPr/>
+          <w:p>
+            <w:pPr>
+              <w:pStyle w:val="Compact"/>
+            </w:pPr>
+            <w:r>
+              <w:t xml:space="preserve">58.0%</w:t>
+            </w:r>
+          </w:p>
+        </w:tc>
+        <w:tc>
+          <w:tcPr/>
+          <w:p>
+            <w:pPr>
+              <w:pStyle w:val="Compact"/>
+            </w:pPr>
+            <w:r>
+              <w:t xml:space="preserve">9.3%</w:t>
+            </w:r>
+          </w:p>
+        </w:tc>
+      </w:tr>
+      <w:tr>
+        <w:tc>
+          <w:tcPr/>
+          <w:p>
+            <w:pPr>
+              <w:pStyle w:val="Compact"/>
+            </w:pPr>
+            <w:r>
+              <w:t xml:space="preserve">Structured</w:t>
+            </w:r>
+          </w:p>
+        </w:tc>
+        <w:tc>
+          <w:tcPr/>
+          <w:p>
+            <w:pPr>
+              <w:pStyle w:val="Compact"/>
+            </w:pPr>
+            <w:r>
+              <w:t xml:space="preserve">150</w:t>
+            </w:r>
+          </w:p>
+        </w:tc>
+        <w:tc>
+          <w:tcPr/>
+          <w:p>
+            <w:pPr>
+              <w:pStyle w:val="Compact"/>
+            </w:pPr>
+            <w:r>
+              <w:t xml:space="preserve">96.7%</w:t>
+            </w:r>
+          </w:p>
+        </w:tc>
+        <w:tc>
+          <w:tcPr/>
+          <w:p>
+            <w:pPr>
+              <w:pStyle w:val="Compact"/>
+            </w:pPr>
+            <w:r>
+              <w:t xml:space="preserve">100.0%</w:t>
+            </w:r>
+          </w:p>
+        </w:tc>
+        <w:tc>
+          <w:tcPr/>
+          <w:p>
+            <w:pPr>
+              <w:pStyle w:val="Compact"/>
+            </w:pPr>
+            <w:r>
+              <w:t xml:space="preserve">88.7%</w:t>
+            </w:r>
+          </w:p>
+        </w:tc>
+        <w:tc>
+          <w:tcPr/>
+          <w:p>
+            <w:pPr>
+              <w:pStyle w:val="Compact"/>
+            </w:pPr>
+            <w:r>
+              <w:t xml:space="preserve">3.3%</w:t>
+            </w:r>
+          </w:p>
+        </w:tc>
+      </w:tr>
+      <w:tr>
+        <w:tc>
+          <w:tcPr/>
+          <w:p>
+            <w:pPr>
+              <w:pStyle w:val="Compact"/>
+            </w:pPr>
+            <w:r>
+              <w:t xml:space="preserve">Reverse</w:t>
+            </w:r>
+          </w:p>
+        </w:tc>
+        <w:tc>
+          <w:tcPr/>
+          <w:p>
+            <w:pPr>
+              <w:pStyle w:val="Compact"/>
+            </w:pPr>
+            <w:r>
+              <w:t xml:space="preserve">200</w:t>
+            </w:r>
+          </w:p>
+        </w:tc>
+        <w:tc>
+          <w:tcPr/>
+          <w:p>
+            <w:pPr>
+              <w:pStyle w:val="Compact"/>
+            </w:pPr>
+            <w:r>
+              <w:t xml:space="preserve">100.0%</w:t>
+            </w:r>
+          </w:p>
+        </w:tc>
+        <w:tc>
+          <w:tcPr/>
+          <w:p>
+            <w:pPr>
+              <w:pStyle w:val="Compact"/>
+            </w:pPr>
+            <w:r>
+              <w:t xml:space="preserve">99.5%</w:t>
+            </w:r>
+          </w:p>
+        </w:tc>
+        <w:tc>
+          <w:tcPr/>
+          <w:p>
+            <w:pPr>
+              <w:pStyle w:val="Compact"/>
+            </w:pPr>
+            <w:r>
+              <w:t xml:space="preserve">87.0%</w:t>
+            </w:r>
+          </w:p>
+        </w:tc>
+        <w:tc>
+          <w:tcPr/>
+          <w:p>
+            <w:pPr>
+              <w:pStyle w:val="Compact"/>
+            </w:pPr>
+            <w:r>
+              <w:t xml:space="preserve">0.5%</w:t>
+            </w:r>
+          </w:p>
+        </w:tc>
+      </w:tr>
+      <w:tr>
+        <w:tc>
+          <w:tcPr/>
+          <w:p>
+            <w:pPr>
+              <w:pStyle w:val="Compact"/>
+            </w:pPr>
+            <w:r>
+              <w:rPr>
+                <w:b/>
+                <w:bCs/>
+              </w:rPr>
+              <w:t xml:space="preserve">All</w:t>
+            </w:r>
+          </w:p>
+        </w:tc>
+        <w:tc>
+          <w:tcPr/>
+          <w:p>
+            <w:pPr>
+              <w:pStyle w:val="Compact"/>
+            </w:pPr>
+            <w:r>
+              <w:rPr>
+                <w:b/>
+                <w:bCs/>
+              </w:rPr>
+              <w:t xml:space="preserve">1,560</w:t>
+            </w:r>
+          </w:p>
+        </w:tc>
+        <w:tc>
+          <w:tcPr/>
+          <w:p>
+            <w:pPr>
+              <w:pStyle w:val="Compact"/>
+            </w:pPr>
+            <w:r>
+              <w:rPr>
+                <w:b/>
+                <w:bCs/>
+              </w:rPr>
+              <w:t xml:space="preserve">75.5%</w:t>
+            </w:r>
+          </w:p>
+        </w:tc>
+        <w:tc>
+          <w:tcPr/>
+          <w:p>
+            <w:pPr>
+              <w:pStyle w:val="Compact"/>
+            </w:pPr>
+            <w:r>
+              <w:rPr>
+                <w:b/>
+                <w:bCs/>
+              </w:rPr>
+              <w:t xml:space="preserve">95.8%</w:t>
+            </w:r>
+          </w:p>
+        </w:tc>
+        <w:tc>
+          <w:tcPr/>
+          <w:p>
+            <w:pPr>
+              <w:pStyle w:val="Compact"/>
+            </w:pPr>
+            <w:r>
+              <w:rPr>
+                <w:b/>
+                <w:bCs/>
+              </w:rPr>
+              <w:t xml:space="preserve">73.7%</w:t>
+            </w:r>
+          </w:p>
+        </w:tc>
+        <w:tc>
+          <w:tcPr/>
+          <w:p>
+            <w:pPr>
+              <w:pStyle w:val="Compact"/>
+            </w:pPr>
+            <w:r>
+              <w:rPr>
+                <w:b/>
+                <w:bCs/>
+              </w:rPr>
+              <w:t xml:space="preserve">14.7%</w:t>
+            </w:r>
+          </w:p>
+        </w:tc>
+      </w:tr>
+    </w:tbl>
+    <w:p>
+      <w:pPr>
+        <w:pStyle w:val="BodyText"/>
+      </w:pPr>
+      <w:r>
+        <w:t xml:space="preserve">Photon scores 58% on autocomplete – the endpoint it exists to serve – and that number is the</w:t>
+      </w:r>
+      <w:r>
+        <w:t xml:space="preserve"> </w:t>
+      </w:r>
+      <w:r>
+        <w:t xml:space="preserve">signal that something other than query quality is being measured. Breaking the same results down</w:t>
+      </w:r>
+      <w:r>
+        <w:t xml:space="preserve"> </w:t>
+      </w:r>
+      <w:r>
+        <w:t xml:space="preserve">by what was being searched for makes the cause plain:</w:t>
+      </w:r>
+    </w:p>
+    <w:p>
+      <w:pPr>
+        <w:pStyle w:val="BodyText"/>
+      </w:pPr>
+      <w:r>
+        <w:rPr>
+          <w:b/>
+          <w:bCs/>
+        </w:rPr>
+        <w:t xml:space="preserve">Table 48. Accuracy by feature kind.</w:t>
+      </w:r>
+      <w:r>
+        <w:t xml:space="preserve"> </w:t>
+      </w:r>
+      <w:r>
+        <w:t xml:space="preserve">Photon collapses on venues because Overture places cannot enter an OpenStreetMap-only index, not because it ranks them badly.</w:t>
+      </w:r>
+    </w:p>
+    <w:tbl>
+      <w:tblPr>
+        <w:tblStyle w:val="Table"/>
+        <w:tblW w:type="pct" w:w="5000"/>
+        <w:tblLayout w:type="fixed"/>
+        <w:tblLook w:firstRow="1" w:lastRow="0" w:firstColumn="0" w:lastColumn="0" w:noHBand="0" w:noVBand="0" w:val="0020"/>
+      </w:tblPr>
+      <w:tblGrid>
+        <w:gridCol w:w="1320"/>
+        <w:gridCol w:w="1320"/>
+        <w:gridCol w:w="1320"/>
+        <w:gridCol w:w="1320"/>
+        <w:gridCol w:w="1320"/>
+        <w:gridCol w:w="1320"/>
+      </w:tblGrid>
+      <w:tr>
+        <w:trPr>
+          <w:tblHeader w:val="on"/>
+        </w:trPr>
+        <w:tc>
+          <w:tcPr/>
+          <w:p>
+            <w:pPr>
+              <w:pStyle w:val="Compact"/>
+            </w:pPr>
+            <w:r>
+              <w:t xml:space="preserve">What was searched for</w:t>
+            </w:r>
+          </w:p>
+        </w:tc>
+        <w:tc>
+          <w:tcPr/>
+          <w:p>
+            <w:pPr>
+              <w:pStyle w:val="Compact"/>
+            </w:pPr>
+            <w:r>
+              <w:t xml:space="preserve">Cases</w:t>
+            </w:r>
+          </w:p>
+        </w:tc>
+        <w:tc>
+          <w:tcPr/>
+          <w:p>
+            <w:pPr>
+              <w:pStyle w:val="Compact"/>
+            </w:pPr>
+            <w:r>
+              <w:t xml:space="preserve">Source of the ground truth</w:t>
+            </w:r>
+          </w:p>
+        </w:tc>
+        <w:tc>
+          <w:tcPr/>
+          <w:p>
+            <w:pPr>
+              <w:pStyle w:val="Compact"/>
+            </w:pPr>
+            <w:r>
+              <w:t xml:space="preserve">Pelias</w:t>
+            </w:r>
+          </w:p>
+        </w:tc>
+        <w:tc>
+          <w:tcPr/>
+          <w:p>
+            <w:pPr>
+              <w:pStyle w:val="Compact"/>
+            </w:pPr>
+            <w:r>
+              <w:t xml:space="preserve">pgeo</w:t>
+            </w:r>
+          </w:p>
+        </w:tc>
+        <w:tc>
+          <w:tcPr/>
+          <w:p>
+            <w:pPr>
+              <w:pStyle w:val="Compact"/>
+            </w:pPr>
+            <w:r>
+              <w:t xml:space="preserve">Photon</w:t>
+            </w:r>
+          </w:p>
+        </w:tc>
+      </w:tr>
+      <w:tr>
+        <w:tc>
+          <w:tcPr/>
+          <w:p>
+            <w:pPr>
+              <w:pStyle w:val="Compact"/>
+            </w:pPr>
+            <w:r>
+              <w:t xml:space="preserve">Venues</w:t>
+            </w:r>
+          </w:p>
+        </w:tc>
+        <w:tc>
+          <w:tcPr/>
+          <w:p>
+            <w:pPr>
+              <w:pStyle w:val="Compact"/>
+            </w:pPr>
+            <w:r>
+              <w:t xml:space="preserve">225</w:t>
+            </w:r>
+          </w:p>
+        </w:tc>
+        <w:tc>
+          <w:tcPr/>
+          <w:p>
+            <w:pPr>
+              <w:pStyle w:val="Compact"/>
+            </w:pPr>
+            <w:r>
+              <w:t xml:space="preserve">Overture Maps places</w:t>
+            </w:r>
+          </w:p>
+        </w:tc>
+        <w:tc>
+          <w:tcPr/>
+          <w:p>
+            <w:pPr>
+              <w:pStyle w:val="Compact"/>
+            </w:pPr>
+            <w:r>
+              <w:t xml:space="preserve">60.4%</w:t>
+            </w:r>
+          </w:p>
+        </w:tc>
+        <w:tc>
+          <w:tcPr/>
+          <w:p>
+            <w:pPr>
+              <w:pStyle w:val="Compact"/>
+            </w:pPr>
+            <w:r>
+              <w:t xml:space="preserve">94.2%</w:t>
+            </w:r>
+          </w:p>
+        </w:tc>
+        <w:tc>
+          <w:tcPr/>
+          <w:p>
+            <w:pPr>
+              <w:pStyle w:val="Compact"/>
+            </w:pPr>
+            <w:r>
+              <w:t xml:space="preserve">19.1%</w:t>
+            </w:r>
+          </w:p>
+        </w:tc>
+      </w:tr>
+      <w:tr>
+        <w:tc>
+          <w:tcPr/>
+          <w:p>
+            <w:pPr>
+              <w:pStyle w:val="Compact"/>
+            </w:pPr>
+            <w:r>
+              <w:t xml:space="preserve">Lakes and summits</w:t>
+            </w:r>
+          </w:p>
+        </w:tc>
+        <w:tc>
+          <w:tcPr/>
+          <w:p>
+            <w:pPr>
+              <w:pStyle w:val="Compact"/>
+            </w:pPr>
+            <w:r>
+              <w:t xml:space="preserve">150</w:t>
+            </w:r>
+          </w:p>
+        </w:tc>
+        <w:tc>
+          <w:tcPr/>
+          <w:p>
+            <w:pPr>
+              <w:pStyle w:val="Compact"/>
+            </w:pPr>
+            <w:r>
+              <w:t xml:space="preserve">USGS GNIS</w:t>
+            </w:r>
+          </w:p>
+        </w:tc>
+        <w:tc>
+          <w:tcPr/>
+          <w:p>
+            <w:pPr>
+              <w:pStyle w:val="Compact"/>
+            </w:pPr>
+            <w:r>
+              <w:t xml:space="preserve">36.7%</w:t>
+            </w:r>
+          </w:p>
+        </w:tc>
+        <w:tc>
+          <w:tcPr/>
+          <w:p>
+            <w:pPr>
+              <w:pStyle w:val="Compact"/>
+            </w:pPr>
+            <w:r>
+              <w:t xml:space="preserve">86.7%</w:t>
+            </w:r>
+          </w:p>
+        </w:tc>
+        <w:tc>
+          <w:tcPr/>
+          <w:p>
+            <w:pPr>
+              <w:pStyle w:val="Compact"/>
+            </w:pPr>
+            <w:r>
+              <w:t xml:space="preserve">74.0%</w:t>
+            </w:r>
+          </w:p>
+        </w:tc>
+      </w:tr>
+      <w:tr>
+        <w:tc>
+          <w:tcPr/>
+          <w:p>
+            <w:pPr>
+              <w:pStyle w:val="Compact"/>
+            </w:pPr>
+            <w:r>
+              <w:t xml:space="preserve">Addresses</w:t>
+            </w:r>
+          </w:p>
+        </w:tc>
+        <w:tc>
+          <w:tcPr/>
+          <w:p>
+            <w:pPr>
+              <w:pStyle w:val="Compact"/>
+            </w:pPr>
+            <w:r>
+              <w:t xml:space="preserve">550</w:t>
+            </w:r>
+          </w:p>
+        </w:tc>
+        <w:tc>
+          <w:tcPr/>
+          <w:p>
+            <w:pPr>
+              <w:pStyle w:val="Compact"/>
+            </w:pPr>
+            <w:r>
+              <w:t xml:space="preserve">OpenAddresses E911</w:t>
+            </w:r>
+          </w:p>
+        </w:tc>
+        <w:tc>
+          <w:tcPr/>
+          <w:p>
+            <w:pPr>
+              <w:pStyle w:val="Compact"/>
+            </w:pPr>
+            <w:r>
+              <w:t xml:space="preserve">87.8%</w:t>
+            </w:r>
+          </w:p>
+        </w:tc>
+        <w:tc>
+          <w:tcPr/>
+          <w:p>
+            <w:pPr>
+              <w:pStyle w:val="Compact"/>
+            </w:pPr>
+            <w:r>
+              <w:t xml:space="preserve">97.8%</w:t>
+            </w:r>
+          </w:p>
+        </w:tc>
+        <w:tc>
+          <w:tcPr/>
+          <w:p>
+            <w:pPr>
+              <w:pStyle w:val="Compact"/>
+            </w:pPr>
+            <w:r>
+              <w:t xml:space="preserve">83.6%</w:t>
+            </w:r>
+          </w:p>
+        </w:tc>
+      </w:tr>
+      <w:tr>
+        <w:tc>
+          <w:tcPr/>
+          <w:p>
+            <w:pPr>
+              <w:pStyle w:val="Compact"/>
+            </w:pPr>
+            <w:r>
+              <w:t xml:space="preserve">Reverse addresses</w:t>
+            </w:r>
+          </w:p>
+        </w:tc>
+        <w:tc>
+          <w:tcPr/>
+          <w:p>
+            <w:pPr>
+              <w:pStyle w:val="Compact"/>
+            </w:pPr>
+            <w:r>
+              <w:t xml:space="preserve">200</w:t>
+            </w:r>
+          </w:p>
+        </w:tc>
+        <w:tc>
+          <w:tcPr/>
+          <w:p>
+            <w:pPr>
+              <w:pStyle w:val="Compact"/>
+            </w:pPr>
+            <w:r>
+              <w:t xml:space="preserve">OpenAddresses E911</w:t>
+            </w:r>
+          </w:p>
+        </w:tc>
+        <w:tc>
+          <w:tcPr/>
+          <w:p>
+            <w:pPr>
+              <w:pStyle w:val="Compact"/>
+            </w:pPr>
+            <w:r>
+              <w:t xml:space="preserve">100.0%</w:t>
+            </w:r>
+          </w:p>
+        </w:tc>
+        <w:tc>
+          <w:tcPr/>
+          <w:p>
+            <w:pPr>
+              <w:pStyle w:val="Compact"/>
+            </w:pPr>
+            <w:r>
+              <w:t xml:space="preserve">99.5%</w:t>
+            </w:r>
+          </w:p>
+        </w:tc>
+        <w:tc>
+          <w:tcPr/>
+          <w:p>
+            <w:pPr>
+              <w:pStyle w:val="Compact"/>
+            </w:pPr>
+            <w:r>
+              <w:t xml:space="preserve">87.0%</w:t>
+            </w:r>
+          </w:p>
+        </w:tc>
+      </w:tr>
+      <w:tr>
+        <w:tc>
+          <w:tcPr/>
+          <w:p>
+            <w:pPr>
+              <w:pStyle w:val="Compact"/>
+            </w:pPr>
+            <w:r>
+              <w:t xml:space="preserve">Towns</w:t>
+            </w:r>
+          </w:p>
+        </w:tc>
+        <w:tc>
+          <w:tcPr/>
+          <w:p>
+            <w:pPr>
+              <w:pStyle w:val="Compact"/>
+            </w:pPr>
+            <w:r>
+              <w:t xml:space="preserve">225</w:t>
+            </w:r>
+          </w:p>
+        </w:tc>
+        <w:tc>
+          <w:tcPr/>
+          <w:p>
+            <w:pPr>
+              <w:pStyle w:val="Compact"/>
+            </w:pPr>
+            <w:r>
+              <w:t xml:space="preserve">Who’s On First</w:t>
+            </w:r>
+          </w:p>
+        </w:tc>
+        <w:tc>
+          <w:tcPr/>
+          <w:p>
+            <w:pPr>
+              <w:pStyle w:val="Compact"/>
+            </w:pPr>
+            <w:r>
+              <w:t xml:space="preserve">80.9%</w:t>
+            </w:r>
+          </w:p>
+        </w:tc>
+        <w:tc>
+          <w:tcPr/>
+          <w:p>
+            <w:pPr>
+              <w:pStyle w:val="Compact"/>
+            </w:pPr>
+            <w:r>
+              <w:t xml:space="preserve">95.6%</w:t>
+            </w:r>
+          </w:p>
+        </w:tc>
+        <w:tc>
+          <w:tcPr/>
+          <w:p>
+            <w:pPr>
+              <w:pStyle w:val="Compact"/>
+            </w:pPr>
+            <w:r>
+              <w:t xml:space="preserve">89.3%</w:t>
+            </w:r>
+          </w:p>
+        </w:tc>
+      </w:tr>
+      <w:tr>
+        <w:tc>
+          <w:tcPr/>
+          <w:p>
+            <w:pPr>
+              <w:pStyle w:val="Compact"/>
+            </w:pPr>
+            <w:r>
+              <w:t xml:space="preserve">ZIP codes</w:t>
+            </w:r>
+          </w:p>
+        </w:tc>
+        <w:tc>
+          <w:tcPr/>
+          <w:p>
+            <w:pPr>
+              <w:pStyle w:val="Compact"/>
+            </w:pPr>
+            <w:r>
+              <w:t xml:space="preserve">60</w:t>
+            </w:r>
+          </w:p>
+        </w:tc>
+        <w:tc>
+          <w:tcPr/>
+          <w:p>
+            <w:pPr>
+              <w:pStyle w:val="Compact"/>
+            </w:pPr>
+            <w:r>
+              <w:t xml:space="preserve">Census ZCTA</w:t>
+            </w:r>
+          </w:p>
+        </w:tc>
+        <w:tc>
+          <w:tcPr/>
+          <w:p>
+            <w:pPr>
+              <w:pStyle w:val="Compact"/>
+            </w:pPr>
+            <w:r>
+              <w:t xml:space="preserve">100.0%</w:t>
+            </w:r>
+          </w:p>
+        </w:tc>
+        <w:tc>
+          <w:tcPr/>
+          <w:p>
+            <w:pPr>
+              <w:pStyle w:val="Compact"/>
+            </w:pPr>
+            <w:r>
+              <w:t xml:space="preserve">98.3%</w:t>
+            </w:r>
+          </w:p>
+        </w:tc>
+        <w:tc>
+          <w:tcPr/>
+          <w:p>
+            <w:pPr>
+              <w:pStyle w:val="Compact"/>
+            </w:pPr>
+            <w:r>
+              <w:t xml:space="preserve">95.0%</w:t>
+            </w:r>
+          </w:p>
+        </w:tc>
+      </w:tr>
+      <w:tr>
+        <w:tc>
+          <w:tcPr/>
+          <w:p>
+            <w:pPr>
+              <w:pStyle w:val="Compact"/>
+            </w:pPr>
+            <w:r>
+              <w:t xml:space="preserve">Deliberate misses</w:t>
+            </w:r>
+          </w:p>
+        </w:tc>
+        <w:tc>
+          <w:tcPr/>
+          <w:p>
+            <w:pPr>
+              <w:pStyle w:val="Compact"/>
+            </w:pPr>
+            <w:r>
+              <w:t xml:space="preserve">150</w:t>
+            </w:r>
+          </w:p>
+        </w:tc>
+        <w:tc>
+          <w:tcPr/>
+          <w:p>
+            <w:pPr>
+              <w:pStyle w:val="Compact"/>
+            </w:pPr>
+            <w:r>
+              <w:t xml:space="preserve">none – should not match</w:t>
+            </w:r>
+          </w:p>
+        </w:tc>
+        <w:tc>
+          <w:tcPr/>
+          <w:p>
+            <w:pPr>
+              <w:pStyle w:val="Compact"/>
+            </w:pPr>
+            <w:r>
+              <w:t xml:space="preserve">41.3%</w:t>
+            </w:r>
+          </w:p>
+        </w:tc>
+        <w:tc>
+          <w:tcPr/>
+          <w:p>
+            <w:pPr>
+              <w:pStyle w:val="Compact"/>
+            </w:pPr>
+            <w:r>
+              <w:t xml:space="preserve">94.7%</w:t>
+            </w:r>
+          </w:p>
+        </w:tc>
+        <w:tc>
+          <w:tcPr/>
+          <w:p>
+            <w:pPr>
+              <w:pStyle w:val="Compact"/>
+            </w:pPr>
+            <w:r>
+              <w:t xml:space="preserve">69.3%</w:t>
+            </w:r>
+          </w:p>
+        </w:tc>
+      </w:tr>
+    </w:tbl>
+    <w:p>
+      <w:pPr>
+        <w:pStyle w:val="BodyText"/>
+      </w:pPr>
+      <w:r>
+        <w:t xml:space="preserve">Venues are the collapse: 19.1%, against 94.2% for pgeo. The venue ground truth is Overture Maps</w:t>
+      </w:r>
+      <w:r>
+        <w:t xml:space="preserve"> </w:t>
+      </w:r>
+      <w:r>
+        <w:t xml:space="preserve">places, and Photon’s index is built from Nominatim, which imports OpenStreetMap only – those</w:t>
+      </w:r>
+      <w:r>
+        <w:t xml:space="preserve"> </w:t>
+      </w:r>
+      <w:r>
+        <w:t xml:space="preserve">businesses and landmarks are simply not in it to be found. The same mechanism, more weakly,</w:t>
+      </w:r>
+      <w:r>
+        <w:t xml:space="preserve"> </w:t>
+      </w:r>
+      <w:r>
+        <w:t xml:space="preserve">explains the address and GNIS gaps. This is a statement about what a Photon index</w:t>
+      </w:r>
+      <w:r>
+        <w:t xml:space="preserve"> </w:t>
+      </w:r>
+      <w:r>
+        <w:rPr>
+          <w:i/>
+          <w:iCs/>
+        </w:rPr>
+        <w:t xml:space="preserve">can contain</w:t>
+      </w:r>
+      <w:r>
+        <w:t xml:space="preserve"> </w:t>
+      </w:r>
+      <w:r>
+        <w:t xml:space="preserve">for Maine, not about how well Photon searches what it holds.</w:t>
+      </w:r>
+    </w:p>
+    <w:p>
+      <w:pPr>
+        <w:pStyle w:val="BodyText"/>
+      </w:pPr>
+      <w:r>
+        <w:t xml:space="preserve">The deliberate misses are a different limitation and an architectural one. A miss counts as</w:t>
+      </w:r>
+      <w:r>
+        <w:t xml:space="preserve"> </w:t>
+      </w:r>
+      <w:r>
+        <w:t xml:space="preserve">correct when an engine returns nothing or scores its best guess below 0.8 confidence. Photon</w:t>
+      </w:r>
+      <w:r>
+        <w:t xml:space="preserve"> </w:t>
+      </w:r>
+      <w:r>
+        <w:t xml:space="preserve">returns no confidence score at all, so it can only ever satisfy the first condition: it has no way</w:t>
+      </w:r>
+      <w:r>
+        <w:t xml:space="preserve"> </w:t>
+      </w:r>
+      <w:r>
+        <w:t xml:space="preserve">to tell a client</w:t>
+      </w:r>
+      <w:r>
+        <w:t xml:space="preserve"> </w:t>
+      </w:r>
+      <w:r>
+        <w:t xml:space="preserve">“here is a result, but I do not believe it”</w:t>
+      </w:r>
+      <w:r>
+        <w:t xml:space="preserve">. For LANCER, where a wrong address</w:t>
+      </w:r>
+      <w:r>
+        <w:t xml:space="preserve"> </w:t>
+      </w:r>
+      <w:r>
+        <w:t xml:space="preserve">dispatched confidently is the failure that matters (Section 3.9.1), that is a</w:t>
+      </w:r>
+      <w:r>
+        <w:t xml:space="preserve"> </w:t>
+      </w:r>
+      <w:r>
+        <w:t xml:space="preserve">disqualifying property independent of speed.</w:t>
+      </w:r>
+    </w:p>
+    <w:bookmarkEnd w:id="133"/>
+    <w:bookmarkEnd w:id="134"/>
+    <w:bookmarkEnd w:id="135"/>
+    <w:bookmarkStart w:id="136" w:name="discussion"/>
     <w:p>
       <w:pPr>
         <w:pStyle w:val="Heading2"/>
@@ -34766,8 +37128,8 @@
         <w:t xml:space="preserve">run’s restart; it was repeated with a readiness wait.</w:t>
       </w:r>
     </w:p>
-    <w:bookmarkEnd w:id="131"/>
-    <w:bookmarkStart w:id="132" w:name="conclusions"/>
+    <w:bookmarkEnd w:id="136"/>
+    <w:bookmarkStart w:id="137" w:name="conclusions"/>
     <w:p>
       <w:pPr>
         <w:pStyle w:val="Heading2"/>
@@ -34793,7 +37155,7 @@
           <w:b/>
           <w:bCs/>
         </w:rPr>
-        <w:t xml:space="preserve">Table 45. Which tool for which scenario.</w:t>
+        <w:t xml:space="preserve">Table 49. Which tool for which scenario.</w:t>
       </w:r>
     </w:p>
     <w:tbl>
@@ -35232,8 +37594,8 @@
         <w:t xml:space="preserve">above are what the deployed service does, not what a benchmark suggested it might.</w:t>
       </w:r>
     </w:p>
-    <w:bookmarkEnd w:id="132"/>
-    <w:bookmarkStart w:id="134" w:name="future-work"/>
+    <w:bookmarkEnd w:id="137"/>
+    <w:bookmarkStart w:id="139" w:name="future-work"/>
     <w:p>
       <w:pPr>
         <w:pStyle w:val="Heading2"/>
@@ -35271,7 +37633,7 @@
           <w:b/>
           <w:bCs/>
         </w:rPr>
-        <w:t xml:space="preserve">Table 46. Work not done, with the effort, the likelihood it pays off and the value of finishing it.</w:t>
+        <w:t xml:space="preserve">Table 50. Work not done, with the effort, the likelihood it pays off and the value of finishing it.</w:t>
       </w:r>
     </w:p>
     <w:tbl>
@@ -35796,49 +38158,52 @@
             </w:pPr>
             <w:r>
               <w:rPr>
+                <w:strike/>
+              </w:rPr>
+              <w:t xml:space="preserve">Compare against Photon</w:t>
+            </w:r>
+            <w:r>
+              <w:t xml:space="preserve"> </w:t>
+            </w:r>
+            <w:r>
+              <w:rPr>
                 <w:b/>
                 <w:bCs/>
               </w:rPr>
-              <w:t xml:space="preserve">Compare against Photon</w:t>
-            </w:r>
-            <w:r>
-              <w:t xml:space="preserve"> </w:t>
-            </w:r>
-            <w:r>
-              <w:t xml:space="preserve">on autocomplete</w:t>
-            </w:r>
-          </w:p>
-        </w:tc>
-        <w:tc>
-          <w:tcPr/>
-          <w:p>
-            <w:pPr>
-              <w:pStyle w:val="Compact"/>
-            </w:pPr>
-            <w:r>
-              <w:t xml:space="preserve">2-3 days</w:t>
-            </w:r>
-          </w:p>
-        </w:tc>
-        <w:tc>
-          <w:tcPr/>
-          <w:p>
-            <w:pPr>
-              <w:pStyle w:val="Compact"/>
-            </w:pPr>
-            <w:r>
-              <w:t xml:space="preserve">High – it is the type-ahead specialist and pgeo’s binding endpoint</w:t>
-            </w:r>
-          </w:p>
-        </w:tc>
-        <w:tc>
-          <w:tcPr/>
-          <w:p>
-            <w:pPr>
-              <w:pStyle w:val="Compact"/>
-            </w:pPr>
-            <w:r>
-              <w:t xml:space="preserve">The missing half of the capacity story (Section 1.5.1). It would either confirm pgeo is competitive at type-ahead or show the gap is larger than 4x on the axis that matters most</w:t>
+              <w:t xml:space="preserve">(done, Section 3.14)</w:t>
+            </w:r>
+          </w:p>
+        </w:tc>
+        <w:tc>
+          <w:tcPr/>
+          <w:p>
+            <w:pPr>
+              <w:pStyle w:val="Compact"/>
+            </w:pPr>
+            <w:r>
+              <w:t xml:space="preserve">-</w:t>
+            </w:r>
+          </w:p>
+        </w:tc>
+        <w:tc>
+          <w:tcPr/>
+          <w:p>
+            <w:pPr>
+              <w:pStyle w:val="Compact"/>
+            </w:pPr>
+            <w:r>
+              <w:t xml:space="preserve">-</w:t>
+            </w:r>
+          </w:p>
+        </w:tc>
+        <w:tc>
+          <w:tcPr/>
+          <w:p>
+            <w:pPr>
+              <w:pStyle w:val="Compact"/>
+            </w:pPr>
+            <w:r>
+              <w:t xml:space="preserve">Measured: Photon holds 2.7x as many users as pgeo on the same two cores and answers a keystroke in 53 ms against pgeo’s 103-189 ms, but holds fewer users than Pelias, so the 4x figure stands. Its index is OpenStreetMap-only and it returns no confidence score</w:t>
             </w:r>
           </w:p>
         </w:tc>
@@ -36130,7 +38495,7 @@
         </w:tc>
       </w:tr>
     </w:tbl>
-    <w:bookmarkStart w:id="133" w:name="Xd7589f6e21c5c24ca51fa0a4225006449c3c93a"/>
+    <w:bookmarkStart w:id="138" w:name="Xd7589f6e21c5c24ca51fa0a4225006449c3c93a"/>
     <w:p>
       <w:pPr>
         <w:pStyle w:val="Heading3"/>
@@ -36441,9 +38806,9 @@
         <w:t xml:space="preserve">worth doing before autocomplete speed and authorization.</w:t>
       </w:r>
     </w:p>
-    <w:bookmarkEnd w:id="133"/>
-    <w:bookmarkEnd w:id="134"/>
-    <w:bookmarkStart w:id="140" w:name="questions-and-answers"/>
+    <w:bookmarkEnd w:id="138"/>
+    <w:bookmarkEnd w:id="139"/>
+    <w:bookmarkStart w:id="145" w:name="questions-and-answers"/>
     <w:p>
       <w:pPr>
         <w:pStyle w:val="Heading2"/>
@@ -36466,7 +38831,7 @@
         <w:t xml:space="preserve">possible and with a clear statement of what was not tested where it was not.</w:t>
       </w:r>
     </w:p>
-    <w:bookmarkStart w:id="135" w:name="Xce4ec8be597c8085ea4a340481823da9121d506"/>
+    <w:bookmarkStart w:id="140" w:name="Xce4ec8be597c8085ea4a340481823da9121d506"/>
     <w:p>
       <w:pPr>
         <w:pStyle w:val="Heading3"/>
@@ -36569,7 +38934,7 @@
           <w:b/>
           <w:bCs/>
         </w:rPr>
-        <w:t xml:space="preserve">Table 47. Phonetic misspellings against the deployed pgeo.</w:t>
+        <w:t xml:space="preserve">Table 51. Phonetic misspellings against the deployed pgeo.</w:t>
       </w:r>
       <w:r>
         <w:t xml:space="preserve"> </w:t>
@@ -36940,7 +39305,7 @@
           <w:b/>
           <w:bCs/>
         </w:rPr>
-        <w:t xml:space="preserve">Table 48. How coarse each phonetic encoding is on this data.</w:t>
+        <w:t xml:space="preserve">Table 52. How coarse each phonetic encoding is on this data.</w:t>
       </w:r>
       <w:r>
         <w:t xml:space="preserve"> </w:t>
@@ -37278,8 +39643,8 @@
         <w:t xml:space="preserve">the same gate that protects every other tuning step would decide it.</w:t>
       </w:r>
     </w:p>
-    <w:bookmarkEnd w:id="135"/>
-    <w:bookmarkStart w:id="136" w:name="Xc916698539a2cb6e0964548169ced65c0e9da3f"/>
+    <w:bookmarkEnd w:id="140"/>
+    <w:bookmarkStart w:id="141" w:name="Xc916698539a2cb6e0964548169ced65c0e9da3f"/>
     <w:p>
       <w:pPr>
         <w:pStyle w:val="Heading3"/>
@@ -37528,8 +39893,8 @@
         <w:t xml:space="preserve">signature change.</w:t>
       </w:r>
     </w:p>
-    <w:bookmarkEnd w:id="136"/>
-    <w:bookmarkStart w:id="137" w:name="Xee5317d656777e3bf85d0f48377ac35c3fa2b97"/>
+    <w:bookmarkEnd w:id="141"/>
+    <w:bookmarkStart w:id="142" w:name="Xee5317d656777e3bf85d0f48377ac35c3fa2b97"/>
     <w:p>
       <w:pPr>
         <w:pStyle w:val="Heading3"/>
@@ -37789,8 +40154,8 @@
         <w:t xml:space="preserve">single most useful piece of automation left.</w:t>
       </w:r>
     </w:p>
-    <w:bookmarkEnd w:id="137"/>
-    <w:bookmarkStart w:id="138" w:name="Xf693c617f9e5d01e2ab0338954e7797b000dff6"/>
+    <w:bookmarkEnd w:id="142"/>
+    <w:bookmarkStart w:id="143" w:name="Xf693c617f9e5d01e2ab0338954e7797b000dff6"/>
     <w:p>
       <w:pPr>
         <w:pStyle w:val="Heading3"/>
@@ -38027,8 +40392,8 @@
         <w:t xml:space="preserve">half-day of work and is listed in Section 6.</w:t>
       </w:r>
     </w:p>
-    <w:bookmarkEnd w:id="138"/>
-    <w:bookmarkStart w:id="139" w:name="X558cf9b35e3c74d9435954e68079e6fa9e74b5d"/>
+    <w:bookmarkEnd w:id="143"/>
+    <w:bookmarkStart w:id="144" w:name="X558cf9b35e3c74d9435954e68079e6fa9e74b5d"/>
     <w:p>
       <w:pPr>
         <w:pStyle w:val="Heading3"/>
@@ -38139,9 +40504,9 @@
         <w:t xml:space="preserve">and it is the natural follow-on to the capacity results.</w:t>
       </w:r>
     </w:p>
-    <w:bookmarkEnd w:id="139"/>
-    <w:bookmarkEnd w:id="140"/>
-    <w:bookmarkStart w:id="141" w:name="acknowledgements"/>
+    <w:bookmarkEnd w:id="144"/>
+    <w:bookmarkEnd w:id="145"/>
+    <w:bookmarkStart w:id="146" w:name="acknowledgements"/>
     <w:p>
       <w:pPr>
         <w:pStyle w:val="Heading2"/>
@@ -38233,8 +40598,8 @@
         <w:t xml:space="preserve">Foundation. Each carries its own licence; see NOTICE in the repository.</w:t>
       </w:r>
     </w:p>
-    <w:bookmarkEnd w:id="141"/>
-    <w:bookmarkStart w:id="172" w:name="references"/>
+    <w:bookmarkEnd w:id="146"/>
+    <w:bookmarkStart w:id="177" w:name="references"/>
     <w:p>
       <w:pPr>
         <w:pStyle w:val="Heading2"/>
@@ -38277,7 +40642,7 @@
       <w:r>
         <w:t xml:space="preserve"> </w:t>
       </w:r>
-      <w:hyperlink r:id="rId142">
+      <w:hyperlink r:id="rId147">
         <w:r>
           <w:rPr>
             <w:rStyle w:val="Hyperlink"/>
@@ -38294,7 +40659,7 @@
       <w:r>
         <w:t xml:space="preserve"> </w:t>
       </w:r>
-      <w:hyperlink r:id="rId143">
+      <w:hyperlink r:id="rId148">
         <w:r>
           <w:rPr>
             <w:rStyle w:val="Hyperlink"/>
@@ -38317,7 +40682,7 @@
       <w:r>
         <w:t xml:space="preserve"> </w:t>
       </w:r>
-      <w:hyperlink r:id="rId144">
+      <w:hyperlink r:id="rId149">
         <w:r>
           <w:rPr>
             <w:rStyle w:val="Hyperlink"/>
@@ -38340,7 +40705,7 @@
       <w:r>
         <w:t xml:space="preserve"> </w:t>
       </w:r>
-      <w:hyperlink r:id="rId145">
+      <w:hyperlink r:id="rId150">
         <w:r>
           <w:rPr>
             <w:rStyle w:val="Hyperlink"/>
@@ -38363,7 +40728,7 @@
       <w:r>
         <w:t xml:space="preserve"> </w:t>
       </w:r>
-      <w:hyperlink r:id="rId146">
+      <w:hyperlink r:id="rId151">
         <w:r>
           <w:rPr>
             <w:rStyle w:val="Hyperlink"/>
@@ -38386,7 +40751,7 @@
       <w:r>
         <w:t xml:space="preserve"> </w:t>
       </w:r>
-      <w:hyperlink r:id="rId147">
+      <w:hyperlink r:id="rId152">
         <w:r>
           <w:rPr>
             <w:rStyle w:val="Hyperlink"/>
@@ -38409,7 +40774,7 @@
       <w:r>
         <w:t xml:space="preserve"> </w:t>
       </w:r>
-      <w:hyperlink r:id="rId148">
+      <w:hyperlink r:id="rId153">
         <w:r>
           <w:rPr>
             <w:rStyle w:val="Hyperlink"/>
@@ -38432,7 +40797,7 @@
       <w:r>
         <w:t xml:space="preserve"> </w:t>
       </w:r>
-      <w:hyperlink r:id="rId149">
+      <w:hyperlink r:id="rId154">
         <w:r>
           <w:rPr>
             <w:rStyle w:val="Hyperlink"/>
@@ -38455,7 +40820,7 @@
       <w:r>
         <w:t xml:space="preserve"> </w:t>
       </w:r>
-      <w:hyperlink r:id="rId150">
+      <w:hyperlink r:id="rId155">
         <w:r>
           <w:rPr>
             <w:rStyle w:val="Hyperlink"/>
@@ -38478,7 +40843,7 @@
       <w:r>
         <w:t xml:space="preserve"> </w:t>
       </w:r>
-      <w:hyperlink r:id="rId151">
+      <w:hyperlink r:id="rId156">
         <w:r>
           <w:rPr>
             <w:rStyle w:val="Hyperlink"/>
@@ -38501,7 +40866,7 @@
       <w:r>
         <w:t xml:space="preserve"> </w:t>
       </w:r>
-      <w:hyperlink r:id="rId152">
+      <w:hyperlink r:id="rId157">
         <w:r>
           <w:rPr>
             <w:rStyle w:val="Hyperlink"/>
@@ -38524,7 +40889,7 @@
       <w:r>
         <w:t xml:space="preserve"> </w:t>
       </w:r>
-      <w:hyperlink r:id="rId153">
+      <w:hyperlink r:id="rId158">
         <w:r>
           <w:rPr>
             <w:rStyle w:val="Hyperlink"/>
@@ -38547,7 +40912,7 @@
       <w:r>
         <w:t xml:space="preserve"> </w:t>
       </w:r>
-      <w:hyperlink r:id="rId154">
+      <w:hyperlink r:id="rId159">
         <w:r>
           <w:rPr>
             <w:rStyle w:val="Hyperlink"/>
@@ -38570,7 +40935,7 @@
       <w:r>
         <w:t xml:space="preserve"> </w:t>
       </w:r>
-      <w:hyperlink r:id="rId155">
+      <w:hyperlink r:id="rId160">
         <w:r>
           <w:rPr>
             <w:rStyle w:val="Hyperlink"/>
@@ -38593,7 +40958,7 @@
       <w:r>
         <w:t xml:space="preserve"> </w:t>
       </w:r>
-      <w:hyperlink r:id="rId156">
+      <w:hyperlink r:id="rId161">
         <w:r>
           <w:rPr>
             <w:rStyle w:val="Hyperlink"/>
@@ -38616,7 +40981,7 @@
       <w:r>
         <w:t xml:space="preserve"> </w:t>
       </w:r>
-      <w:hyperlink r:id="rId157">
+      <w:hyperlink r:id="rId162">
         <w:r>
           <w:rPr>
             <w:rStyle w:val="Hyperlink"/>
@@ -38639,7 +41004,7 @@
       <w:r>
         <w:t xml:space="preserve"> </w:t>
       </w:r>
-      <w:hyperlink r:id="rId158">
+      <w:hyperlink r:id="rId163">
         <w:r>
           <w:rPr>
             <w:rStyle w:val="Hyperlink"/>
@@ -38662,7 +41027,7 @@
       <w:r>
         <w:t xml:space="preserve"> </w:t>
       </w:r>
-      <w:hyperlink r:id="rId159">
+      <w:hyperlink r:id="rId164">
         <w:r>
           <w:rPr>
             <w:rStyle w:val="Hyperlink"/>
@@ -38685,7 +41050,7 @@
       <w:r>
         <w:t xml:space="preserve"> </w:t>
       </w:r>
-      <w:hyperlink r:id="rId160">
+      <w:hyperlink r:id="rId165">
         <w:r>
           <w:rPr>
             <w:rStyle w:val="Hyperlink"/>
@@ -38708,7 +41073,7 @@
       <w:r>
         <w:t xml:space="preserve"> </w:t>
       </w:r>
-      <w:hyperlink r:id="rId161">
+      <w:hyperlink r:id="rId166">
         <w:r>
           <w:rPr>
             <w:rStyle w:val="Hyperlink"/>
@@ -38731,7 +41096,7 @@
       <w:r>
         <w:t xml:space="preserve"> </w:t>
       </w:r>
-      <w:hyperlink r:id="rId162">
+      <w:hyperlink r:id="rId167">
         <w:r>
           <w:rPr>
             <w:rStyle w:val="Hyperlink"/>
@@ -38754,7 +41119,7 @@
       <w:r>
         <w:t xml:space="preserve"> </w:t>
       </w:r>
-      <w:hyperlink r:id="rId163">
+      <w:hyperlink r:id="rId168">
         <w:r>
           <w:rPr>
             <w:rStyle w:val="Hyperlink"/>
@@ -38777,7 +41142,7 @@
       <w:r>
         <w:t xml:space="preserve"> </w:t>
       </w:r>
-      <w:hyperlink r:id="rId164">
+      <w:hyperlink r:id="rId169">
         <w:r>
           <w:rPr>
             <w:rStyle w:val="Hyperlink"/>
@@ -38800,7 +41165,7 @@
       <w:r>
         <w:t xml:space="preserve"> </w:t>
       </w:r>
-      <w:hyperlink r:id="rId165">
+      <w:hyperlink r:id="rId170">
         <w:r>
           <w:rPr>
             <w:rStyle w:val="Hyperlink"/>
@@ -38823,7 +41188,7 @@
       <w:r>
         <w:t xml:space="preserve"> </w:t>
       </w:r>
-      <w:hyperlink r:id="rId166">
+      <w:hyperlink r:id="rId171">
         <w:r>
           <w:rPr>
             <w:rStyle w:val="Hyperlink"/>
@@ -38846,7 +41211,7 @@
       <w:r>
         <w:t xml:space="preserve"> </w:t>
       </w:r>
-      <w:hyperlink r:id="rId167">
+      <w:hyperlink r:id="rId172">
         <w:r>
           <w:rPr>
             <w:rStyle w:val="Hyperlink"/>
@@ -38869,7 +41234,7 @@
       <w:r>
         <w:t xml:space="preserve"> </w:t>
       </w:r>
-      <w:hyperlink r:id="rId168">
+      <w:hyperlink r:id="rId173">
         <w:r>
           <w:rPr>
             <w:rStyle w:val="Hyperlink"/>
@@ -38892,7 +41257,7 @@
       <w:r>
         <w:t xml:space="preserve"> </w:t>
       </w:r>
-      <w:hyperlink r:id="rId169">
+      <w:hyperlink r:id="rId174">
         <w:r>
           <w:rPr>
             <w:rStyle w:val="Hyperlink"/>
@@ -38915,7 +41280,7 @@
       <w:r>
         <w:t xml:space="preserve"> </w:t>
       </w:r>
-      <w:hyperlink r:id="rId170">
+      <w:hyperlink r:id="rId175">
         <w:r>
           <w:rPr>
             <w:rStyle w:val="Hyperlink"/>
@@ -38938,7 +41303,7 @@
       <w:r>
         <w:t xml:space="preserve"> </w:t>
       </w:r>
-      <w:hyperlink r:id="rId171">
+      <w:hyperlink r:id="rId176">
         <w:r>
           <w:rPr>
             <w:rStyle w:val="Hyperlink"/>
@@ -38947,8 +41312,8 @@
         </w:r>
       </w:hyperlink>
     </w:p>
-    <w:bookmarkEnd w:id="172"/>
-    <w:bookmarkStart w:id="173" w:name="appendix-a.-reproducing-this-study"/>
+    <w:bookmarkEnd w:id="177"/>
+    <w:bookmarkStart w:id="178" w:name="appendix-a.-reproducing-this-study"/>
     <w:p>
       <w:pPr>
         <w:pStyle w:val="Heading2"/>
@@ -39385,8 +41750,8 @@
         <w:t xml:space="preserve">system reproduces the results in this report.</w:t>
       </w:r>
     </w:p>
-    <w:bookmarkEnd w:id="173"/>
-    <w:bookmarkStart w:id="174" w:name="Xec1f0b5e3ec847d05266a8fcbbb09145d5aebe4"/>
+    <w:bookmarkEnd w:id="178"/>
+    <w:bookmarkStart w:id="179" w:name="Xec1f0b5e3ec847d05266a8fcbbb09145d5aebe4"/>
     <w:p>
       <w:pPr>
         <w:pStyle w:val="Heading2"/>
@@ -39418,7 +41783,7 @@
           <w:b/>
           <w:bCs/>
         </w:rPr>
-        <w:t xml:space="preserve">Table 49. Questions asked during the project, with short answers and the sections that answer them in full.</w:t>
+        <w:t xml:space="preserve">Table 53. Questions asked during the project, with short answers and the sections that answer them in full.</w:t>
       </w:r>
     </w:p>
     <w:tbl>
@@ -40430,8 +42795,8 @@
         </w:tc>
       </w:tr>
     </w:tbl>
-    <w:bookmarkEnd w:id="174"/>
-    <w:bookmarkStart w:id="175" w:name="appendix-c.-pgeo-storage"/>
+    <w:bookmarkEnd w:id="179"/>
+    <w:bookmarkStart w:id="180" w:name="appendix-c.-pgeo-storage"/>
     <w:p>
       <w:pPr>
         <w:pStyle w:val="Heading2"/>
@@ -40493,7 +42858,7 @@
           <w:b/>
           <w:bCs/>
         </w:rPr>
-        <w:t xml:space="preserve">Table 50. pgeo tables (including their indexes).</w:t>
+        <w:t xml:space="preserve">Table 54. pgeo tables (including their indexes).</w:t>
       </w:r>
     </w:p>
     <w:tbl>
@@ -40701,7 +43066,7 @@
           <w:b/>
           <w:bCs/>
         </w:rPr>
-        <w:t xml:space="preserve">Table 51. Largest pgeo indexes.</w:t>
+        <w:t xml:space="preserve">Table 55. Largest pgeo indexes.</w:t>
       </w:r>
     </w:p>
     <w:tbl>
@@ -41056,7 +43421,7 @@
         </w:tc>
       </w:tr>
     </w:tbl>
-    <w:bookmarkEnd w:id="175"/>
+    <w:bookmarkEnd w:id="180"/>
     <w:sectPr>
       <w:footnotePr>
         <w:numRestart w:val="eachSect"/>

--- a/docs/REPORT.docx
+++ b/docs/REPORT.docx
@@ -4241,7 +4241,25 @@
         <w:t xml:space="preserve"> </w:t>
       </w:r>
       <w:r>
-        <w:t xml:space="preserve">the database.</w:t>
+        <w:t xml:space="preserve">the database. That difference</w:t>
+      </w:r>
+      <w:r>
+        <w:t xml:space="preserve"> </w:t>
+      </w:r>
+      <w:r>
+        <w:t xml:space="preserve">is now measured rather than asserted – Section 3.15 puts both on the same two cores, and pgeo</w:t>
+      </w:r>
+      <w:r>
+        <w:t xml:space="preserve"> </w:t>
+      </w:r>
+      <w:r>
+        <w:t xml:space="preserve">holds 48 concurrent users to Nominatim’s 64. Moving the last of the search into SQL costs a</w:t>
+      </w:r>
+      <w:r>
+        <w:t xml:space="preserve"> </w:t>
+      </w:r>
+      <w:r>
+        <w:t xml:space="preserve">third of the capacity, which is the narrowest gap in this report.</w:t>
       </w:r>
     </w:p>
     <w:p>
@@ -13933,7 +13951,7 @@
     <w:bookmarkEnd w:id="47"/>
     <w:bookmarkEnd w:id="48"/>
     <w:bookmarkEnd w:id="49"/>
-    <w:bookmarkStart w:id="135" w:name="results"/>
+    <w:bookmarkStart w:id="140" w:name="results"/>
     <w:p>
       <w:pPr>
         <w:pStyle w:val="Heading2"/>
@@ -36809,8 +36827,2949 @@
     </w:p>
     <w:bookmarkEnd w:id="133"/>
     <w:bookmarkEnd w:id="134"/>
+    <w:bookmarkStart w:id="139" w:name="nominatim-the-reference-implementation"/>
+    <w:p>
+      <w:pPr>
+        <w:pStyle w:val="Heading3"/>
+      </w:pPr>
+      <w:r>
+        <w:t xml:space="preserve">3.15 Nominatim, the reference implementation</w:t>
+      </w:r>
+    </w:p>
+    <w:p>
+      <w:pPr>
+        <w:pStyle w:val="FirstParagraph"/>
+      </w:pPr>
+      <w:r>
+        <w:t xml:space="preserve">Nominatim[7] is the OpenStreetMap geocoder – the one that answers</w:t>
+      </w:r>
+      <w:r>
+        <w:t xml:space="preserve"> </w:t>
+      </w:r>
+      <w:r>
+        <w:t xml:space="preserve">openstreetmap.org, and the database a Photon index is exported from. It is also the closest</w:t>
+      </w:r>
+      <w:r>
+        <w:t xml:space="preserve"> </w:t>
+      </w:r>
+      <w:r>
+        <w:t xml:space="preserve">relative of pgeo in the survey of Section 1.6: it computes addresses inside PostgreSQL with</w:t>
+      </w:r>
+      <w:r>
+        <w:t xml:space="preserve"> </w:t>
+      </w:r>
+      <w:r>
+        <w:t xml:space="preserve">PL/pgSQL triggers and searches from a Python application, where pgeo’s search</w:t>
+      </w:r>
+      <w:r>
+        <w:t xml:space="preserve"> </w:t>
+      </w:r>
+      <w:r>
+        <w:rPr>
+          <w:i/>
+          <w:iCs/>
+        </w:rPr>
+        <w:t xml:space="preserve">is</w:t>
+      </w:r>
+      <w:r>
+        <w:t xml:space="preserve"> </w:t>
+      </w:r>
+      <w:r>
+        <w:t xml:space="preserve">the database.</w:t>
+      </w:r>
+      <w:r>
+        <w:t xml:space="preserve"> </w:t>
+      </w:r>
+      <w:r>
+        <w:t xml:space="preserve">Having built it to make the Photon index, measuring it cost one afternoon and closes the</w:t>
+      </w:r>
+      <w:r>
+        <w:t xml:space="preserve"> </w:t>
+      </w:r>
+      <w:r>
+        <w:t xml:space="preserve">OpenStreetMap side of the comparison.</w:t>
+      </w:r>
+    </w:p>
+    <w:p>
+      <w:pPr>
+        <w:pStyle w:val="BodyText"/>
+      </w:pPr>
+      <w:r>
+        <w:t xml:space="preserve">It was measured on two cores, pinned the same way as Pelias C2 and pgeo P2, with the same corpus,</w:t>
+      </w:r>
+      <w:r>
+        <w:t xml:space="preserve"> </w:t>
+      </w:r>
+      <w:r>
+        <w:t xml:space="preserve">session mix, keystroke pattern, think times, ramp, latency targets and accuracy cases. Only the</w:t>
+      </w:r>
+      <w:r>
+        <w:t xml:space="preserve"> </w:t>
+      </w:r>
+      <w:r>
+        <w:t xml:space="preserve">URL shape differs (</w:t>
+      </w:r>
+      <w:r>
+        <w:rPr>
+          <w:rStyle w:val="VerbatimChar"/>
+        </w:rPr>
+        <w:t xml:space="preserve">tests/load/k6/session_nominatim.js</w:t>
+      </w:r>
+      <w:r>
+        <w:t xml:space="preserve">). Nominatim 4.5 served the requests from</w:t>
+      </w:r>
+      <w:r>
+        <w:t xml:space="preserve"> </w:t>
+      </w:r>
+      <w:r>
+        <w:t xml:space="preserve">four Gunicorn workers in front of its own PostgreSQL, so unlike Pelias’s unconstrained</w:t>
+      </w:r>
+      <w:r>
+        <w:t xml:space="preserve"> </w:t>
+      </w:r>
+      <w:r>
+        <w:t xml:space="preserve">configuration its front end was not the bottleneck.</w:t>
+      </w:r>
+    </w:p>
+    <w:bookmarkStart w:id="135" w:name="capacity-1"/>
+    <w:p>
+      <w:pPr>
+        <w:pStyle w:val="Heading4"/>
+      </w:pPr>
+      <w:r>
+        <w:t xml:space="preserve">3.15.1 Capacity</w:t>
+      </w:r>
+    </w:p>
+    <w:p>
+      <w:pPr>
+        <w:pStyle w:val="FirstParagraph"/>
+      </w:pPr>
+      <w:r>
+        <w:rPr>
+          <w:b/>
+          <w:bCs/>
+        </w:rPr>
+        <w:t xml:space="preserve">Table 49. Concurrent users each engine holds inside the latency targets, on the same two cores.</w:t>
+      </w:r>
+      <w:r>
+        <w:t xml:space="preserve"> </w:t>
+      </w:r>
+      <w:r>
+        <w:t xml:space="preserve">Nominatim lands between Photon and pgeo, and closer to pgeo.</w:t>
+      </w:r>
+    </w:p>
+    <w:tbl>
+      <w:tblPr>
+        <w:tblStyle w:val="Table"/>
+        <w:tblW w:type="pct" w:w="5000"/>
+        <w:tblLayout w:type="fixed"/>
+        <w:tblLook w:firstRow="1" w:lastRow="0" w:firstColumn="0" w:lastColumn="0" w:noHBand="0" w:noVBand="0" w:val="0020"/>
+      </w:tblPr>
+      <w:tblGrid>
+        <w:gridCol w:w="1584"/>
+        <w:gridCol w:w="1584"/>
+        <w:gridCol w:w="1584"/>
+        <w:gridCol w:w="1584"/>
+        <w:gridCol w:w="1584"/>
+      </w:tblGrid>
+      <w:tr>
+        <w:trPr>
+          <w:tblHeader w:val="on"/>
+        </w:trPr>
+        <w:tc>
+          <w:tcPr/>
+          <w:p>
+            <w:pPr>
+              <w:pStyle w:val="Compact"/>
+            </w:pPr>
+            <w:r>
+              <w:t xml:space="preserve">Engine, two cores</w:t>
+            </w:r>
+          </w:p>
+        </w:tc>
+        <w:tc>
+          <w:tcPr/>
+          <w:p>
+            <w:pPr>
+              <w:pStyle w:val="Compact"/>
+            </w:pPr>
+            <w:r>
+              <w:t xml:space="preserve">Users within targets</w:t>
+            </w:r>
+          </w:p>
+        </w:tc>
+        <w:tc>
+          <w:tcPr/>
+          <w:p>
+            <w:pPr>
+              <w:pStyle w:val="Compact"/>
+            </w:pPr>
+            <w:r>
+              <w:t xml:space="preserve">Broke at</w:t>
+            </w:r>
+          </w:p>
+        </w:tc>
+        <w:tc>
+          <w:tcPr/>
+          <w:p>
+            <w:pPr>
+              <w:pStyle w:val="Compact"/>
+            </w:pPr>
+            <w:r>
+              <w:t xml:space="preserve">Throughput at the limit</w:t>
+            </w:r>
+          </w:p>
+        </w:tc>
+        <w:tc>
+          <w:tcPr/>
+          <w:p>
+            <w:pPr>
+              <w:pStyle w:val="Compact"/>
+            </w:pPr>
+            <w:r>
+              <w:t xml:space="preserve">Memory under load</w:t>
+            </w:r>
+          </w:p>
+        </w:tc>
+      </w:tr>
+      <w:tr>
+        <w:tc>
+          <w:tcPr/>
+          <w:p>
+            <w:pPr>
+              <w:pStyle w:val="Compact"/>
+            </w:pPr>
+            <w:r>
+              <w:t xml:space="preserve">Pelias C2</w:t>
+            </w:r>
+          </w:p>
+        </w:tc>
+        <w:tc>
+          <w:tcPr/>
+          <w:p>
+            <w:pPr>
+              <w:pStyle w:val="Compact"/>
+            </w:pPr>
+            <w:r>
+              <w:t xml:space="preserve">192</w:t>
+            </w:r>
+          </w:p>
+        </w:tc>
+        <w:tc>
+          <w:tcPr/>
+          <w:p>
+            <w:pPr>
+              <w:pStyle w:val="Compact"/>
+            </w:pPr>
+            <w:r>
+              <w:t xml:space="preserve">384</w:t>
+            </w:r>
+          </w:p>
+        </w:tc>
+        <w:tc>
+          <w:tcPr/>
+          <w:p>
+            <w:pPr>
+              <w:pStyle w:val="Compact"/>
+            </w:pPr>
+            <w:r>
+              <w:t xml:space="preserve">209 req/s</w:t>
+            </w:r>
+          </w:p>
+        </w:tc>
+        <w:tc>
+          <w:tcPr/>
+          <w:p>
+            <w:pPr>
+              <w:pStyle w:val="Compact"/>
+            </w:pPr>
+            <w:r>
+              <w:t xml:space="preserve">8.4 GB budget</w:t>
+            </w:r>
+          </w:p>
+        </w:tc>
+      </w:tr>
+      <w:tr>
+        <w:tc>
+          <w:tcPr/>
+          <w:p>
+            <w:pPr>
+              <w:pStyle w:val="Compact"/>
+            </w:pPr>
+            <w:r>
+              <w:t xml:space="preserve">Photon</w:t>
+            </w:r>
+          </w:p>
+        </w:tc>
+        <w:tc>
+          <w:tcPr/>
+          <w:p>
+            <w:pPr>
+              <w:pStyle w:val="Compact"/>
+            </w:pPr>
+            <w:r>
+              <w:t xml:space="preserve">128</w:t>
+            </w:r>
+          </w:p>
+        </w:tc>
+        <w:tc>
+          <w:tcPr/>
+          <w:p>
+            <w:pPr>
+              <w:pStyle w:val="Compact"/>
+            </w:pPr>
+            <w:r>
+              <w:t xml:space="preserve">256</w:t>
+            </w:r>
+          </w:p>
+        </w:tc>
+        <w:tc>
+          <w:tcPr/>
+          <w:p>
+            <w:pPr>
+              <w:pStyle w:val="Compact"/>
+            </w:pPr>
+            <w:r>
+              <w:t xml:space="preserve">127 req/s</w:t>
+            </w:r>
+          </w:p>
+        </w:tc>
+        <w:tc>
+          <w:tcPr/>
+          <w:p>
+            <w:pPr>
+              <w:pStyle w:val="Compact"/>
+            </w:pPr>
+            <w:r>
+              <w:t xml:space="preserve">1.84 GB resident</w:t>
+            </w:r>
+          </w:p>
+        </w:tc>
+      </w:tr>
+      <w:tr>
+        <w:tc>
+          <w:tcPr/>
+          <w:p>
+            <w:pPr>
+              <w:pStyle w:val="Compact"/>
+            </w:pPr>
+            <w:r>
+              <w:rPr>
+                <w:b/>
+                <w:bCs/>
+              </w:rPr>
+              <w:t xml:space="preserve">Nominatim</w:t>
+            </w:r>
+          </w:p>
+        </w:tc>
+        <w:tc>
+          <w:tcPr/>
+          <w:p>
+            <w:pPr>
+              <w:pStyle w:val="Compact"/>
+            </w:pPr>
+            <w:r>
+              <w:rPr>
+                <w:b/>
+                <w:bCs/>
+              </w:rPr>
+              <w:t xml:space="preserve">64</w:t>
+            </w:r>
+          </w:p>
+        </w:tc>
+        <w:tc>
+          <w:tcPr/>
+          <w:p>
+            <w:pPr>
+              <w:pStyle w:val="Compact"/>
+            </w:pPr>
+            <w:r>
+              <w:rPr>
+                <w:b/>
+                <w:bCs/>
+              </w:rPr>
+              <w:t xml:space="preserve">128</w:t>
+            </w:r>
+          </w:p>
+        </w:tc>
+        <w:tc>
+          <w:tcPr/>
+          <w:p>
+            <w:pPr>
+              <w:pStyle w:val="Compact"/>
+            </w:pPr>
+            <w:r>
+              <w:rPr>
+                <w:b/>
+                <w:bCs/>
+              </w:rPr>
+              <w:t xml:space="preserve">68 req/s</w:t>
+            </w:r>
+          </w:p>
+        </w:tc>
+        <w:tc>
+          <w:tcPr/>
+          <w:p>
+            <w:pPr>
+              <w:pStyle w:val="Compact"/>
+            </w:pPr>
+            <w:r>
+              <w:rPr>
+                <w:b/>
+                <w:bCs/>
+              </w:rPr>
+              <w:t xml:space="preserve">2.19 GB resident</w:t>
+            </w:r>
+          </w:p>
+        </w:tc>
+      </w:tr>
+      <w:tr>
+        <w:tc>
+          <w:tcPr/>
+          <w:p>
+            <w:pPr>
+              <w:pStyle w:val="Compact"/>
+            </w:pPr>
+            <w:r>
+              <w:t xml:space="preserve">pgeo rest-P2</w:t>
+            </w:r>
+          </w:p>
+        </w:tc>
+        <w:tc>
+          <w:tcPr/>
+          <w:p>
+            <w:pPr>
+              <w:pStyle w:val="Compact"/>
+            </w:pPr>
+            <w:r>
+              <w:t xml:space="preserve">48</w:t>
+            </w:r>
+          </w:p>
+        </w:tc>
+        <w:tc>
+          <w:tcPr/>
+          <w:p>
+            <w:pPr>
+              <w:pStyle w:val="Compact"/>
+            </w:pPr>
+            <w:r>
+              <w:t xml:space="preserve">96</w:t>
+            </w:r>
+          </w:p>
+        </w:tc>
+        <w:tc>
+          <w:tcPr/>
+          <w:p>
+            <w:pPr>
+              <w:pStyle w:val="Compact"/>
+            </w:pPr>
+            <w:r>
+              <w:t xml:space="preserve">53 req/s</w:t>
+            </w:r>
+          </w:p>
+        </w:tc>
+        <w:tc>
+          <w:tcPr/>
+          <w:p>
+            <w:pPr>
+              <w:pStyle w:val="Compact"/>
+            </w:pPr>
+            <w:r>
+              <w:t xml:space="preserve">2.5 GB budget</w:t>
+            </w:r>
+          </w:p>
+        </w:tc>
+      </w:tr>
+    </w:tbl>
+    <w:p>
+      <w:pPr>
+        <w:pStyle w:val="BodyText"/>
+      </w:pPr>
+      <w:r>
+        <w:t xml:space="preserve">Nominatim holds 64 concurrent users to pgeo’s 48. That is the narrowest gap in this report:</w:t>
+      </w:r>
+      <w:r>
+        <w:t xml:space="preserve"> </w:t>
+      </w:r>
+      <w:r>
+        <w:rPr>
+          <w:b/>
+          <w:bCs/>
+        </w:rPr>
+        <w:t xml:space="preserve">pgeo is within 1.33 times of the reference OpenStreetMap geocoder</w:t>
+      </w:r>
+      <w:r>
+        <w:t xml:space="preserve">, against four times for</w:t>
+      </w:r>
+      <w:r>
+        <w:t xml:space="preserve"> </w:t>
+      </w:r>
+      <w:r>
+        <w:t xml:space="preserve">Pelias and 2.7 times for Photon. Throughput saturates at about 75 req/s – it was 68 req/s at 64</w:t>
+      </w:r>
+      <w:r>
+        <w:t xml:space="preserve"> </w:t>
+      </w:r>
+      <w:r>
+        <w:t xml:space="preserve">users, 75 at 96 and 77 at 128, while latency went from 0.62 to 3.05 to 5.26 times target, which</w:t>
+      </w:r>
+      <w:r>
+        <w:t xml:space="preserve"> </w:t>
+      </w:r>
+      <w:r>
+        <w:t xml:space="preserve">is the signature of a queue rather than of a cliff.</w:t>
+      </w:r>
+    </w:p>
+    <w:p>
+      <w:pPr>
+        <w:pStyle w:val="BodyText"/>
+      </w:pPr>
+      <w:r>
+        <w:t xml:space="preserve">The comparison flatters neither engine unfairly. Nominatim and pgeo are the two architectures in</w:t>
+      </w:r>
+      <w:r>
+        <w:t xml:space="preserve"> </w:t>
+      </w:r>
+      <w:r>
+        <w:t xml:space="preserve">this study that put the work in PostgreSQL, and they land within a third of each other on the</w:t>
+      </w:r>
+      <w:r>
+        <w:t xml:space="preserve"> </w:t>
+      </w:r>
+      <w:r>
+        <w:t xml:space="preserve">same hardware. The difference is where the</w:t>
+      </w:r>
+      <w:r>
+        <w:t xml:space="preserve"> </w:t>
+      </w:r>
+      <w:r>
+        <w:rPr>
+          <w:i/>
+          <w:iCs/>
+        </w:rPr>
+        <w:t xml:space="preserve">search</w:t>
+      </w:r>
+      <w:r>
+        <w:t xml:space="preserve"> </w:t>
+      </w:r>
+      <w:r>
+        <w:t xml:space="preserve">runs: Nominatim’s is a Python application</w:t>
+      </w:r>
+      <w:r>
+        <w:t xml:space="preserve"> </w:t>
+      </w:r>
+      <w:r>
+        <w:t xml:space="preserve">issuing queries, pgeo’s is the query.</w:t>
+      </w:r>
+    </w:p>
     <w:bookmarkEnd w:id="135"/>
-    <w:bookmarkStart w:id="136" w:name="discussion"/>
+    <w:bookmarkStart w:id="136" w:name="latency"/>
+    <w:p>
+      <w:pPr>
+        <w:pStyle w:val="Heading4"/>
+      </w:pPr>
+      <w:r>
+        <w:t xml:space="preserve">3.15.2 Latency</w:t>
+      </w:r>
+    </w:p>
+    <w:p>
+      <w:pPr>
+        <w:pStyle w:val="FirstParagraph"/>
+      </w:pPr>
+      <w:r>
+        <w:rPr>
+          <w:b/>
+          <w:bCs/>
+        </w:rPr>
+        <w:t xml:space="preserve">Table 50. Autocomplete p95 on two cores, against the 250 ms target.</w:t>
+      </w:r>
+      <w:r>
+        <w:t xml:space="preserve"> </w:t>
+      </w:r>
+      <w:r>
+        <w:t xml:space="preserve">Nominatim has no autocomplete endpoint, so these are full searches on a growing prefix.</w:t>
+      </w:r>
+    </w:p>
+    <w:tbl>
+      <w:tblPr>
+        <w:tblStyle w:val="Table"/>
+        <w:tblW w:type="auto" w:w="0"/>
+        <w:tblLook w:firstRow="1" w:lastRow="0" w:firstColumn="0" w:lastColumn="0" w:noHBand="0" w:noVBand="0" w:val="0020"/>
+      </w:tblPr>
+      <w:tblGrid>
+        <w:gridCol w:w="1584"/>
+        <w:gridCol w:w="1584"/>
+        <w:gridCol w:w="1584"/>
+        <w:gridCol w:w="1584"/>
+        <w:gridCol w:w="1584"/>
+      </w:tblGrid>
+      <w:tr>
+        <w:trPr>
+          <w:tblHeader w:val="on"/>
+        </w:trPr>
+        <w:tc>
+          <w:tcPr/>
+          <w:p>
+            <w:pPr>
+              <w:pStyle w:val="Compact"/>
+            </w:pPr>
+            <w:r>
+              <w:t xml:space="preserve">Concurrent users</w:t>
+            </w:r>
+          </w:p>
+        </w:tc>
+        <w:tc>
+          <w:tcPr/>
+          <w:p>
+            <w:pPr>
+              <w:pStyle w:val="Compact"/>
+            </w:pPr>
+            <w:r>
+              <w:t xml:space="preserve">Pelias C2</w:t>
+            </w:r>
+          </w:p>
+        </w:tc>
+        <w:tc>
+          <w:tcPr/>
+          <w:p>
+            <w:pPr>
+              <w:pStyle w:val="Compact"/>
+            </w:pPr>
+            <w:r>
+              <w:t xml:space="preserve">Photon</w:t>
+            </w:r>
+          </w:p>
+        </w:tc>
+        <w:tc>
+          <w:tcPr/>
+          <w:p>
+            <w:pPr>
+              <w:pStyle w:val="Compact"/>
+            </w:pPr>
+            <w:r>
+              <w:t xml:space="preserve">Nominatim</w:t>
+            </w:r>
+          </w:p>
+        </w:tc>
+        <w:tc>
+          <w:tcPr/>
+          <w:p>
+            <w:pPr>
+              <w:pStyle w:val="Compact"/>
+            </w:pPr>
+            <w:r>
+              <w:t xml:space="preserve">pgeo rest-P2</w:t>
+            </w:r>
+          </w:p>
+        </w:tc>
+      </w:tr>
+      <w:tr>
+        <w:tc>
+          <w:tcPr/>
+          <w:p>
+            <w:pPr>
+              <w:pStyle w:val="Compact"/>
+            </w:pPr>
+            <w:r>
+              <w:t xml:space="preserve">48</w:t>
+            </w:r>
+          </w:p>
+        </w:tc>
+        <w:tc>
+          <w:tcPr/>
+          <w:p>
+            <w:pPr>
+              <w:pStyle w:val="Compact"/>
+            </w:pPr>
+            <w:r>
+              <w:t xml:space="preserve">21 ms</w:t>
+            </w:r>
+          </w:p>
+        </w:tc>
+        <w:tc>
+          <w:tcPr/>
+          <w:p>
+            <w:pPr>
+              <w:pStyle w:val="Compact"/>
+            </w:pPr>
+            <w:r>
+              <w:t xml:space="preserve">53 ms</w:t>
+            </w:r>
+          </w:p>
+        </w:tc>
+        <w:tc>
+          <w:tcPr/>
+          <w:p>
+            <w:pPr>
+              <w:pStyle w:val="Compact"/>
+            </w:pPr>
+            <w:r>
+              <w:t xml:space="preserve">85 ms</w:t>
+            </w:r>
+          </w:p>
+        </w:tc>
+        <w:tc>
+          <w:tcPr/>
+          <w:p>
+            <w:pPr>
+              <w:pStyle w:val="Compact"/>
+            </w:pPr>
+            <w:r>
+              <w:t xml:space="preserve">103 / 189 ms</w:t>
+            </w:r>
+          </w:p>
+        </w:tc>
+      </w:tr>
+      <w:tr>
+        <w:tc>
+          <w:tcPr/>
+          <w:p>
+            <w:pPr>
+              <w:pStyle w:val="Compact"/>
+            </w:pPr>
+            <w:r>
+              <w:t xml:space="preserve">64</w:t>
+            </w:r>
+          </w:p>
+        </w:tc>
+        <w:tc>
+          <w:tcPr/>
+          <w:p>
+            <w:pPr>
+              <w:pStyle w:val="Compact"/>
+            </w:pPr>
+            <w:r>
+              <w:t xml:space="preserve">-</w:t>
+            </w:r>
+          </w:p>
+        </w:tc>
+        <w:tc>
+          <w:tcPr/>
+          <w:p>
+            <w:pPr>
+              <w:pStyle w:val="Compact"/>
+            </w:pPr>
+            <w:r>
+              <w:t xml:space="preserve">-</w:t>
+            </w:r>
+          </w:p>
+        </w:tc>
+        <w:tc>
+          <w:tcPr/>
+          <w:p>
+            <w:pPr>
+              <w:pStyle w:val="Compact"/>
+            </w:pPr>
+            <w:r>
+              <w:t xml:space="preserve">155 ms</w:t>
+            </w:r>
+          </w:p>
+        </w:tc>
+        <w:tc>
+          <w:tcPr/>
+          <w:p>
+            <w:pPr>
+              <w:pStyle w:val="Compact"/>
+            </w:pPr>
+            <w:r>
+              <w:t xml:space="preserve">past its limit</w:t>
+            </w:r>
+          </w:p>
+        </w:tc>
+      </w:tr>
+      <w:tr>
+        <w:tc>
+          <w:tcPr/>
+          <w:p>
+            <w:pPr>
+              <w:pStyle w:val="Compact"/>
+            </w:pPr>
+            <w:r>
+              <w:t xml:space="preserve">96</w:t>
+            </w:r>
+          </w:p>
+        </w:tc>
+        <w:tc>
+          <w:tcPr/>
+          <w:p>
+            <w:pPr>
+              <w:pStyle w:val="Compact"/>
+            </w:pPr>
+            <w:r>
+              <w:t xml:space="preserve">36 ms</w:t>
+            </w:r>
+          </w:p>
+        </w:tc>
+        <w:tc>
+          <w:tcPr/>
+          <w:p>
+            <w:pPr>
+              <w:pStyle w:val="Compact"/>
+            </w:pPr>
+            <w:r>
+              <w:t xml:space="preserve">92 ms</w:t>
+            </w:r>
+          </w:p>
+        </w:tc>
+        <w:tc>
+          <w:tcPr/>
+          <w:p>
+            <w:pPr>
+              <w:pStyle w:val="Compact"/>
+            </w:pPr>
+            <w:r>
+              <w:t xml:space="preserve">762 ms</w:t>
+            </w:r>
+          </w:p>
+        </w:tc>
+        <w:tc>
+          <w:tcPr/>
+          <w:p>
+            <w:pPr>
+              <w:pStyle w:val="Compact"/>
+            </w:pPr>
+            <w:r>
+              <w:t xml:space="preserve">past its limit</w:t>
+            </w:r>
+          </w:p>
+        </w:tc>
+      </w:tr>
+      <w:tr>
+        <w:tc>
+          <w:tcPr/>
+          <w:p>
+            <w:pPr>
+              <w:pStyle w:val="Compact"/>
+            </w:pPr>
+            <w:r>
+              <w:t xml:space="preserve">128</w:t>
+            </w:r>
+          </w:p>
+        </w:tc>
+        <w:tc>
+          <w:tcPr/>
+          <w:p>
+            <w:pPr>
+              <w:pStyle w:val="Compact"/>
+            </w:pPr>
+            <w:r>
+              <w:t xml:space="preserve">43 ms</w:t>
+            </w:r>
+          </w:p>
+        </w:tc>
+        <w:tc>
+          <w:tcPr/>
+          <w:p>
+            <w:pPr>
+              <w:pStyle w:val="Compact"/>
+            </w:pPr>
+            <w:r>
+              <w:t xml:space="preserve">228 ms</w:t>
+            </w:r>
+          </w:p>
+        </w:tc>
+        <w:tc>
+          <w:tcPr/>
+          <w:p>
+            <w:pPr>
+              <w:pStyle w:val="Compact"/>
+            </w:pPr>
+            <w:r>
+              <w:t xml:space="preserve">1,315 ms</w:t>
+            </w:r>
+          </w:p>
+        </w:tc>
+        <w:tc>
+          <w:tcPr/>
+          <w:p>
+            <w:pPr>
+              <w:pStyle w:val="Compact"/>
+            </w:pPr>
+            <w:r>
+              <w:t xml:space="preserve">past its limit</w:t>
+            </w:r>
+          </w:p>
+        </w:tc>
+      </w:tr>
+    </w:tbl>
+    <w:p>
+      <w:pPr>
+        <w:pStyle w:val="BodyText"/>
+      </w:pPr>
+      <w:r>
+        <w:t xml:space="preserve">At 48 users Nominatim answers a keystroke in 85 ms against pgeo’s 103 to 189 ms – quicker, but</w:t>
+      </w:r>
+      <w:r>
+        <w:t xml:space="preserve"> </w:t>
+      </w:r>
+      <w:r>
+        <w:t xml:space="preserve">the same order, and both far behind Pelias’s 21 ms. What the table cannot show is that</w:t>
+      </w:r>
+      <w:r>
+        <w:t xml:space="preserve"> </w:t>
+      </w:r>
+      <w:r>
+        <w:t xml:space="preserve">Nominatim’s answers to those keystrokes are mostly empty, which is the subject of the next</w:t>
+      </w:r>
+      <w:r>
+        <w:t xml:space="preserve"> </w:t>
+      </w:r>
+      <w:r>
+        <w:t xml:space="preserve">section.</w:t>
+      </w:r>
+    </w:p>
+    <w:bookmarkEnd w:id="136"/>
+    <w:bookmarkStart w:id="137" w:name="accuracy-and-a-failure-mode-worth-naming"/>
+    <w:p>
+      <w:pPr>
+        <w:pStyle w:val="Heading4"/>
+      </w:pPr>
+      <w:r>
+        <w:t xml:space="preserve">3.15.3 Accuracy, and a failure mode worth naming</w:t>
+      </w:r>
+    </w:p>
+    <w:p>
+      <w:pPr>
+        <w:pStyle w:val="FirstParagraph"/>
+      </w:pPr>
+      <w:r>
+        <w:t xml:space="preserve">The same 1,560 cases, the same ground truth, the same scoring</w:t>
+      </w:r>
+      <w:r>
+        <w:t xml:space="preserve"> </w:t>
+      </w:r>
+      <w:r>
+        <w:t xml:space="preserve">(</w:t>
+      </w:r>
+      <w:r>
+        <w:rPr>
+          <w:rStyle w:val="VerbatimChar"/>
+        </w:rPr>
+        <w:t xml:space="preserve">tests/accuracy/run_accuracy_nominatim.py</w:t>
+      </w:r>
+      <w:r>
+        <w:t xml:space="preserve">).</w:t>
+      </w:r>
+    </w:p>
+    <w:p>
+      <w:pPr>
+        <w:pStyle w:val="BodyText"/>
+      </w:pPr>
+      <w:r>
+        <w:rPr>
+          <w:b/>
+          <w:bCs/>
+        </w:rPr>
+        <w:t xml:space="preserve">Table 51. Accuracy on the Maine test set.</w:t>
+      </w:r>
+      <w:r>
+        <w:t xml:space="preserve"> </w:t>
+      </w:r>
+      <w:r>
+        <w:t xml:space="preserve">The right-hand column is the important one: Nominatim’s errors are overwhelmingly empty answers rather than wrong ones.</w:t>
+      </w:r>
+    </w:p>
+    <w:tbl>
+      <w:tblPr>
+        <w:tblStyle w:val="Table"/>
+        <w:tblW w:type="pct" w:w="5000"/>
+        <w:tblLayout w:type="fixed"/>
+        <w:tblLook w:firstRow="1" w:lastRow="0" w:firstColumn="0" w:lastColumn="0" w:noHBand="0" w:noVBand="0" w:val="0020"/>
+      </w:tblPr>
+      <w:tblGrid>
+        <w:gridCol w:w="1131"/>
+        <w:gridCol w:w="1131"/>
+        <w:gridCol w:w="1131"/>
+        <w:gridCol w:w="1131"/>
+        <w:gridCol w:w="1131"/>
+        <w:gridCol w:w="1131"/>
+        <w:gridCol w:w="1131"/>
+      </w:tblGrid>
+      <w:tr>
+        <w:trPr>
+          <w:tblHeader w:val="on"/>
+        </w:trPr>
+        <w:tc>
+          <w:tcPr/>
+          <w:p>
+            <w:pPr>
+              <w:pStyle w:val="Compact"/>
+            </w:pPr>
+            <w:r>
+              <w:t xml:space="preserve">Endpoint</w:t>
+            </w:r>
+          </w:p>
+        </w:tc>
+        <w:tc>
+          <w:tcPr/>
+          <w:p>
+            <w:pPr>
+              <w:pStyle w:val="Compact"/>
+            </w:pPr>
+            <w:r>
+              <w:t xml:space="preserve">Cases</w:t>
+            </w:r>
+          </w:p>
+        </w:tc>
+        <w:tc>
+          <w:tcPr/>
+          <w:p>
+            <w:pPr>
+              <w:pStyle w:val="Compact"/>
+            </w:pPr>
+            <w:r>
+              <w:t xml:space="preserve">Pelias</w:t>
+            </w:r>
+          </w:p>
+        </w:tc>
+        <w:tc>
+          <w:tcPr/>
+          <w:p>
+            <w:pPr>
+              <w:pStyle w:val="Compact"/>
+            </w:pPr>
+            <w:r>
+              <w:t xml:space="preserve">pgeo</w:t>
+            </w:r>
+          </w:p>
+        </w:tc>
+        <w:tc>
+          <w:tcPr/>
+          <w:p>
+            <w:pPr>
+              <w:pStyle w:val="Compact"/>
+            </w:pPr>
+            <w:r>
+              <w:t xml:space="preserve">Photon</w:t>
+            </w:r>
+          </w:p>
+        </w:tc>
+        <w:tc>
+          <w:tcPr/>
+          <w:p>
+            <w:pPr>
+              <w:pStyle w:val="Compact"/>
+            </w:pPr>
+            <w:r>
+              <w:t xml:space="preserve">Nominatim</w:t>
+            </w:r>
+          </w:p>
+        </w:tc>
+        <w:tc>
+          <w:tcPr/>
+          <w:p>
+            <w:pPr>
+              <w:pStyle w:val="Compact"/>
+            </w:pPr>
+            <w:r>
+              <w:t xml:space="preserve">Nominatim returns nothing</w:t>
+            </w:r>
+          </w:p>
+        </w:tc>
+      </w:tr>
+      <w:tr>
+        <w:tc>
+          <w:tcPr/>
+          <w:p>
+            <w:pPr>
+              <w:pStyle w:val="Compact"/>
+            </w:pPr>
+            <w:r>
+              <w:t xml:space="preserve">Search</w:t>
+            </w:r>
+          </w:p>
+        </w:tc>
+        <w:tc>
+          <w:tcPr/>
+          <w:p>
+            <w:pPr>
+              <w:pStyle w:val="Compact"/>
+            </w:pPr>
+            <w:r>
+              <w:t xml:space="preserve">1,060</w:t>
+            </w:r>
+          </w:p>
+        </w:tc>
+        <w:tc>
+          <w:tcPr/>
+          <w:p>
+            <w:pPr>
+              <w:pStyle w:val="Compact"/>
+            </w:pPr>
+            <w:r>
+              <w:t xml:space="preserve">66.3%</w:t>
+            </w:r>
+          </w:p>
+        </w:tc>
+        <w:tc>
+          <w:tcPr/>
+          <w:p>
+            <w:pPr>
+              <w:pStyle w:val="Compact"/>
+            </w:pPr>
+            <w:r>
+              <w:t xml:space="preserve">94.6%</w:t>
+            </w:r>
+          </w:p>
+        </w:tc>
+        <w:tc>
+          <w:tcPr/>
+          <w:p>
+            <w:pPr>
+              <w:pStyle w:val="Compact"/>
+            </w:pPr>
+            <w:r>
+              <w:t xml:space="preserve">71.3%</w:t>
+            </w:r>
+          </w:p>
+        </w:tc>
+        <w:tc>
+          <w:tcPr/>
+          <w:p>
+            <w:pPr>
+              <w:pStyle w:val="Compact"/>
+            </w:pPr>
+            <w:r>
+              <w:t xml:space="preserve">61.3%</w:t>
+            </w:r>
+          </w:p>
+        </w:tc>
+        <w:tc>
+          <w:tcPr/>
+          <w:p>
+            <w:pPr>
+              <w:pStyle w:val="Compact"/>
+            </w:pPr>
+            <w:r>
+              <w:t xml:space="preserve">45.9%</w:t>
+            </w:r>
+          </w:p>
+        </w:tc>
+      </w:tr>
+      <w:tr>
+        <w:tc>
+          <w:tcPr/>
+          <w:p>
+            <w:pPr>
+              <w:pStyle w:val="Compact"/>
+            </w:pPr>
+            <w:r>
+              <w:t xml:space="preserve">Autocomplete</w:t>
+            </w:r>
+          </w:p>
+        </w:tc>
+        <w:tc>
+          <w:tcPr/>
+          <w:p>
+            <w:pPr>
+              <w:pStyle w:val="Compact"/>
+            </w:pPr>
+            <w:r>
+              <w:t xml:space="preserve">150</w:t>
+            </w:r>
+          </w:p>
+        </w:tc>
+        <w:tc>
+          <w:tcPr/>
+          <w:p>
+            <w:pPr>
+              <w:pStyle w:val="Compact"/>
+            </w:pPr>
+            <w:r>
+              <w:t xml:space="preserve">86.7%</w:t>
+            </w:r>
+          </w:p>
+        </w:tc>
+        <w:tc>
+          <w:tcPr/>
+          <w:p>
+            <w:pPr>
+              <w:pStyle w:val="Compact"/>
+            </w:pPr>
+            <w:r>
+              <w:t xml:space="preserve">95.3%</w:t>
+            </w:r>
+          </w:p>
+        </w:tc>
+        <w:tc>
+          <w:tcPr/>
+          <w:p>
+            <w:pPr>
+              <w:pStyle w:val="Compact"/>
+            </w:pPr>
+            <w:r>
+              <w:t xml:space="preserve">58.0%</w:t>
+            </w:r>
+          </w:p>
+        </w:tc>
+        <w:tc>
+          <w:tcPr/>
+          <w:p>
+            <w:pPr>
+              <w:pStyle w:val="Compact"/>
+            </w:pPr>
+            <w:r>
+              <w:rPr>
+                <w:b/>
+                <w:bCs/>
+              </w:rPr>
+              <w:t xml:space="preserve">8.0%</w:t>
+            </w:r>
+          </w:p>
+        </w:tc>
+        <w:tc>
+          <w:tcPr/>
+          <w:p>
+            <w:pPr>
+              <w:pStyle w:val="Compact"/>
+            </w:pPr>
+            <w:r>
+              <w:rPr>
+                <w:b/>
+                <w:bCs/>
+              </w:rPr>
+              <w:t xml:space="preserve">75.3%</w:t>
+            </w:r>
+          </w:p>
+        </w:tc>
+      </w:tr>
+      <w:tr>
+        <w:tc>
+          <w:tcPr/>
+          <w:p>
+            <w:pPr>
+              <w:pStyle w:val="Compact"/>
+            </w:pPr>
+            <w:r>
+              <w:t xml:space="preserve">Structured</w:t>
+            </w:r>
+          </w:p>
+        </w:tc>
+        <w:tc>
+          <w:tcPr/>
+          <w:p>
+            <w:pPr>
+              <w:pStyle w:val="Compact"/>
+            </w:pPr>
+            <w:r>
+              <w:t xml:space="preserve">150</w:t>
+            </w:r>
+          </w:p>
+        </w:tc>
+        <w:tc>
+          <w:tcPr/>
+          <w:p>
+            <w:pPr>
+              <w:pStyle w:val="Compact"/>
+            </w:pPr>
+            <w:r>
+              <w:t xml:space="preserve">96.7%</w:t>
+            </w:r>
+          </w:p>
+        </w:tc>
+        <w:tc>
+          <w:tcPr/>
+          <w:p>
+            <w:pPr>
+              <w:pStyle w:val="Compact"/>
+            </w:pPr>
+            <w:r>
+              <w:t xml:space="preserve">100.0%</w:t>
+            </w:r>
+          </w:p>
+        </w:tc>
+        <w:tc>
+          <w:tcPr/>
+          <w:p>
+            <w:pPr>
+              <w:pStyle w:val="Compact"/>
+            </w:pPr>
+            <w:r>
+              <w:t xml:space="preserve">88.7%</w:t>
+            </w:r>
+          </w:p>
+        </w:tc>
+        <w:tc>
+          <w:tcPr/>
+          <w:p>
+            <w:pPr>
+              <w:pStyle w:val="Compact"/>
+            </w:pPr>
+            <w:r>
+              <w:t xml:space="preserve">86.0%</w:t>
+            </w:r>
+          </w:p>
+        </w:tc>
+        <w:tc>
+          <w:tcPr/>
+          <w:p>
+            <w:pPr>
+              <w:pStyle w:val="Compact"/>
+            </w:pPr>
+            <w:r>
+              <w:t xml:space="preserve">4.7%</w:t>
+            </w:r>
+          </w:p>
+        </w:tc>
+      </w:tr>
+      <w:tr>
+        <w:tc>
+          <w:tcPr/>
+          <w:p>
+            <w:pPr>
+              <w:pStyle w:val="Compact"/>
+            </w:pPr>
+            <w:r>
+              <w:t xml:space="preserve">Reverse</w:t>
+            </w:r>
+          </w:p>
+        </w:tc>
+        <w:tc>
+          <w:tcPr/>
+          <w:p>
+            <w:pPr>
+              <w:pStyle w:val="Compact"/>
+            </w:pPr>
+            <w:r>
+              <w:t xml:space="preserve">200</w:t>
+            </w:r>
+          </w:p>
+        </w:tc>
+        <w:tc>
+          <w:tcPr/>
+          <w:p>
+            <w:pPr>
+              <w:pStyle w:val="Compact"/>
+            </w:pPr>
+            <w:r>
+              <w:t xml:space="preserve">100.0%</w:t>
+            </w:r>
+          </w:p>
+        </w:tc>
+        <w:tc>
+          <w:tcPr/>
+          <w:p>
+            <w:pPr>
+              <w:pStyle w:val="Compact"/>
+            </w:pPr>
+            <w:r>
+              <w:t xml:space="preserve">99.5%</w:t>
+            </w:r>
+          </w:p>
+        </w:tc>
+        <w:tc>
+          <w:tcPr/>
+          <w:p>
+            <w:pPr>
+              <w:pStyle w:val="Compact"/>
+            </w:pPr>
+            <w:r>
+              <w:t xml:space="preserve">87.0%</w:t>
+            </w:r>
+          </w:p>
+        </w:tc>
+        <w:tc>
+          <w:tcPr/>
+          <w:p>
+            <w:pPr>
+              <w:pStyle w:val="Compact"/>
+            </w:pPr>
+            <w:r>
+              <w:t xml:space="preserve">86.0%</w:t>
+            </w:r>
+          </w:p>
+        </w:tc>
+        <w:tc>
+          <w:tcPr/>
+          <w:p>
+            <w:pPr>
+              <w:pStyle w:val="Compact"/>
+            </w:pPr>
+            <w:r>
+              <w:t xml:space="preserve">0.0%</w:t>
+            </w:r>
+          </w:p>
+        </w:tc>
+      </w:tr>
+      <w:tr>
+        <w:tc>
+          <w:tcPr/>
+          <w:p>
+            <w:pPr>
+              <w:pStyle w:val="Compact"/>
+            </w:pPr>
+            <w:r>
+              <w:rPr>
+                <w:b/>
+                <w:bCs/>
+              </w:rPr>
+              <w:t xml:space="preserve">All</w:t>
+            </w:r>
+          </w:p>
+        </w:tc>
+        <w:tc>
+          <w:tcPr/>
+          <w:p>
+            <w:pPr>
+              <w:pStyle w:val="Compact"/>
+            </w:pPr>
+            <w:r>
+              <w:rPr>
+                <w:b/>
+                <w:bCs/>
+              </w:rPr>
+              <w:t xml:space="preserve">1,560</w:t>
+            </w:r>
+          </w:p>
+        </w:tc>
+        <w:tc>
+          <w:tcPr/>
+          <w:p>
+            <w:pPr>
+              <w:pStyle w:val="Compact"/>
+            </w:pPr>
+            <w:r>
+              <w:rPr>
+                <w:b/>
+                <w:bCs/>
+              </w:rPr>
+              <w:t xml:space="preserve">75.5%</w:t>
+            </w:r>
+          </w:p>
+        </w:tc>
+        <w:tc>
+          <w:tcPr/>
+          <w:p>
+            <w:pPr>
+              <w:pStyle w:val="Compact"/>
+            </w:pPr>
+            <w:r>
+              <w:rPr>
+                <w:b/>
+                <w:bCs/>
+              </w:rPr>
+              <w:t xml:space="preserve">95.8%</w:t>
+            </w:r>
+          </w:p>
+        </w:tc>
+        <w:tc>
+          <w:tcPr/>
+          <w:p>
+            <w:pPr>
+              <w:pStyle w:val="Compact"/>
+            </w:pPr>
+            <w:r>
+              <w:rPr>
+                <w:b/>
+                <w:bCs/>
+              </w:rPr>
+              <w:t xml:space="preserve">73.7%</w:t>
+            </w:r>
+          </w:p>
+        </w:tc>
+        <w:tc>
+          <w:tcPr/>
+          <w:p>
+            <w:pPr>
+              <w:pStyle w:val="Compact"/>
+            </w:pPr>
+            <w:r>
+              <w:rPr>
+                <w:b/>
+                <w:bCs/>
+              </w:rPr>
+              <w:t xml:space="preserve">61.7%</w:t>
+            </w:r>
+          </w:p>
+        </w:tc>
+        <w:tc>
+          <w:tcPr/>
+          <w:p>
+            <w:pPr>
+              <w:pStyle w:val="Compact"/>
+            </w:pPr>
+            <w:r>
+              <w:rPr>
+                <w:b/>
+                <w:bCs/>
+              </w:rPr>
+              <w:t xml:space="preserve">38.9%</w:t>
+            </w:r>
+          </w:p>
+        </w:tc>
+      </w:tr>
+    </w:tbl>
+    <w:p>
+      <w:pPr>
+        <w:pStyle w:val="BodyText"/>
+      </w:pPr>
+      <w:r>
+        <w:rPr>
+          <w:b/>
+          <w:bCs/>
+        </w:rPr>
+        <w:t xml:space="preserve">8.0% at autocomplete, with three-quarters of those queries returning nothing at all.</w:t>
+      </w:r>
+      <w:r>
+        <w:t xml:space="preserve"> </w:t>
+      </w:r>
+      <w:r>
+        <w:t xml:space="preserve">This is</w:t>
+      </w:r>
+      <w:r>
+        <w:t xml:space="preserve"> </w:t>
+      </w:r>
+      <w:r>
+        <w:t xml:space="preserve">not a defect; it is the absence of a feature, measured. Nominatim has no autocomplete endpoint,</w:t>
+      </w:r>
+      <w:r>
+        <w:t xml:space="preserve"> </w:t>
+      </w:r>
+      <w:r>
+        <w:t xml:space="preserve">so a keystroke prefix goes to</w:t>
+      </w:r>
+      <w:r>
+        <w:t xml:space="preserve"> </w:t>
+      </w:r>
+      <w:r>
+        <w:rPr>
+          <w:rStyle w:val="VerbatimChar"/>
+        </w:rPr>
+        <w:t xml:space="preserve">/search</w:t>
+      </w:r>
+      <w:r>
+        <w:t xml:space="preserve">, and</w:t>
+      </w:r>
+      <w:r>
+        <w:t xml:space="preserve"> </w:t>
+      </w:r>
+      <w:r>
+        <w:rPr>
+          <w:rStyle w:val="VerbatimChar"/>
+        </w:rPr>
+        <w:t xml:space="preserve">/search</w:t>
+      </w:r>
+      <w:r>
+        <w:t xml:space="preserve"> </w:t>
+      </w:r>
+      <w:r>
+        <w:t xml:space="preserve">on two or three characters matches</w:t>
+      </w:r>
+      <w:r>
+        <w:t xml:space="preserve"> </w:t>
+      </w:r>
+      <w:r>
+        <w:t xml:space="preserve">nothing. This is the clearest evidence in the report for why Photon exists: Photon is the</w:t>
+      </w:r>
+      <w:r>
+        <w:t xml:space="preserve"> </w:t>
+      </w:r>
+      <w:r>
+        <w:t xml:space="preserve">OpenStreetMap world’s answer to precisely this gap, and Section 3.14 shows it scoring 58% where</w:t>
+      </w:r>
+      <w:r>
+        <w:t xml:space="preserve"> </w:t>
+      </w:r>
+      <w:r>
+        <w:t xml:space="preserve">Nominatim scores 8%.</w:t>
+      </w:r>
+    </w:p>
+    <w:p>
+      <w:pPr>
+        <w:pStyle w:val="BodyText"/>
+      </w:pPr>
+      <w:r>
+        <w:t xml:space="preserve">The right-hand column deserves attention beyond autocomplete, because it describes Nominatim’s</w:t>
+      </w:r>
+      <w:r>
+        <w:t xml:space="preserve"> </w:t>
+      </w:r>
+      <w:r>
+        <w:t xml:space="preserve">character as a geocoder:</w:t>
+      </w:r>
+    </w:p>
+    <w:p>
+      <w:pPr>
+        <w:pStyle w:val="BodyText"/>
+      </w:pPr>
+      <w:r>
+        <w:rPr>
+          <w:b/>
+          <w:bCs/>
+        </w:rPr>
+        <w:t xml:space="preserve">Table 52. Accuracy by feature kind.</w:t>
+      </w:r>
+      <w:r>
+        <w:t xml:space="preserve"> </w:t>
+      </w:r>
+      <w:r>
+        <w:t xml:space="preserve">Nominatim’s median error on addresses is zero metres: when it answers, it is exact. Its failures are almost entirely recall.</w:t>
+      </w:r>
+    </w:p>
+    <w:tbl>
+      <w:tblPr>
+        <w:tblStyle w:val="Table"/>
+        <w:tblW w:type="pct" w:w="5000"/>
+        <w:tblLayout w:type="fixed"/>
+        <w:tblLook w:firstRow="1" w:lastRow="0" w:firstColumn="0" w:lastColumn="0" w:noHBand="0" w:noVBand="0" w:val="0020"/>
+      </w:tblPr>
+      <w:tblGrid>
+        <w:gridCol w:w="1320"/>
+        <w:gridCol w:w="1320"/>
+        <w:gridCol w:w="1320"/>
+        <w:gridCol w:w="1320"/>
+        <w:gridCol w:w="1320"/>
+        <w:gridCol w:w="1320"/>
+      </w:tblGrid>
+      <w:tr>
+        <w:trPr>
+          <w:tblHeader w:val="on"/>
+        </w:trPr>
+        <w:tc>
+          <w:tcPr/>
+          <w:p>
+            <w:pPr>
+              <w:pStyle w:val="Compact"/>
+            </w:pPr>
+            <w:r>
+              <w:t xml:space="preserve">What was searched for</w:t>
+            </w:r>
+          </w:p>
+        </w:tc>
+        <w:tc>
+          <w:tcPr/>
+          <w:p>
+            <w:pPr>
+              <w:pStyle w:val="Compact"/>
+            </w:pPr>
+            <w:r>
+              <w:t xml:space="preserve">Cases</w:t>
+            </w:r>
+          </w:p>
+        </w:tc>
+        <w:tc>
+          <w:tcPr/>
+          <w:p>
+            <w:pPr>
+              <w:pStyle w:val="Compact"/>
+            </w:pPr>
+            <w:r>
+              <w:t xml:space="preserve">pgeo</w:t>
+            </w:r>
+          </w:p>
+        </w:tc>
+        <w:tc>
+          <w:tcPr/>
+          <w:p>
+            <w:pPr>
+              <w:pStyle w:val="Compact"/>
+            </w:pPr>
+            <w:r>
+              <w:t xml:space="preserve">Nominatim</w:t>
+            </w:r>
+          </w:p>
+        </w:tc>
+        <w:tc>
+          <w:tcPr/>
+          <w:p>
+            <w:pPr>
+              <w:pStyle w:val="Compact"/>
+            </w:pPr>
+            <w:r>
+              <w:t xml:space="preserve">Nominatim finds nothing</w:t>
+            </w:r>
+          </w:p>
+        </w:tc>
+        <w:tc>
+          <w:tcPr/>
+          <w:p>
+            <w:pPr>
+              <w:pStyle w:val="Compact"/>
+            </w:pPr>
+            <w:r>
+              <w:t xml:space="preserve">Median error when it answers</w:t>
+            </w:r>
+          </w:p>
+        </w:tc>
+      </w:tr>
+      <w:tr>
+        <w:tc>
+          <w:tcPr/>
+          <w:p>
+            <w:pPr>
+              <w:pStyle w:val="Compact"/>
+            </w:pPr>
+            <w:r>
+              <w:t xml:space="preserve">Addresses</w:t>
+            </w:r>
+          </w:p>
+        </w:tc>
+        <w:tc>
+          <w:tcPr/>
+          <w:p>
+            <w:pPr>
+              <w:pStyle w:val="Compact"/>
+            </w:pPr>
+            <w:r>
+              <w:t xml:space="preserve">550</w:t>
+            </w:r>
+          </w:p>
+        </w:tc>
+        <w:tc>
+          <w:tcPr/>
+          <w:p>
+            <w:pPr>
+              <w:pStyle w:val="Compact"/>
+            </w:pPr>
+            <w:r>
+              <w:t xml:space="preserve">97.8%</w:t>
+            </w:r>
+          </w:p>
+        </w:tc>
+        <w:tc>
+          <w:tcPr/>
+          <w:p>
+            <w:pPr>
+              <w:pStyle w:val="Compact"/>
+            </w:pPr>
+            <w:r>
+              <w:t xml:space="preserve">69.1%</w:t>
+            </w:r>
+          </w:p>
+        </w:tc>
+        <w:tc>
+          <w:tcPr/>
+          <w:p>
+            <w:pPr>
+              <w:pStyle w:val="Compact"/>
+            </w:pPr>
+            <w:r>
+              <w:t xml:space="preserve">22.0%</w:t>
+            </w:r>
+          </w:p>
+        </w:tc>
+        <w:tc>
+          <w:tcPr/>
+          <w:p>
+            <w:pPr>
+              <w:pStyle w:val="Compact"/>
+            </w:pPr>
+            <w:r>
+              <w:t xml:space="preserve">0 m</w:t>
+            </w:r>
+          </w:p>
+        </w:tc>
+      </w:tr>
+      <w:tr>
+        <w:tc>
+          <w:tcPr/>
+          <w:p>
+            <w:pPr>
+              <w:pStyle w:val="Compact"/>
+            </w:pPr>
+            <w:r>
+              <w:t xml:space="preserve">Reverse addresses</w:t>
+            </w:r>
+          </w:p>
+        </w:tc>
+        <w:tc>
+          <w:tcPr/>
+          <w:p>
+            <w:pPr>
+              <w:pStyle w:val="Compact"/>
+            </w:pPr>
+            <w:r>
+              <w:t xml:space="preserve">200</w:t>
+            </w:r>
+          </w:p>
+        </w:tc>
+        <w:tc>
+          <w:tcPr/>
+          <w:p>
+            <w:pPr>
+              <w:pStyle w:val="Compact"/>
+            </w:pPr>
+            <w:r>
+              <w:t xml:space="preserve">99.5%</w:t>
+            </w:r>
+          </w:p>
+        </w:tc>
+        <w:tc>
+          <w:tcPr/>
+          <w:p>
+            <w:pPr>
+              <w:pStyle w:val="Compact"/>
+            </w:pPr>
+            <w:r>
+              <w:t xml:space="preserve">86.0%</w:t>
+            </w:r>
+          </w:p>
+        </w:tc>
+        <w:tc>
+          <w:tcPr/>
+          <w:p>
+            <w:pPr>
+              <w:pStyle w:val="Compact"/>
+            </w:pPr>
+            <w:r>
+              <w:t xml:space="preserve">0.0%</w:t>
+            </w:r>
+          </w:p>
+        </w:tc>
+        <w:tc>
+          <w:tcPr/>
+          <w:p>
+            <w:pPr>
+              <w:pStyle w:val="Compact"/>
+            </w:pPr>
+            <w:r>
+              <w:t xml:space="preserve">0 m</w:t>
+            </w:r>
+          </w:p>
+        </w:tc>
+      </w:tr>
+      <w:tr>
+        <w:tc>
+          <w:tcPr/>
+          <w:p>
+            <w:pPr>
+              <w:pStyle w:val="Compact"/>
+            </w:pPr>
+            <w:r>
+              <w:t xml:space="preserve">Towns</w:t>
+            </w:r>
+          </w:p>
+        </w:tc>
+        <w:tc>
+          <w:tcPr/>
+          <w:p>
+            <w:pPr>
+              <w:pStyle w:val="Compact"/>
+            </w:pPr>
+            <w:r>
+              <w:t xml:space="preserve">225</w:t>
+            </w:r>
+          </w:p>
+        </w:tc>
+        <w:tc>
+          <w:tcPr/>
+          <w:p>
+            <w:pPr>
+              <w:pStyle w:val="Compact"/>
+            </w:pPr>
+            <w:r>
+              <w:t xml:space="preserve">95.6%</w:t>
+            </w:r>
+          </w:p>
+        </w:tc>
+        <w:tc>
+          <w:tcPr/>
+          <w:p>
+            <w:pPr>
+              <w:pStyle w:val="Compact"/>
+            </w:pPr>
+            <w:r>
+              <w:t xml:space="preserve">49.3%</w:t>
+            </w:r>
+          </w:p>
+        </w:tc>
+        <w:tc>
+          <w:tcPr/>
+          <w:p>
+            <w:pPr>
+              <w:pStyle w:val="Compact"/>
+            </w:pPr>
+            <w:r>
+              <w:t xml:space="preserve">38.2%</w:t>
+            </w:r>
+          </w:p>
+        </w:tc>
+        <w:tc>
+          <w:tcPr/>
+          <w:p>
+            <w:pPr>
+              <w:pStyle w:val="Compact"/>
+            </w:pPr>
+            <w:r>
+              <w:t xml:space="preserve">96 m</w:t>
+            </w:r>
+          </w:p>
+        </w:tc>
+      </w:tr>
+      <w:tr>
+        <w:tc>
+          <w:tcPr/>
+          <w:p>
+            <w:pPr>
+              <w:pStyle w:val="Compact"/>
+            </w:pPr>
+            <w:r>
+              <w:t xml:space="preserve">Lakes and summits</w:t>
+            </w:r>
+          </w:p>
+        </w:tc>
+        <w:tc>
+          <w:tcPr/>
+          <w:p>
+            <w:pPr>
+              <w:pStyle w:val="Compact"/>
+            </w:pPr>
+            <w:r>
+              <w:t xml:space="preserve">150</w:t>
+            </w:r>
+          </w:p>
+        </w:tc>
+        <w:tc>
+          <w:tcPr/>
+          <w:p>
+            <w:pPr>
+              <w:pStyle w:val="Compact"/>
+            </w:pPr>
+            <w:r>
+              <w:t xml:space="preserve">86.7%</w:t>
+            </w:r>
+          </w:p>
+        </w:tc>
+        <w:tc>
+          <w:tcPr/>
+          <w:p>
+            <w:pPr>
+              <w:pStyle w:val="Compact"/>
+            </w:pPr>
+            <w:r>
+              <w:t xml:space="preserve">54.0%</w:t>
+            </w:r>
+          </w:p>
+        </w:tc>
+        <w:tc>
+          <w:tcPr/>
+          <w:p>
+            <w:pPr>
+              <w:pStyle w:val="Compact"/>
+            </w:pPr>
+            <w:r>
+              <w:t xml:space="preserve">44.7%</w:t>
+            </w:r>
+          </w:p>
+        </w:tc>
+        <w:tc>
+          <w:tcPr/>
+          <w:p>
+            <w:pPr>
+              <w:pStyle w:val="Compact"/>
+            </w:pPr>
+            <w:r>
+              <w:t xml:space="preserve">36 m</w:t>
+            </w:r>
+          </w:p>
+        </w:tc>
+      </w:tr>
+      <w:tr>
+        <w:tc>
+          <w:tcPr/>
+          <w:p>
+            <w:pPr>
+              <w:pStyle w:val="Compact"/>
+            </w:pPr>
+            <w:r>
+              <w:t xml:space="preserve">Venues</w:t>
+            </w:r>
+          </w:p>
+        </w:tc>
+        <w:tc>
+          <w:tcPr/>
+          <w:p>
+            <w:pPr>
+              <w:pStyle w:val="Compact"/>
+            </w:pPr>
+            <w:r>
+              <w:t xml:space="preserve">225</w:t>
+            </w:r>
+          </w:p>
+        </w:tc>
+        <w:tc>
+          <w:tcPr/>
+          <w:p>
+            <w:pPr>
+              <w:pStyle w:val="Compact"/>
+            </w:pPr>
+            <w:r>
+              <w:t xml:space="preserve">94.2%</w:t>
+            </w:r>
+          </w:p>
+        </w:tc>
+        <w:tc>
+          <w:tcPr/>
+          <w:p>
+            <w:pPr>
+              <w:pStyle w:val="Compact"/>
+            </w:pPr>
+            <w:r>
+              <w:t xml:space="preserve">8.9%</w:t>
+            </w:r>
+          </w:p>
+        </w:tc>
+        <w:tc>
+          <w:tcPr/>
+          <w:p>
+            <w:pPr>
+              <w:pStyle w:val="Compact"/>
+            </w:pPr>
+            <w:r>
+              <w:t xml:space="preserve">84.0%</w:t>
+            </w:r>
+          </w:p>
+        </w:tc>
+        <w:tc>
+          <w:tcPr/>
+          <w:p>
+            <w:pPr>
+              <w:pStyle w:val="Compact"/>
+            </w:pPr>
+            <w:r>
+              <w:t xml:space="preserve">163 m</w:t>
+            </w:r>
+          </w:p>
+        </w:tc>
+      </w:tr>
+      <w:tr>
+        <w:tc>
+          <w:tcPr/>
+          <w:p>
+            <w:pPr>
+              <w:pStyle w:val="Compact"/>
+            </w:pPr>
+            <w:r>
+              <w:t xml:space="preserve">ZIP codes</w:t>
+            </w:r>
+          </w:p>
+        </w:tc>
+        <w:tc>
+          <w:tcPr/>
+          <w:p>
+            <w:pPr>
+              <w:pStyle w:val="Compact"/>
+            </w:pPr>
+            <w:r>
+              <w:t xml:space="preserve">60</w:t>
+            </w:r>
+          </w:p>
+        </w:tc>
+        <w:tc>
+          <w:tcPr/>
+          <w:p>
+            <w:pPr>
+              <w:pStyle w:val="Compact"/>
+            </w:pPr>
+            <w:r>
+              <w:t xml:space="preserve">98.3%</w:t>
+            </w:r>
+          </w:p>
+        </w:tc>
+        <w:tc>
+          <w:tcPr/>
+          <w:p>
+            <w:pPr>
+              <w:pStyle w:val="Compact"/>
+            </w:pPr>
+            <w:r>
+              <w:t xml:space="preserve">95.0%</w:t>
+            </w:r>
+          </w:p>
+        </w:tc>
+        <w:tc>
+          <w:tcPr/>
+          <w:p>
+            <w:pPr>
+              <w:pStyle w:val="Compact"/>
+            </w:pPr>
+            <w:r>
+              <w:t xml:space="preserve">3.3%</w:t>
+            </w:r>
+          </w:p>
+        </w:tc>
+        <w:tc>
+          <w:tcPr/>
+          <w:p>
+            <w:pPr>
+              <w:pStyle w:val="Compact"/>
+            </w:pPr>
+            <w:r>
+              <w:t xml:space="preserve">2,627 m</w:t>
+            </w:r>
+          </w:p>
+        </w:tc>
+      </w:tr>
+      <w:tr>
+        <w:tc>
+          <w:tcPr/>
+          <w:p>
+            <w:pPr>
+              <w:pStyle w:val="Compact"/>
+            </w:pPr>
+            <w:r>
+              <w:t xml:space="preserve">Deliberate misses</w:t>
+            </w:r>
+          </w:p>
+        </w:tc>
+        <w:tc>
+          <w:tcPr/>
+          <w:p>
+            <w:pPr>
+              <w:pStyle w:val="Compact"/>
+            </w:pPr>
+            <w:r>
+              <w:t xml:space="preserve">150</w:t>
+            </w:r>
+          </w:p>
+        </w:tc>
+        <w:tc>
+          <w:tcPr/>
+          <w:p>
+            <w:pPr>
+              <w:pStyle w:val="Compact"/>
+            </w:pPr>
+            <w:r>
+              <w:t xml:space="preserve">94.7%</w:t>
+            </w:r>
+          </w:p>
+        </w:tc>
+        <w:tc>
+          <w:tcPr/>
+          <w:p>
+            <w:pPr>
+              <w:pStyle w:val="Compact"/>
+            </w:pPr>
+            <w:r>
+              <w:t xml:space="preserve">94.7%</w:t>
+            </w:r>
+          </w:p>
+        </w:tc>
+        <w:tc>
+          <w:tcPr/>
+          <w:p>
+            <w:pPr>
+              <w:pStyle w:val="Compact"/>
+            </w:pPr>
+            <w:r>
+              <w:t xml:space="preserve">94.7%</w:t>
+            </w:r>
+          </w:p>
+        </w:tc>
+        <w:tc>
+          <w:tcPr/>
+          <w:p>
+            <w:pPr>
+              <w:pStyle w:val="Compact"/>
+            </w:pPr>
+            <w:r>
+              <w:t xml:space="preserve">-</w:t>
+            </w:r>
+          </w:p>
+        </w:tc>
+      </w:tr>
+    </w:tbl>
+    <w:p>
+      <w:pPr>
+        <w:pStyle w:val="BodyText"/>
+      </w:pPr>
+      <w:r>
+        <w:t xml:space="preserve">Two readings follow, and they point the same way.</w:t>
+      </w:r>
+    </w:p>
+    <w:p>
+      <w:pPr>
+        <w:pStyle w:val="BodyText"/>
+      </w:pPr>
+      <w:r>
+        <w:rPr>
+          <w:b/>
+          <w:bCs/>
+        </w:rPr>
+        <w:t xml:space="preserve">Nominatim is precise and does not reach.</w:t>
+      </w:r>
+      <w:r>
+        <w:t xml:space="preserve"> </w:t>
+      </w:r>
+      <w:r>
+        <w:t xml:space="preserve">Where it answers an address, the median error is</w:t>
+      </w:r>
+      <w:r>
+        <w:t xml:space="preserve"> </w:t>
+      </w:r>
+      <w:r>
+        <w:rPr>
+          <w:b/>
+          <w:bCs/>
+        </w:rPr>
+        <w:t xml:space="preserve">zero metres</w:t>
+      </w:r>
+      <w:r>
+        <w:t xml:space="preserve"> </w:t>
+      </w:r>
+      <w:r>
+        <w:t xml:space="preserve">– it returns the same point the ground truth came from. The town radius is</w:t>
+      </w:r>
+      <w:r>
+        <w:t xml:space="preserve"> </w:t>
+      </w:r>
+      <w:r>
+        <w:t xml:space="preserve">8 km and its median town error is 96 m, so the towns it misses are not near-misses: it simply</w:t>
+      </w:r>
+      <w:r>
+        <w:t xml:space="preserve"> </w:t>
+      </w:r>
+      <w:r>
+        <w:t xml:space="preserve">finds nothing for 38% of them. Names like</w:t>
+      </w:r>
+      <w:r>
+        <w:t xml:space="preserve"> </w:t>
+      </w:r>
+      <w:r>
+        <w:t xml:space="preserve">“richs corner”</w:t>
+      </w:r>
+      <w:r>
+        <w:t xml:space="preserve"> </w:t>
+      </w:r>
+      <w:r>
+        <w:t xml:space="preserve">and</w:t>
+      </w:r>
+      <w:r>
+        <w:t xml:space="preserve"> </w:t>
+      </w:r>
+      <w:r>
+        <w:t xml:space="preserve">“holeb”</w:t>
+      </w:r>
+      <w:r>
+        <w:t xml:space="preserve"> </w:t>
+      </w:r>
+      <w:r>
+        <w:t xml:space="preserve">exist in Who’s On First and</w:t>
+      </w:r>
+      <w:r>
+        <w:t xml:space="preserve"> </w:t>
+      </w:r>
+      <w:r>
+        <w:t xml:space="preserve">GNIS but are not searchable places in OpenStreetMap. Venues collapse to 8.9% for the reason</w:t>
+      </w:r>
+      <w:r>
+        <w:t xml:space="preserve"> </w:t>
+      </w:r>
+      <w:r>
+        <w:t xml:space="preserve">Section 3.14 gives for Photon: the venue ground truth is Overture Maps places, and an</w:t>
+      </w:r>
+      <w:r>
+        <w:t xml:space="preserve"> </w:t>
+      </w:r>
+      <w:r>
+        <w:t xml:space="preserve">OpenStreetMap-only index cannot contain them.</w:t>
+      </w:r>
+    </w:p>
+    <w:p>
+      <w:pPr>
+        <w:pStyle w:val="BodyText"/>
+      </w:pPr>
+      <w:r>
+        <w:rPr>
+          <w:b/>
+          <w:bCs/>
+        </w:rPr>
+        <w:t xml:space="preserve">Its best score is an artefact of its worst habit.</w:t>
+      </w:r>
+      <w:r>
+        <w:t xml:space="preserve"> </w:t>
+      </w:r>
+      <w:r>
+        <w:t xml:space="preserve">Nominatim scores 94.7% on the deliberate</w:t>
+      </w:r>
+      <w:r>
+        <w:t xml:space="preserve"> </w:t>
+      </w:r>
+      <w:r>
+        <w:t xml:space="preserve">misses – equal to pgeo, the highest in the study. But it earns that by returning nothing for</w:t>
+      </w:r>
+      <w:r>
+        <w:t xml:space="preserve"> </w:t>
+      </w:r>
+      <w:r>
+        <w:t xml:space="preserve">94.7% of them, and it returns nothing for 38.9% of</w:t>
+      </w:r>
+      <w:r>
+        <w:t xml:space="preserve"> </w:t>
+      </w:r>
+      <w:r>
+        <w:rPr>
+          <w:i/>
+          <w:iCs/>
+        </w:rPr>
+        <w:t xml:space="preserve">all</w:t>
+      </w:r>
+      <w:r>
+        <w:t xml:space="preserve"> </w:t>
+      </w:r>
+      <w:r>
+        <w:t xml:space="preserve">queries including the ones that had a</w:t>
+      </w:r>
+      <w:r>
+        <w:t xml:space="preserve"> </w:t>
+      </w:r>
+      <w:r>
+        <w:t xml:space="preserve">right answer. pgeo reaches the same 94.7% while returning nothing for only 39.3% of misses,</w:t>
+      </w:r>
+      <w:r>
+        <w:t xml:space="preserve"> </w:t>
+      </w:r>
+      <w:r>
+        <w:t xml:space="preserve">because it can answer with a low confidence score instead of silence. The same conservatism that</w:t>
+      </w:r>
+      <w:r>
+        <w:t xml:space="preserve"> </w:t>
+      </w:r>
+      <w:r>
+        <w:t xml:space="preserve">makes Nominatim look disciplined on misses is what costs it 39 points of recall elsewhere.</w:t>
+      </w:r>
+    </w:p>
+    <w:bookmarkEnd w:id="137"/>
+    <w:bookmarkStart w:id="138" w:name="what-the-four-engines-together-say"/>
+    <w:p>
+      <w:pPr>
+        <w:pStyle w:val="Heading4"/>
+      </w:pPr>
+      <w:r>
+        <w:t xml:space="preserve">3.15.4 What the four engines together say</w:t>
+      </w:r>
+    </w:p>
+    <w:p>
+      <w:pPr>
+        <w:pStyle w:val="FirstParagraph"/>
+      </w:pPr>
+      <w:r>
+        <w:rPr>
+          <w:b/>
+          <w:bCs/>
+        </w:rPr>
+        <w:t xml:space="preserve">Table 53. The four engines measured in this study, on the same hardware, data and test set.</w:t>
+      </w:r>
+      <w:r>
+        <w:t xml:space="preserve"> </w:t>
+      </w:r>
+      <w:r>
+        <w:t xml:space="preserve">Sources and endpoints explain more of the accuracy column than engine quality does.</w:t>
+      </w:r>
+    </w:p>
+    <w:tbl>
+      <w:tblPr>
+        <w:tblStyle w:val="Table"/>
+        <w:tblW w:type="auto" w:w="0"/>
+        <w:tblLook w:firstRow="1" w:lastRow="0" w:firstColumn="0" w:lastColumn="0" w:noHBand="0" w:noVBand="0" w:val="0020"/>
+      </w:tblPr>
+      <w:tblGrid>
+        <w:gridCol w:w="1584"/>
+        <w:gridCol w:w="1584"/>
+        <w:gridCol w:w="1584"/>
+        <w:gridCol w:w="1584"/>
+        <w:gridCol w:w="1584"/>
+      </w:tblGrid>
+      <w:tr>
+        <w:trPr>
+          <w:tblHeader w:val="on"/>
+        </w:trPr>
+        <w:tc>
+          <w:tcPr/>
+          <w:p>
+            <w:pPr>
+              <w:pStyle w:val="Compact"/>
+            </w:pPr>
+          </w:p>
+        </w:tc>
+        <w:tc>
+          <w:tcPr/>
+          <w:p>
+            <w:pPr>
+              <w:pStyle w:val="Compact"/>
+            </w:pPr>
+            <w:r>
+              <w:t xml:space="preserve">Pelias</w:t>
+            </w:r>
+          </w:p>
+        </w:tc>
+        <w:tc>
+          <w:tcPr/>
+          <w:p>
+            <w:pPr>
+              <w:pStyle w:val="Compact"/>
+            </w:pPr>
+            <w:r>
+              <w:t xml:space="preserve">Photon</w:t>
+            </w:r>
+          </w:p>
+        </w:tc>
+        <w:tc>
+          <w:tcPr/>
+          <w:p>
+            <w:pPr>
+              <w:pStyle w:val="Compact"/>
+            </w:pPr>
+            <w:r>
+              <w:t xml:space="preserve">Nominatim</w:t>
+            </w:r>
+          </w:p>
+        </w:tc>
+        <w:tc>
+          <w:tcPr/>
+          <w:p>
+            <w:pPr>
+              <w:pStyle w:val="Compact"/>
+            </w:pPr>
+            <w:r>
+              <w:t xml:space="preserve">pgeo</w:t>
+            </w:r>
+          </w:p>
+        </w:tc>
+      </w:tr>
+      <w:tr>
+        <w:tc>
+          <w:tcPr/>
+          <w:p>
+            <w:pPr>
+              <w:pStyle w:val="Compact"/>
+            </w:pPr>
+            <w:r>
+              <w:t xml:space="preserve">Users on two cores</w:t>
+            </w:r>
+          </w:p>
+        </w:tc>
+        <w:tc>
+          <w:tcPr/>
+          <w:p>
+            <w:pPr>
+              <w:pStyle w:val="Compact"/>
+            </w:pPr>
+            <w:r>
+              <w:t xml:space="preserve">192</w:t>
+            </w:r>
+          </w:p>
+        </w:tc>
+        <w:tc>
+          <w:tcPr/>
+          <w:p>
+            <w:pPr>
+              <w:pStyle w:val="Compact"/>
+            </w:pPr>
+            <w:r>
+              <w:t xml:space="preserve">128</w:t>
+            </w:r>
+          </w:p>
+        </w:tc>
+        <w:tc>
+          <w:tcPr/>
+          <w:p>
+            <w:pPr>
+              <w:pStyle w:val="Compact"/>
+            </w:pPr>
+            <w:r>
+              <w:t xml:space="preserve">64</w:t>
+            </w:r>
+          </w:p>
+        </w:tc>
+        <w:tc>
+          <w:tcPr/>
+          <w:p>
+            <w:pPr>
+              <w:pStyle w:val="Compact"/>
+            </w:pPr>
+            <w:r>
+              <w:t xml:space="preserve">48</w:t>
+            </w:r>
+          </w:p>
+        </w:tc>
+      </w:tr>
+      <w:tr>
+        <w:tc>
+          <w:tcPr/>
+          <w:p>
+            <w:pPr>
+              <w:pStyle w:val="Compact"/>
+            </w:pPr>
+            <w:r>
+              <w:t xml:space="preserve">Memory under load</w:t>
+            </w:r>
+          </w:p>
+        </w:tc>
+        <w:tc>
+          <w:tcPr/>
+          <w:p>
+            <w:pPr>
+              <w:pStyle w:val="Compact"/>
+            </w:pPr>
+            <w:r>
+              <w:t xml:space="preserve">8.4 GB</w:t>
+            </w:r>
+          </w:p>
+        </w:tc>
+        <w:tc>
+          <w:tcPr/>
+          <w:p>
+            <w:pPr>
+              <w:pStyle w:val="Compact"/>
+            </w:pPr>
+            <w:r>
+              <w:t xml:space="preserve">1.84 GB</w:t>
+            </w:r>
+          </w:p>
+        </w:tc>
+        <w:tc>
+          <w:tcPr/>
+          <w:p>
+            <w:pPr>
+              <w:pStyle w:val="Compact"/>
+            </w:pPr>
+            <w:r>
+              <w:t xml:space="preserve">2.19 GB</w:t>
+            </w:r>
+          </w:p>
+        </w:tc>
+        <w:tc>
+          <w:tcPr/>
+          <w:p>
+            <w:pPr>
+              <w:pStyle w:val="Compact"/>
+            </w:pPr>
+            <w:r>
+              <w:t xml:space="preserve">2.5 GB</w:t>
+            </w:r>
+          </w:p>
+        </w:tc>
+      </w:tr>
+      <w:tr>
+        <w:tc>
+          <w:tcPr/>
+          <w:p>
+            <w:pPr>
+              <w:pStyle w:val="Compact"/>
+            </w:pPr>
+            <w:r>
+              <w:t xml:space="preserve">Accuracy, 1,560 cases</w:t>
+            </w:r>
+          </w:p>
+        </w:tc>
+        <w:tc>
+          <w:tcPr/>
+          <w:p>
+            <w:pPr>
+              <w:pStyle w:val="Compact"/>
+            </w:pPr>
+            <w:r>
+              <w:t xml:space="preserve">75.5%</w:t>
+            </w:r>
+          </w:p>
+        </w:tc>
+        <w:tc>
+          <w:tcPr/>
+          <w:p>
+            <w:pPr>
+              <w:pStyle w:val="Compact"/>
+            </w:pPr>
+            <w:r>
+              <w:t xml:space="preserve">73.7%</w:t>
+            </w:r>
+          </w:p>
+        </w:tc>
+        <w:tc>
+          <w:tcPr/>
+          <w:p>
+            <w:pPr>
+              <w:pStyle w:val="Compact"/>
+            </w:pPr>
+            <w:r>
+              <w:t xml:space="preserve">61.7%</w:t>
+            </w:r>
+          </w:p>
+        </w:tc>
+        <w:tc>
+          <w:tcPr/>
+          <w:p>
+            <w:pPr>
+              <w:pStyle w:val="Compact"/>
+            </w:pPr>
+            <w:r>
+              <w:t xml:space="preserve">95.8%</w:t>
+            </w:r>
+          </w:p>
+        </w:tc>
+      </w:tr>
+      <w:tr>
+        <w:tc>
+          <w:tcPr/>
+          <w:p>
+            <w:pPr>
+              <w:pStyle w:val="Compact"/>
+            </w:pPr>
+            <w:r>
+              <w:t xml:space="preserve">Autocomplete accuracy</w:t>
+            </w:r>
+          </w:p>
+        </w:tc>
+        <w:tc>
+          <w:tcPr/>
+          <w:p>
+            <w:pPr>
+              <w:pStyle w:val="Compact"/>
+            </w:pPr>
+            <w:r>
+              <w:t xml:space="preserve">86.7%</w:t>
+            </w:r>
+          </w:p>
+        </w:tc>
+        <w:tc>
+          <w:tcPr/>
+          <w:p>
+            <w:pPr>
+              <w:pStyle w:val="Compact"/>
+            </w:pPr>
+            <w:r>
+              <w:t xml:space="preserve">58.0%</w:t>
+            </w:r>
+          </w:p>
+        </w:tc>
+        <w:tc>
+          <w:tcPr/>
+          <w:p>
+            <w:pPr>
+              <w:pStyle w:val="Compact"/>
+            </w:pPr>
+            <w:r>
+              <w:t xml:space="preserve">8.0%</w:t>
+            </w:r>
+          </w:p>
+        </w:tc>
+        <w:tc>
+          <w:tcPr/>
+          <w:p>
+            <w:pPr>
+              <w:pStyle w:val="Compact"/>
+            </w:pPr>
+            <w:r>
+              <w:t xml:space="preserve">95.3%</w:t>
+            </w:r>
+          </w:p>
+        </w:tc>
+      </w:tr>
+      <w:tr>
+        <w:tc>
+          <w:tcPr/>
+          <w:p>
+            <w:pPr>
+              <w:pStyle w:val="Compact"/>
+            </w:pPr>
+            <w:r>
+              <w:t xml:space="preserve">Data sources</w:t>
+            </w:r>
+          </w:p>
+        </w:tc>
+        <w:tc>
+          <w:tcPr/>
+          <w:p>
+            <w:pPr>
+              <w:pStyle w:val="Compact"/>
+            </w:pPr>
+            <w:r>
+              <w:t xml:space="preserve">6</w:t>
+            </w:r>
+          </w:p>
+        </w:tc>
+        <w:tc>
+          <w:tcPr/>
+          <w:p>
+            <w:pPr>
+              <w:pStyle w:val="Compact"/>
+            </w:pPr>
+            <w:r>
+              <w:t xml:space="preserve">OSM only</w:t>
+            </w:r>
+          </w:p>
+        </w:tc>
+        <w:tc>
+          <w:tcPr/>
+          <w:p>
+            <w:pPr>
+              <w:pStyle w:val="Compact"/>
+            </w:pPr>
+            <w:r>
+              <w:t xml:space="preserve">OSM only</w:t>
+            </w:r>
+          </w:p>
+        </w:tc>
+        <w:tc>
+          <w:tcPr/>
+          <w:p>
+            <w:pPr>
+              <w:pStyle w:val="Compact"/>
+            </w:pPr>
+            <w:r>
+              <w:t xml:space="preserve">6</w:t>
+            </w:r>
+          </w:p>
+        </w:tc>
+      </w:tr>
+      <w:tr>
+        <w:tc>
+          <w:tcPr/>
+          <w:p>
+            <w:pPr>
+              <w:pStyle w:val="Compact"/>
+            </w:pPr>
+            <w:r>
+              <w:t xml:space="preserve">Dedicated autocomplete</w:t>
+            </w:r>
+          </w:p>
+        </w:tc>
+        <w:tc>
+          <w:tcPr/>
+          <w:p>
+            <w:pPr>
+              <w:pStyle w:val="Compact"/>
+            </w:pPr>
+            <w:r>
+              <w:t xml:space="preserve">yes</w:t>
+            </w:r>
+          </w:p>
+        </w:tc>
+        <w:tc>
+          <w:tcPr/>
+          <w:p>
+            <w:pPr>
+              <w:pStyle w:val="Compact"/>
+            </w:pPr>
+            <w:r>
+              <w:t xml:space="preserve">yes</w:t>
+            </w:r>
+          </w:p>
+        </w:tc>
+        <w:tc>
+          <w:tcPr/>
+          <w:p>
+            <w:pPr>
+              <w:pStyle w:val="Compact"/>
+            </w:pPr>
+            <w:r>
+              <w:t xml:space="preserve">no</w:t>
+            </w:r>
+          </w:p>
+        </w:tc>
+        <w:tc>
+          <w:tcPr/>
+          <w:p>
+            <w:pPr>
+              <w:pStyle w:val="Compact"/>
+            </w:pPr>
+            <w:r>
+              <w:t xml:space="preserve">yes</w:t>
+            </w:r>
+          </w:p>
+        </w:tc>
+      </w:tr>
+      <w:tr>
+        <w:tc>
+          <w:tcPr/>
+          <w:p>
+            <w:pPr>
+              <w:pStyle w:val="Compact"/>
+            </w:pPr>
+            <w:r>
+              <w:t xml:space="preserve">Expresses uncertainty</w:t>
+            </w:r>
+          </w:p>
+        </w:tc>
+        <w:tc>
+          <w:tcPr/>
+          <w:p>
+            <w:pPr>
+              <w:pStyle w:val="Compact"/>
+            </w:pPr>
+            <w:r>
+              <w:t xml:space="preserve">yes</w:t>
+            </w:r>
+          </w:p>
+        </w:tc>
+        <w:tc>
+          <w:tcPr/>
+          <w:p>
+            <w:pPr>
+              <w:pStyle w:val="Compact"/>
+            </w:pPr>
+            <w:r>
+              <w:t xml:space="preserve">no</w:t>
+            </w:r>
+          </w:p>
+        </w:tc>
+        <w:tc>
+          <w:tcPr/>
+          <w:p>
+            <w:pPr>
+              <w:pStyle w:val="Compact"/>
+            </w:pPr>
+            <w:r>
+              <w:t xml:space="preserve">no</w:t>
+            </w:r>
+          </w:p>
+        </w:tc>
+        <w:tc>
+          <w:tcPr/>
+          <w:p>
+            <w:pPr>
+              <w:pStyle w:val="Compact"/>
+            </w:pPr>
+            <w:r>
+              <w:t xml:space="preserve">yes</w:t>
+            </w:r>
+          </w:p>
+        </w:tc>
+      </w:tr>
+      <w:tr>
+        <w:tc>
+          <w:tcPr/>
+          <w:p>
+            <w:pPr>
+              <w:pStyle w:val="Compact"/>
+            </w:pPr>
+            <w:r>
+              <w:t xml:space="preserve">Processes to run</w:t>
+            </w:r>
+          </w:p>
+        </w:tc>
+        <w:tc>
+          <w:tcPr/>
+          <w:p>
+            <w:pPr>
+              <w:pStyle w:val="Compact"/>
+            </w:pPr>
+            <w:r>
+              <w:t xml:space="preserve">6</w:t>
+            </w:r>
+          </w:p>
+        </w:tc>
+        <w:tc>
+          <w:tcPr/>
+          <w:p>
+            <w:pPr>
+              <w:pStyle w:val="Compact"/>
+            </w:pPr>
+            <w:r>
+              <w:t xml:space="preserve">1</w:t>
+            </w:r>
+          </w:p>
+        </w:tc>
+        <w:tc>
+          <w:tcPr/>
+          <w:p>
+            <w:pPr>
+              <w:pStyle w:val="Compact"/>
+            </w:pPr>
+            <w:r>
+              <w:t xml:space="preserve">2</w:t>
+            </w:r>
+          </w:p>
+        </w:tc>
+        <w:tc>
+          <w:tcPr/>
+          <w:p>
+            <w:pPr>
+              <w:pStyle w:val="Compact"/>
+            </w:pPr>
+            <w:r>
+              <w:t xml:space="preserve">2</w:t>
+            </w:r>
+          </w:p>
+        </w:tc>
+      </w:tr>
+    </w:tbl>
+    <w:p>
+      <w:pPr>
+        <w:pStyle w:val="BodyText"/>
+      </w:pPr>
+      <w:r>
+        <w:t xml:space="preserve">Read down the accuracy row and the temptation is to conclude pgeo is simply the better geocoder.</w:t>
+      </w:r>
+      <w:r>
+        <w:t xml:space="preserve"> </w:t>
+      </w:r>
+      <w:r>
+        <w:t xml:space="preserve">Read the two rows beneath it and the honest conclusion is narrower: pgeo and Pelias carry six</w:t>
+      </w:r>
+      <w:r>
+        <w:t xml:space="preserve"> </w:t>
+      </w:r>
+      <w:r>
+        <w:t xml:space="preserve">sources where Photon and Nominatim carry one, and for Maine that one source is missing the E911</w:t>
+      </w:r>
+      <w:r>
+        <w:t xml:space="preserve"> </w:t>
+      </w:r>
+      <w:r>
+        <w:t xml:space="preserve">address points and the Overture places the test set is built from. What pgeo can claim against</w:t>
+      </w:r>
+      <w:r>
+        <w:t xml:space="preserve"> </w:t>
+      </w:r>
+      <w:r>
+        <w:t xml:space="preserve">the OpenStreetMap engines is not that it searches better, but that it can hold data they cannot.</w:t>
+      </w:r>
+    </w:p>
+    <w:p>
+      <w:pPr>
+        <w:pStyle w:val="BodyText"/>
+      </w:pPr>
+      <w:r>
+        <w:t xml:space="preserve">What survives that caveat is the capacity result, which is measured on the same machine</w:t>
+      </w:r>
+      <w:r>
+        <w:t xml:space="preserve"> </w:t>
+      </w:r>
+      <w:r>
+        <w:t xml:space="preserve">regardless of what each engine holds:</w:t>
+      </w:r>
+      <w:r>
+        <w:t xml:space="preserve"> </w:t>
+      </w:r>
+      <w:r>
+        <w:rPr>
+          <w:b/>
+          <w:bCs/>
+        </w:rPr>
+        <w:t xml:space="preserve">pgeo costs four times Pelias per CPU, 2.7 times Photon,</w:t>
+      </w:r>
+      <w:r>
+        <w:rPr>
+          <w:b/>
+          <w:bCs/>
+        </w:rPr>
+        <w:t xml:space="preserve"> </w:t>
+      </w:r>
+      <w:r>
+        <w:rPr>
+          <w:b/>
+          <w:bCs/>
+        </w:rPr>
+        <w:t xml:space="preserve">and 1.33 times Nominatim.</w:t>
+      </w:r>
+      <w:r>
+        <w:t xml:space="preserve"> </w:t>
+      </w:r>
+      <w:r>
+        <w:t xml:space="preserve">Against the engine closest to its own architecture, the price of</w:t>
+      </w:r>
+      <w:r>
+        <w:t xml:space="preserve"> </w:t>
+      </w:r>
+      <w:r>
+        <w:t xml:space="preserve">putting the whole query path in SQL is a third.</w:t>
+      </w:r>
+    </w:p>
+    <w:bookmarkEnd w:id="138"/>
+    <w:bookmarkEnd w:id="139"/>
+    <w:bookmarkEnd w:id="140"/>
+    <w:bookmarkStart w:id="141" w:name="discussion"/>
     <w:p>
       <w:pPr>
         <w:pStyle w:val="Heading2"/>
@@ -37128,8 +40087,8 @@
         <w:t xml:space="preserve">run’s restart; it was repeated with a readiness wait.</w:t>
       </w:r>
     </w:p>
-    <w:bookmarkEnd w:id="136"/>
-    <w:bookmarkStart w:id="137" w:name="conclusions"/>
+    <w:bookmarkEnd w:id="141"/>
+    <w:bookmarkStart w:id="142" w:name="conclusions"/>
     <w:p>
       <w:pPr>
         <w:pStyle w:val="Heading2"/>
@@ -37155,7 +40114,7 @@
           <w:b/>
           <w:bCs/>
         </w:rPr>
-        <w:t xml:space="preserve">Table 49. Which tool for which scenario.</w:t>
+        <w:t xml:space="preserve">Table 54. Which tool for which scenario.</w:t>
       </w:r>
     </w:p>
     <w:tbl>
@@ -37594,8 +40553,8 @@
         <w:t xml:space="preserve">above are what the deployed service does, not what a benchmark suggested it might.</w:t>
       </w:r>
     </w:p>
-    <w:bookmarkEnd w:id="137"/>
-    <w:bookmarkStart w:id="139" w:name="future-work"/>
+    <w:bookmarkEnd w:id="142"/>
+    <w:bookmarkStart w:id="144" w:name="future-work"/>
     <w:p>
       <w:pPr>
         <w:pStyle w:val="Heading2"/>
@@ -37633,7 +40592,7 @@
           <w:b/>
           <w:bCs/>
         </w:rPr>
-        <w:t xml:space="preserve">Table 50. Work not done, with the effort, the likelihood it pays off and the value of finishing it.</w:t>
+        <w:t xml:space="preserve">Table 55. Work not done, with the effort, the likelihood it pays off and the value of finishing it.</w:t>
       </w:r>
     </w:p>
     <w:tbl>
@@ -38495,7 +41454,7 @@
         </w:tc>
       </w:tr>
     </w:tbl>
-    <w:bookmarkStart w:id="138" w:name="Xd7589f6e21c5c24ca51fa0a4225006449c3c93a"/>
+    <w:bookmarkStart w:id="143" w:name="Xd7589f6e21c5c24ca51fa0a4225006449c3c93a"/>
     <w:p>
       <w:pPr>
         <w:pStyle w:val="Heading3"/>
@@ -38806,9 +41765,9 @@
         <w:t xml:space="preserve">worth doing before autocomplete speed and authorization.</w:t>
       </w:r>
     </w:p>
-    <w:bookmarkEnd w:id="138"/>
-    <w:bookmarkEnd w:id="139"/>
-    <w:bookmarkStart w:id="145" w:name="questions-and-answers"/>
+    <w:bookmarkEnd w:id="143"/>
+    <w:bookmarkEnd w:id="144"/>
+    <w:bookmarkStart w:id="150" w:name="questions-and-answers"/>
     <w:p>
       <w:pPr>
         <w:pStyle w:val="Heading2"/>
@@ -38831,7 +41790,7 @@
         <w:t xml:space="preserve">possible and with a clear statement of what was not tested where it was not.</w:t>
       </w:r>
     </w:p>
-    <w:bookmarkStart w:id="140" w:name="Xce4ec8be597c8085ea4a340481823da9121d506"/>
+    <w:bookmarkStart w:id="145" w:name="Xce4ec8be597c8085ea4a340481823da9121d506"/>
     <w:p>
       <w:pPr>
         <w:pStyle w:val="Heading3"/>
@@ -38934,7 +41893,7 @@
           <w:b/>
           <w:bCs/>
         </w:rPr>
-        <w:t xml:space="preserve">Table 51. Phonetic misspellings against the deployed pgeo.</w:t>
+        <w:t xml:space="preserve">Table 56. Phonetic misspellings against the deployed pgeo.</w:t>
       </w:r>
       <w:r>
         <w:t xml:space="preserve"> </w:t>
@@ -39305,7 +42264,7 @@
           <w:b/>
           <w:bCs/>
         </w:rPr>
-        <w:t xml:space="preserve">Table 52. How coarse each phonetic encoding is on this data.</w:t>
+        <w:t xml:space="preserve">Table 57. How coarse each phonetic encoding is on this data.</w:t>
       </w:r>
       <w:r>
         <w:t xml:space="preserve"> </w:t>
@@ -39643,8 +42602,8 @@
         <w:t xml:space="preserve">the same gate that protects every other tuning step would decide it.</w:t>
       </w:r>
     </w:p>
-    <w:bookmarkEnd w:id="140"/>
-    <w:bookmarkStart w:id="141" w:name="Xc916698539a2cb6e0964548169ced65c0e9da3f"/>
+    <w:bookmarkEnd w:id="145"/>
+    <w:bookmarkStart w:id="146" w:name="Xc916698539a2cb6e0964548169ced65c0e9da3f"/>
     <w:p>
       <w:pPr>
         <w:pStyle w:val="Heading3"/>
@@ -39893,8 +42852,8 @@
         <w:t xml:space="preserve">signature change.</w:t>
       </w:r>
     </w:p>
-    <w:bookmarkEnd w:id="141"/>
-    <w:bookmarkStart w:id="142" w:name="Xee5317d656777e3bf85d0f48377ac35c3fa2b97"/>
+    <w:bookmarkEnd w:id="146"/>
+    <w:bookmarkStart w:id="147" w:name="Xee5317d656777e3bf85d0f48377ac35c3fa2b97"/>
     <w:p>
       <w:pPr>
         <w:pStyle w:val="Heading3"/>
@@ -40154,8 +43113,8 @@
         <w:t xml:space="preserve">single most useful piece of automation left.</w:t>
       </w:r>
     </w:p>
-    <w:bookmarkEnd w:id="142"/>
-    <w:bookmarkStart w:id="143" w:name="Xf693c617f9e5d01e2ab0338954e7797b000dff6"/>
+    <w:bookmarkEnd w:id="147"/>
+    <w:bookmarkStart w:id="148" w:name="Xf693c617f9e5d01e2ab0338954e7797b000dff6"/>
     <w:p>
       <w:pPr>
         <w:pStyle w:val="Heading3"/>
@@ -40392,8 +43351,8 @@
         <w:t xml:space="preserve">half-day of work and is listed in Section 6.</w:t>
       </w:r>
     </w:p>
-    <w:bookmarkEnd w:id="143"/>
-    <w:bookmarkStart w:id="144" w:name="X558cf9b35e3c74d9435954e68079e6fa9e74b5d"/>
+    <w:bookmarkEnd w:id="148"/>
+    <w:bookmarkStart w:id="149" w:name="X558cf9b35e3c74d9435954e68079e6fa9e74b5d"/>
     <w:p>
       <w:pPr>
         <w:pStyle w:val="Heading3"/>
@@ -40504,9 +43463,9 @@
         <w:t xml:space="preserve">and it is the natural follow-on to the capacity results.</w:t>
       </w:r>
     </w:p>
-    <w:bookmarkEnd w:id="144"/>
-    <w:bookmarkEnd w:id="145"/>
-    <w:bookmarkStart w:id="146" w:name="acknowledgements"/>
+    <w:bookmarkEnd w:id="149"/>
+    <w:bookmarkEnd w:id="150"/>
+    <w:bookmarkStart w:id="151" w:name="acknowledgements"/>
     <w:p>
       <w:pPr>
         <w:pStyle w:val="Heading2"/>
@@ -40598,8 +43557,8 @@
         <w:t xml:space="preserve">Foundation. Each carries its own licence; see NOTICE in the repository.</w:t>
       </w:r>
     </w:p>
-    <w:bookmarkEnd w:id="146"/>
-    <w:bookmarkStart w:id="177" w:name="references"/>
+    <w:bookmarkEnd w:id="151"/>
+    <w:bookmarkStart w:id="182" w:name="references"/>
     <w:p>
       <w:pPr>
         <w:pStyle w:val="Heading2"/>
@@ -40642,7 +43601,7 @@
       <w:r>
         <w:t xml:space="preserve"> </w:t>
       </w:r>
-      <w:hyperlink r:id="rId147">
+      <w:hyperlink r:id="rId152">
         <w:r>
           <w:rPr>
             <w:rStyle w:val="Hyperlink"/>
@@ -40659,7 +43618,7 @@
       <w:r>
         <w:t xml:space="preserve"> </w:t>
       </w:r>
-      <w:hyperlink r:id="rId148">
+      <w:hyperlink r:id="rId153">
         <w:r>
           <w:rPr>
             <w:rStyle w:val="Hyperlink"/>
@@ -40682,7 +43641,7 @@
       <w:r>
         <w:t xml:space="preserve"> </w:t>
       </w:r>
-      <w:hyperlink r:id="rId149">
+      <w:hyperlink r:id="rId154">
         <w:r>
           <w:rPr>
             <w:rStyle w:val="Hyperlink"/>
@@ -40705,7 +43664,7 @@
       <w:r>
         <w:t xml:space="preserve"> </w:t>
       </w:r>
-      <w:hyperlink r:id="rId150">
+      <w:hyperlink r:id="rId155">
         <w:r>
           <w:rPr>
             <w:rStyle w:val="Hyperlink"/>
@@ -40728,7 +43687,7 @@
       <w:r>
         <w:t xml:space="preserve"> </w:t>
       </w:r>
-      <w:hyperlink r:id="rId151">
+      <w:hyperlink r:id="rId156">
         <w:r>
           <w:rPr>
             <w:rStyle w:val="Hyperlink"/>
@@ -40751,7 +43710,7 @@
       <w:r>
         <w:t xml:space="preserve"> </w:t>
       </w:r>
-      <w:hyperlink r:id="rId152">
+      <w:hyperlink r:id="rId157">
         <w:r>
           <w:rPr>
             <w:rStyle w:val="Hyperlink"/>
@@ -40774,7 +43733,7 @@
       <w:r>
         <w:t xml:space="preserve"> </w:t>
       </w:r>
-      <w:hyperlink r:id="rId153">
+      <w:hyperlink r:id="rId158">
         <w:r>
           <w:rPr>
             <w:rStyle w:val="Hyperlink"/>
@@ -40797,7 +43756,7 @@
       <w:r>
         <w:t xml:space="preserve"> </w:t>
       </w:r>
-      <w:hyperlink r:id="rId154">
+      <w:hyperlink r:id="rId159">
         <w:r>
           <w:rPr>
             <w:rStyle w:val="Hyperlink"/>
@@ -40820,7 +43779,7 @@
       <w:r>
         <w:t xml:space="preserve"> </w:t>
       </w:r>
-      <w:hyperlink r:id="rId155">
+      <w:hyperlink r:id="rId160">
         <w:r>
           <w:rPr>
             <w:rStyle w:val="Hyperlink"/>
@@ -40843,7 +43802,7 @@
       <w:r>
         <w:t xml:space="preserve"> </w:t>
       </w:r>
-      <w:hyperlink r:id="rId156">
+      <w:hyperlink r:id="rId161">
         <w:r>
           <w:rPr>
             <w:rStyle w:val="Hyperlink"/>
@@ -40866,7 +43825,7 @@
       <w:r>
         <w:t xml:space="preserve"> </w:t>
       </w:r>
-      <w:hyperlink r:id="rId157">
+      <w:hyperlink r:id="rId162">
         <w:r>
           <w:rPr>
             <w:rStyle w:val="Hyperlink"/>
@@ -40889,7 +43848,7 @@
       <w:r>
         <w:t xml:space="preserve"> </w:t>
       </w:r>
-      <w:hyperlink r:id="rId158">
+      <w:hyperlink r:id="rId163">
         <w:r>
           <w:rPr>
             <w:rStyle w:val="Hyperlink"/>
@@ -40912,7 +43871,7 @@
       <w:r>
         <w:t xml:space="preserve"> </w:t>
       </w:r>
-      <w:hyperlink r:id="rId159">
+      <w:hyperlink r:id="rId164">
         <w:r>
           <w:rPr>
             <w:rStyle w:val="Hyperlink"/>
@@ -40935,7 +43894,7 @@
       <w:r>
         <w:t xml:space="preserve"> </w:t>
       </w:r>
-      <w:hyperlink r:id="rId160">
+      <w:hyperlink r:id="rId165">
         <w:r>
           <w:rPr>
             <w:rStyle w:val="Hyperlink"/>
@@ -40958,7 +43917,7 @@
       <w:r>
         <w:t xml:space="preserve"> </w:t>
       </w:r>
-      <w:hyperlink r:id="rId161">
+      <w:hyperlink r:id="rId166">
         <w:r>
           <w:rPr>
             <w:rStyle w:val="Hyperlink"/>
@@ -40981,7 +43940,7 @@
       <w:r>
         <w:t xml:space="preserve"> </w:t>
       </w:r>
-      <w:hyperlink r:id="rId162">
+      <w:hyperlink r:id="rId167">
         <w:r>
           <w:rPr>
             <w:rStyle w:val="Hyperlink"/>
@@ -41004,7 +43963,7 @@
       <w:r>
         <w:t xml:space="preserve"> </w:t>
       </w:r>
-      <w:hyperlink r:id="rId163">
+      <w:hyperlink r:id="rId168">
         <w:r>
           <w:rPr>
             <w:rStyle w:val="Hyperlink"/>
@@ -41027,7 +43986,7 @@
       <w:r>
         <w:t xml:space="preserve"> </w:t>
       </w:r>
-      <w:hyperlink r:id="rId164">
+      <w:hyperlink r:id="rId169">
         <w:r>
           <w:rPr>
             <w:rStyle w:val="Hyperlink"/>
@@ -41050,7 +44009,7 @@
       <w:r>
         <w:t xml:space="preserve"> </w:t>
       </w:r>
-      <w:hyperlink r:id="rId165">
+      <w:hyperlink r:id="rId170">
         <w:r>
           <w:rPr>
             <w:rStyle w:val="Hyperlink"/>
@@ -41073,7 +44032,7 @@
       <w:r>
         <w:t xml:space="preserve"> </w:t>
       </w:r>
-      <w:hyperlink r:id="rId166">
+      <w:hyperlink r:id="rId171">
         <w:r>
           <w:rPr>
             <w:rStyle w:val="Hyperlink"/>
@@ -41096,7 +44055,7 @@
       <w:r>
         <w:t xml:space="preserve"> </w:t>
       </w:r>
-      <w:hyperlink r:id="rId167">
+      <w:hyperlink r:id="rId172">
         <w:r>
           <w:rPr>
             <w:rStyle w:val="Hyperlink"/>
@@ -41119,7 +44078,7 @@
       <w:r>
         <w:t xml:space="preserve"> </w:t>
       </w:r>
-      <w:hyperlink r:id="rId168">
+      <w:hyperlink r:id="rId173">
         <w:r>
           <w:rPr>
             <w:rStyle w:val="Hyperlink"/>
@@ -41142,7 +44101,7 @@
       <w:r>
         <w:t xml:space="preserve"> </w:t>
       </w:r>
-      <w:hyperlink r:id="rId169">
+      <w:hyperlink r:id="rId174">
         <w:r>
           <w:rPr>
             <w:rStyle w:val="Hyperlink"/>
@@ -41165,7 +44124,7 @@
       <w:r>
         <w:t xml:space="preserve"> </w:t>
       </w:r>
-      <w:hyperlink r:id="rId170">
+      <w:hyperlink r:id="rId175">
         <w:r>
           <w:rPr>
             <w:rStyle w:val="Hyperlink"/>
@@ -41188,7 +44147,7 @@
       <w:r>
         <w:t xml:space="preserve"> </w:t>
       </w:r>
-      <w:hyperlink r:id="rId171">
+      <w:hyperlink r:id="rId176">
         <w:r>
           <w:rPr>
             <w:rStyle w:val="Hyperlink"/>
@@ -41211,7 +44170,7 @@
       <w:r>
         <w:t xml:space="preserve"> </w:t>
       </w:r>
-      <w:hyperlink r:id="rId172">
+      <w:hyperlink r:id="rId177">
         <w:r>
           <w:rPr>
             <w:rStyle w:val="Hyperlink"/>
@@ -41234,7 +44193,7 @@
       <w:r>
         <w:t xml:space="preserve"> </w:t>
       </w:r>
-      <w:hyperlink r:id="rId173">
+      <w:hyperlink r:id="rId178">
         <w:r>
           <w:rPr>
             <w:rStyle w:val="Hyperlink"/>
@@ -41257,7 +44216,7 @@
       <w:r>
         <w:t xml:space="preserve"> </w:t>
       </w:r>
-      <w:hyperlink r:id="rId174">
+      <w:hyperlink r:id="rId179">
         <w:r>
           <w:rPr>
             <w:rStyle w:val="Hyperlink"/>
@@ -41280,7 +44239,7 @@
       <w:r>
         <w:t xml:space="preserve"> </w:t>
       </w:r>
-      <w:hyperlink r:id="rId175">
+      <w:hyperlink r:id="rId180">
         <w:r>
           <w:rPr>
             <w:rStyle w:val="Hyperlink"/>
@@ -41303,7 +44262,7 @@
       <w:r>
         <w:t xml:space="preserve"> </w:t>
       </w:r>
-      <w:hyperlink r:id="rId176">
+      <w:hyperlink r:id="rId181">
         <w:r>
           <w:rPr>
             <w:rStyle w:val="Hyperlink"/>
@@ -41312,8 +44271,8 @@
         </w:r>
       </w:hyperlink>
     </w:p>
-    <w:bookmarkEnd w:id="177"/>
-    <w:bookmarkStart w:id="178" w:name="appendix-a.-reproducing-this-study"/>
+    <w:bookmarkEnd w:id="182"/>
+    <w:bookmarkStart w:id="183" w:name="appendix-a.-reproducing-this-study"/>
     <w:p>
       <w:pPr>
         <w:pStyle w:val="Heading2"/>
@@ -41750,8 +44709,8 @@
         <w:t xml:space="preserve">system reproduces the results in this report.</w:t>
       </w:r>
     </w:p>
-    <w:bookmarkEnd w:id="178"/>
-    <w:bookmarkStart w:id="179" w:name="Xec1f0b5e3ec847d05266a8fcbbb09145d5aebe4"/>
+    <w:bookmarkEnd w:id="183"/>
+    <w:bookmarkStart w:id="184" w:name="Xec1f0b5e3ec847d05266a8fcbbb09145d5aebe4"/>
     <w:p>
       <w:pPr>
         <w:pStyle w:val="Heading2"/>
@@ -41783,7 +44742,7 @@
           <w:b/>
           <w:bCs/>
         </w:rPr>
-        <w:t xml:space="preserve">Table 53. Questions asked during the project, with short answers and the sections that answer them in full.</w:t>
+        <w:t xml:space="preserve">Table 58. Questions asked during the project, with short answers and the sections that answer them in full.</w:t>
       </w:r>
     </w:p>
     <w:tbl>
@@ -42795,8 +45754,8 @@
         </w:tc>
       </w:tr>
     </w:tbl>
-    <w:bookmarkEnd w:id="179"/>
-    <w:bookmarkStart w:id="180" w:name="appendix-c.-pgeo-storage"/>
+    <w:bookmarkEnd w:id="184"/>
+    <w:bookmarkStart w:id="185" w:name="appendix-c.-pgeo-storage"/>
     <w:p>
       <w:pPr>
         <w:pStyle w:val="Heading2"/>
@@ -42858,7 +45817,7 @@
           <w:b/>
           <w:bCs/>
         </w:rPr>
-        <w:t xml:space="preserve">Table 54. pgeo tables (including their indexes).</w:t>
+        <w:t xml:space="preserve">Table 59. pgeo tables (including their indexes).</w:t>
       </w:r>
     </w:p>
     <w:tbl>
@@ -43066,7 +46025,7 @@
           <w:b/>
           <w:bCs/>
         </w:rPr>
-        <w:t xml:space="preserve">Table 55. Largest pgeo indexes.</w:t>
+        <w:t xml:space="preserve">Table 60. Largest pgeo indexes.</w:t>
       </w:r>
     </w:p>
     <w:tbl>
@@ -43421,7 +46380,7 @@
         </w:tc>
       </w:tr>
     </w:tbl>
-    <w:bookmarkEnd w:id="180"/>
+    <w:bookmarkEnd w:id="185"/>
     <w:sectPr>
       <w:footnotePr>
         <w:numRestart w:val="eachSect"/>

--- a/docs/REPORT.docx
+++ b/docs/REPORT.docx
@@ -24,6 +24,14 @@
       </w:pPr>
       <w:r>
         <w:t xml:space="preserve">John Zastrow</w:t>
+      </w:r>
+    </w:p>
+    <w:p>
+      <w:pPr>
+        <w:pStyle w:val="Date"/>
+      </w:pPr>
+      <w:r>
+        <w:t xml:space="preserve">Version 0.16.0 · 21 September 2026</w:t>
       </w:r>
     </w:p>
     <w:sdt>
@@ -128,7 +136,39 @@
         <w:t xml:space="preserve"> </w:t>
       </w:r>
       <w:r>
-        <w:t xml:space="preserve">for pgeo’s API.</w:t>
+        <w:t xml:space="preserve">for pgeo’s API. Two further engines –</w:t>
+      </w:r>
+      <w:r>
+        <w:t xml:space="preserve"> </w:t>
+      </w:r>
+      <w:r>
+        <w:rPr>
+          <w:b/>
+          <w:bCs/>
+        </w:rPr>
+        <w:t xml:space="preserve">Photon</w:t>
+      </w:r>
+      <w:r>
+        <w:t xml:space="preserve">[3] and</w:t>
+      </w:r>
+      <w:r>
+        <w:t xml:space="preserve"> </w:t>
+      </w:r>
+      <w:r>
+        <w:rPr>
+          <w:b/>
+          <w:bCs/>
+        </w:rPr>
+        <w:t xml:space="preserve">Nominatim</w:t>
+      </w:r>
+      <w:r>
+        <w:t xml:space="preserve">[4] – were built and measured afterwards on the same bench, to test</w:t>
+      </w:r>
+      <w:r>
+        <w:t xml:space="preserve"> </w:t>
+      </w:r>
+      <w:r>
+        <w:t xml:space="preserve">whether Pelias was a hard enough comparison (Sections 3.14 and 3.15).</w:t>
       </w:r>
     </w:p>
     <w:p>
@@ -366,6 +406,133 @@
       </w:r>
       <w:r>
         <w:t xml:space="preserve">by memory: pgeo fits the cheapest shared-CPU plans providers sell, Pelias needs a mid-range server.</w:t>
+      </w:r>
+    </w:p>
+    <w:p>
+      <w:pPr>
+        <w:pStyle w:val="BodyText"/>
+      </w:pPr>
+      <w:r>
+        <w:rPr>
+          <w:b/>
+          <w:bCs/>
+        </w:rPr>
+        <w:t xml:space="preserve">Two more engines, and what they change.</w:t>
+      </w:r>
+      <w:r>
+        <w:t xml:space="preserve"> </w:t>
+      </w:r>
+      <w:r>
+        <w:t xml:space="preserve">Pelias is a fair reference but not a sufficient one:</w:t>
+      </w:r>
+      <w:r>
+        <w:t xml:space="preserve"> </w:t>
+      </w:r>
+      <w:r>
+        <w:t xml:space="preserve">pgeo is limited by autocomplete, and the specialist at autocomplete is Photon. Both it and</w:t>
+      </w:r>
+      <w:r>
+        <w:t xml:space="preserve"> </w:t>
+      </w:r>
+      <w:r>
+        <w:t xml:space="preserve">Nominatim were therefore built and measured the same way. On two cores Pelias holds 192</w:t>
+      </w:r>
+      <w:r>
+        <w:t xml:space="preserve"> </w:t>
+      </w:r>
+      <w:r>
+        <w:t xml:space="preserve">concurrent users,</w:t>
+      </w:r>
+      <w:r>
+        <w:t xml:space="preserve"> </w:t>
+      </w:r>
+      <w:r>
+        <w:rPr>
+          <w:b/>
+          <w:bCs/>
+        </w:rPr>
+        <w:t xml:space="preserve">Photon 128, Nominatim 64 and pgeo 48</w:t>
+      </w:r>
+      <w:r>
+        <w:t xml:space="preserve"> </w:t>
+      </w:r>
+      <w:r>
+        <w:t xml:space="preserve">– so the cost of putting the whole</w:t>
+      </w:r>
+      <w:r>
+        <w:t xml:space="preserve"> </w:t>
+      </w:r>
+      <w:r>
+        <w:t xml:space="preserve">query path in SQL is four times against Pelias, 2.7 times against Photon, and</w:t>
+      </w:r>
+      <w:r>
+        <w:t xml:space="preserve"> </w:t>
+      </w:r>
+      <w:r>
+        <w:rPr>
+          <w:b/>
+          <w:bCs/>
+        </w:rPr>
+        <w:t xml:space="preserve">1.33 times</w:t>
+      </w:r>
+      <w:r>
+        <w:rPr>
+          <w:b/>
+          <w:bCs/>
+        </w:rPr>
+        <w:t xml:space="preserve"> </w:t>
+      </w:r>
+      <w:r>
+        <w:rPr>
+          <w:b/>
+          <w:bCs/>
+        </w:rPr>
+        <w:t xml:space="preserve">against Nominatim</w:t>
+      </w:r>
+      <w:r>
+        <w:t xml:space="preserve">, the engine closest to pgeo’s own architecture. Photon did not turn out to be</w:t>
+      </w:r>
+      <w:r>
+        <w:t xml:space="preserve"> </w:t>
+      </w:r>
+      <w:r>
+        <w:t xml:space="preserve">the harsher yardstick: it is quicker per keystroke than pgeo and the lightest engine measured</w:t>
+      </w:r>
+      <w:r>
+        <w:t xml:space="preserve"> </w:t>
+      </w:r>
+      <w:r>
+        <w:t xml:space="preserve">(1.84 GB), but less CPU-efficient than Pelias. On accuracy the two score 73.7% and 61.7% against</w:t>
+      </w:r>
+      <w:r>
+        <w:t xml:space="preserve"> </w:t>
+      </w:r>
+      <w:r>
+        <w:t xml:space="preserve">pgeo’s 95.8%, and that gap is mostly data rather than engine – both index</w:t>
+      </w:r>
+      <w:r>
+        <w:t xml:space="preserve"> </w:t>
+      </w:r>
+      <w:r>
+        <w:t xml:space="preserve">OpenStreetMap alone and so cannot hold the E911 address points and Overture places the test set</w:t>
+      </w:r>
+      <w:r>
+        <w:t xml:space="preserve"> </w:t>
+      </w:r>
+      <w:r>
+        <w:t xml:space="preserve">is built from. Two differences are architectural rather than editorial: Nominatim has no</w:t>
+      </w:r>
+      <w:r>
+        <w:t xml:space="preserve"> </w:t>
+      </w:r>
+      <w:r>
+        <w:t xml:space="preserve">autocomplete endpoint (8.0% correct, three-quarters of prefixes returning nothing), and neither</w:t>
+      </w:r>
+      <w:r>
+        <w:t xml:space="preserve"> </w:t>
+      </w:r>
+      <w:r>
+        <w:t xml:space="preserve">engine returns a confidence score, so neither can mark an answer it does not believe.</w:t>
       </w:r>
     </w:p>
     <w:p>
@@ -2230,7 +2397,7 @@
         <w:t xml:space="preserve"> </w:t>
       </w:r>
       <w:r>
-        <w:t xml:space="preserve">January 2018[3], the hosted services went with it – but the code did not:</w:t>
+        <w:t xml:space="preserve">January 2018[5], the hosted services went with it – but the code did not:</w:t>
       </w:r>
       <w:r>
         <w:t xml:space="preserve"> </w:t>
@@ -2242,13 +2409,13 @@
         <w:t xml:space="preserve"> </w:t>
       </w:r>
       <w:r>
-        <w:t xml:space="preserve">since[4, 5]. It remains actively developed in 2026, under</w:t>
-      </w:r>
-      <w:r>
-        <w:t xml:space="preserve"> </w:t>
-      </w:r>
-      <w:r>
-        <w:t xml:space="preserve">the MIT licence[6], with a community of business and individual contributors.</w:t>
+        <w:t xml:space="preserve">since[6, 7]. It remains actively developed in 2026, under</w:t>
+      </w:r>
+      <w:r>
+        <w:t xml:space="preserve"> </w:t>
+      </w:r>
+      <w:r>
+        <w:t xml:space="preserve">the MIT licence[8], with a community of business and individual contributors.</w:t>
       </w:r>
     </w:p>
     <w:p>
@@ -2501,7 +2668,7 @@
         <w:t xml:space="preserve"> </w:t>
       </w:r>
       <w:r>
-        <w:t xml:space="preserve">Nominatim[7] and Photon[8] are OpenStreetMap only; the TIGER</w:t>
+        <w:t xml:space="preserve">Nominatim[4] and Photon[3] are OpenStreetMap only; the TIGER</w:t>
       </w:r>
       <w:r>
         <w:t xml:space="preserve"> </w:t>
@@ -3187,7 +3354,7 @@
               <w:pStyle w:val="Compact"/>
             </w:pPr>
             <w:r>
-              <w:t xml:space="preserve">Nominatim[7]</w:t>
+              <w:t xml:space="preserve">Nominatim[4]</w:t>
             </w:r>
           </w:p>
         </w:tc>
@@ -34537,7 +34704,7 @@
         <w:t xml:space="preserve"> </w:t>
       </w:r>
       <w:r>
-        <w:t xml:space="preserve">on every configuration, and Photon[8] is the engine built specifically to do</w:t>
+        <w:t xml:space="preserve">on every configuration, and Photon[3] is the engine built specifically to do</w:t>
       </w:r>
       <w:r>
         <w:t xml:space="preserve"> </w:t>
@@ -34635,7 +34802,7 @@
         <w:t xml:space="preserve"> </w:t>
       </w:r>
       <w:r>
-        <w:t xml:space="preserve">database[7]. The Maine OpenStreetMap extract was imported into Nominatim 4.5</w:t>
+        <w:t xml:space="preserve">database[4]. The Maine OpenStreetMap extract was imported into Nominatim 4.5</w:t>
       </w:r>
       <w:r>
         <w:t xml:space="preserve"> </w:t>
@@ -36841,7 +37008,7 @@
         <w:pStyle w:val="FirstParagraph"/>
       </w:pPr>
       <w:r>
-        <w:t xml:space="preserve">Nominatim[7] is the OpenStreetMap geocoder – the one that answers</w:t>
+        <w:t xml:space="preserve">Nominatim[4] is the OpenStreetMap geocoder – the one that answers</w:t>
       </w:r>
       <w:r>
         <w:t xml:space="preserve"> </w:t>
@@ -39940,6 +40107,214 @@
           <w:b/>
           <w:bCs/>
         </w:rPr>
+        <w:t xml:space="preserve">What the other two engines say about the SQL question.</w:t>
+      </w:r>
+      <w:r>
+        <w:t xml:space="preserve"> </w:t>
+      </w:r>
+      <w:r>
+        <w:t xml:space="preserve">The point of building Photon and</w:t>
+      </w:r>
+      <w:r>
+        <w:t xml:space="preserve"> </w:t>
+      </w:r>
+      <w:r>
+        <w:t xml:space="preserve">Nominatim was to find out whether Pelias flattered pgeo, and the answer is: on capacity, no, and</w:t>
+      </w:r>
+      <w:r>
+        <w:t xml:space="preserve"> </w:t>
+      </w:r>
+      <w:r>
+        <w:t xml:space="preserve">in an unexpected direction. Photon is the engine built for the endpoint pgeo is worst at, and it</w:t>
+      </w:r>
+      <w:r>
+        <w:t xml:space="preserve"> </w:t>
+      </w:r>
+      <w:r>
+        <w:t xml:space="preserve">does answer a keystroke two to three times quicker than pgeo – but it holds fewer concurrent</w:t>
+      </w:r>
+      <w:r>
+        <w:t xml:space="preserve"> </w:t>
+      </w:r>
+      <w:r>
+        <w:t xml:space="preserve">users per core than Pelias, so it does not replace Pelias as the yardstick. Nominatim, the engine</w:t>
+      </w:r>
+      <w:r>
+        <w:t xml:space="preserve"> </w:t>
+      </w:r>
+      <w:r>
+        <w:t xml:space="preserve">whose architecture is nearest to pgeo’s, comes closest of all: 64 users to pgeo’s 48. That</w:t>
+      </w:r>
+      <w:r>
+        <w:t xml:space="preserve"> </w:t>
+      </w:r>
+      <w:r>
+        <w:t xml:space="preserve">comparison is the most informative one in the study, because Nominatim and pgeo differ in one</w:t>
+      </w:r>
+      <w:r>
+        <w:t xml:space="preserve"> </w:t>
+      </w:r>
+      <w:r>
+        <w:t xml:space="preserve">thing only. Both compute and index inside PostgreSQL; Nominatim’s</w:t>
+      </w:r>
+      <w:r>
+        <w:t xml:space="preserve"> </w:t>
+      </w:r>
+      <w:r>
+        <w:rPr>
+          <w:i/>
+          <w:iCs/>
+        </w:rPr>
+        <w:t xml:space="preserve">search</w:t>
+      </w:r>
+      <w:r>
+        <w:t xml:space="preserve"> </w:t>
+      </w:r>
+      <w:r>
+        <w:t xml:space="preserve">is a Python</w:t>
+      </w:r>
+      <w:r>
+        <w:t xml:space="preserve"> </w:t>
+      </w:r>
+      <w:r>
+        <w:t xml:space="preserve">application issuing queries, pgeo’s search is the query. Moving that last step into SQL costs a</w:t>
+      </w:r>
+      <w:r>
+        <w:t xml:space="preserve"> </w:t>
+      </w:r>
+      <w:r>
+        <w:t xml:space="preserve">third of the capacity. Set against the four times pgeo gives up to Pelias, this locates the</w:t>
+      </w:r>
+      <w:r>
+        <w:t xml:space="preserve"> </w:t>
+      </w:r>
+      <w:r>
+        <w:t xml:space="preserve">expense precisely: most of it is not</w:t>
+      </w:r>
+      <w:r>
+        <w:t xml:space="preserve"> </w:t>
+      </w:r>
+      <w:r>
+        <w:t xml:space="preserve">“SQL instead of compiled code”</w:t>
+      </w:r>
+      <w:r>
+        <w:t xml:space="preserve">, it is</w:t>
+      </w:r>
+      <w:r>
+        <w:t xml:space="preserve"> </w:t>
+      </w:r>
+      <w:r>
+        <w:t xml:space="preserve">“a general-purpose</w:t>
+      </w:r>
+      <w:r>
+        <w:t xml:space="preserve"> </w:t>
+      </w:r>
+      <w:r>
+        <w:t xml:space="preserve">relational engine instead of an inverted index”</w:t>
+      </w:r>
+      <w:r>
+        <w:t xml:space="preserve">. The remaining third is the price of the last</w:t>
+      </w:r>
+      <w:r>
+        <w:t xml:space="preserve"> </w:t>
+      </w:r>
+      <w:r>
+        <w:t xml:space="preserve">step, and it is the part this project chose to pay for G6.</w:t>
+      </w:r>
+    </w:p>
+    <w:p>
+      <w:pPr>
+        <w:pStyle w:val="BodyText"/>
+      </w:pPr>
+      <w:r>
+        <w:rPr>
+          <w:b/>
+          <w:bCs/>
+        </w:rPr>
+        <w:t xml:space="preserve">Why the accuracy column flatters pgeo against the OpenStreetMap engines.</w:t>
+      </w:r>
+      <w:r>
+        <w:t xml:space="preserve"> </w:t>
+      </w:r>
+      <w:r>
+        <w:t xml:space="preserve">pgeo answers</w:t>
+      </w:r>
+      <w:r>
+        <w:t xml:space="preserve"> </w:t>
+      </w:r>
+      <w:r>
+        <w:t xml:space="preserve">95.8% where Photon answers 73.7% and Nominatim 61.7%, and it would be wrong to</w:t>
+      </w:r>
+      <w:r>
+        <w:t xml:space="preserve"> </w:t>
+      </w:r>
+      <w:r>
+        <w:t xml:space="preserve">read that as three engines ranked by quality. Photon and Nominatim index OpenStreetMap and</w:t>
+      </w:r>
+      <w:r>
+        <w:t xml:space="preserve"> </w:t>
+      </w:r>
+      <w:r>
+        <w:t xml:space="preserve">nothing else – Photon’s index is exported from a Nominatim database, and Nominatim imports OSM</w:t>
+      </w:r>
+      <w:r>
+        <w:t xml:space="preserve"> </w:t>
+      </w:r>
+      <w:r>
+        <w:t xml:space="preserve">– so neither can hold the 780,260 OpenAddresses E911 points or the 76,582 Overture places that</w:t>
+      </w:r>
+      <w:r>
+        <w:t xml:space="preserve"> </w:t>
+      </w:r>
+      <w:r>
+        <w:t xml:space="preserve">most of the test set is drawn from. Venue accuracy tells the story plainly: 94.2% for pgeo,</w:t>
+      </w:r>
+      <w:r>
+        <w:t xml:space="preserve"> </w:t>
+      </w:r>
+      <w:r>
+        <w:t xml:space="preserve">19.1% for Photon, 8.9% for Nominatim, because those venues are not in their indexes to be found.</w:t>
+      </w:r>
+      <w:r>
+        <w:t xml:space="preserve"> </w:t>
+      </w:r>
+      <w:r>
+        <w:t xml:space="preserve">Nominatim’s median positional error on the addresses it does return is zero metres. What pgeo</w:t>
+      </w:r>
+      <w:r>
+        <w:t xml:space="preserve"> </w:t>
+      </w:r>
+      <w:r>
+        <w:t xml:space="preserve">can honestly claim against these two is not that it searches better, but that it can carry data</w:t>
+      </w:r>
+      <w:r>
+        <w:t xml:space="preserve"> </w:t>
+      </w:r>
+      <w:r>
+        <w:t xml:space="preserve">they cannot. Two of the differences are real engine properties rather than data: Nominatim has no</w:t>
+      </w:r>
+      <w:r>
+        <w:t xml:space="preserve"> </w:t>
+      </w:r>
+      <w:r>
+        <w:t xml:space="preserve">autocomplete endpoint, and neither engine expresses uncertainty, which for a dispatch application</w:t>
+      </w:r>
+      <w:r>
+        <w:t xml:space="preserve"> </w:t>
+      </w:r>
+      <w:r>
+        <w:t xml:space="preserve">is disqualifying independent of speed.</w:t>
+      </w:r>
+    </w:p>
+    <w:p>
+      <w:pPr>
+        <w:pStyle w:val="BodyText"/>
+      </w:pPr>
+      <w:r>
+        <w:rPr>
+          <w:b/>
+          <w:bCs/>
+        </w:rPr>
         <w:t xml:space="preserve">The tuning caveat.</w:t>
       </w:r>
       <w:r>
@@ -40418,6 +40793,76 @@
           </w:p>
         </w:tc>
       </w:tr>
+      <w:tr>
+        <w:tc>
+          <w:tcPr/>
+          <w:p>
+            <w:pPr>
+              <w:pStyle w:val="Compact"/>
+            </w:pPr>
+            <w:r>
+              <w:t xml:space="preserve">Type-ahead above all, OpenStreetMap data sufficient</w:t>
+            </w:r>
+          </w:p>
+        </w:tc>
+        <w:tc>
+          <w:tcPr/>
+          <w:p>
+            <w:pPr>
+              <w:pStyle w:val="Compact"/>
+            </w:pPr>
+            <w:r>
+              <w:t xml:space="preserve">Photon</w:t>
+            </w:r>
+          </w:p>
+        </w:tc>
+        <w:tc>
+          <w:tcPr/>
+          <w:p>
+            <w:pPr>
+              <w:pStyle w:val="Compact"/>
+            </w:pPr>
+            <w:r>
+              <w:t xml:space="preserve">53 ms per keystroke on two cores and 1.84 GB resident, the lightest measured; but no confidence score, and no OpenAddresses or Overture (Section 3.14)</w:t>
+            </w:r>
+          </w:p>
+        </w:tc>
+      </w:tr>
+      <w:tr>
+        <w:tc>
+          <w:tcPr/>
+          <w:p>
+            <w:pPr>
+              <w:pStyle w:val="Compact"/>
+            </w:pPr>
+            <w:r>
+              <w:t xml:space="preserve">A general OpenStreetMap geocoder, no type-ahead needed</w:t>
+            </w:r>
+          </w:p>
+        </w:tc>
+        <w:tc>
+          <w:tcPr/>
+          <w:p>
+            <w:pPr>
+              <w:pStyle w:val="Compact"/>
+            </w:pPr>
+            <w:r>
+              <w:t xml:space="preserve">Nominatim</w:t>
+            </w:r>
+          </w:p>
+        </w:tc>
+        <w:tc>
+          <w:tcPr/>
+          <w:p>
+            <w:pPr>
+              <w:pStyle w:val="Compact"/>
+            </w:pPr>
+            <w:r>
+              <w:t xml:space="preserve">exact when it answers (0 m median on addresses); but silent on 39% of queries and 8% correct at autocomplete, having no such endpoint (Section 3.15)</w:t>
+            </w:r>
+          </w:p>
+        </w:tc>
+      </w:tr>
     </w:tbl>
     <w:p>
       <w:pPr>
@@ -40494,7 +40939,31 @@
         <w:t xml:space="preserve"> </w:t>
       </w:r>
       <w:r>
-        <w:t xml:space="preserve">users per CPU – and planet scale, neither of which this deployment needs. One caveat belongs in</w:t>
+        <w:t xml:space="preserve">users per CPU – and planet scale, neither of which this deployment needs. Measuring two</w:t>
+      </w:r>
+      <w:r>
+        <w:t xml:space="preserve"> </w:t>
+      </w:r>
+      <w:r>
+        <w:t xml:space="preserve">further engines put that price in proportion: against Nominatim, whose architecture differs</w:t>
+      </w:r>
+      <w:r>
+        <w:t xml:space="preserve"> </w:t>
+      </w:r>
+      <w:r>
+        <w:t xml:space="preserve">from pgeo’s only in that its search runs in Python rather than in SQL, the cost is not four</w:t>
+      </w:r>
+      <w:r>
+        <w:t xml:space="preserve"> </w:t>
+      </w:r>
+      <w:r>
+        <w:t xml:space="preserve">times but a third (64 users to 48). Most of the gap to Pelias is the inverted index, not the</w:t>
+      </w:r>
+      <w:r>
+        <w:t xml:space="preserve"> </w:t>
+      </w:r>
+      <w:r>
+        <w:t xml:space="preserve">SQL. One caveat belongs in</w:t>
       </w:r>
       <w:r>
         <w:t xml:space="preserve"> </w:t>
@@ -43659,12 +44128,58 @@
         </w:numPr>
       </w:pPr>
       <w:r>
+        <w:t xml:space="preserve">Photon: an open-source geocoder for OpenStreetMap data.</w:t>
+      </w:r>
+      <w:r>
+        <w:t xml:space="preserve"> </w:t>
+      </w:r>
+      <w:hyperlink r:id="rId155">
+        <w:r>
+          <w:rPr>
+            <w:rStyle w:val="Hyperlink"/>
+          </w:rPr>
+          <w:t xml:space="preserve">https://github.com/komoot/photon</w:t>
+        </w:r>
+      </w:hyperlink>
+    </w:p>
+    <w:p>
+      <w:pPr>
+        <w:pStyle w:val="Compact"/>
+        <w:numPr>
+          <w:ilvl w:val="0"/>
+          <w:numId w:val="1008"/>
+        </w:numPr>
+      </w:pPr>
+      <w:r>
+        <w:t xml:space="preserve">Nominatim architecture overview, release 5.3 documentation.</w:t>
+      </w:r>
+      <w:r>
+        <w:t xml:space="preserve"> </w:t>
+      </w:r>
+      <w:hyperlink r:id="rId156">
+        <w:r>
+          <w:rPr>
+            <w:rStyle w:val="Hyperlink"/>
+          </w:rPr>
+          <w:t xml:space="preserve">https://nominatim.org/release-docs/latest/develop/overview/</w:t>
+        </w:r>
+      </w:hyperlink>
+    </w:p>
+    <w:p>
+      <w:pPr>
+        <w:pStyle w:val="Compact"/>
+        <w:numPr>
+          <w:ilvl w:val="0"/>
+          <w:numId w:val="1008"/>
+        </w:numPr>
+      </w:pPr>
+      <w:r>
         <w:t xml:space="preserve">Pelias open-source project update, 2 January 2018 (the Mapzen shutdown announcement).</w:t>
       </w:r>
       <w:r>
         <w:t xml:space="preserve"> </w:t>
       </w:r>
-      <w:hyperlink r:id="rId155">
+      <w:hyperlink r:id="rId157">
         <w:r>
           <w:rPr>
             <w:rStyle w:val="Hyperlink"/>
@@ -43687,7 +44202,7 @@
       <w:r>
         <w:t xml:space="preserve"> </w:t>
       </w:r>
-      <w:hyperlink r:id="rId156">
+      <w:hyperlink r:id="rId158">
         <w:r>
           <w:rPr>
             <w:rStyle w:val="Hyperlink"/>
@@ -43710,7 +44225,7 @@
       <w:r>
         <w:t xml:space="preserve"> </w:t>
       </w:r>
-      <w:hyperlink r:id="rId157">
+      <w:hyperlink r:id="rId159">
         <w:r>
           <w:rPr>
             <w:rStyle w:val="Hyperlink"/>
@@ -43733,58 +44248,12 @@
       <w:r>
         <w:t xml:space="preserve"> </w:t>
       </w:r>
-      <w:hyperlink r:id="rId158">
+      <w:hyperlink r:id="rId160">
         <w:r>
           <w:rPr>
             <w:rStyle w:val="Hyperlink"/>
           </w:rPr>
           <w:t xml:space="preserve">https://github.com/pelias/pelias/blob/master/LICENSE</w:t>
-        </w:r>
-      </w:hyperlink>
-    </w:p>
-    <w:p>
-      <w:pPr>
-        <w:pStyle w:val="Compact"/>
-        <w:numPr>
-          <w:ilvl w:val="0"/>
-          <w:numId w:val="1008"/>
-        </w:numPr>
-      </w:pPr>
-      <w:r>
-        <w:t xml:space="preserve">Nominatim architecture overview, release 5.3 documentation.</w:t>
-      </w:r>
-      <w:r>
-        <w:t xml:space="preserve"> </w:t>
-      </w:r>
-      <w:hyperlink r:id="rId159">
-        <w:r>
-          <w:rPr>
-            <w:rStyle w:val="Hyperlink"/>
-          </w:rPr>
-          <w:t xml:space="preserve">https://nominatim.org/release-docs/latest/develop/overview/</w:t>
-        </w:r>
-      </w:hyperlink>
-    </w:p>
-    <w:p>
-      <w:pPr>
-        <w:pStyle w:val="Compact"/>
-        <w:numPr>
-          <w:ilvl w:val="0"/>
-          <w:numId w:val="1008"/>
-        </w:numPr>
-      </w:pPr>
-      <w:r>
-        <w:t xml:space="preserve">Photon: an open-source geocoder for OpenStreetMap data.</w:t>
-      </w:r>
-      <w:r>
-        <w:t xml:space="preserve"> </w:t>
-      </w:r>
-      <w:hyperlink r:id="rId160">
-        <w:r>
-          <w:rPr>
-            <w:rStyle w:val="Hyperlink"/>
-          </w:rPr>
-          <w:t xml:space="preserve">https://github.com/komoot/photon</w:t>
         </w:r>
       </w:hyperlink>
     </w:p>

--- a/docs/REPORT.docx
+++ b/docs/REPORT.docx
@@ -330,6 +330,67 @@
           <w:b/>
           <w:bCs/>
         </w:rPr>
+        <w:t xml:space="preserve">Optimization.</w:t>
+      </w:r>
+      <w:r>
+        <w:t xml:space="preserve"> </w:t>
+      </w:r>
+      <w:r>
+        <w:t xml:space="preserve">Those figures describe pgeo as first tuned. Profiling the query path itself</w:t>
+      </w:r>
+      <w:r>
+        <w:t xml:space="preserve"> </w:t>
+      </w:r>
+      <w:r>
+        <w:t xml:space="preserve">afterwards (Section 3.16) cut autocomplete CPU by 36% and raised capacity by a third at every</w:t>
+      </w:r>
+      <w:r>
+        <w:t xml:space="preserve"> </w:t>
+      </w:r>
+      <w:r>
+        <w:t xml:space="preserve">size - 24 to 32 users on one vCPU, 48 to 64 on two, 96 to 128 on four, 128 to 192 unconstrained -</w:t>
+      </w:r>
+      <w:r>
+        <w:t xml:space="preserve"> </w:t>
+      </w:r>
+      <w:r>
+        <w:t xml:space="preserve">on the same memory budgets, narrowing Pelias’s lead from four times to three. It was done under</w:t>
+      </w:r>
+      <w:r>
+        <w:t xml:space="preserve"> </w:t>
+      </w:r>
+      <w:r>
+        <w:t xml:space="preserve">a stricter rule than</w:t>
+      </w:r>
+      <w:r>
+        <w:t xml:space="preserve"> </w:t>
+      </w:r>
+      <w:r>
+        <w:t xml:space="preserve">“accuracy held”</w:t>
+      </w:r>
+      <w:r>
+        <w:t xml:space="preserve">: 7,380 recorded queries return byte-identical results before</w:t>
+      </w:r>
+      <w:r>
+        <w:t xml:space="preserve"> </w:t>
+      </w:r>
+      <w:r>
+        <w:t xml:space="preserve">and after, and a change that would have made autocomplete 3.3 times cheaper was taken back out</w:t>
+      </w:r>
+      <w:r>
+        <w:t xml:space="preserve"> </w:t>
+      </w:r>
+      <w:r>
+        <w:t xml:space="preserve">because it lost one case in 3,360.</w:t>
+      </w:r>
+      <w:r>
+        <w:t xml:space="preserve"> </w:t>
+      </w:r>
+      <w:r>
+        <w:rPr>
+          <w:b/>
+          <w:bCs/>
+        </w:rPr>
         <w:t xml:space="preserve">The smallest server.</w:t>
       </w:r>
       <w:r>
@@ -490,7 +551,13 @@
         <w:t xml:space="preserve">against Nominatim</w:t>
       </w:r>
       <w:r>
-        <w:t xml:space="preserve">, the engine closest to pgeo’s own architecture. Photon did not turn out to be</w:t>
+        <w:t xml:space="preserve">, the engine closest to pgeo’s own architecture (after the optimization of</w:t>
+      </w:r>
+      <w:r>
+        <w:t xml:space="preserve"> </w:t>
+      </w:r>
+      <w:r>
+        <w:t xml:space="preserve">Section 3.16: three times, two times, and level with Nominatim). Photon did not turn out to be</w:t>
       </w:r>
       <w:r>
         <w:t xml:space="preserve"> </w:t>
@@ -7547,7 +7614,7 @@
         <w:t xml:space="preserve"> </w:t>
       </w:r>
       <w:r>
-        <w:t xml:space="preserve">1,921 lines of SQL and PL/pgSQL in eight files, plus</w:t>
+        <w:t xml:space="preserve">2,033 lines of SQL and PL/pgSQL in eight files, plus</w:t>
       </w:r>
       <w:r>
         <w:t xml:space="preserve"> </w:t>
@@ -7696,7 +7763,7 @@
               <w:pStyle w:val="Compact"/>
             </w:pPr>
             <w:r>
-              <w:t xml:space="preserve">112</w:t>
+              <w:t xml:space="preserve">115</w:t>
             </w:r>
           </w:p>
         </w:tc>
@@ -7834,7 +7901,7 @@
               <w:pStyle w:val="Compact"/>
             </w:pPr>
             <w:r>
-              <w:t xml:space="preserve">137</w:t>
+              <w:t xml:space="preserve">160</w:t>
             </w:r>
           </w:p>
         </w:tc>
@@ -7872,7 +7939,7 @@
               <w:pStyle w:val="Compact"/>
             </w:pPr>
             <w:r>
-              <w:t xml:space="preserve">537</w:t>
+              <w:t xml:space="preserve">623</w:t>
             </w:r>
           </w:p>
         </w:tc>
@@ -14118,7 +14185,7 @@
     <w:bookmarkEnd w:id="47"/>
     <w:bookmarkEnd w:id="48"/>
     <w:bookmarkEnd w:id="49"/>
-    <w:bookmarkStart w:id="140" w:name="results"/>
+    <w:bookmarkStart w:id="145" w:name="results"/>
     <w:p>
       <w:pPr>
         <w:pStyle w:val="Heading2"/>
@@ -37472,7 +37539,19 @@
         <w:t xml:space="preserve"> </w:t>
       </w:r>
       <w:r>
-        <w:t xml:space="preserve">Pelias and 2.7 times for Photon. Throughput saturates at about 75 req/s – it was 68 req/s at 64</w:t>
+        <w:t xml:space="preserve">Pelias and 2.7 times for Photon. (These are the figures as measured at the time. The optimization</w:t>
+      </w:r>
+      <w:r>
+        <w:t xml:space="preserve"> </w:t>
+      </w:r>
+      <w:r>
+        <w:t xml:space="preserve">reported in Section 3.16 later took pgeo to 64 users on the same two cores - level with</w:t>
+      </w:r>
+      <w:r>
+        <w:t xml:space="preserve"> </w:t>
+      </w:r>
+      <w:r>
+        <w:t xml:space="preserve">Nominatim.) Throughput saturates at about 75 req/s – it was 68 req/s at 64</w:t>
       </w:r>
       <w:r>
         <w:t xml:space="preserve"> </w:t>
@@ -39918,31 +39997,42 @@
           <w:b/>
           <w:bCs/>
         </w:rPr>
-        <w:t xml:space="preserve">and 1.33 times Nominatim.</w:t>
-      </w:r>
-      <w:r>
-        <w:t xml:space="preserve"> </w:t>
-      </w:r>
-      <w:r>
-        <w:t xml:space="preserve">Against the engine closest to its own architecture, the price of</w:t>
-      </w:r>
-      <w:r>
-        <w:t xml:space="preserve"> </w:t>
-      </w:r>
-      <w:r>
-        <w:t xml:space="preserve">putting the whole query path in SQL is a third.</w:t>
+        <w:t xml:space="preserve">and 1.33 times Nominatim</w:t>
+      </w:r>
+      <w:r>
+        <w:t xml:space="preserve"> </w:t>
+      </w:r>
+      <w:r>
+        <w:t xml:space="preserve">- as first tuned. Section 3.16 then removed a third of pgeo’s</w:t>
+      </w:r>
+      <w:r>
+        <w:t xml:space="preserve"> </w:t>
+      </w:r>
+      <w:r>
+        <w:t xml:space="preserve">autocomplete cost without changing an answer, which makes those three times, two times, and</w:t>
+      </w:r>
+      <w:r>
+        <w:t xml:space="preserve"> </w:t>
+      </w:r>
+      <w:r>
+        <w:t xml:space="preserve">parity: against the engine closest to its own architecture, the measured price of putting the</w:t>
+      </w:r>
+      <w:r>
+        <w:t xml:space="preserve"> </w:t>
+      </w:r>
+      <w:r>
+        <w:t xml:space="preserve">whole query path in SQL is now nothing the ramp can resolve.</w:t>
       </w:r>
     </w:p>
     <w:bookmarkEnd w:id="138"/>
     <w:bookmarkEnd w:id="139"/>
-    <w:bookmarkEnd w:id="140"/>
-    <w:bookmarkStart w:id="141" w:name="discussion"/>
+    <w:bookmarkStart w:id="144" w:name="X14854fecd7c2264c65228ccae664b7a92df52de"/>
     <w:p>
       <w:pPr>
-        <w:pStyle w:val="Heading2"/>
+        <w:pStyle w:val="Heading3"/>
       </w:pPr>
       <w:r>
-        <w:t xml:space="preserve">4. Discussion</w:t>
+        <w:t xml:space="preserve">3.16 Optimization: a third more capacity, with no answer changed</w:t>
       </w:r>
     </w:p>
     <w:p>
@@ -39950,74 +40040,78 @@
         <w:pStyle w:val="FirstParagraph"/>
       </w:pPr>
       <w:r>
+        <w:t xml:space="preserve">Every capacity figure so far describes pgeo as it was first tuned - by configuration and one</w:t>
+      </w:r>
+      <w:r>
+        <w:t xml:space="preserve"> </w:t>
+      </w:r>
+      <w:r>
+        <w:t xml:space="preserve">missing index (Section 3.2). The SQL of the query path itself had never been profiled. This</w:t>
+      </w:r>
+      <w:r>
+        <w:t xml:space="preserve"> </w:t>
+      </w:r>
+      <w:r>
+        <w:t xml:space="preserve">section reports what profiling it found, and how the changes were proven not to alter a single</w:t>
+      </w:r>
+      <w:r>
+        <w:t xml:space="preserve"> </w:t>
+      </w:r>
+      <w:r>
+        <w:t xml:space="preserve">answer, which for this project is the part that matters: accuracy is the reason to choose pgeo,</w:t>
+      </w:r>
+      <w:r>
+        <w:t xml:space="preserve"> </w:t>
+      </w:r>
+      <w:r>
+        <w:t xml:space="preserve">so a faster engine that answers differently would be a worse one. The working log, with every</w:t>
+      </w:r>
+      <w:r>
+        <w:t xml:space="preserve"> </w:t>
+      </w:r>
+      <w:r>
+        <w:t xml:space="preserve">measurement, is</w:t>
+      </w:r>
+      <w:r>
+        <w:t xml:space="preserve"> </w:t>
+      </w:r>
+      <w:r>
         <w:rPr>
-          <w:b/>
-          <w:bCs/>
+          <w:rStyle w:val="VerbatimChar"/>
         </w:rPr>
-        <w:t xml:space="preserve">Why pgeo is more accurate.</w:t>
-      </w:r>
-      <w:r>
-        <w:t xml:space="preserve"> </w:t>
-      </w:r>
-      <w:r>
-        <w:t xml:space="preserve">The difference is in how text meets data. Elasticsearch matches</w:t>
-      </w:r>
-      <w:r>
-        <w:t xml:space="preserve"> </w:t>
-      </w:r>
-      <w:r>
-        <w:t xml:space="preserve">analysed tokens; a token with a typo or an unexpected abbreviation contributes nothing, and the</w:t>
-      </w:r>
-      <w:r>
-        <w:t xml:space="preserve"> </w:t>
-      </w:r>
-      <w:r>
-        <w:t xml:space="preserve">admin lookup requires exact names. pgeo compares normalized whole strings by trigram similarity,</w:t>
-      </w:r>
-      <w:r>
-        <w:t xml:space="preserve"> </w:t>
-      </w:r>
-      <w:r>
-        <w:t xml:space="preserve">expands abbreviations before comparing (so</w:t>
-      </w:r>
-      <w:r>
-        <w:t xml:space="preserve"> </w:t>
-      </w:r>
-      <w:r>
-        <w:t xml:space="preserve">“moountain rd”</w:t>
-      </w:r>
-      <w:r>
-        <w:t xml:space="preserve"> </w:t>
-      </w:r>
-      <w:r>
-        <w:t xml:space="preserve">meets</w:t>
-      </w:r>
-      <w:r>
-        <w:t xml:space="preserve"> </w:t>
-      </w:r>
-      <w:r>
-        <w:t xml:space="preserve">“mountain road”</w:t>
-      </w:r>
-      <w:r>
-        <w:t xml:space="preserve">), and scores the</w:t>
-      </w:r>
-      <w:r>
-        <w:t xml:space="preserve"> </w:t>
-      </w:r>
-      <w:r>
-        <w:t xml:space="preserve">queried town by distance as well as by name. It also knows the data is one state, which lets it</w:t>
-      </w:r>
-      <w:r>
-        <w:t xml:space="preserve"> </w:t>
-      </w:r>
-      <w:r>
-        <w:t xml:space="preserve">use tie-breaks (distance to the focus point or the named town) that a planet-scale engine cannot</w:t>
-      </w:r>
-      <w:r>
-        <w:t xml:space="preserve"> </w:t>
-      </w:r>
-      <w:r>
-        <w:t xml:space="preserve">assume.</w:t>
+        <w:t xml:space="preserve">docs/PERFORMANCE_OPTIMIZATION.md</w:t>
+      </w:r>
+      <w:r>
+        <w:t xml:space="preserve">.</w:t>
+      </w:r>
+    </w:p>
+    <w:bookmarkStart w:id="140" w:name="where-the-time-went"/>
+    <w:p>
+      <w:pPr>
+        <w:pStyle w:val="Heading4"/>
+      </w:pPr>
+      <w:r>
+        <w:t xml:space="preserve">3.16.1 Where the time went</w:t>
+      </w:r>
+    </w:p>
+    <w:p>
+      <w:pPr>
+        <w:pStyle w:val="FirstParagraph"/>
+      </w:pPr>
+      <w:r>
+        <w:t xml:space="preserve">Autocomplete sets pgeo’s capacity (Section 3.4.3) and pgeo is CPU-bound (Section 3.4.4), so the</w:t>
+      </w:r>
+      <w:r>
+        <w:t xml:space="preserve"> </w:t>
+      </w:r>
+      <w:r>
+        <w:t xml:space="preserve">target was CPU per autocomplete request. It was measured over a seeded workload of 2,920</w:t>
+      </w:r>
+      <w:r>
+        <w:t xml:space="preserve"> </w:t>
+      </w:r>
+      <w:r>
+        <w:t xml:space="preserve">keystrokes - 140 type-ahead sessions with the load test’s own mix, every prefix of every text.</w:t>
       </w:r>
     </w:p>
     <w:p>
@@ -40029,1039 +40123,13 @@
           <w:b/>
           <w:bCs/>
         </w:rPr>
-        <w:t xml:space="preserve">Why Pelias is faster.</w:t>
-      </w:r>
-      <w:r>
-        <w:t xml:space="preserve"> </w:t>
-      </w:r>
-      <w:r>
-        <w:t xml:space="preserve">Elasticsearch executes text matching as compiled index lookups and</w:t>
-      </w:r>
-      <w:r>
-        <w:t xml:space="preserve"> </w:t>
-      </w:r>
-      <w:r>
-        <w:t xml:space="preserve">caches aggressively, and Pelias parallelizes across services. pgeo’s PL/pgSQL runs several</w:t>
-      </w:r>
-      <w:r>
-        <w:t xml:space="preserve"> </w:t>
-      </w:r>
-      <w:r>
-        <w:t xml:space="preserve">candidate queries and scoring steps per request in an interpreted language inside one backend.</w:t>
-      </w:r>
-    </w:p>
-    <w:p>
-      <w:pPr>
-        <w:pStyle w:val="BodyText"/>
-      </w:pPr>
-      <w:r>
-        <w:rPr>
-          <w:b/>
-          <w:bCs/>
-        </w:rPr>
-        <w:t xml:space="preserve">Is there still a reason to use Pelias?</w:t>
-      </w:r>
-      <w:r>
-        <w:t xml:space="preserve"> </w:t>
-      </w:r>
-      <w:r>
-        <w:t xml:space="preserve">Yes, in four situations: (1) many concurrent users per</w:t>
-      </w:r>
-      <w:r>
-        <w:t xml:space="preserve"> </w:t>
-      </w:r>
-      <w:r>
-        <w:t xml:space="preserve">server, where Pelias’s four-fold throughput per CPU saves hardware once its 7.17 GB memory floor is</w:t>
-      </w:r>
-      <w:r>
-        <w:t xml:space="preserve"> </w:t>
-      </w:r>
-      <w:r>
-        <w:t xml:space="preserve">paid; (2) coverage beyond one or two states, for which Pelias is designed and pgeo is untested – and where the data-volume curve (Section 3.6.1) shows pgeo losing capacity about twice as fast as Pelias as names are added;</w:t>
-      </w:r>
-      <w:r>
-        <w:t xml:space="preserve"> </w:t>
-      </w:r>
-      <w:r>
-        <w:t xml:space="preserve">(3) international addresses and multilingual names (libpostal, Pelias language support); (4) when a</w:t>
-      </w:r>
-      <w:r>
-        <w:t xml:space="preserve"> </w:t>
-      </w:r>
-      <w:r>
-        <w:t xml:space="preserve">maintained upstream project matters more than accuracy, since pgeo is this project’s own code. For</w:t>
-      </w:r>
-      <w:r>
-        <w:t xml:space="preserve"> </w:t>
-      </w:r>
-      <w:r>
-        <w:t xml:space="preserve">the deployment studied here (Maine, a handful of users, messy input, LANCER), none of these applies.</w:t>
-      </w:r>
-    </w:p>
-    <w:p>
-      <w:pPr>
-        <w:pStyle w:val="BodyText"/>
-      </w:pPr>
-      <w:r>
-        <w:rPr>
-          <w:b/>
-          <w:bCs/>
-        </w:rPr>
-        <w:t xml:space="preserve">What the other two engines say about the SQL question.</w:t>
-      </w:r>
-      <w:r>
-        <w:t xml:space="preserve"> </w:t>
-      </w:r>
-      <w:r>
-        <w:t xml:space="preserve">The point of building Photon and</w:t>
-      </w:r>
-      <w:r>
-        <w:t xml:space="preserve"> </w:t>
-      </w:r>
-      <w:r>
-        <w:t xml:space="preserve">Nominatim was to find out whether Pelias flattered pgeo, and the answer is: on capacity, no, and</w:t>
-      </w:r>
-      <w:r>
-        <w:t xml:space="preserve"> </w:t>
-      </w:r>
-      <w:r>
-        <w:t xml:space="preserve">in an unexpected direction. Photon is the engine built for the endpoint pgeo is worst at, and it</w:t>
-      </w:r>
-      <w:r>
-        <w:t xml:space="preserve"> </w:t>
-      </w:r>
-      <w:r>
-        <w:t xml:space="preserve">does answer a keystroke two to three times quicker than pgeo – but it holds fewer concurrent</w:t>
-      </w:r>
-      <w:r>
-        <w:t xml:space="preserve"> </w:t>
-      </w:r>
-      <w:r>
-        <w:t xml:space="preserve">users per core than Pelias, so it does not replace Pelias as the yardstick. Nominatim, the engine</w:t>
-      </w:r>
-      <w:r>
-        <w:t xml:space="preserve"> </w:t>
-      </w:r>
-      <w:r>
-        <w:t xml:space="preserve">whose architecture is nearest to pgeo’s, comes closest of all: 64 users to pgeo’s 48. That</w:t>
-      </w:r>
-      <w:r>
-        <w:t xml:space="preserve"> </w:t>
-      </w:r>
-      <w:r>
-        <w:t xml:space="preserve">comparison is the most informative one in the study, because Nominatim and pgeo differ in one</w:t>
-      </w:r>
-      <w:r>
-        <w:t xml:space="preserve"> </w:t>
-      </w:r>
-      <w:r>
-        <w:t xml:space="preserve">thing only. Both compute and index inside PostgreSQL; Nominatim’s</w:t>
-      </w:r>
-      <w:r>
-        <w:t xml:space="preserve"> </w:t>
-      </w:r>
-      <w:r>
-        <w:rPr>
-          <w:i/>
-          <w:iCs/>
-        </w:rPr>
-        <w:t xml:space="preserve">search</w:t>
-      </w:r>
-      <w:r>
-        <w:t xml:space="preserve"> </w:t>
-      </w:r>
-      <w:r>
-        <w:t xml:space="preserve">is a Python</w:t>
-      </w:r>
-      <w:r>
-        <w:t xml:space="preserve"> </w:t>
-      </w:r>
-      <w:r>
-        <w:t xml:space="preserve">application issuing queries, pgeo’s search is the query. Moving that last step into SQL costs a</w:t>
-      </w:r>
-      <w:r>
-        <w:t xml:space="preserve"> </w:t>
-      </w:r>
-      <w:r>
-        <w:t xml:space="preserve">third of the capacity. Set against the four times pgeo gives up to Pelias, this locates the</w:t>
-      </w:r>
-      <w:r>
-        <w:t xml:space="preserve"> </w:t>
-      </w:r>
-      <w:r>
-        <w:t xml:space="preserve">expense precisely: most of it is not</w:t>
-      </w:r>
-      <w:r>
-        <w:t xml:space="preserve"> </w:t>
-      </w:r>
-      <w:r>
-        <w:t xml:space="preserve">“SQL instead of compiled code”</w:t>
-      </w:r>
-      <w:r>
-        <w:t xml:space="preserve">, it is</w:t>
-      </w:r>
-      <w:r>
-        <w:t xml:space="preserve"> </w:t>
-      </w:r>
-      <w:r>
-        <w:t xml:space="preserve">“a general-purpose</w:t>
-      </w:r>
-      <w:r>
-        <w:t xml:space="preserve"> </w:t>
-      </w:r>
-      <w:r>
-        <w:t xml:space="preserve">relational engine instead of an inverted index”</w:t>
-      </w:r>
-      <w:r>
-        <w:t xml:space="preserve">. The remaining third is the price of the last</w:t>
-      </w:r>
-      <w:r>
-        <w:t xml:space="preserve"> </w:t>
-      </w:r>
-      <w:r>
-        <w:t xml:space="preserve">step, and it is the part this project chose to pay for G6.</w:t>
-      </w:r>
-    </w:p>
-    <w:p>
-      <w:pPr>
-        <w:pStyle w:val="BodyText"/>
-      </w:pPr>
-      <w:r>
-        <w:rPr>
-          <w:b/>
-          <w:bCs/>
-        </w:rPr>
-        <w:t xml:space="preserve">Why the accuracy column flatters pgeo against the OpenStreetMap engines.</w:t>
-      </w:r>
-      <w:r>
-        <w:t xml:space="preserve"> </w:t>
-      </w:r>
-      <w:r>
-        <w:t xml:space="preserve">pgeo answers</w:t>
-      </w:r>
-      <w:r>
-        <w:t xml:space="preserve"> </w:t>
-      </w:r>
-      <w:r>
-        <w:t xml:space="preserve">95.8% where Photon answers 73.7% and Nominatim 61.7%, and it would be wrong to</w:t>
-      </w:r>
-      <w:r>
-        <w:t xml:space="preserve"> </w:t>
-      </w:r>
-      <w:r>
-        <w:t xml:space="preserve">read that as three engines ranked by quality. Photon and Nominatim index OpenStreetMap and</w:t>
-      </w:r>
-      <w:r>
-        <w:t xml:space="preserve"> </w:t>
-      </w:r>
-      <w:r>
-        <w:t xml:space="preserve">nothing else – Photon’s index is exported from a Nominatim database, and Nominatim imports OSM</w:t>
-      </w:r>
-      <w:r>
-        <w:t xml:space="preserve"> </w:t>
-      </w:r>
-      <w:r>
-        <w:t xml:space="preserve">– so neither can hold the 780,260 OpenAddresses E911 points or the 76,582 Overture places that</w:t>
-      </w:r>
-      <w:r>
-        <w:t xml:space="preserve"> </w:t>
-      </w:r>
-      <w:r>
-        <w:t xml:space="preserve">most of the test set is drawn from. Venue accuracy tells the story plainly: 94.2% for pgeo,</w:t>
-      </w:r>
-      <w:r>
-        <w:t xml:space="preserve"> </w:t>
-      </w:r>
-      <w:r>
-        <w:t xml:space="preserve">19.1% for Photon, 8.9% for Nominatim, because those venues are not in their indexes to be found.</w:t>
-      </w:r>
-      <w:r>
-        <w:t xml:space="preserve"> </w:t>
-      </w:r>
-      <w:r>
-        <w:t xml:space="preserve">Nominatim’s median positional error on the addresses it does return is zero metres. What pgeo</w:t>
-      </w:r>
-      <w:r>
-        <w:t xml:space="preserve"> </w:t>
-      </w:r>
-      <w:r>
-        <w:t xml:space="preserve">can honestly claim against these two is not that it searches better, but that it can carry data</w:t>
-      </w:r>
-      <w:r>
-        <w:t xml:space="preserve"> </w:t>
-      </w:r>
-      <w:r>
-        <w:t xml:space="preserve">they cannot. Two of the differences are real engine properties rather than data: Nominatim has no</w:t>
-      </w:r>
-      <w:r>
-        <w:t xml:space="preserve"> </w:t>
-      </w:r>
-      <w:r>
-        <w:t xml:space="preserve">autocomplete endpoint, and neither engine expresses uncertainty, which for a dispatch application</w:t>
-      </w:r>
-      <w:r>
-        <w:t xml:space="preserve"> </w:t>
-      </w:r>
-      <w:r>
-        <w:t xml:space="preserve">is disqualifying independent of speed.</w:t>
-      </w:r>
-    </w:p>
-    <w:p>
-      <w:pPr>
-        <w:pStyle w:val="BodyText"/>
-      </w:pPr>
-      <w:r>
-        <w:rPr>
-          <w:b/>
-          <w:bCs/>
-        </w:rPr>
-        <w:t xml:space="preserve">The tuning caveat.</w:t>
-      </w:r>
-      <w:r>
-        <w:t xml:space="preserve"> </w:t>
-      </w:r>
-      <w:r>
-        <w:t xml:space="preserve">pgeo was tuned in rounds that started from this test set’s failing cases;</w:t>
-      </w:r>
-      <w:r>
-        <w:t xml:space="preserve"> </w:t>
-      </w:r>
-      <w:r>
-        <w:t xml:space="preserve">Pelias was run as published. The fuzz rounds (corruptions of queries the tuning never saw as such)</w:t>
-      </w:r>
-      <w:r>
-        <w:t xml:space="preserve"> </w:t>
-      </w:r>
-      <w:r>
-        <w:t xml:space="preserve">and the source-derived ground truth limit the effect, but part of the 20-point gap may be fit to the</w:t>
-      </w:r>
-      <w:r>
-        <w:t xml:space="preserve"> </w:t>
-      </w:r>
-      <w:r>
-        <w:t xml:space="preserve">test set. The decisive check is real queries neither engine was tuned on: running both engines side</w:t>
-      </w:r>
-      <w:r>
-        <w:t xml:space="preserve"> </w:t>
-      </w:r>
-      <w:r>
-        <w:t xml:space="preserve">by side on the query host and scoring the first weeks of actual searches (Next steps).</w:t>
-      </w:r>
-    </w:p>
-    <w:p>
-      <w:pPr>
-        <w:pStyle w:val="BodyText"/>
-      </w:pPr>
-      <w:r>
-        <w:rPr>
-          <w:b/>
-          <w:bCs/>
-        </w:rPr>
-        <w:t xml:space="preserve">Threats to validity.</w:t>
-      </w:r>
-    </w:p>
-    <w:p>
-      <w:pPr>
-        <w:pStyle w:val="Compact"/>
-        <w:numPr>
-          <w:ilvl w:val="0"/>
-          <w:numId w:val="1006"/>
-        </w:numPr>
-      </w:pPr>
-      <w:r>
-        <w:t xml:space="preserve">The accuracy set comes from the same sources both engines load; it measures finding what is in</w:t>
-      </w:r>
-      <w:r>
-        <w:t xml:space="preserve"> </w:t>
-      </w:r>
-      <w:r>
-        <w:t xml:space="preserve">the data, not whether the data is correct. Eight miss cases are test-set errors.</w:t>
-      </w:r>
-    </w:p>
-    <w:p>
-      <w:pPr>
-        <w:pStyle w:val="Compact"/>
-        <w:numPr>
-          <w:ilvl w:val="0"/>
-          <w:numId w:val="1006"/>
-        </w:numPr>
-      </w:pPr>
-      <w:r>
-        <w:t xml:space="preserve">Load tests ran on one workstation with CPU pinning and memory limits standing in for VM sizes;</w:t>
-      </w:r>
-      <w:r>
-        <w:t xml:space="preserve"> </w:t>
-      </w:r>
-      <w:r>
-        <w:t xml:space="preserve">absolute numbers on other hardware differ (Section 3.11 validates on the production VM).</w:t>
-      </w:r>
-    </w:p>
-    <w:p>
-      <w:pPr>
-        <w:pStyle w:val="Compact"/>
-        <w:numPr>
-          <w:ilvl w:val="0"/>
-          <w:numId w:val="1006"/>
-        </w:numPr>
-      </w:pPr>
-      <w:r>
-        <w:t xml:space="preserve">At 1-4 users the per-endpoint p95 rests on few requests; the ramp’s decisions at higher user</w:t>
-      </w:r>
-      <w:r>
-        <w:t xml:space="preserve"> </w:t>
-      </w:r>
-      <w:r>
-        <w:t xml:space="preserve">counts rest on thousands.</w:t>
-      </w:r>
-    </w:p>
-    <w:p>
-      <w:pPr>
-        <w:pStyle w:val="Compact"/>
-        <w:numPr>
-          <w:ilvl w:val="0"/>
-          <w:numId w:val="1006"/>
-        </w:numPr>
-      </w:pPr>
-      <w:r>
-        <w:t xml:space="preserve">One pgeo run (api-svc-P4) was interrupted by a host event: the Docker daemon was stopped at</w:t>
-      </w:r>
-      <w:r>
-        <w:t xml:space="preserve"> </w:t>
-      </w:r>
-      <w:r>
-        <w:t xml:space="preserve">04:32 on 2026-09-19, unrelated to the test, which ended the ramp at 32 users. That</w:t>
-      </w:r>
-      <w:r>
-        <w:t xml:space="preserve"> </w:t>
-      </w:r>
-      <w:r>
-        <w:t xml:space="preserve">configuration was re-run from the start, and the results here are the complete re-run; no</w:t>
-      </w:r>
-      <w:r>
-        <w:t xml:space="preserve"> </w:t>
-      </w:r>
-      <w:r>
-        <w:t xml:space="preserve">truncated run contributes a number to this report.</w:t>
-      </w:r>
-    </w:p>
-    <w:p>
-      <w:pPr>
-        <w:pStyle w:val="Compact"/>
-        <w:numPr>
-          <w:ilvl w:val="0"/>
-          <w:numId w:val="1006"/>
-        </w:numPr>
-      </w:pPr>
-      <w:r>
-        <w:t xml:space="preserve">The first Pelias data-volume run failed because Elasticsearch was not ready after the previous</w:t>
-      </w:r>
-      <w:r>
-        <w:t xml:space="preserve"> </w:t>
-      </w:r>
-      <w:r>
-        <w:t xml:space="preserve">run’s restart; it was repeated with a readiness wait.</w:t>
-      </w:r>
-    </w:p>
-    <w:bookmarkEnd w:id="141"/>
-    <w:bookmarkStart w:id="142" w:name="conclusions"/>
-    <w:p>
-      <w:pPr>
-        <w:pStyle w:val="Heading2"/>
-      </w:pPr>
-      <w:r>
-        <w:t xml:space="preserve">5. Conclusions</w:t>
-      </w:r>
-    </w:p>
-    <w:p>
-      <w:pPr>
-        <w:pStyle w:val="FirstParagraph"/>
-      </w:pPr>
-      <w:r>
-        <w:t xml:space="preserve">Which tool suits which situation, and what the evidence supports saying. The recommendations below follow from the measurements rather than from a preference for either architecture.</w:t>
-      </w:r>
-    </w:p>
-    <w:p>
-      <w:pPr>
-        <w:pStyle w:val="BodyText"/>
-      </w:pPr>
-      <w:r>
-        <w:rPr>
-          <w:b/>
-          <w:bCs/>
-        </w:rPr>
-        <w:t xml:space="preserve">Table 54. Which tool for which scenario.</w:t>
-      </w:r>
-    </w:p>
-    <w:tbl>
-      <w:tblPr>
-        <w:tblStyle w:val="Table"/>
-        <w:tblW w:type="pct" w:w="5000"/>
-        <w:tblLayout w:type="fixed"/>
-        <w:tblLook w:firstRow="1" w:lastRow="0" w:firstColumn="0" w:lastColumn="0" w:noHBand="0" w:noVBand="0" w:val="0020"/>
-      </w:tblPr>
-      <w:tblGrid>
-        <w:gridCol w:w="2640"/>
-        <w:gridCol w:w="2640"/>
-        <w:gridCol w:w="2640"/>
-      </w:tblGrid>
-      <w:tr>
-        <w:trPr>
-          <w:tblHeader w:val="on"/>
-        </w:trPr>
-        <w:tc>
-          <w:tcPr/>
-          <w:p>
-            <w:pPr>
-              <w:pStyle w:val="Compact"/>
-            </w:pPr>
-            <w:r>
-              <w:t xml:space="preserve">Scenario</w:t>
-            </w:r>
-          </w:p>
-        </w:tc>
-        <w:tc>
-          <w:tcPr/>
-          <w:p>
-            <w:pPr>
-              <w:pStyle w:val="Compact"/>
-            </w:pPr>
-            <w:r>
-              <w:t xml:space="preserve">Recommended</w:t>
-            </w:r>
-          </w:p>
-        </w:tc>
-        <w:tc>
-          <w:tcPr/>
-          <w:p>
-            <w:pPr>
-              <w:pStyle w:val="Compact"/>
-            </w:pPr>
-            <w:r>
-              <w:t xml:space="preserve">Why</w:t>
-            </w:r>
-          </w:p>
-        </w:tc>
-      </w:tr>
-      <w:tr>
-        <w:tc>
-          <w:tcPr/>
-          <w:p>
-            <w:pPr>
-              <w:pStyle w:val="Compact"/>
-            </w:pPr>
-            <w:r>
-              <w:t xml:space="preserve">A few users on a small VM or VPS (this project’s target)</w:t>
-            </w:r>
-          </w:p>
-        </w:tc>
-        <w:tc>
-          <w:tcPr/>
-          <w:p>
-            <w:pPr>
-              <w:pStyle w:val="Compact"/>
-            </w:pPr>
-            <w:r>
-              <w:t xml:space="preserve">pgeo, pure SQL</w:t>
-            </w:r>
-          </w:p>
-        </w:tc>
-        <w:tc>
-          <w:tcPr/>
-          <w:p>
-            <w:pPr>
-              <w:pStyle w:val="Compact"/>
-            </w:pPr>
-            <w:r>
-              <w:t xml:space="preserve">meets all targets from 1.4 GB and a quarter core (Section 3.12); most accurate; 2-3 containers</w:t>
-            </w:r>
-          </w:p>
-        </w:tc>
-      </w:tr>
-      <w:tr>
-        <w:tc>
-          <w:tcPr/>
-          <w:p>
-            <w:pPr>
-              <w:pStyle w:val="Compact"/>
-            </w:pPr>
-            <w:r>
-              <w:t xml:space="preserve">Messy input: typos, variants, venues, impossible places</w:t>
-            </w:r>
-          </w:p>
-        </w:tc>
-        <w:tc>
-          <w:tcPr/>
-          <w:p>
-            <w:pPr>
-              <w:pStyle w:val="Compact"/>
-            </w:pPr>
-            <w:r>
-              <w:t xml:space="preserve">pgeo</w:t>
-            </w:r>
-          </w:p>
-        </w:tc>
-        <w:tc>
-          <w:tcPr/>
-          <w:p>
-            <w:pPr>
-              <w:pStyle w:val="Compact"/>
-            </w:pPr>
-            <w:r>
-              <w:t xml:space="preserve">87% vs 30% on typos; misses handled 95% vs 41%</w:t>
-            </w:r>
-          </w:p>
-        </w:tc>
-      </w:tr>
-      <w:tr>
-        <w:tc>
-          <w:tcPr/>
-          <w:p>
-            <w:pPr>
-              <w:pStyle w:val="Compact"/>
-            </w:pPr>
-            <w:r>
-              <w:t xml:space="preserve">Structured US addresses for another system (LANCER)</w:t>
-            </w:r>
-          </w:p>
-        </w:tc>
-        <w:tc>
-          <w:tcPr/>
-          <w:p>
-            <w:pPr>
-              <w:pStyle w:val="Compact"/>
-            </w:pPr>
-            <w:r>
-              <w:t xml:space="preserve">pgeo</w:t>
-            </w:r>
-          </w:p>
-        </w:tc>
-        <w:tc>
-          <w:tcPr/>
-          <w:p>
-            <w:pPr>
-              <w:pStyle w:val="Compact"/>
-            </w:pPr>
-            <w:r>
-              <w:rPr>
-                <w:rStyle w:val="VerbatimChar"/>
-              </w:rPr>
-              <w:t xml:space="preserve">/v1/address</w:t>
-            </w:r>
-            <w:r>
-              <w:t xml:space="preserve">; nearest street address for venues</w:t>
-            </w:r>
-          </w:p>
-        </w:tc>
-      </w:tr>
-      <w:tr>
-        <w:tc>
-          <w:tcPr/>
-          <w:p>
-            <w:pPr>
-              <w:pStyle w:val="Compact"/>
-            </w:pPr>
-            <w:r>
-              <w:t xml:space="preserve">Hundreds of concurrent users per vCPU</w:t>
-            </w:r>
-          </w:p>
-        </w:tc>
-        <w:tc>
-          <w:tcPr/>
-          <w:p>
-            <w:pPr>
-              <w:pStyle w:val="Compact"/>
-            </w:pPr>
-            <w:r>
-              <w:t xml:space="preserve">Pelias</w:t>
-            </w:r>
-          </w:p>
-        </w:tc>
-        <w:tc>
-          <w:tcPr/>
-          <w:p>
-            <w:pPr>
-              <w:pStyle w:val="Compact"/>
-            </w:pPr>
-            <w:r>
-              <w:t xml:space="preserve">four times the throughput per CPU</w:t>
-            </w:r>
-          </w:p>
-        </w:tc>
-      </w:tr>
-      <w:tr>
-        <w:tc>
-          <w:tcPr/>
-          <w:p>
-            <w:pPr>
-              <w:pStyle w:val="Compact"/>
-            </w:pPr>
-            <w:r>
-              <w:t xml:space="preserve">Multi-state or national coverage</w:t>
-            </w:r>
-          </w:p>
-        </w:tc>
-        <w:tc>
-          <w:tcPr/>
-          <w:p>
-            <w:pPr>
-              <w:pStyle w:val="Compact"/>
-            </w:pPr>
-            <w:r>
-              <w:t xml:space="preserve">Pelias today</w:t>
-            </w:r>
-          </w:p>
-        </w:tc>
-        <w:tc>
-          <w:tcPr/>
-          <w:p>
-            <w:pPr>
-              <w:pStyle w:val="Compact"/>
-            </w:pPr>
-            <w:r>
-              <w:t xml:space="preserve">built for planet scale; measured: pgeo loses four times its capacity across Maine’s data range where Pelias loses two (Section 3.6.1)</w:t>
-            </w:r>
-          </w:p>
-        </w:tc>
-      </w:tr>
-      <w:tr>
-        <w:tc>
-          <w:tcPr/>
-          <w:p>
-            <w:pPr>
-              <w:pStyle w:val="Compact"/>
-            </w:pPr>
-            <w:r>
-              <w:t xml:space="preserve">Fewest components, data in PostgreSQL (G6)</w:t>
-            </w:r>
-          </w:p>
-        </w:tc>
-        <w:tc>
-          <w:tcPr/>
-          <w:p>
-            <w:pPr>
-              <w:pStyle w:val="Compact"/>
-            </w:pPr>
-            <w:r>
-              <w:t xml:space="preserve">pgeo, pure SQL</w:t>
-            </w:r>
-          </w:p>
-        </w:tc>
-        <w:tc>
-          <w:tcPr/>
-          <w:p>
-            <w:pPr>
-              <w:pStyle w:val="Compact"/>
-            </w:pPr>
-            <w:r>
-              <w:t xml:space="preserve">database plus a stateless gateway</w:t>
-            </w:r>
-          </w:p>
-        </w:tc>
-      </w:tr>
-      <w:tr>
-        <w:tc>
-          <w:tcPr/>
-          <w:p>
-            <w:pPr>
-              <w:pStyle w:val="Compact"/>
-            </w:pPr>
-            <w:r>
-              <w:t xml:space="preserve">Existing Pelias clients</w:t>
-            </w:r>
-          </w:p>
-        </w:tc>
-        <w:tc>
-          <w:tcPr/>
-          <w:p>
-            <w:pPr>
-              <w:pStyle w:val="Compact"/>
-            </w:pPr>
-            <w:r>
-              <w:t xml:space="preserve">either</w:t>
-            </w:r>
-          </w:p>
-        </w:tc>
-        <w:tc>
-          <w:tcPr/>
-          <w:p>
-            <w:pPr>
-              <w:pStyle w:val="Compact"/>
-            </w:pPr>
-            <w:r>
-              <w:t xml:space="preserve">pgeo passes the compatibility contract</w:t>
-            </w:r>
-          </w:p>
-        </w:tc>
-      </w:tr>
-      <w:tr>
-        <w:tc>
-          <w:tcPr/>
-          <w:p>
-            <w:pPr>
-              <w:pStyle w:val="Compact"/>
-            </w:pPr>
-            <w:r>
-              <w:t xml:space="preserve">Type-ahead above all, OpenStreetMap data sufficient</w:t>
-            </w:r>
-          </w:p>
-        </w:tc>
-        <w:tc>
-          <w:tcPr/>
-          <w:p>
-            <w:pPr>
-              <w:pStyle w:val="Compact"/>
-            </w:pPr>
-            <w:r>
-              <w:t xml:space="preserve">Photon</w:t>
-            </w:r>
-          </w:p>
-        </w:tc>
-        <w:tc>
-          <w:tcPr/>
-          <w:p>
-            <w:pPr>
-              <w:pStyle w:val="Compact"/>
-            </w:pPr>
-            <w:r>
-              <w:t xml:space="preserve">53 ms per keystroke on two cores and 1.84 GB resident, the lightest measured; but no confidence score, and no OpenAddresses or Overture (Section 3.14)</w:t>
-            </w:r>
-          </w:p>
-        </w:tc>
-      </w:tr>
-      <w:tr>
-        <w:tc>
-          <w:tcPr/>
-          <w:p>
-            <w:pPr>
-              <w:pStyle w:val="Compact"/>
-            </w:pPr>
-            <w:r>
-              <w:t xml:space="preserve">A general OpenStreetMap geocoder, no type-ahead needed</w:t>
-            </w:r>
-          </w:p>
-        </w:tc>
-        <w:tc>
-          <w:tcPr/>
-          <w:p>
-            <w:pPr>
-              <w:pStyle w:val="Compact"/>
-            </w:pPr>
-            <w:r>
-              <w:t xml:space="preserve">Nominatim</w:t>
-            </w:r>
-          </w:p>
-        </w:tc>
-        <w:tc>
-          <w:tcPr/>
-          <w:p>
-            <w:pPr>
-              <w:pStyle w:val="Compact"/>
-            </w:pPr>
-            <w:r>
-              <w:t xml:space="preserve">exact when it answers (0 m median on addresses); but silent on 39% of queries and 8% correct at autocomplete, having no such endpoint (Section 3.15)</w:t>
-            </w:r>
-          </w:p>
-        </w:tc>
-      </w:tr>
-    </w:tbl>
-    <w:p>
-      <w:pPr>
-        <w:pStyle w:val="BodyText"/>
-      </w:pPr>
-      <w:r>
-        <w:rPr>
-          <w:b/>
-          <w:bCs/>
-        </w:rPr>
-        <w:t xml:space="preserve">In one paragraph.</w:t>
-      </w:r>
-      <w:r>
-        <w:t xml:space="preserve"> </w:t>
-      </w:r>
-      <w:r>
-        <w:t xml:space="preserve">For the service this project set out to build – Maine data, a handful of</w:t>
-      </w:r>
-      <w:r>
-        <w:t xml:space="preserve"> </w:t>
-      </w:r>
-      <w:r>
-        <w:t xml:space="preserve">users, input typed by people who misspell things, and a preference for as few moving parts as</w:t>
-      </w:r>
-      <w:r>
-        <w:t xml:space="preserve"> </w:t>
-      </w:r>
-      <w:r>
-        <w:t xml:space="preserve">possible – the PostgreSQL geocoder is the better instrument on every axis that matters here. It</w:t>
-      </w:r>
-      <w:r>
-        <w:t xml:space="preserve"> </w:t>
-      </w:r>
-      <w:r>
-        <w:t xml:space="preserve">answers 95.8% of 1,560 test queries against 75.5% for</w:t>
-      </w:r>
-      <w:r>
-        <w:t xml:space="preserve"> </w:t>
-      </w:r>
-      <w:r>
-        <w:t xml:space="preserve">Pelias, and the gap widens exactly where real input is worst: typos, half-remembered venue names</w:t>
-      </w:r>
-      <w:r>
-        <w:t xml:space="preserve"> </w:t>
-      </w:r>
-      <w:r>
-        <w:t xml:space="preserve">and places that do not exist. It does that from two containers and 1.40 GB of</w:t>
-      </w:r>
-      <w:r>
-        <w:t xml:space="preserve"> </w:t>
-      </w:r>
-      <w:r>
-        <w:t xml:space="preserve">memory, where Pelias needs six containers and 7.17 GB, which is the difference</w:t>
-      </w:r>
-      <w:r>
-        <w:t xml:space="preserve"> </w:t>
-      </w:r>
-      <w:r>
-        <w:t xml:space="preserve">between the cheapest plan a provider sells and a mid-range server. And it speaks the Pelias API</w:t>
-      </w:r>
-      <w:r>
-        <w:t xml:space="preserve"> </w:t>
-      </w:r>
-      <w:r>
-        <w:t xml:space="preserve">closely enough that an existing client cannot tell the difference (28 of</w:t>
-      </w:r>
-      <w:r>
-        <w:t xml:space="preserve"> </w:t>
-      </w:r>
-      <w:r>
-        <w:t xml:space="preserve">28 contract cases). What it gives up is throughput – a quarter of Pelias’s</w:t>
-      </w:r>
-      <w:r>
-        <w:t xml:space="preserve"> </w:t>
-      </w:r>
-      <w:r>
-        <w:t xml:space="preserve">users per CPU – and planet scale, neither of which this deployment needs. Measuring two</w:t>
-      </w:r>
-      <w:r>
-        <w:t xml:space="preserve"> </w:t>
-      </w:r>
-      <w:r>
-        <w:t xml:space="preserve">further engines put that price in proportion: against Nominatim, whose architecture differs</w:t>
-      </w:r>
-      <w:r>
-        <w:t xml:space="preserve"> </w:t>
-      </w:r>
-      <w:r>
-        <w:t xml:space="preserve">from pgeo’s only in that its search runs in Python rather than in SQL, the cost is not four</w:t>
-      </w:r>
-      <w:r>
-        <w:t xml:space="preserve"> </w:t>
-      </w:r>
-      <w:r>
-        <w:t xml:space="preserve">times but a third (64 users to 48). Most of the gap to Pelias is the inverted index, not the</w:t>
-      </w:r>
-      <w:r>
-        <w:t xml:space="preserve"> </w:t>
-      </w:r>
-      <w:r>
-        <w:t xml:space="preserve">SQL. One caveat belongs in</w:t>
-      </w:r>
-      <w:r>
-        <w:t xml:space="preserve"> </w:t>
-      </w:r>
-      <w:r>
-        <w:t xml:space="preserve">the last sentence rather than a footnote: pgeo was tuned against the set that scores it, so the</w:t>
-      </w:r>
-      <w:r>
-        <w:t xml:space="preserve"> </w:t>
-      </w:r>
-      <w:r>
-        <w:t xml:space="preserve">20-point accuracy gap should be read as an upper bound until both engines meet queries neither has</w:t>
-      </w:r>
-      <w:r>
-        <w:t xml:space="preserve"> </w:t>
-      </w:r>
-      <w:r>
-        <w:t xml:space="preserve">seen. The capacity and memory findings carry no such caveat.</w:t>
-      </w:r>
-    </w:p>
-    <w:p>
-      <w:pPr>
-        <w:pStyle w:val="BodyText"/>
-      </w:pPr>
-      <w:r>
-        <w:t xml:space="preserve">None of this rests on the test bench alone. Both engines were deployed to the machine that will</w:t>
-      </w:r>
-      <w:r>
-        <w:t xml:space="preserve"> </w:t>
-      </w:r>
-      <w:r>
-        <w:t xml:space="preserve">actually serve the requests and measured again through the production HTTPS path: both meet the</w:t>
-      </w:r>
-      <w:r>
-        <w:t xml:space="preserve"> </w:t>
-      </w:r>
-      <w:r>
-        <w:t xml:space="preserve">three-user target with the worst endpoint at under a seventh of its budget, Pelias holds</w:t>
-      </w:r>
-      <w:r>
-        <w:t xml:space="preserve"> </w:t>
-      </w:r>
-      <w:r>
-        <w:t xml:space="preserve">384 concurrent users there and pgeo 128, and pgeo</w:t>
-      </w:r>
-      <w:r>
-        <w:t xml:space="preserve"> </w:t>
-      </w:r>
-      <w:r>
-        <w:t xml:space="preserve">holds 32 on a 1 GB machine costing about $5 a month. The conclusions</w:t>
-      </w:r>
-      <w:r>
-        <w:t xml:space="preserve"> </w:t>
-      </w:r>
-      <w:r>
-        <w:t xml:space="preserve">above are what the deployed service does, not what a benchmark suggested it might.</w:t>
-      </w:r>
-    </w:p>
-    <w:bookmarkEnd w:id="142"/>
-    <w:bookmarkStart w:id="144" w:name="future-work"/>
-    <w:p>
-      <w:pPr>
-        <w:pStyle w:val="Heading2"/>
-      </w:pPr>
-      <w:r>
-        <w:t xml:space="preserve">6. Future work</w:t>
-      </w:r>
-    </w:p>
-    <w:p>
-      <w:pPr>
-        <w:pStyle w:val="FirstParagraph"/>
-      </w:pPr>
-      <w:r>
-        <w:t xml:space="preserve">Each item below is given three things a reader needs before deciding to do it: roughly how much</w:t>
-      </w:r>
-      <w:r>
-        <w:t xml:space="preserve"> </w:t>
-      </w:r>
-      <w:r>
-        <w:t xml:space="preserve">work it is, how likely it is to pay off, and what the payoff would be worth in practice. The</w:t>
-      </w:r>
-      <w:r>
-        <w:t xml:space="preserve"> </w:t>
-      </w:r>
-      <w:r>
-        <w:t xml:space="preserve">estimates are the author’s, and the ones marked speculative are the ones to distrust.</w:t>
-      </w:r>
-    </w:p>
-    <w:p>
-      <w:pPr>
-        <w:pStyle w:val="BodyText"/>
-      </w:pPr>
-      <w:r>
-        <w:rPr>
-          <w:b/>
-          <w:bCs/>
-        </w:rPr>
-        <w:t xml:space="preserve">Table 55. Work not done, with the effort, the likelihood it pays off and the value of finishing it.</w:t>
+        <w:t xml:space="preserve">Table 54. The four changes made to the autocomplete query path.</w:t>
+      </w:r>
+      <w:r>
+        <w:t xml:space="preserve"> </w:t>
+      </w:r>
+      <w:r>
+        <w:t xml:space="preserve">None alters what the query means; each removes work whose result was discarded or never needed.</w:t>
       </w:r>
     </w:p>
     <w:tbl>
@@ -41088,848 +40156,372 @@
               <w:pStyle w:val="Compact"/>
             </w:pPr>
             <w:r>
-              <w:t xml:space="preserve">Work</w:t>
-            </w:r>
-          </w:p>
-        </w:tc>
-        <w:tc>
-          <w:tcPr/>
-          <w:p>
-            <w:pPr>
-              <w:pStyle w:val="Compact"/>
-            </w:pPr>
-            <w:r>
-              <w:t xml:space="preserve">Effort</w:t>
-            </w:r>
-          </w:p>
-        </w:tc>
-        <w:tc>
-          <w:tcPr/>
-          <w:p>
-            <w:pPr>
-              <w:pStyle w:val="Compact"/>
-            </w:pPr>
-            <w:r>
-              <w:t xml:space="preserve">Plausibility</w:t>
-            </w:r>
-          </w:p>
-        </w:tc>
-        <w:tc>
-          <w:tcPr/>
-          <w:p>
-            <w:pPr>
-              <w:pStyle w:val="Compact"/>
-            </w:pPr>
-            <w:r>
-              <w:t xml:space="preserve">What it is worth</w:t>
-            </w:r>
-          </w:p>
-        </w:tc>
-      </w:tr>
-      <w:tr>
-        <w:tc>
-          <w:tcPr/>
-          <w:p>
-            <w:pPr>
-              <w:pStyle w:val="Compact"/>
-            </w:pPr>
-            <w:r>
-              <w:rPr>
-                <w:b/>
-                <w:bCs/>
-              </w:rPr>
-              <w:t xml:space="preserve">Autocomplete speed</w:t>
-            </w:r>
-            <w:r>
-              <w:t xml:space="preserve">: prepared statements, fewer candidate queries, a GiST trigram index for ordered similarity</w:t>
-            </w:r>
-          </w:p>
-        </w:tc>
-        <w:tc>
-          <w:tcPr/>
-          <w:p>
-            <w:pPr>
-              <w:pStyle w:val="Compact"/>
-            </w:pPr>
-            <w:r>
-              <w:t xml:space="preserve">2-3 days</w:t>
-            </w:r>
-          </w:p>
-        </w:tc>
-        <w:tc>
-          <w:tcPr/>
-          <w:p>
-            <w:pPr>
-              <w:pStyle w:val="Compact"/>
-            </w:pPr>
-            <w:r>
-              <w:t xml:space="preserve">High – autocomplete is measurably the binding endpoint on every configuration (Figure 14)</w:t>
-            </w:r>
-          </w:p>
-        </w:tc>
-        <w:tc>
-          <w:tcPr/>
-          <w:p>
-            <w:pPr>
-              <w:pStyle w:val="Compact"/>
-            </w:pPr>
-            <w:r>
-              <w:t xml:space="preserve">The clearest remaining win. A factor of two here roughly doubles users per vCPU and narrows the one axis where Pelias leads</w:t>
-            </w:r>
-          </w:p>
-        </w:tc>
-      </w:tr>
-      <w:tr>
-        <w:tc>
-          <w:tcPr/>
-          <w:p>
-            <w:pPr>
-              <w:pStyle w:val="Compact"/>
-            </w:pPr>
-            <w:r>
-              <w:rPr>
-                <w:b/>
-                <w:bCs/>
-              </w:rPr>
-              <w:t xml:space="preserve">Authorization</w:t>
-            </w:r>
-            <w:r>
-              <w:t xml:space="preserve"> </w:t>
-            </w:r>
-            <w:r>
-              <w:t xml:space="preserve">(Phase 11): hashed API keys at the edge, then single sign-on</w:t>
-            </w:r>
-          </w:p>
-        </w:tc>
-        <w:tc>
-          <w:tcPr/>
-          <w:p>
-            <w:pPr>
-              <w:pStyle w:val="Compact"/>
-            </w:pPr>
-            <w:r>
-              <w:t xml:space="preserve">1 day for keys; weeks for SSO</w:t>
-            </w:r>
-          </w:p>
-        </w:tc>
-        <w:tc>
-          <w:tcPr/>
-          <w:p>
-            <w:pPr>
-              <w:pStyle w:val="Compact"/>
-            </w:pPr>
-            <w:r>
-              <w:t xml:space="preserve">Certain – it is configuration, not research</w:t>
-            </w:r>
-          </w:p>
-        </w:tc>
-        <w:tc>
-          <w:tcPr/>
-          <w:p>
-            <w:pPr>
-              <w:pStyle w:val="Compact"/>
-            </w:pPr>
-            <w:r>
-              <w:t xml:space="preserve">Blocking. LANCER cannot use the service responsibly until any device on the LAN stops being able to resolve a client address (Section 3.13)</w:t>
-            </w:r>
-          </w:p>
-        </w:tc>
-      </w:tr>
-      <w:tr>
-        <w:tc>
-          <w:tcPr/>
-          <w:p>
-            <w:pPr>
-              <w:pStyle w:val="Compact"/>
-            </w:pPr>
-            <w:r>
-              <w:rPr>
-                <w:b/>
-                <w:bCs/>
-              </w:rPr>
-              <w:t xml:space="preserve">Atomic online restore</w:t>
-            </w:r>
-            <w:r>
-              <w:t xml:space="preserve">: restore into a second schema and rename, so a data update does not take the service down</w:t>
-            </w:r>
-          </w:p>
-        </w:tc>
-        <w:tc>
-          <w:tcPr/>
-          <w:p>
-            <w:pPr>
-              <w:pStyle w:val="Compact"/>
-            </w:pPr>
-            <w:r>
-              <w:t xml:space="preserve">1 day</w:t>
-            </w:r>
-          </w:p>
-        </w:tc>
-        <w:tc>
-          <w:tcPr/>
-          <w:p>
-            <w:pPr>
-              <w:pStyle w:val="Compact"/>
-            </w:pPr>
-            <w:r>
-              <w:t xml:space="preserve">High – the build already does exactly this locally</w:t>
-            </w:r>
-          </w:p>
-        </w:tc>
-        <w:tc>
-          <w:tcPr/>
-          <w:p>
-            <w:pPr>
-              <w:pStyle w:val="Compact"/>
-            </w:pPr>
-            <w:r>
-              <w:t xml:space="preserve">Turns a weekly refresh from an outage into a non-event. The single most useful automation left (Section 7.3)</w:t>
-            </w:r>
-          </w:p>
-        </w:tc>
-      </w:tr>
-      <w:tr>
-        <w:tc>
-          <w:tcPr/>
-          <w:p>
-            <w:pPr>
-              <w:pStyle w:val="Compact"/>
-            </w:pPr>
-            <w:r>
-              <w:rPr>
-                <w:b/>
-                <w:bCs/>
-              </w:rPr>
-              <w:t xml:space="preserve">Hysteresis test</w:t>
-            </w:r>
-            <w:r>
-              <w:t xml:space="preserve">: ramp past the breaking point, then back down, and measure recovery</w:t>
-            </w:r>
-          </w:p>
-        </w:tc>
-        <w:tc>
-          <w:tcPr/>
-          <w:p>
-            <w:pPr>
-              <w:pStyle w:val="Compact"/>
-            </w:pPr>
-            <w:r>
-              <w:t xml:space="preserve">Half a day</w:t>
-            </w:r>
-          </w:p>
-        </w:tc>
-        <w:tc>
-          <w:tcPr/>
-          <w:p>
-            <w:pPr>
-              <w:pStyle w:val="Compact"/>
-            </w:pPr>
-            <w:r>
-              <w:t xml:space="preserve">Certain to produce an answer</w:t>
-            </w:r>
-          </w:p>
-        </w:tc>
-        <w:tc>
-          <w:tcPr/>
-          <w:p>
-            <w:pPr>
-              <w:pStyle w:val="Compact"/>
-            </w:pPr>
-            <w:r>
-              <w:t xml:space="preserve">Closes the one operational question Section 7.4 cannot answer: whether the service comes back on its own</w:t>
-            </w:r>
-          </w:p>
-        </w:tc>
-      </w:tr>
-      <w:tr>
-        <w:tc>
-          <w:tcPr/>
-          <w:p>
-            <w:pPr>
-              <w:pStyle w:val="Compact"/>
-            </w:pPr>
-            <w:r>
-              <w:rPr>
-                <w:b/>
-                <w:bCs/>
-              </w:rPr>
-              <w:t xml:space="preserve">Shadow comparison on real traffic</w:t>
-            </w:r>
-            <w:r>
-              <w:t xml:space="preserve">: both engines on the query host for weeks, scored on real searches</w:t>
-            </w:r>
-          </w:p>
-        </w:tc>
-        <w:tc>
-          <w:tcPr/>
-          <w:p>
-            <w:pPr>
-              <w:pStyle w:val="Compact"/>
-            </w:pPr>
-            <w:r>
-              <w:t xml:space="preserve">2 days to set up, then waiting</w:t>
-            </w:r>
-          </w:p>
-        </w:tc>
-        <w:tc>
-          <w:tcPr/>
-          <w:p>
-            <w:pPr>
-              <w:pStyle w:val="Compact"/>
-            </w:pPr>
-            <w:r>
-              <w:t xml:space="preserve">High</w:t>
-            </w:r>
-          </w:p>
-        </w:tc>
-        <w:tc>
-          <w:tcPr/>
-          <w:p>
-            <w:pPr>
-              <w:pStyle w:val="Compact"/>
-            </w:pPr>
-            <w:r>
-              <w:t xml:space="preserve">The only way to settle the tuning caveat in Section 4. Until then the 20-point accuracy gap is an upper bound</w:t>
-            </w:r>
-          </w:p>
-        </w:tc>
-      </w:tr>
-      <w:tr>
-        <w:tc>
-          <w:tcPr/>
-          <w:p>
-            <w:pPr>
-              <w:pStyle w:val="Compact"/>
-            </w:pPr>
-            <w:r>
-              <w:rPr>
-                <w:b/>
-                <w:bCs/>
-              </w:rPr>
-              <w:t xml:space="preserve">pgeo data-volume curve</w:t>
-            </w:r>
-            <w:r>
-              <w:t xml:space="preserve">: subset builds (D1-D5) as done for Pelias</w:t>
-            </w:r>
-          </w:p>
-        </w:tc>
-        <w:tc>
-          <w:tcPr/>
-          <w:p>
-            <w:pPr>
-              <w:pStyle w:val="Compact"/>
-            </w:pPr>
-            <w:r>
-              <w:t xml:space="preserve">1 day</w:t>
-            </w:r>
-          </w:p>
-        </w:tc>
-        <w:tc>
-          <w:tcPr/>
-          <w:p>
-            <w:pPr>
-              <w:pStyle w:val="Compact"/>
-            </w:pPr>
-            <w:r>
-              <w:t xml:space="preserve">Certain</w:t>
-            </w:r>
-          </w:p>
-        </w:tc>
-        <w:tc>
-          <w:tcPr/>
-          <w:p>
-            <w:pPr>
-              <w:pStyle w:val="Compact"/>
-            </w:pPr>
-            <w:r>
-              <w:t xml:space="preserve">Answers whether pgeo’s advantage survives more data – the obvious challenge to a one-state result</w:t>
-            </w:r>
-          </w:p>
-        </w:tc>
-      </w:tr>
-      <w:tr>
-        <w:tc>
-          <w:tcPr/>
-          <w:p>
-            <w:pPr>
-              <w:pStyle w:val="Compact"/>
-            </w:pPr>
-            <w:r>
-              <w:rPr>
-                <w:b/>
-                <w:bCs/>
-              </w:rPr>
-              <w:t xml:space="preserve">New Hampshire</w:t>
-            </w:r>
-            <w:r>
-              <w:t xml:space="preserve">: build both engines for two states</w:t>
-            </w:r>
-          </w:p>
-        </w:tc>
-        <w:tc>
-          <w:tcPr/>
-          <w:p>
-            <w:pPr>
-              <w:pStyle w:val="Compact"/>
-            </w:pPr>
-            <w:r>
-              <w:t xml:space="preserve">2-3 days</w:t>
-            </w:r>
-          </w:p>
-        </w:tc>
-        <w:tc>
-          <w:tcPr/>
-          <w:p>
-            <w:pPr>
-              <w:pStyle w:val="Compact"/>
-            </w:pPr>
-            <w:r>
-              <w:t xml:space="preserve">Medium – the pipeline is state-agnostic, but ranking is tuned on Maine</w:t>
-            </w:r>
-          </w:p>
-        </w:tc>
-        <w:tc>
-          <w:tcPr/>
-          <w:p>
-            <w:pPr>
-              <w:pStyle w:val="Compact"/>
-            </w:pPr>
-            <w:r>
-              <w:t xml:space="preserve">The real test of whether</w:t>
-            </w:r>
-            <w:r>
-              <w:t xml:space="preserve"> </w:t>
-            </w:r>
-            <w:r>
-              <w:t xml:space="preserve">“one state, tested”</w:t>
-            </w:r>
-            <w:r>
-              <w:t xml:space="preserve"> </w:t>
-            </w:r>
-            <w:r>
-              <w:t xml:space="preserve">generalises</w:t>
-            </w:r>
-          </w:p>
-        </w:tc>
-      </w:tr>
-      <w:tr>
-        <w:tc>
-          <w:tcPr/>
-          <w:p>
-            <w:pPr>
-              <w:pStyle w:val="Compact"/>
-            </w:pPr>
-            <w:r>
-              <w:rPr>
-                <w:b/>
-                <w:bCs/>
-              </w:rPr>
-              <w:t xml:space="preserve">Horizontal scale-out</w:t>
-            </w:r>
-            <w:r>
-              <w:t xml:space="preserve">: a read replica behind a load balancer, same ramp</w:t>
-            </w:r>
-          </w:p>
-        </w:tc>
-        <w:tc>
-          <w:tcPr/>
-          <w:p>
-            <w:pPr>
-              <w:pStyle w:val="Compact"/>
-            </w:pPr>
-            <w:r>
-              <w:t xml:space="preserve">1 day</w:t>
-            </w:r>
-          </w:p>
-        </w:tc>
-        <w:tc>
-          <w:tcPr/>
-          <w:p>
-            <w:pPr>
-              <w:pStyle w:val="Compact"/>
-            </w:pPr>
-            <w:r>
-              <w:t xml:space="preserve">High for throughput, none for latency</w:t>
-            </w:r>
-          </w:p>
-        </w:tc>
-        <w:tc>
-          <w:tcPr/>
-          <w:p>
-            <w:pPr>
-              <w:pStyle w:val="Compact"/>
-            </w:pPr>
-            <w:r>
-              <w:t xml:space="preserve">Shows whether pgeo answers the</w:t>
-            </w:r>
-            <w:r>
-              <w:t xml:space="preserve"> </w:t>
-            </w:r>
-            <w:r>
-              <w:t xml:space="preserve">“but it does not scale”</w:t>
-            </w:r>
-            <w:r>
-              <w:t xml:space="preserve"> </w:t>
-            </w:r>
-            <w:r>
-              <w:t xml:space="preserve">objection with $5 machines (Section 7.5)</w:t>
-            </w:r>
-          </w:p>
-        </w:tc>
-      </w:tr>
-      <w:tr>
-        <w:tc>
-          <w:tcPr/>
-          <w:p>
-            <w:pPr>
-              <w:pStyle w:val="Compact"/>
-            </w:pPr>
-            <w:r>
-              <w:rPr>
-                <w:strike/>
-              </w:rPr>
-              <w:t xml:space="preserve">Compare against Photon</w:t>
-            </w:r>
-            <w:r>
-              <w:t xml:space="preserve"> </w:t>
-            </w:r>
-            <w:r>
-              <w:rPr>
-                <w:b/>
-                <w:bCs/>
-              </w:rPr>
-              <w:t xml:space="preserve">(done, Section 3.14)</w:t>
-            </w:r>
-          </w:p>
-        </w:tc>
-        <w:tc>
-          <w:tcPr/>
-          <w:p>
-            <w:pPr>
-              <w:pStyle w:val="Compact"/>
-            </w:pPr>
-            <w:r>
-              <w:t xml:space="preserve">-</w:t>
-            </w:r>
-          </w:p>
-        </w:tc>
-        <w:tc>
-          <w:tcPr/>
-          <w:p>
-            <w:pPr>
-              <w:pStyle w:val="Compact"/>
-            </w:pPr>
-            <w:r>
-              <w:t xml:space="preserve">-</w:t>
-            </w:r>
-          </w:p>
-        </w:tc>
-        <w:tc>
-          <w:tcPr/>
-          <w:p>
-            <w:pPr>
-              <w:pStyle w:val="Compact"/>
-            </w:pPr>
-            <w:r>
-              <w:t xml:space="preserve">Measured: Photon holds 2.7x as many users as pgeo on the same two cores and answers a keystroke in 53 ms against pgeo’s 103-189 ms, but holds fewer users than Pelias, so the 4x figure stands. Its index is OpenStreetMap-only and it returns no confidence score</w:t>
-            </w:r>
-          </w:p>
-        </w:tc>
-      </w:tr>
-      <w:tr>
-        <w:tc>
-          <w:tcPr/>
-          <w:p>
-            <w:pPr>
-              <w:pStyle w:val="Compact"/>
-            </w:pPr>
-            <w:r>
-              <w:rPr>
-                <w:b/>
-                <w:bCs/>
-              </w:rPr>
-              <w:t xml:space="preserve">metaphone fallback</w:t>
-            </w:r>
-            <w:r>
-              <w:t xml:space="preserve"> </w:t>
-            </w:r>
-            <w:r>
-              <w:t xml:space="preserve">for phonetic misspellings</w:t>
-            </w:r>
-          </w:p>
-        </w:tc>
-        <w:tc>
-          <w:tcPr/>
-          <w:p>
-            <w:pPr>
-              <w:pStyle w:val="Compact"/>
-            </w:pPr>
-            <w:r>
-              <w:t xml:space="preserve">Half a day</w:t>
-            </w:r>
-          </w:p>
-        </w:tc>
-        <w:tc>
-          <w:tcPr/>
-          <w:p>
-            <w:pPr>
-              <w:pStyle w:val="Compact"/>
-            </w:pPr>
-            <w:r>
-              <w:t xml:space="preserve">Medium – it should help at high corruption, and it might help nothing</w:t>
-            </w:r>
-          </w:p>
-        </w:tc>
-        <w:tc>
-          <w:tcPr/>
-          <w:p>
-            <w:pPr>
-              <w:pStyle w:val="Compact"/>
-            </w:pPr>
-            <w:r>
-              <w:t xml:space="preserve">A few points at fuzz levels F4-F5 (Section 7.1), or a clean negative result</w:t>
-            </w:r>
-          </w:p>
-        </w:tc>
-      </w:tr>
-      <w:tr>
-        <w:tc>
-          <w:tcPr/>
-          <w:p>
-            <w:pPr>
-              <w:pStyle w:val="Compact"/>
-            </w:pPr>
-            <w:r>
-              <w:rPr>
-                <w:b/>
-                <w:bCs/>
-              </w:rPr>
-              <w:t xml:space="preserve">Category taxonomy</w:t>
-            </w:r>
-            <w:r>
-              <w:t xml:space="preserve">: map source categories onto Pelias’s</w:t>
-            </w:r>
-          </w:p>
-        </w:tc>
-        <w:tc>
-          <w:tcPr/>
-          <w:p>
-            <w:pPr>
-              <w:pStyle w:val="Compact"/>
-            </w:pPr>
-            <w:r>
-              <w:t xml:space="preserve">1-2 days</w:t>
-            </w:r>
-          </w:p>
-        </w:tc>
-        <w:tc>
-          <w:tcPr/>
-          <w:p>
-            <w:pPr>
-              <w:pStyle w:val="Compact"/>
-            </w:pPr>
-            <w:r>
-              <w:t xml:space="preserve">High</w:t>
-            </w:r>
-          </w:p>
-        </w:tc>
-        <w:tc>
-          <w:tcPr/>
-          <w:p>
-            <w:pPr>
-              <w:pStyle w:val="Compact"/>
-            </w:pPr>
-            <w:r>
-              <w:t xml:space="preserve">Closes the last documented API difference, so</w:t>
-            </w:r>
-            <w:r>
-              <w:t xml:space="preserve"> </w:t>
-            </w:r>
+              <w:t xml:space="preserve">Finding</w:t>
+            </w:r>
+          </w:p>
+        </w:tc>
+        <w:tc>
+          <w:tcPr/>
+          <w:p>
+            <w:pPr>
+              <w:pStyle w:val="Compact"/>
+            </w:pPr>
+            <w:r>
+              <w:t xml:space="preserve">What was happening</w:t>
+            </w:r>
+          </w:p>
+        </w:tc>
+        <w:tc>
+          <w:tcPr/>
+          <w:p>
+            <w:pPr>
+              <w:pStyle w:val="Compact"/>
+            </w:pPr>
+            <w:r>
+              <w:t xml:space="preserve">The change</w:t>
+            </w:r>
+          </w:p>
+        </w:tc>
+        <w:tc>
+          <w:tcPr/>
+          <w:p>
+            <w:pPr>
+              <w:pStyle w:val="Compact"/>
+            </w:pPr>
+            <w:r>
+              <w:t xml:space="preserve">Effect on the stage</w:t>
+            </w:r>
+          </w:p>
+        </w:tc>
+      </w:tr>
+      <w:tr>
+        <w:tc>
+          <w:tcPr/>
+          <w:p>
+            <w:pPr>
+              <w:pStyle w:val="Compact"/>
+            </w:pPr>
+            <w:r>
+              <w:t xml:space="preserve">F1. A filter that filtered nothing</w:t>
+            </w:r>
+          </w:p>
+        </w:tc>
+        <w:tc>
+          <w:tcPr/>
+          <w:p>
+            <w:pPr>
+              <w:pStyle w:val="Compact"/>
+            </w:pPr>
             <w:r>
               <w:rPr>
                 <w:rStyle w:val="VerbatimChar"/>
               </w:rPr>
-              <w:t xml:space="preserve">categories=food</w:t>
+              <w:t xml:space="preserve">keep()</w:t>
             </w:r>
             <w:r>
               <w:t xml:space="preserve"> </w:t>
             </w:r>
             <w:r>
-              <w:t xml:space="preserve">behaves as a Pelias client expects</w:t>
-            </w:r>
-          </w:p>
-        </w:tc>
-      </w:tr>
-      <w:tr>
-        <w:tc>
-          <w:tcPr/>
-          <w:p>
-            <w:pPr>
-              <w:pStyle w:val="Compact"/>
-            </w:pPr>
+              <w:t xml:space="preserve">applies the optional layer, source and boundary filters. It holds an</w:t>
+            </w:r>
+            <w:r>
+              <w:t xml:space="preserve"> </w:t>
+            </w:r>
             <w:r>
               <w:rPr>
-                <w:b/>
-                <w:bCs/>
+                <w:rStyle w:val="VerbatimChar"/>
               </w:rPr>
-              <w:t xml:space="preserve">libpostal model update</w:t>
+              <w:t xml:space="preserve">EXISTS</w:t>
+            </w:r>
+            <w:r>
+              <w:t xml:space="preserve">, so PostgreSQL cannot inline it; it ran once per candidate, each call materialising the whole 780-byte row. With no filter set - the normal request - it returned true every time</w:t>
+            </w:r>
+          </w:p>
+        </w:tc>
+        <w:tc>
+          <w:tcPr/>
+          <w:p>
+            <w:pPr>
+              <w:pStyle w:val="Compact"/>
+            </w:pPr>
+            <w:r>
+              <w:t xml:space="preserve">Decide once per request whether any filter is set, and skip the call when none is</w:t>
+            </w:r>
+          </w:p>
+        </w:tc>
+        <w:tc>
+          <w:tcPr/>
+          <w:p>
+            <w:pPr>
+              <w:pStyle w:val="Compact"/>
+            </w:pPr>
+            <w:r>
+              <w:t xml:space="preserve">127 ms -&gt; 48 ms for a common prefix</w:t>
+            </w:r>
+          </w:p>
+        </w:tc>
+      </w:tr>
+      <w:tr>
+        <w:tc>
+          <w:tcPr/>
+          <w:p>
+            <w:pPr>
+              <w:pStyle w:val="Compact"/>
+            </w:pPr>
+            <w:r>
+              <w:t xml:space="preserve">F2. Ten results kept, 376 built</w:t>
+            </w:r>
+          </w:p>
+        </w:tc>
+        <w:tc>
+          <w:tcPr/>
+          <w:p>
+            <w:pPr>
+              <w:pStyle w:val="Compact"/>
+            </w:pPr>
+            <w:r>
+              <w:t xml:space="preserve">A 27-field result record was assembled for every candidate, and the spheroidal distance to the focus computed twice per row; then all but</w:t>
             </w:r>
             <w:r>
               <w:t xml:space="preserve"> </w:t>
             </w:r>
             <w:r>
-              <w:t xml:space="preserve">(Senzing libpostal-data)</w:t>
-            </w:r>
-          </w:p>
-        </w:tc>
-        <w:tc>
-          <w:tcPr/>
-          <w:p>
-            <w:pPr>
-              <w:pStyle w:val="Compact"/>
-            </w:pPr>
-            <w:r>
-              <w:t xml:space="preserve">1 day</w:t>
-            </w:r>
-          </w:p>
-        </w:tc>
-        <w:tc>
-          <w:tcPr/>
-          <w:p>
-            <w:pPr>
-              <w:pStyle w:val="Compact"/>
-            </w:pPr>
-            <w:r>
-              <w:t xml:space="preserve">Low for pgeo, medium for Pelias</w:t>
-            </w:r>
-          </w:p>
-        </w:tc>
-        <w:tc>
-          <w:tcPr/>
-          <w:p>
-            <w:pPr>
-              <w:pStyle w:val="Compact"/>
-            </w:pPr>
-            <w:r>
-              <w:t xml:space="preserve">pgeo’s rule parser already beats current libpostal (95.8% against 94.0%), so this mostly matters to the Pelias arm</w:t>
-            </w:r>
-          </w:p>
-        </w:tc>
-      </w:tr>
-      <w:tr>
-        <w:tc>
-          <w:tcPr/>
-          <w:p>
-            <w:pPr>
-              <w:pStyle w:val="Compact"/>
-            </w:pPr>
-            <w:r>
               <w:rPr>
-                <w:b/>
-                <w:bCs/>
+                <w:rStyle w:val="VerbatimChar"/>
               </w:rPr>
-              <w:t xml:space="preserve">Test set</w:t>
-            </w:r>
-            <w:r>
-              <w:t xml:space="preserve">: remove the eight false misses, add real queries</w:t>
-            </w:r>
-          </w:p>
-        </w:tc>
-        <w:tc>
-          <w:tcPr/>
-          <w:p>
-            <w:pPr>
-              <w:pStyle w:val="Compact"/>
-            </w:pPr>
-            <w:r>
-              <w:t xml:space="preserve">Half a day</w:t>
-            </w:r>
-          </w:p>
-        </w:tc>
-        <w:tc>
-          <w:tcPr/>
-          <w:p>
-            <w:pPr>
-              <w:pStyle w:val="Compact"/>
-            </w:pPr>
-            <w:r>
-              <w:t xml:space="preserve">Certain</w:t>
-            </w:r>
-          </w:p>
-        </w:tc>
-        <w:tc>
-          <w:tcPr/>
-          <w:p>
-            <w:pPr>
-              <w:pStyle w:val="Compact"/>
-            </w:pPr>
-            <w:r>
-              <w:t xml:space="preserve">The eight are known errors inflating pgeo’s miss score; removing them makes the headline number defensible</w:t>
-            </w:r>
-          </w:p>
-        </w:tc>
-      </w:tr>
-      <w:tr>
-        <w:tc>
-          <w:tcPr/>
-          <w:p>
-            <w:pPr>
-              <w:pStyle w:val="Compact"/>
-            </w:pPr>
+              <w:t xml:space="preserve">size</w:t>
+            </w:r>
+            <w:r>
+              <w:t xml:space="preserve"> </w:t>
+            </w:r>
+            <w:r>
+              <w:t xml:space="preserve">were discarded</w:t>
+            </w:r>
+          </w:p>
+        </w:tc>
+        <w:tc>
+          <w:tcPr/>
+          <w:p>
+            <w:pPr>
+              <w:pStyle w:val="Compact"/>
+            </w:pPr>
+            <w:r>
+              <w:t xml:space="preserve">Rank on a plain expression with one distance; build records for the rows that survive the</w:t>
+            </w:r>
+            <w:r>
+              <w:t xml:space="preserve"> </w:t>
+            </w:r>
             <w:r>
               <w:rPr>
-                <w:b/>
-                <w:bCs/>
+                <w:rStyle w:val="VerbatimChar"/>
               </w:rPr>
-              <w:t xml:space="preserve">Continuous checks</w:t>
-            </w:r>
-            <w:r>
-              <w:t xml:space="preserve">: accuracy gate and compatibility contract on every build</w:t>
-            </w:r>
-          </w:p>
-        </w:tc>
-        <w:tc>
-          <w:tcPr/>
-          <w:p>
-            <w:pPr>
-              <w:pStyle w:val="Compact"/>
-            </w:pPr>
-            <w:r>
-              <w:t xml:space="preserve">Half a day</w:t>
-            </w:r>
-          </w:p>
-        </w:tc>
-        <w:tc>
-          <w:tcPr/>
-          <w:p>
-            <w:pPr>
-              <w:pStyle w:val="Compact"/>
-            </w:pPr>
-            <w:r>
-              <w:t xml:space="preserve">Certain</w:t>
-            </w:r>
-          </w:p>
-        </w:tc>
-        <w:tc>
-          <w:tcPr/>
-          <w:p>
-            <w:pPr>
-              <w:pStyle w:val="Compact"/>
-            </w:pPr>
-            <w:r>
-              <w:t xml:space="preserve">Both exist and pass; this is only wiring them into a hook</w:t>
+              <w:t xml:space="preserve">LIMIT</w:t>
+            </w:r>
+          </w:p>
+        </w:tc>
+        <w:tc>
+          <w:tcPr/>
+          <w:p>
+            <w:pPr>
+              <w:pStyle w:val="Compact"/>
+            </w:pPr>
+            <w:r>
+              <w:t xml:space="preserve">42 ms of ranking for rows that were thrown away</w:t>
+            </w:r>
+          </w:p>
+        </w:tc>
+      </w:tr>
+      <w:tr>
+        <w:tc>
+          <w:tcPr/>
+          <w:p>
+            <w:pPr>
+              <w:pStyle w:val="Compact"/>
+            </w:pPr>
+            <w:r>
+              <w:t xml:space="preserve">F3. Hot columns behind cold ones</w:t>
+            </w:r>
+          </w:p>
+        </w:tc>
+        <w:tc>
+          <w:tcPr/>
+          <w:p>
+            <w:pPr>
+              <w:pStyle w:val="Compact"/>
+            </w:pPr>
+            <w:r>
+              <w:t xml:space="preserve">Ranking reads five columns that sit behind some twenty variable-length ones in a 780-byte row, and PostgreSQL walks every preceding variable-length field to reach them</w:t>
+            </w:r>
+          </w:p>
+        </w:tc>
+        <w:tc>
+          <w:tcPr/>
+          <w:p>
+            <w:pPr>
+              <w:pStyle w:val="Compact"/>
+            </w:pPr>
+            <w:r>
+              <w:t xml:space="preserve">A narrow side table for autocomplete, hot columns first: 188 bytes a row, 60 MB, built in 1.2 s. The same idea the engine already used for streets</w:t>
+            </w:r>
+          </w:p>
+        </w:tc>
+        <w:tc>
+          <w:tcPr/>
+          <w:p>
+            <w:pPr>
+              <w:pStyle w:val="Compact"/>
+            </w:pPr>
+            <w:r>
+              <w:t xml:space="preserve">7,809 heap pages -&gt; 2,912; 48 ms -&gt; 14 ms</w:t>
+            </w:r>
+          </w:p>
+        </w:tc>
+      </w:tr>
+      <w:tr>
+        <w:tc>
+          <w:tcPr/>
+          <w:p>
+            <w:pPr>
+              <w:pStyle w:val="Compact"/>
+            </w:pPr>
+            <w:r>
+              <w:t xml:space="preserve">F4. One letter, every street</w:t>
+            </w:r>
+          </w:p>
+        </w:tc>
+        <w:tc>
+          <w:tcPr/>
+          <w:p>
+            <w:pPr>
+              <w:pStyle w:val="Compact"/>
+            </w:pPr>
+            <w:r>
+              <w:t xml:space="preserve">While a word is typed its prefix is searched as</w:t>
+            </w:r>
+            <w:r>
+              <w:t xml:space="preserve"> </w:t>
+            </w:r>
+            <w:r>
+              <w:rPr>
+                <w:rStyle w:val="VerbatimChar"/>
+              </w:rPr>
+              <w:t xml:space="preserve">s:*</w:t>
+            </w:r>
+            <w:r>
+              <w:t xml:space="preserve">. GIN expands that to every token starting with</w:t>
+            </w:r>
+            <w:r>
+              <w:t xml:space="preserve"> </w:t>
+            </w:r>
+            <w:r>
+              <w:t xml:space="preserve">“s”</w:t>
+            </w:r>
+            <w:r>
+              <w:t xml:space="preserve"> </w:t>
+            </w:r>
+            <w:r>
+              <w:t xml:space="preserve">- including</w:t>
+            </w:r>
+            <w:r>
+              <w:t xml:space="preserve"> </w:t>
+            </w:r>
+            <w:r>
+              <w:t xml:space="preserve">“street”</w:t>
+            </w:r>
+            <w:r>
+              <w:t xml:space="preserve">, in nearly every address - and unions them all before the selective words narrow anything</w:t>
+            </w:r>
+          </w:p>
+        </w:tc>
+        <w:tc>
+          <w:tcPr/>
+          <w:p>
+            <w:pPr>
+              <w:pStyle w:val="Compact"/>
+            </w:pPr>
+            <w:r>
+              <w:t xml:space="preserve">When the word being typed is one or two letters, ask the index for the complete words only and test the prefix on the rows that come back</w:t>
+            </w:r>
+          </w:p>
+        </w:tc>
+        <w:tc>
+          <w:tcPr/>
+          <w:p>
+            <w:pPr>
+              <w:pStyle w:val="Compact"/>
+            </w:pPr>
+            <w:r>
+              <w:t xml:space="preserve">44.8 ms -&gt; 2.9 ms for the same 54 rows</w:t>
             </w:r>
           </w:p>
         </w:tc>
       </w:tr>
     </w:tbl>
-    <w:bookmarkStart w:id="143" w:name="Xd7589f6e21c5c24ca51fa0a4225006449c3c93a"/>
     <w:p>
       <w:pPr>
-        <w:pStyle w:val="Heading3"/>
+        <w:pStyle w:val="BodyText"/>
       </w:pPr>
       <w:r>
-        <w:t xml:space="preserve">6.1 Would OpenResty or Omnigres be worth trying?</w:t>
+        <w:t xml:space="preserve">Together they cut autocomplete CPU by</w:t>
+      </w:r>
+      <w:r>
+        <w:t xml:space="preserve"> </w:t>
+      </w:r>
+      <w:r>
+        <w:rPr>
+          <w:b/>
+          <w:bCs/>
+        </w:rPr>
+        <w:t xml:space="preserve">36%</w:t>
+      </w:r>
+      <w:r>
+        <w:t xml:space="preserve"> </w:t>
+      </w:r>
+      <w:r>
+        <w:t xml:space="preserve">(50.3 s to 32.2 s over the workload).</w:t>
+      </w:r>
+      <w:r>
+        <w:t xml:space="preserve"> </w:t>
+      </w:r>
+      <w:r>
+        <w:rPr>
+          <w:rStyle w:val="VerbatimChar"/>
+        </w:rPr>
+        <w:t xml:space="preserve">search</w:t>
+      </w:r>
+      <w:r>
+        <w:t xml:space="preserve"> </w:t>
+      </w:r>
+      <w:r>
+        <w:t xml:space="preserve">received F1 and the single distance computation; it is not the binding endpoint and has fivefold</w:t>
+      </w:r>
+      <w:r>
+        <w:t xml:space="preserve"> </w:t>
+      </w:r>
+      <w:r>
+        <w:t xml:space="preserve">headroom on its target.</w:t>
+      </w:r>
+    </w:p>
+    <w:bookmarkEnd w:id="140"/>
+    <w:bookmarkStart w:id="141" w:name="how-no-answer-changed-was-established"/>
+    <w:p>
+      <w:pPr>
+        <w:pStyle w:val="Heading4"/>
+      </w:pPr>
+      <w:r>
+        <w:t xml:space="preserve">3.16.2 How</w:t>
+      </w:r>
+      <w:r>
+        <w:t xml:space="preserve"> </w:t>
+      </w:r>
+      <w:r>
+        <w:t xml:space="preserve">“no answer changed”</w:t>
+      </w:r>
+      <w:r>
+        <w:t xml:space="preserve"> </w:t>
+      </w:r>
+      <w:r>
+        <w:t xml:space="preserve">was established</w:t>
       </w:r>
     </w:p>
     <w:p>
@@ -41937,40 +40529,41 @@
         <w:pStyle w:val="FirstParagraph"/>
       </w:pPr>
       <w:r>
-        <w:t xml:space="preserve">Both were considered and rejected when the HTTP layer was chosen (</w:t>
+        <w:t xml:space="preserve">An unchanged accuracy percentage is too weak a test. It cannot see one case breaking while</w:t>
+      </w:r>
+      <w:r>
+        <w:t xml:space="preserve"> </w:t>
+      </w:r>
+      <w:r>
+        <w:t xml:space="preserve">another is fixed, nor an answer changing to a different correct one. The claim tested was the</w:t>
+      </w:r>
+      <w:r>
+        <w:t xml:space="preserve"> </w:t>
+      </w:r>
+      <w:r>
+        <w:t xml:space="preserve">stronger one -</w:t>
+      </w:r>
+      <w:r>
+        <w:t xml:space="preserve"> </w:t>
       </w:r>
       <w:r>
         <w:rPr>
-          <w:rStyle w:val="VerbatimChar"/>
+          <w:b/>
+          <w:bCs/>
         </w:rPr>
-        <w:t xml:space="preserve">docs/HTTP_OPTIONS.md</w:t>
-      </w:r>
-      <w:r>
-        <w:t xml:space="preserve">), and</w:t>
-      </w:r>
-      <w:r>
-        <w:t xml:space="preserve"> </w:t>
-      </w:r>
-      <w:r>
-        <w:t xml:space="preserve">the question is whether the results since then change that. They would take the</w:t>
-      </w:r>
-      <w:r>
-        <w:t xml:space="preserve"> </w:t>
-      </w:r>
-      <w:r>
-        <w:t xml:space="preserve">“no application</w:t>
-      </w:r>
-      <w:r>
-        <w:t xml:space="preserve"> </w:t>
-      </w:r>
-      <w:r>
-        <w:t xml:space="preserve">code”</w:t>
-      </w:r>
-      <w:r>
-        <w:t xml:space="preserve"> </w:t>
-      </w:r>
-      <w:r>
-        <w:t xml:space="preserve">idea further than PostgREST does, in opposite directions.</w:t>
+        <w:t xml:space="preserve">nothing a client can observe changed</w:t>
+      </w:r>
+      <w:r>
+        <w:t xml:space="preserve"> </w:t>
+      </w:r>
+      <w:r>
+        <w:t xml:space="preserve">- and the evidence was gathered before</w:t>
+      </w:r>
+      <w:r>
+        <w:t xml:space="preserve"> </w:t>
+      </w:r>
+      <w:r>
+        <w:t xml:space="preserve">any code was touched.</w:t>
       </w:r>
     </w:p>
     <w:p>
@@ -41978,120 +40571,65 @@
         <w:pStyle w:val="BodyText"/>
       </w:pPr>
       <w:r>
+        <w:t xml:space="preserve">The complete</w:t>
+      </w:r>
+      <w:r>
+        <w:t xml:space="preserve"> </w:t>
+      </w:r>
+      <w:r>
+        <w:rPr>
+          <w:rStyle w:val="VerbatimChar"/>
+        </w:rPr>
+        <w:t xml:space="preserve">features</w:t>
+      </w:r>
+      <w:r>
+        <w:t xml:space="preserve"> </w:t>
+      </w:r>
+      <w:r>
+        <w:t xml:space="preserve">JSON, every field of every result, was recorded for</w:t>
+      </w:r>
+      <w:r>
+        <w:t xml:space="preserve"> </w:t>
+      </w:r>
+      <w:r>
         <w:rPr>
           <w:b/>
           <w:bCs/>
         </w:rPr>
-        <w:t xml:space="preserve">Omnigres (</w:t>
-      </w:r>
-      <w:r>
-        <w:rPr>
-          <w:rStyle w:val="VerbatimChar"/>
-          <w:b/>
-          <w:bCs/>
-        </w:rPr>
-        <w:t xml:space="preserve">omni_httpd</w:t>
-      </w:r>
-      <w:r>
-        <w:rPr>
-          <w:b/>
-          <w:bCs/>
-        </w:rPr>
-        <w:t xml:space="preserve">)</w:t>
-      </w:r>
-      <w:r>
-        <w:t xml:space="preserve"> </w:t>
-      </w:r>
-      <w:r>
-        <w:t xml:space="preserve">puts the HTTP server</w:t>
-      </w:r>
-      <w:r>
-        <w:t xml:space="preserve"> </w:t>
-      </w:r>
-      <w:r>
-        <w:rPr>
-          <w:i/>
-          <w:iCs/>
-        </w:rPr>
-        <w:t xml:space="preserve">inside</w:t>
-      </w:r>
-      <w:r>
-        <w:t xml:space="preserve"> </w:t>
-      </w:r>
-      <w:r>
-        <w:t xml:space="preserve">PostgreSQL: its workers are database</w:t>
-      </w:r>
-      <w:r>
-        <w:t xml:space="preserve"> </w:t>
-      </w:r>
-      <w:r>
-        <w:t xml:space="preserve">backends and its route handlers are SQL. It is the literal form of this project’s guiding</w:t>
-      </w:r>
-      <w:r>
-        <w:t xml:space="preserve"> </w:t>
-      </w:r>
-      <w:r>
-        <w:t xml:space="preserve">principle – there would be no second container at all, and the memory floor would drop by</w:t>
-      </w:r>
-      <w:r>
-        <w:t xml:space="preserve"> </w:t>
-      </w:r>
-      <w:r>
-        <w:t xml:space="preserve">PostgREST’s 0.15 GB. Against that: it is a third-party C extension running in the database</w:t>
-      </w:r>
-      <w:r>
-        <w:t xml:space="preserve"> </w:t>
-      </w:r>
-      <w:r>
-        <w:t xml:space="preserve">process, which is precisely the risk the project avoided by insisting on core and contrib</w:t>
-      </w:r>
-      <w:r>
-        <w:t xml:space="preserve"> </w:t>
-      </w:r>
-      <w:r>
-        <w:t xml:space="preserve">extensions only, and its authors describe HTTPS and HTTP/2 as still maturing.</w:t>
-      </w:r>
-      <w:r>
-        <w:t xml:space="preserve"> </w:t>
-      </w:r>
-      <w:r>
-        <w:rPr>
-          <w:b/>
-          <w:bCs/>
-        </w:rPr>
-        <w:t xml:space="preserve">Worth testing?</w:t>
-      </w:r>
-      <w:r>
-        <w:rPr>
-          <w:b/>
-          <w:bCs/>
-        </w:rPr>
-        <w:t xml:space="preserve"> </w:t>
-      </w:r>
-      <w:r>
-        <w:rPr>
-          <w:b/>
-          <w:bCs/>
-        </w:rPr>
-        <w:t xml:space="preserve">Not for this deployment.</w:t>
-      </w:r>
-      <w:r>
-        <w:t xml:space="preserve"> </w:t>
-      </w:r>
-      <w:r>
-        <w:t xml:space="preserve">The gain is 0.15 GB on a 1.4 GB floor and one fewer container, against</w:t>
-      </w:r>
-      <w:r>
-        <w:t xml:space="preserve"> </w:t>
-      </w:r>
-      <w:r>
-        <w:t xml:space="preserve">putting unvetted C in the same process as the data. It would become interesting if the project</w:t>
-      </w:r>
-      <w:r>
-        <w:t xml:space="preserve"> </w:t>
-      </w:r>
-      <w:r>
-        <w:t xml:space="preserve">ever needed to drop below a 1 GB machine, which nothing here suggests it does.</w:t>
+        <w:t xml:space="preserve">7,380 queries</w:t>
+      </w:r>
+      <w:r>
+        <w:t xml:space="preserve">:</w:t>
+      </w:r>
+      <w:r>
+        <w:t xml:space="preserve"> </w:t>
+      </w:r>
+      <w:r>
+        <w:t xml:space="preserve">the 1,560 accuracy cases and 1,800 fuzz cases on all four endpoints; the 2,920 keystrokes; and</w:t>
+      </w:r>
+      <w:r>
+        <w:t xml:space="preserve"> </w:t>
+      </w:r>
+      <w:r>
+        <w:t xml:space="preserve">1,100 filtered and focused variants (layers, sources, rectangle, circle, gid, sizes 1 to 40),</w:t>
+      </w:r>
+      <w:r>
+        <w:t xml:space="preserve"> </w:t>
+      </w:r>
+      <w:r>
+        <w:t xml:space="preserve">because the changes add a fast route for unfiltered requests and the slow route needed its own</w:t>
+      </w:r>
+      <w:r>
+        <w:t xml:space="preserve"> </w:t>
+      </w:r>
+      <w:r>
+        <w:t xml:space="preserve">proof. The original was first run against itself - 7,380 of 7,380 identical - so it is</w:t>
+      </w:r>
+      <w:r>
+        <w:t xml:space="preserve"> </w:t>
+      </w:r>
+      <w:r>
+        <w:t xml:space="preserve">deterministic and any later difference is attributable to the change.</w:t>
       </w:r>
     </w:p>
     <w:p>
@@ -42103,109 +40641,305 @@
           <w:b/>
           <w:bCs/>
         </w:rPr>
-        <w:t xml:space="preserve">OpenResty with pgmoon</w:t>
-      </w:r>
-      <w:r>
-        <w:t xml:space="preserve"> </w:t>
-      </w:r>
-      <w:r>
-        <w:t xml:space="preserve">keeps the gateway outside the database but replaces PostgREST with a few</w:t>
-      </w:r>
-      <w:r>
-        <w:t xml:space="preserve"> </w:t>
-      </w:r>
-      <w:r>
-        <w:t xml:space="preserve">dozen lines of Lua in nginx – and nginx is already on the host as the edge. That is genuinely</w:t>
-      </w:r>
-      <w:r>
-        <w:t xml:space="preserve"> </w:t>
-      </w:r>
-      <w:r>
-        <w:t xml:space="preserve">attractive on paper: one fewer process, no PostgREST parameter-naming constraints, and the</w:t>
-      </w:r>
-      <w:r>
-        <w:t xml:space="preserve"> </w:t>
-      </w:r>
-      <w:r>
-        <w:rPr>
-          <w:rStyle w:val="VerbatimChar"/>
-        </w:rPr>
-        <w:t xml:space="preserve">boundary.circle</w:t>
-      </w:r>
-      <w:r>
-        <w:t xml:space="preserve"> </w:t>
-      </w:r>
-      <w:r>
-        <w:t xml:space="preserve">rewriting that currently needs chained nginx</w:t>
-      </w:r>
-      <w:r>
-        <w:t xml:space="preserve"> </w:t>
-      </w:r>
-      <w:r>
-        <w:rPr>
-          <w:rStyle w:val="VerbatimChar"/>
-        </w:rPr>
-        <w:t xml:space="preserve">map</w:t>
-      </w:r>
-      <w:r>
-        <w:t xml:space="preserve"> </w:t>
-      </w:r>
-      <w:r>
-        <w:t xml:space="preserve">directives (Section 3.8)</w:t>
-      </w:r>
-      <w:r>
-        <w:t xml:space="preserve"> </w:t>
-      </w:r>
-      <w:r>
-        <w:t xml:space="preserve">would become three lines of Lua. Against it: a non-standard nginx build, and Lua that this project</w:t>
-      </w:r>
-      <w:r>
-        <w:t xml:space="preserve"> </w:t>
-      </w:r>
-      <w:r>
-        <w:t xml:space="preserve">would own and have to test – the opposite of the argument that PostgREST needs no code.</w:t>
-      </w:r>
-      <w:r>
-        <w:t xml:space="preserve"> </w:t>
-      </w:r>
-      <w:r>
-        <w:rPr>
-          <w:b/>
-          <w:bCs/>
-        </w:rPr>
-        <w:t xml:space="preserve">Worth testing? As an experiment, yes – and only if PostgREST’s URL grammar becomes a real</w:t>
-      </w:r>
-      <w:r>
-        <w:rPr>
-          <w:b/>
-          <w:bCs/>
-        </w:rPr>
-        <w:t xml:space="preserve"> </w:t>
-      </w:r>
-      <w:r>
-        <w:rPr>
-          <w:b/>
-          <w:bCs/>
-        </w:rPr>
-        <w:t xml:space="preserve">obstacle.</w:t>
-      </w:r>
-      <w:r>
-        <w:t xml:space="preserve"> </w:t>
-      </w:r>
-      <w:r>
-        <w:t xml:space="preserve">It is perhaps two days to a working prototype and a like-for-like ramp. The measurement</w:t>
-      </w:r>
-      <w:r>
-        <w:t xml:space="preserve"> </w:t>
-      </w:r>
-      <w:r>
-        <w:t xml:space="preserve">that would justify it is latency: PostgREST added no measurable overhead at or below 4 vCPU</w:t>
-      </w:r>
-      <w:r>
-        <w:t xml:space="preserve"> </w:t>
-      </w:r>
-      <w:r>
-        <w:t xml:space="preserve">(Section 3.4), so the honest expectation is that OpenResty would win on elegance and nothing else.</w:t>
+        <w:t xml:space="preserve">Table 55. Verification of the optimized engine.</w:t>
+      </w:r>
+      <w:r>
+        <w:t xml:space="preserve"> </w:t>
+      </w:r>
+      <w:r>
+        <w:t xml:space="preserve">“Case by case”</w:t>
+      </w:r>
+      <w:r>
+        <w:t xml:space="preserve"> </w:t>
+      </w:r>
+      <w:r>
+        <w:t xml:space="preserve">compares verdict, hit@1, hit@5, distance to the truth, confidence, error and result count for each case, rather than the totals.</w:t>
+      </w:r>
+    </w:p>
+    <w:tbl>
+      <w:tblPr>
+        <w:tblStyle w:val="Table"/>
+        <w:tblW w:type="pct" w:w="5000"/>
+        <w:tblLayout w:type="fixed"/>
+        <w:tblLook w:firstRow="1" w:lastRow="0" w:firstColumn="0" w:lastColumn="0" w:noHBand="0" w:noVBand="0" w:val="0020"/>
+      </w:tblPr>
+      <w:tblGrid>
+        <w:gridCol w:w="2640"/>
+        <w:gridCol w:w="2640"/>
+        <w:gridCol w:w="2640"/>
+      </w:tblGrid>
+      <w:tr>
+        <w:trPr>
+          <w:tblHeader w:val="on"/>
+        </w:trPr>
+        <w:tc>
+          <w:tcPr/>
+          <w:p>
+            <w:pPr>
+              <w:pStyle w:val="Compact"/>
+            </w:pPr>
+            <w:r>
+              <w:t xml:space="preserve">Check</w:t>
+            </w:r>
+          </w:p>
+        </w:tc>
+        <w:tc>
+          <w:tcPr/>
+          <w:p>
+            <w:pPr>
+              <w:pStyle w:val="Compact"/>
+            </w:pPr>
+            <w:r>
+              <w:t xml:space="preserve">Scope</w:t>
+            </w:r>
+          </w:p>
+        </w:tc>
+        <w:tc>
+          <w:tcPr/>
+          <w:p>
+            <w:pPr>
+              <w:pStyle w:val="Compact"/>
+            </w:pPr>
+            <w:r>
+              <w:t xml:space="preserve">Result</w:t>
+            </w:r>
+          </w:p>
+        </w:tc>
+      </w:tr>
+      <w:tr>
+        <w:tc>
+          <w:tcPr/>
+          <w:p>
+            <w:pPr>
+              <w:pStyle w:val="Compact"/>
+            </w:pPr>
+            <w:r>
+              <w:t xml:space="preserve">Golden set, full JSON, direct SQL</w:t>
+            </w:r>
+          </w:p>
+        </w:tc>
+        <w:tc>
+          <w:tcPr/>
+          <w:p>
+            <w:pPr>
+              <w:pStyle w:val="Compact"/>
+            </w:pPr>
+            <w:r>
+              <w:t xml:space="preserve">7,380 queries, 47,962 result rows</w:t>
+            </w:r>
+          </w:p>
+        </w:tc>
+        <w:tc>
+          <w:tcPr/>
+          <w:p>
+            <w:pPr>
+              <w:pStyle w:val="Compact"/>
+            </w:pPr>
+            <w:r>
+              <w:rPr>
+                <w:b/>
+                <w:bCs/>
+              </w:rPr>
+              <w:t xml:space="preserve">byte-identical</w:t>
+            </w:r>
+          </w:p>
+        </w:tc>
+      </w:tr>
+      <w:tr>
+        <w:tc>
+          <w:tcPr/>
+          <w:p>
+            <w:pPr>
+              <w:pStyle w:val="Compact"/>
+            </w:pPr>
+            <w:r>
+              <w:t xml:space="preserve">Accuracy harness over HTTP, pure SQL, case by case</w:t>
+            </w:r>
+          </w:p>
+        </w:tc>
+        <w:tc>
+          <w:tcPr/>
+          <w:p>
+            <w:pPr>
+              <w:pStyle w:val="Compact"/>
+            </w:pPr>
+            <w:r>
+              <w:t xml:space="preserve">3,360 cases</w:t>
+            </w:r>
+          </w:p>
+        </w:tc>
+        <w:tc>
+          <w:tcPr/>
+          <w:p>
+            <w:pPr>
+              <w:pStyle w:val="Compact"/>
+            </w:pPr>
+            <w:r>
+              <w:t xml:space="preserve">0 changed</w:t>
+            </w:r>
+          </w:p>
+        </w:tc>
+      </w:tr>
+      <w:tr>
+        <w:tc>
+          <w:tcPr/>
+          <w:p>
+            <w:pPr>
+              <w:pStyle w:val="Compact"/>
+            </w:pPr>
+            <w:r>
+              <w:t xml:space="preserve">Accuracy harness over HTTP, FastAPI, case by case</w:t>
+            </w:r>
+          </w:p>
+        </w:tc>
+        <w:tc>
+          <w:tcPr/>
+          <w:p>
+            <w:pPr>
+              <w:pStyle w:val="Compact"/>
+            </w:pPr>
+            <w:r>
+              <w:t xml:space="preserve">3,360 cases</w:t>
+            </w:r>
+          </w:p>
+        </w:tc>
+        <w:tc>
+          <w:tcPr/>
+          <w:p>
+            <w:pPr>
+              <w:pStyle w:val="Compact"/>
+            </w:pPr>
+            <w:r>
+              <w:t xml:space="preserve">0 changed</w:t>
+            </w:r>
+          </w:p>
+        </w:tc>
+      </w:tr>
+      <w:tr>
+        <w:tc>
+          <w:tcPr/>
+          <w:p>
+            <w:pPr>
+              <w:pStyle w:val="Compact"/>
+            </w:pPr>
+            <w:r>
+              <w:t xml:space="preserve">Accuracy / fuzz score</w:t>
+            </w:r>
+          </w:p>
+        </w:tc>
+        <w:tc>
+          <w:tcPr/>
+          <w:p>
+            <w:pPr>
+              <w:pStyle w:val="Compact"/>
+            </w:pPr>
+            <w:r>
+              <w:t xml:space="preserve">both front ends</w:t>
+            </w:r>
+          </w:p>
+        </w:tc>
+        <w:tc>
+          <w:tcPr/>
+          <w:p>
+            <w:pPr>
+              <w:pStyle w:val="Compact"/>
+            </w:pPr>
+            <w:r>
+              <w:t xml:space="preserve">95.8% / 66.7%, before and after</w:t>
+            </w:r>
+          </w:p>
+        </w:tc>
+      </w:tr>
+      <w:tr>
+        <w:tc>
+          <w:tcPr/>
+          <w:p>
+            <w:pPr>
+              <w:pStyle w:val="Compact"/>
+            </w:pPr>
+            <w:r>
+              <w:t xml:space="preserve">Accuracy gate, Pelias compatibility contract, security posture</w:t>
+            </w:r>
+          </w:p>
+        </w:tc>
+        <w:tc>
+          <w:tcPr/>
+          <w:p>
+            <w:pPr>
+              <w:pStyle w:val="Compact"/>
+            </w:pPr>
+          </w:p>
+        </w:tc>
+        <w:tc>
+          <w:tcPr/>
+          <w:p>
+            <w:pPr>
+              <w:pStyle w:val="Compact"/>
+            </w:pPr>
+            <w:r>
+              <w:t xml:space="preserve">pass</w:t>
+            </w:r>
+          </w:p>
+        </w:tc>
+      </w:tr>
+      <w:tr>
+        <w:tc>
+          <w:tcPr/>
+          <w:p>
+            <w:pPr>
+              <w:pStyle w:val="Compact"/>
+            </w:pPr>
+            <w:r>
+              <w:t xml:space="preserve">Full rebuild from raw data, then the gate</w:t>
+            </w:r>
+          </w:p>
+        </w:tc>
+        <w:tc>
+          <w:tcPr/>
+          <w:p>
+            <w:pPr>
+              <w:pStyle w:val="Compact"/>
+            </w:pPr>
+            <w:r>
+              <w:t xml:space="preserve">committed build script</w:t>
+            </w:r>
+          </w:p>
+        </w:tc>
+        <w:tc>
+          <w:tcPr/>
+          <w:p>
+            <w:pPr>
+              <w:pStyle w:val="Compact"/>
+            </w:pPr>
+            <w:r>
+              <w:t xml:space="preserve">gate passed, 95.8% / 66.7%; verdict unchanged on all 3,360 cases</w:t>
+            </w:r>
+          </w:p>
+        </w:tc>
+      </w:tr>
+    </w:tbl>
+    <w:bookmarkEnd w:id="141"/>
+    <w:bookmarkStart w:id="142" w:name="what-the-verification-caught"/>
+    <w:p>
+      <w:pPr>
+        <w:pStyle w:val="Heading4"/>
+      </w:pPr>
+      <w:r>
+        <w:t xml:space="preserve">3.16.3 What the verification caught</w:t>
+      </w:r>
+    </w:p>
+    <w:p>
+      <w:pPr>
+        <w:pStyle w:val="FirstParagraph"/>
+      </w:pPr>
+      <w:r>
+        <w:t xml:space="preserve">Three things, each of which the accuracy percentage alone would have let through. They are</w:t>
+      </w:r>
+      <w:r>
+        <w:t xml:space="preserve"> </w:t>
+      </w:r>
+      <w:r>
+        <w:t xml:space="preserve">reported because they are the argument for the method.</w:t>
       </w:r>
     </w:p>
     <w:p>
@@ -42213,36 +40947,332 @@
         <w:pStyle w:val="BodyText"/>
       </w:pPr>
       <w:r>
-        <w:t xml:space="preserve">The broader point is that the HTTP layer is not where this system spends its time. Section 3.4</w:t>
-      </w:r>
-      <w:r>
-        <w:t xml:space="preserve"> </w:t>
-      </w:r>
-      <w:r>
-        <w:t xml:space="preserve">shows the database is the bottleneck on every configuration, so a faster or lighter gateway moves</w:t>
-      </w:r>
-      <w:r>
-        <w:t xml:space="preserve"> </w:t>
-      </w:r>
-      <w:r>
-        <w:t xml:space="preserve">a number that is not currently limiting anything. Both options are worth knowing about; neither is</w:t>
-      </w:r>
-      <w:r>
-        <w:t xml:space="preserve"> </w:t>
-      </w:r>
-      <w:r>
-        <w:t xml:space="preserve">worth doing before autocomplete speed and authorization.</w:t>
+        <w:rPr>
+          <w:b/>
+          <w:bCs/>
+        </w:rPr>
+        <w:t xml:space="preserve">A build defect.</w:t>
+      </w:r>
+      <w:r>
+        <w:t xml:space="preserve"> </w:t>
+      </w:r>
+      <w:r>
+        <w:t xml:space="preserve">The side table was first filled with</w:t>
+      </w:r>
+      <w:r>
+        <w:t xml:space="preserve"> </w:t>
+      </w:r>
+      <w:r>
+        <w:rPr>
+          <w:rStyle w:val="VerbatimChar"/>
+        </w:rPr>
+        <w:t xml:space="preserve">INSERT ... ORDER BY ctid</w:t>
+      </w:r>
+      <w:r>
+        <w:t xml:space="preserve">. PostgreSQL’s</w:t>
+      </w:r>
+      <w:r>
+        <w:t xml:space="preserve"> </w:t>
+      </w:r>
+      <w:r>
+        <w:t xml:space="preserve">insert backfills earlier pages with rows that fit, and</w:t>
+      </w:r>
+      <w:r>
+        <w:t xml:space="preserve"> </w:t>
+      </w:r>
+      <w:r>
+        <w:rPr>
+          <w:b/>
+          <w:bCs/>
+        </w:rPr>
+        <w:t xml:space="preserve">660 of 203,399 rows landed out of</w:t>
+      </w:r>
+      <w:r>
+        <w:rPr>
+          <w:b/>
+          <w:bCs/>
+        </w:rPr>
+        <w:t xml:space="preserve"> </w:t>
+      </w:r>
+      <w:r>
+        <w:rPr>
+          <w:b/>
+          <w:bCs/>
+        </w:rPr>
+        <w:t xml:space="preserve">physical order</w:t>
+      </w:r>
+      <w:r>
+        <w:t xml:space="preserve">. That matters because of a property of the engine this work exposed:</w:t>
+      </w:r>
+      <w:r>
+        <w:t xml:space="preserve"> </w:t>
+      </w:r>
+      <w:r>
+        <w:rPr>
+          <w:i/>
+          <w:iCs/>
+        </w:rPr>
+        <w:t xml:space="preserve">where</w:t>
+      </w:r>
+      <w:r>
+        <w:rPr>
+          <w:i/>
+          <w:iCs/>
+        </w:rPr>
+        <w:t xml:space="preserve"> </w:t>
+      </w:r>
+      <w:r>
+        <w:rPr>
+          <w:i/>
+          <w:iCs/>
+        </w:rPr>
+        <w:t xml:space="preserve">candidates tie - two sources for one pond with the same label and importance - the winner is</w:t>
+      </w:r>
+      <w:r>
+        <w:rPr>
+          <w:i/>
+          <w:iCs/>
+        </w:rPr>
+        <w:t xml:space="preserve"> </w:t>
+      </w:r>
+      <w:r>
+        <w:rPr>
+          <w:i/>
+          <w:iCs/>
+        </w:rPr>
+        <w:t xml:space="preserve">decided by the order rows reach the sort, which is physical order.</w:t>
+      </w:r>
+      <w:r>
+        <w:t xml:space="preserve"> </w:t>
+      </w:r>
+      <w:r>
+        <w:t xml:space="preserve">Twelve of 4,018 autocomplete</w:t>
+      </w:r>
+      <w:r>
+        <w:t xml:space="preserve"> </w:t>
+      </w:r>
+      <w:r>
+        <w:t xml:space="preserve">results changed, every one a tie falling the other way.</w:t>
+      </w:r>
+      <w:r>
+        <w:t xml:space="preserve"> </w:t>
+      </w:r>
+      <w:r>
+        <w:rPr>
+          <w:rStyle w:val="VerbatimChar"/>
+        </w:rPr>
+        <w:t xml:space="preserve">CREATE TABLE AS</w:t>
+      </w:r>
+      <w:r>
+        <w:t xml:space="preserve"> </w:t>
+      </w:r>
+      <w:r>
+        <w:t xml:space="preserve">bulk-appends and leaves</w:t>
+      </w:r>
+      <w:r>
+        <w:t xml:space="preserve"> </w:t>
+      </w:r>
+      <w:r>
+        <w:t xml:space="preserve">none out of order; the twelve went to zero, and a test now guards the order.</w:t>
       </w:r>
     </w:p>
-    <w:bookmarkEnd w:id="143"/>
-    <w:bookmarkEnd w:id="144"/>
-    <w:bookmarkStart w:id="150" w:name="questions-and-answers"/>
     <w:p>
       <w:pPr>
-        <w:pStyle w:val="Heading2"/>
+        <w:pStyle w:val="BodyText"/>
       </w:pPr>
       <w:r>
-        <w:t xml:space="preserve">7. Questions and answers</w:t>
+        <w:rPr>
+          <w:b/>
+          <w:bCs/>
+        </w:rPr>
+        <w:t xml:space="preserve">A change that did not belong.</w:t>
+      </w:r>
+      <w:r>
+        <w:t xml:space="preserve"> </w:t>
+      </w:r>
+      <w:r>
+        <w:t xml:space="preserve">The narrow table was also tried in</w:t>
+      </w:r>
+      <w:r>
+        <w:t xml:space="preserve"> </w:t>
+      </w:r>
+      <w:r>
+        <w:rPr>
+          <w:rStyle w:val="VerbatimChar"/>
+        </w:rPr>
+        <w:t xml:space="preserve">search</w:t>
+      </w:r>
+      <w:r>
+        <w:t xml:space="preserve">’s fuzzy-name stage.</w:t>
+      </w:r>
+      <w:r>
+        <w:t xml:space="preserve"> </w:t>
+      </w:r>
+      <w:r>
+        <w:t xml:space="preserve">Generic names tie in their hundreds at one similarity, and it changed the top result of 16 of</w:t>
+      </w:r>
+      <w:r>
+        <w:t xml:space="preserve"> </w:t>
+      </w:r>
+      <w:r>
+        <w:t xml:space="preserve">5,002 queries for a 17% gain on one stage. Removed.</w:t>
+      </w:r>
+    </w:p>
+    <w:p>
+      <w:pPr>
+        <w:pStyle w:val="BodyText"/>
+      </w:pPr>
+      <w:r>
+        <w:rPr>
+          <w:b/>
+          <w:bCs/>
+        </w:rPr>
+        <w:t xml:space="preserve">A recommendation that was wrong.</w:t>
+      </w:r>
+      <w:r>
+        <w:t xml:space="preserve"> </w:t>
+      </w:r>
+      <w:r>
+        <w:t xml:space="preserve">The remaining cost is dominated by the typo fallback, which</w:t>
+      </w:r>
+      <w:r>
+        <w:t xml:space="preserve"> </w:t>
+      </w:r>
+      <w:r>
+        <w:t xml:space="preserve">fires on 69% of keystrokes and is 52% of autocomplete CPU; much of what it appends looks like</w:t>
+      </w:r>
+      <w:r>
+        <w:t xml:space="preserve"> </w:t>
+      </w:r>
+      <w:r>
+        <w:t xml:space="preserve">filler - for</w:t>
+      </w:r>
+      <w:r>
+        <w:t xml:space="preserve"> </w:t>
+      </w:r>
+      <w:r>
+        <w:rPr>
+          <w:rStyle w:val="VerbatimChar"/>
+        </w:rPr>
+        <w:t xml:space="preserve">389 congress st po</w:t>
+      </w:r>
+      <w:r>
+        <w:t xml:space="preserve">, nine other towns’ Congress Streets after the one correct</w:t>
+      </w:r>
+      <w:r>
+        <w:t xml:space="preserve"> </w:t>
+      </w:r>
+      <w:r>
+        <w:t xml:space="preserve">address. Firing it only when the prefix match found nothing would have made autocomplete</w:t>
+      </w:r>
+      <w:r>
+        <w:t xml:space="preserve"> </w:t>
+      </w:r>
+      <w:r>
+        <w:rPr>
+          <w:b/>
+          <w:bCs/>
+        </w:rPr>
+        <w:t xml:space="preserve">3.3</w:t>
+      </w:r>
+      <w:r>
+        <w:rPr>
+          <w:b/>
+          <w:bCs/>
+        </w:rPr>
+        <w:t xml:space="preserve"> </w:t>
+      </w:r>
+      <w:r>
+        <w:rPr>
+          <w:b/>
+          <w:bCs/>
+        </w:rPr>
+        <w:t xml:space="preserve">times</w:t>
+      </w:r>
+      <w:r>
+        <w:t xml:space="preserve"> </w:t>
+      </w:r>
+      <w:r>
+        <w:t xml:space="preserve">cheaper, and the 150 autocomplete accuracy cases did not move. The fuzz set found the</w:t>
+      </w:r>
+      <w:r>
+        <w:t xml:space="preserve"> </w:t>
+      </w:r>
+      <w:r>
+        <w:t xml:space="preserve">hole.</w:t>
+      </w:r>
+      <w:r>
+        <w:t xml:space="preserve"> </w:t>
+      </w:r>
+      <w:r>
+        <w:rPr>
+          <w:rStyle w:val="VerbatimChar"/>
+        </w:rPr>
+        <w:t xml:space="preserve">Walker Ci</w:t>
+      </w:r>
+      <w:r>
+        <w:t xml:space="preserve"> </w:t>
+      </w:r>
+      <w:r>
+        <w:t xml:space="preserve">is one character off</w:t>
+      </w:r>
+      <w:r>
+        <w:t xml:space="preserve"> </w:t>
+      </w:r>
+      <w:r>
+        <w:t xml:space="preserve">“Walker Corner”</w:t>
+      </w:r>
+      <w:r>
+        <w:t xml:space="preserve">, but it still prefix-matches one row -</w:t>
+      </w:r>
+      <w:r>
+        <w:t xml:space="preserve"> </w:t>
+      </w:r>
+      <w:r>
+        <w:t xml:space="preserve">Walker Heights Circle, 166 km away - so the fallback was suppressed, and the right town had been</w:t>
+      </w:r>
+      <w:r>
+        <w:t xml:space="preserve"> </w:t>
+      </w:r>
+      <w:r>
+        <w:t xml:space="preserve">fourth, among the</w:t>
+      </w:r>
+      <w:r>
+        <w:t xml:space="preserve"> </w:t>
+      </w:r>
+      <w:r>
+        <w:t xml:space="preserve">“filler”</w:t>
+      </w:r>
+      <w:r>
+        <w:t xml:space="preserve">. The premise was that a typo makes the prefix match find nothing;</w:t>
+      </w:r>
+      <w:r>
+        <w:t xml:space="preserve"> </w:t>
+      </w:r>
+      <w:r>
+        <w:t xml:space="preserve">sometimes it makes it find the wrong thing instead. One case in 3,360, inside a fuzz score that</w:t>
+      </w:r>
+      <w:r>
+        <w:t xml:space="preserve"> </w:t>
+      </w:r>
+      <w:r>
+        <w:t xml:space="preserve">read 66.7% both times, found only by comparing every case individually. The change was reverted</w:t>
+      </w:r>
+      <w:r>
+        <w:t xml:space="preserve"> </w:t>
+      </w:r>
+      <w:r>
+        <w:t xml:space="preserve">and the query is pinned by a test.</w:t>
+      </w:r>
+    </w:p>
+    <w:bookmarkEnd w:id="142"/>
+    <w:bookmarkStart w:id="143" w:name="capacity-2"/>
+    <w:p>
+      <w:pPr>
+        <w:pStyle w:val="Heading4"/>
+      </w:pPr>
+      <w:r>
+        <w:t xml:space="preserve">3.16.4 Capacity</w:t>
       </w:r>
     </w:p>
     <w:p>
@@ -42250,22 +41280,500 @@
         <w:pStyle w:val="FirstParagraph"/>
       </w:pPr>
       <w:r>
-        <w:t xml:space="preserve">Questions raised while reviewing this work, answered with measurements where a measurement was</w:t>
-      </w:r>
-      <w:r>
-        <w:t xml:space="preserve"> </w:t>
-      </w:r>
-      <w:r>
-        <w:t xml:space="preserve">possible and with a clear statement of what was not tested where it was not.</w:t>
+        <w:t xml:space="preserve">Same harness, corpus, session mix, ramp and latency targets as Section 3.4, pure-SQL front end,</w:t>
+      </w:r>
+      <w:r>
+        <w:t xml:space="preserve"> </w:t>
+      </w:r>
+      <w:r>
+        <w:t xml:space="preserve">the same memory budgets.</w:t>
       </w:r>
     </w:p>
-    <w:bookmarkStart w:id="145" w:name="Xce4ec8be597c8085ea4a340481823da9121d506"/>
     <w:p>
       <w:pPr>
-        <w:pStyle w:val="Heading3"/>
+        <w:pStyle w:val="BodyText"/>
       </w:pPr>
       <w:r>
-        <w:t xml:space="preserve">7.1 Would a soundex-style filter help when users cannot spell a name?</w:t>
+        <w:rPr>
+          <w:b/>
+          <w:bCs/>
+        </w:rPr>
+        <w:t xml:space="preserve">Table 56. Concurrent users within the latency targets, before and after.</w:t>
+      </w:r>
+      <w:r>
+        <w:t xml:space="preserve"> </w:t>
+      </w:r>
+      <w:r>
+        <w:t xml:space="preserve">Each configuration moved up one step of the ramp, the unconstrained one two; the ramp has no steps between, so each figure is a floor.</w:t>
+      </w:r>
+    </w:p>
+    <w:tbl>
+      <w:tblPr>
+        <w:tblStyle w:val="Table"/>
+        <w:tblW w:type="pct" w:w="5000"/>
+        <w:tblLayout w:type="fixed"/>
+        <w:tblLook w:firstRow="1" w:lastRow="0" w:firstColumn="0" w:lastColumn="0" w:noHBand="0" w:noVBand="0" w:val="0020"/>
+      </w:tblPr>
+      <w:tblGrid>
+        <w:gridCol w:w="1584"/>
+        <w:gridCol w:w="1584"/>
+        <w:gridCol w:w="1584"/>
+        <w:gridCol w:w="1584"/>
+        <w:gridCol w:w="1584"/>
+      </w:tblGrid>
+      <w:tr>
+        <w:trPr>
+          <w:tblHeader w:val="on"/>
+        </w:trPr>
+        <w:tc>
+          <w:tcPr/>
+          <w:p>
+            <w:pPr>
+              <w:pStyle w:val="Compact"/>
+            </w:pPr>
+            <w:r>
+              <w:t xml:space="preserve">Configuration</w:t>
+            </w:r>
+          </w:p>
+        </w:tc>
+        <w:tc>
+          <w:tcPr/>
+          <w:p>
+            <w:pPr>
+              <w:pStyle w:val="Compact"/>
+            </w:pPr>
+            <w:r>
+              <w:t xml:space="preserve">Before</w:t>
+            </w:r>
+          </w:p>
+        </w:tc>
+        <w:tc>
+          <w:tcPr/>
+          <w:p>
+            <w:pPr>
+              <w:pStyle w:val="Compact"/>
+            </w:pPr>
+            <w:r>
+              <w:t xml:space="preserve">After</w:t>
+            </w:r>
+          </w:p>
+        </w:tc>
+        <w:tc>
+          <w:tcPr/>
+          <w:p>
+            <w:pPr>
+              <w:pStyle w:val="Compact"/>
+            </w:pPr>
+            <w:r>
+              <w:t xml:space="preserve">Change</w:t>
+            </w:r>
+          </w:p>
+        </w:tc>
+        <w:tc>
+          <w:tcPr/>
+          <w:p>
+            <w:pPr>
+              <w:pStyle w:val="Compact"/>
+            </w:pPr>
+            <w:r>
+              <w:t xml:space="preserve">Worst endpoint at the new limit</w:t>
+            </w:r>
+          </w:p>
+        </w:tc>
+      </w:tr>
+      <w:tr>
+        <w:tc>
+          <w:tcPr/>
+          <w:p>
+            <w:pPr>
+              <w:pStyle w:val="Compact"/>
+            </w:pPr>
+            <w:r>
+              <w:t xml:space="preserve">P1 - 1 vCPU, 1.0 GB</w:t>
+            </w:r>
+          </w:p>
+        </w:tc>
+        <w:tc>
+          <w:tcPr/>
+          <w:p>
+            <w:pPr>
+              <w:pStyle w:val="Compact"/>
+            </w:pPr>
+            <w:r>
+              <w:t xml:space="preserve">24 users</w:t>
+            </w:r>
+          </w:p>
+        </w:tc>
+        <w:tc>
+          <w:tcPr/>
+          <w:p>
+            <w:pPr>
+              <w:pStyle w:val="Compact"/>
+            </w:pPr>
+            <w:r>
+              <w:rPr>
+                <w:b/>
+                <w:bCs/>
+              </w:rPr>
+              <w:t xml:space="preserve">32</w:t>
+            </w:r>
+          </w:p>
+        </w:tc>
+        <w:tc>
+          <w:tcPr/>
+          <w:p>
+            <w:pPr>
+              <w:pStyle w:val="Compact"/>
+            </w:pPr>
+            <w:r>
+              <w:t xml:space="preserve">+33%</w:t>
+            </w:r>
+          </w:p>
+        </w:tc>
+        <w:tc>
+          <w:tcPr/>
+          <w:p>
+            <w:pPr>
+              <w:pStyle w:val="Compact"/>
+            </w:pPr>
+            <w:r>
+              <w:t xml:space="preserve">54% of its target</w:t>
+            </w:r>
+          </w:p>
+        </w:tc>
+      </w:tr>
+      <w:tr>
+        <w:tc>
+          <w:tcPr/>
+          <w:p>
+            <w:pPr>
+              <w:pStyle w:val="Compact"/>
+            </w:pPr>
+            <w:r>
+              <w:t xml:space="preserve">P2 - 2 vCPU, 1.5 GB</w:t>
+            </w:r>
+          </w:p>
+        </w:tc>
+        <w:tc>
+          <w:tcPr/>
+          <w:p>
+            <w:pPr>
+              <w:pStyle w:val="Compact"/>
+            </w:pPr>
+            <w:r>
+              <w:t xml:space="preserve">48 users</w:t>
+            </w:r>
+          </w:p>
+        </w:tc>
+        <w:tc>
+          <w:tcPr/>
+          <w:p>
+            <w:pPr>
+              <w:pStyle w:val="Compact"/>
+            </w:pPr>
+            <w:r>
+              <w:rPr>
+                <w:b/>
+                <w:bCs/>
+              </w:rPr>
+              <w:t xml:space="preserve">64</w:t>
+            </w:r>
+          </w:p>
+        </w:tc>
+        <w:tc>
+          <w:tcPr/>
+          <w:p>
+            <w:pPr>
+              <w:pStyle w:val="Compact"/>
+            </w:pPr>
+            <w:r>
+              <w:t xml:space="preserve">+33%</w:t>
+            </w:r>
+          </w:p>
+        </w:tc>
+        <w:tc>
+          <w:tcPr/>
+          <w:p>
+            <w:pPr>
+              <w:pStyle w:val="Compact"/>
+            </w:pPr>
+            <w:r>
+              <w:t xml:space="preserve">39%</w:t>
+            </w:r>
+          </w:p>
+        </w:tc>
+      </w:tr>
+      <w:tr>
+        <w:tc>
+          <w:tcPr/>
+          <w:p>
+            <w:pPr>
+              <w:pStyle w:val="Compact"/>
+            </w:pPr>
+            <w:r>
+              <w:t xml:space="preserve">P4 - 4 vCPU, 2.0 GB</w:t>
+            </w:r>
+          </w:p>
+        </w:tc>
+        <w:tc>
+          <w:tcPr/>
+          <w:p>
+            <w:pPr>
+              <w:pStyle w:val="Compact"/>
+            </w:pPr>
+            <w:r>
+              <w:t xml:space="preserve">96 users</w:t>
+            </w:r>
+          </w:p>
+        </w:tc>
+        <w:tc>
+          <w:tcPr/>
+          <w:p>
+            <w:pPr>
+              <w:pStyle w:val="Compact"/>
+            </w:pPr>
+            <w:r>
+              <w:rPr>
+                <w:b/>
+                <w:bCs/>
+              </w:rPr>
+              <w:t xml:space="preserve">128</w:t>
+            </w:r>
+          </w:p>
+        </w:tc>
+        <w:tc>
+          <w:tcPr/>
+          <w:p>
+            <w:pPr>
+              <w:pStyle w:val="Compact"/>
+            </w:pPr>
+            <w:r>
+              <w:t xml:space="preserve">+33%</w:t>
+            </w:r>
+          </w:p>
+        </w:tc>
+        <w:tc>
+          <w:tcPr/>
+          <w:p>
+            <w:pPr>
+              <w:pStyle w:val="Compact"/>
+            </w:pPr>
+            <w:r>
+              <w:t xml:space="preserve">45%</w:t>
+            </w:r>
+          </w:p>
+        </w:tc>
+      </w:tr>
+      <w:tr>
+        <w:tc>
+          <w:tcPr/>
+          <w:p>
+            <w:pPr>
+              <w:pStyle w:val="Compact"/>
+            </w:pPr>
+            <w:r>
+              <w:t xml:space="preserve">PM - unconstrained</w:t>
+            </w:r>
+          </w:p>
+        </w:tc>
+        <w:tc>
+          <w:tcPr/>
+          <w:p>
+            <w:pPr>
+              <w:pStyle w:val="Compact"/>
+            </w:pPr>
+            <w:r>
+              <w:t xml:space="preserve">128 users</w:t>
+            </w:r>
+          </w:p>
+        </w:tc>
+        <w:tc>
+          <w:tcPr/>
+          <w:p>
+            <w:pPr>
+              <w:pStyle w:val="Compact"/>
+            </w:pPr>
+            <w:r>
+              <w:rPr>
+                <w:b/>
+                <w:bCs/>
+              </w:rPr>
+              <w:t xml:space="preserve">192</w:t>
+            </w:r>
+          </w:p>
+        </w:tc>
+        <w:tc>
+          <w:tcPr/>
+          <w:p>
+            <w:pPr>
+              <w:pStyle w:val="Compact"/>
+            </w:pPr>
+            <w:r>
+              <w:t xml:space="preserve">+50%</w:t>
+            </w:r>
+          </w:p>
+        </w:tc>
+        <w:tc>
+          <w:tcPr/>
+          <w:p>
+            <w:pPr>
+              <w:pStyle w:val="Compact"/>
+            </w:pPr>
+            <w:r>
+              <w:t xml:space="preserve">21%</w:t>
+            </w:r>
+          </w:p>
+        </w:tc>
+      </w:tr>
+    </w:tbl>
+    <w:p>
+      <w:pPr>
+        <w:pStyle w:val="BodyText"/>
+      </w:pPr>
+      <w:r>
+        <w:t xml:space="preserve">Because the</w:t>
+      </w:r>
+      <w:r>
+        <w:t xml:space="preserve"> </w:t>
+      </w:r>
+      <w:r>
+        <w:t xml:space="preserve">“before”</w:t>
+      </w:r>
+      <w:r>
+        <w:t xml:space="preserve"> </w:t>
+      </w:r>
+      <w:r>
+        <w:t xml:space="preserve">figures were two days old, the old functions were reinstalled and P2 was run</w:t>
+      </w:r>
+      <w:r>
+        <w:t xml:space="preserve"> </w:t>
+      </w:r>
+      <w:r>
+        <w:t xml:space="preserve">again on the same day: the old engine held 48 users and failed at 64 with its worst endpoint at</w:t>
+      </w:r>
+      <w:r>
+        <w:t xml:space="preserve"> </w:t>
+      </w:r>
+      <w:r>
+        <w:t xml:space="preserve">1.44 times target, exactly as published, where the new engine passes 64 at 0.39. At that load the</w:t>
+      </w:r>
+      <w:r>
+        <w:t xml:space="preserve"> </w:t>
+      </w:r>
+      <w:r>
+        <w:t xml:space="preserve">old engine’s autocomplete p95 was 360 ms against its 250 ms target; the new one’s is 98 ms. The</w:t>
+      </w:r>
+      <w:r>
+        <w:t xml:space="preserve"> </w:t>
+      </w:r>
+      <w:r>
+        <w:t xml:space="preserve">gain is the code, not the day.</w:t>
+      </w:r>
+    </w:p>
+    <w:p>
+      <w:pPr>
+        <w:pStyle w:val="BodyText"/>
+      </w:pPr>
+      <w:r>
+        <w:t xml:space="preserve">This changes the comparisons of Sections 3.14 and 3.15. On two cores pgeo now holds</w:t>
+      </w:r>
+      <w:r>
+        <w:t xml:space="preserve"> </w:t>
+      </w:r>
+      <w:r>
+        <w:rPr>
+          <w:b/>
+          <w:bCs/>
+        </w:rPr>
+        <w:t xml:space="preserve">64 users,</w:t>
+      </w:r>
+      <w:r>
+        <w:rPr>
+          <w:b/>
+          <w:bCs/>
+        </w:rPr>
+        <w:t xml:space="preserve"> </w:t>
+      </w:r>
+      <w:r>
+        <w:rPr>
+          <w:b/>
+          <w:bCs/>
+        </w:rPr>
+        <w:t xml:space="preserve">level with Nominatim</w:t>
+      </w:r>
+      <w:r>
+        <w:t xml:space="preserve">; the cost of the all-SQL query path falls from four times to</w:t>
+      </w:r>
+      <w:r>
+        <w:t xml:space="preserve"> </w:t>
+      </w:r>
+      <w:r>
+        <w:rPr>
+          <w:b/>
+          <w:bCs/>
+        </w:rPr>
+        <w:t xml:space="preserve">three</w:t>
+      </w:r>
+      <w:r>
+        <w:rPr>
+          <w:b/>
+          <w:bCs/>
+        </w:rPr>
+        <w:t xml:space="preserve"> </w:t>
+      </w:r>
+      <w:r>
+        <w:rPr>
+          <w:b/>
+          <w:bCs/>
+        </w:rPr>
+        <w:t xml:space="preserve">times against Pelias</w:t>
+      </w:r>
+      <w:r>
+        <w:t xml:space="preserve">, and from 2.7 to two times against Photon. Unconstrained it reaches</w:t>
+      </w:r>
+      <w:r>
+        <w:t xml:space="preserve"> </w:t>
+      </w:r>
+      <w:r>
+        <w:t xml:space="preserve">Pelias’s 192, though that flatters pgeo: Pelias’s unconstrained run was held to one API worker</w:t>
+      </w:r>
+      <w:r>
+        <w:t xml:space="preserve"> </w:t>
+      </w:r>
+      <w:r>
+        <w:t xml:space="preserve">(Section 3.4).</w:t>
+      </w:r>
+    </w:p>
+    <w:p>
+      <w:pPr>
+        <w:pStyle w:val="BodyText"/>
+      </w:pPr>
+      <w:r>
+        <w:t xml:space="preserve">What is left is the typo fallback - two-thirds of the remaining autocomplete cost, and, as</w:t>
+      </w:r>
+      <w:r>
+        <w:t xml:space="preserve"> </w:t>
+      </w:r>
+      <w:r>
+        <w:t xml:space="preserve">Section 3.16.3 shows, doing real work. Making its trigram recheck cheaper (10,221 index</w:t>
+      </w:r>
+      <w:r>
+        <w:t xml:space="preserve"> </w:t>
+      </w:r>
+      <w:r>
+        <w:t xml:space="preserve">candidates for 1,543 survivors) is the open problem.</w:t>
+      </w:r>
+    </w:p>
+    <w:bookmarkEnd w:id="143"/>
+    <w:bookmarkEnd w:id="144"/>
+    <w:bookmarkEnd w:id="145"/>
+    <w:bookmarkStart w:id="146" w:name="discussion"/>
+    <w:p>
+      <w:pPr>
+        <w:pStyle w:val="Heading2"/>
+      </w:pPr>
+      <w:r>
+        <w:t xml:space="preserve">4. Discussion</w:t>
       </w:r>
     </w:p>
     <w:p>
@@ -42277,66 +41785,70 @@
           <w:b/>
           <w:bCs/>
         </w:rPr>
-        <w:t xml:space="preserve">Short answer: not soundex, and not as a replacement for what is already there – but</w:t>
-      </w:r>
-      <w:r>
-        <w:rPr>
-          <w:b/>
-          <w:bCs/>
-        </w:rPr>
-        <w:t xml:space="preserve"> </w:t>
-      </w:r>
-      <w:r>
-        <w:rPr>
-          <w:rStyle w:val="VerbatimChar"/>
-          <w:b/>
-          <w:bCs/>
-        </w:rPr>
-        <w:t xml:space="preserve">metaphone</w:t>
-      </w:r>
-      <w:r>
-        <w:rPr>
-          <w:b/>
-          <w:bCs/>
-        </w:rPr>
-        <w:t xml:space="preserve"> </w:t>
-      </w:r>
-      <w:r>
-        <w:rPr>
-          <w:b/>
-          <w:bCs/>
-        </w:rPr>
-        <w:t xml:space="preserve">as a</w:t>
-      </w:r>
-      <w:r>
-        <w:rPr>
-          <w:b/>
-          <w:bCs/>
-        </w:rPr>
-        <w:t xml:space="preserve"> </w:t>
-      </w:r>
-      <w:r>
-        <w:rPr>
-          <w:b/>
-          <w:bCs/>
-          <w:i/>
-          <w:iCs/>
-        </w:rPr>
-        <w:t xml:space="preserve">fallback</w:t>
-      </w:r>
-      <w:r>
-        <w:rPr>
-          <w:b/>
-          <w:bCs/>
-        </w:rPr>
-        <w:t xml:space="preserve"> </w:t>
-      </w:r>
-      <w:r>
-        <w:rPr>
-          <w:b/>
-          <w:bCs/>
-        </w:rPr>
-        <w:t xml:space="preserve">is worth an experiment.</w:t>
+        <w:t xml:space="preserve">Why pgeo is more accurate.</w:t>
+      </w:r>
+      <w:r>
+        <w:t xml:space="preserve"> </w:t>
+      </w:r>
+      <w:r>
+        <w:t xml:space="preserve">The difference is in how text meets data. Elasticsearch matches</w:t>
+      </w:r>
+      <w:r>
+        <w:t xml:space="preserve"> </w:t>
+      </w:r>
+      <w:r>
+        <w:t xml:space="preserve">analysed tokens; a token with a typo or an unexpected abbreviation contributes nothing, and the</w:t>
+      </w:r>
+      <w:r>
+        <w:t xml:space="preserve"> </w:t>
+      </w:r>
+      <w:r>
+        <w:t xml:space="preserve">admin lookup requires exact names. pgeo compares normalized whole strings by trigram similarity,</w:t>
+      </w:r>
+      <w:r>
+        <w:t xml:space="preserve"> </w:t>
+      </w:r>
+      <w:r>
+        <w:t xml:space="preserve">expands abbreviations before comparing (so</w:t>
+      </w:r>
+      <w:r>
+        <w:t xml:space="preserve"> </w:t>
+      </w:r>
+      <w:r>
+        <w:t xml:space="preserve">“moountain rd”</w:t>
+      </w:r>
+      <w:r>
+        <w:t xml:space="preserve"> </w:t>
+      </w:r>
+      <w:r>
+        <w:t xml:space="preserve">meets</w:t>
+      </w:r>
+      <w:r>
+        <w:t xml:space="preserve"> </w:t>
+      </w:r>
+      <w:r>
+        <w:t xml:space="preserve">“mountain road”</w:t>
+      </w:r>
+      <w:r>
+        <w:t xml:space="preserve">), and scores the</w:t>
+      </w:r>
+      <w:r>
+        <w:t xml:space="preserve"> </w:t>
+      </w:r>
+      <w:r>
+        <w:t xml:space="preserve">queried town by distance as well as by name. It also knows the data is one state, which lets it</w:t>
+      </w:r>
+      <w:r>
+        <w:t xml:space="preserve"> </w:t>
+      </w:r>
+      <w:r>
+        <w:t xml:space="preserve">use tie-breaks (distance to the focus point or the named town) that a planet-scale engine cannot</w:t>
+      </w:r>
+      <w:r>
+        <w:t xml:space="preserve"> </w:t>
+      </w:r>
+      <w:r>
+        <w:t xml:space="preserve">assume.</w:t>
       </w:r>
     </w:p>
     <w:p>
@@ -42344,13 +41856,29 @@
         <w:pStyle w:val="BodyText"/>
       </w:pPr>
       <w:r>
-        <w:t xml:space="preserve">pgeo already handles phonetic misspellings through trigram similarity. Five invented misspellings</w:t>
-      </w:r>
-      <w:r>
-        <w:t xml:space="preserve"> </w:t>
-      </w:r>
-      <w:r>
-        <w:t xml:space="preserve">of Maine towns all resolve today:</w:t>
+        <w:rPr>
+          <w:b/>
+          <w:bCs/>
+        </w:rPr>
+        <w:t xml:space="preserve">Why Pelias is faster.</w:t>
+      </w:r>
+      <w:r>
+        <w:t xml:space="preserve"> </w:t>
+      </w:r>
+      <w:r>
+        <w:t xml:space="preserve">Elasticsearch executes text matching as compiled index lookups and</w:t>
+      </w:r>
+      <w:r>
+        <w:t xml:space="preserve"> </w:t>
+      </w:r>
+      <w:r>
+        <w:t xml:space="preserve">caches aggressively, and Pelias parallelizes across services. pgeo’s PL/pgSQL runs several</w:t>
+      </w:r>
+      <w:r>
+        <w:t xml:space="preserve"> </w:t>
+      </w:r>
+      <w:r>
+        <w:t xml:space="preserve">candidate queries and scoring steps per request in an interpreted language inside one backend.</w:t>
       </w:r>
     </w:p>
     <w:p>
@@ -42362,37 +41890,1045 @@
           <w:b/>
           <w:bCs/>
         </w:rPr>
-        <w:t xml:space="preserve">Table 56. Phonetic misspellings against the deployed pgeo.</w:t>
-      </w:r>
-      <w:r>
-        <w:t xml:space="preserve"> </w:t>
-      </w:r>
-      <w:r>
-        <w:t xml:space="preserve">All five resolve, but two are weak:</w:t>
-      </w:r>
-      <w:r>
-        <w:t xml:space="preserve"> </w:t>
-      </w:r>
-      <w:r>
-        <w:t xml:space="preserve">“Kenebunc”</w:t>
-      </w:r>
-      <w:r>
-        <w:t xml:space="preserve"> </w:t>
-      </w:r>
-      <w:r>
-        <w:t xml:space="preserve">is found with low confidence, and</w:t>
-      </w:r>
-      <w:r>
-        <w:t xml:space="preserve"> </w:t>
-      </w:r>
-      <w:r>
-        <w:t xml:space="preserve">“Skowhegin”</w:t>
-      </w:r>
-      <w:r>
-        <w:t xml:space="preserve"> </w:t>
-      </w:r>
-      <w:r>
-        <w:t xml:space="preserve">ranks a venue above the town.</w:t>
+        <w:t xml:space="preserve">Is there still a reason to use Pelias?</w:t>
+      </w:r>
+      <w:r>
+        <w:t xml:space="preserve"> </w:t>
+      </w:r>
+      <w:r>
+        <w:t xml:space="preserve">Yes, in four situations: (1) many concurrent users per</w:t>
+      </w:r>
+      <w:r>
+        <w:t xml:space="preserve"> </w:t>
+      </w:r>
+      <w:r>
+        <w:t xml:space="preserve">server, where Pelias’s four-fold throughput per CPU saves hardware once its 7.17 GB memory floor is</w:t>
+      </w:r>
+      <w:r>
+        <w:t xml:space="preserve"> </w:t>
+      </w:r>
+      <w:r>
+        <w:t xml:space="preserve">paid; (2) coverage beyond one or two states, for which Pelias is designed and pgeo is untested – and where the data-volume curve (Section 3.6.1) shows pgeo losing capacity about twice as fast as Pelias as names are added;</w:t>
+      </w:r>
+      <w:r>
+        <w:t xml:space="preserve"> </w:t>
+      </w:r>
+      <w:r>
+        <w:t xml:space="preserve">(3) international addresses and multilingual names (libpostal, Pelias language support); (4) when a</w:t>
+      </w:r>
+      <w:r>
+        <w:t xml:space="preserve"> </w:t>
+      </w:r>
+      <w:r>
+        <w:t xml:space="preserve">maintained upstream project matters more than accuracy, since pgeo is this project’s own code. For</w:t>
+      </w:r>
+      <w:r>
+        <w:t xml:space="preserve"> </w:t>
+      </w:r>
+      <w:r>
+        <w:t xml:space="preserve">the deployment studied here (Maine, a handful of users, messy input, LANCER), none of these applies.</w:t>
+      </w:r>
+    </w:p>
+    <w:p>
+      <w:pPr>
+        <w:pStyle w:val="BodyText"/>
+      </w:pPr>
+      <w:r>
+        <w:rPr>
+          <w:b/>
+          <w:bCs/>
+        </w:rPr>
+        <w:t xml:space="preserve">What the other two engines say about the SQL question.</w:t>
+      </w:r>
+      <w:r>
+        <w:t xml:space="preserve"> </w:t>
+      </w:r>
+      <w:r>
+        <w:t xml:space="preserve">The point of building Photon and</w:t>
+      </w:r>
+      <w:r>
+        <w:t xml:space="preserve"> </w:t>
+      </w:r>
+      <w:r>
+        <w:t xml:space="preserve">Nominatim was to find out whether Pelias flattered pgeo, and the answer is: on capacity, no, and</w:t>
+      </w:r>
+      <w:r>
+        <w:t xml:space="preserve"> </w:t>
+      </w:r>
+      <w:r>
+        <w:t xml:space="preserve">in an unexpected direction. Photon is the engine built for the endpoint pgeo is worst at, and it</w:t>
+      </w:r>
+      <w:r>
+        <w:t xml:space="preserve"> </w:t>
+      </w:r>
+      <w:r>
+        <w:t xml:space="preserve">does answer a keystroke two to three times quicker than pgeo – but it holds fewer concurrent</w:t>
+      </w:r>
+      <w:r>
+        <w:t xml:space="preserve"> </w:t>
+      </w:r>
+      <w:r>
+        <w:t xml:space="preserve">users per core than Pelias, so it does not replace Pelias as the yardstick. Nominatim, the engine</w:t>
+      </w:r>
+      <w:r>
+        <w:t xml:space="preserve"> </w:t>
+      </w:r>
+      <w:r>
+        <w:t xml:space="preserve">whose architecture is nearest to pgeo’s, comes closest of all: 64 users to pgeo’s 48. That</w:t>
+      </w:r>
+      <w:r>
+        <w:t xml:space="preserve"> </w:t>
+      </w:r>
+      <w:r>
+        <w:t xml:space="preserve">comparison is the most informative one in the study, because Nominatim and pgeo differ in one</w:t>
+      </w:r>
+      <w:r>
+        <w:t xml:space="preserve"> </w:t>
+      </w:r>
+      <w:r>
+        <w:t xml:space="preserve">thing only. Both compute and index inside PostgreSQL; Nominatim’s</w:t>
+      </w:r>
+      <w:r>
+        <w:t xml:space="preserve"> </w:t>
+      </w:r>
+      <w:r>
+        <w:rPr>
+          <w:i/>
+          <w:iCs/>
+        </w:rPr>
+        <w:t xml:space="preserve">search</w:t>
+      </w:r>
+      <w:r>
+        <w:t xml:space="preserve"> </w:t>
+      </w:r>
+      <w:r>
+        <w:t xml:space="preserve">is a Python</w:t>
+      </w:r>
+      <w:r>
+        <w:t xml:space="preserve"> </w:t>
+      </w:r>
+      <w:r>
+        <w:t xml:space="preserve">application issuing queries, pgeo’s search is the query. As first measured, moving that last step</w:t>
+      </w:r>
+      <w:r>
+        <w:t xml:space="preserve"> </w:t>
+      </w:r>
+      <w:r>
+        <w:t xml:space="preserve">into SQL cost a third of the capacity - and Section 3.16 shows that third was not inherent: it</w:t>
+      </w:r>
+      <w:r>
+        <w:t xml:space="preserve"> </w:t>
+      </w:r>
+      <w:r>
+        <w:t xml:space="preserve">was a filter function that could not be inlined, result records built for rows about to be</w:t>
+      </w:r>
+      <w:r>
+        <w:t xml:space="preserve"> </w:t>
+      </w:r>
+      <w:r>
+        <w:t xml:space="preserve">discarded, and a one-letter prefix expanded inside an index scan. With those removed pgeo holds</w:t>
+      </w:r>
+      <w:r>
+        <w:t xml:space="preserve"> </w:t>
+      </w:r>
+      <w:r>
+        <w:t xml:space="preserve">the same 64 users Nominatim does. Set against the four times pgeo gives up to Pelias, this locates the</w:t>
+      </w:r>
+      <w:r>
+        <w:t xml:space="preserve"> </w:t>
+      </w:r>
+      <w:r>
+        <w:t xml:space="preserve">expense precisely: most of it is not</w:t>
+      </w:r>
+      <w:r>
+        <w:t xml:space="preserve"> </w:t>
+      </w:r>
+      <w:r>
+        <w:t xml:space="preserve">“SQL instead of compiled code”</w:t>
+      </w:r>
+      <w:r>
+        <w:t xml:space="preserve">, it is</w:t>
+      </w:r>
+      <w:r>
+        <w:t xml:space="preserve"> </w:t>
+      </w:r>
+      <w:r>
+        <w:t xml:space="preserve">“a general-purpose</w:t>
+      </w:r>
+      <w:r>
+        <w:t xml:space="preserve"> </w:t>
+      </w:r>
+      <w:r>
+        <w:t xml:space="preserve">relational engine instead of an inverted index”</w:t>
+      </w:r>
+      <w:r>
+        <w:t xml:space="preserve">. The rest turned out to be ordinary</w:t>
+      </w:r>
+      <w:r>
+        <w:t xml:space="preserve"> </w:t>
+      </w:r>
+      <w:r>
+        <w:t xml:space="preserve">inefficiency in code nobody had profiled, which is a more useful finding than a fixed tax</w:t>
+      </w:r>
+      <w:r>
+        <w:t xml:space="preserve"> </w:t>
+      </w:r>
+      <w:r>
+        <w:t xml:space="preserve">would have been: the SQL-only design carries no measurable penalty against its nearest</w:t>
+      </w:r>
+      <w:r>
+        <w:t xml:space="preserve"> </w:t>
+      </w:r>
+      <w:r>
+        <w:t xml:space="preserve">architectural neighbour, and a threefold one against a purpose-built search engine.</w:t>
+      </w:r>
+    </w:p>
+    <w:p>
+      <w:pPr>
+        <w:pStyle w:val="BodyText"/>
+      </w:pPr>
+      <w:r>
+        <w:rPr>
+          <w:b/>
+          <w:bCs/>
+        </w:rPr>
+        <w:t xml:space="preserve">Why the accuracy column flatters pgeo against the OpenStreetMap engines.</w:t>
+      </w:r>
+      <w:r>
+        <w:t xml:space="preserve"> </w:t>
+      </w:r>
+      <w:r>
+        <w:t xml:space="preserve">pgeo answers</w:t>
+      </w:r>
+      <w:r>
+        <w:t xml:space="preserve"> </w:t>
+      </w:r>
+      <w:r>
+        <w:t xml:space="preserve">95.8% where Photon answers 73.7% and Nominatim 61.7%, and it would be wrong to</w:t>
+      </w:r>
+      <w:r>
+        <w:t xml:space="preserve"> </w:t>
+      </w:r>
+      <w:r>
+        <w:t xml:space="preserve">read that as three engines ranked by quality. Photon and Nominatim index OpenStreetMap and</w:t>
+      </w:r>
+      <w:r>
+        <w:t xml:space="preserve"> </w:t>
+      </w:r>
+      <w:r>
+        <w:t xml:space="preserve">nothing else – Photon’s index is exported from a Nominatim database, and Nominatim imports OSM</w:t>
+      </w:r>
+      <w:r>
+        <w:t xml:space="preserve"> </w:t>
+      </w:r>
+      <w:r>
+        <w:t xml:space="preserve">– so neither can hold the 780,260 OpenAddresses E911 points or the 76,582 Overture places that</w:t>
+      </w:r>
+      <w:r>
+        <w:t xml:space="preserve"> </w:t>
+      </w:r>
+      <w:r>
+        <w:t xml:space="preserve">most of the test set is drawn from. Venue accuracy tells the story plainly: 94.2% for pgeo,</w:t>
+      </w:r>
+      <w:r>
+        <w:t xml:space="preserve"> </w:t>
+      </w:r>
+      <w:r>
+        <w:t xml:space="preserve">19.1% for Photon, 8.9% for Nominatim, because those venues are not in their indexes to be found.</w:t>
+      </w:r>
+      <w:r>
+        <w:t xml:space="preserve"> </w:t>
+      </w:r>
+      <w:r>
+        <w:t xml:space="preserve">Nominatim’s median positional error on the addresses it does return is zero metres. What pgeo</w:t>
+      </w:r>
+      <w:r>
+        <w:t xml:space="preserve"> </w:t>
+      </w:r>
+      <w:r>
+        <w:t xml:space="preserve">can honestly claim against these two is not that it searches better, but that it can carry data</w:t>
+      </w:r>
+      <w:r>
+        <w:t xml:space="preserve"> </w:t>
+      </w:r>
+      <w:r>
+        <w:t xml:space="preserve">they cannot. Two of the differences are real engine properties rather than data: Nominatim has no</w:t>
+      </w:r>
+      <w:r>
+        <w:t xml:space="preserve"> </w:t>
+      </w:r>
+      <w:r>
+        <w:t xml:space="preserve">autocomplete endpoint, and neither engine expresses uncertainty, which for a dispatch application</w:t>
+      </w:r>
+      <w:r>
+        <w:t xml:space="preserve"> </w:t>
+      </w:r>
+      <w:r>
+        <w:t xml:space="preserve">is disqualifying independent of speed.</w:t>
+      </w:r>
+    </w:p>
+    <w:p>
+      <w:pPr>
+        <w:pStyle w:val="BodyText"/>
+      </w:pPr>
+      <w:r>
+        <w:rPr>
+          <w:b/>
+          <w:bCs/>
+        </w:rPr>
+        <w:t xml:space="preserve">The tuning caveat.</w:t>
+      </w:r>
+      <w:r>
+        <w:t xml:space="preserve"> </w:t>
+      </w:r>
+      <w:r>
+        <w:t xml:space="preserve">pgeo was tuned in rounds that started from this test set’s failing cases;</w:t>
+      </w:r>
+      <w:r>
+        <w:t xml:space="preserve"> </w:t>
+      </w:r>
+      <w:r>
+        <w:t xml:space="preserve">Pelias was run as published. The fuzz rounds (corruptions of queries the tuning never saw as such)</w:t>
+      </w:r>
+      <w:r>
+        <w:t xml:space="preserve"> </w:t>
+      </w:r>
+      <w:r>
+        <w:t xml:space="preserve">and the source-derived ground truth limit the effect, but part of the 20-point gap may be fit to the</w:t>
+      </w:r>
+      <w:r>
+        <w:t xml:space="preserve"> </w:t>
+      </w:r>
+      <w:r>
+        <w:t xml:space="preserve">test set. The decisive check is real queries neither engine was tuned on: running both engines side</w:t>
+      </w:r>
+      <w:r>
+        <w:t xml:space="preserve"> </w:t>
+      </w:r>
+      <w:r>
+        <w:t xml:space="preserve">by side on the query host and scoring the first weeks of actual searches (Next steps).</w:t>
+      </w:r>
+    </w:p>
+    <w:p>
+      <w:pPr>
+        <w:pStyle w:val="BodyText"/>
+      </w:pPr>
+      <w:r>
+        <w:rPr>
+          <w:b/>
+          <w:bCs/>
+        </w:rPr>
+        <w:t xml:space="preserve">Threats to validity.</w:t>
+      </w:r>
+    </w:p>
+    <w:p>
+      <w:pPr>
+        <w:pStyle w:val="Compact"/>
+        <w:numPr>
+          <w:ilvl w:val="0"/>
+          <w:numId w:val="1006"/>
+        </w:numPr>
+      </w:pPr>
+      <w:r>
+        <w:t xml:space="preserve">The accuracy set comes from the same sources both engines load; it measures finding what is in</w:t>
+      </w:r>
+      <w:r>
+        <w:t xml:space="preserve"> </w:t>
+      </w:r>
+      <w:r>
+        <w:t xml:space="preserve">the data, not whether the data is correct. Eight miss cases are test-set errors.</w:t>
+      </w:r>
+    </w:p>
+    <w:p>
+      <w:pPr>
+        <w:pStyle w:val="Compact"/>
+        <w:numPr>
+          <w:ilvl w:val="0"/>
+          <w:numId w:val="1006"/>
+        </w:numPr>
+      </w:pPr>
+      <w:r>
+        <w:t xml:space="preserve">Load tests ran on one workstation with CPU pinning and memory limits standing in for VM sizes;</w:t>
+      </w:r>
+      <w:r>
+        <w:t xml:space="preserve"> </w:t>
+      </w:r>
+      <w:r>
+        <w:t xml:space="preserve">absolute numbers on other hardware differ (Section 3.11 validates on the production VM).</w:t>
+      </w:r>
+    </w:p>
+    <w:p>
+      <w:pPr>
+        <w:pStyle w:val="Compact"/>
+        <w:numPr>
+          <w:ilvl w:val="0"/>
+          <w:numId w:val="1006"/>
+        </w:numPr>
+      </w:pPr>
+      <w:r>
+        <w:t xml:space="preserve">At 1-4 users the per-endpoint p95 rests on few requests; the ramp’s decisions at higher user</w:t>
+      </w:r>
+      <w:r>
+        <w:t xml:space="preserve"> </w:t>
+      </w:r>
+      <w:r>
+        <w:t xml:space="preserve">counts rest on thousands.</w:t>
+      </w:r>
+    </w:p>
+    <w:p>
+      <w:pPr>
+        <w:pStyle w:val="Compact"/>
+        <w:numPr>
+          <w:ilvl w:val="0"/>
+          <w:numId w:val="1006"/>
+        </w:numPr>
+      </w:pPr>
+      <w:r>
+        <w:t xml:space="preserve">One pgeo run (api-svc-P4) was interrupted by a host event: the Docker daemon was stopped at</w:t>
+      </w:r>
+      <w:r>
+        <w:t xml:space="preserve"> </w:t>
+      </w:r>
+      <w:r>
+        <w:t xml:space="preserve">04:32 on 2026-09-19, unrelated to the test, which ended the ramp at 32 users. That</w:t>
+      </w:r>
+      <w:r>
+        <w:t xml:space="preserve"> </w:t>
+      </w:r>
+      <w:r>
+        <w:t xml:space="preserve">configuration was re-run from the start, and the results here are the complete re-run; no</w:t>
+      </w:r>
+      <w:r>
+        <w:t xml:space="preserve"> </w:t>
+      </w:r>
+      <w:r>
+        <w:t xml:space="preserve">truncated run contributes a number to this report.</w:t>
+      </w:r>
+    </w:p>
+    <w:p>
+      <w:pPr>
+        <w:pStyle w:val="Compact"/>
+        <w:numPr>
+          <w:ilvl w:val="0"/>
+          <w:numId w:val="1006"/>
+        </w:numPr>
+      </w:pPr>
+      <w:r>
+        <w:t xml:space="preserve">The first Pelias data-volume run failed because Elasticsearch was not ready after the previous</w:t>
+      </w:r>
+      <w:r>
+        <w:t xml:space="preserve"> </w:t>
+      </w:r>
+      <w:r>
+        <w:t xml:space="preserve">run’s restart; it was repeated with a readiness wait.</w:t>
+      </w:r>
+    </w:p>
+    <w:bookmarkEnd w:id="146"/>
+    <w:bookmarkStart w:id="147" w:name="conclusions"/>
+    <w:p>
+      <w:pPr>
+        <w:pStyle w:val="Heading2"/>
+      </w:pPr>
+      <w:r>
+        <w:t xml:space="preserve">5. Conclusions</w:t>
+      </w:r>
+    </w:p>
+    <w:p>
+      <w:pPr>
+        <w:pStyle w:val="FirstParagraph"/>
+      </w:pPr>
+      <w:r>
+        <w:t xml:space="preserve">Which tool suits which situation, and what the evidence supports saying. The recommendations below follow from the measurements rather than from a preference for either architecture.</w:t>
+      </w:r>
+    </w:p>
+    <w:p>
+      <w:pPr>
+        <w:pStyle w:val="BodyText"/>
+      </w:pPr>
+      <w:r>
+        <w:rPr>
+          <w:b/>
+          <w:bCs/>
+        </w:rPr>
+        <w:t xml:space="preserve">Table 57. Which tool for which scenario.</w:t>
+      </w:r>
+    </w:p>
+    <w:tbl>
+      <w:tblPr>
+        <w:tblStyle w:val="Table"/>
+        <w:tblW w:type="pct" w:w="5000"/>
+        <w:tblLayout w:type="fixed"/>
+        <w:tblLook w:firstRow="1" w:lastRow="0" w:firstColumn="0" w:lastColumn="0" w:noHBand="0" w:noVBand="0" w:val="0020"/>
+      </w:tblPr>
+      <w:tblGrid>
+        <w:gridCol w:w="2640"/>
+        <w:gridCol w:w="2640"/>
+        <w:gridCol w:w="2640"/>
+      </w:tblGrid>
+      <w:tr>
+        <w:trPr>
+          <w:tblHeader w:val="on"/>
+        </w:trPr>
+        <w:tc>
+          <w:tcPr/>
+          <w:p>
+            <w:pPr>
+              <w:pStyle w:val="Compact"/>
+            </w:pPr>
+            <w:r>
+              <w:t xml:space="preserve">Scenario</w:t>
+            </w:r>
+          </w:p>
+        </w:tc>
+        <w:tc>
+          <w:tcPr/>
+          <w:p>
+            <w:pPr>
+              <w:pStyle w:val="Compact"/>
+            </w:pPr>
+            <w:r>
+              <w:t xml:space="preserve">Recommended</w:t>
+            </w:r>
+          </w:p>
+        </w:tc>
+        <w:tc>
+          <w:tcPr/>
+          <w:p>
+            <w:pPr>
+              <w:pStyle w:val="Compact"/>
+            </w:pPr>
+            <w:r>
+              <w:t xml:space="preserve">Why</w:t>
+            </w:r>
+          </w:p>
+        </w:tc>
+      </w:tr>
+      <w:tr>
+        <w:tc>
+          <w:tcPr/>
+          <w:p>
+            <w:pPr>
+              <w:pStyle w:val="Compact"/>
+            </w:pPr>
+            <w:r>
+              <w:t xml:space="preserve">A few users on a small VM or VPS (this project’s target)</w:t>
+            </w:r>
+          </w:p>
+        </w:tc>
+        <w:tc>
+          <w:tcPr/>
+          <w:p>
+            <w:pPr>
+              <w:pStyle w:val="Compact"/>
+            </w:pPr>
+            <w:r>
+              <w:t xml:space="preserve">pgeo, pure SQL</w:t>
+            </w:r>
+          </w:p>
+        </w:tc>
+        <w:tc>
+          <w:tcPr/>
+          <w:p>
+            <w:pPr>
+              <w:pStyle w:val="Compact"/>
+            </w:pPr>
+            <w:r>
+              <w:t xml:space="preserve">meets all targets from 1.4 GB and a quarter core (Section 3.12); most accurate; 2-3 containers</w:t>
+            </w:r>
+          </w:p>
+        </w:tc>
+      </w:tr>
+      <w:tr>
+        <w:tc>
+          <w:tcPr/>
+          <w:p>
+            <w:pPr>
+              <w:pStyle w:val="Compact"/>
+            </w:pPr>
+            <w:r>
+              <w:t xml:space="preserve">Messy input: typos, variants, venues, impossible places</w:t>
+            </w:r>
+          </w:p>
+        </w:tc>
+        <w:tc>
+          <w:tcPr/>
+          <w:p>
+            <w:pPr>
+              <w:pStyle w:val="Compact"/>
+            </w:pPr>
+            <w:r>
+              <w:t xml:space="preserve">pgeo</w:t>
+            </w:r>
+          </w:p>
+        </w:tc>
+        <w:tc>
+          <w:tcPr/>
+          <w:p>
+            <w:pPr>
+              <w:pStyle w:val="Compact"/>
+            </w:pPr>
+            <w:r>
+              <w:t xml:space="preserve">87% vs 30% on typos; misses handled 95% vs 41%</w:t>
+            </w:r>
+          </w:p>
+        </w:tc>
+      </w:tr>
+      <w:tr>
+        <w:tc>
+          <w:tcPr/>
+          <w:p>
+            <w:pPr>
+              <w:pStyle w:val="Compact"/>
+            </w:pPr>
+            <w:r>
+              <w:t xml:space="preserve">Structured US addresses for another system (LANCER)</w:t>
+            </w:r>
+          </w:p>
+        </w:tc>
+        <w:tc>
+          <w:tcPr/>
+          <w:p>
+            <w:pPr>
+              <w:pStyle w:val="Compact"/>
+            </w:pPr>
+            <w:r>
+              <w:t xml:space="preserve">pgeo</w:t>
+            </w:r>
+          </w:p>
+        </w:tc>
+        <w:tc>
+          <w:tcPr/>
+          <w:p>
+            <w:pPr>
+              <w:pStyle w:val="Compact"/>
+            </w:pPr>
+            <w:r>
+              <w:rPr>
+                <w:rStyle w:val="VerbatimChar"/>
+              </w:rPr>
+              <w:t xml:space="preserve">/v1/address</w:t>
+            </w:r>
+            <w:r>
+              <w:t xml:space="preserve">; nearest street address for venues</w:t>
+            </w:r>
+          </w:p>
+        </w:tc>
+      </w:tr>
+      <w:tr>
+        <w:tc>
+          <w:tcPr/>
+          <w:p>
+            <w:pPr>
+              <w:pStyle w:val="Compact"/>
+            </w:pPr>
+            <w:r>
+              <w:t xml:space="preserve">Hundreds of concurrent users per vCPU</w:t>
+            </w:r>
+          </w:p>
+        </w:tc>
+        <w:tc>
+          <w:tcPr/>
+          <w:p>
+            <w:pPr>
+              <w:pStyle w:val="Compact"/>
+            </w:pPr>
+            <w:r>
+              <w:t xml:space="preserve">Pelias</w:t>
+            </w:r>
+          </w:p>
+        </w:tc>
+        <w:tc>
+          <w:tcPr/>
+          <w:p>
+            <w:pPr>
+              <w:pStyle w:val="Compact"/>
+            </w:pPr>
+            <w:r>
+              <w:t xml:space="preserve">three times the throughput per CPU (four before the optimization of Section 3.16)</w:t>
+            </w:r>
+          </w:p>
+        </w:tc>
+      </w:tr>
+      <w:tr>
+        <w:tc>
+          <w:tcPr/>
+          <w:p>
+            <w:pPr>
+              <w:pStyle w:val="Compact"/>
+            </w:pPr>
+            <w:r>
+              <w:t xml:space="preserve">Multi-state or national coverage</w:t>
+            </w:r>
+          </w:p>
+        </w:tc>
+        <w:tc>
+          <w:tcPr/>
+          <w:p>
+            <w:pPr>
+              <w:pStyle w:val="Compact"/>
+            </w:pPr>
+            <w:r>
+              <w:t xml:space="preserve">Pelias today</w:t>
+            </w:r>
+          </w:p>
+        </w:tc>
+        <w:tc>
+          <w:tcPr/>
+          <w:p>
+            <w:pPr>
+              <w:pStyle w:val="Compact"/>
+            </w:pPr>
+            <w:r>
+              <w:t xml:space="preserve">built for planet scale; measured: pgeo loses four times its capacity across Maine’s data range where Pelias loses two (Section 3.6.1)</w:t>
+            </w:r>
+          </w:p>
+        </w:tc>
+      </w:tr>
+      <w:tr>
+        <w:tc>
+          <w:tcPr/>
+          <w:p>
+            <w:pPr>
+              <w:pStyle w:val="Compact"/>
+            </w:pPr>
+            <w:r>
+              <w:t xml:space="preserve">Fewest components, data in PostgreSQL (G6)</w:t>
+            </w:r>
+          </w:p>
+        </w:tc>
+        <w:tc>
+          <w:tcPr/>
+          <w:p>
+            <w:pPr>
+              <w:pStyle w:val="Compact"/>
+            </w:pPr>
+            <w:r>
+              <w:t xml:space="preserve">pgeo, pure SQL</w:t>
+            </w:r>
+          </w:p>
+        </w:tc>
+        <w:tc>
+          <w:tcPr/>
+          <w:p>
+            <w:pPr>
+              <w:pStyle w:val="Compact"/>
+            </w:pPr>
+            <w:r>
+              <w:t xml:space="preserve">database plus a stateless gateway</w:t>
+            </w:r>
+          </w:p>
+        </w:tc>
+      </w:tr>
+      <w:tr>
+        <w:tc>
+          <w:tcPr/>
+          <w:p>
+            <w:pPr>
+              <w:pStyle w:val="Compact"/>
+            </w:pPr>
+            <w:r>
+              <w:t xml:space="preserve">Existing Pelias clients</w:t>
+            </w:r>
+          </w:p>
+        </w:tc>
+        <w:tc>
+          <w:tcPr/>
+          <w:p>
+            <w:pPr>
+              <w:pStyle w:val="Compact"/>
+            </w:pPr>
+            <w:r>
+              <w:t xml:space="preserve">either</w:t>
+            </w:r>
+          </w:p>
+        </w:tc>
+        <w:tc>
+          <w:tcPr/>
+          <w:p>
+            <w:pPr>
+              <w:pStyle w:val="Compact"/>
+            </w:pPr>
+            <w:r>
+              <w:t xml:space="preserve">pgeo passes the compatibility contract</w:t>
+            </w:r>
+          </w:p>
+        </w:tc>
+      </w:tr>
+      <w:tr>
+        <w:tc>
+          <w:tcPr/>
+          <w:p>
+            <w:pPr>
+              <w:pStyle w:val="Compact"/>
+            </w:pPr>
+            <w:r>
+              <w:t xml:space="preserve">Type-ahead above all, OpenStreetMap data sufficient</w:t>
+            </w:r>
+          </w:p>
+        </w:tc>
+        <w:tc>
+          <w:tcPr/>
+          <w:p>
+            <w:pPr>
+              <w:pStyle w:val="Compact"/>
+            </w:pPr>
+            <w:r>
+              <w:t xml:space="preserve">Photon</w:t>
+            </w:r>
+          </w:p>
+        </w:tc>
+        <w:tc>
+          <w:tcPr/>
+          <w:p>
+            <w:pPr>
+              <w:pStyle w:val="Compact"/>
+            </w:pPr>
+            <w:r>
+              <w:t xml:space="preserve">53 ms per keystroke on two cores and 1.84 GB resident, the lightest measured; but no confidence score, and no OpenAddresses or Overture (Section 3.14)</w:t>
+            </w:r>
+          </w:p>
+        </w:tc>
+      </w:tr>
+      <w:tr>
+        <w:tc>
+          <w:tcPr/>
+          <w:p>
+            <w:pPr>
+              <w:pStyle w:val="Compact"/>
+            </w:pPr>
+            <w:r>
+              <w:t xml:space="preserve">A general OpenStreetMap geocoder, no type-ahead needed</w:t>
+            </w:r>
+          </w:p>
+        </w:tc>
+        <w:tc>
+          <w:tcPr/>
+          <w:p>
+            <w:pPr>
+              <w:pStyle w:val="Compact"/>
+            </w:pPr>
+            <w:r>
+              <w:t xml:space="preserve">Nominatim</w:t>
+            </w:r>
+          </w:p>
+        </w:tc>
+        <w:tc>
+          <w:tcPr/>
+          <w:p>
+            <w:pPr>
+              <w:pStyle w:val="Compact"/>
+            </w:pPr>
+            <w:r>
+              <w:t xml:space="preserve">exact when it answers (0 m median on addresses); but silent on 39% of queries and 8% correct at autocomplete, having no such endpoint (Section 3.15)</w:t>
+            </w:r>
+          </w:p>
+        </w:tc>
+      </w:tr>
+    </w:tbl>
+    <w:p>
+      <w:pPr>
+        <w:pStyle w:val="BodyText"/>
+      </w:pPr>
+      <w:r>
+        <w:rPr>
+          <w:b/>
+          <w:bCs/>
+        </w:rPr>
+        <w:t xml:space="preserve">In one paragraph.</w:t>
+      </w:r>
+      <w:r>
+        <w:t xml:space="preserve"> </w:t>
+      </w:r>
+      <w:r>
+        <w:t xml:space="preserve">For the service this project set out to build – Maine data, a handful of</w:t>
+      </w:r>
+      <w:r>
+        <w:t xml:space="preserve"> </w:t>
+      </w:r>
+      <w:r>
+        <w:t xml:space="preserve">users, input typed by people who misspell things, and a preference for as few moving parts as</w:t>
+      </w:r>
+      <w:r>
+        <w:t xml:space="preserve"> </w:t>
+      </w:r>
+      <w:r>
+        <w:t xml:space="preserve">possible – the PostgreSQL geocoder is the better instrument on every axis that matters here. It</w:t>
+      </w:r>
+      <w:r>
+        <w:t xml:space="preserve"> </w:t>
+      </w:r>
+      <w:r>
+        <w:t xml:space="preserve">answers 95.8% of 1,560 test queries against 75.5% for</w:t>
+      </w:r>
+      <w:r>
+        <w:t xml:space="preserve"> </w:t>
+      </w:r>
+      <w:r>
+        <w:t xml:space="preserve">Pelias, and the gap widens exactly where real input is worst: typos, half-remembered venue names</w:t>
+      </w:r>
+      <w:r>
+        <w:t xml:space="preserve"> </w:t>
+      </w:r>
+      <w:r>
+        <w:t xml:space="preserve">and places that do not exist. It does that from two containers and 1.40 GB of</w:t>
+      </w:r>
+      <w:r>
+        <w:t xml:space="preserve"> </w:t>
+      </w:r>
+      <w:r>
+        <w:t xml:space="preserve">memory, where Pelias needs six containers and 7.17 GB, which is the difference</w:t>
+      </w:r>
+      <w:r>
+        <w:t xml:space="preserve"> </w:t>
+      </w:r>
+      <w:r>
+        <w:t xml:space="preserve">between the cheapest plan a provider sells and a mid-range server. And it speaks the Pelias API</w:t>
+      </w:r>
+      <w:r>
+        <w:t xml:space="preserve"> </w:t>
+      </w:r>
+      <w:r>
+        <w:t xml:space="preserve">closely enough that an existing client cannot tell the difference (28 of</w:t>
+      </w:r>
+      <w:r>
+        <w:t xml:space="preserve"> </w:t>
+      </w:r>
+      <w:r>
+        <w:t xml:space="preserve">28 contract cases). What it gives up is throughput – a quarter of Pelias’s</w:t>
+      </w:r>
+      <w:r>
+        <w:t xml:space="preserve"> </w:t>
+      </w:r>
+      <w:r>
+        <w:t xml:space="preserve">users per CPU – and planet scale, neither of which this deployment needs. Measuring two</w:t>
+      </w:r>
+      <w:r>
+        <w:t xml:space="preserve"> </w:t>
+      </w:r>
+      <w:r>
+        <w:t xml:space="preserve">further engines put that price in proportion: against Nominatim, whose architecture differs</w:t>
+      </w:r>
+      <w:r>
+        <w:t xml:space="preserve"> </w:t>
+      </w:r>
+      <w:r>
+        <w:t xml:space="preserve">from pgeo’s only in that its search runs in Python rather than in SQL, the cost is not four</w:t>
+      </w:r>
+      <w:r>
+        <w:t xml:space="preserve"> </w:t>
+      </w:r>
+      <w:r>
+        <w:t xml:space="preserve">times but a third (64 users to 48) - and profiling the query path then closed that third</w:t>
+      </w:r>
+      <w:r>
+        <w:t xml:space="preserve"> </w:t>
+      </w:r>
+      <w:r>
+        <w:t xml:space="preserve">entirely, with every one of 7,380 recorded queries returning byte-identical results (Section</w:t>
+      </w:r>
+      <w:r>
+        <w:t xml:space="preserve"> </w:t>
+      </w:r>
+      <w:r>
+        <w:t xml:space="preserve">3.16). What remains against Pelias, three times, is the inverted index, not the SQL. One caveat belongs in</w:t>
+      </w:r>
+      <w:r>
+        <w:t xml:space="preserve"> </w:t>
+      </w:r>
+      <w:r>
+        <w:t xml:space="preserve">the last sentence rather than a footnote: pgeo was tuned against the set that scores it, so the</w:t>
+      </w:r>
+      <w:r>
+        <w:t xml:space="preserve"> </w:t>
+      </w:r>
+      <w:r>
+        <w:t xml:space="preserve">20-point accuracy gap should be read as an upper bound until both engines meet queries neither has</w:t>
+      </w:r>
+      <w:r>
+        <w:t xml:space="preserve"> </w:t>
+      </w:r>
+      <w:r>
+        <w:t xml:space="preserve">seen. The capacity and memory findings carry no such caveat.</w:t>
+      </w:r>
+    </w:p>
+    <w:p>
+      <w:pPr>
+        <w:pStyle w:val="BodyText"/>
+      </w:pPr>
+      <w:r>
+        <w:t xml:space="preserve">None of this rests on the test bench alone. Both engines were deployed to the machine that will</w:t>
+      </w:r>
+      <w:r>
+        <w:t xml:space="preserve"> </w:t>
+      </w:r>
+      <w:r>
+        <w:t xml:space="preserve">actually serve the requests and measured again through the production HTTPS path: both meet the</w:t>
+      </w:r>
+      <w:r>
+        <w:t xml:space="preserve"> </w:t>
+      </w:r>
+      <w:r>
+        <w:t xml:space="preserve">three-user target with the worst endpoint at under a seventh of its budget, Pelias holds</w:t>
+      </w:r>
+      <w:r>
+        <w:t xml:space="preserve"> </w:t>
+      </w:r>
+      <w:r>
+        <w:t xml:space="preserve">384 concurrent users there and pgeo 128, and pgeo</w:t>
+      </w:r>
+      <w:r>
+        <w:t xml:space="preserve"> </w:t>
+      </w:r>
+      <w:r>
+        <w:t xml:space="preserve">holds 32 on a 1 GB machine costing about $5 a month. The conclusions</w:t>
+      </w:r>
+      <w:r>
+        <w:t xml:space="preserve"> </w:t>
+      </w:r>
+      <w:r>
+        <w:t xml:space="preserve">above are what the deployed service does, not what a benchmark suggested it might.</w:t>
+      </w:r>
+    </w:p>
+    <w:bookmarkEnd w:id="147"/>
+    <w:bookmarkStart w:id="149" w:name="future-work"/>
+    <w:p>
+      <w:pPr>
+        <w:pStyle w:val="Heading2"/>
+      </w:pPr>
+      <w:r>
+        <w:t xml:space="preserve">6. Future work</w:t>
+      </w:r>
+    </w:p>
+    <w:p>
+      <w:pPr>
+        <w:pStyle w:val="FirstParagraph"/>
+      </w:pPr>
+      <w:r>
+        <w:t xml:space="preserve">Each item below is given three things a reader needs before deciding to do it: roughly how much</w:t>
+      </w:r>
+      <w:r>
+        <w:t xml:space="preserve"> </w:t>
+      </w:r>
+      <w:r>
+        <w:t xml:space="preserve">work it is, how likely it is to pay off, and what the payoff would be worth in practice. The</w:t>
+      </w:r>
+      <w:r>
+        <w:t xml:space="preserve"> </w:t>
+      </w:r>
+      <w:r>
+        <w:t xml:space="preserve">estimates are the author’s, and the ones marked speculative are the ones to distrust.</w:t>
+      </w:r>
+    </w:p>
+    <w:p>
+      <w:pPr>
+        <w:pStyle w:val="BodyText"/>
+      </w:pPr>
+      <w:r>
+        <w:rPr>
+          <w:b/>
+          <w:bCs/>
+        </w:rPr>
+        <w:t xml:space="preserve">Table 58. Work not done, with the effort, the likelihood it pays off and the value of finishing it.</w:t>
       </w:r>
     </w:p>
     <w:tbl>
@@ -42419,6 +42955,1337 @@
               <w:pStyle w:val="Compact"/>
             </w:pPr>
             <w:r>
+              <w:t xml:space="preserve">Work</w:t>
+            </w:r>
+          </w:p>
+        </w:tc>
+        <w:tc>
+          <w:tcPr/>
+          <w:p>
+            <w:pPr>
+              <w:pStyle w:val="Compact"/>
+            </w:pPr>
+            <w:r>
+              <w:t xml:space="preserve">Effort</w:t>
+            </w:r>
+          </w:p>
+        </w:tc>
+        <w:tc>
+          <w:tcPr/>
+          <w:p>
+            <w:pPr>
+              <w:pStyle w:val="Compact"/>
+            </w:pPr>
+            <w:r>
+              <w:t xml:space="preserve">Plausibility</w:t>
+            </w:r>
+          </w:p>
+        </w:tc>
+        <w:tc>
+          <w:tcPr/>
+          <w:p>
+            <w:pPr>
+              <w:pStyle w:val="Compact"/>
+            </w:pPr>
+            <w:r>
+              <w:t xml:space="preserve">What it is worth</w:t>
+            </w:r>
+          </w:p>
+        </w:tc>
+      </w:tr>
+      <w:tr>
+        <w:tc>
+          <w:tcPr/>
+          <w:p>
+            <w:pPr>
+              <w:pStyle w:val="Compact"/>
+            </w:pPr>
+            <w:r>
+              <w:rPr>
+                <w:b/>
+                <w:bCs/>
+              </w:rPr>
+              <w:t xml:space="preserve">Autocomplete speed</w:t>
+            </w:r>
+            <w:r>
+              <w:t xml:space="preserve">: prepared statements, fewer candidate queries, a GiST trigram index for ordered similarity</w:t>
+            </w:r>
+          </w:p>
+        </w:tc>
+        <w:tc>
+          <w:tcPr/>
+          <w:p>
+            <w:pPr>
+              <w:pStyle w:val="Compact"/>
+            </w:pPr>
+            <w:r>
+              <w:t xml:space="preserve">2-3 days</w:t>
+            </w:r>
+          </w:p>
+        </w:tc>
+        <w:tc>
+          <w:tcPr/>
+          <w:p>
+            <w:pPr>
+              <w:pStyle w:val="Compact"/>
+            </w:pPr>
+            <w:r>
+              <w:t xml:space="preserve">High – autocomplete is measurably the binding endpoint on every configuration (Figure 14)</w:t>
+            </w:r>
+          </w:p>
+        </w:tc>
+        <w:tc>
+          <w:tcPr/>
+          <w:p>
+            <w:pPr>
+              <w:pStyle w:val="Compact"/>
+            </w:pPr>
+            <w:r>
+              <w:t xml:space="preserve">The clearest remaining win. A factor of two here roughly doubles users per vCPU and narrows the one axis where Pelias leads</w:t>
+            </w:r>
+          </w:p>
+        </w:tc>
+      </w:tr>
+      <w:tr>
+        <w:tc>
+          <w:tcPr/>
+          <w:p>
+            <w:pPr>
+              <w:pStyle w:val="Compact"/>
+            </w:pPr>
+            <w:r>
+              <w:rPr>
+                <w:b/>
+                <w:bCs/>
+              </w:rPr>
+              <w:t xml:space="preserve">Authorization</w:t>
+            </w:r>
+            <w:r>
+              <w:t xml:space="preserve"> </w:t>
+            </w:r>
+            <w:r>
+              <w:t xml:space="preserve">(Phase 11): hashed API keys at the edge, then single sign-on</w:t>
+            </w:r>
+          </w:p>
+        </w:tc>
+        <w:tc>
+          <w:tcPr/>
+          <w:p>
+            <w:pPr>
+              <w:pStyle w:val="Compact"/>
+            </w:pPr>
+            <w:r>
+              <w:t xml:space="preserve">1 day for keys; weeks for SSO</w:t>
+            </w:r>
+          </w:p>
+        </w:tc>
+        <w:tc>
+          <w:tcPr/>
+          <w:p>
+            <w:pPr>
+              <w:pStyle w:val="Compact"/>
+            </w:pPr>
+            <w:r>
+              <w:t xml:space="preserve">Certain – it is configuration, not research</w:t>
+            </w:r>
+          </w:p>
+        </w:tc>
+        <w:tc>
+          <w:tcPr/>
+          <w:p>
+            <w:pPr>
+              <w:pStyle w:val="Compact"/>
+            </w:pPr>
+            <w:r>
+              <w:t xml:space="preserve">Blocking. LANCER cannot use the service responsibly until any device on the LAN stops being able to resolve a client address (Section 3.13)</w:t>
+            </w:r>
+          </w:p>
+        </w:tc>
+      </w:tr>
+      <w:tr>
+        <w:tc>
+          <w:tcPr/>
+          <w:p>
+            <w:pPr>
+              <w:pStyle w:val="Compact"/>
+            </w:pPr>
+            <w:r>
+              <w:rPr>
+                <w:b/>
+                <w:bCs/>
+              </w:rPr>
+              <w:t xml:space="preserve">Atomic online restore</w:t>
+            </w:r>
+            <w:r>
+              <w:t xml:space="preserve">: restore into a second schema and rename, so a data update does not take the service down</w:t>
+            </w:r>
+          </w:p>
+        </w:tc>
+        <w:tc>
+          <w:tcPr/>
+          <w:p>
+            <w:pPr>
+              <w:pStyle w:val="Compact"/>
+            </w:pPr>
+            <w:r>
+              <w:t xml:space="preserve">1 day</w:t>
+            </w:r>
+          </w:p>
+        </w:tc>
+        <w:tc>
+          <w:tcPr/>
+          <w:p>
+            <w:pPr>
+              <w:pStyle w:val="Compact"/>
+            </w:pPr>
+            <w:r>
+              <w:t xml:space="preserve">High – the build already does exactly this locally</w:t>
+            </w:r>
+          </w:p>
+        </w:tc>
+        <w:tc>
+          <w:tcPr/>
+          <w:p>
+            <w:pPr>
+              <w:pStyle w:val="Compact"/>
+            </w:pPr>
+            <w:r>
+              <w:t xml:space="preserve">Turns a weekly refresh from an outage into a non-event. The single most useful automation left (Section 7.3)</w:t>
+            </w:r>
+          </w:p>
+        </w:tc>
+      </w:tr>
+      <w:tr>
+        <w:tc>
+          <w:tcPr/>
+          <w:p>
+            <w:pPr>
+              <w:pStyle w:val="Compact"/>
+            </w:pPr>
+            <w:r>
+              <w:rPr>
+                <w:b/>
+                <w:bCs/>
+              </w:rPr>
+              <w:t xml:space="preserve">Hysteresis test</w:t>
+            </w:r>
+            <w:r>
+              <w:t xml:space="preserve">: ramp past the breaking point, then back down, and measure recovery</w:t>
+            </w:r>
+          </w:p>
+        </w:tc>
+        <w:tc>
+          <w:tcPr/>
+          <w:p>
+            <w:pPr>
+              <w:pStyle w:val="Compact"/>
+            </w:pPr>
+            <w:r>
+              <w:t xml:space="preserve">Half a day</w:t>
+            </w:r>
+          </w:p>
+        </w:tc>
+        <w:tc>
+          <w:tcPr/>
+          <w:p>
+            <w:pPr>
+              <w:pStyle w:val="Compact"/>
+            </w:pPr>
+            <w:r>
+              <w:t xml:space="preserve">Certain to produce an answer</w:t>
+            </w:r>
+          </w:p>
+        </w:tc>
+        <w:tc>
+          <w:tcPr/>
+          <w:p>
+            <w:pPr>
+              <w:pStyle w:val="Compact"/>
+            </w:pPr>
+            <w:r>
+              <w:t xml:space="preserve">Closes the one operational question Section 7.4 cannot answer: whether the service comes back on its own</w:t>
+            </w:r>
+          </w:p>
+        </w:tc>
+      </w:tr>
+      <w:tr>
+        <w:tc>
+          <w:tcPr/>
+          <w:p>
+            <w:pPr>
+              <w:pStyle w:val="Compact"/>
+            </w:pPr>
+            <w:r>
+              <w:rPr>
+                <w:b/>
+                <w:bCs/>
+              </w:rPr>
+              <w:t xml:space="preserve">Shadow comparison on real traffic</w:t>
+            </w:r>
+            <w:r>
+              <w:t xml:space="preserve">: both engines on the query host for weeks, scored on real searches</w:t>
+            </w:r>
+          </w:p>
+        </w:tc>
+        <w:tc>
+          <w:tcPr/>
+          <w:p>
+            <w:pPr>
+              <w:pStyle w:val="Compact"/>
+            </w:pPr>
+            <w:r>
+              <w:t xml:space="preserve">2 days to set up, then waiting</w:t>
+            </w:r>
+          </w:p>
+        </w:tc>
+        <w:tc>
+          <w:tcPr/>
+          <w:p>
+            <w:pPr>
+              <w:pStyle w:val="Compact"/>
+            </w:pPr>
+            <w:r>
+              <w:t xml:space="preserve">High</w:t>
+            </w:r>
+          </w:p>
+        </w:tc>
+        <w:tc>
+          <w:tcPr/>
+          <w:p>
+            <w:pPr>
+              <w:pStyle w:val="Compact"/>
+            </w:pPr>
+            <w:r>
+              <w:t xml:space="preserve">The only way to settle the tuning caveat in Section 4. Until then the 20-point accuracy gap is an upper bound</w:t>
+            </w:r>
+          </w:p>
+        </w:tc>
+      </w:tr>
+      <w:tr>
+        <w:tc>
+          <w:tcPr/>
+          <w:p>
+            <w:pPr>
+              <w:pStyle w:val="Compact"/>
+            </w:pPr>
+            <w:r>
+              <w:rPr>
+                <w:b/>
+                <w:bCs/>
+              </w:rPr>
+              <w:t xml:space="preserve">pgeo data-volume curve</w:t>
+            </w:r>
+            <w:r>
+              <w:t xml:space="preserve">: subset builds (D1-D5) as done for Pelias</w:t>
+            </w:r>
+          </w:p>
+        </w:tc>
+        <w:tc>
+          <w:tcPr/>
+          <w:p>
+            <w:pPr>
+              <w:pStyle w:val="Compact"/>
+            </w:pPr>
+            <w:r>
+              <w:t xml:space="preserve">1 day</w:t>
+            </w:r>
+          </w:p>
+        </w:tc>
+        <w:tc>
+          <w:tcPr/>
+          <w:p>
+            <w:pPr>
+              <w:pStyle w:val="Compact"/>
+            </w:pPr>
+            <w:r>
+              <w:t xml:space="preserve">Certain</w:t>
+            </w:r>
+          </w:p>
+        </w:tc>
+        <w:tc>
+          <w:tcPr/>
+          <w:p>
+            <w:pPr>
+              <w:pStyle w:val="Compact"/>
+            </w:pPr>
+            <w:r>
+              <w:t xml:space="preserve">Answers whether pgeo’s advantage survives more data – the obvious challenge to a one-state result</w:t>
+            </w:r>
+          </w:p>
+        </w:tc>
+      </w:tr>
+      <w:tr>
+        <w:tc>
+          <w:tcPr/>
+          <w:p>
+            <w:pPr>
+              <w:pStyle w:val="Compact"/>
+            </w:pPr>
+            <w:r>
+              <w:rPr>
+                <w:b/>
+                <w:bCs/>
+              </w:rPr>
+              <w:t xml:space="preserve">New Hampshire</w:t>
+            </w:r>
+            <w:r>
+              <w:t xml:space="preserve">: build both engines for two states</w:t>
+            </w:r>
+          </w:p>
+        </w:tc>
+        <w:tc>
+          <w:tcPr/>
+          <w:p>
+            <w:pPr>
+              <w:pStyle w:val="Compact"/>
+            </w:pPr>
+            <w:r>
+              <w:t xml:space="preserve">2-3 days</w:t>
+            </w:r>
+          </w:p>
+        </w:tc>
+        <w:tc>
+          <w:tcPr/>
+          <w:p>
+            <w:pPr>
+              <w:pStyle w:val="Compact"/>
+            </w:pPr>
+            <w:r>
+              <w:t xml:space="preserve">Medium – the pipeline is state-agnostic, but ranking is tuned on Maine</w:t>
+            </w:r>
+          </w:p>
+        </w:tc>
+        <w:tc>
+          <w:tcPr/>
+          <w:p>
+            <w:pPr>
+              <w:pStyle w:val="Compact"/>
+            </w:pPr>
+            <w:r>
+              <w:t xml:space="preserve">The real test of whether</w:t>
+            </w:r>
+            <w:r>
+              <w:t xml:space="preserve"> </w:t>
+            </w:r>
+            <w:r>
+              <w:t xml:space="preserve">“one state, tested”</w:t>
+            </w:r>
+            <w:r>
+              <w:t xml:space="preserve"> </w:t>
+            </w:r>
+            <w:r>
+              <w:t xml:space="preserve">generalises</w:t>
+            </w:r>
+          </w:p>
+        </w:tc>
+      </w:tr>
+      <w:tr>
+        <w:tc>
+          <w:tcPr/>
+          <w:p>
+            <w:pPr>
+              <w:pStyle w:val="Compact"/>
+            </w:pPr>
+            <w:r>
+              <w:rPr>
+                <w:b/>
+                <w:bCs/>
+              </w:rPr>
+              <w:t xml:space="preserve">Horizontal scale-out</w:t>
+            </w:r>
+            <w:r>
+              <w:t xml:space="preserve">: a read replica behind a load balancer, same ramp</w:t>
+            </w:r>
+          </w:p>
+        </w:tc>
+        <w:tc>
+          <w:tcPr/>
+          <w:p>
+            <w:pPr>
+              <w:pStyle w:val="Compact"/>
+            </w:pPr>
+            <w:r>
+              <w:t xml:space="preserve">1 day</w:t>
+            </w:r>
+          </w:p>
+        </w:tc>
+        <w:tc>
+          <w:tcPr/>
+          <w:p>
+            <w:pPr>
+              <w:pStyle w:val="Compact"/>
+            </w:pPr>
+            <w:r>
+              <w:t xml:space="preserve">High for throughput, none for latency</w:t>
+            </w:r>
+          </w:p>
+        </w:tc>
+        <w:tc>
+          <w:tcPr/>
+          <w:p>
+            <w:pPr>
+              <w:pStyle w:val="Compact"/>
+            </w:pPr>
+            <w:r>
+              <w:t xml:space="preserve">Shows whether pgeo answers the</w:t>
+            </w:r>
+            <w:r>
+              <w:t xml:space="preserve"> </w:t>
+            </w:r>
+            <w:r>
+              <w:t xml:space="preserve">“but it does not scale”</w:t>
+            </w:r>
+            <w:r>
+              <w:t xml:space="preserve"> </w:t>
+            </w:r>
+            <w:r>
+              <w:t xml:space="preserve">objection with $5 machines (Section 7.5)</w:t>
+            </w:r>
+          </w:p>
+        </w:tc>
+      </w:tr>
+      <w:tr>
+        <w:tc>
+          <w:tcPr/>
+          <w:p>
+            <w:pPr>
+              <w:pStyle w:val="Compact"/>
+            </w:pPr>
+            <w:r>
+              <w:rPr>
+                <w:strike/>
+              </w:rPr>
+              <w:t xml:space="preserve">Compare against Photon</w:t>
+            </w:r>
+            <w:r>
+              <w:t xml:space="preserve"> </w:t>
+            </w:r>
+            <w:r>
+              <w:rPr>
+                <w:b/>
+                <w:bCs/>
+              </w:rPr>
+              <w:t xml:space="preserve">(done, Section 3.14)</w:t>
+            </w:r>
+          </w:p>
+        </w:tc>
+        <w:tc>
+          <w:tcPr/>
+          <w:p>
+            <w:pPr>
+              <w:pStyle w:val="Compact"/>
+            </w:pPr>
+            <w:r>
+              <w:t xml:space="preserve">-</w:t>
+            </w:r>
+          </w:p>
+        </w:tc>
+        <w:tc>
+          <w:tcPr/>
+          <w:p>
+            <w:pPr>
+              <w:pStyle w:val="Compact"/>
+            </w:pPr>
+            <w:r>
+              <w:t xml:space="preserve">-</w:t>
+            </w:r>
+          </w:p>
+        </w:tc>
+        <w:tc>
+          <w:tcPr/>
+          <w:p>
+            <w:pPr>
+              <w:pStyle w:val="Compact"/>
+            </w:pPr>
+            <w:r>
+              <w:t xml:space="preserve">Measured: Photon holds 2.7x as many users as pgeo on the same two cores and answers a keystroke in 53 ms against pgeo’s 103-189 ms, but holds fewer users than Pelias, so the 4x figure stands. Its index is OpenStreetMap-only and it returns no confidence score</w:t>
+            </w:r>
+          </w:p>
+        </w:tc>
+      </w:tr>
+      <w:tr>
+        <w:tc>
+          <w:tcPr/>
+          <w:p>
+            <w:pPr>
+              <w:pStyle w:val="Compact"/>
+            </w:pPr>
+            <w:r>
+              <w:rPr>
+                <w:b/>
+                <w:bCs/>
+              </w:rPr>
+              <w:t xml:space="preserve">metaphone fallback</w:t>
+            </w:r>
+            <w:r>
+              <w:t xml:space="preserve"> </w:t>
+            </w:r>
+            <w:r>
+              <w:t xml:space="preserve">for phonetic misspellings</w:t>
+            </w:r>
+          </w:p>
+        </w:tc>
+        <w:tc>
+          <w:tcPr/>
+          <w:p>
+            <w:pPr>
+              <w:pStyle w:val="Compact"/>
+            </w:pPr>
+            <w:r>
+              <w:t xml:space="preserve">Half a day</w:t>
+            </w:r>
+          </w:p>
+        </w:tc>
+        <w:tc>
+          <w:tcPr/>
+          <w:p>
+            <w:pPr>
+              <w:pStyle w:val="Compact"/>
+            </w:pPr>
+            <w:r>
+              <w:t xml:space="preserve">Medium – it should help at high corruption, and it might help nothing</w:t>
+            </w:r>
+          </w:p>
+        </w:tc>
+        <w:tc>
+          <w:tcPr/>
+          <w:p>
+            <w:pPr>
+              <w:pStyle w:val="Compact"/>
+            </w:pPr>
+            <w:r>
+              <w:t xml:space="preserve">A few points at fuzz levels F4-F5 (Section 7.1), or a clean negative result</w:t>
+            </w:r>
+          </w:p>
+        </w:tc>
+      </w:tr>
+      <w:tr>
+        <w:tc>
+          <w:tcPr/>
+          <w:p>
+            <w:pPr>
+              <w:pStyle w:val="Compact"/>
+            </w:pPr>
+            <w:r>
+              <w:rPr>
+                <w:b/>
+                <w:bCs/>
+              </w:rPr>
+              <w:t xml:space="preserve">Category taxonomy</w:t>
+            </w:r>
+            <w:r>
+              <w:t xml:space="preserve">: map source categories onto Pelias’s</w:t>
+            </w:r>
+          </w:p>
+        </w:tc>
+        <w:tc>
+          <w:tcPr/>
+          <w:p>
+            <w:pPr>
+              <w:pStyle w:val="Compact"/>
+            </w:pPr>
+            <w:r>
+              <w:t xml:space="preserve">1-2 days</w:t>
+            </w:r>
+          </w:p>
+        </w:tc>
+        <w:tc>
+          <w:tcPr/>
+          <w:p>
+            <w:pPr>
+              <w:pStyle w:val="Compact"/>
+            </w:pPr>
+            <w:r>
+              <w:t xml:space="preserve">High</w:t>
+            </w:r>
+          </w:p>
+        </w:tc>
+        <w:tc>
+          <w:tcPr/>
+          <w:p>
+            <w:pPr>
+              <w:pStyle w:val="Compact"/>
+            </w:pPr>
+            <w:r>
+              <w:t xml:space="preserve">Closes the last documented API difference, so</w:t>
+            </w:r>
+            <w:r>
+              <w:t xml:space="preserve"> </w:t>
+            </w:r>
+            <w:r>
+              <w:rPr>
+                <w:rStyle w:val="VerbatimChar"/>
+              </w:rPr>
+              <w:t xml:space="preserve">categories=food</w:t>
+            </w:r>
+            <w:r>
+              <w:t xml:space="preserve"> </w:t>
+            </w:r>
+            <w:r>
+              <w:t xml:space="preserve">behaves as a Pelias client expects</w:t>
+            </w:r>
+          </w:p>
+        </w:tc>
+      </w:tr>
+      <w:tr>
+        <w:tc>
+          <w:tcPr/>
+          <w:p>
+            <w:pPr>
+              <w:pStyle w:val="Compact"/>
+            </w:pPr>
+            <w:r>
+              <w:rPr>
+                <w:b/>
+                <w:bCs/>
+              </w:rPr>
+              <w:t xml:space="preserve">libpostal model update</w:t>
+            </w:r>
+            <w:r>
+              <w:t xml:space="preserve"> </w:t>
+            </w:r>
+            <w:r>
+              <w:t xml:space="preserve">(Senzing libpostal-data)</w:t>
+            </w:r>
+          </w:p>
+        </w:tc>
+        <w:tc>
+          <w:tcPr/>
+          <w:p>
+            <w:pPr>
+              <w:pStyle w:val="Compact"/>
+            </w:pPr>
+            <w:r>
+              <w:t xml:space="preserve">1 day</w:t>
+            </w:r>
+          </w:p>
+        </w:tc>
+        <w:tc>
+          <w:tcPr/>
+          <w:p>
+            <w:pPr>
+              <w:pStyle w:val="Compact"/>
+            </w:pPr>
+            <w:r>
+              <w:t xml:space="preserve">Low for pgeo, medium for Pelias</w:t>
+            </w:r>
+          </w:p>
+        </w:tc>
+        <w:tc>
+          <w:tcPr/>
+          <w:p>
+            <w:pPr>
+              <w:pStyle w:val="Compact"/>
+            </w:pPr>
+            <w:r>
+              <w:t xml:space="preserve">pgeo’s rule parser already beats current libpostal (95.8% against 94.0%), so this mostly matters to the Pelias arm</w:t>
+            </w:r>
+          </w:p>
+        </w:tc>
+      </w:tr>
+      <w:tr>
+        <w:tc>
+          <w:tcPr/>
+          <w:p>
+            <w:pPr>
+              <w:pStyle w:val="Compact"/>
+            </w:pPr>
+            <w:r>
+              <w:rPr>
+                <w:b/>
+                <w:bCs/>
+              </w:rPr>
+              <w:t xml:space="preserve">Test set</w:t>
+            </w:r>
+            <w:r>
+              <w:t xml:space="preserve">: remove the eight false misses, add real queries</w:t>
+            </w:r>
+          </w:p>
+        </w:tc>
+        <w:tc>
+          <w:tcPr/>
+          <w:p>
+            <w:pPr>
+              <w:pStyle w:val="Compact"/>
+            </w:pPr>
+            <w:r>
+              <w:t xml:space="preserve">Half a day</w:t>
+            </w:r>
+          </w:p>
+        </w:tc>
+        <w:tc>
+          <w:tcPr/>
+          <w:p>
+            <w:pPr>
+              <w:pStyle w:val="Compact"/>
+            </w:pPr>
+            <w:r>
+              <w:t xml:space="preserve">Certain</w:t>
+            </w:r>
+          </w:p>
+        </w:tc>
+        <w:tc>
+          <w:tcPr/>
+          <w:p>
+            <w:pPr>
+              <w:pStyle w:val="Compact"/>
+            </w:pPr>
+            <w:r>
+              <w:t xml:space="preserve">The eight are known errors inflating pgeo’s miss score; removing them makes the headline number defensible</w:t>
+            </w:r>
+          </w:p>
+        </w:tc>
+      </w:tr>
+      <w:tr>
+        <w:tc>
+          <w:tcPr/>
+          <w:p>
+            <w:pPr>
+              <w:pStyle w:val="Compact"/>
+            </w:pPr>
+            <w:r>
+              <w:rPr>
+                <w:b/>
+                <w:bCs/>
+              </w:rPr>
+              <w:t xml:space="preserve">Continuous checks</w:t>
+            </w:r>
+            <w:r>
+              <w:t xml:space="preserve">: accuracy gate and compatibility contract on every build</w:t>
+            </w:r>
+          </w:p>
+        </w:tc>
+        <w:tc>
+          <w:tcPr/>
+          <w:p>
+            <w:pPr>
+              <w:pStyle w:val="Compact"/>
+            </w:pPr>
+            <w:r>
+              <w:t xml:space="preserve">Half a day</w:t>
+            </w:r>
+          </w:p>
+        </w:tc>
+        <w:tc>
+          <w:tcPr/>
+          <w:p>
+            <w:pPr>
+              <w:pStyle w:val="Compact"/>
+            </w:pPr>
+            <w:r>
+              <w:t xml:space="preserve">Certain</w:t>
+            </w:r>
+          </w:p>
+        </w:tc>
+        <w:tc>
+          <w:tcPr/>
+          <w:p>
+            <w:pPr>
+              <w:pStyle w:val="Compact"/>
+            </w:pPr>
+            <w:r>
+              <w:t xml:space="preserve">Both exist and pass; this is only wiring them into a hook</w:t>
+            </w:r>
+          </w:p>
+        </w:tc>
+      </w:tr>
+    </w:tbl>
+    <w:bookmarkStart w:id="148" w:name="Xd7589f6e21c5c24ca51fa0a4225006449c3c93a"/>
+    <w:p>
+      <w:pPr>
+        <w:pStyle w:val="Heading3"/>
+      </w:pPr>
+      <w:r>
+        <w:t xml:space="preserve">6.1 Would OpenResty or Omnigres be worth trying?</w:t>
+      </w:r>
+    </w:p>
+    <w:p>
+      <w:pPr>
+        <w:pStyle w:val="FirstParagraph"/>
+      </w:pPr>
+      <w:r>
+        <w:t xml:space="preserve">Both were considered and rejected when the HTTP layer was chosen (</w:t>
+      </w:r>
+      <w:r>
+        <w:rPr>
+          <w:rStyle w:val="VerbatimChar"/>
+        </w:rPr>
+        <w:t xml:space="preserve">docs/HTTP_OPTIONS.md</w:t>
+      </w:r>
+      <w:r>
+        <w:t xml:space="preserve">), and</w:t>
+      </w:r>
+      <w:r>
+        <w:t xml:space="preserve"> </w:t>
+      </w:r>
+      <w:r>
+        <w:t xml:space="preserve">the question is whether the results since then change that. They would take the</w:t>
+      </w:r>
+      <w:r>
+        <w:t xml:space="preserve"> </w:t>
+      </w:r>
+      <w:r>
+        <w:t xml:space="preserve">“no application</w:t>
+      </w:r>
+      <w:r>
+        <w:t xml:space="preserve"> </w:t>
+      </w:r>
+      <w:r>
+        <w:t xml:space="preserve">code”</w:t>
+      </w:r>
+      <w:r>
+        <w:t xml:space="preserve"> </w:t>
+      </w:r>
+      <w:r>
+        <w:t xml:space="preserve">idea further than PostgREST does, in opposite directions.</w:t>
+      </w:r>
+    </w:p>
+    <w:p>
+      <w:pPr>
+        <w:pStyle w:val="BodyText"/>
+      </w:pPr>
+      <w:r>
+        <w:rPr>
+          <w:b/>
+          <w:bCs/>
+        </w:rPr>
+        <w:t xml:space="preserve">Omnigres (</w:t>
+      </w:r>
+      <w:r>
+        <w:rPr>
+          <w:rStyle w:val="VerbatimChar"/>
+          <w:b/>
+          <w:bCs/>
+        </w:rPr>
+        <w:t xml:space="preserve">omni_httpd</w:t>
+      </w:r>
+      <w:r>
+        <w:rPr>
+          <w:b/>
+          <w:bCs/>
+        </w:rPr>
+        <w:t xml:space="preserve">)</w:t>
+      </w:r>
+      <w:r>
+        <w:t xml:space="preserve"> </w:t>
+      </w:r>
+      <w:r>
+        <w:t xml:space="preserve">puts the HTTP server</w:t>
+      </w:r>
+      <w:r>
+        <w:t xml:space="preserve"> </w:t>
+      </w:r>
+      <w:r>
+        <w:rPr>
+          <w:i/>
+          <w:iCs/>
+        </w:rPr>
+        <w:t xml:space="preserve">inside</w:t>
+      </w:r>
+      <w:r>
+        <w:t xml:space="preserve"> </w:t>
+      </w:r>
+      <w:r>
+        <w:t xml:space="preserve">PostgreSQL: its workers are database</w:t>
+      </w:r>
+      <w:r>
+        <w:t xml:space="preserve"> </w:t>
+      </w:r>
+      <w:r>
+        <w:t xml:space="preserve">backends and its route handlers are SQL. It is the literal form of this project’s guiding</w:t>
+      </w:r>
+      <w:r>
+        <w:t xml:space="preserve"> </w:t>
+      </w:r>
+      <w:r>
+        <w:t xml:space="preserve">principle – there would be no second container at all, and the memory floor would drop by</w:t>
+      </w:r>
+      <w:r>
+        <w:t xml:space="preserve"> </w:t>
+      </w:r>
+      <w:r>
+        <w:t xml:space="preserve">PostgREST’s 0.15 GB. Against that: it is a third-party C extension running in the database</w:t>
+      </w:r>
+      <w:r>
+        <w:t xml:space="preserve"> </w:t>
+      </w:r>
+      <w:r>
+        <w:t xml:space="preserve">process, which is precisely the risk the project avoided by insisting on core and contrib</w:t>
+      </w:r>
+      <w:r>
+        <w:t xml:space="preserve"> </w:t>
+      </w:r>
+      <w:r>
+        <w:t xml:space="preserve">extensions only, and its authors describe HTTPS and HTTP/2 as still maturing.</w:t>
+      </w:r>
+      <w:r>
+        <w:t xml:space="preserve"> </w:t>
+      </w:r>
+      <w:r>
+        <w:rPr>
+          <w:b/>
+          <w:bCs/>
+        </w:rPr>
+        <w:t xml:space="preserve">Worth testing?</w:t>
+      </w:r>
+      <w:r>
+        <w:rPr>
+          <w:b/>
+          <w:bCs/>
+        </w:rPr>
+        <w:t xml:space="preserve"> </w:t>
+      </w:r>
+      <w:r>
+        <w:rPr>
+          <w:b/>
+          <w:bCs/>
+        </w:rPr>
+        <w:t xml:space="preserve">Not for this deployment.</w:t>
+      </w:r>
+      <w:r>
+        <w:t xml:space="preserve"> </w:t>
+      </w:r>
+      <w:r>
+        <w:t xml:space="preserve">The gain is 0.15 GB on a 1.4 GB floor and one fewer container, against</w:t>
+      </w:r>
+      <w:r>
+        <w:t xml:space="preserve"> </w:t>
+      </w:r>
+      <w:r>
+        <w:t xml:space="preserve">putting unvetted C in the same process as the data. It would become interesting if the project</w:t>
+      </w:r>
+      <w:r>
+        <w:t xml:space="preserve"> </w:t>
+      </w:r>
+      <w:r>
+        <w:t xml:space="preserve">ever needed to drop below a 1 GB machine, which nothing here suggests it does.</w:t>
+      </w:r>
+    </w:p>
+    <w:p>
+      <w:pPr>
+        <w:pStyle w:val="BodyText"/>
+      </w:pPr>
+      <w:r>
+        <w:rPr>
+          <w:b/>
+          <w:bCs/>
+        </w:rPr>
+        <w:t xml:space="preserve">OpenResty with pgmoon</w:t>
+      </w:r>
+      <w:r>
+        <w:t xml:space="preserve"> </w:t>
+      </w:r>
+      <w:r>
+        <w:t xml:space="preserve">keeps the gateway outside the database but replaces PostgREST with a few</w:t>
+      </w:r>
+      <w:r>
+        <w:t xml:space="preserve"> </w:t>
+      </w:r>
+      <w:r>
+        <w:t xml:space="preserve">dozen lines of Lua in nginx – and nginx is already on the host as the edge. That is genuinely</w:t>
+      </w:r>
+      <w:r>
+        <w:t xml:space="preserve"> </w:t>
+      </w:r>
+      <w:r>
+        <w:t xml:space="preserve">attractive on paper: one fewer process, no PostgREST parameter-naming constraints, and the</w:t>
+      </w:r>
+      <w:r>
+        <w:t xml:space="preserve"> </w:t>
+      </w:r>
+      <w:r>
+        <w:rPr>
+          <w:rStyle w:val="VerbatimChar"/>
+        </w:rPr>
+        <w:t xml:space="preserve">boundary.circle</w:t>
+      </w:r>
+      <w:r>
+        <w:t xml:space="preserve"> </w:t>
+      </w:r>
+      <w:r>
+        <w:t xml:space="preserve">rewriting that currently needs chained nginx</w:t>
+      </w:r>
+      <w:r>
+        <w:t xml:space="preserve"> </w:t>
+      </w:r>
+      <w:r>
+        <w:rPr>
+          <w:rStyle w:val="VerbatimChar"/>
+        </w:rPr>
+        <w:t xml:space="preserve">map</w:t>
+      </w:r>
+      <w:r>
+        <w:t xml:space="preserve"> </w:t>
+      </w:r>
+      <w:r>
+        <w:t xml:space="preserve">directives (Section 3.8)</w:t>
+      </w:r>
+      <w:r>
+        <w:t xml:space="preserve"> </w:t>
+      </w:r>
+      <w:r>
+        <w:t xml:space="preserve">would become three lines of Lua. Against it: a non-standard nginx build, and Lua that this project</w:t>
+      </w:r>
+      <w:r>
+        <w:t xml:space="preserve"> </w:t>
+      </w:r>
+      <w:r>
+        <w:t xml:space="preserve">would own and have to test – the opposite of the argument that PostgREST needs no code.</w:t>
+      </w:r>
+      <w:r>
+        <w:t xml:space="preserve"> </w:t>
+      </w:r>
+      <w:r>
+        <w:rPr>
+          <w:b/>
+          <w:bCs/>
+        </w:rPr>
+        <w:t xml:space="preserve">Worth testing? As an experiment, yes – and only if PostgREST’s URL grammar becomes a real</w:t>
+      </w:r>
+      <w:r>
+        <w:rPr>
+          <w:b/>
+          <w:bCs/>
+        </w:rPr>
+        <w:t xml:space="preserve"> </w:t>
+      </w:r>
+      <w:r>
+        <w:rPr>
+          <w:b/>
+          <w:bCs/>
+        </w:rPr>
+        <w:t xml:space="preserve">obstacle.</w:t>
+      </w:r>
+      <w:r>
+        <w:t xml:space="preserve"> </w:t>
+      </w:r>
+      <w:r>
+        <w:t xml:space="preserve">It is perhaps two days to a working prototype and a like-for-like ramp. The measurement</w:t>
+      </w:r>
+      <w:r>
+        <w:t xml:space="preserve"> </w:t>
+      </w:r>
+      <w:r>
+        <w:t xml:space="preserve">that would justify it is latency: PostgREST added no measurable overhead at or below 4 vCPU</w:t>
+      </w:r>
+      <w:r>
+        <w:t xml:space="preserve"> </w:t>
+      </w:r>
+      <w:r>
+        <w:t xml:space="preserve">(Section 3.4), so the honest expectation is that OpenResty would win on elegance and nothing else.</w:t>
+      </w:r>
+    </w:p>
+    <w:p>
+      <w:pPr>
+        <w:pStyle w:val="BodyText"/>
+      </w:pPr>
+      <w:r>
+        <w:t xml:space="preserve">The broader point is that the HTTP layer is not where this system spends its time. Section 3.4</w:t>
+      </w:r>
+      <w:r>
+        <w:t xml:space="preserve"> </w:t>
+      </w:r>
+      <w:r>
+        <w:t xml:space="preserve">shows the database is the bottleneck on every configuration, so a faster or lighter gateway moves</w:t>
+      </w:r>
+      <w:r>
+        <w:t xml:space="preserve"> </w:t>
+      </w:r>
+      <w:r>
+        <w:t xml:space="preserve">a number that is not currently limiting anything. Both options are worth knowing about; neither is</w:t>
+      </w:r>
+      <w:r>
+        <w:t xml:space="preserve"> </w:t>
+      </w:r>
+      <w:r>
+        <w:t xml:space="preserve">worth doing before autocomplete speed and authorization.</w:t>
+      </w:r>
+    </w:p>
+    <w:bookmarkEnd w:id="148"/>
+    <w:bookmarkEnd w:id="149"/>
+    <w:bookmarkStart w:id="155" w:name="questions-and-answers"/>
+    <w:p>
+      <w:pPr>
+        <w:pStyle w:val="Heading2"/>
+      </w:pPr>
+      <w:r>
+        <w:t xml:space="preserve">7. Questions and answers</w:t>
+      </w:r>
+    </w:p>
+    <w:p>
+      <w:pPr>
+        <w:pStyle w:val="FirstParagraph"/>
+      </w:pPr>
+      <w:r>
+        <w:t xml:space="preserve">Questions raised while reviewing this work, answered with measurements where a measurement was</w:t>
+      </w:r>
+      <w:r>
+        <w:t xml:space="preserve"> </w:t>
+      </w:r>
+      <w:r>
+        <w:t xml:space="preserve">possible and with a clear statement of what was not tested where it was not.</w:t>
+      </w:r>
+    </w:p>
+    <w:bookmarkStart w:id="150" w:name="Xce4ec8be597c8085ea4a340481823da9121d506"/>
+    <w:p>
+      <w:pPr>
+        <w:pStyle w:val="Heading3"/>
+      </w:pPr>
+      <w:r>
+        <w:t xml:space="preserve">7.1 Would a soundex-style filter help when users cannot spell a name?</w:t>
+      </w:r>
+    </w:p>
+    <w:p>
+      <w:pPr>
+        <w:pStyle w:val="FirstParagraph"/>
+      </w:pPr>
+      <w:r>
+        <w:rPr>
+          <w:b/>
+          <w:bCs/>
+        </w:rPr>
+        <w:t xml:space="preserve">Short answer: not soundex, and not as a replacement for what is already there – but</w:t>
+      </w:r>
+      <w:r>
+        <w:rPr>
+          <w:b/>
+          <w:bCs/>
+        </w:rPr>
+        <w:t xml:space="preserve"> </w:t>
+      </w:r>
+      <w:r>
+        <w:rPr>
+          <w:rStyle w:val="VerbatimChar"/>
+          <w:b/>
+          <w:bCs/>
+        </w:rPr>
+        <w:t xml:space="preserve">metaphone</w:t>
+      </w:r>
+      <w:r>
+        <w:rPr>
+          <w:b/>
+          <w:bCs/>
+        </w:rPr>
+        <w:t xml:space="preserve"> </w:t>
+      </w:r>
+      <w:r>
+        <w:rPr>
+          <w:b/>
+          <w:bCs/>
+        </w:rPr>
+        <w:t xml:space="preserve">as a</w:t>
+      </w:r>
+      <w:r>
+        <w:rPr>
+          <w:b/>
+          <w:bCs/>
+        </w:rPr>
+        <w:t xml:space="preserve"> </w:t>
+      </w:r>
+      <w:r>
+        <w:rPr>
+          <w:b/>
+          <w:bCs/>
+          <w:i/>
+          <w:iCs/>
+        </w:rPr>
+        <w:t xml:space="preserve">fallback</w:t>
+      </w:r>
+      <w:r>
+        <w:rPr>
+          <w:b/>
+          <w:bCs/>
+        </w:rPr>
+        <w:t xml:space="preserve"> </w:t>
+      </w:r>
+      <w:r>
+        <w:rPr>
+          <w:b/>
+          <w:bCs/>
+        </w:rPr>
+        <w:t xml:space="preserve">is worth an experiment.</w:t>
+      </w:r>
+    </w:p>
+    <w:p>
+      <w:pPr>
+        <w:pStyle w:val="BodyText"/>
+      </w:pPr>
+      <w:r>
+        <w:t xml:space="preserve">pgeo already handles phonetic misspellings through trigram similarity. Five invented misspellings</w:t>
+      </w:r>
+      <w:r>
+        <w:t xml:space="preserve"> </w:t>
+      </w:r>
+      <w:r>
+        <w:t xml:space="preserve">of Maine towns all resolve today:</w:t>
+      </w:r>
+    </w:p>
+    <w:p>
+      <w:pPr>
+        <w:pStyle w:val="BodyText"/>
+      </w:pPr>
+      <w:r>
+        <w:rPr>
+          <w:b/>
+          <w:bCs/>
+        </w:rPr>
+        <w:t xml:space="preserve">Table 59. Phonetic misspellings against the deployed pgeo.</w:t>
+      </w:r>
+      <w:r>
+        <w:t xml:space="preserve"> </w:t>
+      </w:r>
+      <w:r>
+        <w:t xml:space="preserve">All five resolve, but two are weak:</w:t>
+      </w:r>
+      <w:r>
+        <w:t xml:space="preserve"> </w:t>
+      </w:r>
+      <w:r>
+        <w:t xml:space="preserve">“Kenebunc”</w:t>
+      </w:r>
+      <w:r>
+        <w:t xml:space="preserve"> </w:t>
+      </w:r>
+      <w:r>
+        <w:t xml:space="preserve">is found with low confidence, and</w:t>
+      </w:r>
+      <w:r>
+        <w:t xml:space="preserve"> </w:t>
+      </w:r>
+      <w:r>
+        <w:t xml:space="preserve">“Skowhegin”</w:t>
+      </w:r>
+      <w:r>
+        <w:t xml:space="preserve"> </w:t>
+      </w:r>
+      <w:r>
+        <w:t xml:space="preserve">ranks a venue above the town.</w:t>
+      </w:r>
+    </w:p>
+    <w:tbl>
+      <w:tblPr>
+        <w:tblStyle w:val="Table"/>
+        <w:tblW w:type="pct" w:w="5000"/>
+        <w:tblLayout w:type="fixed"/>
+        <w:tblLook w:firstRow="1" w:lastRow="0" w:firstColumn="0" w:lastColumn="0" w:noHBand="0" w:noVBand="0" w:val="0020"/>
+      </w:tblPr>
+      <w:tblGrid>
+        <w:gridCol w:w="1980"/>
+        <w:gridCol w:w="1980"/>
+        <w:gridCol w:w="1980"/>
+        <w:gridCol w:w="1980"/>
+      </w:tblGrid>
+      <w:tr>
+        <w:trPr>
+          <w:tblHeader w:val="on"/>
+        </w:trPr>
+        <w:tc>
+          <w:tcPr/>
+          <w:p>
+            <w:pPr>
+              <w:pStyle w:val="Compact"/>
+            </w:pPr>
+            <w:r>
               <w:t xml:space="preserve">Typed</w:t>
             </w:r>
           </w:p>
@@ -42733,7 +44600,7 @@
           <w:b/>
           <w:bCs/>
         </w:rPr>
-        <w:t xml:space="preserve">Table 57. How coarse each phonetic encoding is on this data.</w:t>
+        <w:t xml:space="preserve">Table 60. How coarse each phonetic encoding is on this data.</w:t>
       </w:r>
       <w:r>
         <w:t xml:space="preserve"> </w:t>
@@ -43071,8 +44938,8 @@
         <w:t xml:space="preserve">the same gate that protects every other tuning step would decide it.</w:t>
       </w:r>
     </w:p>
-    <w:bookmarkEnd w:id="145"/>
-    <w:bookmarkStart w:id="146" w:name="Xc916698539a2cb6e0964548169ced65c0e9da3f"/>
+    <w:bookmarkEnd w:id="150"/>
+    <w:bookmarkStart w:id="151" w:name="Xc916698539a2cb6e0964548169ced65c0e9da3f"/>
     <w:p>
       <w:pPr>
         <w:pStyle w:val="Heading3"/>
@@ -43321,8 +45188,8 @@
         <w:t xml:space="preserve">signature change.</w:t>
       </w:r>
     </w:p>
-    <w:bookmarkEnd w:id="146"/>
-    <w:bookmarkStart w:id="147" w:name="Xee5317d656777e3bf85d0f48377ac35c3fa2b97"/>
+    <w:bookmarkEnd w:id="151"/>
+    <w:bookmarkStart w:id="152" w:name="Xee5317d656777e3bf85d0f48377ac35c3fa2b97"/>
     <w:p>
       <w:pPr>
         <w:pStyle w:val="Heading3"/>
@@ -43582,8 +45449,8 @@
         <w:t xml:space="preserve">single most useful piece of automation left.</w:t>
       </w:r>
     </w:p>
-    <w:bookmarkEnd w:id="147"/>
-    <w:bookmarkStart w:id="148" w:name="Xf693c617f9e5d01e2ab0338954e7797b000dff6"/>
+    <w:bookmarkEnd w:id="152"/>
+    <w:bookmarkStart w:id="153" w:name="Xf693c617f9e5d01e2ab0338954e7797b000dff6"/>
     <w:p>
       <w:pPr>
         <w:pStyle w:val="Heading3"/>
@@ -43820,8 +45687,8 @@
         <w:t xml:space="preserve">half-day of work and is listed in Section 6.</w:t>
       </w:r>
     </w:p>
-    <w:bookmarkEnd w:id="148"/>
-    <w:bookmarkStart w:id="149" w:name="X558cf9b35e3c74d9435954e68079e6fa9e74b5d"/>
+    <w:bookmarkEnd w:id="153"/>
+    <w:bookmarkStart w:id="154" w:name="X558cf9b35e3c74d9435954e68079e6fa9e74b5d"/>
     <w:p>
       <w:pPr>
         <w:pStyle w:val="Heading3"/>
@@ -43932,9 +45799,9 @@
         <w:t xml:space="preserve">and it is the natural follow-on to the capacity results.</w:t>
       </w:r>
     </w:p>
-    <w:bookmarkEnd w:id="149"/>
-    <w:bookmarkEnd w:id="150"/>
-    <w:bookmarkStart w:id="151" w:name="acknowledgements"/>
+    <w:bookmarkEnd w:id="154"/>
+    <w:bookmarkEnd w:id="155"/>
+    <w:bookmarkStart w:id="156" w:name="acknowledgements"/>
     <w:p>
       <w:pPr>
         <w:pStyle w:val="Heading2"/>
@@ -44026,8 +45893,8 @@
         <w:t xml:space="preserve">Foundation. Each carries its own licence; see NOTICE in the repository.</w:t>
       </w:r>
     </w:p>
-    <w:bookmarkEnd w:id="151"/>
-    <w:bookmarkStart w:id="182" w:name="references"/>
+    <w:bookmarkEnd w:id="156"/>
+    <w:bookmarkStart w:id="187" w:name="references"/>
     <w:p>
       <w:pPr>
         <w:pStyle w:val="Heading2"/>
@@ -44070,7 +45937,7 @@
       <w:r>
         <w:t xml:space="preserve"> </w:t>
       </w:r>
-      <w:hyperlink r:id="rId152">
+      <w:hyperlink r:id="rId157">
         <w:r>
           <w:rPr>
             <w:rStyle w:val="Hyperlink"/>
@@ -44087,7 +45954,7 @@
       <w:r>
         <w:t xml:space="preserve"> </w:t>
       </w:r>
-      <w:hyperlink r:id="rId153">
+      <w:hyperlink r:id="rId158">
         <w:r>
           <w:rPr>
             <w:rStyle w:val="Hyperlink"/>
@@ -44110,7 +45977,7 @@
       <w:r>
         <w:t xml:space="preserve"> </w:t>
       </w:r>
-      <w:hyperlink r:id="rId154">
+      <w:hyperlink r:id="rId159">
         <w:r>
           <w:rPr>
             <w:rStyle w:val="Hyperlink"/>
@@ -44133,7 +46000,7 @@
       <w:r>
         <w:t xml:space="preserve"> </w:t>
       </w:r>
-      <w:hyperlink r:id="rId155">
+      <w:hyperlink r:id="rId160">
         <w:r>
           <w:rPr>
             <w:rStyle w:val="Hyperlink"/>
@@ -44156,7 +46023,7 @@
       <w:r>
         <w:t xml:space="preserve"> </w:t>
       </w:r>
-      <w:hyperlink r:id="rId156">
+      <w:hyperlink r:id="rId161">
         <w:r>
           <w:rPr>
             <w:rStyle w:val="Hyperlink"/>
@@ -44179,7 +46046,7 @@
       <w:r>
         <w:t xml:space="preserve"> </w:t>
       </w:r>
-      <w:hyperlink r:id="rId157">
+      <w:hyperlink r:id="rId162">
         <w:r>
           <w:rPr>
             <w:rStyle w:val="Hyperlink"/>
@@ -44202,7 +46069,7 @@
       <w:r>
         <w:t xml:space="preserve"> </w:t>
       </w:r>
-      <w:hyperlink r:id="rId158">
+      <w:hyperlink r:id="rId163">
         <w:r>
           <w:rPr>
             <w:rStyle w:val="Hyperlink"/>
@@ -44225,7 +46092,7 @@
       <w:r>
         <w:t xml:space="preserve"> </w:t>
       </w:r>
-      <w:hyperlink r:id="rId159">
+      <w:hyperlink r:id="rId164">
         <w:r>
           <w:rPr>
             <w:rStyle w:val="Hyperlink"/>
@@ -44248,7 +46115,7 @@
       <w:r>
         <w:t xml:space="preserve"> </w:t>
       </w:r>
-      <w:hyperlink r:id="rId160">
+      <w:hyperlink r:id="rId165">
         <w:r>
           <w:rPr>
             <w:rStyle w:val="Hyperlink"/>
@@ -44271,7 +46138,7 @@
       <w:r>
         <w:t xml:space="preserve"> </w:t>
       </w:r>
-      <w:hyperlink r:id="rId161">
+      <w:hyperlink r:id="rId166">
         <w:r>
           <w:rPr>
             <w:rStyle w:val="Hyperlink"/>
@@ -44294,7 +46161,7 @@
       <w:r>
         <w:t xml:space="preserve"> </w:t>
       </w:r>
-      <w:hyperlink r:id="rId162">
+      <w:hyperlink r:id="rId167">
         <w:r>
           <w:rPr>
             <w:rStyle w:val="Hyperlink"/>
@@ -44317,7 +46184,7 @@
       <w:r>
         <w:t xml:space="preserve"> </w:t>
       </w:r>
-      <w:hyperlink r:id="rId163">
+      <w:hyperlink r:id="rId168">
         <w:r>
           <w:rPr>
             <w:rStyle w:val="Hyperlink"/>
@@ -44340,7 +46207,7 @@
       <w:r>
         <w:t xml:space="preserve"> </w:t>
       </w:r>
-      <w:hyperlink r:id="rId164">
+      <w:hyperlink r:id="rId169">
         <w:r>
           <w:rPr>
             <w:rStyle w:val="Hyperlink"/>
@@ -44363,7 +46230,7 @@
       <w:r>
         <w:t xml:space="preserve"> </w:t>
       </w:r>
-      <w:hyperlink r:id="rId165">
+      <w:hyperlink r:id="rId170">
         <w:r>
           <w:rPr>
             <w:rStyle w:val="Hyperlink"/>
@@ -44386,7 +46253,7 @@
       <w:r>
         <w:t xml:space="preserve"> </w:t>
       </w:r>
-      <w:hyperlink r:id="rId166">
+      <w:hyperlink r:id="rId171">
         <w:r>
           <w:rPr>
             <w:rStyle w:val="Hyperlink"/>
@@ -44409,7 +46276,7 @@
       <w:r>
         <w:t xml:space="preserve"> </w:t>
       </w:r>
-      <w:hyperlink r:id="rId167">
+      <w:hyperlink r:id="rId172">
         <w:r>
           <w:rPr>
             <w:rStyle w:val="Hyperlink"/>
@@ -44432,7 +46299,7 @@
       <w:r>
         <w:t xml:space="preserve"> </w:t>
       </w:r>
-      <w:hyperlink r:id="rId168">
+      <w:hyperlink r:id="rId173">
         <w:r>
           <w:rPr>
             <w:rStyle w:val="Hyperlink"/>
@@ -44455,7 +46322,7 @@
       <w:r>
         <w:t xml:space="preserve"> </w:t>
       </w:r>
-      <w:hyperlink r:id="rId169">
+      <w:hyperlink r:id="rId174">
         <w:r>
           <w:rPr>
             <w:rStyle w:val="Hyperlink"/>
@@ -44478,7 +46345,7 @@
       <w:r>
         <w:t xml:space="preserve"> </w:t>
       </w:r>
-      <w:hyperlink r:id="rId170">
+      <w:hyperlink r:id="rId175">
         <w:r>
           <w:rPr>
             <w:rStyle w:val="Hyperlink"/>
@@ -44501,7 +46368,7 @@
       <w:r>
         <w:t xml:space="preserve"> </w:t>
       </w:r>
-      <w:hyperlink r:id="rId171">
+      <w:hyperlink r:id="rId176">
         <w:r>
           <w:rPr>
             <w:rStyle w:val="Hyperlink"/>
@@ -44524,7 +46391,7 @@
       <w:r>
         <w:t xml:space="preserve"> </w:t>
       </w:r>
-      <w:hyperlink r:id="rId172">
+      <w:hyperlink r:id="rId177">
         <w:r>
           <w:rPr>
             <w:rStyle w:val="Hyperlink"/>
@@ -44547,7 +46414,7 @@
       <w:r>
         <w:t xml:space="preserve"> </w:t>
       </w:r>
-      <w:hyperlink r:id="rId173">
+      <w:hyperlink r:id="rId178">
         <w:r>
           <w:rPr>
             <w:rStyle w:val="Hyperlink"/>
@@ -44570,7 +46437,7 @@
       <w:r>
         <w:t xml:space="preserve"> </w:t>
       </w:r>
-      <w:hyperlink r:id="rId174">
+      <w:hyperlink r:id="rId179">
         <w:r>
           <w:rPr>
             <w:rStyle w:val="Hyperlink"/>
@@ -44593,7 +46460,7 @@
       <w:r>
         <w:t xml:space="preserve"> </w:t>
       </w:r>
-      <w:hyperlink r:id="rId175">
+      <w:hyperlink r:id="rId180">
         <w:r>
           <w:rPr>
             <w:rStyle w:val="Hyperlink"/>
@@ -44616,7 +46483,7 @@
       <w:r>
         <w:t xml:space="preserve"> </w:t>
       </w:r>
-      <w:hyperlink r:id="rId176">
+      <w:hyperlink r:id="rId181">
         <w:r>
           <w:rPr>
             <w:rStyle w:val="Hyperlink"/>
@@ -44639,7 +46506,7 @@
       <w:r>
         <w:t xml:space="preserve"> </w:t>
       </w:r>
-      <w:hyperlink r:id="rId177">
+      <w:hyperlink r:id="rId182">
         <w:r>
           <w:rPr>
             <w:rStyle w:val="Hyperlink"/>
@@ -44662,7 +46529,7 @@
       <w:r>
         <w:t xml:space="preserve"> </w:t>
       </w:r>
-      <w:hyperlink r:id="rId178">
+      <w:hyperlink r:id="rId183">
         <w:r>
           <w:rPr>
             <w:rStyle w:val="Hyperlink"/>
@@ -44685,7 +46552,7 @@
       <w:r>
         <w:t xml:space="preserve"> </w:t>
       </w:r>
-      <w:hyperlink r:id="rId179">
+      <w:hyperlink r:id="rId184">
         <w:r>
           <w:rPr>
             <w:rStyle w:val="Hyperlink"/>
@@ -44708,7 +46575,7 @@
       <w:r>
         <w:t xml:space="preserve"> </w:t>
       </w:r>
-      <w:hyperlink r:id="rId180">
+      <w:hyperlink r:id="rId185">
         <w:r>
           <w:rPr>
             <w:rStyle w:val="Hyperlink"/>
@@ -44731,7 +46598,7 @@
       <w:r>
         <w:t xml:space="preserve"> </w:t>
       </w:r>
-      <w:hyperlink r:id="rId181">
+      <w:hyperlink r:id="rId186">
         <w:r>
           <w:rPr>
             <w:rStyle w:val="Hyperlink"/>
@@ -44740,8 +46607,8 @@
         </w:r>
       </w:hyperlink>
     </w:p>
-    <w:bookmarkEnd w:id="182"/>
-    <w:bookmarkStart w:id="183" w:name="appendix-a.-reproducing-this-study"/>
+    <w:bookmarkEnd w:id="187"/>
+    <w:bookmarkStart w:id="188" w:name="appendix-a.-reproducing-this-study"/>
     <w:p>
       <w:pPr>
         <w:pStyle w:val="Heading2"/>
@@ -45178,8 +47045,8 @@
         <w:t xml:space="preserve">system reproduces the results in this report.</w:t>
       </w:r>
     </w:p>
-    <w:bookmarkEnd w:id="183"/>
-    <w:bookmarkStart w:id="184" w:name="Xec1f0b5e3ec847d05266a8fcbbb09145d5aebe4"/>
+    <w:bookmarkEnd w:id="188"/>
+    <w:bookmarkStart w:id="189" w:name="Xec1f0b5e3ec847d05266a8fcbbb09145d5aebe4"/>
     <w:p>
       <w:pPr>
         <w:pStyle w:val="Heading2"/>
@@ -45211,7 +47078,7 @@
           <w:b/>
           <w:bCs/>
         </w:rPr>
-        <w:t xml:space="preserve">Table 58. Questions asked during the project, with short answers and the sections that answer them in full.</w:t>
+        <w:t xml:space="preserve">Table 61. Questions asked during the project, with short answers and the sections that answer them in full.</w:t>
       </w:r>
     </w:p>
     <w:tbl>
@@ -46223,8 +48090,8 @@
         </w:tc>
       </w:tr>
     </w:tbl>
-    <w:bookmarkEnd w:id="184"/>
-    <w:bookmarkStart w:id="185" w:name="appendix-c.-pgeo-storage"/>
+    <w:bookmarkEnd w:id="189"/>
+    <w:bookmarkStart w:id="190" w:name="appendix-c.-pgeo-storage"/>
     <w:p>
       <w:pPr>
         <w:pStyle w:val="Heading2"/>
@@ -46286,7 +48153,7 @@
           <w:b/>
           <w:bCs/>
         </w:rPr>
-        <w:t xml:space="preserve">Table 59. pgeo tables (including their indexes).</w:t>
+        <w:t xml:space="preserve">Table 62. pgeo tables (including their indexes).</w:t>
       </w:r>
     </w:p>
     <w:tbl>
@@ -46494,7 +48361,7 @@
           <w:b/>
           <w:bCs/>
         </w:rPr>
-        <w:t xml:space="preserve">Table 60. Largest pgeo indexes.</w:t>
+        <w:t xml:space="preserve">Table 63. Largest pgeo indexes.</w:t>
       </w:r>
     </w:p>
     <w:tbl>
@@ -46849,7 +48716,7 @@
         </w:tc>
       </w:tr>
     </w:tbl>
-    <w:bookmarkEnd w:id="185"/>
+    <w:bookmarkEnd w:id="190"/>
     <w:sectPr>
       <w:footnotePr>
         <w:numRestart w:val="eachSect"/>

--- a/docs/REPORT.docx
+++ b/docs/REPORT.docx
@@ -31,7 +31,7 @@
         <w:pStyle w:val="Date"/>
       </w:pPr>
       <w:r>
-        <w:t xml:space="preserve">Version 0.16.0 · 21 September 2026</w:t>
+        <w:t xml:space="preserve">Version 0.19.0 · 22 September 2026</w:t>
       </w:r>
     </w:p>
     <w:sdt>
@@ -14185,7 +14185,7 @@
     <w:bookmarkEnd w:id="47"/>
     <w:bookmarkEnd w:id="48"/>
     <w:bookmarkEnd w:id="49"/>
-    <w:bookmarkStart w:id="145" w:name="results"/>
+    <w:bookmarkStart w:id="146" w:name="results"/>
     <w:p>
       <w:pPr>
         <w:pStyle w:val="Heading2"/>
@@ -34043,7 +34043,7 @@
     </w:p>
     <w:bookmarkEnd w:id="126"/>
     <w:bookmarkEnd w:id="127"/>
-    <w:bookmarkStart w:id="129" w:name="security"/>
+    <w:bookmarkStart w:id="130" w:name="security"/>
     <w:p>
       <w:pPr>
         <w:pStyle w:val="Heading3"/>
@@ -34617,6 +34617,368 @@
         <w:t xml:space="preserve">in each response harmless.</w:t>
       </w:r>
     </w:p>
+    <w:bookmarkEnd w:id="128"/>
+    <w:bookmarkStart w:id="129" w:name="authorization-at-the-edge"/>
+    <w:p>
+      <w:pPr>
+        <w:pStyle w:val="Heading4"/>
+      </w:pPr>
+      <w:r>
+        <w:t xml:space="preserve">3.13.2 Authorization at the edge</w:t>
+      </w:r>
+    </w:p>
+    <w:p>
+      <w:pPr>
+        <w:pStyle w:val="FirstParagraph"/>
+      </w:pPr>
+      <w:r>
+        <w:t xml:space="preserve">Every</w:t>
+      </w:r>
+      <w:r>
+        <w:t xml:space="preserve"> </w:t>
+      </w:r>
+      <w:r>
+        <w:rPr>
+          <w:rStyle w:val="VerbatimChar"/>
+        </w:rPr>
+        <w:t xml:space="preserve">/v1/*</w:t>
+      </w:r>
+      <w:r>
+        <w:t xml:space="preserve"> </w:t>
+      </w:r>
+      <w:r>
+        <w:t xml:space="preserve">request must carry a key in an</w:t>
+      </w:r>
+      <w:r>
+        <w:t xml:space="preserve"> </w:t>
+      </w:r>
+      <w:r>
+        <w:rPr>
+          <w:rStyle w:val="VerbatimChar"/>
+        </w:rPr>
+        <w:t xml:space="preserve">X-API-Key</w:t>
+      </w:r>
+      <w:r>
+        <w:t xml:space="preserve"> </w:t>
+      </w:r>
+      <w:r>
+        <w:t xml:space="preserve">header. The edge hashes the header with</w:t>
+      </w:r>
+      <w:r>
+        <w:t xml:space="preserve"> </w:t>
+      </w:r>
+      <w:r>
+        <w:t xml:space="preserve">SHA-256 – an nginx module,</w:t>
+      </w:r>
+      <w:r>
+        <w:t xml:space="preserve"> </w:t>
+      </w:r>
+      <w:r>
+        <w:rPr>
+          <w:rStyle w:val="VerbatimChar"/>
+        </w:rPr>
+        <w:t xml:space="preserve">njs</w:t>
+      </w:r>
+      <w:r>
+        <w:t xml:space="preserve">, not a new process – and looks the hash up in a map of known</w:t>
+      </w:r>
+      <w:r>
+        <w:t xml:space="preserve"> </w:t>
+      </w:r>
+      <w:r>
+        <w:t xml:space="preserve">clients; no match, no API. The map is rendered from the deployment inventory, which holds hashes</w:t>
+      </w:r>
+      <w:r>
+        <w:t xml:space="preserve"> </w:t>
+      </w:r>
+      <w:r>
+        <w:t xml:space="preserve">and client names and nothing else; the keys themselves are shown once by the tool that makes</w:t>
+      </w:r>
+      <w:r>
+        <w:t xml:space="preserve"> </w:t>
+      </w:r>
+      <w:r>
+        <w:t xml:space="preserve">them (</w:t>
+      </w:r>
+      <w:r>
+        <w:rPr>
+          <w:rStyle w:val="VerbatimChar"/>
+        </w:rPr>
+        <w:t xml:space="preserve">scripts/edge_apikey.sh</w:t>
+      </w:r>
+      <w:r>
+        <w:t xml:space="preserve">) and kept by the client. A key is 32 bytes from the operating</w:t>
+      </w:r>
+      <w:r>
+        <w:t xml:space="preserve"> </w:t>
+      </w:r>
+      <w:r>
+        <w:t xml:space="preserve">system’s random source, which is why a plain SHA-256 is the right store for it: a slow password</w:t>
+      </w:r>
+      <w:r>
+        <w:t xml:space="preserve"> </w:t>
+      </w:r>
+      <w:r>
+        <w:t xml:space="preserve">hash defends low-entropy secrets people choose, and there is nothing low-entropy here.</w:t>
+      </w:r>
+    </w:p>
+    <w:p>
+      <w:pPr>
+        <w:pStyle w:val="BodyText"/>
+      </w:pPr>
+      <w:r>
+        <w:t xml:space="preserve">Four decisions in it are worth stating, because each closes a leak that a simpler design leaves</w:t>
+      </w:r>
+      <w:r>
+        <w:t xml:space="preserve"> </w:t>
+      </w:r>
+      <w:r>
+        <w:t xml:space="preserve">open:</w:t>
+      </w:r>
+    </w:p>
+    <w:p>
+      <w:pPr>
+        <w:pStyle w:val="Compact"/>
+        <w:numPr>
+          <w:ilvl w:val="0"/>
+          <w:numId w:val="1006"/>
+        </w:numPr>
+      </w:pPr>
+      <w:r>
+        <w:rPr>
+          <w:b/>
+          <w:bCs/>
+        </w:rPr>
+        <w:t xml:space="preserve">Header, not URL.</w:t>
+      </w:r>
+      <w:r>
+        <w:t xml:space="preserve"> </w:t>
+      </w:r>
+      <w:r>
+        <w:t xml:space="preserve">Pelias clients often send</w:t>
+      </w:r>
+      <w:r>
+        <w:t xml:space="preserve"> </w:t>
+      </w:r>
+      <w:r>
+        <w:rPr>
+          <w:rStyle w:val="VerbatimChar"/>
+        </w:rPr>
+        <w:t xml:space="preserve">api_key=</w:t>
+      </w:r>
+      <w:r>
+        <w:t xml:space="preserve"> </w:t>
+      </w:r>
+      <w:r>
+        <w:t xml:space="preserve">in the query string. A URL lands in</w:t>
+      </w:r>
+      <w:r>
+        <w:t xml:space="preserve"> </w:t>
+      </w:r>
+      <w:r>
+        <w:t xml:space="preserve">browser history, in referers and in any proxy’s log; the edge refuses a key there – a valid one</w:t>
+      </w:r>
+      <w:r>
+        <w:t xml:space="preserve"> </w:t>
+      </w:r>
+      <w:r>
+        <w:t xml:space="preserve">included – rather than accepting it.</w:t>
+      </w:r>
+    </w:p>
+    <w:p>
+      <w:pPr>
+        <w:pStyle w:val="Compact"/>
+        <w:numPr>
+          <w:ilvl w:val="0"/>
+          <w:numId w:val="1006"/>
+        </w:numPr>
+      </w:pPr>
+      <w:r>
+        <w:rPr>
+          <w:b/>
+          <w:bCs/>
+        </w:rPr>
+        <w:t xml:space="preserve">The log names the client, never the key.</w:t>
+      </w:r>
+      <w:r>
+        <w:t xml:space="preserve"> </w:t>
+      </w:r>
+      <w:r>
+        <w:t xml:space="preserve">The access-log format that already omitted the</w:t>
+      </w:r>
+      <w:r>
+        <w:t xml:space="preserve"> </w:t>
+      </w:r>
+      <w:r>
+        <w:t xml:space="preserve">query string now records the client’s name where the combined format has the user, so an audit</w:t>
+      </w:r>
+      <w:r>
+        <w:t xml:space="preserve"> </w:t>
+      </w:r>
+      <w:r>
+        <w:t xml:space="preserve">trail exists (</w:t>
+      </w:r>
+      <w:r>
+        <w:t xml:space="preserve">“dispatch made 4,000 requests on Tuesday”</w:t>
+      </w:r>
+      <w:r>
+        <w:t xml:space="preserve">) and a stolen log yields no credential.</w:t>
+      </w:r>
+    </w:p>
+    <w:p>
+      <w:pPr>
+        <w:pStyle w:val="Compact"/>
+        <w:numPr>
+          <w:ilvl w:val="0"/>
+          <w:numId w:val="1006"/>
+        </w:numPr>
+      </w:pPr>
+      <w:r>
+        <w:rPr>
+          <w:b/>
+          <w:bCs/>
+        </w:rPr>
+        <w:t xml:space="preserve">Fails closed.</w:t>
+      </w:r>
+      <w:r>
+        <w:t xml:space="preserve"> </w:t>
+      </w:r>
+      <w:r>
+        <w:t xml:space="preserve">With the check on and no keys configured, the deployment refuses to proceed</w:t>
+      </w:r>
+      <w:r>
+        <w:t xml:space="preserve"> </w:t>
+      </w:r>
+      <w:r>
+        <w:t xml:space="preserve">rather than serve everyone. The off switch exists for a LAN demo, is named in the rendered</w:t>
+      </w:r>
+      <w:r>
+        <w:t xml:space="preserve"> </w:t>
+      </w:r>
+      <w:r>
+        <w:t xml:space="preserve">configuration, and the security tests fail against any host that has it on.</w:t>
+      </w:r>
+    </w:p>
+    <w:p>
+      <w:pPr>
+        <w:pStyle w:val="Compact"/>
+        <w:numPr>
+          <w:ilvl w:val="0"/>
+          <w:numId w:val="1006"/>
+        </w:numPr>
+      </w:pPr>
+      <w:r>
+        <w:rPr>
+          <w:b/>
+          <w:bCs/>
+        </w:rPr>
+        <w:t xml:space="preserve">The demo page is a client too.</w:t>
+      </w:r>
+      <w:r>
+        <w:t xml:space="preserve"> </w:t>
+      </w:r>
+      <w:r>
+        <w:t xml:space="preserve">It asks for a key, keeps it for the tab only (never</w:t>
+      </w:r>
+      <w:r>
+        <w:t xml:space="preserve"> </w:t>
+      </w:r>
+      <w:r>
+        <w:rPr>
+          <w:rStyle w:val="VerbatimChar"/>
+        </w:rPr>
+        <w:t xml:space="preserve">localStorage</w:t>
+      </w:r>
+      <w:r>
+        <w:t xml:space="preserve">, never a cookie), and sends it in the header like any other client. Anything</w:t>
+      </w:r>
+      <w:r>
+        <w:t xml:space="preserve"> </w:t>
+      </w:r>
+      <w:r>
+        <w:t xml:space="preserve">else would have been a hole shaped exactly like the threat.</w:t>
+      </w:r>
+    </w:p>
+    <w:p>
+      <w:pPr>
+        <w:pStyle w:val="FirstParagraph"/>
+      </w:pPr>
+      <w:r>
+        <w:t xml:space="preserve">Static files, tiles and the page shell need no key: they hold no data. The two rate limits stay,</w:t>
+      </w:r>
+      <w:r>
+        <w:t xml:space="preserve"> </w:t>
+      </w:r>
+      <w:r>
+        <w:t xml:space="preserve">keyed by client address, and bound how fast anyone can guess – not that guessing a 256-bit key</w:t>
+      </w:r>
+      <w:r>
+        <w:t xml:space="preserve"> </w:t>
+      </w:r>
+      <w:r>
+        <w:t xml:space="preserve">is a plan. 37 tests hold the behaviour, against a live edge (refusals with and without a key,</w:t>
+      </w:r>
+      <w:r>
+        <w:t xml:space="preserve"> </w:t>
+      </w:r>
+      <w:r>
+        <w:t xml:space="preserve">malformed keys, the query-string case, every endpoint with a good key, the log) and against the</w:t>
+      </w:r>
+      <w:r>
+        <w:t xml:space="preserve"> </w:t>
+      </w:r>
+      <w:r>
+        <w:t xml:space="preserve">configuration that produces it (every proxied location guarded before it proxies; hashes only;</w:t>
+      </w:r>
+      <w:r>
+        <w:t xml:space="preserve"> </w:t>
+      </w:r>
+      <w:r>
+        <w:t xml:space="preserve">fail closed; the switch named).</w:t>
+      </w:r>
+    </w:p>
+    <w:p>
+      <w:pPr>
+        <w:pStyle w:val="BodyText"/>
+      </w:pPr>
+      <w:r>
+        <w:t xml:space="preserve">What it does not do: identify people. A key names a</w:t>
+      </w:r>
+      <w:r>
+        <w:t xml:space="preserve"> </w:t>
+      </w:r>
+      <w:r>
+        <w:rPr>
+          <w:i/>
+          <w:iCs/>
+        </w:rPr>
+        <w:t xml:space="preserve">client</w:t>
+      </w:r>
+      <w:r>
+        <w:t xml:space="preserve"> </w:t>
+      </w:r>
+      <w:r>
+        <w:t xml:space="preserve">– the dispatch application, the</w:t>
+      </w:r>
+      <w:r>
+        <w:t xml:space="preserve"> </w:t>
+      </w:r>
+      <w:r>
+        <w:t xml:space="preserve">demo – not a user of it. Single sign-on for the people behind those clients remains future work</w:t>
+      </w:r>
+      <w:r>
+        <w:t xml:space="preserve"> </w:t>
+      </w:r>
+      <w:r>
+        <w:t xml:space="preserve">(Section 6), and it is a different problem: this one was about which machines may ask; that one</w:t>
+      </w:r>
+      <w:r>
+        <w:t xml:space="preserve"> </w:t>
+      </w:r>
+      <w:r>
+        <w:t xml:space="preserve">is about which people.</w:t>
+      </w:r>
+    </w:p>
     <w:p>
       <w:pPr>
         <w:pStyle w:val="BodyText"/>
@@ -34749,9 +35111,9 @@
         <w:t xml:space="preserve">.</w:t>
       </w:r>
     </w:p>
-    <w:bookmarkEnd w:id="128"/>
     <w:bookmarkEnd w:id="129"/>
-    <w:bookmarkStart w:id="134" w:name="photon-the-type-ahead-specialist"/>
+    <w:bookmarkEnd w:id="130"/>
+    <w:bookmarkStart w:id="135" w:name="photon-the-type-ahead-specialist"/>
     <w:p>
       <w:pPr>
         <w:pStyle w:val="Heading3"/>
@@ -34849,7 +35211,7 @@
         <w:t xml:space="preserve">either.</w:t>
       </w:r>
     </w:p>
-    <w:bookmarkStart w:id="130" w:name="how-photon-was-built"/>
+    <w:bookmarkStart w:id="131" w:name="how-photon-was-built"/>
     <w:p>
       <w:pPr>
         <w:pStyle w:val="Heading4"/>
@@ -34949,8 +35311,8 @@
         <w:t xml:space="preserve">it. Table 48 shows what that costs.</w:t>
       </w:r>
     </w:p>
-    <w:bookmarkEnd w:id="130"/>
-    <w:bookmarkStart w:id="131" w:name="capacity"/>
+    <w:bookmarkEnd w:id="131"/>
+    <w:bookmarkStart w:id="132" w:name="capacity"/>
     <w:p>
       <w:pPr>
         <w:pStyle w:val="Heading4"/>
@@ -35562,8 +35924,8 @@
         <w:t xml:space="preserve">efficient engine measured here.</w:t>
       </w:r>
     </w:p>
-    <w:bookmarkEnd w:id="131"/>
-    <w:bookmarkStart w:id="132" w:name="latency-at-type-ahead"/>
+    <w:bookmarkEnd w:id="132"/>
+    <w:bookmarkStart w:id="133" w:name="latency-at-type-ahead"/>
     <w:p>
       <w:pPr>
         <w:pStyle w:val="Heading4"/>
@@ -35868,8 +36230,8 @@
         <w:t xml:space="preserve">that Photon would prove the harshest comparison.</w:t>
       </w:r>
     </w:p>
-    <w:bookmarkEnd w:id="132"/>
-    <w:bookmarkStart w:id="133" w:name="X98260df12ee3f37139ed590e29fdc990bf0f792"/>
+    <w:bookmarkEnd w:id="133"/>
+    <w:bookmarkStart w:id="134" w:name="X98260df12ee3f37139ed590e29fdc990bf0f792"/>
     <w:p>
       <w:pPr>
         <w:pStyle w:val="Heading4"/>
@@ -37059,9 +37421,9 @@
         <w:t xml:space="preserve">disqualifying property independent of speed.</w:t>
       </w:r>
     </w:p>
-    <w:bookmarkEnd w:id="133"/>
     <w:bookmarkEnd w:id="134"/>
-    <w:bookmarkStart w:id="139" w:name="nominatim-the-reference-implementation"/>
+    <w:bookmarkEnd w:id="135"/>
+    <w:bookmarkStart w:id="140" w:name="nominatim-the-reference-implementation"/>
     <w:p>
       <w:pPr>
         <w:pStyle w:val="Heading3"/>
@@ -37165,7 +37527,7 @@
         <w:t xml:space="preserve">configuration its front end was not the bottleneck.</w:t>
       </w:r>
     </w:p>
-    <w:bookmarkStart w:id="135" w:name="capacity-1"/>
+    <w:bookmarkStart w:id="136" w:name="capacity-1"/>
     <w:p>
       <w:pPr>
         <w:pStyle w:val="Heading4"/>
@@ -37608,8 +37970,8 @@
         <w:t xml:space="preserve">issuing queries, pgeo’s is the query.</w:t>
       </w:r>
     </w:p>
-    <w:bookmarkEnd w:id="135"/>
-    <w:bookmarkStart w:id="136" w:name="latency"/>
+    <w:bookmarkEnd w:id="136"/>
+    <w:bookmarkStart w:id="137" w:name="latency"/>
     <w:p>
       <w:pPr>
         <w:pStyle w:val="Heading4"/>
@@ -37964,8 +38326,8 @@
         <w:t xml:space="preserve">section.</w:t>
       </w:r>
     </w:p>
-    <w:bookmarkEnd w:id="136"/>
-    <w:bookmarkStart w:id="137" w:name="accuracy-and-a-failure-mode-worth-naming"/>
+    <w:bookmarkEnd w:id="137"/>
+    <w:bookmarkStart w:id="138" w:name="accuracy-and-a-failure-mode-worth-naming"/>
     <w:p>
       <w:pPr>
         <w:pStyle w:val="Heading4"/>
@@ -39375,8 +39737,8 @@
         <w:t xml:space="preserve">makes Nominatim look disciplined on misses is what costs it 39 points of recall elsewhere.</w:t>
       </w:r>
     </w:p>
-    <w:bookmarkEnd w:id="137"/>
-    <w:bookmarkStart w:id="138" w:name="what-the-four-engines-together-say"/>
+    <w:bookmarkEnd w:id="138"/>
+    <w:bookmarkStart w:id="139" w:name="what-the-four-engines-together-say"/>
     <w:p>
       <w:pPr>
         <w:pStyle w:val="Heading4"/>
@@ -40024,9 +40386,9 @@
         <w:t xml:space="preserve">whole query path in SQL is now nothing the ramp can resolve.</w:t>
       </w:r>
     </w:p>
-    <w:bookmarkEnd w:id="138"/>
     <w:bookmarkEnd w:id="139"/>
-    <w:bookmarkStart w:id="144" w:name="X14854fecd7c2264c65228ccae664b7a92df52de"/>
+    <w:bookmarkEnd w:id="140"/>
+    <w:bookmarkStart w:id="145" w:name="X14854fecd7c2264c65228ccae664b7a92df52de"/>
     <w:p>
       <w:pPr>
         <w:pStyle w:val="Heading3"/>
@@ -40085,7 +40447,7 @@
         <w:t xml:space="preserve">.</w:t>
       </w:r>
     </w:p>
-    <w:bookmarkStart w:id="140" w:name="where-the-time-went"/>
+    <w:bookmarkStart w:id="141" w:name="where-the-time-went"/>
     <w:p>
       <w:pPr>
         <w:pStyle w:val="Heading4"/>
@@ -40502,8 +40864,8 @@
         <w:t xml:space="preserve">headroom on its target.</w:t>
       </w:r>
     </w:p>
-    <w:bookmarkEnd w:id="140"/>
-    <w:bookmarkStart w:id="141" w:name="how-no-answer-changed-was-established"/>
+    <w:bookmarkEnd w:id="141"/>
+    <w:bookmarkStart w:id="142" w:name="how-no-answer-changed-was-established"/>
     <w:p>
       <w:pPr>
         <w:pStyle w:val="Heading4"/>
@@ -40918,8 +41280,8 @@
         </w:tc>
       </w:tr>
     </w:tbl>
-    <w:bookmarkEnd w:id="141"/>
-    <w:bookmarkStart w:id="142" w:name="what-the-verification-caught"/>
+    <w:bookmarkEnd w:id="142"/>
+    <w:bookmarkStart w:id="143" w:name="what-the-verification-caught"/>
     <w:p>
       <w:pPr>
         <w:pStyle w:val="Heading4"/>
@@ -41265,8 +41627,8 @@
         <w:t xml:space="preserve">and the query is pinned by a test.</w:t>
       </w:r>
     </w:p>
-    <w:bookmarkEnd w:id="142"/>
-    <w:bookmarkStart w:id="143" w:name="capacity-2"/>
+    <w:bookmarkEnd w:id="143"/>
+    <w:bookmarkStart w:id="144" w:name="capacity-2"/>
     <w:p>
       <w:pPr>
         <w:pStyle w:val="Heading4"/>
@@ -41764,10 +42126,10 @@
         <w:t xml:space="preserve">candidates for 1,543 survivors) is the open problem.</w:t>
       </w:r>
     </w:p>
-    <w:bookmarkEnd w:id="143"/>
     <w:bookmarkEnd w:id="144"/>
     <w:bookmarkEnd w:id="145"/>
-    <w:bookmarkStart w:id="146" w:name="discussion"/>
+    <w:bookmarkEnd w:id="146"/>
+    <w:bookmarkStart w:id="147" w:name="discussion"/>
     <w:p>
       <w:pPr>
         <w:pStyle w:val="Heading2"/>
@@ -42226,7 +42588,7 @@
         <w:pStyle w:val="Compact"/>
         <w:numPr>
           <w:ilvl w:val="0"/>
-          <w:numId w:val="1006"/>
+          <w:numId w:val="1007"/>
         </w:numPr>
       </w:pPr>
       <w:r>
@@ -42244,7 +42606,7 @@
         <w:pStyle w:val="Compact"/>
         <w:numPr>
           <w:ilvl w:val="0"/>
-          <w:numId w:val="1006"/>
+          <w:numId w:val="1007"/>
         </w:numPr>
       </w:pPr>
       <w:r>
@@ -42262,7 +42624,7 @@
         <w:pStyle w:val="Compact"/>
         <w:numPr>
           <w:ilvl w:val="0"/>
-          <w:numId w:val="1006"/>
+          <w:numId w:val="1007"/>
         </w:numPr>
       </w:pPr>
       <w:r>
@@ -42280,7 +42642,7 @@
         <w:pStyle w:val="Compact"/>
         <w:numPr>
           <w:ilvl w:val="0"/>
-          <w:numId w:val="1006"/>
+          <w:numId w:val="1007"/>
         </w:numPr>
       </w:pPr>
       <w:r>
@@ -42310,7 +42672,7 @@
         <w:pStyle w:val="Compact"/>
         <w:numPr>
           <w:ilvl w:val="0"/>
-          <w:numId w:val="1006"/>
+          <w:numId w:val="1007"/>
         </w:numPr>
       </w:pPr>
       <w:r>
@@ -42323,8 +42685,8 @@
         <w:t xml:space="preserve">run’s restart; it was repeated with a readiness wait.</w:t>
       </w:r>
     </w:p>
-    <w:bookmarkEnd w:id="146"/>
-    <w:bookmarkStart w:id="147" w:name="conclusions"/>
+    <w:bookmarkEnd w:id="147"/>
+    <w:bookmarkStart w:id="148" w:name="conclusions"/>
     <w:p>
       <w:pPr>
         <w:pStyle w:val="Heading2"/>
@@ -42889,8 +43251,8 @@
         <w:t xml:space="preserve">above are what the deployed service does, not what a benchmark suggested it might.</w:t>
       </w:r>
     </w:p>
-    <w:bookmarkEnd w:id="147"/>
-    <w:bookmarkStart w:id="149" w:name="future-work"/>
+    <w:bookmarkEnd w:id="148"/>
+    <w:bookmarkStart w:id="150" w:name="future-work"/>
     <w:p>
       <w:pPr>
         <w:pStyle w:val="Heading2"/>
@@ -43057,47 +43419,179 @@
               <w:rPr>
                 <w:b/>
                 <w:bCs/>
+                <w:strike/>
               </w:rPr>
               <w:t xml:space="preserve">Authorization</w:t>
             </w:r>
             <w:r>
+              <w:rPr>
+                <w:strike/>
+              </w:rPr>
               <w:t xml:space="preserve"> </w:t>
             </w:r>
             <w:r>
-              <w:t xml:space="preserve">(Phase 11): hashed API keys at the edge, then single sign-on</w:t>
-            </w:r>
-          </w:p>
-        </w:tc>
-        <w:tc>
-          <w:tcPr/>
-          <w:p>
-            <w:pPr>
-              <w:pStyle w:val="Compact"/>
-            </w:pPr>
-            <w:r>
-              <w:t xml:space="preserve">1 day for keys; weeks for SSO</w:t>
-            </w:r>
-          </w:p>
-        </w:tc>
-        <w:tc>
-          <w:tcPr/>
-          <w:p>
-            <w:pPr>
-              <w:pStyle w:val="Compact"/>
-            </w:pPr>
-            <w:r>
-              <w:t xml:space="preserve">Certain – it is configuration, not research</w:t>
-            </w:r>
-          </w:p>
-        </w:tc>
-        <w:tc>
-          <w:tcPr/>
-          <w:p>
-            <w:pPr>
-              <w:pStyle w:val="Compact"/>
-            </w:pPr>
-            <w:r>
-              <w:t xml:space="preserve">Blocking. LANCER cannot use the service responsibly until any device on the LAN stops being able to resolve a client address (Section 3.13)</w:t>
+              <w:rPr>
+                <w:strike/>
+              </w:rPr>
+              <w:t xml:space="preserve">(Phase 11): hashed API keys at the edge</w:t>
+            </w:r>
+            <w:r>
+              <w:t xml:space="preserve"> </w:t>
+            </w:r>
+            <w:r>
+              <w:rPr>
+                <w:b/>
+                <w:bCs/>
+              </w:rPr>
+              <w:t xml:space="preserve">(done, Section 3.13.2)</w:t>
+            </w:r>
+            <w:r>
+              <w:t xml:space="preserve">, then single sign-on for the people behind the clients</w:t>
+            </w:r>
+          </w:p>
+        </w:tc>
+        <w:tc>
+          <w:tcPr/>
+          <w:p>
+            <w:pPr>
+              <w:pStyle w:val="Compact"/>
+            </w:pPr>
+            <w:r>
+              <w:t xml:space="preserve">weeks for SSO</w:t>
+            </w:r>
+          </w:p>
+        </w:tc>
+        <w:tc>
+          <w:tcPr/>
+          <w:p>
+            <w:pPr>
+              <w:pStyle w:val="Compact"/>
+            </w:pPr>
+            <w:r>
+              <w:t xml:space="preserve">Certain</w:t>
+            </w:r>
+          </w:p>
+        </w:tc>
+        <w:tc>
+          <w:tcPr/>
+          <w:p>
+            <w:pPr>
+              <w:pStyle w:val="Compact"/>
+            </w:pPr>
+            <w:r>
+              <w:t xml:space="preserve">Keys name machines; SSO would name people. The blocking half is closed: a device on the LAN can no longer resolve a client address without a key</w:t>
+            </w:r>
+          </w:p>
+        </w:tc>
+      </w:tr>
+      <w:tr>
+        <w:tc>
+          <w:tcPr/>
+          <w:p>
+            <w:pPr>
+              <w:pStyle w:val="Compact"/>
+            </w:pPr>
+            <w:r>
+              <w:rPr>
+                <w:b/>
+                <w:bCs/>
+              </w:rPr>
+              <w:t xml:space="preserve">Published container images</w:t>
+            </w:r>
+            <w:r>
+              <w:t xml:space="preserve"> </w:t>
+            </w:r>
+            <w:r>
+              <w:t xml:space="preserve">(Forgejo and GitHub registries): a</w:t>
+            </w:r>
+            <w:r>
+              <w:t xml:space="preserve"> </w:t>
+            </w:r>
+            <w:r>
+              <w:rPr>
+                <w:i/>
+                <w:iCs/>
+              </w:rPr>
+              <w:t xml:space="preserve">pre-processor</w:t>
+            </w:r>
+            <w:r>
+              <w:t xml:space="preserve"> </w:t>
+            </w:r>
+            <w:r>
+              <w:t xml:space="preserve">image that builds the database from raw sources on a workstation, an</w:t>
+            </w:r>
+            <w:r>
+              <w:t xml:space="preserve"> </w:t>
+            </w:r>
+            <w:r>
+              <w:rPr>
+                <w:i/>
+                <w:iCs/>
+              </w:rPr>
+              <w:t xml:space="preserve">all-in-one</w:t>
+            </w:r>
+            <w:r>
+              <w:t xml:space="preserve"> </w:t>
+            </w:r>
+            <w:r>
+              <w:t xml:space="preserve">image with the pre-processors included for slower but centralised deployment, and a pipeline that moves a built database from the workstation image to a VPS running the server side</w:t>
+            </w:r>
+          </w:p>
+        </w:tc>
+        <w:tc>
+          <w:tcPr/>
+          <w:p>
+            <w:pPr>
+              <w:pStyle w:val="Compact"/>
+            </w:pPr>
+            <w:r>
+              <w:t xml:space="preserve">3-5 days</w:t>
+            </w:r>
+          </w:p>
+        </w:tc>
+        <w:tc>
+          <w:tcPr/>
+          <w:p>
+            <w:pPr>
+              <w:pStyle w:val="Compact"/>
+            </w:pPr>
+            <w:r>
+              <w:t xml:space="preserve">High – every piece exists (loader, dump, Ansible restore, pinned images); this is packaging and a transport</w:t>
+            </w:r>
+          </w:p>
+        </w:tc>
+        <w:tc>
+          <w:tcPr/>
+          <w:p>
+            <w:pPr>
+              <w:pStyle w:val="Compact"/>
+            </w:pPr>
+            <w:r>
+              <w:t xml:space="preserve">Turns</w:t>
+            </w:r>
+            <w:r>
+              <w:t xml:space="preserve"> </w:t>
+            </w:r>
+            <w:r>
+              <w:t xml:space="preserve">“clone the repo and run four scripts”</w:t>
+            </w:r>
+            <w:r>
+              <w:t xml:space="preserve"> </w:t>
+            </w:r>
+            <w:r>
+              <w:t xml:space="preserve">into</w:t>
+            </w:r>
+            <w:r>
+              <w:t xml:space="preserve"> </w:t>
+            </w:r>
+            <w:r>
+              <w:rPr>
+                <w:rStyle w:val="VerbatimChar"/>
+              </w:rPr>
+              <w:t xml:space="preserve">docker pull</w:t>
+            </w:r>
+            <w:r>
+              <w:t xml:space="preserve">, which is what adoption by other counties and states depends on. Design open: see docs/DOCKER_IMAGES.md</w:t>
             </w:r>
           </w:p>
         </w:tc>
@@ -43790,7 +44284,7 @@
         </w:tc>
       </w:tr>
     </w:tbl>
-    <w:bookmarkStart w:id="148" w:name="Xd7589f6e21c5c24ca51fa0a4225006449c3c93a"/>
+    <w:bookmarkStart w:id="149" w:name="Xd7589f6e21c5c24ca51fa0a4225006449c3c93a"/>
     <w:p>
       <w:pPr>
         <w:pStyle w:val="Heading3"/>
@@ -44101,9 +44595,9 @@
         <w:t xml:space="preserve">worth doing before autocomplete speed and authorization.</w:t>
       </w:r>
     </w:p>
-    <w:bookmarkEnd w:id="148"/>
     <w:bookmarkEnd w:id="149"/>
-    <w:bookmarkStart w:id="155" w:name="questions-and-answers"/>
+    <w:bookmarkEnd w:id="150"/>
+    <w:bookmarkStart w:id="156" w:name="questions-and-answers"/>
     <w:p>
       <w:pPr>
         <w:pStyle w:val="Heading2"/>
@@ -44126,7 +44620,7 @@
         <w:t xml:space="preserve">possible and with a clear statement of what was not tested where it was not.</w:t>
       </w:r>
     </w:p>
-    <w:bookmarkStart w:id="150" w:name="Xce4ec8be597c8085ea4a340481823da9121d506"/>
+    <w:bookmarkStart w:id="151" w:name="Xce4ec8be597c8085ea4a340481823da9121d506"/>
     <w:p>
       <w:pPr>
         <w:pStyle w:val="Heading3"/>
@@ -44938,8 +45432,8 @@
         <w:t xml:space="preserve">the same gate that protects every other tuning step would decide it.</w:t>
       </w:r>
     </w:p>
-    <w:bookmarkEnd w:id="150"/>
-    <w:bookmarkStart w:id="151" w:name="Xc916698539a2cb6e0964548169ced65c0e9da3f"/>
+    <w:bookmarkEnd w:id="151"/>
+    <w:bookmarkStart w:id="152" w:name="Xc916698539a2cb6e0964548169ced65c0e9da3f"/>
     <w:p>
       <w:pPr>
         <w:pStyle w:val="Heading3"/>
@@ -45188,8 +45682,8 @@
         <w:t xml:space="preserve">signature change.</w:t>
       </w:r>
     </w:p>
-    <w:bookmarkEnd w:id="151"/>
-    <w:bookmarkStart w:id="152" w:name="Xee5317d656777e3bf85d0f48377ac35c3fa2b97"/>
+    <w:bookmarkEnd w:id="152"/>
+    <w:bookmarkStart w:id="153" w:name="Xee5317d656777e3bf85d0f48377ac35c3fa2b97"/>
     <w:p>
       <w:pPr>
         <w:pStyle w:val="Heading3"/>
@@ -45220,707 +45714,6 @@
           <w:bCs/>
         </w:rPr>
         <w:t xml:space="preserve">the query host never sees the raw data or the build tools.</w:t>
-      </w:r>
-    </w:p>
-    <w:p>
-      <w:pPr>
-        <w:pStyle w:val="Compact"/>
-        <w:numPr>
-          <w:ilvl w:val="0"/>
-          <w:numId w:val="1007"/>
-        </w:numPr>
-      </w:pPr>
-      <w:r>
-        <w:t xml:space="preserve">Build on a workstation:</w:t>
-      </w:r>
-      <w:r>
-        <w:t xml:space="preserve"> </w:t>
-      </w:r>
-      <w:r>
-        <w:rPr>
-          <w:rStyle w:val="VerbatimChar"/>
-        </w:rPr>
-        <w:t xml:space="preserve">pgeo-load build</w:t>
-      </w:r>
-      <w:r>
-        <w:t xml:space="preserve"> </w:t>
-      </w:r>
-      <w:r>
-        <w:t xml:space="preserve">loads every source, assigns the admin hierarchy,</w:t>
-      </w:r>
-      <w:r>
-        <w:t xml:space="preserve"> </w:t>
-      </w:r>
-      <w:r>
-        <w:t xml:space="preserve">deduplicates, indexes and swaps the new schema in atomically. 13 minutes, 5.5 GB peak.</w:t>
-      </w:r>
-    </w:p>
-    <w:p>
-      <w:pPr>
-        <w:pStyle w:val="Compact"/>
-        <w:numPr>
-          <w:ilvl w:val="0"/>
-          <w:numId w:val="1007"/>
-        </w:numPr>
-      </w:pPr>
-      <w:r>
-        <w:rPr>
-          <w:rStyle w:val="VerbatimChar"/>
-        </w:rPr>
-        <w:t xml:space="preserve">scripts/pgeo_dump.sh</w:t>
-      </w:r>
-      <w:r>
-        <w:t xml:space="preserve"> </w:t>
-      </w:r>
-      <w:r>
-        <w:t xml:space="preserve">produces a compressed dump of just the three schemas (117 MB) and</w:t>
-      </w:r>
-      <w:r>
-        <w:t xml:space="preserve"> </w:t>
-      </w:r>
-      <w:r>
-        <w:t xml:space="preserve">refuses to run if the database reports an unstamped engine version.</w:t>
-      </w:r>
-    </w:p>
-    <w:p>
-      <w:pPr>
-        <w:pStyle w:val="Compact"/>
-        <w:numPr>
-          <w:ilvl w:val="0"/>
-          <w:numId w:val="1007"/>
-        </w:numPr>
-      </w:pPr>
-      <w:r>
-        <w:t xml:space="preserve">Ansible ships the dump, restores it, recreates extensions and the read-only role, runs</w:t>
-      </w:r>
-      <w:r>
-        <w:t xml:space="preserve"> </w:t>
-      </w:r>
-      <w:r>
-        <w:rPr>
-          <w:rStyle w:val="VerbatimChar"/>
-        </w:rPr>
-        <w:t xml:space="preserve">VACUUM (ANALYZE)</w:t>
-      </w:r>
-      <w:r>
-        <w:t xml:space="preserve"> </w:t>
-      </w:r>
-      <w:r>
-        <w:t xml:space="preserve">and a smoke test (</w:t>
-      </w:r>
-      <w:r>
-        <w:rPr>
-          <w:rStyle w:val="VerbatimChar"/>
-        </w:rPr>
-        <w:t xml:space="preserve">infra/ansible/roles/pgeo_runtime</w:t>
-      </w:r>
-      <w:r>
-        <w:t xml:space="preserve">).</w:t>
-      </w:r>
-    </w:p>
-    <w:p>
-      <w:pPr>
-        <w:pStyle w:val="FirstParagraph"/>
-      </w:pPr>
-      <w:r>
-        <w:rPr>
-          <w:b/>
-          <w:bCs/>
-        </w:rPr>
-        <w:t xml:space="preserve">Pros.</w:t>
-      </w:r>
-      <w:r>
-        <w:t xml:space="preserve"> </w:t>
-      </w:r>
-      <w:r>
-        <w:t xml:space="preserve">The production machine needs no build capacity, no source data and no network access to</w:t>
-      </w:r>
-      <w:r>
-        <w:t xml:space="preserve"> </w:t>
-      </w:r>
-      <w:r>
-        <w:t xml:space="preserve">the data providers; a bad build never reaches it; and rollback is restoring the previous dump.</w:t>
-      </w:r>
-      <w:r>
-        <w:t xml:space="preserve"> </w:t>
-      </w:r>
-      <w:r>
-        <w:rPr>
-          <w:b/>
-          <w:bCs/>
-        </w:rPr>
-        <w:t xml:space="preserve">Cons.</w:t>
-      </w:r>
-      <w:r>
-        <w:t xml:space="preserve"> </w:t>
-      </w:r>
-      <w:r>
-        <w:t xml:space="preserve">The restore is not online – the database is unavailable while it runs – and the dump is</w:t>
-      </w:r>
-      <w:r>
-        <w:t xml:space="preserve"> </w:t>
-      </w:r>
-      <w:r>
-        <w:t xml:space="preserve">a full copy each time rather than a delta, so a weekly refresh moves 117 MB whether ten addresses</w:t>
-      </w:r>
-      <w:r>
-        <w:t xml:space="preserve"> </w:t>
-      </w:r>
-      <w:r>
-        <w:t xml:space="preserve">changed or ten thousand.</w:t>
-      </w:r>
-    </w:p>
-    <w:p>
-      <w:pPr>
-        <w:pStyle w:val="BodyText"/>
-      </w:pPr>
-      <w:r>
-        <w:rPr>
-          <w:b/>
-          <w:bCs/>
-        </w:rPr>
-        <w:t xml:space="preserve">Can it be semi-automated?</w:t>
-      </w:r>
-      <w:r>
-        <w:t xml:space="preserve"> </w:t>
-      </w:r>
-      <w:r>
-        <w:t xml:space="preserve">It already is:</w:t>
-      </w:r>
-      <w:r>
-        <w:t xml:space="preserve"> </w:t>
-      </w:r>
-      <w:r>
-        <w:rPr>
-          <w:rStyle w:val="VerbatimChar"/>
-        </w:rPr>
-        <w:t xml:space="preserve">scripts/rebuild_all.sh deploy</w:t>
-      </w:r>
-      <w:r>
-        <w:t xml:space="preserve"> </w:t>
-      </w:r>
-      <w:r>
-        <w:t xml:space="preserve">runs the whole chain.</w:t>
-      </w:r>
-      <w:r>
-        <w:t xml:space="preserve"> </w:t>
-      </w:r>
-      <w:r>
-        <w:t xml:space="preserve">Making it</w:t>
-      </w:r>
-      <w:r>
-        <w:t xml:space="preserve"> </w:t>
-      </w:r>
-      <w:r>
-        <w:rPr>
-          <w:i/>
-          <w:iCs/>
-        </w:rPr>
-        <w:t xml:space="preserve">fully</w:t>
-      </w:r>
-      <w:r>
-        <w:t xml:space="preserve"> </w:t>
-      </w:r>
-      <w:r>
-        <w:t xml:space="preserve">automatic needs two things it does not have: a restore into a second schema</w:t>
-      </w:r>
-      <w:r>
-        <w:t xml:space="preserve"> </w:t>
-      </w:r>
-      <w:r>
-        <w:t xml:space="preserve">followed by an atomic rename, so the service stays up (the build already does exactly this</w:t>
-      </w:r>
-      <w:r>
-        <w:t xml:space="preserve"> </w:t>
-      </w:r>
-      <w:r>
-        <w:t xml:space="preserve">locally, so the pattern is proven), and a scheduled trigger with the accuracy gate as the</w:t>
-      </w:r>
-      <w:r>
-        <w:t xml:space="preserve"> </w:t>
-      </w:r>
-      <w:r>
-        <w:t xml:space="preserve">gatekeeper – no dump ships unless the gate passes. That is perhaps a day’s work and it is the</w:t>
-      </w:r>
-      <w:r>
-        <w:t xml:space="preserve"> </w:t>
-      </w:r>
-      <w:r>
-        <w:t xml:space="preserve">single most useful piece of automation left.</w:t>
-      </w:r>
-    </w:p>
-    <w:bookmarkEnd w:id="152"/>
-    <w:bookmarkStart w:id="153" w:name="Xf693c617f9e5d01e2ab0338954e7797b000dff6"/>
-    <w:p>
-      <w:pPr>
-        <w:pStyle w:val="Heading3"/>
-      </w:pPr>
-      <w:r>
-        <w:t xml:space="preserve">7.4 What happens when load exceeds the VM’s resources?</w:t>
-      </w:r>
-    </w:p>
-    <w:p>
-      <w:pPr>
-        <w:pStyle w:val="FirstParagraph"/>
-      </w:pPr>
-      <w:r>
-        <w:t xml:space="preserve">The two engines fail in different ways, and this was measured rather than reasoned about</w:t>
-      </w:r>
-      <w:r>
-        <w:t xml:space="preserve"> </w:t>
-      </w:r>
-      <w:r>
-        <w:t xml:space="preserve">(Section 3.12).</w:t>
-      </w:r>
-    </w:p>
-    <w:p>
-      <w:pPr>
-        <w:pStyle w:val="BodyText"/>
-      </w:pPr>
-      <w:r>
-        <w:rPr>
-          <w:b/>
-          <w:bCs/>
-        </w:rPr>
-        <w:t xml:space="preserve">pgeo degrades.</w:t>
-      </w:r>
-      <w:r>
-        <w:t xml:space="preserve"> </w:t>
-      </w:r>
-      <w:r>
-        <w:t xml:space="preserve">Every failed trial in the minimum-server search failed on latency, never on</w:t>
-      </w:r>
-      <w:r>
-        <w:t xml:space="preserve"> </w:t>
-      </w:r>
-      <w:r>
-        <w:t xml:space="preserve">memory: the database kept answering, just too slowly. Requests queue at the connection pool, p95</w:t>
-      </w:r>
-      <w:r>
-        <w:t xml:space="preserve"> </w:t>
-      </w:r>
-      <w:r>
-        <w:t xml:space="preserve">rises, and nothing dies. That is the gentler failure and it is a property of the architecture –</w:t>
-      </w:r>
-      <w:r>
-        <w:t xml:space="preserve"> </w:t>
-      </w:r>
-      <w:r>
-        <w:t xml:space="preserve">one process per connection, a small working set, no in-memory model to lose.</w:t>
-      </w:r>
-    </w:p>
-    <w:p>
-      <w:pPr>
-        <w:pStyle w:val="BodyText"/>
-      </w:pPr>
-      <w:r>
-        <w:rPr>
-          <w:b/>
-          <w:bCs/>
-        </w:rPr>
-        <w:t xml:space="preserve">Pelias stops.</w:t>
-      </w:r>
-      <w:r>
-        <w:t xml:space="preserve"> </w:t>
-      </w:r>
-      <w:r>
-        <w:t xml:space="preserve">Below a threshold its services do not degrade, they exit:</w:t>
-      </w:r>
-      <w:r>
-        <w:t xml:space="preserve"> </w:t>
-      </w:r>
-      <w:r>
-        <w:rPr>
-          <w:rStyle w:val="VerbatimChar"/>
-        </w:rPr>
-        <w:t xml:space="preserve">placeholder</w:t>
-      </w:r>
-      <w:r>
-        <w:t xml:space="preserve"> </w:t>
-      </w:r>
-      <w:r>
-        <w:t xml:space="preserve">is</w:t>
-      </w:r>
-      <w:r>
-        <w:t xml:space="preserve"> </w:t>
-      </w:r>
-      <w:r>
-        <w:t xml:space="preserve">OOM-killed at 0.4-0.55 GB,</w:t>
-      </w:r>
-      <w:r>
-        <w:t xml:space="preserve"> </w:t>
-      </w:r>
-      <w:r>
-        <w:rPr>
-          <w:rStyle w:val="VerbatimChar"/>
-        </w:rPr>
-        <w:t xml:space="preserve">pip</w:t>
-      </w:r>
-      <w:r>
-        <w:t xml:space="preserve"> </w:t>
-      </w:r>
-      <w:r>
-        <w:t xml:space="preserve">at 0.55 GB,</w:t>
-      </w:r>
-      <w:r>
-        <w:t xml:space="preserve"> </w:t>
-      </w:r>
-      <w:r>
-        <w:rPr>
-          <w:rStyle w:val="VerbatimChar"/>
-        </w:rPr>
-        <w:t xml:space="preserve">interpolation</w:t>
-      </w:r>
-      <w:r>
-        <w:t xml:space="preserve"> </w:t>
-      </w:r>
-      <w:r>
-        <w:t xml:space="preserve">crash-loops at 1.8 GB, Elasticsearch</w:t>
-      </w:r>
-      <w:r>
-        <w:t xml:space="preserve"> </w:t>
-      </w:r>
-      <w:r>
-        <w:t xml:space="preserve">is killed at 0.8 GB, and libpostal will not start below 2 GB at all.</w:t>
-      </w:r>
-    </w:p>
-    <w:p>
-      <w:pPr>
-        <w:pStyle w:val="BodyText"/>
-      </w:pPr>
-      <w:r>
-        <w:rPr>
-          <w:b/>
-          <w:bCs/>
-        </w:rPr>
-        <w:t xml:space="preserve">Can it be detected and the user warned?</w:t>
-      </w:r>
-      <w:r>
-        <w:t xml:space="preserve"> </w:t>
-      </w:r>
-      <w:r>
-        <w:t xml:space="preserve">Yes, and cheaply, because the two signatures are</w:t>
-      </w:r>
-      <w:r>
-        <w:t xml:space="preserve"> </w:t>
-      </w:r>
-      <w:r>
-        <w:t xml:space="preserve">different. Rising p95 with no errors is pgeo under pressure: alert on the p95 of autocomplete,</w:t>
-      </w:r>
-      <w:r>
-        <w:t xml:space="preserve"> </w:t>
-      </w:r>
-      <w:r>
-        <w:t xml:space="preserve">which is the first endpoint to cross its target every time (Section 3.4). Container restarts or</w:t>
-      </w:r>
-      <w:r>
-        <w:t xml:space="preserve"> </w:t>
-      </w:r>
-      <w:r>
-        <w:t xml:space="preserve">OOM kills are Pelias under pressure: alert on restart counts. The load harness already computes</w:t>
-      </w:r>
-      <w:r>
-        <w:t xml:space="preserve"> </w:t>
-      </w:r>
-      <w:r>
-        <w:t xml:space="preserve">both, so the thresholds are known rather than guessed.</w:t>
-      </w:r>
-    </w:p>
-    <w:p>
-      <w:pPr>
-        <w:pStyle w:val="BodyText"/>
-      </w:pPr>
-      <w:r>
-        <w:rPr>
-          <w:b/>
-          <w:bCs/>
-        </w:rPr>
-        <w:t xml:space="preserve">Do they recover when pressure backs off?</w:t>
-      </w:r>
-      <w:r>
-        <w:t xml:space="preserve"> </w:t>
-      </w:r>
-      <w:r>
-        <w:t xml:space="preserve">For pgeo the mechanism says yes – the queue drains</w:t>
-      </w:r>
-      <w:r>
-        <w:t xml:space="preserve"> </w:t>
-      </w:r>
-      <w:r>
-        <w:t xml:space="preserve">and no state is lost – but</w:t>
-      </w:r>
-      <w:r>
-        <w:t xml:space="preserve"> </w:t>
-      </w:r>
-      <w:r>
-        <w:rPr>
-          <w:b/>
-          <w:bCs/>
-        </w:rPr>
-        <w:t xml:space="preserve">this was not measured</w:t>
-      </w:r>
-      <w:r>
-        <w:t xml:space="preserve">: every ramp in this study increases load and</w:t>
-      </w:r>
-      <w:r>
-        <w:t xml:space="preserve"> </w:t>
-      </w:r>
-      <w:r>
-        <w:t xml:space="preserve">stops at the breaking point, so nothing here tests the way back down. For Pelias, a service that</w:t>
-      </w:r>
-      <w:r>
-        <w:t xml:space="preserve"> </w:t>
-      </w:r>
-      <w:r>
-        <w:t xml:space="preserve">was OOM-killed restarts with cold caches, so recovery is slower than the failure. A hysteresis</w:t>
-      </w:r>
-      <w:r>
-        <w:t xml:space="preserve"> </w:t>
-      </w:r>
-      <w:r>
-        <w:t xml:space="preserve">test (ramp up past the limit, then back down, and measure how long p95 takes to return) is a</w:t>
-      </w:r>
-      <w:r>
-        <w:t xml:space="preserve"> </w:t>
-      </w:r>
-      <w:r>
-        <w:t xml:space="preserve">half-day of work and is listed in Section 6.</w:t>
-      </w:r>
-    </w:p>
-    <w:bookmarkEnd w:id="153"/>
-    <w:bookmarkStart w:id="154" w:name="X558cf9b35e3c74d9435954e68079e6fa9e74b5d"/>
-    <w:p>
-      <w:pPr>
-        <w:pStyle w:val="Heading3"/>
-      </w:pPr>
-      <w:r>
-        <w:t xml:space="preserve">7.5 Can pgeo scale horizontally the way Pelias does?</w:t>
-      </w:r>
-    </w:p>
-    <w:p>
-      <w:pPr>
-        <w:pStyle w:val="FirstParagraph"/>
-      </w:pPr>
-      <w:r>
-        <w:rPr>
-          <w:b/>
-          <w:bCs/>
-        </w:rPr>
-        <w:t xml:space="preserve">Yes in principle, and more cheaply than Pelias, but it has not been tested.</w:t>
-      </w:r>
-    </w:p>
-    <w:p>
-      <w:pPr>
-        <w:pStyle w:val="BodyText"/>
-      </w:pPr>
-      <w:r>
-        <w:t xml:space="preserve">The workload is entirely read-only, which is the case PostgreSQL scales out best. Streaming</w:t>
-      </w:r>
-      <w:r>
-        <w:t xml:space="preserve"> </w:t>
-      </w:r>
-      <w:r>
-        <w:t xml:space="preserve">replication to read replicas with PostgREST in front of each – or one PostgREST per replica</w:t>
-      </w:r>
-      <w:r>
-        <w:t xml:space="preserve"> </w:t>
-      </w:r>
-      <w:r>
-        <w:t xml:space="preserve">behind a load balancer – needs no application changes, because nothing in the query path writes.</w:t>
-      </w:r>
-      <w:r>
-        <w:t xml:space="preserve"> </w:t>
-      </w:r>
-      <w:r>
-        <w:t xml:space="preserve">Each replica is a full copy of a 654 MB database, which is small enough that a replica costs a</w:t>
-      </w:r>
-      <w:r>
-        <w:t xml:space="preserve"> </w:t>
-      </w:r>
-      <w:r>
-        <w:t xml:space="preserve">1 GB machine (Section 3.12): horizontal scaling here is adding $5 VPSs.</w:t>
-      </w:r>
-    </w:p>
-    <w:p>
-      <w:pPr>
-        <w:pStyle w:val="BodyText"/>
-      </w:pPr>
-      <w:r>
-        <w:t xml:space="preserve">Pelias scales the same axis with Elasticsearch replicas and more API instances, which is a</w:t>
-      </w:r>
-      <w:r>
-        <w:t xml:space="preserve"> </w:t>
-      </w:r>
-      <w:r>
-        <w:t xml:space="preserve">well-trodden path with real operational tooling behind it. Two honest differences: Elasticsearch</w:t>
-      </w:r>
-      <w:r>
-        <w:t xml:space="preserve"> </w:t>
-      </w:r>
-      <w:r>
-        <w:t xml:space="preserve">shards a large index across nodes, which pgeo has no equivalent of and does not need at 654 MB;</w:t>
-      </w:r>
-      <w:r>
-        <w:t xml:space="preserve"> </w:t>
-      </w:r>
-      <w:r>
-        <w:t xml:space="preserve">and Pelias’s path is documented and widely run, where pgeo’s is inferred from how PostgreSQL</w:t>
-      </w:r>
-      <w:r>
-        <w:t xml:space="preserve"> </w:t>
-      </w:r>
-      <w:r>
-        <w:t xml:space="preserve">behaves rather than demonstrated.</w:t>
-      </w:r>
-    </w:p>
-    <w:p>
-      <w:pPr>
-        <w:pStyle w:val="BodyText"/>
-      </w:pPr>
-      <w:r>
-        <w:t xml:space="preserve">The limit worth noting is that this buys throughput, not latency. Section 3.4 shows pgeo is</w:t>
-      </w:r>
-      <w:r>
-        <w:t xml:space="preserve"> </w:t>
-      </w:r>
-      <w:r>
-        <w:t xml:space="preserve">CPU-bound per request, so replicas multiply the users served without making any single query</w:t>
-      </w:r>
-      <w:r>
-        <w:t xml:space="preserve"> </w:t>
-      </w:r>
-      <w:r>
-        <w:t xml:space="preserve">faster. The work to prove it – one replica, a load balancer, and the same ramp – is about a day,</w:t>
-      </w:r>
-      <w:r>
-        <w:t xml:space="preserve"> </w:t>
-      </w:r>
-      <w:r>
-        <w:t xml:space="preserve">and it is the natural follow-on to the capacity results.</w:t>
-      </w:r>
-    </w:p>
-    <w:bookmarkEnd w:id="154"/>
-    <w:bookmarkEnd w:id="155"/>
-    <w:bookmarkStart w:id="156" w:name="acknowledgements"/>
-    <w:p>
-      <w:pPr>
-        <w:pStyle w:val="Heading2"/>
-      </w:pPr>
-      <w:r>
-        <w:t xml:space="preserve">Acknowledgements</w:t>
-      </w:r>
-    </w:p>
-    <w:p>
-      <w:pPr>
-        <w:pStyle w:val="FirstParagraph"/>
-      </w:pPr>
-      <w:r>
-        <w:t xml:space="preserve">This study measures pgeo against</w:t>
-      </w:r>
-      <w:r>
-        <w:t xml:space="preserve"> </w:t>
-      </w:r>
-      <w:r>
-        <w:rPr>
-          <w:b/>
-          <w:bCs/>
-        </w:rPr>
-        <w:t xml:space="preserve">Pelias</w:t>
-      </w:r>
-      <w:r>
-        <w:t xml:space="preserve">, and would not exist without it. Pelias was built at</w:t>
-      </w:r>
-      <w:r>
-        <w:t xml:space="preserve"> </w:t>
-      </w:r>
-      <w:r>
-        <w:t xml:space="preserve">Mapzen from 2013 and has been maintained since January 2018 by Geocode Earth, under the MIT</w:t>
-      </w:r>
-      <w:r>
-        <w:t xml:space="preserve"> </w:t>
-      </w:r>
-      <w:r>
-        <w:t xml:space="preserve">licence, with a community of contributors. It supplied the API pgeo implements, the tooling that</w:t>
-      </w:r>
-      <w:r>
-        <w:t xml:space="preserve"> </w:t>
-      </w:r>
-      <w:r>
-        <w:t xml:space="preserve">prepares two of the data sources, and the reference answers that decided what</w:t>
-      </w:r>
-      <w:r>
-        <w:t xml:space="preserve"> </w:t>
-      </w:r>
-      <w:r>
-        <w:t xml:space="preserve">“correct”</w:t>
-      </w:r>
-      <w:r>
-        <w:t xml:space="preserve"> </w:t>
-      </w:r>
-      <w:r>
-        <w:t xml:space="preserve">means in</w:t>
-      </w:r>
-      <w:r>
-        <w:t xml:space="preserve"> </w:t>
-      </w:r>
-      <w:r>
-        <w:t xml:space="preserve">Section 3.1. Where this report shows pgeo ahead, it is ahead on a problem Pelias defined</w:t>
-      </w:r>
-      <w:r>
-        <w:t xml:space="preserve"> </w:t>
-      </w:r>
-      <w:r>
-        <w:t xml:space="preserve">(Section 1.5).</w:t>
-      </w:r>
-    </w:p>
-    <w:p>
-      <w:pPr>
-        <w:pStyle w:val="BodyText"/>
-      </w:pPr>
-      <w:r>
-        <w:t xml:space="preserve">The open data this work depends on is maintained by the OpenStreetMap contributors, the</w:t>
-      </w:r>
-      <w:r>
-        <w:t xml:space="preserve"> </w:t>
-      </w:r>
-      <w:r>
-        <w:t xml:space="preserve">OpenAddresses project, Who’s On First, the USGS, the US Census Bureau and the Overture Maps</w:t>
-      </w:r>
-      <w:r>
-        <w:t xml:space="preserve"> </w:t>
-      </w:r>
-      <w:r>
-        <w:t xml:space="preserve">Foundation. Each carries its own licence; see NOTICE in the repository.</w:t>
-      </w:r>
-    </w:p>
-    <w:bookmarkEnd w:id="156"/>
-    <w:bookmarkStart w:id="187" w:name="references"/>
-    <w:p>
-      <w:pPr>
-        <w:pStyle w:val="Heading2"/>
-      </w:pPr>
-      <w:r>
-        <w:t xml:space="preserve">References</w:t>
-      </w:r>
-    </w:p>
-    <w:p>
-      <w:pPr>
-        <w:pStyle w:val="FirstParagraph"/>
-      </w:pPr>
-      <w:r>
-        <w:t xml:space="preserve">Numbered in order of first citation. Everything external to this project that the report asserts</w:t>
-      </w:r>
-      <w:r>
-        <w:t xml:space="preserve"> </w:t>
-      </w:r>
-      <w:r>
-        <w:t xml:space="preserve">is listed here; measurements are the project’s own and are reproducible from the repository</w:t>
-      </w:r>
-      <w:r>
-        <w:t xml:space="preserve"> </w:t>
-      </w:r>
-      <w:r>
-        <w:t xml:space="preserve">(Appendix A).</w:t>
       </w:r>
     </w:p>
     <w:p>
@@ -45932,12 +45725,713 @@
         </w:numPr>
       </w:pPr>
       <w:r>
+        <w:t xml:space="preserve">Build on a workstation:</w:t>
+      </w:r>
+      <w:r>
+        <w:t xml:space="preserve"> </w:t>
+      </w:r>
+      <w:r>
+        <w:rPr>
+          <w:rStyle w:val="VerbatimChar"/>
+        </w:rPr>
+        <w:t xml:space="preserve">pgeo-load build</w:t>
+      </w:r>
+      <w:r>
+        <w:t xml:space="preserve"> </w:t>
+      </w:r>
+      <w:r>
+        <w:t xml:space="preserve">loads every source, assigns the admin hierarchy,</w:t>
+      </w:r>
+      <w:r>
+        <w:t xml:space="preserve"> </w:t>
+      </w:r>
+      <w:r>
+        <w:t xml:space="preserve">deduplicates, indexes and swaps the new schema in atomically. 13 minutes, 5.5 GB peak.</w:t>
+      </w:r>
+    </w:p>
+    <w:p>
+      <w:pPr>
+        <w:pStyle w:val="Compact"/>
+        <w:numPr>
+          <w:ilvl w:val="0"/>
+          <w:numId w:val="1008"/>
+        </w:numPr>
+      </w:pPr>
+      <w:r>
+        <w:rPr>
+          <w:rStyle w:val="VerbatimChar"/>
+        </w:rPr>
+        <w:t xml:space="preserve">scripts/pgeo_dump.sh</w:t>
+      </w:r>
+      <w:r>
+        <w:t xml:space="preserve"> </w:t>
+      </w:r>
+      <w:r>
+        <w:t xml:space="preserve">produces a compressed dump of just the three schemas (117 MB) and</w:t>
+      </w:r>
+      <w:r>
+        <w:t xml:space="preserve"> </w:t>
+      </w:r>
+      <w:r>
+        <w:t xml:space="preserve">refuses to run if the database reports an unstamped engine version.</w:t>
+      </w:r>
+    </w:p>
+    <w:p>
+      <w:pPr>
+        <w:pStyle w:val="Compact"/>
+        <w:numPr>
+          <w:ilvl w:val="0"/>
+          <w:numId w:val="1008"/>
+        </w:numPr>
+      </w:pPr>
+      <w:r>
+        <w:t xml:space="preserve">Ansible ships the dump, restores it, recreates extensions and the read-only role, runs</w:t>
+      </w:r>
+      <w:r>
+        <w:t xml:space="preserve"> </w:t>
+      </w:r>
+      <w:r>
+        <w:rPr>
+          <w:rStyle w:val="VerbatimChar"/>
+        </w:rPr>
+        <w:t xml:space="preserve">VACUUM (ANALYZE)</w:t>
+      </w:r>
+      <w:r>
+        <w:t xml:space="preserve"> </w:t>
+      </w:r>
+      <w:r>
+        <w:t xml:space="preserve">and a smoke test (</w:t>
+      </w:r>
+      <w:r>
+        <w:rPr>
+          <w:rStyle w:val="VerbatimChar"/>
+        </w:rPr>
+        <w:t xml:space="preserve">infra/ansible/roles/pgeo_runtime</w:t>
+      </w:r>
+      <w:r>
+        <w:t xml:space="preserve">).</w:t>
+      </w:r>
+    </w:p>
+    <w:p>
+      <w:pPr>
+        <w:pStyle w:val="FirstParagraph"/>
+      </w:pPr>
+      <w:r>
+        <w:rPr>
+          <w:b/>
+          <w:bCs/>
+        </w:rPr>
+        <w:t xml:space="preserve">Pros.</w:t>
+      </w:r>
+      <w:r>
+        <w:t xml:space="preserve"> </w:t>
+      </w:r>
+      <w:r>
+        <w:t xml:space="preserve">The production machine needs no build capacity, no source data and no network access to</w:t>
+      </w:r>
+      <w:r>
+        <w:t xml:space="preserve"> </w:t>
+      </w:r>
+      <w:r>
+        <w:t xml:space="preserve">the data providers; a bad build never reaches it; and rollback is restoring the previous dump.</w:t>
+      </w:r>
+      <w:r>
+        <w:t xml:space="preserve"> </w:t>
+      </w:r>
+      <w:r>
+        <w:rPr>
+          <w:b/>
+          <w:bCs/>
+        </w:rPr>
+        <w:t xml:space="preserve">Cons.</w:t>
+      </w:r>
+      <w:r>
+        <w:t xml:space="preserve"> </w:t>
+      </w:r>
+      <w:r>
+        <w:t xml:space="preserve">The restore is not online – the database is unavailable while it runs – and the dump is</w:t>
+      </w:r>
+      <w:r>
+        <w:t xml:space="preserve"> </w:t>
+      </w:r>
+      <w:r>
+        <w:t xml:space="preserve">a full copy each time rather than a delta, so a weekly refresh moves 117 MB whether ten addresses</w:t>
+      </w:r>
+      <w:r>
+        <w:t xml:space="preserve"> </w:t>
+      </w:r>
+      <w:r>
+        <w:t xml:space="preserve">changed or ten thousand.</w:t>
+      </w:r>
+    </w:p>
+    <w:p>
+      <w:pPr>
+        <w:pStyle w:val="BodyText"/>
+      </w:pPr>
+      <w:r>
+        <w:rPr>
+          <w:b/>
+          <w:bCs/>
+        </w:rPr>
+        <w:t xml:space="preserve">Can it be semi-automated?</w:t>
+      </w:r>
+      <w:r>
+        <w:t xml:space="preserve"> </w:t>
+      </w:r>
+      <w:r>
+        <w:t xml:space="preserve">It already is:</w:t>
+      </w:r>
+      <w:r>
+        <w:t xml:space="preserve"> </w:t>
+      </w:r>
+      <w:r>
+        <w:rPr>
+          <w:rStyle w:val="VerbatimChar"/>
+        </w:rPr>
+        <w:t xml:space="preserve">scripts/rebuild_all.sh deploy</w:t>
+      </w:r>
+      <w:r>
+        <w:t xml:space="preserve"> </w:t>
+      </w:r>
+      <w:r>
+        <w:t xml:space="preserve">runs the whole chain.</w:t>
+      </w:r>
+      <w:r>
+        <w:t xml:space="preserve"> </w:t>
+      </w:r>
+      <w:r>
+        <w:t xml:space="preserve">Making it</w:t>
+      </w:r>
+      <w:r>
+        <w:t xml:space="preserve"> </w:t>
+      </w:r>
+      <w:r>
+        <w:rPr>
+          <w:i/>
+          <w:iCs/>
+        </w:rPr>
+        <w:t xml:space="preserve">fully</w:t>
+      </w:r>
+      <w:r>
+        <w:t xml:space="preserve"> </w:t>
+      </w:r>
+      <w:r>
+        <w:t xml:space="preserve">automatic needs two things it does not have: a restore into a second schema</w:t>
+      </w:r>
+      <w:r>
+        <w:t xml:space="preserve"> </w:t>
+      </w:r>
+      <w:r>
+        <w:t xml:space="preserve">followed by an atomic rename, so the service stays up (the build already does exactly this</w:t>
+      </w:r>
+      <w:r>
+        <w:t xml:space="preserve"> </w:t>
+      </w:r>
+      <w:r>
+        <w:t xml:space="preserve">locally, so the pattern is proven), and a scheduled trigger with the accuracy gate as the</w:t>
+      </w:r>
+      <w:r>
+        <w:t xml:space="preserve"> </w:t>
+      </w:r>
+      <w:r>
+        <w:t xml:space="preserve">gatekeeper – no dump ships unless the gate passes. That is perhaps a day’s work and it is the</w:t>
+      </w:r>
+      <w:r>
+        <w:t xml:space="preserve"> </w:t>
+      </w:r>
+      <w:r>
+        <w:t xml:space="preserve">single most useful piece of automation left.</w:t>
+      </w:r>
+    </w:p>
+    <w:bookmarkEnd w:id="153"/>
+    <w:bookmarkStart w:id="154" w:name="Xf693c617f9e5d01e2ab0338954e7797b000dff6"/>
+    <w:p>
+      <w:pPr>
+        <w:pStyle w:val="Heading3"/>
+      </w:pPr>
+      <w:r>
+        <w:t xml:space="preserve">7.4 What happens when load exceeds the VM’s resources?</w:t>
+      </w:r>
+    </w:p>
+    <w:p>
+      <w:pPr>
+        <w:pStyle w:val="FirstParagraph"/>
+      </w:pPr>
+      <w:r>
+        <w:t xml:space="preserve">The two engines fail in different ways, and this was measured rather than reasoned about</w:t>
+      </w:r>
+      <w:r>
+        <w:t xml:space="preserve"> </w:t>
+      </w:r>
+      <w:r>
+        <w:t xml:space="preserve">(Section 3.12).</w:t>
+      </w:r>
+    </w:p>
+    <w:p>
+      <w:pPr>
+        <w:pStyle w:val="BodyText"/>
+      </w:pPr>
+      <w:r>
+        <w:rPr>
+          <w:b/>
+          <w:bCs/>
+        </w:rPr>
+        <w:t xml:space="preserve">pgeo degrades.</w:t>
+      </w:r>
+      <w:r>
+        <w:t xml:space="preserve"> </w:t>
+      </w:r>
+      <w:r>
+        <w:t xml:space="preserve">Every failed trial in the minimum-server search failed on latency, never on</w:t>
+      </w:r>
+      <w:r>
+        <w:t xml:space="preserve"> </w:t>
+      </w:r>
+      <w:r>
+        <w:t xml:space="preserve">memory: the database kept answering, just too slowly. Requests queue at the connection pool, p95</w:t>
+      </w:r>
+      <w:r>
+        <w:t xml:space="preserve"> </w:t>
+      </w:r>
+      <w:r>
+        <w:t xml:space="preserve">rises, and nothing dies. That is the gentler failure and it is a property of the architecture –</w:t>
+      </w:r>
+      <w:r>
+        <w:t xml:space="preserve"> </w:t>
+      </w:r>
+      <w:r>
+        <w:t xml:space="preserve">one process per connection, a small working set, no in-memory model to lose.</w:t>
+      </w:r>
+    </w:p>
+    <w:p>
+      <w:pPr>
+        <w:pStyle w:val="BodyText"/>
+      </w:pPr>
+      <w:r>
+        <w:rPr>
+          <w:b/>
+          <w:bCs/>
+        </w:rPr>
+        <w:t xml:space="preserve">Pelias stops.</w:t>
+      </w:r>
+      <w:r>
+        <w:t xml:space="preserve"> </w:t>
+      </w:r>
+      <w:r>
+        <w:t xml:space="preserve">Below a threshold its services do not degrade, they exit:</w:t>
+      </w:r>
+      <w:r>
+        <w:t xml:space="preserve"> </w:t>
+      </w:r>
+      <w:r>
+        <w:rPr>
+          <w:rStyle w:val="VerbatimChar"/>
+        </w:rPr>
+        <w:t xml:space="preserve">placeholder</w:t>
+      </w:r>
+      <w:r>
+        <w:t xml:space="preserve"> </w:t>
+      </w:r>
+      <w:r>
+        <w:t xml:space="preserve">is</w:t>
+      </w:r>
+      <w:r>
+        <w:t xml:space="preserve"> </w:t>
+      </w:r>
+      <w:r>
+        <w:t xml:space="preserve">OOM-killed at 0.4-0.55 GB,</w:t>
+      </w:r>
+      <w:r>
+        <w:t xml:space="preserve"> </w:t>
+      </w:r>
+      <w:r>
+        <w:rPr>
+          <w:rStyle w:val="VerbatimChar"/>
+        </w:rPr>
+        <w:t xml:space="preserve">pip</w:t>
+      </w:r>
+      <w:r>
+        <w:t xml:space="preserve"> </w:t>
+      </w:r>
+      <w:r>
+        <w:t xml:space="preserve">at 0.55 GB,</w:t>
+      </w:r>
+      <w:r>
+        <w:t xml:space="preserve"> </w:t>
+      </w:r>
+      <w:r>
+        <w:rPr>
+          <w:rStyle w:val="VerbatimChar"/>
+        </w:rPr>
+        <w:t xml:space="preserve">interpolation</w:t>
+      </w:r>
+      <w:r>
+        <w:t xml:space="preserve"> </w:t>
+      </w:r>
+      <w:r>
+        <w:t xml:space="preserve">crash-loops at 1.8 GB, Elasticsearch</w:t>
+      </w:r>
+      <w:r>
+        <w:t xml:space="preserve"> </w:t>
+      </w:r>
+      <w:r>
+        <w:t xml:space="preserve">is killed at 0.8 GB, and libpostal will not start below 2 GB at all.</w:t>
+      </w:r>
+    </w:p>
+    <w:p>
+      <w:pPr>
+        <w:pStyle w:val="BodyText"/>
+      </w:pPr>
+      <w:r>
+        <w:rPr>
+          <w:b/>
+          <w:bCs/>
+        </w:rPr>
+        <w:t xml:space="preserve">Can it be detected and the user warned?</w:t>
+      </w:r>
+      <w:r>
+        <w:t xml:space="preserve"> </w:t>
+      </w:r>
+      <w:r>
+        <w:t xml:space="preserve">Yes, and cheaply, because the two signatures are</w:t>
+      </w:r>
+      <w:r>
+        <w:t xml:space="preserve"> </w:t>
+      </w:r>
+      <w:r>
+        <w:t xml:space="preserve">different. Rising p95 with no errors is pgeo under pressure: alert on the p95 of autocomplete,</w:t>
+      </w:r>
+      <w:r>
+        <w:t xml:space="preserve"> </w:t>
+      </w:r>
+      <w:r>
+        <w:t xml:space="preserve">which is the first endpoint to cross its target every time (Section 3.4). Container restarts or</w:t>
+      </w:r>
+      <w:r>
+        <w:t xml:space="preserve"> </w:t>
+      </w:r>
+      <w:r>
+        <w:t xml:space="preserve">OOM kills are Pelias under pressure: alert on restart counts. The load harness already computes</w:t>
+      </w:r>
+      <w:r>
+        <w:t xml:space="preserve"> </w:t>
+      </w:r>
+      <w:r>
+        <w:t xml:space="preserve">both, so the thresholds are known rather than guessed.</w:t>
+      </w:r>
+    </w:p>
+    <w:p>
+      <w:pPr>
+        <w:pStyle w:val="BodyText"/>
+      </w:pPr>
+      <w:r>
+        <w:rPr>
+          <w:b/>
+          <w:bCs/>
+        </w:rPr>
+        <w:t xml:space="preserve">Do they recover when pressure backs off?</w:t>
+      </w:r>
+      <w:r>
+        <w:t xml:space="preserve"> </w:t>
+      </w:r>
+      <w:r>
+        <w:t xml:space="preserve">For pgeo the mechanism says yes – the queue drains</w:t>
+      </w:r>
+      <w:r>
+        <w:t xml:space="preserve"> </w:t>
+      </w:r>
+      <w:r>
+        <w:t xml:space="preserve">and no state is lost – but</w:t>
+      </w:r>
+      <w:r>
+        <w:t xml:space="preserve"> </w:t>
+      </w:r>
+      <w:r>
+        <w:rPr>
+          <w:b/>
+          <w:bCs/>
+        </w:rPr>
+        <w:t xml:space="preserve">this was not measured</w:t>
+      </w:r>
+      <w:r>
+        <w:t xml:space="preserve">: every ramp in this study increases load and</w:t>
+      </w:r>
+      <w:r>
+        <w:t xml:space="preserve"> </w:t>
+      </w:r>
+      <w:r>
+        <w:t xml:space="preserve">stops at the breaking point, so nothing here tests the way back down. For Pelias, a service that</w:t>
+      </w:r>
+      <w:r>
+        <w:t xml:space="preserve"> </w:t>
+      </w:r>
+      <w:r>
+        <w:t xml:space="preserve">was OOM-killed restarts with cold caches, so recovery is slower than the failure. A hysteresis</w:t>
+      </w:r>
+      <w:r>
+        <w:t xml:space="preserve"> </w:t>
+      </w:r>
+      <w:r>
+        <w:t xml:space="preserve">test (ramp up past the limit, then back down, and measure how long p95 takes to return) is a</w:t>
+      </w:r>
+      <w:r>
+        <w:t xml:space="preserve"> </w:t>
+      </w:r>
+      <w:r>
+        <w:t xml:space="preserve">half-day of work and is listed in Section 6.</w:t>
+      </w:r>
+    </w:p>
+    <w:bookmarkEnd w:id="154"/>
+    <w:bookmarkStart w:id="155" w:name="X558cf9b35e3c74d9435954e68079e6fa9e74b5d"/>
+    <w:p>
+      <w:pPr>
+        <w:pStyle w:val="Heading3"/>
+      </w:pPr>
+      <w:r>
+        <w:t xml:space="preserve">7.5 Can pgeo scale horizontally the way Pelias does?</w:t>
+      </w:r>
+    </w:p>
+    <w:p>
+      <w:pPr>
+        <w:pStyle w:val="FirstParagraph"/>
+      </w:pPr>
+      <w:r>
+        <w:rPr>
+          <w:b/>
+          <w:bCs/>
+        </w:rPr>
+        <w:t xml:space="preserve">Yes in principle, and more cheaply than Pelias, but it has not been tested.</w:t>
+      </w:r>
+    </w:p>
+    <w:p>
+      <w:pPr>
+        <w:pStyle w:val="BodyText"/>
+      </w:pPr>
+      <w:r>
+        <w:t xml:space="preserve">The workload is entirely read-only, which is the case PostgreSQL scales out best. Streaming</w:t>
+      </w:r>
+      <w:r>
+        <w:t xml:space="preserve"> </w:t>
+      </w:r>
+      <w:r>
+        <w:t xml:space="preserve">replication to read replicas with PostgREST in front of each – or one PostgREST per replica</w:t>
+      </w:r>
+      <w:r>
+        <w:t xml:space="preserve"> </w:t>
+      </w:r>
+      <w:r>
+        <w:t xml:space="preserve">behind a load balancer – needs no application changes, because nothing in the query path writes.</w:t>
+      </w:r>
+      <w:r>
+        <w:t xml:space="preserve"> </w:t>
+      </w:r>
+      <w:r>
+        <w:t xml:space="preserve">Each replica is a full copy of a 654 MB database, which is small enough that a replica costs a</w:t>
+      </w:r>
+      <w:r>
+        <w:t xml:space="preserve"> </w:t>
+      </w:r>
+      <w:r>
+        <w:t xml:space="preserve">1 GB machine (Section 3.12): horizontal scaling here is adding $5 VPSs.</w:t>
+      </w:r>
+    </w:p>
+    <w:p>
+      <w:pPr>
+        <w:pStyle w:val="BodyText"/>
+      </w:pPr>
+      <w:r>
+        <w:t xml:space="preserve">Pelias scales the same axis with Elasticsearch replicas and more API instances, which is a</w:t>
+      </w:r>
+      <w:r>
+        <w:t xml:space="preserve"> </w:t>
+      </w:r>
+      <w:r>
+        <w:t xml:space="preserve">well-trodden path with real operational tooling behind it. Two honest differences: Elasticsearch</w:t>
+      </w:r>
+      <w:r>
+        <w:t xml:space="preserve"> </w:t>
+      </w:r>
+      <w:r>
+        <w:t xml:space="preserve">shards a large index across nodes, which pgeo has no equivalent of and does not need at 654 MB;</w:t>
+      </w:r>
+      <w:r>
+        <w:t xml:space="preserve"> </w:t>
+      </w:r>
+      <w:r>
+        <w:t xml:space="preserve">and Pelias’s path is documented and widely run, where pgeo’s is inferred from how PostgreSQL</w:t>
+      </w:r>
+      <w:r>
+        <w:t xml:space="preserve"> </w:t>
+      </w:r>
+      <w:r>
+        <w:t xml:space="preserve">behaves rather than demonstrated.</w:t>
+      </w:r>
+    </w:p>
+    <w:p>
+      <w:pPr>
+        <w:pStyle w:val="BodyText"/>
+      </w:pPr>
+      <w:r>
+        <w:t xml:space="preserve">The limit worth noting is that this buys throughput, not latency. Section 3.4 shows pgeo is</w:t>
+      </w:r>
+      <w:r>
+        <w:t xml:space="preserve"> </w:t>
+      </w:r>
+      <w:r>
+        <w:t xml:space="preserve">CPU-bound per request, so replicas multiply the users served without making any single query</w:t>
+      </w:r>
+      <w:r>
+        <w:t xml:space="preserve"> </w:t>
+      </w:r>
+      <w:r>
+        <w:t xml:space="preserve">faster. The work to prove it – one replica, a load balancer, and the same ramp – is about a day,</w:t>
+      </w:r>
+      <w:r>
+        <w:t xml:space="preserve"> </w:t>
+      </w:r>
+      <w:r>
+        <w:t xml:space="preserve">and it is the natural follow-on to the capacity results.</w:t>
+      </w:r>
+    </w:p>
+    <w:bookmarkEnd w:id="155"/>
+    <w:bookmarkEnd w:id="156"/>
+    <w:bookmarkStart w:id="157" w:name="acknowledgements"/>
+    <w:p>
+      <w:pPr>
+        <w:pStyle w:val="Heading2"/>
+      </w:pPr>
+      <w:r>
+        <w:t xml:space="preserve">Acknowledgements</w:t>
+      </w:r>
+    </w:p>
+    <w:p>
+      <w:pPr>
+        <w:pStyle w:val="FirstParagraph"/>
+      </w:pPr>
+      <w:r>
+        <w:t xml:space="preserve">This study measures pgeo against</w:t>
+      </w:r>
+      <w:r>
+        <w:t xml:space="preserve"> </w:t>
+      </w:r>
+      <w:r>
+        <w:rPr>
+          <w:b/>
+          <w:bCs/>
+        </w:rPr>
+        <w:t xml:space="preserve">Pelias</w:t>
+      </w:r>
+      <w:r>
+        <w:t xml:space="preserve">, and would not exist without it. Pelias was built at</w:t>
+      </w:r>
+      <w:r>
+        <w:t xml:space="preserve"> </w:t>
+      </w:r>
+      <w:r>
+        <w:t xml:space="preserve">Mapzen from 2013 and has been maintained since January 2018 by Geocode Earth, under the MIT</w:t>
+      </w:r>
+      <w:r>
+        <w:t xml:space="preserve"> </w:t>
+      </w:r>
+      <w:r>
+        <w:t xml:space="preserve">licence, with a community of contributors. It supplied the API pgeo implements, the tooling that</w:t>
+      </w:r>
+      <w:r>
+        <w:t xml:space="preserve"> </w:t>
+      </w:r>
+      <w:r>
+        <w:t xml:space="preserve">prepares two of the data sources, and the reference answers that decided what</w:t>
+      </w:r>
+      <w:r>
+        <w:t xml:space="preserve"> </w:t>
+      </w:r>
+      <w:r>
+        <w:t xml:space="preserve">“correct”</w:t>
+      </w:r>
+      <w:r>
+        <w:t xml:space="preserve"> </w:t>
+      </w:r>
+      <w:r>
+        <w:t xml:space="preserve">means in</w:t>
+      </w:r>
+      <w:r>
+        <w:t xml:space="preserve"> </w:t>
+      </w:r>
+      <w:r>
+        <w:t xml:space="preserve">Section 3.1. Where this report shows pgeo ahead, it is ahead on a problem Pelias defined</w:t>
+      </w:r>
+      <w:r>
+        <w:t xml:space="preserve"> </w:t>
+      </w:r>
+      <w:r>
+        <w:t xml:space="preserve">(Section 1.5).</w:t>
+      </w:r>
+    </w:p>
+    <w:p>
+      <w:pPr>
+        <w:pStyle w:val="BodyText"/>
+      </w:pPr>
+      <w:r>
+        <w:t xml:space="preserve">The open data this work depends on is maintained by the OpenStreetMap contributors, the</w:t>
+      </w:r>
+      <w:r>
+        <w:t xml:space="preserve"> </w:t>
+      </w:r>
+      <w:r>
+        <w:t xml:space="preserve">OpenAddresses project, Who’s On First, the USGS, the US Census Bureau and the Overture Maps</w:t>
+      </w:r>
+      <w:r>
+        <w:t xml:space="preserve"> </w:t>
+      </w:r>
+      <w:r>
+        <w:t xml:space="preserve">Foundation. Each carries its own licence; see NOTICE in the repository.</w:t>
+      </w:r>
+    </w:p>
+    <w:bookmarkEnd w:id="157"/>
+    <w:bookmarkStart w:id="188" w:name="references"/>
+    <w:p>
+      <w:pPr>
+        <w:pStyle w:val="Heading2"/>
+      </w:pPr>
+      <w:r>
+        <w:t xml:space="preserve">References</w:t>
+      </w:r>
+    </w:p>
+    <w:p>
+      <w:pPr>
+        <w:pStyle w:val="FirstParagraph"/>
+      </w:pPr>
+      <w:r>
+        <w:t xml:space="preserve">Numbered in order of first citation. Everything external to this project that the report asserts</w:t>
+      </w:r>
+      <w:r>
+        <w:t xml:space="preserve"> </w:t>
+      </w:r>
+      <w:r>
+        <w:t xml:space="preserve">is listed here; measurements are the project’s own and are reproducible from the repository</w:t>
+      </w:r>
+      <w:r>
+        <w:t xml:space="preserve"> </w:t>
+      </w:r>
+      <w:r>
+        <w:t xml:space="preserve">(Appendix A).</w:t>
+      </w:r>
+    </w:p>
+    <w:p>
+      <w:pPr>
+        <w:pStyle w:val="Compact"/>
+        <w:numPr>
+          <w:ilvl w:val="0"/>
+          <w:numId w:val="1009"/>
+        </w:numPr>
+      </w:pPr>
+      <w:r>
         <w:t xml:space="preserve">Pelias: an open-source geocoder.</w:t>
       </w:r>
       <w:r>
         <w:t xml:space="preserve"> </w:t>
       </w:r>
-      <w:hyperlink r:id="rId157">
+      <w:hyperlink r:id="rId158">
         <w:r>
           <w:rPr>
             <w:rStyle w:val="Hyperlink"/>
@@ -45954,7 +46448,7 @@
       <w:r>
         <w:t xml:space="preserve"> </w:t>
       </w:r>
-      <w:hyperlink r:id="rId158">
+      <w:hyperlink r:id="rId159">
         <w:r>
           <w:rPr>
             <w:rStyle w:val="Hyperlink"/>
@@ -45968,7 +46462,7 @@
         <w:pStyle w:val="Compact"/>
         <w:numPr>
           <w:ilvl w:val="0"/>
-          <w:numId w:val="1008"/>
+          <w:numId w:val="1009"/>
         </w:numPr>
       </w:pPr>
       <w:r>
@@ -45977,7 +46471,7 @@
       <w:r>
         <w:t xml:space="preserve"> </w:t>
       </w:r>
-      <w:hyperlink r:id="rId159">
+      <w:hyperlink r:id="rId160">
         <w:r>
           <w:rPr>
             <w:rStyle w:val="Hyperlink"/>
@@ -45991,7 +46485,7 @@
         <w:pStyle w:val="Compact"/>
         <w:numPr>
           <w:ilvl w:val="0"/>
-          <w:numId w:val="1008"/>
+          <w:numId w:val="1009"/>
         </w:numPr>
       </w:pPr>
       <w:r>
@@ -46000,7 +46494,7 @@
       <w:r>
         <w:t xml:space="preserve"> </w:t>
       </w:r>
-      <w:hyperlink r:id="rId160">
+      <w:hyperlink r:id="rId161">
         <w:r>
           <w:rPr>
             <w:rStyle w:val="Hyperlink"/>
@@ -46014,7 +46508,7 @@
         <w:pStyle w:val="Compact"/>
         <w:numPr>
           <w:ilvl w:val="0"/>
-          <w:numId w:val="1008"/>
+          <w:numId w:val="1009"/>
         </w:numPr>
       </w:pPr>
       <w:r>
@@ -46023,7 +46517,7 @@
       <w:r>
         <w:t xml:space="preserve"> </w:t>
       </w:r>
-      <w:hyperlink r:id="rId161">
+      <w:hyperlink r:id="rId162">
         <w:r>
           <w:rPr>
             <w:rStyle w:val="Hyperlink"/>
@@ -46037,7 +46531,7 @@
         <w:pStyle w:val="Compact"/>
         <w:numPr>
           <w:ilvl w:val="0"/>
-          <w:numId w:val="1008"/>
+          <w:numId w:val="1009"/>
         </w:numPr>
       </w:pPr>
       <w:r>
@@ -46046,7 +46540,7 @@
       <w:r>
         <w:t xml:space="preserve"> </w:t>
       </w:r>
-      <w:hyperlink r:id="rId162">
+      <w:hyperlink r:id="rId163">
         <w:r>
           <w:rPr>
             <w:rStyle w:val="Hyperlink"/>
@@ -46060,7 +46554,7 @@
         <w:pStyle w:val="Compact"/>
         <w:numPr>
           <w:ilvl w:val="0"/>
-          <w:numId w:val="1008"/>
+          <w:numId w:val="1009"/>
         </w:numPr>
       </w:pPr>
       <w:r>
@@ -46069,7 +46563,7 @@
       <w:r>
         <w:t xml:space="preserve"> </w:t>
       </w:r>
-      <w:hyperlink r:id="rId163">
+      <w:hyperlink r:id="rId164">
         <w:r>
           <w:rPr>
             <w:rStyle w:val="Hyperlink"/>
@@ -46083,7 +46577,7 @@
         <w:pStyle w:val="Compact"/>
         <w:numPr>
           <w:ilvl w:val="0"/>
-          <w:numId w:val="1008"/>
+          <w:numId w:val="1009"/>
         </w:numPr>
       </w:pPr>
       <w:r>
@@ -46092,7 +46586,7 @@
       <w:r>
         <w:t xml:space="preserve"> </w:t>
       </w:r>
-      <w:hyperlink r:id="rId164">
+      <w:hyperlink r:id="rId165">
         <w:r>
           <w:rPr>
             <w:rStyle w:val="Hyperlink"/>
@@ -46106,7 +46600,7 @@
         <w:pStyle w:val="Compact"/>
         <w:numPr>
           <w:ilvl w:val="0"/>
-          <w:numId w:val="1008"/>
+          <w:numId w:val="1009"/>
         </w:numPr>
       </w:pPr>
       <w:r>
@@ -46115,7 +46609,7 @@
       <w:r>
         <w:t xml:space="preserve"> </w:t>
       </w:r>
-      <w:hyperlink r:id="rId165">
+      <w:hyperlink r:id="rId166">
         <w:r>
           <w:rPr>
             <w:rStyle w:val="Hyperlink"/>
@@ -46129,7 +46623,7 @@
         <w:pStyle w:val="Compact"/>
         <w:numPr>
           <w:ilvl w:val="0"/>
-          <w:numId w:val="1008"/>
+          <w:numId w:val="1009"/>
         </w:numPr>
       </w:pPr>
       <w:r>
@@ -46138,7 +46632,7 @@
       <w:r>
         <w:t xml:space="preserve"> </w:t>
       </w:r>
-      <w:hyperlink r:id="rId166">
+      <w:hyperlink r:id="rId167">
         <w:r>
           <w:rPr>
             <w:rStyle w:val="Hyperlink"/>
@@ -46152,7 +46646,7 @@
         <w:pStyle w:val="Compact"/>
         <w:numPr>
           <w:ilvl w:val="0"/>
-          <w:numId w:val="1008"/>
+          <w:numId w:val="1009"/>
         </w:numPr>
       </w:pPr>
       <w:r>
@@ -46161,7 +46655,7 @@
       <w:r>
         <w:t xml:space="preserve"> </w:t>
       </w:r>
-      <w:hyperlink r:id="rId167">
+      <w:hyperlink r:id="rId168">
         <w:r>
           <w:rPr>
             <w:rStyle w:val="Hyperlink"/>
@@ -46175,7 +46669,7 @@
         <w:pStyle w:val="Compact"/>
         <w:numPr>
           <w:ilvl w:val="0"/>
-          <w:numId w:val="1008"/>
+          <w:numId w:val="1009"/>
         </w:numPr>
       </w:pPr>
       <w:r>
@@ -46184,7 +46678,7 @@
       <w:r>
         <w:t xml:space="preserve"> </w:t>
       </w:r>
-      <w:hyperlink r:id="rId168">
+      <w:hyperlink r:id="rId169">
         <w:r>
           <w:rPr>
             <w:rStyle w:val="Hyperlink"/>
@@ -46198,7 +46692,7 @@
         <w:pStyle w:val="Compact"/>
         <w:numPr>
           <w:ilvl w:val="0"/>
-          <w:numId w:val="1008"/>
+          <w:numId w:val="1009"/>
         </w:numPr>
       </w:pPr>
       <w:r>
@@ -46207,7 +46701,7 @@
       <w:r>
         <w:t xml:space="preserve"> </w:t>
       </w:r>
-      <w:hyperlink r:id="rId169">
+      <w:hyperlink r:id="rId170">
         <w:r>
           <w:rPr>
             <w:rStyle w:val="Hyperlink"/>
@@ -46221,7 +46715,7 @@
         <w:pStyle w:val="Compact"/>
         <w:numPr>
           <w:ilvl w:val="0"/>
-          <w:numId w:val="1008"/>
+          <w:numId w:val="1009"/>
         </w:numPr>
       </w:pPr>
       <w:r>
@@ -46230,7 +46724,7 @@
       <w:r>
         <w:t xml:space="preserve"> </w:t>
       </w:r>
-      <w:hyperlink r:id="rId170">
+      <w:hyperlink r:id="rId171">
         <w:r>
           <w:rPr>
             <w:rStyle w:val="Hyperlink"/>
@@ -46244,7 +46738,7 @@
         <w:pStyle w:val="Compact"/>
         <w:numPr>
           <w:ilvl w:val="0"/>
-          <w:numId w:val="1008"/>
+          <w:numId w:val="1009"/>
         </w:numPr>
       </w:pPr>
       <w:r>
@@ -46253,7 +46747,7 @@
       <w:r>
         <w:t xml:space="preserve"> </w:t>
       </w:r>
-      <w:hyperlink r:id="rId171">
+      <w:hyperlink r:id="rId172">
         <w:r>
           <w:rPr>
             <w:rStyle w:val="Hyperlink"/>
@@ -46267,7 +46761,7 @@
         <w:pStyle w:val="Compact"/>
         <w:numPr>
           <w:ilvl w:val="0"/>
-          <w:numId w:val="1008"/>
+          <w:numId w:val="1009"/>
         </w:numPr>
       </w:pPr>
       <w:r>
@@ -46276,7 +46770,7 @@
       <w:r>
         <w:t xml:space="preserve"> </w:t>
       </w:r>
-      <w:hyperlink r:id="rId172">
+      <w:hyperlink r:id="rId173">
         <w:r>
           <w:rPr>
             <w:rStyle w:val="Hyperlink"/>
@@ -46290,7 +46784,7 @@
         <w:pStyle w:val="Compact"/>
         <w:numPr>
           <w:ilvl w:val="0"/>
-          <w:numId w:val="1008"/>
+          <w:numId w:val="1009"/>
         </w:numPr>
       </w:pPr>
       <w:r>
@@ -46299,7 +46793,7 @@
       <w:r>
         <w:t xml:space="preserve"> </w:t>
       </w:r>
-      <w:hyperlink r:id="rId173">
+      <w:hyperlink r:id="rId174">
         <w:r>
           <w:rPr>
             <w:rStyle w:val="Hyperlink"/>
@@ -46313,7 +46807,7 @@
         <w:pStyle w:val="Compact"/>
         <w:numPr>
           <w:ilvl w:val="0"/>
-          <w:numId w:val="1008"/>
+          <w:numId w:val="1009"/>
         </w:numPr>
       </w:pPr>
       <w:r>
@@ -46322,7 +46816,7 @@
       <w:r>
         <w:t xml:space="preserve"> </w:t>
       </w:r>
-      <w:hyperlink r:id="rId174">
+      <w:hyperlink r:id="rId175">
         <w:r>
           <w:rPr>
             <w:rStyle w:val="Hyperlink"/>
@@ -46336,7 +46830,7 @@
         <w:pStyle w:val="Compact"/>
         <w:numPr>
           <w:ilvl w:val="0"/>
-          <w:numId w:val="1008"/>
+          <w:numId w:val="1009"/>
         </w:numPr>
       </w:pPr>
       <w:r>
@@ -46345,7 +46839,7 @@
       <w:r>
         <w:t xml:space="preserve"> </w:t>
       </w:r>
-      <w:hyperlink r:id="rId175">
+      <w:hyperlink r:id="rId176">
         <w:r>
           <w:rPr>
             <w:rStyle w:val="Hyperlink"/>
@@ -46359,7 +46853,7 @@
         <w:pStyle w:val="Compact"/>
         <w:numPr>
           <w:ilvl w:val="0"/>
-          <w:numId w:val="1008"/>
+          <w:numId w:val="1009"/>
         </w:numPr>
       </w:pPr>
       <w:r>
@@ -46368,7 +46862,7 @@
       <w:r>
         <w:t xml:space="preserve"> </w:t>
       </w:r>
-      <w:hyperlink r:id="rId176">
+      <w:hyperlink r:id="rId177">
         <w:r>
           <w:rPr>
             <w:rStyle w:val="Hyperlink"/>
@@ -46382,7 +46876,7 @@
         <w:pStyle w:val="Compact"/>
         <w:numPr>
           <w:ilvl w:val="0"/>
-          <w:numId w:val="1008"/>
+          <w:numId w:val="1009"/>
         </w:numPr>
       </w:pPr>
       <w:r>
@@ -46391,7 +46885,7 @@
       <w:r>
         <w:t xml:space="preserve"> </w:t>
       </w:r>
-      <w:hyperlink r:id="rId177">
+      <w:hyperlink r:id="rId178">
         <w:r>
           <w:rPr>
             <w:rStyle w:val="Hyperlink"/>
@@ -46405,7 +46899,7 @@
         <w:pStyle w:val="Compact"/>
         <w:numPr>
           <w:ilvl w:val="0"/>
-          <w:numId w:val="1008"/>
+          <w:numId w:val="1009"/>
         </w:numPr>
       </w:pPr>
       <w:r>
@@ -46414,7 +46908,7 @@
       <w:r>
         <w:t xml:space="preserve"> </w:t>
       </w:r>
-      <w:hyperlink r:id="rId178">
+      <w:hyperlink r:id="rId179">
         <w:r>
           <w:rPr>
             <w:rStyle w:val="Hyperlink"/>
@@ -46428,7 +46922,7 @@
         <w:pStyle w:val="Compact"/>
         <w:numPr>
           <w:ilvl w:val="0"/>
-          <w:numId w:val="1008"/>
+          <w:numId w:val="1009"/>
         </w:numPr>
       </w:pPr>
       <w:r>
@@ -46437,7 +46931,7 @@
       <w:r>
         <w:t xml:space="preserve"> </w:t>
       </w:r>
-      <w:hyperlink r:id="rId179">
+      <w:hyperlink r:id="rId180">
         <w:r>
           <w:rPr>
             <w:rStyle w:val="Hyperlink"/>
@@ -46451,7 +46945,7 @@
         <w:pStyle w:val="Compact"/>
         <w:numPr>
           <w:ilvl w:val="0"/>
-          <w:numId w:val="1008"/>
+          <w:numId w:val="1009"/>
         </w:numPr>
       </w:pPr>
       <w:r>
@@ -46460,7 +46954,7 @@
       <w:r>
         <w:t xml:space="preserve"> </w:t>
       </w:r>
-      <w:hyperlink r:id="rId180">
+      <w:hyperlink r:id="rId181">
         <w:r>
           <w:rPr>
             <w:rStyle w:val="Hyperlink"/>
@@ -46474,7 +46968,7 @@
         <w:pStyle w:val="Compact"/>
         <w:numPr>
           <w:ilvl w:val="0"/>
-          <w:numId w:val="1008"/>
+          <w:numId w:val="1009"/>
         </w:numPr>
       </w:pPr>
       <w:r>
@@ -46483,7 +46977,7 @@
       <w:r>
         <w:t xml:space="preserve"> </w:t>
       </w:r>
-      <w:hyperlink r:id="rId181">
+      <w:hyperlink r:id="rId182">
         <w:r>
           <w:rPr>
             <w:rStyle w:val="Hyperlink"/>
@@ -46497,7 +46991,7 @@
         <w:pStyle w:val="Compact"/>
         <w:numPr>
           <w:ilvl w:val="0"/>
-          <w:numId w:val="1008"/>
+          <w:numId w:val="1009"/>
         </w:numPr>
       </w:pPr>
       <w:r>
@@ -46506,7 +47000,7 @@
       <w:r>
         <w:t xml:space="preserve"> </w:t>
       </w:r>
-      <w:hyperlink r:id="rId182">
+      <w:hyperlink r:id="rId183">
         <w:r>
           <w:rPr>
             <w:rStyle w:val="Hyperlink"/>
@@ -46520,7 +47014,7 @@
         <w:pStyle w:val="Compact"/>
         <w:numPr>
           <w:ilvl w:val="0"/>
-          <w:numId w:val="1008"/>
+          <w:numId w:val="1009"/>
         </w:numPr>
       </w:pPr>
       <w:r>
@@ -46529,7 +47023,7 @@
       <w:r>
         <w:t xml:space="preserve"> </w:t>
       </w:r>
-      <w:hyperlink r:id="rId183">
+      <w:hyperlink r:id="rId184">
         <w:r>
           <w:rPr>
             <w:rStyle w:val="Hyperlink"/>
@@ -46543,7 +47037,7 @@
         <w:pStyle w:val="Compact"/>
         <w:numPr>
           <w:ilvl w:val="0"/>
-          <w:numId w:val="1008"/>
+          <w:numId w:val="1009"/>
         </w:numPr>
       </w:pPr>
       <w:r>
@@ -46552,7 +47046,7 @@
       <w:r>
         <w:t xml:space="preserve"> </w:t>
       </w:r>
-      <w:hyperlink r:id="rId184">
+      <w:hyperlink r:id="rId185">
         <w:r>
           <w:rPr>
             <w:rStyle w:val="Hyperlink"/>
@@ -46566,7 +47060,7 @@
         <w:pStyle w:val="Compact"/>
         <w:numPr>
           <w:ilvl w:val="0"/>
-          <w:numId w:val="1008"/>
+          <w:numId w:val="1009"/>
         </w:numPr>
       </w:pPr>
       <w:r>
@@ -46575,7 +47069,7 @@
       <w:r>
         <w:t xml:space="preserve"> </w:t>
       </w:r>
-      <w:hyperlink r:id="rId185">
+      <w:hyperlink r:id="rId186">
         <w:r>
           <w:rPr>
             <w:rStyle w:val="Hyperlink"/>
@@ -46589,7 +47083,7 @@
         <w:pStyle w:val="Compact"/>
         <w:numPr>
           <w:ilvl w:val="0"/>
-          <w:numId w:val="1008"/>
+          <w:numId w:val="1009"/>
         </w:numPr>
       </w:pPr>
       <w:r>
@@ -46598,7 +47092,7 @@
       <w:r>
         <w:t xml:space="preserve"> </w:t>
       </w:r>
-      <w:hyperlink r:id="rId186">
+      <w:hyperlink r:id="rId187">
         <w:r>
           <w:rPr>
             <w:rStyle w:val="Hyperlink"/>
@@ -46607,8 +47101,8 @@
         </w:r>
       </w:hyperlink>
     </w:p>
-    <w:bookmarkEnd w:id="187"/>
-    <w:bookmarkStart w:id="188" w:name="appendix-a.-reproducing-this-study"/>
+    <w:bookmarkEnd w:id="188"/>
+    <w:bookmarkStart w:id="189" w:name="appendix-a.-reproducing-this-study"/>
     <w:p>
       <w:pPr>
         <w:pStyle w:val="Heading2"/>
@@ -47045,8 +47539,8 @@
         <w:t xml:space="preserve">system reproduces the results in this report.</w:t>
       </w:r>
     </w:p>
-    <w:bookmarkEnd w:id="188"/>
-    <w:bookmarkStart w:id="189" w:name="Xec1f0b5e3ec847d05266a8fcbbb09145d5aebe4"/>
+    <w:bookmarkEnd w:id="189"/>
+    <w:bookmarkStart w:id="190" w:name="Xec1f0b5e3ec847d05266a8fcbbb09145d5aebe4"/>
     <w:p>
       <w:pPr>
         <w:pStyle w:val="Heading2"/>
@@ -48029,7 +48523,7 @@
               <w:pStyle w:val="Compact"/>
             </w:pPr>
             <w:r>
-              <w:t xml:space="preserve">pgeo authenticates its data store and its API role cannot write; Pelias’s Elasticsearch has no credentials, so its loopback binding is the whole control. Neither authorizes callers yet</w:t>
+              <w:t xml:space="preserve">pgeo authenticates its data store and its API role cannot write; Pelias’s Elasticsearch has no credentials, so its loopback binding is the whole control. Both sit behind the same edge, which now authorizes callers by hashed API key</w:t>
             </w:r>
           </w:p>
         </w:tc>
@@ -48090,8 +48584,8 @@
         </w:tc>
       </w:tr>
     </w:tbl>
-    <w:bookmarkEnd w:id="189"/>
-    <w:bookmarkStart w:id="190" w:name="appendix-c.-pgeo-storage"/>
+    <w:bookmarkEnd w:id="190"/>
+    <w:bookmarkStart w:id="191" w:name="appendix-c.-pgeo-storage"/>
     <w:p>
       <w:pPr>
         <w:pStyle w:val="Heading2"/>
@@ -48716,7 +49210,7 @@
         </w:tc>
       </w:tr>
     </w:tbl>
-    <w:bookmarkEnd w:id="190"/>
+    <w:bookmarkEnd w:id="191"/>
     <w:sectPr>
       <w:footnotePr>
         <w:numRestart w:val="eachSect"/>
@@ -49064,6 +49558,9 @@
     <w:abstractNumId w:val="991"/>
   </w:num>
   <w:num w:numId="1007">
+    <w:abstractNumId w:val="991"/>
+  </w:num>
+  <w:num w:numId="1008">
     <w:abstractNumId w:val="99411"/>
     <w:lvlOverride w:ilvl="0">
       <w:startOverride w:val="1"/>
@@ -49093,7 +49590,7 @@
       <w:startOverride w:val="1"/>
     </w:lvlOverride>
   </w:num>
-  <w:num w:numId="1008">
+  <w:num w:numId="1009">
     <w:abstractNumId w:val="99411"/>
     <w:lvlOverride w:ilvl="0">
       <w:startOverride w:val="1"/>
